--- a/Koncept Dizertačnej Práce.docx
+++ b/Koncept Dizertačnej Práce.docx
@@ -26,245 +26,3162 @@
       <w:pPr>
         <w:jc w:val="both"/>
         <w:rPr>
-          <w:sz w:val="24"/>
-          <w:szCs w:val="24"/>
-        </w:rPr>
-      </w:pPr>
-    </w:p>
-    <w:p>
-      <w:pPr>
-        <w:jc w:val="both"/>
-        <w:rPr>
-          <w:sz w:val="24"/>
-          <w:szCs w:val="24"/>
-        </w:rPr>
-      </w:pPr>
-    </w:p>
-    <w:p>
-      <w:pPr>
-        <w:jc w:val="both"/>
-        <w:rPr>
-          <w:sz w:val="24"/>
-          <w:szCs w:val="24"/>
-        </w:rPr>
-      </w:pPr>
-    </w:p>
-    <w:p>
-      <w:pPr>
-        <w:jc w:val="both"/>
-        <w:rPr>
-          <w:sz w:val="24"/>
-          <w:szCs w:val="24"/>
-        </w:rPr>
-      </w:pPr>
-    </w:p>
-    <w:p>
-      <w:pPr>
-        <w:jc w:val="both"/>
-        <w:rPr>
-          <w:sz w:val="24"/>
-          <w:szCs w:val="24"/>
-        </w:rPr>
-      </w:pPr>
-    </w:p>
-    <w:p>
-      <w:pPr>
-        <w:jc w:val="both"/>
-        <w:rPr>
-          <w:sz w:val="24"/>
-          <w:szCs w:val="24"/>
-        </w:rPr>
-      </w:pPr>
-    </w:p>
-    <w:p>
-      <w:pPr>
-        <w:jc w:val="both"/>
-        <w:rPr>
-          <w:sz w:val="24"/>
-          <w:szCs w:val="24"/>
-        </w:rPr>
-      </w:pPr>
-    </w:p>
-    <w:p>
-      <w:pPr>
-        <w:jc w:val="both"/>
-        <w:rPr>
-          <w:sz w:val="24"/>
-          <w:szCs w:val="24"/>
-        </w:rPr>
-      </w:pPr>
-    </w:p>
-    <w:p>
-      <w:pPr>
-        <w:jc w:val="both"/>
-        <w:rPr>
-          <w:sz w:val="24"/>
-          <w:szCs w:val="24"/>
-        </w:rPr>
-      </w:pPr>
-    </w:p>
-    <w:p>
-      <w:pPr>
-        <w:jc w:val="both"/>
-        <w:rPr>
-          <w:sz w:val="24"/>
-          <w:szCs w:val="24"/>
-        </w:rPr>
-      </w:pPr>
-    </w:p>
-    <w:p>
-      <w:pPr>
-        <w:jc w:val="both"/>
-        <w:rPr>
-          <w:sz w:val="24"/>
-          <w:szCs w:val="24"/>
-        </w:rPr>
-      </w:pPr>
-    </w:p>
-    <w:p>
-      <w:pPr>
-        <w:jc w:val="both"/>
-        <w:rPr>
-          <w:sz w:val="24"/>
-          <w:szCs w:val="24"/>
-        </w:rPr>
-      </w:pPr>
-    </w:p>
-    <w:p>
-      <w:pPr>
-        <w:jc w:val="both"/>
-        <w:rPr>
-          <w:sz w:val="24"/>
-          <w:szCs w:val="24"/>
-        </w:rPr>
-      </w:pPr>
-    </w:p>
-    <w:p>
-      <w:pPr>
-        <w:jc w:val="both"/>
-        <w:rPr>
-          <w:sz w:val="24"/>
-          <w:szCs w:val="24"/>
-        </w:rPr>
-      </w:pPr>
-    </w:p>
-    <w:p>
-      <w:pPr>
-        <w:jc w:val="both"/>
-        <w:rPr>
-          <w:sz w:val="24"/>
-          <w:szCs w:val="24"/>
-        </w:rPr>
-      </w:pPr>
-    </w:p>
-    <w:p>
-      <w:pPr>
-        <w:jc w:val="both"/>
-        <w:rPr>
-          <w:sz w:val="24"/>
-          <w:szCs w:val="24"/>
-        </w:rPr>
-      </w:pPr>
-    </w:p>
-    <w:p>
-      <w:pPr>
-        <w:jc w:val="both"/>
-        <w:rPr>
-          <w:sz w:val="24"/>
-          <w:szCs w:val="24"/>
-        </w:rPr>
-      </w:pPr>
-    </w:p>
-    <w:p>
-      <w:pPr>
-        <w:jc w:val="both"/>
-        <w:rPr>
-          <w:sz w:val="24"/>
-          <w:szCs w:val="24"/>
-        </w:rPr>
-      </w:pPr>
-    </w:p>
-    <w:p>
-      <w:pPr>
-        <w:jc w:val="both"/>
-        <w:rPr>
-          <w:sz w:val="24"/>
-          <w:szCs w:val="24"/>
-        </w:rPr>
-      </w:pPr>
-    </w:p>
-    <w:p>
-      <w:pPr>
-        <w:jc w:val="both"/>
-        <w:rPr>
-          <w:sz w:val="24"/>
-          <w:szCs w:val="24"/>
-        </w:rPr>
-      </w:pPr>
-    </w:p>
-    <w:p>
-      <w:pPr>
-        <w:jc w:val="both"/>
-        <w:rPr>
-          <w:sz w:val="24"/>
-          <w:szCs w:val="24"/>
-        </w:rPr>
-      </w:pPr>
-    </w:p>
-    <w:p>
-      <w:pPr>
-        <w:jc w:val="both"/>
-        <w:rPr>
-          <w:sz w:val="24"/>
-          <w:szCs w:val="24"/>
-        </w:rPr>
-      </w:pPr>
-    </w:p>
-    <w:p>
-      <w:pPr>
-        <w:jc w:val="both"/>
-        <w:rPr>
-          <w:sz w:val="24"/>
-          <w:szCs w:val="24"/>
-        </w:rPr>
-      </w:pPr>
-    </w:p>
-    <w:p>
-      <w:pPr>
-        <w:jc w:val="both"/>
-        <w:rPr>
-          <w:sz w:val="24"/>
-          <w:szCs w:val="24"/>
-        </w:rPr>
-      </w:pPr>
-    </w:p>
-    <w:p>
-      <w:pPr>
-        <w:jc w:val="both"/>
-        <w:rPr>
-          <w:sz w:val="24"/>
-          <w:szCs w:val="24"/>
-        </w:rPr>
-      </w:pPr>
-    </w:p>
-    <w:p>
-      <w:pPr>
-        <w:jc w:val="both"/>
-        <w:rPr>
-          <w:sz w:val="24"/>
-          <w:szCs w:val="24"/>
-        </w:rPr>
-      </w:pPr>
-    </w:p>
-    <w:p>
-      <w:pPr>
-        <w:jc w:val="both"/>
-        <w:rPr>
-          <w:sz w:val="24"/>
-          <w:szCs w:val="24"/>
-        </w:rPr>
-      </w:pPr>
-    </w:p>
+          <w:b/>
+          <w:bCs/>
+          <w:sz w:val="28"/>
+          <w:szCs w:val="28"/>
+        </w:rPr>
+      </w:pPr>
+      <w:r>
+        <w:rPr>
+          <w:b/>
+          <w:bCs/>
+          <w:sz w:val="28"/>
+          <w:szCs w:val="28"/>
+        </w:rPr>
+        <w:t>Analýza súčasného stavu</w:t>
+      </w:r>
+    </w:p>
+    <w:p>
+      <w:pPr>
+        <w:ind w:firstLine="708"/>
+        <w:jc w:val="both"/>
+        <w:rPr>
+          <w:sz w:val="24"/>
+          <w:szCs w:val="24"/>
+        </w:rPr>
+      </w:pPr>
+      <w:r>
+        <w:rPr>
+          <w:sz w:val="24"/>
+          <w:szCs w:val="24"/>
+        </w:rPr>
+        <w:t>Príprava konceptu dizertačnej práce zahŕňala analýzu aktuálnej odbornej literatúry zameranej na volatilitu akciových trhov, aplikovanie modelov strojového učenia pre finančnú volatilitu a</w:t>
+      </w:r>
+      <w:r>
+        <w:rPr>
+          <w:sz w:val="24"/>
+          <w:szCs w:val="24"/>
+        </w:rPr>
+        <w:t> analýzu časových radov</w:t>
+      </w:r>
+      <w:r>
+        <w:rPr>
+          <w:sz w:val="24"/>
+          <w:szCs w:val="24"/>
+        </w:rPr>
+        <w:t xml:space="preserve">. </w:t>
+      </w:r>
+      <w:r>
+        <w:rPr>
+          <w:sz w:val="24"/>
+          <w:szCs w:val="24"/>
+        </w:rPr>
+        <w:t xml:space="preserve">Rovnako boli analyzované štúdie týkajúce sa volatility trhov pred, po a počas </w:t>
+      </w:r>
+      <w:r>
+        <w:rPr>
+          <w:i/>
+          <w:iCs/>
+          <w:sz w:val="24"/>
+          <w:szCs w:val="24"/>
+        </w:rPr>
+        <w:t>COVID-19</w:t>
+      </w:r>
+      <w:r>
+        <w:rPr>
+          <w:sz w:val="24"/>
+          <w:szCs w:val="24"/>
+        </w:rPr>
+        <w:t xml:space="preserve"> obdobia.</w:t>
+      </w:r>
+      <w:r>
+        <w:rPr>
+          <w:sz w:val="24"/>
+          <w:szCs w:val="24"/>
+        </w:rPr>
+        <w:t xml:space="preserve"> Aktuálny výskum značí, že použitie metód umelej inteligencie na komparáciu a predikciu volatility predstavuje modernú a efektívnu metódu pre príslušnú oblasť výskumu. </w:t>
+      </w:r>
+    </w:p>
+    <w:p>
+      <w:pPr>
+        <w:jc w:val="both"/>
+        <w:rPr>
+          <w:sz w:val="24"/>
+          <w:szCs w:val="24"/>
+        </w:rPr>
+      </w:pPr>
+      <w:r>
+        <w:rPr>
+          <w:sz w:val="24"/>
+          <w:szCs w:val="24"/>
+        </w:rPr>
+        <w:tab/>
+        <w:t xml:space="preserve"> </w:t>
+      </w:r>
+      <w:r>
+        <w:rPr>
+          <w:sz w:val="24"/>
+          <w:szCs w:val="24"/>
+        </w:rPr>
+        <w:t>Analyzované štúdie sa zväčša zameriavajú na kombináciu finančnej volatility s modelmi strojového učenia od lineárnych</w:t>
+      </w:r>
+      <w:r>
+        <w:rPr>
+          <w:sz w:val="24"/>
+          <w:szCs w:val="24"/>
+        </w:rPr>
+        <w:t>,</w:t>
+      </w:r>
+      <w:r>
+        <w:rPr>
+          <w:sz w:val="24"/>
+          <w:szCs w:val="24"/>
+        </w:rPr>
+        <w:t xml:space="preserve"> po modely hlbokého učenia.</w:t>
+      </w:r>
+      <w:r>
+        <w:rPr>
+          <w:sz w:val="24"/>
+          <w:szCs w:val="24"/>
+        </w:rPr>
+        <w:t xml:space="preserve"> Výsledky naznačujú, že štandardné modely</w:t>
+      </w:r>
+      <w:r>
+        <w:rPr>
+          <w:sz w:val="24"/>
+          <w:szCs w:val="24"/>
+        </w:rPr>
+        <w:t xml:space="preserve"> </w:t>
+      </w:r>
+      <w:r>
+        <w:rPr>
+          <w:sz w:val="24"/>
+          <w:szCs w:val="24"/>
+        </w:rPr>
+        <w:t>strojového učenia neprekonávajú</w:t>
+      </w:r>
+      <w:r>
+        <w:rPr>
+          <w:sz w:val="24"/>
+          <w:szCs w:val="24"/>
+        </w:rPr>
+        <w:t xml:space="preserve"> nelineárne</w:t>
+      </w:r>
+      <w:r>
+        <w:rPr>
+          <w:sz w:val="24"/>
+          <w:szCs w:val="24"/>
+        </w:rPr>
+        <w:t xml:space="preserve"> </w:t>
+      </w:r>
+      <w:r>
+        <w:rPr>
+          <w:i/>
+          <w:iCs/>
+          <w:sz w:val="24"/>
+          <w:szCs w:val="24"/>
+        </w:rPr>
+        <w:t>HAR</w:t>
+      </w:r>
+      <w:r>
+        <w:rPr>
+          <w:sz w:val="24"/>
+          <w:szCs w:val="24"/>
+        </w:rPr>
+        <w:t xml:space="preserve"> modely</w:t>
+      </w:r>
+      <w:r>
+        <w:rPr>
+          <w:sz w:val="24"/>
+          <w:szCs w:val="24"/>
+        </w:rPr>
+        <w:t xml:space="preserve"> ako </w:t>
+      </w:r>
+      <w:r>
+        <w:rPr>
+          <w:i/>
+          <w:iCs/>
+          <w:sz w:val="24"/>
+          <w:szCs w:val="24"/>
+        </w:rPr>
+        <w:t>THAR</w:t>
+      </w:r>
+      <w:r>
+        <w:rPr>
+          <w:sz w:val="24"/>
+          <w:szCs w:val="24"/>
+        </w:rPr>
+        <w:t xml:space="preserve"> a </w:t>
+      </w:r>
+      <w:r>
+        <w:rPr>
+          <w:i/>
+          <w:iCs/>
+          <w:sz w:val="24"/>
+          <w:szCs w:val="24"/>
+        </w:rPr>
+        <w:t>STHAR</w:t>
+      </w:r>
+      <w:r>
+        <w:rPr>
+          <w:sz w:val="24"/>
+          <w:szCs w:val="24"/>
+        </w:rPr>
+        <w:t xml:space="preserve"> pri obmedzenom počte </w:t>
+      </w:r>
+      <w:proofErr w:type="spellStart"/>
+      <w:r>
+        <w:rPr>
+          <w:sz w:val="24"/>
+          <w:szCs w:val="24"/>
+        </w:rPr>
+        <w:t>prediktorov</w:t>
+      </w:r>
+      <w:proofErr w:type="spellEnd"/>
+      <w:r>
+        <w:rPr>
+          <w:sz w:val="24"/>
+          <w:szCs w:val="24"/>
+        </w:rPr>
+        <w:t xml:space="preserve"> </w:t>
+      </w:r>
+      <w:sdt>
+        <w:sdtPr>
+          <w:rPr>
+            <w:rFonts w:ascii="Calibri" w:hAnsi="Calibri" w:cs="Calibri"/>
+            <w:color w:val="000000"/>
+            <w:sz w:val="24"/>
+            <w:szCs w:val="24"/>
+          </w:rPr>
+          <w:tag w:val="MENDELEY_CITATION_v3_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"/>
+          <w:id w:val="-211193376"/>
+          <w:placeholder>
+            <w:docPart w:val="DefaultPlaceholder_-1854013440"/>
+          </w:placeholder>
+        </w:sdtPr>
+        <w:sdtContent>
+          <w:r>
+            <w:rPr>
+              <w:rFonts w:ascii="Calibri" w:hAnsi="Calibri" w:cs="Calibri"/>
+              <w:color w:val="000000"/>
+              <w:sz w:val="24"/>
+              <w:szCs w:val="24"/>
+            </w:rPr>
+            <w:t>(</w:t>
+          </w:r>
+          <w:proofErr w:type="spellStart"/>
+          <w:r>
+            <w:rPr>
+              <w:rFonts w:ascii="Calibri" w:hAnsi="Calibri" w:cs="Calibri"/>
+              <w:color w:val="000000"/>
+              <w:sz w:val="24"/>
+              <w:szCs w:val="24"/>
+            </w:rPr>
+            <w:t>Kılıç</w:t>
+          </w:r>
+          <w:proofErr w:type="spellEnd"/>
+          <w:r>
+            <w:rPr>
+              <w:rFonts w:ascii="Calibri" w:hAnsi="Calibri" w:cs="Calibri"/>
+              <w:color w:val="000000"/>
+              <w:sz w:val="24"/>
+              <w:szCs w:val="24"/>
+            </w:rPr>
+            <w:t>, 2025)</w:t>
+          </w:r>
+        </w:sdtContent>
+      </w:sdt>
+      <w:r>
+        <w:rPr>
+          <w:sz w:val="24"/>
+          <w:szCs w:val="24"/>
+        </w:rPr>
+        <w:t xml:space="preserve">. Hybridné modely ako </w:t>
+      </w:r>
+      <w:r>
+        <w:rPr>
+          <w:i/>
+          <w:iCs/>
+          <w:sz w:val="24"/>
+          <w:szCs w:val="24"/>
+        </w:rPr>
+        <w:t>CNN-LSTM</w:t>
+      </w:r>
+      <w:r>
+        <w:rPr>
+          <w:sz w:val="24"/>
+          <w:szCs w:val="24"/>
+        </w:rPr>
+        <w:t xml:space="preserve"> model, </w:t>
+      </w:r>
+      <w:r>
+        <w:rPr>
+          <w:sz w:val="24"/>
+          <w:szCs w:val="24"/>
+        </w:rPr>
+        <w:t xml:space="preserve">môžu slúžiť ako zlepšenie, ale tento prístup je vysoko závislý od kvality </w:t>
+      </w:r>
+      <w:proofErr w:type="spellStart"/>
+      <w:r>
+        <w:rPr>
+          <w:sz w:val="24"/>
+          <w:szCs w:val="24"/>
+        </w:rPr>
+        <w:t>prediktorov</w:t>
+      </w:r>
+      <w:proofErr w:type="spellEnd"/>
+      <w:r>
+        <w:rPr>
+          <w:sz w:val="24"/>
+          <w:szCs w:val="24"/>
+        </w:rPr>
+        <w:t xml:space="preserve">. Pri modeloch strojového a hlbokého učenia zostáva limitujúcim faktorom hlavne interpretácia </w:t>
+      </w:r>
+      <w:sdt>
+        <w:sdtPr>
+          <w:rPr>
+            <w:rFonts w:ascii="Calibri" w:hAnsi="Calibri" w:cs="Calibri"/>
+            <w:color w:val="000000"/>
+            <w:sz w:val="24"/>
+            <w:szCs w:val="24"/>
+          </w:rPr>
+          <w:tag w:val="MENDELEY_CITATION_v3_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"/>
+          <w:id w:val="-302008334"/>
+          <w:placeholder>
+            <w:docPart w:val="DefaultPlaceholder_-1854013440"/>
+          </w:placeholder>
+        </w:sdtPr>
+        <w:sdtContent>
+          <w:r>
+            <w:rPr>
+              <w:rFonts w:ascii="Calibri" w:eastAsia="Times New Roman" w:hAnsi="Calibri" w:cs="Calibri"/>
+              <w:color w:val="000000"/>
+              <w:sz w:val="24"/>
+            </w:rPr>
+            <w:t>(</w:t>
+          </w:r>
+          <w:proofErr w:type="spellStart"/>
+          <w:r>
+            <w:rPr>
+              <w:rFonts w:ascii="Calibri" w:eastAsia="Times New Roman" w:hAnsi="Calibri" w:cs="Calibri"/>
+              <w:color w:val="000000"/>
+              <w:sz w:val="24"/>
+            </w:rPr>
+            <w:t>Leushuis</w:t>
+          </w:r>
+          <w:proofErr w:type="spellEnd"/>
+          <w:r>
+            <w:rPr>
+              <w:rFonts w:ascii="Calibri" w:eastAsia="Times New Roman" w:hAnsi="Calibri" w:cs="Calibri"/>
+              <w:color w:val="000000"/>
+              <w:sz w:val="24"/>
+            </w:rPr>
+            <w:t xml:space="preserve"> &amp; </w:t>
+          </w:r>
+          <w:proofErr w:type="spellStart"/>
+          <w:r>
+            <w:rPr>
+              <w:rFonts w:ascii="Calibri" w:eastAsia="Times New Roman" w:hAnsi="Calibri" w:cs="Calibri"/>
+              <w:color w:val="000000"/>
+              <w:sz w:val="24"/>
+            </w:rPr>
+            <w:t>Petkov</w:t>
+          </w:r>
+          <w:proofErr w:type="spellEnd"/>
+          <w:r>
+            <w:rPr>
+              <w:rFonts w:ascii="Calibri" w:eastAsia="Times New Roman" w:hAnsi="Calibri" w:cs="Calibri"/>
+              <w:color w:val="000000"/>
+              <w:sz w:val="24"/>
+            </w:rPr>
+            <w:t>, 2026)</w:t>
+          </w:r>
+        </w:sdtContent>
+      </w:sdt>
+      <w:r>
+        <w:rPr>
+          <w:rFonts w:ascii="Calibri" w:hAnsi="Calibri" w:cs="Calibri"/>
+          <w:color w:val="000000"/>
+          <w:sz w:val="24"/>
+          <w:szCs w:val="24"/>
+        </w:rPr>
+        <w:t xml:space="preserve">. </w:t>
+      </w:r>
+      <w:r>
+        <w:rPr>
+          <w:sz w:val="24"/>
+          <w:szCs w:val="24"/>
+        </w:rPr>
+        <w:t xml:space="preserve">Kombinovaný model </w:t>
+      </w:r>
+      <w:r>
+        <w:rPr>
+          <w:i/>
+          <w:iCs/>
+          <w:sz w:val="24"/>
+          <w:szCs w:val="24"/>
+        </w:rPr>
+        <w:t>GARCH-LSTM</w:t>
+      </w:r>
+      <w:r>
+        <w:rPr>
+          <w:sz w:val="24"/>
+          <w:szCs w:val="24"/>
+        </w:rPr>
+        <w:t xml:space="preserve"> priamo rieši nízku interpretovateľnosť, pričom si zachováva presnosť v komoditách ako zlato a ropa, ale chýba generalizácia pre globálne trhy </w:t>
+      </w:r>
+      <w:sdt>
+        <w:sdtPr>
+          <w:rPr>
+            <w:rFonts w:ascii="Calibri" w:hAnsi="Calibri" w:cs="Calibri"/>
+            <w:color w:val="000000"/>
+            <w:sz w:val="24"/>
+            <w:szCs w:val="24"/>
+          </w:rPr>
+          <w:tag w:val="MENDELEY_CITATION_v3_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"/>
+          <w:id w:val="-2014292986"/>
+          <w:placeholder>
+            <w:docPart w:val="DefaultPlaceholder_-1854013440"/>
+          </w:placeholder>
+        </w:sdtPr>
+        <w:sdtContent>
+          <w:r>
+            <w:rPr>
+              <w:rFonts w:ascii="Calibri" w:hAnsi="Calibri" w:cs="Calibri"/>
+              <w:color w:val="000000"/>
+              <w:sz w:val="24"/>
+              <w:szCs w:val="24"/>
+            </w:rPr>
+            <w:t>(Peter et al., 2026)</w:t>
+          </w:r>
+        </w:sdtContent>
+      </w:sdt>
+      <w:r>
+        <w:rPr>
+          <w:sz w:val="24"/>
+          <w:szCs w:val="24"/>
+        </w:rPr>
+        <w:t xml:space="preserve">.  </w:t>
+      </w:r>
+    </w:p>
+    <w:p>
+      <w:pPr>
+        <w:jc w:val="both"/>
+        <w:rPr>
+          <w:rFonts w:ascii="Calibri" w:hAnsi="Calibri" w:cs="Calibri"/>
+          <w:color w:val="000000"/>
+          <w:sz w:val="24"/>
+          <w:szCs w:val="24"/>
+        </w:rPr>
+      </w:pPr>
+      <w:r>
+        <w:rPr>
+          <w:sz w:val="24"/>
+          <w:szCs w:val="24"/>
+        </w:rPr>
+        <w:tab/>
+      </w:r>
+      <w:r>
+        <w:rPr>
+          <w:sz w:val="24"/>
+          <w:szCs w:val="24"/>
+        </w:rPr>
+        <w:t xml:space="preserve">Ďalšou oblasťou analýzy bolo rizikové obdobie </w:t>
+      </w:r>
+      <w:r>
+        <w:rPr>
+          <w:i/>
+          <w:iCs/>
+          <w:sz w:val="24"/>
+          <w:szCs w:val="24"/>
+        </w:rPr>
+        <w:t>COVID-19</w:t>
+      </w:r>
+      <w:r>
+        <w:rPr>
+          <w:sz w:val="24"/>
+          <w:szCs w:val="24"/>
+        </w:rPr>
+        <w:t xml:space="preserve"> a jeho dopad na volatilitu finančných trhov. Štúdie naznačujú, že</w:t>
+      </w:r>
+      <w:r>
+        <w:rPr>
+          <w:sz w:val="24"/>
+          <w:szCs w:val="24"/>
+        </w:rPr>
+        <w:t xml:space="preserve"> obdobie</w:t>
+      </w:r>
+      <w:r>
+        <w:rPr>
+          <w:sz w:val="24"/>
+          <w:szCs w:val="24"/>
+        </w:rPr>
+        <w:t xml:space="preserve"> </w:t>
+      </w:r>
+      <w:r>
+        <w:rPr>
+          <w:i/>
+          <w:iCs/>
+          <w:sz w:val="24"/>
+          <w:szCs w:val="24"/>
+        </w:rPr>
+        <w:t>COVID-19</w:t>
+      </w:r>
+      <w:r>
+        <w:rPr>
+          <w:sz w:val="24"/>
+          <w:szCs w:val="24"/>
+        </w:rPr>
+        <w:t xml:space="preserve"> (2016-2021) výrazne zvýšil</w:t>
+      </w:r>
+      <w:r>
+        <w:rPr>
+          <w:sz w:val="24"/>
+          <w:szCs w:val="24"/>
+        </w:rPr>
+        <w:t>o</w:t>
+      </w:r>
+      <w:r>
+        <w:rPr>
+          <w:sz w:val="24"/>
+          <w:szCs w:val="24"/>
+        </w:rPr>
+        <w:t xml:space="preserve"> volatilitu v globálnych trhoch, pričom trhy reagovali viac na negatívne správy ako na pozitívne, čo naznačuje  výraznú asymetriu počas tohto obdobia </w:t>
+      </w:r>
+      <w:sdt>
+        <w:sdtPr>
+          <w:rPr>
+            <w:rFonts w:ascii="Calibri" w:hAnsi="Calibri" w:cs="Calibri"/>
+            <w:color w:val="000000"/>
+            <w:sz w:val="24"/>
+            <w:szCs w:val="24"/>
+          </w:rPr>
+          <w:tag w:val="MENDELEY_CITATION_v3_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"/>
+          <w:id w:val="2138530415"/>
+          <w:placeholder>
+            <w:docPart w:val="DefaultPlaceholder_-1854013440"/>
+          </w:placeholder>
+        </w:sdtPr>
+        <w:sdtContent>
+          <w:r>
+            <w:rPr>
+              <w:rFonts w:ascii="Calibri" w:hAnsi="Calibri" w:cs="Calibri"/>
+              <w:color w:val="000000"/>
+              <w:sz w:val="24"/>
+              <w:szCs w:val="24"/>
+            </w:rPr>
+            <w:t>(</w:t>
+          </w:r>
+          <w:proofErr w:type="spellStart"/>
+          <w:r>
+            <w:rPr>
+              <w:rFonts w:ascii="Calibri" w:hAnsi="Calibri" w:cs="Calibri"/>
+              <w:color w:val="000000"/>
+              <w:sz w:val="24"/>
+              <w:szCs w:val="24"/>
+            </w:rPr>
+            <w:t>Khan</w:t>
+          </w:r>
+          <w:proofErr w:type="spellEnd"/>
+          <w:r>
+            <w:rPr>
+              <w:rFonts w:ascii="Calibri" w:hAnsi="Calibri" w:cs="Calibri"/>
+              <w:color w:val="000000"/>
+              <w:sz w:val="24"/>
+              <w:szCs w:val="24"/>
+            </w:rPr>
+            <w:t xml:space="preserve"> et al., 2024)</w:t>
+          </w:r>
+        </w:sdtContent>
+      </w:sdt>
+      <w:r>
+        <w:rPr>
+          <w:rFonts w:ascii="Calibri" w:hAnsi="Calibri" w:cs="Calibri"/>
+          <w:color w:val="000000"/>
+          <w:sz w:val="24"/>
+          <w:szCs w:val="24"/>
+        </w:rPr>
+        <w:t>.</w:t>
+      </w:r>
+      <w:r>
+        <w:rPr>
+          <w:rFonts w:ascii="Calibri" w:hAnsi="Calibri" w:cs="Calibri"/>
+          <w:color w:val="000000"/>
+          <w:sz w:val="24"/>
+          <w:szCs w:val="24"/>
+        </w:rPr>
+        <w:t xml:space="preserve"> Štúdie tiež naznačujú, že existuje prenos volatility globálnych trhov z Číny do USA, avšak obdobie </w:t>
+      </w:r>
+      <w:r>
+        <w:rPr>
+          <w:rFonts w:ascii="Calibri" w:hAnsi="Calibri" w:cs="Calibri"/>
+          <w:i/>
+          <w:iCs/>
+          <w:color w:val="000000"/>
+          <w:sz w:val="24"/>
+          <w:szCs w:val="24"/>
+        </w:rPr>
+        <w:t>COVID-19</w:t>
+      </w:r>
+      <w:r>
+        <w:rPr>
+          <w:rFonts w:ascii="Calibri" w:hAnsi="Calibri" w:cs="Calibri"/>
+          <w:color w:val="000000"/>
+          <w:sz w:val="24"/>
+          <w:szCs w:val="24"/>
+        </w:rPr>
+        <w:t xml:space="preserve"> výrazne zosilnilo a obrátilo smer prenosu volatility </w:t>
+      </w:r>
+      <w:sdt>
+        <w:sdtPr>
+          <w:rPr>
+            <w:rFonts w:ascii="Calibri" w:hAnsi="Calibri" w:cs="Calibri"/>
+            <w:color w:val="000000"/>
+            <w:sz w:val="24"/>
+            <w:szCs w:val="24"/>
+          </w:rPr>
+          <w:tag w:val="MENDELEY_CITATION_v3_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"/>
+          <w:id w:val="-2073503524"/>
+          <w:placeholder>
+            <w:docPart w:val="DefaultPlaceholder_-1854013440"/>
+          </w:placeholder>
+        </w:sdtPr>
+        <w:sdtContent>
+          <w:r>
+            <w:rPr>
+              <w:rFonts w:ascii="Calibri" w:hAnsi="Calibri" w:cs="Calibri"/>
+              <w:color w:val="000000"/>
+              <w:sz w:val="24"/>
+              <w:szCs w:val="24"/>
+            </w:rPr>
+            <w:t>(</w:t>
+          </w:r>
+          <w:proofErr w:type="spellStart"/>
+          <w:r>
+            <w:rPr>
+              <w:rFonts w:ascii="Calibri" w:hAnsi="Calibri" w:cs="Calibri"/>
+              <w:color w:val="000000"/>
+              <w:sz w:val="24"/>
+              <w:szCs w:val="24"/>
+            </w:rPr>
+            <w:t>Vuong</w:t>
+          </w:r>
+          <w:proofErr w:type="spellEnd"/>
+          <w:r>
+            <w:rPr>
+              <w:rFonts w:ascii="Calibri" w:hAnsi="Calibri" w:cs="Calibri"/>
+              <w:color w:val="000000"/>
+              <w:sz w:val="24"/>
+              <w:szCs w:val="24"/>
+            </w:rPr>
+            <w:t xml:space="preserve"> et al., 2022)</w:t>
+          </w:r>
+        </w:sdtContent>
+      </w:sdt>
+      <w:r>
+        <w:rPr>
+          <w:rFonts w:ascii="Calibri" w:hAnsi="Calibri" w:cs="Calibri"/>
+          <w:color w:val="000000"/>
+          <w:sz w:val="24"/>
+          <w:szCs w:val="24"/>
+        </w:rPr>
+        <w:t>.</w:t>
+      </w:r>
+    </w:p>
+    <w:p>
+      <w:pPr>
+        <w:jc w:val="both"/>
+        <w:rPr>
+          <w:rFonts w:ascii="Calibri" w:hAnsi="Calibri" w:cs="Calibri"/>
+          <w:color w:val="000000"/>
+          <w:sz w:val="24"/>
+          <w:szCs w:val="24"/>
+        </w:rPr>
+      </w:pPr>
+      <w:r>
+        <w:rPr>
+          <w:rFonts w:ascii="Calibri" w:hAnsi="Calibri" w:cs="Calibri"/>
+          <w:color w:val="000000"/>
+          <w:sz w:val="24"/>
+          <w:szCs w:val="24"/>
+        </w:rPr>
+        <w:tab/>
+        <w:t xml:space="preserve">Súčasne </w:t>
+      </w:r>
+      <w:r>
+        <w:rPr>
+          <w:rFonts w:ascii="Calibri" w:hAnsi="Calibri" w:cs="Calibri"/>
+          <w:color w:val="000000"/>
+          <w:sz w:val="24"/>
+          <w:szCs w:val="24"/>
+        </w:rPr>
+        <w:t>z</w:t>
+      </w:r>
+      <w:r>
+        <w:rPr>
+          <w:rFonts w:ascii="Calibri" w:hAnsi="Calibri" w:cs="Calibri"/>
+          <w:color w:val="000000"/>
+          <w:sz w:val="24"/>
+          <w:szCs w:val="24"/>
+        </w:rPr>
+        <w:t xml:space="preserve"> analýzy vyplýva, že geopolitické šoky majú silný a okamžitý vplyv na volatilitu finančných trhov, pretože pôsobia cez sentiment, kapitálové toky a šoky likvidity. Ukážkovým príkladom </w:t>
+      </w:r>
+      <w:r>
+        <w:rPr>
+          <w:rFonts w:ascii="Calibri" w:hAnsi="Calibri" w:cs="Calibri"/>
+          <w:color w:val="000000"/>
+          <w:sz w:val="24"/>
+          <w:szCs w:val="24"/>
+        </w:rPr>
+        <w:t xml:space="preserve">vplyvu geopolitických šokov je aj vojenský konflikt Rusko-Ukrajina </w:t>
+      </w:r>
+      <w:sdt>
+        <w:sdtPr>
+          <w:rPr>
+            <w:rFonts w:ascii="Calibri" w:hAnsi="Calibri" w:cs="Calibri"/>
+            <w:color w:val="000000"/>
+            <w:sz w:val="24"/>
+            <w:szCs w:val="24"/>
+          </w:rPr>
+          <w:tag w:val="MENDELEY_CITATION_v3_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"/>
+          <w:id w:val="924687682"/>
+          <w:placeholder>
+            <w:docPart w:val="DefaultPlaceholder_-1854013440"/>
+          </w:placeholder>
+        </w:sdtPr>
+        <w:sdtContent>
+          <w:r>
+            <w:rPr>
+              <w:rFonts w:ascii="Calibri" w:hAnsi="Calibri" w:cs="Calibri"/>
+              <w:color w:val="000000"/>
+              <w:sz w:val="24"/>
+              <w:szCs w:val="24"/>
+            </w:rPr>
+            <w:t>(</w:t>
+          </w:r>
+          <w:proofErr w:type="spellStart"/>
+          <w:r>
+            <w:rPr>
+              <w:rFonts w:ascii="Calibri" w:hAnsi="Calibri" w:cs="Calibri"/>
+              <w:color w:val="000000"/>
+              <w:sz w:val="24"/>
+              <w:szCs w:val="24"/>
+            </w:rPr>
+            <w:t>Wang</w:t>
+          </w:r>
+          <w:proofErr w:type="spellEnd"/>
+          <w:r>
+            <w:rPr>
+              <w:rFonts w:ascii="Calibri" w:hAnsi="Calibri" w:cs="Calibri"/>
+              <w:color w:val="000000"/>
+              <w:sz w:val="24"/>
+              <w:szCs w:val="24"/>
+            </w:rPr>
+            <w:t>, 2024)</w:t>
+          </w:r>
+        </w:sdtContent>
+      </w:sdt>
+      <w:r>
+        <w:rPr>
+          <w:rFonts w:ascii="Calibri" w:hAnsi="Calibri" w:cs="Calibri"/>
+          <w:color w:val="000000"/>
+          <w:sz w:val="24"/>
+          <w:szCs w:val="24"/>
+        </w:rPr>
+        <w:t>.</w:t>
+      </w:r>
+    </w:p>
+    <w:p>
+      <w:pPr>
+        <w:jc w:val="both"/>
+        <w:rPr>
+          <w:rFonts w:ascii="Calibri" w:hAnsi="Calibri" w:cs="Calibri"/>
+          <w:color w:val="000000"/>
+          <w:sz w:val="24"/>
+          <w:szCs w:val="24"/>
+        </w:rPr>
+      </w:pPr>
+      <w:r>
+        <w:rPr>
+          <w:rFonts w:ascii="Calibri" w:hAnsi="Calibri" w:cs="Calibri"/>
+          <w:color w:val="000000"/>
+          <w:sz w:val="24"/>
+          <w:szCs w:val="24"/>
+        </w:rPr>
+        <w:tab/>
+        <w:t xml:space="preserve">Z analyzovanej literatúry vyplýva niekoľko nedostatkov spojených s výskumom trhovej volatility. </w:t>
+      </w:r>
+      <w:r>
+        <w:rPr>
+          <w:rFonts w:ascii="Calibri" w:hAnsi="Calibri" w:cs="Calibri"/>
+          <w:color w:val="000000"/>
+          <w:sz w:val="24"/>
+          <w:szCs w:val="24"/>
+        </w:rPr>
+        <w:t>Výskum je často zameraný na izolované modelovanie konkrétnych trhov, pričom chýba priame porovnanie volatility medzi USA, Čínou a</w:t>
+      </w:r>
+      <w:r>
+        <w:rPr>
+          <w:rFonts w:ascii="Calibri" w:hAnsi="Calibri" w:cs="Calibri"/>
+          <w:color w:val="000000"/>
+          <w:sz w:val="24"/>
+          <w:szCs w:val="24"/>
+        </w:rPr>
+        <w:t> </w:t>
+      </w:r>
+      <w:r>
+        <w:rPr>
+          <w:rFonts w:ascii="Calibri" w:hAnsi="Calibri" w:cs="Calibri"/>
+          <w:color w:val="000000"/>
+          <w:sz w:val="24"/>
+          <w:szCs w:val="24"/>
+        </w:rPr>
+        <w:t>Európou</w:t>
+      </w:r>
+      <w:r>
+        <w:rPr>
+          <w:rFonts w:ascii="Calibri" w:hAnsi="Calibri" w:cs="Calibri"/>
+          <w:color w:val="000000"/>
+          <w:sz w:val="24"/>
+          <w:szCs w:val="24"/>
+        </w:rPr>
+        <w:t xml:space="preserve"> so zameraním na identifikáciu rozdielov reakcií na externé geopolitické šoky</w:t>
+      </w:r>
+      <w:r>
+        <w:rPr>
+          <w:rFonts w:ascii="Calibri" w:hAnsi="Calibri" w:cs="Calibri"/>
+          <w:color w:val="000000"/>
+          <w:sz w:val="24"/>
+          <w:szCs w:val="24"/>
+        </w:rPr>
+        <w:t xml:space="preserve">. Zároveň je zrejmé, že metódy umelej inteligencie nielen trpia nízkou interpretovateľnosťou, ale ani konzistentne neprekonávajú štandardné ekonometrické modely. </w:t>
+      </w:r>
+      <w:r>
+        <w:rPr>
+          <w:rFonts w:ascii="Calibri" w:hAnsi="Calibri" w:cs="Calibri"/>
+          <w:color w:val="000000"/>
+          <w:sz w:val="24"/>
+          <w:szCs w:val="24"/>
+        </w:rPr>
+        <w:t xml:space="preserve">Výskum volatility </w:t>
+      </w:r>
+      <w:r>
+        <w:rPr>
+          <w:rFonts w:ascii="Calibri" w:hAnsi="Calibri" w:cs="Calibri"/>
+          <w:color w:val="000000"/>
+          <w:sz w:val="24"/>
+          <w:szCs w:val="24"/>
+        </w:rPr>
+        <w:t>je často</w:t>
+      </w:r>
+      <w:r>
+        <w:rPr>
+          <w:rFonts w:ascii="Calibri" w:hAnsi="Calibri" w:cs="Calibri"/>
+          <w:color w:val="000000"/>
+          <w:sz w:val="24"/>
+          <w:szCs w:val="24"/>
+        </w:rPr>
+        <w:t xml:space="preserve"> obmedzený </w:t>
+      </w:r>
+      <w:r>
+        <w:rPr>
+          <w:rFonts w:ascii="Calibri" w:hAnsi="Calibri" w:cs="Calibri"/>
+          <w:color w:val="000000"/>
+          <w:sz w:val="24"/>
+          <w:szCs w:val="24"/>
+        </w:rPr>
+        <w:t>limitovan</w:t>
+      </w:r>
+      <w:r>
+        <w:rPr>
+          <w:rFonts w:ascii="Calibri" w:hAnsi="Calibri" w:cs="Calibri"/>
+          <w:color w:val="000000"/>
+          <w:sz w:val="24"/>
+          <w:szCs w:val="24"/>
+        </w:rPr>
+        <w:t>ý</w:t>
+      </w:r>
+      <w:r>
+        <w:rPr>
+          <w:rFonts w:ascii="Calibri" w:hAnsi="Calibri" w:cs="Calibri"/>
+          <w:color w:val="000000"/>
+          <w:sz w:val="24"/>
+          <w:szCs w:val="24"/>
+        </w:rPr>
+        <w:t xml:space="preserve">m </w:t>
+      </w:r>
+      <w:r>
+        <w:rPr>
+          <w:rFonts w:ascii="Calibri" w:hAnsi="Calibri" w:cs="Calibri"/>
+          <w:color w:val="000000"/>
+          <w:sz w:val="24"/>
+          <w:szCs w:val="24"/>
+        </w:rPr>
+        <w:t xml:space="preserve">porovnaním výsledkov z dôvodu rozdielnych dát, časových období a metrík. </w:t>
+      </w:r>
+    </w:p>
+    <w:p>
+      <w:pPr>
+        <w:jc w:val="both"/>
+        <w:rPr>
+          <w:rFonts w:ascii="Calibri" w:hAnsi="Calibri" w:cs="Calibri"/>
+          <w:color w:val="000000"/>
+          <w:sz w:val="24"/>
+          <w:szCs w:val="24"/>
+        </w:rPr>
+      </w:pPr>
+      <w:r>
+        <w:rPr>
+          <w:rFonts w:ascii="Calibri" w:hAnsi="Calibri" w:cs="Calibri"/>
+          <w:color w:val="000000"/>
+          <w:sz w:val="24"/>
+          <w:szCs w:val="24"/>
+        </w:rPr>
+        <w:tab/>
+        <w:t>Z analýzy vyplýva, že</w:t>
+      </w:r>
+      <w:r>
+        <w:rPr>
+          <w:rFonts w:ascii="Calibri" w:hAnsi="Calibri" w:cs="Calibri"/>
+          <w:color w:val="000000"/>
+          <w:sz w:val="24"/>
+          <w:szCs w:val="24"/>
+        </w:rPr>
+        <w:t xml:space="preserve"> aj keď</w:t>
+      </w:r>
+      <w:r>
+        <w:rPr>
+          <w:rFonts w:ascii="Calibri" w:hAnsi="Calibri" w:cs="Calibri"/>
+          <w:color w:val="000000"/>
+          <w:sz w:val="24"/>
+          <w:szCs w:val="24"/>
+        </w:rPr>
+        <w:t xml:space="preserve"> </w:t>
+      </w:r>
+      <w:r>
+        <w:rPr>
+          <w:rFonts w:ascii="Calibri" w:hAnsi="Calibri" w:cs="Calibri"/>
+          <w:color w:val="000000"/>
+          <w:sz w:val="24"/>
+          <w:szCs w:val="24"/>
+        </w:rPr>
+        <w:t>sa jedná o širokú a aktívne skúmanú oblasť</w:t>
+      </w:r>
+      <w:r>
+        <w:rPr>
+          <w:rFonts w:ascii="Calibri" w:hAnsi="Calibri" w:cs="Calibri"/>
+          <w:color w:val="000000"/>
+          <w:sz w:val="24"/>
+          <w:szCs w:val="24"/>
+        </w:rPr>
+        <w:t>, stále chýba kvalitné porovnanie volatility USA, Číny a Európy s dôrazom na globálne trhy a vplyv geopolitických šokov s použitím robustných metód umelej inteligencie a strojového učenia. Presne t</w:t>
+      </w:r>
+      <w:r>
+        <w:rPr>
+          <w:rFonts w:ascii="Calibri" w:hAnsi="Calibri" w:cs="Calibri"/>
+          <w:color w:val="000000"/>
+          <w:sz w:val="24"/>
+          <w:szCs w:val="24"/>
+        </w:rPr>
+        <w:t>ieto</w:t>
+      </w:r>
+      <w:r>
+        <w:rPr>
+          <w:rFonts w:ascii="Calibri" w:hAnsi="Calibri" w:cs="Calibri"/>
+          <w:color w:val="000000"/>
+          <w:sz w:val="24"/>
+          <w:szCs w:val="24"/>
+        </w:rPr>
+        <w:t xml:space="preserve"> nedostat</w:t>
+      </w:r>
+      <w:r>
+        <w:rPr>
+          <w:rFonts w:ascii="Calibri" w:hAnsi="Calibri" w:cs="Calibri"/>
+          <w:color w:val="000000"/>
+          <w:sz w:val="24"/>
+          <w:szCs w:val="24"/>
+        </w:rPr>
+        <w:t>ky</w:t>
+      </w:r>
+      <w:r>
+        <w:rPr>
+          <w:rFonts w:ascii="Calibri" w:hAnsi="Calibri" w:cs="Calibri"/>
+          <w:color w:val="000000"/>
+          <w:sz w:val="24"/>
+          <w:szCs w:val="24"/>
+        </w:rPr>
+        <w:t xml:space="preserve"> má za cieľ vyriešiť táto dizertačná práca.</w:t>
+      </w:r>
+    </w:p>
+    <w:p>
+      <w:pPr>
+        <w:jc w:val="both"/>
+        <w:rPr>
+          <w:rFonts w:ascii="Calibri" w:hAnsi="Calibri" w:cs="Calibri"/>
+          <w:b/>
+          <w:bCs/>
+          <w:color w:val="000000"/>
+          <w:sz w:val="28"/>
+          <w:szCs w:val="28"/>
+        </w:rPr>
+      </w:pPr>
+      <w:r>
+        <w:rPr>
+          <w:rFonts w:ascii="Calibri" w:hAnsi="Calibri" w:cs="Calibri"/>
+          <w:b/>
+          <w:bCs/>
+          <w:color w:val="000000"/>
+          <w:sz w:val="28"/>
+          <w:szCs w:val="28"/>
+        </w:rPr>
+        <w:lastRenderedPageBreak/>
+        <w:t>Formulácia</w:t>
+      </w:r>
+      <w:r>
+        <w:rPr>
+          <w:rFonts w:ascii="Calibri" w:hAnsi="Calibri" w:cs="Calibri"/>
+          <w:b/>
+          <w:bCs/>
+          <w:color w:val="000000"/>
+          <w:sz w:val="28"/>
+          <w:szCs w:val="28"/>
+        </w:rPr>
+        <w:t xml:space="preserve"> cieľu dizertačnej práce</w:t>
+      </w:r>
+    </w:p>
+    <w:p>
+      <w:pPr>
+        <w:jc w:val="both"/>
+        <w:rPr>
+          <w:rFonts w:ascii="Calibri" w:hAnsi="Calibri" w:cs="Calibri"/>
+          <w:color w:val="000000"/>
+          <w:sz w:val="24"/>
+          <w:szCs w:val="24"/>
+        </w:rPr>
+      </w:pPr>
+      <w:r>
+        <w:rPr>
+          <w:rFonts w:ascii="Calibri" w:hAnsi="Calibri" w:cs="Calibri"/>
+          <w:color w:val="000000"/>
+          <w:sz w:val="24"/>
+          <w:szCs w:val="24"/>
+        </w:rPr>
+        <w:tab/>
+      </w:r>
+      <w:r>
+        <w:rPr>
+          <w:rFonts w:ascii="Calibri" w:hAnsi="Calibri" w:cs="Calibri"/>
+          <w:color w:val="000000"/>
+          <w:sz w:val="24"/>
+          <w:szCs w:val="24"/>
+        </w:rPr>
+        <w:t xml:space="preserve">Cieľom práce je analyzovať a porovnať volatilitu akciových trhov v USA, Číne a Európe v období pred pandémiou </w:t>
+      </w:r>
+      <w:r>
+        <w:rPr>
+          <w:rFonts w:ascii="Calibri" w:hAnsi="Calibri" w:cs="Calibri"/>
+          <w:i/>
+          <w:iCs/>
+          <w:color w:val="000000"/>
+          <w:sz w:val="24"/>
+          <w:szCs w:val="24"/>
+        </w:rPr>
+        <w:t>COVID-19</w:t>
+      </w:r>
+      <w:r>
+        <w:rPr>
+          <w:rFonts w:ascii="Calibri" w:hAnsi="Calibri" w:cs="Calibri"/>
+          <w:color w:val="000000"/>
+          <w:sz w:val="24"/>
+          <w:szCs w:val="24"/>
+        </w:rPr>
+        <w:t>, počas nej a v post-covidovom období s využitím metód umelej inteligencie na identifikáciu vzorov v časových radoch. Výskum sa zameria na skúmanie dynamiky volatility a identifikáciu rozdielov v reakciách jednotlivých trhov na externé ekonomické a geopolitické šoky.</w:t>
+      </w:r>
+    </w:p>
+    <w:p>
+      <w:pPr>
+        <w:ind w:firstLine="708"/>
+        <w:jc w:val="both"/>
+        <w:rPr>
+          <w:rFonts w:ascii="Calibri" w:hAnsi="Calibri" w:cs="Calibri"/>
+          <w:color w:val="000000"/>
+          <w:sz w:val="24"/>
+          <w:szCs w:val="24"/>
+        </w:rPr>
+      </w:pPr>
+      <w:r>
+        <w:rPr>
+          <w:rFonts w:ascii="Calibri" w:hAnsi="Calibri" w:cs="Calibri"/>
+          <w:color w:val="000000"/>
+          <w:sz w:val="24"/>
+          <w:szCs w:val="24"/>
+        </w:rPr>
+        <w:t xml:space="preserve">Analýza bude založená na časových radoch trhových cien akcií, ktoré budú predspracované pomocou metód čistenia dát, transformácie časových radov a odstránenia </w:t>
+      </w:r>
+      <w:proofErr w:type="spellStart"/>
+      <w:r>
+        <w:rPr>
+          <w:rFonts w:ascii="Calibri" w:hAnsi="Calibri" w:cs="Calibri"/>
+          <w:color w:val="000000"/>
+          <w:sz w:val="24"/>
+          <w:szCs w:val="24"/>
+        </w:rPr>
+        <w:t>autokorelácie</w:t>
+      </w:r>
+      <w:proofErr w:type="spellEnd"/>
+      <w:r>
+        <w:rPr>
+          <w:rFonts w:ascii="Calibri" w:hAnsi="Calibri" w:cs="Calibri"/>
+          <w:color w:val="000000"/>
+          <w:sz w:val="24"/>
+          <w:szCs w:val="24"/>
+        </w:rPr>
+        <w:t>. Na takto pripravené dáta budú aplikované metódy umelej inteligencie a strojového učenia zamerané na identifikáciu vzorov, klasifikáciu a predikciu volatility.</w:t>
+      </w:r>
+    </w:p>
+    <w:p>
+      <w:pPr>
+        <w:jc w:val="both"/>
+        <w:rPr>
+          <w:sz w:val="24"/>
+          <w:szCs w:val="24"/>
+        </w:rPr>
+      </w:pPr>
+    </w:p>
+    <w:p>
+      <w:pPr>
+        <w:jc w:val="both"/>
+        <w:rPr>
+          <w:sz w:val="24"/>
+          <w:szCs w:val="24"/>
+        </w:rPr>
+      </w:pPr>
+    </w:p>
+    <w:p>
+      <w:pPr>
+        <w:jc w:val="both"/>
+        <w:rPr>
+          <w:sz w:val="24"/>
+          <w:szCs w:val="24"/>
+        </w:rPr>
+      </w:pPr>
+    </w:p>
+    <w:p>
+      <w:pPr>
+        <w:jc w:val="both"/>
+        <w:rPr>
+          <w:sz w:val="24"/>
+          <w:szCs w:val="24"/>
+        </w:rPr>
+      </w:pPr>
+    </w:p>
+    <w:p>
+      <w:pPr>
+        <w:jc w:val="both"/>
+        <w:rPr>
+          <w:sz w:val="24"/>
+          <w:szCs w:val="24"/>
+        </w:rPr>
+      </w:pPr>
+    </w:p>
+    <w:p>
+      <w:pPr>
+        <w:jc w:val="both"/>
+        <w:rPr>
+          <w:sz w:val="24"/>
+          <w:szCs w:val="24"/>
+        </w:rPr>
+      </w:pPr>
+    </w:p>
+    <w:p>
+      <w:pPr>
+        <w:jc w:val="both"/>
+        <w:rPr>
+          <w:sz w:val="24"/>
+          <w:szCs w:val="24"/>
+        </w:rPr>
+      </w:pPr>
+    </w:p>
+    <w:p>
+      <w:pPr>
+        <w:jc w:val="both"/>
+        <w:rPr>
+          <w:sz w:val="24"/>
+          <w:szCs w:val="24"/>
+        </w:rPr>
+      </w:pPr>
+    </w:p>
+    <w:p>
+      <w:pPr>
+        <w:jc w:val="both"/>
+        <w:rPr>
+          <w:sz w:val="24"/>
+          <w:szCs w:val="24"/>
+        </w:rPr>
+      </w:pPr>
+    </w:p>
+    <w:p>
+      <w:pPr>
+        <w:jc w:val="both"/>
+        <w:rPr>
+          <w:sz w:val="24"/>
+          <w:szCs w:val="24"/>
+        </w:rPr>
+      </w:pPr>
+    </w:p>
+    <w:p>
+      <w:pPr>
+        <w:jc w:val="both"/>
+        <w:rPr>
+          <w:sz w:val="24"/>
+          <w:szCs w:val="24"/>
+        </w:rPr>
+      </w:pPr>
+    </w:p>
+    <w:p>
+      <w:pPr>
+        <w:jc w:val="both"/>
+        <w:rPr>
+          <w:sz w:val="24"/>
+          <w:szCs w:val="24"/>
+        </w:rPr>
+      </w:pPr>
+    </w:p>
+    <w:p>
+      <w:pPr>
+        <w:jc w:val="both"/>
+        <w:rPr>
+          <w:sz w:val="24"/>
+          <w:szCs w:val="24"/>
+        </w:rPr>
+      </w:pPr>
+    </w:p>
+    <w:p>
+      <w:pPr>
+        <w:jc w:val="both"/>
+        <w:rPr>
+          <w:sz w:val="24"/>
+          <w:szCs w:val="24"/>
+        </w:rPr>
+      </w:pPr>
+    </w:p>
+    <w:p>
+      <w:pPr>
+        <w:jc w:val="both"/>
+        <w:rPr>
+          <w:sz w:val="24"/>
+          <w:szCs w:val="24"/>
+        </w:rPr>
+      </w:pPr>
+    </w:p>
+    <w:p>
+      <w:pPr>
+        <w:jc w:val="both"/>
+        <w:rPr>
+          <w:sz w:val="24"/>
+          <w:szCs w:val="24"/>
+        </w:rPr>
+      </w:pPr>
+    </w:p>
+    <w:p>
+      <w:pPr>
+        <w:jc w:val="both"/>
+        <w:rPr>
+          <w:sz w:val="24"/>
+          <w:szCs w:val="24"/>
+        </w:rPr>
+      </w:pPr>
+    </w:p>
+    <w:p>
+      <w:pPr>
+        <w:jc w:val="both"/>
+        <w:rPr>
+          <w:sz w:val="24"/>
+          <w:szCs w:val="24"/>
+        </w:rPr>
+      </w:pPr>
+    </w:p>
+    <w:p>
+      <w:pPr>
+        <w:jc w:val="both"/>
+        <w:rPr>
+          <w:sz w:val="24"/>
+          <w:szCs w:val="24"/>
+        </w:rPr>
+      </w:pPr>
+    </w:p>
+    <w:p>
+      <w:pPr>
+        <w:jc w:val="both"/>
+        <w:rPr>
+          <w:sz w:val="24"/>
+          <w:szCs w:val="24"/>
+        </w:rPr>
+      </w:pPr>
+    </w:p>
+    <w:p>
+      <w:pPr>
+        <w:jc w:val="both"/>
+        <w:rPr>
+          <w:sz w:val="24"/>
+          <w:szCs w:val="24"/>
+        </w:rPr>
+      </w:pPr>
+    </w:p>
+    <w:p>
+      <w:pPr>
+        <w:jc w:val="both"/>
+        <w:rPr>
+          <w:sz w:val="24"/>
+          <w:szCs w:val="24"/>
+        </w:rPr>
+      </w:pPr>
+    </w:p>
+    <w:p>
+      <w:pPr>
+        <w:jc w:val="both"/>
+        <w:rPr>
+          <w:b/>
+          <w:bCs/>
+          <w:sz w:val="28"/>
+          <w:szCs w:val="28"/>
+        </w:rPr>
+      </w:pPr>
+      <w:r>
+        <w:rPr>
+          <w:b/>
+          <w:bCs/>
+          <w:sz w:val="28"/>
+          <w:szCs w:val="28"/>
+        </w:rPr>
+        <w:lastRenderedPageBreak/>
+        <w:t>Návrh metodológie výskumu</w:t>
+      </w:r>
+    </w:p>
+    <w:p>
+      <w:pPr>
+        <w:jc w:val="both"/>
+        <w:rPr>
+          <w:sz w:val="24"/>
+          <w:szCs w:val="24"/>
+        </w:rPr>
+      </w:pPr>
+    </w:p>
+    <w:p>
+      <w:pPr>
+        <w:jc w:val="both"/>
+        <w:rPr>
+          <w:sz w:val="24"/>
+          <w:szCs w:val="24"/>
+        </w:rPr>
+      </w:pPr>
+    </w:p>
+    <w:p>
+      <w:pPr>
+        <w:jc w:val="both"/>
+        <w:rPr>
+          <w:sz w:val="24"/>
+          <w:szCs w:val="24"/>
+        </w:rPr>
+      </w:pPr>
+    </w:p>
+    <w:p>
+      <w:pPr>
+        <w:jc w:val="both"/>
+        <w:rPr>
+          <w:sz w:val="24"/>
+          <w:szCs w:val="24"/>
+        </w:rPr>
+      </w:pPr>
+    </w:p>
+    <w:p>
+      <w:pPr>
+        <w:jc w:val="both"/>
+        <w:rPr>
+          <w:sz w:val="24"/>
+          <w:szCs w:val="24"/>
+        </w:rPr>
+      </w:pPr>
+    </w:p>
+    <w:p>
+      <w:pPr>
+        <w:jc w:val="both"/>
+        <w:rPr>
+          <w:sz w:val="24"/>
+          <w:szCs w:val="24"/>
+        </w:rPr>
+      </w:pPr>
+    </w:p>
+    <w:p>
+      <w:pPr>
+        <w:jc w:val="both"/>
+        <w:rPr>
+          <w:sz w:val="24"/>
+          <w:szCs w:val="24"/>
+        </w:rPr>
+      </w:pPr>
+    </w:p>
+    <w:p>
+      <w:pPr>
+        <w:jc w:val="both"/>
+        <w:rPr>
+          <w:sz w:val="24"/>
+          <w:szCs w:val="24"/>
+        </w:rPr>
+      </w:pPr>
+    </w:p>
+    <w:p>
+      <w:pPr>
+        <w:jc w:val="both"/>
+        <w:rPr>
+          <w:sz w:val="24"/>
+          <w:szCs w:val="24"/>
+        </w:rPr>
+      </w:pPr>
+    </w:p>
+    <w:p>
+      <w:pPr>
+        <w:jc w:val="both"/>
+        <w:rPr>
+          <w:sz w:val="24"/>
+          <w:szCs w:val="24"/>
+        </w:rPr>
+      </w:pPr>
+    </w:p>
+    <w:p>
+      <w:pPr>
+        <w:jc w:val="both"/>
+        <w:rPr>
+          <w:sz w:val="24"/>
+          <w:szCs w:val="24"/>
+        </w:rPr>
+      </w:pPr>
+    </w:p>
+    <w:p>
+      <w:pPr>
+        <w:jc w:val="both"/>
+        <w:rPr>
+          <w:sz w:val="24"/>
+          <w:szCs w:val="24"/>
+        </w:rPr>
+      </w:pPr>
+    </w:p>
+    <w:p>
+      <w:pPr>
+        <w:jc w:val="both"/>
+        <w:rPr>
+          <w:sz w:val="24"/>
+          <w:szCs w:val="24"/>
+        </w:rPr>
+      </w:pPr>
+    </w:p>
+    <w:p>
+      <w:pPr>
+        <w:jc w:val="both"/>
+        <w:rPr>
+          <w:sz w:val="24"/>
+          <w:szCs w:val="24"/>
+        </w:rPr>
+      </w:pPr>
+    </w:p>
+    <w:p>
+      <w:pPr>
+        <w:jc w:val="both"/>
+        <w:rPr>
+          <w:sz w:val="24"/>
+          <w:szCs w:val="24"/>
+        </w:rPr>
+      </w:pPr>
+    </w:p>
+    <w:p>
+      <w:pPr>
+        <w:jc w:val="both"/>
+        <w:rPr>
+          <w:sz w:val="24"/>
+          <w:szCs w:val="24"/>
+        </w:rPr>
+      </w:pPr>
+    </w:p>
+    <w:p>
+      <w:pPr>
+        <w:jc w:val="both"/>
+        <w:rPr>
+          <w:sz w:val="24"/>
+          <w:szCs w:val="24"/>
+        </w:rPr>
+      </w:pPr>
+    </w:p>
+    <w:p>
+      <w:pPr>
+        <w:jc w:val="both"/>
+        <w:rPr>
+          <w:sz w:val="24"/>
+          <w:szCs w:val="24"/>
+        </w:rPr>
+      </w:pPr>
+    </w:p>
+    <w:p>
+      <w:pPr>
+        <w:jc w:val="both"/>
+        <w:rPr>
+          <w:sz w:val="24"/>
+          <w:szCs w:val="24"/>
+        </w:rPr>
+      </w:pPr>
+    </w:p>
+    <w:p>
+      <w:pPr>
+        <w:jc w:val="both"/>
+        <w:rPr>
+          <w:sz w:val="24"/>
+          <w:szCs w:val="24"/>
+        </w:rPr>
+      </w:pPr>
+    </w:p>
+    <w:p>
+      <w:pPr>
+        <w:jc w:val="both"/>
+        <w:rPr>
+          <w:sz w:val="24"/>
+          <w:szCs w:val="24"/>
+        </w:rPr>
+      </w:pPr>
+    </w:p>
+    <w:p>
+      <w:pPr>
+        <w:jc w:val="both"/>
+        <w:rPr>
+          <w:sz w:val="24"/>
+          <w:szCs w:val="24"/>
+        </w:rPr>
+      </w:pPr>
+    </w:p>
+    <w:p>
+      <w:pPr>
+        <w:jc w:val="both"/>
+        <w:rPr>
+          <w:sz w:val="24"/>
+          <w:szCs w:val="24"/>
+        </w:rPr>
+      </w:pPr>
+    </w:p>
+    <w:p>
+      <w:pPr>
+        <w:jc w:val="both"/>
+        <w:rPr>
+          <w:sz w:val="24"/>
+          <w:szCs w:val="24"/>
+        </w:rPr>
+      </w:pPr>
+    </w:p>
+    <w:p>
+      <w:pPr>
+        <w:jc w:val="both"/>
+        <w:rPr>
+          <w:sz w:val="24"/>
+          <w:szCs w:val="24"/>
+        </w:rPr>
+      </w:pPr>
+    </w:p>
+    <w:p>
+      <w:pPr>
+        <w:jc w:val="both"/>
+        <w:rPr>
+          <w:sz w:val="24"/>
+          <w:szCs w:val="24"/>
+        </w:rPr>
+      </w:pPr>
+    </w:p>
+    <w:p>
+      <w:pPr>
+        <w:jc w:val="both"/>
+        <w:rPr>
+          <w:sz w:val="24"/>
+          <w:szCs w:val="24"/>
+        </w:rPr>
+      </w:pPr>
+    </w:p>
+    <w:p>
+      <w:pPr>
+        <w:jc w:val="both"/>
+        <w:rPr>
+          <w:sz w:val="24"/>
+          <w:szCs w:val="24"/>
+        </w:rPr>
+      </w:pPr>
+    </w:p>
+    <w:p>
+      <w:pPr>
+        <w:autoSpaceDE w:val="0"/>
+        <w:autoSpaceDN w:val="0"/>
+        <w:ind w:hanging="480"/>
+        <w:divId w:val="1034770825"/>
+        <w:rPr>
+          <w:rFonts w:ascii="Calibri" w:hAnsi="Calibri" w:cs="Calibri"/>
+          <w:b/>
+          <w:bCs/>
+          <w:color w:val="000000"/>
+          <w:sz w:val="32"/>
+          <w:szCs w:val="32"/>
+        </w:rPr>
+      </w:pPr>
+      <w:r>
+        <w:rPr>
+          <w:rFonts w:ascii="Calibri" w:hAnsi="Calibri" w:cs="Calibri"/>
+          <w:b/>
+          <w:bCs/>
+          <w:color w:val="000000"/>
+          <w:sz w:val="32"/>
+          <w:szCs w:val="32"/>
+        </w:rPr>
+        <w:lastRenderedPageBreak/>
+        <w:t>Zoznam literatúry</w:t>
+      </w:r>
+    </w:p>
+    <w:sdt>
+      <w:sdtPr>
+        <w:rPr>
+          <w:rFonts w:ascii="Calibri" w:hAnsi="Calibri" w:cs="Calibri"/>
+          <w:color w:val="000000"/>
+        </w:rPr>
+        <w:tag w:val="MENDELEY_BIBLIOGRAPHY"/>
+        <w:id w:val="372123619"/>
+        <w:placeholder>
+          <w:docPart w:val="266C2A975CBA4DE5AA95DEC76DA83C19"/>
+        </w:placeholder>
+      </w:sdtPr>
+      <w:sdtContent>
+        <w:p>
+          <w:pPr>
+            <w:autoSpaceDE w:val="0"/>
+            <w:autoSpaceDN w:val="0"/>
+            <w:ind w:hanging="480"/>
+            <w:divId w:val="1521701952"/>
+            <w:rPr>
+              <w:rFonts w:ascii="Calibri" w:eastAsia="Times New Roman" w:hAnsi="Calibri" w:cs="Calibri"/>
+              <w:color w:val="000000"/>
+              <w:kern w:val="0"/>
+              <w:szCs w:val="24"/>
+              <w14:ligatures w14:val="none"/>
+            </w:rPr>
+          </w:pPr>
+          <w:proofErr w:type="spellStart"/>
+          <w:r>
+            <w:rPr>
+              <w:rFonts w:ascii="Calibri" w:eastAsia="Times New Roman" w:hAnsi="Calibri" w:cs="Calibri"/>
+              <w:color w:val="000000"/>
+            </w:rPr>
+            <w:t>Khan</w:t>
+          </w:r>
+          <w:proofErr w:type="spellEnd"/>
+          <w:r>
+            <w:rPr>
+              <w:rFonts w:ascii="Calibri" w:eastAsia="Times New Roman" w:hAnsi="Calibri" w:cs="Calibri"/>
+              <w:color w:val="000000"/>
+            </w:rPr>
+            <w:t xml:space="preserve">, M. N., </w:t>
+          </w:r>
+          <w:proofErr w:type="spellStart"/>
+          <w:r>
+            <w:rPr>
+              <w:rFonts w:ascii="Calibri" w:eastAsia="Times New Roman" w:hAnsi="Calibri" w:cs="Calibri"/>
+              <w:color w:val="000000"/>
+            </w:rPr>
+            <w:t>Fifield</w:t>
+          </w:r>
+          <w:proofErr w:type="spellEnd"/>
+          <w:r>
+            <w:rPr>
+              <w:rFonts w:ascii="Calibri" w:eastAsia="Times New Roman" w:hAnsi="Calibri" w:cs="Calibri"/>
+              <w:color w:val="000000"/>
+            </w:rPr>
+            <w:t xml:space="preserve">, S. G. M., &amp; </w:t>
+          </w:r>
+          <w:proofErr w:type="spellStart"/>
+          <w:r>
+            <w:rPr>
+              <w:rFonts w:ascii="Calibri" w:eastAsia="Times New Roman" w:hAnsi="Calibri" w:cs="Calibri"/>
+              <w:color w:val="000000"/>
+            </w:rPr>
+            <w:t>Power</w:t>
+          </w:r>
+          <w:proofErr w:type="spellEnd"/>
+          <w:r>
+            <w:rPr>
+              <w:rFonts w:ascii="Calibri" w:eastAsia="Times New Roman" w:hAnsi="Calibri" w:cs="Calibri"/>
+              <w:color w:val="000000"/>
+            </w:rPr>
+            <w:t xml:space="preserve">, D. M. (2024). </w:t>
+          </w:r>
+          <w:proofErr w:type="spellStart"/>
+          <w:r>
+            <w:rPr>
+              <w:rFonts w:ascii="Calibri" w:eastAsia="Times New Roman" w:hAnsi="Calibri" w:cs="Calibri"/>
+              <w:color w:val="000000"/>
+            </w:rPr>
+            <w:t>The</w:t>
+          </w:r>
+          <w:proofErr w:type="spellEnd"/>
+          <w:r>
+            <w:rPr>
+              <w:rFonts w:ascii="Calibri" w:eastAsia="Times New Roman" w:hAnsi="Calibri" w:cs="Calibri"/>
+              <w:color w:val="000000"/>
+            </w:rPr>
+            <w:t xml:space="preserve"> </w:t>
+          </w:r>
+          <w:proofErr w:type="spellStart"/>
+          <w:r>
+            <w:rPr>
+              <w:rFonts w:ascii="Calibri" w:eastAsia="Times New Roman" w:hAnsi="Calibri" w:cs="Calibri"/>
+              <w:color w:val="000000"/>
+            </w:rPr>
+            <w:t>impact</w:t>
+          </w:r>
+          <w:proofErr w:type="spellEnd"/>
+          <w:r>
+            <w:rPr>
+              <w:rFonts w:ascii="Calibri" w:eastAsia="Times New Roman" w:hAnsi="Calibri" w:cs="Calibri"/>
+              <w:color w:val="000000"/>
+            </w:rPr>
+            <w:t xml:space="preserve"> of </w:t>
+          </w:r>
+          <w:proofErr w:type="spellStart"/>
+          <w:r>
+            <w:rPr>
+              <w:rFonts w:ascii="Calibri" w:eastAsia="Times New Roman" w:hAnsi="Calibri" w:cs="Calibri"/>
+              <w:color w:val="000000"/>
+            </w:rPr>
+            <w:t>the</w:t>
+          </w:r>
+          <w:proofErr w:type="spellEnd"/>
+          <w:r>
+            <w:rPr>
+              <w:rFonts w:ascii="Calibri" w:eastAsia="Times New Roman" w:hAnsi="Calibri" w:cs="Calibri"/>
+              <w:color w:val="000000"/>
+            </w:rPr>
+            <w:t xml:space="preserve"> COVID 19 </w:t>
+          </w:r>
+          <w:proofErr w:type="spellStart"/>
+          <w:r>
+            <w:rPr>
+              <w:rFonts w:ascii="Calibri" w:eastAsia="Times New Roman" w:hAnsi="Calibri" w:cs="Calibri"/>
+              <w:color w:val="000000"/>
+            </w:rPr>
+            <w:t>pandemic</w:t>
+          </w:r>
+          <w:proofErr w:type="spellEnd"/>
+          <w:r>
+            <w:rPr>
+              <w:rFonts w:ascii="Calibri" w:eastAsia="Times New Roman" w:hAnsi="Calibri" w:cs="Calibri"/>
+              <w:color w:val="000000"/>
+            </w:rPr>
+            <w:t xml:space="preserve"> on </w:t>
+          </w:r>
+          <w:proofErr w:type="spellStart"/>
+          <w:r>
+            <w:rPr>
+              <w:rFonts w:ascii="Calibri" w:eastAsia="Times New Roman" w:hAnsi="Calibri" w:cs="Calibri"/>
+              <w:color w:val="000000"/>
+            </w:rPr>
+            <w:t>stock</w:t>
+          </w:r>
+          <w:proofErr w:type="spellEnd"/>
+          <w:r>
+            <w:rPr>
+              <w:rFonts w:ascii="Calibri" w:eastAsia="Times New Roman" w:hAnsi="Calibri" w:cs="Calibri"/>
+              <w:color w:val="000000"/>
+            </w:rPr>
+            <w:t xml:space="preserve"> </w:t>
+          </w:r>
+          <w:proofErr w:type="spellStart"/>
+          <w:r>
+            <w:rPr>
+              <w:rFonts w:ascii="Calibri" w:eastAsia="Times New Roman" w:hAnsi="Calibri" w:cs="Calibri"/>
+              <w:color w:val="000000"/>
+            </w:rPr>
+            <w:t>market</w:t>
+          </w:r>
+          <w:proofErr w:type="spellEnd"/>
+          <w:r>
+            <w:rPr>
+              <w:rFonts w:ascii="Calibri" w:eastAsia="Times New Roman" w:hAnsi="Calibri" w:cs="Calibri"/>
+              <w:color w:val="000000"/>
+            </w:rPr>
+            <w:t xml:space="preserve"> volatility: </w:t>
+          </w:r>
+          <w:proofErr w:type="spellStart"/>
+          <w:r>
+            <w:rPr>
+              <w:rFonts w:ascii="Calibri" w:eastAsia="Times New Roman" w:hAnsi="Calibri" w:cs="Calibri"/>
+              <w:color w:val="000000"/>
+            </w:rPr>
+            <w:t>evidence</w:t>
+          </w:r>
+          <w:proofErr w:type="spellEnd"/>
+          <w:r>
+            <w:rPr>
+              <w:rFonts w:ascii="Calibri" w:eastAsia="Times New Roman" w:hAnsi="Calibri" w:cs="Calibri"/>
+              <w:color w:val="000000"/>
+            </w:rPr>
+            <w:t xml:space="preserve"> </w:t>
+          </w:r>
+          <w:proofErr w:type="spellStart"/>
+          <w:r>
+            <w:rPr>
+              <w:rFonts w:ascii="Calibri" w:eastAsia="Times New Roman" w:hAnsi="Calibri" w:cs="Calibri"/>
+              <w:color w:val="000000"/>
+            </w:rPr>
+            <w:t>from</w:t>
+          </w:r>
+          <w:proofErr w:type="spellEnd"/>
+          <w:r>
+            <w:rPr>
+              <w:rFonts w:ascii="Calibri" w:eastAsia="Times New Roman" w:hAnsi="Calibri" w:cs="Calibri"/>
+              <w:color w:val="000000"/>
+            </w:rPr>
+            <w:t xml:space="preserve"> a </w:t>
+          </w:r>
+          <w:proofErr w:type="spellStart"/>
+          <w:r>
+            <w:rPr>
+              <w:rFonts w:ascii="Calibri" w:eastAsia="Times New Roman" w:hAnsi="Calibri" w:cs="Calibri"/>
+              <w:color w:val="000000"/>
+            </w:rPr>
+            <w:t>selection</w:t>
+          </w:r>
+          <w:proofErr w:type="spellEnd"/>
+          <w:r>
+            <w:rPr>
+              <w:rFonts w:ascii="Calibri" w:eastAsia="Times New Roman" w:hAnsi="Calibri" w:cs="Calibri"/>
+              <w:color w:val="000000"/>
+            </w:rPr>
+            <w:t xml:space="preserve"> of </w:t>
+          </w:r>
+          <w:proofErr w:type="spellStart"/>
+          <w:r>
+            <w:rPr>
+              <w:rFonts w:ascii="Calibri" w:eastAsia="Times New Roman" w:hAnsi="Calibri" w:cs="Calibri"/>
+              <w:color w:val="000000"/>
+            </w:rPr>
+            <w:t>developed</w:t>
+          </w:r>
+          <w:proofErr w:type="spellEnd"/>
+          <w:r>
+            <w:rPr>
+              <w:rFonts w:ascii="Calibri" w:eastAsia="Times New Roman" w:hAnsi="Calibri" w:cs="Calibri"/>
+              <w:color w:val="000000"/>
+            </w:rPr>
+            <w:t xml:space="preserve"> and </w:t>
+          </w:r>
+          <w:proofErr w:type="spellStart"/>
+          <w:r>
+            <w:rPr>
+              <w:rFonts w:ascii="Calibri" w:eastAsia="Times New Roman" w:hAnsi="Calibri" w:cs="Calibri"/>
+              <w:color w:val="000000"/>
+            </w:rPr>
+            <w:t>emerging</w:t>
+          </w:r>
+          <w:proofErr w:type="spellEnd"/>
+          <w:r>
+            <w:rPr>
+              <w:rFonts w:ascii="Calibri" w:eastAsia="Times New Roman" w:hAnsi="Calibri" w:cs="Calibri"/>
+              <w:color w:val="000000"/>
+            </w:rPr>
+            <w:t xml:space="preserve"> </w:t>
+          </w:r>
+          <w:proofErr w:type="spellStart"/>
+          <w:r>
+            <w:rPr>
+              <w:rFonts w:ascii="Calibri" w:eastAsia="Times New Roman" w:hAnsi="Calibri" w:cs="Calibri"/>
+              <w:color w:val="000000"/>
+            </w:rPr>
+            <w:t>stock</w:t>
+          </w:r>
+          <w:proofErr w:type="spellEnd"/>
+          <w:r>
+            <w:rPr>
+              <w:rFonts w:ascii="Calibri" w:eastAsia="Times New Roman" w:hAnsi="Calibri" w:cs="Calibri"/>
+              <w:color w:val="000000"/>
+            </w:rPr>
+            <w:t xml:space="preserve"> </w:t>
+          </w:r>
+          <w:proofErr w:type="spellStart"/>
+          <w:r>
+            <w:rPr>
+              <w:rFonts w:ascii="Calibri" w:eastAsia="Times New Roman" w:hAnsi="Calibri" w:cs="Calibri"/>
+              <w:color w:val="000000"/>
+            </w:rPr>
+            <w:t>markets</w:t>
+          </w:r>
+          <w:proofErr w:type="spellEnd"/>
+          <w:r>
+            <w:rPr>
+              <w:rFonts w:ascii="Calibri" w:eastAsia="Times New Roman" w:hAnsi="Calibri" w:cs="Calibri"/>
+              <w:color w:val="000000"/>
+            </w:rPr>
+            <w:t xml:space="preserve">. </w:t>
+          </w:r>
+          <w:r>
+            <w:rPr>
+              <w:rFonts w:ascii="Calibri" w:eastAsia="Times New Roman" w:hAnsi="Calibri" w:cs="Calibri"/>
+              <w:i/>
+              <w:iCs/>
+              <w:color w:val="000000"/>
+            </w:rPr>
+            <w:t xml:space="preserve">SN Business &amp; </w:t>
+          </w:r>
+          <w:proofErr w:type="spellStart"/>
+          <w:r>
+            <w:rPr>
+              <w:rFonts w:ascii="Calibri" w:eastAsia="Times New Roman" w:hAnsi="Calibri" w:cs="Calibri"/>
+              <w:i/>
+              <w:iCs/>
+              <w:color w:val="000000"/>
+            </w:rPr>
+            <w:t>Economics</w:t>
+          </w:r>
+          <w:proofErr w:type="spellEnd"/>
+          <w:r>
+            <w:rPr>
+              <w:rFonts w:ascii="Calibri" w:eastAsia="Times New Roman" w:hAnsi="Calibri" w:cs="Calibri"/>
+              <w:i/>
+              <w:iCs/>
+              <w:color w:val="000000"/>
+            </w:rPr>
+            <w:t xml:space="preserve"> 2024 4:6</w:t>
+          </w:r>
+          <w:r>
+            <w:rPr>
+              <w:rFonts w:ascii="Calibri" w:eastAsia="Times New Roman" w:hAnsi="Calibri" w:cs="Calibri"/>
+              <w:color w:val="000000"/>
+            </w:rPr>
+            <w:t xml:space="preserve">, </w:t>
+          </w:r>
+          <w:r>
+            <w:rPr>
+              <w:rFonts w:ascii="Calibri" w:eastAsia="Times New Roman" w:hAnsi="Calibri" w:cs="Calibri"/>
+              <w:i/>
+              <w:iCs/>
+              <w:color w:val="000000"/>
+            </w:rPr>
+            <w:t>4</w:t>
+          </w:r>
+          <w:r>
+            <w:rPr>
+              <w:rFonts w:ascii="Calibri" w:eastAsia="Times New Roman" w:hAnsi="Calibri" w:cs="Calibri"/>
+              <w:color w:val="000000"/>
+            </w:rPr>
+            <w:t>(6), 63-. https://doi.org/10.1007/S43546-024-00659-W</w:t>
+          </w:r>
+        </w:p>
+        <w:p>
+          <w:pPr>
+            <w:autoSpaceDE w:val="0"/>
+            <w:autoSpaceDN w:val="0"/>
+            <w:ind w:hanging="480"/>
+            <w:divId w:val="1815022811"/>
+            <w:rPr>
+              <w:rFonts w:ascii="Calibri" w:eastAsia="Times New Roman" w:hAnsi="Calibri" w:cs="Calibri"/>
+              <w:color w:val="000000"/>
+            </w:rPr>
+          </w:pPr>
+          <w:proofErr w:type="spellStart"/>
+          <w:r>
+            <w:rPr>
+              <w:rFonts w:ascii="Calibri" w:eastAsia="Times New Roman" w:hAnsi="Calibri" w:cs="Calibri"/>
+              <w:color w:val="000000"/>
+            </w:rPr>
+            <w:t>Kılıç</w:t>
+          </w:r>
+          <w:proofErr w:type="spellEnd"/>
+          <w:r>
+            <w:rPr>
+              <w:rFonts w:ascii="Calibri" w:eastAsia="Times New Roman" w:hAnsi="Calibri" w:cs="Calibri"/>
+              <w:color w:val="000000"/>
+            </w:rPr>
+            <w:t xml:space="preserve">, R. (2025). </w:t>
+          </w:r>
+          <w:proofErr w:type="spellStart"/>
+          <w:r>
+            <w:rPr>
+              <w:rFonts w:ascii="Calibri" w:eastAsia="Times New Roman" w:hAnsi="Calibri" w:cs="Calibri"/>
+              <w:i/>
+              <w:iCs/>
+              <w:color w:val="000000"/>
+            </w:rPr>
+            <w:t>Linear</w:t>
+          </w:r>
+          <w:proofErr w:type="spellEnd"/>
+          <w:r>
+            <w:rPr>
+              <w:rFonts w:ascii="Calibri" w:eastAsia="Times New Roman" w:hAnsi="Calibri" w:cs="Calibri"/>
+              <w:i/>
+              <w:iCs/>
+              <w:color w:val="000000"/>
+            </w:rPr>
+            <w:t xml:space="preserve"> and </w:t>
+          </w:r>
+          <w:proofErr w:type="spellStart"/>
+          <w:r>
+            <w:rPr>
+              <w:rFonts w:ascii="Calibri" w:eastAsia="Times New Roman" w:hAnsi="Calibri" w:cs="Calibri"/>
+              <w:i/>
+              <w:iCs/>
+              <w:color w:val="000000"/>
+            </w:rPr>
+            <w:t>nonlinear</w:t>
+          </w:r>
+          <w:proofErr w:type="spellEnd"/>
+          <w:r>
+            <w:rPr>
+              <w:rFonts w:ascii="Calibri" w:eastAsia="Times New Roman" w:hAnsi="Calibri" w:cs="Calibri"/>
+              <w:i/>
+              <w:iCs/>
+              <w:color w:val="000000"/>
+            </w:rPr>
+            <w:t xml:space="preserve"> </w:t>
+          </w:r>
+          <w:proofErr w:type="spellStart"/>
+          <w:r>
+            <w:rPr>
+              <w:rFonts w:ascii="Calibri" w:eastAsia="Times New Roman" w:hAnsi="Calibri" w:cs="Calibri"/>
+              <w:i/>
+              <w:iCs/>
+              <w:color w:val="000000"/>
+            </w:rPr>
+            <w:t>econometric</w:t>
+          </w:r>
+          <w:proofErr w:type="spellEnd"/>
+          <w:r>
+            <w:rPr>
+              <w:rFonts w:ascii="Calibri" w:eastAsia="Times New Roman" w:hAnsi="Calibri" w:cs="Calibri"/>
+              <w:i/>
+              <w:iCs/>
+              <w:color w:val="000000"/>
+            </w:rPr>
+            <w:t xml:space="preserve"> </w:t>
+          </w:r>
+          <w:proofErr w:type="spellStart"/>
+          <w:r>
+            <w:rPr>
+              <w:rFonts w:ascii="Calibri" w:eastAsia="Times New Roman" w:hAnsi="Calibri" w:cs="Calibri"/>
+              <w:i/>
+              <w:iCs/>
+              <w:color w:val="000000"/>
+            </w:rPr>
+            <w:t>models</w:t>
+          </w:r>
+          <w:proofErr w:type="spellEnd"/>
+          <w:r>
+            <w:rPr>
+              <w:rFonts w:ascii="Calibri" w:eastAsia="Times New Roman" w:hAnsi="Calibri" w:cs="Calibri"/>
+              <w:i/>
+              <w:iCs/>
+              <w:color w:val="000000"/>
+            </w:rPr>
+            <w:t xml:space="preserve"> </w:t>
+          </w:r>
+          <w:proofErr w:type="spellStart"/>
+          <w:r>
+            <w:rPr>
+              <w:rFonts w:ascii="Calibri" w:eastAsia="Times New Roman" w:hAnsi="Calibri" w:cs="Calibri"/>
+              <w:i/>
+              <w:iCs/>
+              <w:color w:val="000000"/>
+            </w:rPr>
+            <w:t>against</w:t>
+          </w:r>
+          <w:proofErr w:type="spellEnd"/>
+          <w:r>
+            <w:rPr>
+              <w:rFonts w:ascii="Calibri" w:eastAsia="Times New Roman" w:hAnsi="Calibri" w:cs="Calibri"/>
+              <w:i/>
+              <w:iCs/>
+              <w:color w:val="000000"/>
+            </w:rPr>
+            <w:t xml:space="preserve"> </w:t>
+          </w:r>
+          <w:proofErr w:type="spellStart"/>
+          <w:r>
+            <w:rPr>
+              <w:rFonts w:ascii="Calibri" w:eastAsia="Times New Roman" w:hAnsi="Calibri" w:cs="Calibri"/>
+              <w:i/>
+              <w:iCs/>
+              <w:color w:val="000000"/>
+            </w:rPr>
+            <w:t>machine</w:t>
+          </w:r>
+          <w:proofErr w:type="spellEnd"/>
+          <w:r>
+            <w:rPr>
+              <w:rFonts w:ascii="Calibri" w:eastAsia="Times New Roman" w:hAnsi="Calibri" w:cs="Calibri"/>
+              <w:i/>
+              <w:iCs/>
+              <w:color w:val="000000"/>
+            </w:rPr>
+            <w:t xml:space="preserve"> </w:t>
+          </w:r>
+          <w:proofErr w:type="spellStart"/>
+          <w:r>
+            <w:rPr>
+              <w:rFonts w:ascii="Calibri" w:eastAsia="Times New Roman" w:hAnsi="Calibri" w:cs="Calibri"/>
+              <w:i/>
+              <w:iCs/>
+              <w:color w:val="000000"/>
+            </w:rPr>
+            <w:t>learning</w:t>
+          </w:r>
+          <w:proofErr w:type="spellEnd"/>
+          <w:r>
+            <w:rPr>
+              <w:rFonts w:ascii="Calibri" w:eastAsia="Times New Roman" w:hAnsi="Calibri" w:cs="Calibri"/>
+              <w:i/>
+              <w:iCs/>
+              <w:color w:val="000000"/>
+            </w:rPr>
+            <w:t xml:space="preserve"> </w:t>
+          </w:r>
+          <w:proofErr w:type="spellStart"/>
+          <w:r>
+            <w:rPr>
+              <w:rFonts w:ascii="Calibri" w:eastAsia="Times New Roman" w:hAnsi="Calibri" w:cs="Calibri"/>
+              <w:i/>
+              <w:iCs/>
+              <w:color w:val="000000"/>
+            </w:rPr>
+            <w:t>models</w:t>
+          </w:r>
+          <w:proofErr w:type="spellEnd"/>
+          <w:r>
+            <w:rPr>
+              <w:rFonts w:ascii="Calibri" w:eastAsia="Times New Roman" w:hAnsi="Calibri" w:cs="Calibri"/>
+              <w:i/>
+              <w:iCs/>
+              <w:color w:val="000000"/>
+            </w:rPr>
+            <w:t xml:space="preserve">: </w:t>
+          </w:r>
+          <w:proofErr w:type="spellStart"/>
+          <w:r>
+            <w:rPr>
+              <w:rFonts w:ascii="Calibri" w:eastAsia="Times New Roman" w:hAnsi="Calibri" w:cs="Calibri"/>
+              <w:i/>
+              <w:iCs/>
+              <w:color w:val="000000"/>
+            </w:rPr>
+            <w:t>realized</w:t>
+          </w:r>
+          <w:proofErr w:type="spellEnd"/>
+          <w:r>
+            <w:rPr>
+              <w:rFonts w:ascii="Calibri" w:eastAsia="Times New Roman" w:hAnsi="Calibri" w:cs="Calibri"/>
+              <w:i/>
+              <w:iCs/>
+              <w:color w:val="000000"/>
+            </w:rPr>
+            <w:t xml:space="preserve"> volatility </w:t>
+          </w:r>
+          <w:proofErr w:type="spellStart"/>
+          <w:r>
+            <w:rPr>
+              <w:rFonts w:ascii="Calibri" w:eastAsia="Times New Roman" w:hAnsi="Calibri" w:cs="Calibri"/>
+              <w:i/>
+              <w:iCs/>
+              <w:color w:val="000000"/>
+            </w:rPr>
+            <w:t>prediction</w:t>
+          </w:r>
+          <w:proofErr w:type="spellEnd"/>
+          <w:r>
+            <w:rPr>
+              <w:rFonts w:ascii="Calibri" w:eastAsia="Times New Roman" w:hAnsi="Calibri" w:cs="Calibri"/>
+              <w:color w:val="000000"/>
+            </w:rPr>
+            <w:t>. https://doi.org/10.17016/FEDS.2025.061</w:t>
+          </w:r>
+        </w:p>
+        <w:p>
+          <w:pPr>
+            <w:autoSpaceDE w:val="0"/>
+            <w:autoSpaceDN w:val="0"/>
+            <w:ind w:hanging="480"/>
+            <w:divId w:val="413209517"/>
+            <w:rPr>
+              <w:rFonts w:ascii="Calibri" w:eastAsia="Times New Roman" w:hAnsi="Calibri" w:cs="Calibri"/>
+              <w:color w:val="000000"/>
+            </w:rPr>
+          </w:pPr>
+          <w:proofErr w:type="spellStart"/>
+          <w:r>
+            <w:rPr>
+              <w:rFonts w:ascii="Calibri" w:eastAsia="Times New Roman" w:hAnsi="Calibri" w:cs="Calibri"/>
+              <w:color w:val="000000"/>
+            </w:rPr>
+            <w:t>Leushuis</w:t>
+          </w:r>
+          <w:proofErr w:type="spellEnd"/>
+          <w:r>
+            <w:rPr>
+              <w:rFonts w:ascii="Calibri" w:eastAsia="Times New Roman" w:hAnsi="Calibri" w:cs="Calibri"/>
+              <w:color w:val="000000"/>
+            </w:rPr>
+            <w:t xml:space="preserve">, R. M., &amp; </w:t>
+          </w:r>
+          <w:proofErr w:type="spellStart"/>
+          <w:r>
+            <w:rPr>
+              <w:rFonts w:ascii="Calibri" w:eastAsia="Times New Roman" w:hAnsi="Calibri" w:cs="Calibri"/>
+              <w:color w:val="000000"/>
+            </w:rPr>
+            <w:t>Petkov</w:t>
+          </w:r>
+          <w:proofErr w:type="spellEnd"/>
+          <w:r>
+            <w:rPr>
+              <w:rFonts w:ascii="Calibri" w:eastAsia="Times New Roman" w:hAnsi="Calibri" w:cs="Calibri"/>
+              <w:color w:val="000000"/>
+            </w:rPr>
+            <w:t xml:space="preserve">, N. (2026). </w:t>
+          </w:r>
+          <w:proofErr w:type="spellStart"/>
+          <w:r>
+            <w:rPr>
+              <w:rFonts w:ascii="Calibri" w:eastAsia="Times New Roman" w:hAnsi="Calibri" w:cs="Calibri"/>
+              <w:color w:val="000000"/>
+            </w:rPr>
+            <w:t>Advances</w:t>
+          </w:r>
+          <w:proofErr w:type="spellEnd"/>
+          <w:r>
+            <w:rPr>
+              <w:rFonts w:ascii="Calibri" w:eastAsia="Times New Roman" w:hAnsi="Calibri" w:cs="Calibri"/>
+              <w:color w:val="000000"/>
+            </w:rPr>
+            <w:t xml:space="preserve"> in </w:t>
+          </w:r>
+          <w:proofErr w:type="spellStart"/>
+          <w:r>
+            <w:rPr>
+              <w:rFonts w:ascii="Calibri" w:eastAsia="Times New Roman" w:hAnsi="Calibri" w:cs="Calibri"/>
+              <w:color w:val="000000"/>
+            </w:rPr>
+            <w:t>forecasting</w:t>
+          </w:r>
+          <w:proofErr w:type="spellEnd"/>
+          <w:r>
+            <w:rPr>
+              <w:rFonts w:ascii="Calibri" w:eastAsia="Times New Roman" w:hAnsi="Calibri" w:cs="Calibri"/>
+              <w:color w:val="000000"/>
+            </w:rPr>
+            <w:t xml:space="preserve"> </w:t>
+          </w:r>
+          <w:proofErr w:type="spellStart"/>
+          <w:r>
+            <w:rPr>
+              <w:rFonts w:ascii="Calibri" w:eastAsia="Times New Roman" w:hAnsi="Calibri" w:cs="Calibri"/>
+              <w:color w:val="000000"/>
+            </w:rPr>
+            <w:t>realized</w:t>
+          </w:r>
+          <w:proofErr w:type="spellEnd"/>
+          <w:r>
+            <w:rPr>
+              <w:rFonts w:ascii="Calibri" w:eastAsia="Times New Roman" w:hAnsi="Calibri" w:cs="Calibri"/>
+              <w:color w:val="000000"/>
+            </w:rPr>
+            <w:t xml:space="preserve"> volatility: a </w:t>
+          </w:r>
+          <w:proofErr w:type="spellStart"/>
+          <w:r>
+            <w:rPr>
+              <w:rFonts w:ascii="Calibri" w:eastAsia="Times New Roman" w:hAnsi="Calibri" w:cs="Calibri"/>
+              <w:color w:val="000000"/>
+            </w:rPr>
+            <w:t>review</w:t>
+          </w:r>
+          <w:proofErr w:type="spellEnd"/>
+          <w:r>
+            <w:rPr>
+              <w:rFonts w:ascii="Calibri" w:eastAsia="Times New Roman" w:hAnsi="Calibri" w:cs="Calibri"/>
+              <w:color w:val="000000"/>
+            </w:rPr>
+            <w:t xml:space="preserve"> of </w:t>
+          </w:r>
+          <w:proofErr w:type="spellStart"/>
+          <w:r>
+            <w:rPr>
+              <w:rFonts w:ascii="Calibri" w:eastAsia="Times New Roman" w:hAnsi="Calibri" w:cs="Calibri"/>
+              <w:color w:val="000000"/>
+            </w:rPr>
+            <w:t>methodologies</w:t>
+          </w:r>
+          <w:proofErr w:type="spellEnd"/>
+          <w:r>
+            <w:rPr>
+              <w:rFonts w:ascii="Calibri" w:eastAsia="Times New Roman" w:hAnsi="Calibri" w:cs="Calibri"/>
+              <w:color w:val="000000"/>
+            </w:rPr>
+            <w:t xml:space="preserve">. </w:t>
+          </w:r>
+          <w:proofErr w:type="spellStart"/>
+          <w:r>
+            <w:rPr>
+              <w:rFonts w:ascii="Calibri" w:eastAsia="Times New Roman" w:hAnsi="Calibri" w:cs="Calibri"/>
+              <w:i/>
+              <w:iCs/>
+              <w:color w:val="000000"/>
+            </w:rPr>
+            <w:t>Financial</w:t>
+          </w:r>
+          <w:proofErr w:type="spellEnd"/>
+          <w:r>
+            <w:rPr>
+              <w:rFonts w:ascii="Calibri" w:eastAsia="Times New Roman" w:hAnsi="Calibri" w:cs="Calibri"/>
+              <w:i/>
+              <w:iCs/>
+              <w:color w:val="000000"/>
+            </w:rPr>
+            <w:t xml:space="preserve"> </w:t>
+          </w:r>
+          <w:proofErr w:type="spellStart"/>
+          <w:r>
+            <w:rPr>
+              <w:rFonts w:ascii="Calibri" w:eastAsia="Times New Roman" w:hAnsi="Calibri" w:cs="Calibri"/>
+              <w:i/>
+              <w:iCs/>
+              <w:color w:val="000000"/>
+            </w:rPr>
+            <w:t>Innovation</w:t>
+          </w:r>
+          <w:proofErr w:type="spellEnd"/>
+          <w:r>
+            <w:rPr>
+              <w:rFonts w:ascii="Calibri" w:eastAsia="Times New Roman" w:hAnsi="Calibri" w:cs="Calibri"/>
+              <w:i/>
+              <w:iCs/>
+              <w:color w:val="000000"/>
+            </w:rPr>
+            <w:t xml:space="preserve"> 2026 12:1</w:t>
+          </w:r>
+          <w:r>
+            <w:rPr>
+              <w:rFonts w:ascii="Calibri" w:eastAsia="Times New Roman" w:hAnsi="Calibri" w:cs="Calibri"/>
+              <w:color w:val="000000"/>
+            </w:rPr>
+            <w:t xml:space="preserve">, </w:t>
+          </w:r>
+          <w:r>
+            <w:rPr>
+              <w:rFonts w:ascii="Calibri" w:eastAsia="Times New Roman" w:hAnsi="Calibri" w:cs="Calibri"/>
+              <w:i/>
+              <w:iCs/>
+              <w:color w:val="000000"/>
+            </w:rPr>
+            <w:t>12</w:t>
+          </w:r>
+          <w:r>
+            <w:rPr>
+              <w:rFonts w:ascii="Calibri" w:eastAsia="Times New Roman" w:hAnsi="Calibri" w:cs="Calibri"/>
+              <w:color w:val="000000"/>
+            </w:rPr>
+            <w:t>(1), 14-. https://doi.org/10.1186/S40854-025-00809-5</w:t>
+          </w:r>
+        </w:p>
+        <w:p>
+          <w:pPr>
+            <w:autoSpaceDE w:val="0"/>
+            <w:autoSpaceDN w:val="0"/>
+            <w:ind w:hanging="480"/>
+            <w:divId w:val="481043443"/>
+            <w:rPr>
+              <w:rFonts w:ascii="Calibri" w:eastAsia="Times New Roman" w:hAnsi="Calibri" w:cs="Calibri"/>
+              <w:color w:val="000000"/>
+            </w:rPr>
+          </w:pPr>
+          <w:r>
+            <w:rPr>
+              <w:rFonts w:ascii="Calibri" w:eastAsia="Times New Roman" w:hAnsi="Calibri" w:cs="Calibri"/>
+              <w:color w:val="000000"/>
+            </w:rPr>
+            <w:t xml:space="preserve">Peter, M., </w:t>
+          </w:r>
+          <w:proofErr w:type="spellStart"/>
+          <w:r>
+            <w:rPr>
+              <w:rFonts w:ascii="Calibri" w:eastAsia="Times New Roman" w:hAnsi="Calibri" w:cs="Calibri"/>
+              <w:color w:val="000000"/>
+            </w:rPr>
+            <w:t>Mirau</w:t>
+          </w:r>
+          <w:proofErr w:type="spellEnd"/>
+          <w:r>
+            <w:rPr>
+              <w:rFonts w:ascii="Calibri" w:eastAsia="Times New Roman" w:hAnsi="Calibri" w:cs="Calibri"/>
+              <w:color w:val="000000"/>
+            </w:rPr>
+            <w:t xml:space="preserve">, S., </w:t>
+          </w:r>
+          <w:proofErr w:type="spellStart"/>
+          <w:r>
+            <w:rPr>
+              <w:rFonts w:ascii="Calibri" w:eastAsia="Times New Roman" w:hAnsi="Calibri" w:cs="Calibri"/>
+              <w:color w:val="000000"/>
+            </w:rPr>
+            <w:t>Sinkwembe</w:t>
+          </w:r>
+          <w:proofErr w:type="spellEnd"/>
+          <w:r>
+            <w:rPr>
+              <w:rFonts w:ascii="Calibri" w:eastAsia="Times New Roman" w:hAnsi="Calibri" w:cs="Calibri"/>
+              <w:color w:val="000000"/>
+            </w:rPr>
+            <w:t xml:space="preserve">, E., </w:t>
+          </w:r>
+          <w:proofErr w:type="spellStart"/>
+          <w:r>
+            <w:rPr>
+              <w:rFonts w:ascii="Calibri" w:eastAsia="Times New Roman" w:hAnsi="Calibri" w:cs="Calibri"/>
+              <w:color w:val="000000"/>
+            </w:rPr>
+            <w:t>Kasumo</w:t>
+          </w:r>
+          <w:proofErr w:type="spellEnd"/>
+          <w:r>
+            <w:rPr>
+              <w:rFonts w:ascii="Calibri" w:eastAsia="Times New Roman" w:hAnsi="Calibri" w:cs="Calibri"/>
+              <w:color w:val="000000"/>
+            </w:rPr>
+            <w:t xml:space="preserve">, C., &amp; </w:t>
+          </w:r>
+          <w:proofErr w:type="spellStart"/>
+          <w:r>
+            <w:rPr>
+              <w:rFonts w:ascii="Calibri" w:eastAsia="Times New Roman" w:hAnsi="Calibri" w:cs="Calibri"/>
+              <w:color w:val="000000"/>
+            </w:rPr>
+            <w:t>Guambe</w:t>
+          </w:r>
+          <w:proofErr w:type="spellEnd"/>
+          <w:r>
+            <w:rPr>
+              <w:rFonts w:ascii="Calibri" w:eastAsia="Times New Roman" w:hAnsi="Calibri" w:cs="Calibri"/>
+              <w:color w:val="000000"/>
+            </w:rPr>
+            <w:t xml:space="preserve">, C. (2026). A </w:t>
+          </w:r>
+          <w:proofErr w:type="spellStart"/>
+          <w:r>
+            <w:rPr>
+              <w:rFonts w:ascii="Calibri" w:eastAsia="Times New Roman" w:hAnsi="Calibri" w:cs="Calibri"/>
+              <w:color w:val="000000"/>
+            </w:rPr>
+            <w:t>stacking</w:t>
+          </w:r>
+          <w:proofErr w:type="spellEnd"/>
+          <w:r>
+            <w:rPr>
+              <w:rFonts w:ascii="Calibri" w:eastAsia="Times New Roman" w:hAnsi="Calibri" w:cs="Calibri"/>
+              <w:color w:val="000000"/>
+            </w:rPr>
+            <w:t xml:space="preserve"> model </w:t>
+          </w:r>
+          <w:proofErr w:type="spellStart"/>
+          <w:r>
+            <w:rPr>
+              <w:rFonts w:ascii="Calibri" w:eastAsia="Times New Roman" w:hAnsi="Calibri" w:cs="Calibri"/>
+              <w:color w:val="000000"/>
+            </w:rPr>
+            <w:t>integrating</w:t>
+          </w:r>
+          <w:proofErr w:type="spellEnd"/>
+          <w:r>
+            <w:rPr>
+              <w:rFonts w:ascii="Calibri" w:eastAsia="Times New Roman" w:hAnsi="Calibri" w:cs="Calibri"/>
+              <w:color w:val="000000"/>
+            </w:rPr>
+            <w:t xml:space="preserve"> GARCH and LSTM </w:t>
+          </w:r>
+          <w:proofErr w:type="spellStart"/>
+          <w:r>
+            <w:rPr>
+              <w:rFonts w:ascii="Calibri" w:eastAsia="Times New Roman" w:hAnsi="Calibri" w:cs="Calibri"/>
+              <w:color w:val="000000"/>
+            </w:rPr>
+            <w:t>with</w:t>
+          </w:r>
+          <w:proofErr w:type="spellEnd"/>
+          <w:r>
+            <w:rPr>
+              <w:rFonts w:ascii="Calibri" w:eastAsia="Times New Roman" w:hAnsi="Calibri" w:cs="Calibri"/>
+              <w:color w:val="000000"/>
+            </w:rPr>
+            <w:t xml:space="preserve"> feature </w:t>
+          </w:r>
+          <w:proofErr w:type="spellStart"/>
+          <w:r>
+            <w:rPr>
+              <w:rFonts w:ascii="Calibri" w:eastAsia="Times New Roman" w:hAnsi="Calibri" w:cs="Calibri"/>
+              <w:color w:val="000000"/>
+            </w:rPr>
+            <w:t>interactions</w:t>
+          </w:r>
+          <w:proofErr w:type="spellEnd"/>
+          <w:r>
+            <w:rPr>
+              <w:rFonts w:ascii="Calibri" w:eastAsia="Times New Roman" w:hAnsi="Calibri" w:cs="Calibri"/>
+              <w:color w:val="000000"/>
+            </w:rPr>
+            <w:t xml:space="preserve"> </w:t>
+          </w:r>
+          <w:proofErr w:type="spellStart"/>
+          <w:r>
+            <w:rPr>
+              <w:rFonts w:ascii="Calibri" w:eastAsia="Times New Roman" w:hAnsi="Calibri" w:cs="Calibri"/>
+              <w:color w:val="000000"/>
+            </w:rPr>
+            <w:t>for</w:t>
+          </w:r>
+          <w:proofErr w:type="spellEnd"/>
+          <w:r>
+            <w:rPr>
+              <w:rFonts w:ascii="Calibri" w:eastAsia="Times New Roman" w:hAnsi="Calibri" w:cs="Calibri"/>
+              <w:color w:val="000000"/>
+            </w:rPr>
+            <w:t xml:space="preserve"> </w:t>
+          </w:r>
+          <w:proofErr w:type="spellStart"/>
+          <w:r>
+            <w:rPr>
+              <w:rFonts w:ascii="Calibri" w:eastAsia="Times New Roman" w:hAnsi="Calibri" w:cs="Calibri"/>
+              <w:color w:val="000000"/>
+            </w:rPr>
+            <w:t>time</w:t>
+          </w:r>
+          <w:proofErr w:type="spellEnd"/>
+          <w:r>
+            <w:rPr>
+              <w:rFonts w:ascii="Calibri" w:eastAsia="Times New Roman" w:hAnsi="Calibri" w:cs="Calibri"/>
+              <w:color w:val="000000"/>
+            </w:rPr>
+            <w:t xml:space="preserve"> </w:t>
+          </w:r>
+          <w:proofErr w:type="spellStart"/>
+          <w:r>
+            <w:rPr>
+              <w:rFonts w:ascii="Calibri" w:eastAsia="Times New Roman" w:hAnsi="Calibri" w:cs="Calibri"/>
+              <w:color w:val="000000"/>
+            </w:rPr>
+            <w:t>series</w:t>
+          </w:r>
+          <w:proofErr w:type="spellEnd"/>
+          <w:r>
+            <w:rPr>
+              <w:rFonts w:ascii="Calibri" w:eastAsia="Times New Roman" w:hAnsi="Calibri" w:cs="Calibri"/>
+              <w:color w:val="000000"/>
+            </w:rPr>
+            <w:t xml:space="preserve"> volatility </w:t>
+          </w:r>
+          <w:proofErr w:type="spellStart"/>
+          <w:r>
+            <w:rPr>
+              <w:rFonts w:ascii="Calibri" w:eastAsia="Times New Roman" w:hAnsi="Calibri" w:cs="Calibri"/>
+              <w:color w:val="000000"/>
+            </w:rPr>
+            <w:t>prediction</w:t>
+          </w:r>
+          <w:proofErr w:type="spellEnd"/>
+          <w:r>
+            <w:rPr>
+              <w:rFonts w:ascii="Calibri" w:eastAsia="Times New Roman" w:hAnsi="Calibri" w:cs="Calibri"/>
+              <w:color w:val="000000"/>
+            </w:rPr>
+            <w:t xml:space="preserve">. </w:t>
+          </w:r>
+          <w:proofErr w:type="spellStart"/>
+          <w:r>
+            <w:rPr>
+              <w:rFonts w:ascii="Calibri" w:eastAsia="Times New Roman" w:hAnsi="Calibri" w:cs="Calibri"/>
+              <w:i/>
+              <w:iCs/>
+              <w:color w:val="000000"/>
+            </w:rPr>
+            <w:t>Array</w:t>
+          </w:r>
+          <w:proofErr w:type="spellEnd"/>
+          <w:r>
+            <w:rPr>
+              <w:rFonts w:ascii="Calibri" w:eastAsia="Times New Roman" w:hAnsi="Calibri" w:cs="Calibri"/>
+              <w:color w:val="000000"/>
+            </w:rPr>
+            <w:t xml:space="preserve">, </w:t>
+          </w:r>
+          <w:r>
+            <w:rPr>
+              <w:rFonts w:ascii="Calibri" w:eastAsia="Times New Roman" w:hAnsi="Calibri" w:cs="Calibri"/>
+              <w:i/>
+              <w:iCs/>
+              <w:color w:val="000000"/>
+            </w:rPr>
+            <w:t>29</w:t>
+          </w:r>
+          <w:r>
+            <w:rPr>
+              <w:rFonts w:ascii="Calibri" w:eastAsia="Times New Roman" w:hAnsi="Calibri" w:cs="Calibri"/>
+              <w:color w:val="000000"/>
+            </w:rPr>
+            <w:t>, 100700. https://doi.org/10.1016/J.ARRAY.2026.100700</w:t>
+          </w:r>
+        </w:p>
+        <w:p>
+          <w:pPr>
+            <w:autoSpaceDE w:val="0"/>
+            <w:autoSpaceDN w:val="0"/>
+            <w:ind w:hanging="480"/>
+            <w:divId w:val="626131650"/>
+            <w:rPr>
+              <w:rFonts w:ascii="Calibri" w:eastAsia="Times New Roman" w:hAnsi="Calibri" w:cs="Calibri"/>
+              <w:color w:val="000000"/>
+            </w:rPr>
+          </w:pPr>
+          <w:proofErr w:type="spellStart"/>
+          <w:r>
+            <w:rPr>
+              <w:rFonts w:ascii="Calibri" w:eastAsia="Times New Roman" w:hAnsi="Calibri" w:cs="Calibri"/>
+              <w:color w:val="000000"/>
+            </w:rPr>
+            <w:t>Vuong</w:t>
+          </w:r>
+          <w:proofErr w:type="spellEnd"/>
+          <w:r>
+            <w:rPr>
+              <w:rFonts w:ascii="Calibri" w:eastAsia="Times New Roman" w:hAnsi="Calibri" w:cs="Calibri"/>
+              <w:color w:val="000000"/>
+            </w:rPr>
+            <w:t xml:space="preserve">, G. T. H., </w:t>
+          </w:r>
+          <w:proofErr w:type="spellStart"/>
+          <w:r>
+            <w:rPr>
+              <w:rFonts w:ascii="Calibri" w:eastAsia="Times New Roman" w:hAnsi="Calibri" w:cs="Calibri"/>
+              <w:color w:val="000000"/>
+            </w:rPr>
+            <w:t>Nguyen</w:t>
+          </w:r>
+          <w:proofErr w:type="spellEnd"/>
+          <w:r>
+            <w:rPr>
+              <w:rFonts w:ascii="Calibri" w:eastAsia="Times New Roman" w:hAnsi="Calibri" w:cs="Calibri"/>
+              <w:color w:val="000000"/>
+            </w:rPr>
+            <w:t xml:space="preserve">, M. H., &amp; </w:t>
+          </w:r>
+          <w:proofErr w:type="spellStart"/>
+          <w:r>
+            <w:rPr>
+              <w:rFonts w:ascii="Calibri" w:eastAsia="Times New Roman" w:hAnsi="Calibri" w:cs="Calibri"/>
+              <w:color w:val="000000"/>
+            </w:rPr>
+            <w:t>Huynh</w:t>
+          </w:r>
+          <w:proofErr w:type="spellEnd"/>
+          <w:r>
+            <w:rPr>
+              <w:rFonts w:ascii="Calibri" w:eastAsia="Times New Roman" w:hAnsi="Calibri" w:cs="Calibri"/>
+              <w:color w:val="000000"/>
+            </w:rPr>
+            <w:t xml:space="preserve">, A. N. Q. (2022). Volatility </w:t>
+          </w:r>
+          <w:proofErr w:type="spellStart"/>
+          <w:r>
+            <w:rPr>
+              <w:rFonts w:ascii="Calibri" w:eastAsia="Times New Roman" w:hAnsi="Calibri" w:cs="Calibri"/>
+              <w:color w:val="000000"/>
+            </w:rPr>
+            <w:t>spillovers</w:t>
+          </w:r>
+          <w:proofErr w:type="spellEnd"/>
+          <w:r>
+            <w:rPr>
+              <w:rFonts w:ascii="Calibri" w:eastAsia="Times New Roman" w:hAnsi="Calibri" w:cs="Calibri"/>
+              <w:color w:val="000000"/>
+            </w:rPr>
+            <w:t xml:space="preserve"> </w:t>
+          </w:r>
+          <w:proofErr w:type="spellStart"/>
+          <w:r>
+            <w:rPr>
+              <w:rFonts w:ascii="Calibri" w:eastAsia="Times New Roman" w:hAnsi="Calibri" w:cs="Calibri"/>
+              <w:color w:val="000000"/>
+            </w:rPr>
+            <w:t>from</w:t>
+          </w:r>
+          <w:proofErr w:type="spellEnd"/>
+          <w:r>
+            <w:rPr>
+              <w:rFonts w:ascii="Calibri" w:eastAsia="Times New Roman" w:hAnsi="Calibri" w:cs="Calibri"/>
+              <w:color w:val="000000"/>
+            </w:rPr>
+            <w:t xml:space="preserve"> </w:t>
+          </w:r>
+          <w:proofErr w:type="spellStart"/>
+          <w:r>
+            <w:rPr>
+              <w:rFonts w:ascii="Calibri" w:eastAsia="Times New Roman" w:hAnsi="Calibri" w:cs="Calibri"/>
+              <w:color w:val="000000"/>
+            </w:rPr>
+            <w:t>the</w:t>
+          </w:r>
+          <w:proofErr w:type="spellEnd"/>
+          <w:r>
+            <w:rPr>
+              <w:rFonts w:ascii="Calibri" w:eastAsia="Times New Roman" w:hAnsi="Calibri" w:cs="Calibri"/>
+              <w:color w:val="000000"/>
+            </w:rPr>
+            <w:t xml:space="preserve"> </w:t>
+          </w:r>
+          <w:proofErr w:type="spellStart"/>
+          <w:r>
+            <w:rPr>
+              <w:rFonts w:ascii="Calibri" w:eastAsia="Times New Roman" w:hAnsi="Calibri" w:cs="Calibri"/>
+              <w:color w:val="000000"/>
+            </w:rPr>
+            <w:t>Chinese</w:t>
+          </w:r>
+          <w:proofErr w:type="spellEnd"/>
+          <w:r>
+            <w:rPr>
+              <w:rFonts w:ascii="Calibri" w:eastAsia="Times New Roman" w:hAnsi="Calibri" w:cs="Calibri"/>
+              <w:color w:val="000000"/>
+            </w:rPr>
+            <w:t xml:space="preserve"> </w:t>
+          </w:r>
+          <w:proofErr w:type="spellStart"/>
+          <w:r>
+            <w:rPr>
+              <w:rFonts w:ascii="Calibri" w:eastAsia="Times New Roman" w:hAnsi="Calibri" w:cs="Calibri"/>
+              <w:color w:val="000000"/>
+            </w:rPr>
+            <w:t>stock</w:t>
+          </w:r>
+          <w:proofErr w:type="spellEnd"/>
+          <w:r>
+            <w:rPr>
+              <w:rFonts w:ascii="Calibri" w:eastAsia="Times New Roman" w:hAnsi="Calibri" w:cs="Calibri"/>
+              <w:color w:val="000000"/>
+            </w:rPr>
+            <w:t xml:space="preserve"> </w:t>
+          </w:r>
+          <w:proofErr w:type="spellStart"/>
+          <w:r>
+            <w:rPr>
+              <w:rFonts w:ascii="Calibri" w:eastAsia="Times New Roman" w:hAnsi="Calibri" w:cs="Calibri"/>
+              <w:color w:val="000000"/>
+            </w:rPr>
+            <w:t>market</w:t>
+          </w:r>
+          <w:proofErr w:type="spellEnd"/>
+          <w:r>
+            <w:rPr>
+              <w:rFonts w:ascii="Calibri" w:eastAsia="Times New Roman" w:hAnsi="Calibri" w:cs="Calibri"/>
+              <w:color w:val="000000"/>
+            </w:rPr>
+            <w:t xml:space="preserve"> to </w:t>
+          </w:r>
+          <w:proofErr w:type="spellStart"/>
+          <w:r>
+            <w:rPr>
+              <w:rFonts w:ascii="Calibri" w:eastAsia="Times New Roman" w:hAnsi="Calibri" w:cs="Calibri"/>
+              <w:color w:val="000000"/>
+            </w:rPr>
+            <w:t>the</w:t>
+          </w:r>
+          <w:proofErr w:type="spellEnd"/>
+          <w:r>
+            <w:rPr>
+              <w:rFonts w:ascii="Calibri" w:eastAsia="Times New Roman" w:hAnsi="Calibri" w:cs="Calibri"/>
+              <w:color w:val="000000"/>
+            </w:rPr>
+            <w:t xml:space="preserve"> U.S. </w:t>
+          </w:r>
+          <w:proofErr w:type="spellStart"/>
+          <w:r>
+            <w:rPr>
+              <w:rFonts w:ascii="Calibri" w:eastAsia="Times New Roman" w:hAnsi="Calibri" w:cs="Calibri"/>
+              <w:color w:val="000000"/>
+            </w:rPr>
+            <w:t>stock</w:t>
+          </w:r>
+          <w:proofErr w:type="spellEnd"/>
+          <w:r>
+            <w:rPr>
+              <w:rFonts w:ascii="Calibri" w:eastAsia="Times New Roman" w:hAnsi="Calibri" w:cs="Calibri"/>
+              <w:color w:val="000000"/>
+            </w:rPr>
+            <w:t xml:space="preserve"> </w:t>
+          </w:r>
+          <w:proofErr w:type="spellStart"/>
+          <w:r>
+            <w:rPr>
+              <w:rFonts w:ascii="Calibri" w:eastAsia="Times New Roman" w:hAnsi="Calibri" w:cs="Calibri"/>
+              <w:color w:val="000000"/>
+            </w:rPr>
+            <w:t>market</w:t>
+          </w:r>
+          <w:proofErr w:type="spellEnd"/>
+          <w:r>
+            <w:rPr>
+              <w:rFonts w:ascii="Calibri" w:eastAsia="Times New Roman" w:hAnsi="Calibri" w:cs="Calibri"/>
+              <w:color w:val="000000"/>
+            </w:rPr>
+            <w:t xml:space="preserve">: </w:t>
+          </w:r>
+          <w:proofErr w:type="spellStart"/>
+          <w:r>
+            <w:rPr>
+              <w:rFonts w:ascii="Calibri" w:eastAsia="Times New Roman" w:hAnsi="Calibri" w:cs="Calibri"/>
+              <w:color w:val="000000"/>
+            </w:rPr>
+            <w:t>The</w:t>
+          </w:r>
+          <w:proofErr w:type="spellEnd"/>
+          <w:r>
+            <w:rPr>
+              <w:rFonts w:ascii="Calibri" w:eastAsia="Times New Roman" w:hAnsi="Calibri" w:cs="Calibri"/>
+              <w:color w:val="000000"/>
+            </w:rPr>
+            <w:t xml:space="preserve"> role of </w:t>
+          </w:r>
+          <w:proofErr w:type="spellStart"/>
+          <w:r>
+            <w:rPr>
+              <w:rFonts w:ascii="Calibri" w:eastAsia="Times New Roman" w:hAnsi="Calibri" w:cs="Calibri"/>
+              <w:color w:val="000000"/>
+            </w:rPr>
+            <w:t>the</w:t>
+          </w:r>
+          <w:proofErr w:type="spellEnd"/>
+          <w:r>
+            <w:rPr>
+              <w:rFonts w:ascii="Calibri" w:eastAsia="Times New Roman" w:hAnsi="Calibri" w:cs="Calibri"/>
+              <w:color w:val="000000"/>
+            </w:rPr>
+            <w:t xml:space="preserve"> COVID-19 </w:t>
+          </w:r>
+          <w:proofErr w:type="spellStart"/>
+          <w:r>
+            <w:rPr>
+              <w:rFonts w:ascii="Calibri" w:eastAsia="Times New Roman" w:hAnsi="Calibri" w:cs="Calibri"/>
+              <w:color w:val="000000"/>
+            </w:rPr>
+            <w:t>pandemic</w:t>
+          </w:r>
+          <w:proofErr w:type="spellEnd"/>
+          <w:r>
+            <w:rPr>
+              <w:rFonts w:ascii="Calibri" w:eastAsia="Times New Roman" w:hAnsi="Calibri" w:cs="Calibri"/>
+              <w:color w:val="000000"/>
+            </w:rPr>
+            <w:t xml:space="preserve">. </w:t>
+          </w:r>
+          <w:proofErr w:type="spellStart"/>
+          <w:r>
+            <w:rPr>
+              <w:rFonts w:ascii="Calibri" w:eastAsia="Times New Roman" w:hAnsi="Calibri" w:cs="Calibri"/>
+              <w:i/>
+              <w:iCs/>
+              <w:color w:val="000000"/>
+            </w:rPr>
+            <w:t>The</w:t>
+          </w:r>
+          <w:proofErr w:type="spellEnd"/>
+          <w:r>
+            <w:rPr>
+              <w:rFonts w:ascii="Calibri" w:eastAsia="Times New Roman" w:hAnsi="Calibri" w:cs="Calibri"/>
+              <w:i/>
+              <w:iCs/>
+              <w:color w:val="000000"/>
+            </w:rPr>
+            <w:t xml:space="preserve"> </w:t>
+          </w:r>
+          <w:proofErr w:type="spellStart"/>
+          <w:r>
+            <w:rPr>
+              <w:rFonts w:ascii="Calibri" w:eastAsia="Times New Roman" w:hAnsi="Calibri" w:cs="Calibri"/>
+              <w:i/>
+              <w:iCs/>
+              <w:color w:val="000000"/>
+            </w:rPr>
+            <w:t>Journal</w:t>
+          </w:r>
+          <w:proofErr w:type="spellEnd"/>
+          <w:r>
+            <w:rPr>
+              <w:rFonts w:ascii="Calibri" w:eastAsia="Times New Roman" w:hAnsi="Calibri" w:cs="Calibri"/>
+              <w:i/>
+              <w:iCs/>
+              <w:color w:val="000000"/>
+            </w:rPr>
+            <w:t xml:space="preserve"> of </w:t>
+          </w:r>
+          <w:proofErr w:type="spellStart"/>
+          <w:r>
+            <w:rPr>
+              <w:rFonts w:ascii="Calibri" w:eastAsia="Times New Roman" w:hAnsi="Calibri" w:cs="Calibri"/>
+              <w:i/>
+              <w:iCs/>
+              <w:color w:val="000000"/>
+            </w:rPr>
+            <w:t>Economic</w:t>
+          </w:r>
+          <w:proofErr w:type="spellEnd"/>
+          <w:r>
+            <w:rPr>
+              <w:rFonts w:ascii="Calibri" w:eastAsia="Times New Roman" w:hAnsi="Calibri" w:cs="Calibri"/>
+              <w:i/>
+              <w:iCs/>
+              <w:color w:val="000000"/>
+            </w:rPr>
+            <w:t xml:space="preserve"> </w:t>
+          </w:r>
+          <w:proofErr w:type="spellStart"/>
+          <w:r>
+            <w:rPr>
+              <w:rFonts w:ascii="Calibri" w:eastAsia="Times New Roman" w:hAnsi="Calibri" w:cs="Calibri"/>
+              <w:i/>
+              <w:iCs/>
+              <w:color w:val="000000"/>
+            </w:rPr>
+            <w:t>Asymmetries</w:t>
+          </w:r>
+          <w:proofErr w:type="spellEnd"/>
+          <w:r>
+            <w:rPr>
+              <w:rFonts w:ascii="Calibri" w:eastAsia="Times New Roman" w:hAnsi="Calibri" w:cs="Calibri"/>
+              <w:color w:val="000000"/>
+            </w:rPr>
+            <w:t xml:space="preserve">, </w:t>
+          </w:r>
+          <w:r>
+            <w:rPr>
+              <w:rFonts w:ascii="Calibri" w:eastAsia="Times New Roman" w:hAnsi="Calibri" w:cs="Calibri"/>
+              <w:i/>
+              <w:iCs/>
+              <w:color w:val="000000"/>
+            </w:rPr>
+            <w:t>26</w:t>
+          </w:r>
+          <w:r>
+            <w:rPr>
+              <w:rFonts w:ascii="Calibri" w:eastAsia="Times New Roman" w:hAnsi="Calibri" w:cs="Calibri"/>
+              <w:color w:val="000000"/>
+            </w:rPr>
+            <w:t>, e00276. https://doi.org/10.1016/J.JECA.2022.E00276</w:t>
+          </w:r>
+        </w:p>
+        <w:p>
+          <w:pPr>
+            <w:autoSpaceDE w:val="0"/>
+            <w:autoSpaceDN w:val="0"/>
+            <w:ind w:hanging="480"/>
+            <w:divId w:val="1539005969"/>
+            <w:rPr>
+              <w:rFonts w:ascii="Calibri" w:eastAsia="Times New Roman" w:hAnsi="Calibri" w:cs="Calibri"/>
+              <w:color w:val="000000"/>
+            </w:rPr>
+          </w:pPr>
+          <w:proofErr w:type="spellStart"/>
+          <w:r>
+            <w:rPr>
+              <w:rFonts w:ascii="Calibri" w:eastAsia="Times New Roman" w:hAnsi="Calibri" w:cs="Calibri"/>
+              <w:color w:val="000000"/>
+            </w:rPr>
+            <w:t>Wang</w:t>
+          </w:r>
+          <w:proofErr w:type="spellEnd"/>
+          <w:r>
+            <w:rPr>
+              <w:rFonts w:ascii="Calibri" w:eastAsia="Times New Roman" w:hAnsi="Calibri" w:cs="Calibri"/>
+              <w:color w:val="000000"/>
+            </w:rPr>
+            <w:t xml:space="preserve">, Y. (2024). </w:t>
+          </w:r>
+          <w:proofErr w:type="spellStart"/>
+          <w:r>
+            <w:rPr>
+              <w:rFonts w:ascii="Calibri" w:eastAsia="Times New Roman" w:hAnsi="Calibri" w:cs="Calibri"/>
+              <w:color w:val="000000"/>
+            </w:rPr>
+            <w:t>The</w:t>
+          </w:r>
+          <w:proofErr w:type="spellEnd"/>
+          <w:r>
+            <w:rPr>
+              <w:rFonts w:ascii="Calibri" w:eastAsia="Times New Roman" w:hAnsi="Calibri" w:cs="Calibri"/>
+              <w:color w:val="000000"/>
+            </w:rPr>
+            <w:t xml:space="preserve"> </w:t>
+          </w:r>
+          <w:proofErr w:type="spellStart"/>
+          <w:r>
+            <w:rPr>
+              <w:rFonts w:ascii="Calibri" w:eastAsia="Times New Roman" w:hAnsi="Calibri" w:cs="Calibri"/>
+              <w:color w:val="000000"/>
+            </w:rPr>
+            <w:t>Relationship</w:t>
+          </w:r>
+          <w:proofErr w:type="spellEnd"/>
+          <w:r>
+            <w:rPr>
+              <w:rFonts w:ascii="Calibri" w:eastAsia="Times New Roman" w:hAnsi="Calibri" w:cs="Calibri"/>
+              <w:color w:val="000000"/>
+            </w:rPr>
+            <w:t xml:space="preserve"> </w:t>
+          </w:r>
+          <w:proofErr w:type="spellStart"/>
+          <w:r>
+            <w:rPr>
+              <w:rFonts w:ascii="Calibri" w:eastAsia="Times New Roman" w:hAnsi="Calibri" w:cs="Calibri"/>
+              <w:color w:val="000000"/>
+            </w:rPr>
+            <w:t>Between</w:t>
+          </w:r>
+          <w:proofErr w:type="spellEnd"/>
+          <w:r>
+            <w:rPr>
+              <w:rFonts w:ascii="Calibri" w:eastAsia="Times New Roman" w:hAnsi="Calibri" w:cs="Calibri"/>
+              <w:color w:val="000000"/>
+            </w:rPr>
+            <w:t xml:space="preserve"> </w:t>
+          </w:r>
+          <w:proofErr w:type="spellStart"/>
+          <w:r>
+            <w:rPr>
+              <w:rFonts w:ascii="Calibri" w:eastAsia="Times New Roman" w:hAnsi="Calibri" w:cs="Calibri"/>
+              <w:color w:val="000000"/>
+            </w:rPr>
+            <w:t>Geopolitical</w:t>
+          </w:r>
+          <w:proofErr w:type="spellEnd"/>
+          <w:r>
+            <w:rPr>
+              <w:rFonts w:ascii="Calibri" w:eastAsia="Times New Roman" w:hAnsi="Calibri" w:cs="Calibri"/>
+              <w:color w:val="000000"/>
+            </w:rPr>
+            <w:t xml:space="preserve"> </w:t>
+          </w:r>
+          <w:proofErr w:type="spellStart"/>
+          <w:r>
+            <w:rPr>
+              <w:rFonts w:ascii="Calibri" w:eastAsia="Times New Roman" w:hAnsi="Calibri" w:cs="Calibri"/>
+              <w:color w:val="000000"/>
+            </w:rPr>
+            <w:t>Risks</w:t>
+          </w:r>
+          <w:proofErr w:type="spellEnd"/>
+          <w:r>
+            <w:rPr>
+              <w:rFonts w:ascii="Calibri" w:eastAsia="Times New Roman" w:hAnsi="Calibri" w:cs="Calibri"/>
+              <w:color w:val="000000"/>
+            </w:rPr>
+            <w:t xml:space="preserve"> and Stock </w:t>
+          </w:r>
+          <w:proofErr w:type="spellStart"/>
+          <w:r>
+            <w:rPr>
+              <w:rFonts w:ascii="Calibri" w:eastAsia="Times New Roman" w:hAnsi="Calibri" w:cs="Calibri"/>
+              <w:color w:val="000000"/>
+            </w:rPr>
+            <w:t>Market</w:t>
+          </w:r>
+          <w:proofErr w:type="spellEnd"/>
+          <w:r>
+            <w:rPr>
+              <w:rFonts w:ascii="Calibri" w:eastAsia="Times New Roman" w:hAnsi="Calibri" w:cs="Calibri"/>
+              <w:color w:val="000000"/>
+            </w:rPr>
+            <w:t xml:space="preserve"> Volatility. </w:t>
+          </w:r>
+          <w:proofErr w:type="spellStart"/>
+          <w:r>
+            <w:rPr>
+              <w:rFonts w:ascii="Calibri" w:eastAsia="Times New Roman" w:hAnsi="Calibri" w:cs="Calibri"/>
+              <w:i/>
+              <w:iCs/>
+              <w:color w:val="000000"/>
+            </w:rPr>
+            <w:t>Frontiers</w:t>
+          </w:r>
+          <w:proofErr w:type="spellEnd"/>
+          <w:r>
+            <w:rPr>
+              <w:rFonts w:ascii="Calibri" w:eastAsia="Times New Roman" w:hAnsi="Calibri" w:cs="Calibri"/>
+              <w:i/>
+              <w:iCs/>
+              <w:color w:val="000000"/>
+            </w:rPr>
+            <w:t xml:space="preserve"> in Business, </w:t>
+          </w:r>
+          <w:proofErr w:type="spellStart"/>
+          <w:r>
+            <w:rPr>
+              <w:rFonts w:ascii="Calibri" w:eastAsia="Times New Roman" w:hAnsi="Calibri" w:cs="Calibri"/>
+              <w:i/>
+              <w:iCs/>
+              <w:color w:val="000000"/>
+            </w:rPr>
+            <w:t>Economics</w:t>
+          </w:r>
+          <w:proofErr w:type="spellEnd"/>
+          <w:r>
+            <w:rPr>
+              <w:rFonts w:ascii="Calibri" w:eastAsia="Times New Roman" w:hAnsi="Calibri" w:cs="Calibri"/>
+              <w:i/>
+              <w:iCs/>
+              <w:color w:val="000000"/>
+            </w:rPr>
+            <w:t xml:space="preserve"> and Management</w:t>
+          </w:r>
+          <w:r>
+            <w:rPr>
+              <w:rFonts w:ascii="Calibri" w:eastAsia="Times New Roman" w:hAnsi="Calibri" w:cs="Calibri"/>
+              <w:color w:val="000000"/>
+            </w:rPr>
+            <w:t xml:space="preserve">, </w:t>
+          </w:r>
+          <w:r>
+            <w:rPr>
+              <w:rFonts w:ascii="Calibri" w:eastAsia="Times New Roman" w:hAnsi="Calibri" w:cs="Calibri"/>
+              <w:i/>
+              <w:iCs/>
+              <w:color w:val="000000"/>
+            </w:rPr>
+            <w:t>17</w:t>
+          </w:r>
+          <w:r>
+            <w:rPr>
+              <w:rFonts w:ascii="Calibri" w:eastAsia="Times New Roman" w:hAnsi="Calibri" w:cs="Calibri"/>
+              <w:color w:val="000000"/>
+            </w:rPr>
+            <w:t>(3), 379–385. https://doi.org/10.54097/VTXP2W40</w:t>
+          </w:r>
+        </w:p>
+        <w:p>
+          <w:pPr>
+            <w:autoSpaceDE w:val="0"/>
+            <w:autoSpaceDN w:val="0"/>
+            <w:ind w:hanging="480"/>
+          </w:pPr>
+          <w:r>
+            <w:rPr>
+              <w:rFonts w:ascii="Calibri" w:eastAsia="Times New Roman" w:hAnsi="Calibri" w:cs="Calibri"/>
+              <w:color w:val="000000"/>
+            </w:rPr>
+            <w:t> </w:t>
+          </w:r>
+        </w:p>
+      </w:sdtContent>
+    </w:sdt>
     <w:sectPr>
       <w:footerReference w:type="default" r:id="rId7"/>
       <w:pgSz w:w="11906" w:h="16838"/>
@@ -1333,7 +4250,611 @@
     <w:uiPriority w:val="99"/>
     <w:rsid w:val="00112960"/>
   </w:style>
+  <w:style w:type="character" w:styleId="Zstupntext">
+    <w:name w:val="Placeholder Text"/>
+    <w:basedOn w:val="Predvolenpsmoodseku"/>
+    <w:uiPriority w:val="99"/>
+    <w:semiHidden/>
+    <w:rsid w:val="00AD4319"/>
+    <w:rPr>
+      <w:color w:val="666666"/>
+    </w:rPr>
+  </w:style>
 </w:styles>
+</file>
+
+<file path=word/glossary/document.xml><?xml version="1.0" encoding="utf-8"?>
+<w:glossaryDocument xmlns:wpc="http://schemas.microsoft.com/office/word/2010/wordprocessingCanvas" xmlns:cx="http://schemas.microsoft.com/office/drawing/2014/chartex" xmlns:cx1="http://schemas.microsoft.com/office/drawing/2015/9/8/chartex" xmlns:cx2="http://schemas.microsoft.com/office/drawing/2015/10/21/chartex" xmlns:cx3="http://schemas.microsoft.com/office/drawing/2016/5/9/chartex" xmlns:cx4="http://schemas.microsoft.com/office/drawing/2016/5/10/chartex" xmlns:cx5="http://schemas.microsoft.com/office/drawing/2016/5/11/chartex" xmlns:cx6="http://schemas.microsoft.com/office/drawing/2016/5/12/chartex" xmlns:cx7="http://schemas.microsoft.com/office/drawing/2016/5/13/chartex" xmlns:cx8="http://schemas.microsoft.com/office/drawing/2016/5/14/chartex" xmlns:mc="http://schemas.openxmlformats.org/markup-compatibility/2006" xmlns:aink="http://schemas.microsoft.com/office/drawing/2016/ink" xmlns:am3d="http://schemas.microsoft.com/office/drawing/2017/model3d" xmlns:o="urn:schemas-microsoft-com:office:office" xmlns:oel="http://schemas.microsoft.com/office/2019/extlst" xmlns:r="http://schemas.openxmlformats.org/officeDocument/2006/relationships" xmlns:m="http://schemas.openxmlformats.org/officeDocument/2006/math" xmlns:v="urn:schemas-microsoft-com:vml" xmlns:wp14="http://schemas.microsoft.com/office/word/2010/wordprocessingDrawing" xmlns:wp="http://schemas.openxmlformats.org/drawingml/2006/wordprocessingDrawing" xmlns:w10="urn:schemas-microsoft-com:office:word" xmlns:w="http://schemas.openxmlformats.org/wordprocessingml/2006/main" xmlns:w14="http://schemas.microsoft.com/office/word/2010/wordml" xmlns:w15="http://schemas.microsoft.com/office/word/2012/wordml" xmlns:w16cex="http://schemas.microsoft.com/office/word/2018/wordml/cex" xmlns:w16cid="http://schemas.microsoft.com/office/word/2016/wordml/cid" xmlns:w16="http://schemas.microsoft.com/office/word/2018/wordml" xmlns:w16du="http://schemas.microsoft.com/office/word/2023/wordml/word16du" xmlns:w16sdtdh="http://schemas.microsoft.com/office/word/2020/wordml/sdtdatahash" xmlns:w16sdtfl="http://schemas.microsoft.com/office/word/2024/wordml/sdtformatlock" xmlns:w16se="http://schemas.microsoft.com/office/word/2015/wordml/symex" xmlns:wpg="http://schemas.microsoft.com/office/word/2010/wordprocessingGroup" xmlns:wpi="http://schemas.microsoft.com/office/word/2010/wordprocessingInk" xmlns:wne="http://schemas.microsoft.com/office/word/2006/wordml" xmlns:wps="http://schemas.microsoft.com/office/word/2010/wordprocessingShape" mc:Ignorable="w14 w15 w16se w16cid w16 w16cex w16sdtdh w16sdtfl w16du wp14">
+  <w:docParts>
+    <w:docPart>
+      <w:docPartPr>
+        <w:name w:val="DefaultPlaceholder_-1854013440"/>
+        <w:category>
+          <w:name w:val="Všeobecné"/>
+          <w:gallery w:val="placeholder"/>
+        </w:category>
+        <w:types>
+          <w:type w:val="bbPlcHdr"/>
+        </w:types>
+        <w:behaviors>
+          <w:behavior w:val="content"/>
+        </w:behaviors>
+        <w:guid w:val="{B38CF2D1-CF50-4C27-9193-4C1C85DCBA39}"/>
+      </w:docPartPr>
+      <w:docPartBody>
+        <w:p>
+          <w:r>
+            <w:rPr>
+              <w:rStyle w:val="Zstupntext"/>
+            </w:rPr>
+            <w:t>Kliknite alebo ťuknite sem a zadajte text.</w:t>
+          </w:r>
+        </w:p>
+      </w:docPartBody>
+    </w:docPart>
+    <w:docPart>
+      <w:docPartPr>
+        <w:name w:val="266C2A975CBA4DE5AA95DEC76DA83C19"/>
+        <w:category>
+          <w:name w:val="Všeobecné"/>
+          <w:gallery w:val="placeholder"/>
+        </w:category>
+        <w:types>
+          <w:type w:val="bbPlcHdr"/>
+        </w:types>
+        <w:behaviors>
+          <w:behavior w:val="content"/>
+        </w:behaviors>
+        <w:guid w:val="{C689B4DA-0E48-441E-B822-D4E6C331EDD6}"/>
+      </w:docPartPr>
+      <w:docPartBody>
+        <w:p>
+          <w:pPr>
+            <w:pStyle w:val="266C2A975CBA4DE5AA95DEC76DA83C19"/>
+          </w:pPr>
+          <w:r>
+            <w:rPr>
+              <w:rStyle w:val="Zstupntext"/>
+            </w:rPr>
+            <w:t>Kliknite alebo ťuknite sem a zadajte text.</w:t>
+          </w:r>
+        </w:p>
+      </w:docPartBody>
+    </w:docPart>
+  </w:docParts>
+</w:glossaryDocument>
+</file>
+
+<file path=word/glossary/fontTable.xml><?xml version="1.0" encoding="utf-8"?>
+<w:fonts xmlns:mc="http://schemas.openxmlformats.org/markup-compatibility/2006" xmlns:r="http://schemas.openxmlformats.org/officeDocument/2006/relationships" xmlns:w="http://schemas.openxmlformats.org/wordprocessingml/2006/main" xmlns:w14="http://schemas.microsoft.com/office/word/2010/wordml" xmlns:w15="http://schemas.microsoft.com/office/word/2012/wordml" xmlns:w16cex="http://schemas.microsoft.com/office/word/2018/wordml/cex" xmlns:w16cid="http://schemas.microsoft.com/office/word/2016/wordml/cid" xmlns:w16="http://schemas.microsoft.com/office/word/2018/wordml" xmlns:w16du="http://schemas.microsoft.com/office/word/2023/wordml/word16du" xmlns:w16sdtdh="http://schemas.microsoft.com/office/word/2020/wordml/sdtdatahash" xmlns:w16sdtfl="http://schemas.microsoft.com/office/word/2024/wordml/sdtformatlock" xmlns:w16se="http://schemas.microsoft.com/office/word/2015/wordml/symex" mc:Ignorable="w14 w15 w16se w16cid w16 w16cex w16sdtdh w16sdtfl w16du">
+  <w:font w:name="Calibri">
+    <w:panose1 w:val="020F0502020204030204"/>
+    <w:charset w:val="EE"/>
+    <w:family w:val="swiss"/>
+    <w:pitch w:val="variable"/>
+    <w:sig w:usb0="E4002EFF" w:usb1="C200247B" w:usb2="00000009" w:usb3="00000000" w:csb0="000001FF" w:csb1="00000000"/>
+  </w:font>
+  <w:font w:name="Times New Roman">
+    <w:panose1 w:val="02020603050405020304"/>
+    <w:charset w:val="00"/>
+    <w:family w:val="roman"/>
+    <w:pitch w:val="variable"/>
+    <w:sig w:usb0="E0002EFF" w:usb1="C000785B" w:usb2="00000009" w:usb3="00000000" w:csb0="000001FF" w:csb1="00000000"/>
+  </w:font>
+  <w:font w:name="Calibri Light">
+    <w:panose1 w:val="020F0302020204030204"/>
+    <w:charset w:val="EE"/>
+    <w:family w:val="swiss"/>
+    <w:pitch w:val="variable"/>
+    <w:sig w:usb0="E4002EFF" w:usb1="C200247B" w:usb2="00000009" w:usb3="00000000" w:csb0="000001FF" w:csb1="00000000"/>
+  </w:font>
+  <w:font w:name="Aptos">
+    <w:charset w:val="00"/>
+    <w:family w:val="swiss"/>
+    <w:pitch w:val="variable"/>
+    <w:sig w:usb0="20000287" w:usb1="00000003" w:usb2="00000000" w:usb3="00000000" w:csb0="0000019F" w:csb1="00000000"/>
+  </w:font>
+  <w:font w:name="Aptos Display">
+    <w:charset w:val="00"/>
+    <w:family w:val="swiss"/>
+    <w:pitch w:val="variable"/>
+    <w:sig w:usb0="20000287" w:usb1="00000003" w:usb2="00000000" w:usb3="00000000" w:csb0="0000019F" w:csb1="00000000"/>
+  </w:font>
+</w:fonts>
+</file>
+
+<file path=word/glossary/settings.xml><?xml version="1.0" encoding="utf-8"?>
+<w:settings xmlns:mc="http://schemas.openxmlformats.org/markup-compatibility/2006" xmlns:o="urn:schemas-microsoft-com:office:office" xmlns:r="http://schemas.openxmlformats.org/officeDocument/2006/relationships" xmlns:m="http://schemas.openxmlformats.org/officeDocument/2006/math" xmlns:v="urn:schemas-microsoft-com:vml" xmlns:w10="urn:schemas-microsoft-com:office:word" xmlns:w="http://schemas.openxmlformats.org/wordprocessingml/2006/main" xmlns:w14="http://schemas.microsoft.com/office/word/2010/wordml" xmlns:w15="http://schemas.microsoft.com/office/word/2012/wordml" xmlns:w16cex="http://schemas.microsoft.com/office/word/2018/wordml/cex" xmlns:w16cid="http://schemas.microsoft.com/office/word/2016/wordml/cid" xmlns:w16="http://schemas.microsoft.com/office/word/2018/wordml" xmlns:w16du="http://schemas.microsoft.com/office/word/2023/wordml/word16du" xmlns:w16sdtdh="http://schemas.microsoft.com/office/word/2020/wordml/sdtdatahash" xmlns:w16sdtfl="http://schemas.microsoft.com/office/word/2024/wordml/sdtformatlock" xmlns:w16se="http://schemas.microsoft.com/office/word/2015/wordml/symex" xmlns:sl="http://schemas.openxmlformats.org/schemaLibrary/2006/main" mc:Ignorable="w14 w15 w16se w16cid w16 w16cex w16sdtdh w16sdtfl w16du">
+  <w:view w:val="normal"/>
+  <w:defaultTabStop w:val="708"/>
+  <w:hyphenationZone w:val="425"/>
+  <w:characterSpacingControl w:val="doNotCompress"/>
+  <w:compat>
+    <w:useFELayout/>
+    <w:compatSetting w:name="compatibilityMode" w:uri="http://schemas.microsoft.com/office/word" w:val="15"/>
+    <w:compatSetting w:name="overrideTableStyleFontSizeAndJustification" w:uri="http://schemas.microsoft.com/office/word" w:val="1"/>
+    <w:compatSetting w:name="enableOpenTypeFeatures" w:uri="http://schemas.microsoft.com/office/word" w:val="1"/>
+    <w:compatSetting w:name="doNotFlipMirrorIndents" w:uri="http://schemas.microsoft.com/office/word" w:val="1"/>
+    <w:compatSetting w:name="differentiateMultirowTableHeaders" w:uri="http://schemas.microsoft.com/office/word" w:val="1"/>
+    <w:compatSetting w:name="useWord2013TrackBottomHyphenation" w:uri="http://schemas.microsoft.com/office/word" w:val="0"/>
+  </w:compat>
+  <w:rsids>
+    <w:rsidRoot w:val="00EF1F3F"/>
+    <w:rsid w:val="00723C5C"/>
+    <w:rsid w:val="00C40CF8"/>
+    <w:rsid w:val="00EF1F3F"/>
+  </w:rsids>
+  <m:mathPr>
+    <m:mathFont m:val="Cambria Math"/>
+    <m:brkBin m:val="before"/>
+    <m:brkBinSub m:val="--"/>
+    <m:smallFrac m:val="0"/>
+    <m:dispDef/>
+    <m:lMargin m:val="0"/>
+    <m:rMargin m:val="0"/>
+    <m:defJc m:val="centerGroup"/>
+    <m:wrapIndent m:val="1440"/>
+    <m:intLim m:val="subSup"/>
+    <m:naryLim m:val="undOvr"/>
+  </m:mathPr>
+  <w:themeFontLang w:val="sk-SK"/>
+  <w:clrSchemeMapping w:bg1="light1" w:t1="dark1" w:bg2="light2" w:t2="dark2" w:accent1="accent1" w:accent2="accent2" w:accent3="accent3" w:accent4="accent4" w:accent5="accent5" w:accent6="accent6" w:hyperlink="hyperlink" w:followedHyperlink="followedHyperlink"/>
+  <w:decimalSymbol w:val=","/>
+  <w:listSeparator w:val=";"/>
+  <w15:chartTrackingRefBased/>
+</w:settings>
+</file>
+
+<file path=word/glossary/styles.xml><?xml version="1.0" encoding="utf-8"?>
+<w:styles xmlns:mc="http://schemas.openxmlformats.org/markup-compatibility/2006" xmlns:r="http://schemas.openxmlformats.org/officeDocument/2006/relationships" xmlns:w="http://schemas.openxmlformats.org/wordprocessingml/2006/main" xmlns:w14="http://schemas.microsoft.com/office/word/2010/wordml" xmlns:w15="http://schemas.microsoft.com/office/word/2012/wordml" xmlns:w16cex="http://schemas.microsoft.com/office/word/2018/wordml/cex" xmlns:w16cid="http://schemas.microsoft.com/office/word/2016/wordml/cid" xmlns:w16="http://schemas.microsoft.com/office/word/2018/wordml" xmlns:w16du="http://schemas.microsoft.com/office/word/2023/wordml/word16du" xmlns:w16sdtdh="http://schemas.microsoft.com/office/word/2020/wordml/sdtdatahash" xmlns:w16sdtfl="http://schemas.microsoft.com/office/word/2024/wordml/sdtformatlock" xmlns:w16se="http://schemas.microsoft.com/office/word/2015/wordml/symex" mc:Ignorable="w14 w15 w16se w16cid w16 w16cex w16sdtdh w16sdtfl w16du">
+  <w:docDefaults>
+    <w:rPrDefault>
+      <w:rPr>
+        <w:rFonts w:asciiTheme="minorHAnsi" w:eastAsiaTheme="minorEastAsia" w:hAnsiTheme="minorHAnsi" w:cstheme="minorBidi"/>
+        <w:kern w:val="2"/>
+        <w:sz w:val="24"/>
+        <w:szCs w:val="24"/>
+        <w:lang w:val="sk-SK" w:eastAsia="sk-SK" w:bidi="ar-SA"/>
+        <w14:ligatures w14:val="standardContextual"/>
+      </w:rPr>
+    </w:rPrDefault>
+    <w:pPrDefault>
+      <w:pPr>
+        <w:spacing w:after="160" w:line="278" w:lineRule="auto"/>
+      </w:pPr>
+    </w:pPrDefault>
+  </w:docDefaults>
+  <w:latentStyles w:defLockedState="0" w:defUIPriority="99" w:defSemiHidden="0" w:defUnhideWhenUsed="0" w:defQFormat="0" w:count="376">
+    <w:lsdException w:name="Normal" w:uiPriority="0" w:qFormat="1"/>
+    <w:lsdException w:name="heading 1" w:uiPriority="9" w:qFormat="1"/>
+    <w:lsdException w:name="heading 2" w:semiHidden="1" w:uiPriority="9" w:unhideWhenUsed="1" w:qFormat="1"/>
+    <w:lsdException w:name="heading 3" w:semiHidden="1" w:uiPriority="9" w:unhideWhenUsed="1" w:qFormat="1"/>
+    <w:lsdException w:name="heading 4" w:semiHidden="1" w:uiPriority="9" w:unhideWhenUsed="1" w:qFormat="1"/>
+    <w:lsdException w:name="heading 5" w:semiHidden="1" w:uiPriority="9" w:unhideWhenUsed="1" w:qFormat="1"/>
+    <w:lsdException w:name="heading 6" w:semiHidden="1" w:uiPriority="9" w:unhideWhenUsed="1" w:qFormat="1"/>
+    <w:lsdException w:name="heading 7" w:semiHidden="1" w:uiPriority="9" w:unhideWhenUsed="1" w:qFormat="1"/>
+    <w:lsdException w:name="heading 8" w:semiHidden="1" w:uiPriority="9" w:unhideWhenUsed="1" w:qFormat="1"/>
+    <w:lsdException w:name="heading 9" w:semiHidden="1" w:uiPriority="9" w:unhideWhenUsed="1" w:qFormat="1"/>
+    <w:lsdException w:name="index 1" w:semiHidden="1" w:unhideWhenUsed="1"/>
+    <w:lsdException w:name="index 2" w:semiHidden="1" w:unhideWhenUsed="1"/>
+    <w:lsdException w:name="index 3" w:semiHidden="1" w:unhideWhenUsed="1"/>
+    <w:lsdException w:name="index 4" w:semiHidden="1" w:unhideWhenUsed="1"/>
+    <w:lsdException w:name="index 5" w:semiHidden="1" w:unhideWhenUsed="1"/>
+    <w:lsdException w:name="index 6" w:semiHidden="1" w:unhideWhenUsed="1"/>
+    <w:lsdException w:name="index 7" w:semiHidden="1" w:unhideWhenUsed="1"/>
+    <w:lsdException w:name="index 8" w:semiHidden="1" w:unhideWhenUsed="1"/>
+    <w:lsdException w:name="index 9" w:semiHidden="1" w:unhideWhenUsed="1"/>
+    <w:lsdException w:name="toc 1" w:semiHidden="1" w:uiPriority="39" w:unhideWhenUsed="1"/>
+    <w:lsdException w:name="toc 2" w:semiHidden="1" w:uiPriority="39" w:unhideWhenUsed="1"/>
+    <w:lsdException w:name="toc 3" w:semiHidden="1" w:uiPriority="39" w:unhideWhenUsed="1"/>
+    <w:lsdException w:name="toc 4" w:semiHidden="1" w:uiPriority="39" w:unhideWhenUsed="1"/>
+    <w:lsdException w:name="toc 5" w:semiHidden="1" w:uiPriority="39" w:unhideWhenUsed="1"/>
+    <w:lsdException w:name="toc 6" w:semiHidden="1" w:uiPriority="39" w:unhideWhenUsed="1"/>
+    <w:lsdException w:name="toc 7" w:semiHidden="1" w:uiPriority="39" w:unhideWhenUsed="1"/>
+    <w:lsdException w:name="toc 8" w:semiHidden="1" w:uiPriority="39" w:unhideWhenUsed="1"/>
+    <w:lsdException w:name="toc 9" w:semiHidden="1" w:uiPriority="39" w:unhideWhenUsed="1"/>
+    <w:lsdException w:name="Normal Indent" w:semiHidden="1" w:unhideWhenUsed="1"/>
+    <w:lsdException w:name="footnote text" w:semiHidden="1" w:unhideWhenUsed="1"/>
+    <w:lsdException w:name="annotation text" w:semiHidden="1" w:unhideWhenUsed="1"/>
+    <w:lsdException w:name="header" w:semiHidden="1" w:unhideWhenUsed="1"/>
+    <w:lsdException w:name="footer" w:semiHidden="1" w:unhideWhenUsed="1"/>
+    <w:lsdException w:name="index heading" w:semiHidden="1" w:unhideWhenUsed="1"/>
+    <w:lsdException w:name="caption" w:semiHidden="1" w:uiPriority="35" w:unhideWhenUsed="1" w:qFormat="1"/>
+    <w:lsdException w:name="table of figures" w:semiHidden="1" w:unhideWhenUsed="1"/>
+    <w:lsdException w:name="envelope address" w:semiHidden="1" w:unhideWhenUsed="1"/>
+    <w:lsdException w:name="envelope return" w:semiHidden="1" w:unhideWhenUsed="1"/>
+    <w:lsdException w:name="footnote reference" w:semiHidden="1" w:unhideWhenUsed="1"/>
+    <w:lsdException w:name="annotation reference" w:semiHidden="1" w:unhideWhenUsed="1"/>
+    <w:lsdException w:name="line number" w:semiHidden="1" w:unhideWhenUsed="1"/>
+    <w:lsdException w:name="page number" w:semiHidden="1" w:unhideWhenUsed="1"/>
+    <w:lsdException w:name="endnote reference" w:semiHidden="1" w:unhideWhenUsed="1"/>
+    <w:lsdException w:name="endnote text" w:semiHidden="1" w:unhideWhenUsed="1"/>
+    <w:lsdException w:name="table of authorities" w:semiHidden="1" w:unhideWhenUsed="1"/>
+    <w:lsdException w:name="macro" w:semiHidden="1" w:unhideWhenUsed="1"/>
+    <w:lsdException w:name="toa heading" w:semiHidden="1" w:unhideWhenUsed="1"/>
+    <w:lsdException w:name="List" w:semiHidden="1" w:unhideWhenUsed="1"/>
+    <w:lsdException w:name="List Bullet" w:semiHidden="1" w:unhideWhenUsed="1"/>
+    <w:lsdException w:name="List Number" w:semiHidden="1" w:unhideWhenUsed="1"/>
+    <w:lsdException w:name="List 2" w:semiHidden="1" w:unhideWhenUsed="1"/>
+    <w:lsdException w:name="List 3" w:semiHidden="1" w:unhideWhenUsed="1"/>
+    <w:lsdException w:name="List 4" w:semiHidden="1" w:unhideWhenUsed="1"/>
+    <w:lsdException w:name="List 5" w:semiHidden="1" w:unhideWhenUsed="1"/>
+    <w:lsdException w:name="List Bullet 2" w:semiHidden="1" w:unhideWhenUsed="1"/>
+    <w:lsdException w:name="List Bullet 3" w:semiHidden="1" w:unhideWhenUsed="1"/>
+    <w:lsdException w:name="List Bullet 4" w:semiHidden="1" w:unhideWhenUsed="1"/>
+    <w:lsdException w:name="List Bullet 5" w:semiHidden="1" w:unhideWhenUsed="1"/>
+    <w:lsdException w:name="List Number 2" w:semiHidden="1" w:unhideWhenUsed="1"/>
+    <w:lsdException w:name="List Number 3" w:semiHidden="1" w:unhideWhenUsed="1"/>
+    <w:lsdException w:name="List Number 4" w:semiHidden="1" w:unhideWhenUsed="1"/>
+    <w:lsdException w:name="List Number 5" w:semiHidden="1" w:unhideWhenUsed="1"/>
+    <w:lsdException w:name="Title" w:uiPriority="10" w:qFormat="1"/>
+    <w:lsdException w:name="Closing" w:semiHidden="1" w:unhideWhenUsed="1"/>
+    <w:lsdException w:name="Signature" w:semiHidden="1" w:unhideWhenUsed="1"/>
+    <w:lsdException w:name="Default Paragraph Font" w:semiHidden="1" w:uiPriority="1" w:unhideWhenUsed="1"/>
+    <w:lsdException w:name="Body Text" w:semiHidden="1" w:unhideWhenUsed="1"/>
+    <w:lsdException w:name="Body Text Indent" w:semiHidden="1" w:unhideWhenUsed="1"/>
+    <w:lsdException w:name="List Continue" w:semiHidden="1" w:unhideWhenUsed="1"/>
+    <w:lsdException w:name="List Continue 2" w:semiHidden="1" w:unhideWhenUsed="1"/>
+    <w:lsdException w:name="List Continue 3" w:semiHidden="1" w:unhideWhenUsed="1"/>
+    <w:lsdException w:name="List Continue 4" w:semiHidden="1" w:unhideWhenUsed="1"/>
+    <w:lsdException w:name="List Continue 5" w:semiHidden="1" w:unhideWhenUsed="1"/>
+    <w:lsdException w:name="Message Header" w:semiHidden="1" w:unhideWhenUsed="1"/>
+    <w:lsdException w:name="Subtitle" w:uiPriority="11" w:qFormat="1"/>
+    <w:lsdException w:name="Salutation" w:semiHidden="1" w:unhideWhenUsed="1"/>
+    <w:lsdException w:name="Date" w:semiHidden="1" w:unhideWhenUsed="1"/>
+    <w:lsdException w:name="Body Text First Indent" w:semiHidden="1" w:unhideWhenUsed="1"/>
+    <w:lsdException w:name="Body Text First Indent 2" w:semiHidden="1" w:unhideWhenUsed="1"/>
+    <w:lsdException w:name="Note Heading" w:semiHidden="1" w:unhideWhenUsed="1"/>
+    <w:lsdException w:name="Body Text 2" w:semiHidden="1" w:unhideWhenUsed="1"/>
+    <w:lsdException w:name="Body Text 3" w:semiHidden="1" w:unhideWhenUsed="1"/>
+    <w:lsdException w:name="Body Text Indent 2" w:semiHidden="1" w:unhideWhenUsed="1"/>
+    <w:lsdException w:name="Body Text Indent 3" w:semiHidden="1" w:unhideWhenUsed="1"/>
+    <w:lsdException w:name="Block Text" w:semiHidden="1" w:unhideWhenUsed="1"/>
+    <w:lsdException w:name="Hyperlink" w:semiHidden="1" w:unhideWhenUsed="1"/>
+    <w:lsdException w:name="FollowedHyperlink" w:semiHidden="1" w:unhideWhenUsed="1"/>
+    <w:lsdException w:name="Strong" w:uiPriority="22" w:qFormat="1"/>
+    <w:lsdException w:name="Emphasis" w:uiPriority="20" w:qFormat="1"/>
+    <w:lsdException w:name="Document Map" w:semiHidden="1" w:unhideWhenUsed="1"/>
+    <w:lsdException w:name="Plain Text" w:semiHidden="1" w:unhideWhenUsed="1"/>
+    <w:lsdException w:name="E-mail Signature" w:semiHidden="1" w:unhideWhenUsed="1"/>
+    <w:lsdException w:name="HTML Top of Form" w:semiHidden="1" w:unhideWhenUsed="1"/>
+    <w:lsdException w:name="HTML Bottom of Form" w:semiHidden="1" w:unhideWhenUsed="1"/>
+    <w:lsdException w:name="Normal (Web)" w:semiHidden="1" w:unhideWhenUsed="1"/>
+    <w:lsdException w:name="HTML Acronym" w:semiHidden="1" w:unhideWhenUsed="1"/>
+    <w:lsdException w:name="HTML Address" w:semiHidden="1" w:unhideWhenUsed="1"/>
+    <w:lsdException w:name="HTML Cite" w:semiHidden="1" w:unhideWhenUsed="1"/>
+    <w:lsdException w:name="HTML Code" w:semiHidden="1" w:unhideWhenUsed="1"/>
+    <w:lsdException w:name="HTML Definition" w:semiHidden="1" w:unhideWhenUsed="1"/>
+    <w:lsdException w:name="HTML Keyboard" w:semiHidden="1" w:unhideWhenUsed="1"/>
+    <w:lsdException w:name="HTML Preformatted" w:semiHidden="1" w:unhideWhenUsed="1"/>
+    <w:lsdException w:name="HTML Sample" w:semiHidden="1" w:unhideWhenUsed="1"/>
+    <w:lsdException w:name="HTML Typewriter" w:semiHidden="1" w:unhideWhenUsed="1"/>
+    <w:lsdException w:name="HTML Variable" w:semiHidden="1" w:unhideWhenUsed="1"/>
+    <w:lsdException w:name="Normal Table" w:semiHidden="1" w:unhideWhenUsed="1"/>
+    <w:lsdException w:name="annotation subject" w:semiHidden="1" w:unhideWhenUsed="1"/>
+    <w:lsdException w:name="No List" w:semiHidden="1" w:unhideWhenUsed="1"/>
+    <w:lsdException w:name="Outline List 1" w:semiHidden="1" w:unhideWhenUsed="1"/>
+    <w:lsdException w:name="Outline List 2" w:semiHidden="1" w:unhideWhenUsed="1"/>
+    <w:lsdException w:name="Outline List 3" w:semiHidden="1" w:unhideWhenUsed="1"/>
+    <w:lsdException w:name="Table Simple 1" w:semiHidden="1" w:unhideWhenUsed="1"/>
+    <w:lsdException w:name="Table Simple 2" w:semiHidden="1" w:unhideWhenUsed="1"/>
+    <w:lsdException w:name="Table Simple 3" w:semiHidden="1" w:unhideWhenUsed="1"/>
+    <w:lsdException w:name="Table Classic 1" w:semiHidden="1" w:unhideWhenUsed="1"/>
+    <w:lsdException w:name="Table Classic 2" w:semiHidden="1" w:unhideWhenUsed="1"/>
+    <w:lsdException w:name="Table Classic 3" w:semiHidden="1" w:unhideWhenUsed="1"/>
+    <w:lsdException w:name="Table Classic 4" w:semiHidden="1" w:unhideWhenUsed="1"/>
+    <w:lsdException w:name="Table Colorful 1" w:semiHidden="1" w:unhideWhenUsed="1"/>
+    <w:lsdException w:name="Table Colorful 2" w:semiHidden="1" w:unhideWhenUsed="1"/>
+    <w:lsdException w:name="Table Colorful 3" w:semiHidden="1" w:unhideWhenUsed="1"/>
+    <w:lsdException w:name="Table Columns 1" w:semiHidden="1" w:unhideWhenUsed="1"/>
+    <w:lsdException w:name="Table Columns 2" w:semiHidden="1" w:unhideWhenUsed="1"/>
+    <w:lsdException w:name="Table Columns 3" w:semiHidden="1" w:unhideWhenUsed="1"/>
+    <w:lsdException w:name="Table Columns 4" w:semiHidden="1" w:unhideWhenUsed="1"/>
+    <w:lsdException w:name="Table Columns 5" w:semiHidden="1" w:unhideWhenUsed="1"/>
+    <w:lsdException w:name="Table Grid 1" w:semiHidden="1" w:unhideWhenUsed="1"/>
+    <w:lsdException w:name="Table Grid 2" w:semiHidden="1" w:unhideWhenUsed="1"/>
+    <w:lsdException w:name="Table Grid 3" w:semiHidden="1" w:unhideWhenUsed="1"/>
+    <w:lsdException w:name="Table Grid 4" w:semiHidden="1" w:unhideWhenUsed="1"/>
+    <w:lsdException w:name="Table Grid 5" w:semiHidden="1" w:unhideWhenUsed="1"/>
+    <w:lsdException w:name="Table Grid 6" w:semiHidden="1" w:unhideWhenUsed="1"/>
+    <w:lsdException w:name="Table Grid 7" w:semiHidden="1" w:unhideWhenUsed="1"/>
+    <w:lsdException w:name="Table Grid 8" w:semiHidden="1" w:unhideWhenUsed="1"/>
+    <w:lsdException w:name="Table List 1" w:semiHidden="1" w:unhideWhenUsed="1"/>
+    <w:lsdException w:name="Table List 2" w:semiHidden="1" w:unhideWhenUsed="1"/>
+    <w:lsdException w:name="Table List 3" w:semiHidden="1" w:unhideWhenUsed="1"/>
+    <w:lsdException w:name="Table List 4" w:semiHidden="1" w:unhideWhenUsed="1"/>
+    <w:lsdException w:name="Table List 5" w:semiHidden="1" w:unhideWhenUsed="1"/>
+    <w:lsdException w:name="Table List 6" w:semiHidden="1" w:unhideWhenUsed="1"/>
+    <w:lsdException w:name="Table List 7" w:semiHidden="1" w:unhideWhenUsed="1"/>
+    <w:lsdException w:name="Table List 8" w:semiHidden="1" w:unhideWhenUsed="1"/>
+    <w:lsdException w:name="Table 3D effects 1" w:semiHidden="1" w:unhideWhenUsed="1"/>
+    <w:lsdException w:name="Table 3D effects 2" w:semiHidden="1" w:unhideWhenUsed="1"/>
+    <w:lsdException w:name="Table 3D effects 3" w:semiHidden="1" w:unhideWhenUsed="1"/>
+    <w:lsdException w:name="Table Contemporary" w:semiHidden="1" w:unhideWhenUsed="1"/>
+    <w:lsdException w:name="Table Elegant" w:semiHidden="1" w:unhideWhenUsed="1"/>
+    <w:lsdException w:name="Table Professional" w:semiHidden="1" w:unhideWhenUsed="1"/>
+    <w:lsdException w:name="Table Subtle 1" w:semiHidden="1" w:unhideWhenUsed="1"/>
+    <w:lsdException w:name="Table Subtle 2" w:semiHidden="1" w:unhideWhenUsed="1"/>
+    <w:lsdException w:name="Table Web 1" w:semiHidden="1" w:unhideWhenUsed="1"/>
+    <w:lsdException w:name="Table Web 2" w:semiHidden="1" w:unhideWhenUsed="1"/>
+    <w:lsdException w:name="Table Web 3" w:semiHidden="1" w:unhideWhenUsed="1"/>
+    <w:lsdException w:name="Balloon Text" w:semiHidden="1" w:unhideWhenUsed="1"/>
+    <w:lsdException w:name="Table Grid" w:uiPriority="39"/>
+    <w:lsdException w:name="Table Theme" w:semiHidden="1" w:unhideWhenUsed="1"/>
+    <w:lsdException w:name="Placeholder Text" w:semiHidden="1"/>
+    <w:lsdException w:name="No Spacing" w:uiPriority="1" w:qFormat="1"/>
+    <w:lsdException w:name="Light Shading" w:uiPriority="60"/>
+    <w:lsdException w:name="Light List" w:uiPriority="61"/>
+    <w:lsdException w:name="Light Grid" w:uiPriority="62"/>
+    <w:lsdException w:name="Medium Shading 1" w:uiPriority="63"/>
+    <w:lsdException w:name="Medium Shading 2" w:uiPriority="64"/>
+    <w:lsdException w:name="Medium List 1" w:uiPriority="65"/>
+    <w:lsdException w:name="Medium List 2" w:uiPriority="66"/>
+    <w:lsdException w:name="Medium Grid 1" w:uiPriority="67"/>
+    <w:lsdException w:name="Medium Grid 2" w:uiPriority="68"/>
+    <w:lsdException w:name="Medium Grid 3" w:uiPriority="69"/>
+    <w:lsdException w:name="Dark List" w:uiPriority="70"/>
+    <w:lsdException w:name="Colorful Shading" w:uiPriority="71"/>
+    <w:lsdException w:name="Colorful List" w:uiPriority="72"/>
+    <w:lsdException w:name="Colorful Grid" w:uiPriority="73"/>
+    <w:lsdException w:name="Light Shading Accent 1" w:uiPriority="60"/>
+    <w:lsdException w:name="Light List Accent 1" w:uiPriority="61"/>
+    <w:lsdException w:name="Light Grid Accent 1" w:uiPriority="62"/>
+    <w:lsdException w:name="Medium Shading 1 Accent 1" w:uiPriority="63"/>
+    <w:lsdException w:name="Medium Shading 2 Accent 1" w:uiPriority="64"/>
+    <w:lsdException w:name="Medium List 1 Accent 1" w:uiPriority="65"/>
+    <w:lsdException w:name="Revision" w:semiHidden="1"/>
+    <w:lsdException w:name="List Paragraph" w:uiPriority="34" w:qFormat="1"/>
+    <w:lsdException w:name="Quote" w:uiPriority="29" w:qFormat="1"/>
+    <w:lsdException w:name="Intense Quote" w:uiPriority="30" w:qFormat="1"/>
+    <w:lsdException w:name="Medium List 2 Accent 1" w:uiPriority="66"/>
+    <w:lsdException w:name="Medium Grid 1 Accent 1" w:uiPriority="67"/>
+    <w:lsdException w:name="Medium Grid 2 Accent 1" w:uiPriority="68"/>
+    <w:lsdException w:name="Medium Grid 3 Accent 1" w:uiPriority="69"/>
+    <w:lsdException w:name="Dark List Accent 1" w:uiPriority="70"/>
+    <w:lsdException w:name="Colorful Shading Accent 1" w:uiPriority="71"/>
+    <w:lsdException w:name="Colorful List Accent 1" w:uiPriority="72"/>
+    <w:lsdException w:name="Colorful Grid Accent 1" w:uiPriority="73"/>
+    <w:lsdException w:name="Light Shading Accent 2" w:uiPriority="60"/>
+    <w:lsdException w:name="Light List Accent 2" w:uiPriority="61"/>
+    <w:lsdException w:name="Light Grid Accent 2" w:uiPriority="62"/>
+    <w:lsdException w:name="Medium Shading 1 Accent 2" w:uiPriority="63"/>
+    <w:lsdException w:name="Medium Shading 2 Accent 2" w:uiPriority="64"/>
+    <w:lsdException w:name="Medium List 1 Accent 2" w:uiPriority="65"/>
+    <w:lsdException w:name="Medium List 2 Accent 2" w:uiPriority="66"/>
+    <w:lsdException w:name="Medium Grid 1 Accent 2" w:uiPriority="67"/>
+    <w:lsdException w:name="Medium Grid 2 Accent 2" w:uiPriority="68"/>
+    <w:lsdException w:name="Medium Grid 3 Accent 2" w:uiPriority="69"/>
+    <w:lsdException w:name="Dark List Accent 2" w:uiPriority="70"/>
+    <w:lsdException w:name="Colorful Shading Accent 2" w:uiPriority="71"/>
+    <w:lsdException w:name="Colorful List Accent 2" w:uiPriority="72"/>
+    <w:lsdException w:name="Colorful Grid Accent 2" w:uiPriority="73"/>
+    <w:lsdException w:name="Light Shading Accent 3" w:uiPriority="60"/>
+    <w:lsdException w:name="Light List Accent 3" w:uiPriority="61"/>
+    <w:lsdException w:name="Light Grid Accent 3" w:uiPriority="62"/>
+    <w:lsdException w:name="Medium Shading 1 Accent 3" w:uiPriority="63"/>
+    <w:lsdException w:name="Medium Shading 2 Accent 3" w:uiPriority="64"/>
+    <w:lsdException w:name="Medium List 1 Accent 3" w:uiPriority="65"/>
+    <w:lsdException w:name="Medium List 2 Accent 3" w:uiPriority="66"/>
+    <w:lsdException w:name="Medium Grid 1 Accent 3" w:uiPriority="67"/>
+    <w:lsdException w:name="Medium Grid 2 Accent 3" w:uiPriority="68"/>
+    <w:lsdException w:name="Medium Grid 3 Accent 3" w:uiPriority="69"/>
+    <w:lsdException w:name="Dark List Accent 3" w:uiPriority="70"/>
+    <w:lsdException w:name="Colorful Shading Accent 3" w:uiPriority="71"/>
+    <w:lsdException w:name="Colorful List Accent 3" w:uiPriority="72"/>
+    <w:lsdException w:name="Colorful Grid Accent 3" w:uiPriority="73"/>
+    <w:lsdException w:name="Light Shading Accent 4" w:uiPriority="60"/>
+    <w:lsdException w:name="Light List Accent 4" w:uiPriority="61"/>
+    <w:lsdException w:name="Light Grid Accent 4" w:uiPriority="62"/>
+    <w:lsdException w:name="Medium Shading 1 Accent 4" w:uiPriority="63"/>
+    <w:lsdException w:name="Medium Shading 2 Accent 4" w:uiPriority="64"/>
+    <w:lsdException w:name="Medium List 1 Accent 4" w:uiPriority="65"/>
+    <w:lsdException w:name="Medium List 2 Accent 4" w:uiPriority="66"/>
+    <w:lsdException w:name="Medium Grid 1 Accent 4" w:uiPriority="67"/>
+    <w:lsdException w:name="Medium Grid 2 Accent 4" w:uiPriority="68"/>
+    <w:lsdException w:name="Medium Grid 3 Accent 4" w:uiPriority="69"/>
+    <w:lsdException w:name="Dark List Accent 4" w:uiPriority="70"/>
+    <w:lsdException w:name="Colorful Shading Accent 4" w:uiPriority="71"/>
+    <w:lsdException w:name="Colorful List Accent 4" w:uiPriority="72"/>
+    <w:lsdException w:name="Colorful Grid Accent 4" w:uiPriority="73"/>
+    <w:lsdException w:name="Light Shading Accent 5" w:uiPriority="60"/>
+    <w:lsdException w:name="Light List Accent 5" w:uiPriority="61"/>
+    <w:lsdException w:name="Light Grid Accent 5" w:uiPriority="62"/>
+    <w:lsdException w:name="Medium Shading 1 Accent 5" w:uiPriority="63"/>
+    <w:lsdException w:name="Medium Shading 2 Accent 5" w:uiPriority="64"/>
+    <w:lsdException w:name="Medium List 1 Accent 5" w:uiPriority="65"/>
+    <w:lsdException w:name="Medium List 2 Accent 5" w:uiPriority="66"/>
+    <w:lsdException w:name="Medium Grid 1 Accent 5" w:uiPriority="67"/>
+    <w:lsdException w:name="Medium Grid 2 Accent 5" w:uiPriority="68"/>
+    <w:lsdException w:name="Medium Grid 3 Accent 5" w:uiPriority="69"/>
+    <w:lsdException w:name="Dark List Accent 5" w:uiPriority="70"/>
+    <w:lsdException w:name="Colorful Shading Accent 5" w:uiPriority="71"/>
+    <w:lsdException w:name="Colorful List Accent 5" w:uiPriority="72"/>
+    <w:lsdException w:name="Colorful Grid Accent 5" w:uiPriority="73"/>
+    <w:lsdException w:name="Light Shading Accent 6" w:uiPriority="60"/>
+    <w:lsdException w:name="Light List Accent 6" w:uiPriority="61"/>
+    <w:lsdException w:name="Light Grid Accent 6" w:uiPriority="62"/>
+    <w:lsdException w:name="Medium Shading 1 Accent 6" w:uiPriority="63"/>
+    <w:lsdException w:name="Medium Shading 2 Accent 6" w:uiPriority="64"/>
+    <w:lsdException w:name="Medium List 1 Accent 6" w:uiPriority="65"/>
+    <w:lsdException w:name="Medium List 2 Accent 6" w:uiPriority="66"/>
+    <w:lsdException w:name="Medium Grid 1 Accent 6" w:uiPriority="67"/>
+    <w:lsdException w:name="Medium Grid 2 Accent 6" w:uiPriority="68"/>
+    <w:lsdException w:name="Medium Grid 3 Accent 6" w:uiPriority="69"/>
+    <w:lsdException w:name="Dark List Accent 6" w:uiPriority="70"/>
+    <w:lsdException w:name="Colorful Shading Accent 6" w:uiPriority="71"/>
+    <w:lsdException w:name="Colorful List Accent 6" w:uiPriority="72"/>
+    <w:lsdException w:name="Colorful Grid Accent 6" w:uiPriority="73"/>
+    <w:lsdException w:name="Subtle Emphasis" w:uiPriority="19" w:qFormat="1"/>
+    <w:lsdException w:name="Intense Emphasis" w:uiPriority="21" w:qFormat="1"/>
+    <w:lsdException w:name="Subtle Reference" w:uiPriority="31" w:qFormat="1"/>
+    <w:lsdException w:name="Intense Reference" w:uiPriority="32" w:qFormat="1"/>
+    <w:lsdException w:name="Book Title" w:uiPriority="33" w:qFormat="1"/>
+    <w:lsdException w:name="Bibliography" w:semiHidden="1" w:uiPriority="37" w:unhideWhenUsed="1"/>
+    <w:lsdException w:name="TOC Heading" w:semiHidden="1" w:uiPriority="39" w:unhideWhenUsed="1" w:qFormat="1"/>
+    <w:lsdException w:name="Plain Table 1" w:uiPriority="41"/>
+    <w:lsdException w:name="Plain Table 2" w:uiPriority="42"/>
+    <w:lsdException w:name="Plain Table 3" w:uiPriority="43"/>
+    <w:lsdException w:name="Plain Table 4" w:uiPriority="44"/>
+    <w:lsdException w:name="Plain Table 5" w:uiPriority="45"/>
+    <w:lsdException w:name="Grid Table Light" w:uiPriority="40"/>
+    <w:lsdException w:name="Grid Table 1 Light" w:uiPriority="46"/>
+    <w:lsdException w:name="Grid Table 2" w:uiPriority="47"/>
+    <w:lsdException w:name="Grid Table 3" w:uiPriority="48"/>
+    <w:lsdException w:name="Grid Table 4" w:uiPriority="49"/>
+    <w:lsdException w:name="Grid Table 5 Dark" w:uiPriority="50"/>
+    <w:lsdException w:name="Grid Table 6 Colorful" w:uiPriority="51"/>
+    <w:lsdException w:name="Grid Table 7 Colorful" w:uiPriority="52"/>
+    <w:lsdException w:name="Grid Table 1 Light Accent 1" w:uiPriority="46"/>
+    <w:lsdException w:name="Grid Table 2 Accent 1" w:uiPriority="47"/>
+    <w:lsdException w:name="Grid Table 3 Accent 1" w:uiPriority="48"/>
+    <w:lsdException w:name="Grid Table 4 Accent 1" w:uiPriority="49"/>
+    <w:lsdException w:name="Grid Table 5 Dark Accent 1" w:uiPriority="50"/>
+    <w:lsdException w:name="Grid Table 6 Colorful Accent 1" w:uiPriority="51"/>
+    <w:lsdException w:name="Grid Table 7 Colorful Accent 1" w:uiPriority="52"/>
+    <w:lsdException w:name="Grid Table 1 Light Accent 2" w:uiPriority="46"/>
+    <w:lsdException w:name="Grid Table 2 Accent 2" w:uiPriority="47"/>
+    <w:lsdException w:name="Grid Table 3 Accent 2" w:uiPriority="48"/>
+    <w:lsdException w:name="Grid Table 4 Accent 2" w:uiPriority="49"/>
+    <w:lsdException w:name="Grid Table 5 Dark Accent 2" w:uiPriority="50"/>
+    <w:lsdException w:name="Grid Table 6 Colorful Accent 2" w:uiPriority="51"/>
+    <w:lsdException w:name="Grid Table 7 Colorful Accent 2" w:uiPriority="52"/>
+    <w:lsdException w:name="Grid Table 1 Light Accent 3" w:uiPriority="46"/>
+    <w:lsdException w:name="Grid Table 2 Accent 3" w:uiPriority="47"/>
+    <w:lsdException w:name="Grid Table 3 Accent 3" w:uiPriority="48"/>
+    <w:lsdException w:name="Grid Table 4 Accent 3" w:uiPriority="49"/>
+    <w:lsdException w:name="Grid Table 5 Dark Accent 3" w:uiPriority="50"/>
+    <w:lsdException w:name="Grid Table 6 Colorful Accent 3" w:uiPriority="51"/>
+    <w:lsdException w:name="Grid Table 7 Colorful Accent 3" w:uiPriority="52"/>
+    <w:lsdException w:name="Grid Table 1 Light Accent 4" w:uiPriority="46"/>
+    <w:lsdException w:name="Grid Table 2 Accent 4" w:uiPriority="47"/>
+    <w:lsdException w:name="Grid Table 3 Accent 4" w:uiPriority="48"/>
+    <w:lsdException w:name="Grid Table 4 Accent 4" w:uiPriority="49"/>
+    <w:lsdException w:name="Grid Table 5 Dark Accent 4" w:uiPriority="50"/>
+    <w:lsdException w:name="Grid Table 6 Colorful Accent 4" w:uiPriority="51"/>
+    <w:lsdException w:name="Grid Table 7 Colorful Accent 4" w:uiPriority="52"/>
+    <w:lsdException w:name="Grid Table 1 Light Accent 5" w:uiPriority="46"/>
+    <w:lsdException w:name="Grid Table 2 Accent 5" w:uiPriority="47"/>
+    <w:lsdException w:name="Grid Table 3 Accent 5" w:uiPriority="48"/>
+    <w:lsdException w:name="Grid Table 4 Accent 5" w:uiPriority="49"/>
+    <w:lsdException w:name="Grid Table 5 Dark Accent 5" w:uiPriority="50"/>
+    <w:lsdException w:name="Grid Table 6 Colorful Accent 5" w:uiPriority="51"/>
+    <w:lsdException w:name="Grid Table 7 Colorful Accent 5" w:uiPriority="52"/>
+    <w:lsdException w:name="Grid Table 1 Light Accent 6" w:uiPriority="46"/>
+    <w:lsdException w:name="Grid Table 2 Accent 6" w:uiPriority="47"/>
+    <w:lsdException w:name="Grid Table 3 Accent 6" w:uiPriority="48"/>
+    <w:lsdException w:name="Grid Table 4 Accent 6" w:uiPriority="49"/>
+    <w:lsdException w:name="Grid Table 5 Dark Accent 6" w:uiPriority="50"/>
+    <w:lsdException w:name="Grid Table 6 Colorful Accent 6" w:uiPriority="51"/>
+    <w:lsdException w:name="Grid Table 7 Colorful Accent 6" w:uiPriority="52"/>
+    <w:lsdException w:name="List Table 1 Light" w:uiPriority="46"/>
+    <w:lsdException w:name="List Table 2" w:uiPriority="47"/>
+    <w:lsdException w:name="List Table 3" w:uiPriority="48"/>
+    <w:lsdException w:name="List Table 4" w:uiPriority="49"/>
+    <w:lsdException w:name="List Table 5 Dark" w:uiPriority="50"/>
+    <w:lsdException w:name="List Table 6 Colorful" w:uiPriority="51"/>
+    <w:lsdException w:name="List Table 7 Colorful" w:uiPriority="52"/>
+    <w:lsdException w:name="List Table 1 Light Accent 1" w:uiPriority="46"/>
+    <w:lsdException w:name="List Table 2 Accent 1" w:uiPriority="47"/>
+    <w:lsdException w:name="List Table 3 Accent 1" w:uiPriority="48"/>
+    <w:lsdException w:name="List Table 4 Accent 1" w:uiPriority="49"/>
+    <w:lsdException w:name="List Table 5 Dark Accent 1" w:uiPriority="50"/>
+    <w:lsdException w:name="List Table 6 Colorful Accent 1" w:uiPriority="51"/>
+    <w:lsdException w:name="List Table 7 Colorful Accent 1" w:uiPriority="52"/>
+    <w:lsdException w:name="List Table 1 Light Accent 2" w:uiPriority="46"/>
+    <w:lsdException w:name="List Table 2 Accent 2" w:uiPriority="47"/>
+    <w:lsdException w:name="List Table 3 Accent 2" w:uiPriority="48"/>
+    <w:lsdException w:name="List Table 4 Accent 2" w:uiPriority="49"/>
+    <w:lsdException w:name="List Table 5 Dark Accent 2" w:uiPriority="50"/>
+    <w:lsdException w:name="List Table 6 Colorful Accent 2" w:uiPriority="51"/>
+    <w:lsdException w:name="List Table 7 Colorful Accent 2" w:uiPriority="52"/>
+    <w:lsdException w:name="List Table 1 Light Accent 3" w:uiPriority="46"/>
+    <w:lsdException w:name="List Table 2 Accent 3" w:uiPriority="47"/>
+    <w:lsdException w:name="List Table 3 Accent 3" w:uiPriority="48"/>
+    <w:lsdException w:name="List Table 4 Accent 3" w:uiPriority="49"/>
+    <w:lsdException w:name="List Table 5 Dark Accent 3" w:uiPriority="50"/>
+    <w:lsdException w:name="List Table 6 Colorful Accent 3" w:uiPriority="51"/>
+    <w:lsdException w:name="List Table 7 Colorful Accent 3" w:uiPriority="52"/>
+    <w:lsdException w:name="List Table 1 Light Accent 4" w:uiPriority="46"/>
+    <w:lsdException w:name="List Table 2 Accent 4" w:uiPriority="47"/>
+    <w:lsdException w:name="List Table 3 Accent 4" w:uiPriority="48"/>
+    <w:lsdException w:name="List Table 4 Accent 4" w:uiPriority="49"/>
+    <w:lsdException w:name="List Table 5 Dark Accent 4" w:uiPriority="50"/>
+    <w:lsdException w:name="List Table 6 Colorful Accent 4" w:uiPriority="51"/>
+    <w:lsdException w:name="List Table 7 Colorful Accent 4" w:uiPriority="52"/>
+    <w:lsdException w:name="List Table 1 Light Accent 5" w:uiPriority="46"/>
+    <w:lsdException w:name="List Table 2 Accent 5" w:uiPriority="47"/>
+    <w:lsdException w:name="List Table 3 Accent 5" w:uiPriority="48"/>
+    <w:lsdException w:name="List Table 4 Accent 5" w:uiPriority="49"/>
+    <w:lsdException w:name="List Table 5 Dark Accent 5" w:uiPriority="50"/>
+    <w:lsdException w:name="List Table 6 Colorful Accent 5" w:uiPriority="51"/>
+    <w:lsdException w:name="List Table 7 Colorful Accent 5" w:uiPriority="52"/>
+    <w:lsdException w:name="List Table 1 Light Accent 6" w:uiPriority="46"/>
+    <w:lsdException w:name="List Table 2 Accent 6" w:uiPriority="47"/>
+    <w:lsdException w:name="List Table 3 Accent 6" w:uiPriority="48"/>
+    <w:lsdException w:name="List Table 4 Accent 6" w:uiPriority="49"/>
+    <w:lsdException w:name="List Table 5 Dark Accent 6" w:uiPriority="50"/>
+    <w:lsdException w:name="List Table 6 Colorful Accent 6" w:uiPriority="51"/>
+    <w:lsdException w:name="List Table 7 Colorful Accent 6" w:uiPriority="52"/>
+    <w:lsdException w:name="Mention" w:semiHidden="1" w:unhideWhenUsed="1"/>
+    <w:lsdException w:name="Smart Hyperlink" w:semiHidden="1" w:unhideWhenUsed="1"/>
+    <w:lsdException w:name="Hashtag" w:semiHidden="1" w:unhideWhenUsed="1"/>
+    <w:lsdException w:name="Unresolved Mention" w:semiHidden="1" w:unhideWhenUsed="1"/>
+    <w:lsdException w:name="Smart Link" w:semiHidden="1" w:unhideWhenUsed="1"/>
+  </w:latentStyles>
+  <w:style w:type="paragraph" w:default="1" w:styleId="Normlny">
+    <w:name w:val="Normal"/>
+    <w:qFormat/>
+  </w:style>
+  <w:style w:type="character" w:default="1" w:styleId="Predvolenpsmoodseku">
+    <w:name w:val="Default Paragraph Font"/>
+    <w:uiPriority w:val="1"/>
+    <w:semiHidden/>
+    <w:unhideWhenUsed/>
+  </w:style>
+  <w:style w:type="table" w:default="1" w:styleId="Normlnatabuka">
+    <w:name w:val="Normal Table"/>
+    <w:uiPriority w:val="99"/>
+    <w:semiHidden/>
+    <w:unhideWhenUsed/>
+    <w:tblPr>
+      <w:tblInd w:w="0" w:type="dxa"/>
+      <w:tblCellMar>
+        <w:top w:w="0" w:type="dxa"/>
+        <w:left w:w="108" w:type="dxa"/>
+        <w:bottom w:w="0" w:type="dxa"/>
+        <w:right w:w="108" w:type="dxa"/>
+      </w:tblCellMar>
+    </w:tblPr>
+  </w:style>
+  <w:style w:type="numbering" w:default="1" w:styleId="Bezzoznamu">
+    <w:name w:val="No List"/>
+    <w:uiPriority w:val="99"/>
+    <w:semiHidden/>
+    <w:unhideWhenUsed/>
+  </w:style>
+  <w:style w:type="character" w:styleId="Zstupntext">
+    <w:name w:val="Placeholder Text"/>
+    <w:basedOn w:val="Predvolenpsmoodseku"/>
+    <w:uiPriority w:val="99"/>
+    <w:semiHidden/>
+    <w:rsid w:val="00EF1F3F"/>
+    <w:rPr>
+      <w:color w:val="808080"/>
+    </w:rPr>
+  </w:style>
+  <w:style w:type="paragraph" w:customStyle="1" w:styleId="266C2A975CBA4DE5AA95DEC76DA83C19">
+    <w:name w:val="266C2A975CBA4DE5AA95DEC76DA83C19"/>
+    <w:rsid w:val="00EF1F3F"/>
+  </w:style>
+</w:styles>
+</file>
+
+<file path=word/glossary/webSettings.xml><?xml version="1.0" encoding="utf-8"?>
+<w:webSettings xmlns:mc="http://schemas.openxmlformats.org/markup-compatibility/2006" xmlns:r="http://schemas.openxmlformats.org/officeDocument/2006/relationships" xmlns:w="http://schemas.openxmlformats.org/wordprocessingml/2006/main" xmlns:w14="http://schemas.microsoft.com/office/word/2010/wordml" xmlns:w15="http://schemas.microsoft.com/office/word/2012/wordml" xmlns:w16cex="http://schemas.microsoft.com/office/word/2018/wordml/cex" xmlns:w16cid="http://schemas.microsoft.com/office/word/2016/wordml/cid" xmlns:w16="http://schemas.microsoft.com/office/word/2018/wordml" xmlns:w16du="http://schemas.microsoft.com/office/word/2023/wordml/word16du" xmlns:w16sdtdh="http://schemas.microsoft.com/office/word/2020/wordml/sdtdatahash" xmlns:w16sdtfl="http://schemas.microsoft.com/office/word/2024/wordml/sdtformatlock" xmlns:w16se="http://schemas.microsoft.com/office/word/2015/wordml/symex" mc:Ignorable="w14 w15 w16se w16cid w16 w16cex w16sdtdh w16sdtfl w16du">
+  <w:optimizeForBrowser/>
+  <w:allowPNG/>
+</w:webSettings>
 </file>
 
 <file path=word/theme/theme1.xml><?xml version="1.0" encoding="utf-8"?>
@@ -1631,6 +5152,31 @@
 </a:theme>
 </file>
 
+<file path=word/webextensions/taskpanes.xml><?xml version="1.0" encoding="utf-8"?>
+<wetp:taskpanes xmlns:wetp="http://schemas.microsoft.com/office/webextensions/taskpanes/2010/11">
+  <wetp:taskpane dockstate="right" visibility="0" width="350" row="0">
+    <wetp:webextensionref xmlns:r="http://schemas.openxmlformats.org/officeDocument/2006/relationships" r:id="rId1"/>
+  </wetp:taskpane>
+</wetp:taskpanes>
+</file>
+
+<file path=word/webextensions/webextension1.xml><?xml version="1.0" encoding="utf-8"?>
+<we:webextension xmlns:we="http://schemas.microsoft.com/office/webextensions/webextension/2010/11" id="{4721460E-7FF1-4D0E-BCD1-9F6A0F33FB0C}">
+  <we:reference id="wa104382081" version="1.55.1.0" store="sk-SK" storeType="OMEX"/>
+  <we:alternateReferences>
+    <we:reference id="WA104382081" version="1.55.1.0" store="" storeType="OMEX"/>
+  </we:alternateReferences>
+  <we:properties>
+    <we:property name="MENDELEY_BIBLIOGRAPHY_IS_DIRTY" value="false"/>
+    <we:property name="MENDELEY_BIBLIOGRAPHY_LAST_MODIFIED" value="1779808589592"/>
+    <we:property name="MENDELEY_CITATIONS" value="[{&quot;citationID&quot;:&quot;MENDELEY_CITATION_d6f0c2a8-d5ec-468c-a71e-e21c358f2787&quot;,&quot;properties&quot;:{&quot;noteIndex&quot;:0},&quot;isEdited&quot;:false,&quot;manualOverride&quot;:{&quot;isManuallyOverridden&quot;:false,&quot;citeprocText&quot;:&quot;(Kılıç, 2025)&quot;,&quot;manualOverrideText&quot;:&quot;&quot;},&quot;citationTag&quot;:&quot;MENDELEY_CITATION_v3_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&quot;,&quot;citationItems&quot;:[{&quot;id&quot;:&quot;90fb3a2a-8a8b-3dca-be16-1ec0c8795603&quot;,&quot;itemData&quot;:{&quot;type&quot;:&quot;article-journal&quot;,&quot;id&quot;:&quot;90fb3a2a-8a8b-3dca-be16-1ec0c8795603&quot;,&quot;title&quot;:&quot;Linear and nonlinear econometric models against machine learning models: realized volatility prediction&quot;,&quot;groupId&quot;:&quot;092e372d-c067-3fdb-b3f7-8bafafb41bf5&quot;,&quot;author&quot;:[{&quot;family&quot;:&quot;Kılıç&quot;,&quot;given&quot;:&quot;Rehim&quot;,&quot;parse-names&quot;:false,&quot;dropping-particle&quot;:&quot;&quot;,&quot;non-dropping-particle&quot;:&quot;&quot;}],&quot;accessed&quot;:{&quot;date-parts&quot;:[[2026,5,26]]},&quot;DOI&quot;:&quot;10.17016/FEDS.2025.061&quot;,&quot;ISSN&quot;:&quot;2767-3898&quot;,&quot;URL&quot;:&quot;https://doi.org/10.17016/FEDS.2025.061.&quot;,&quot;issued&quot;:{&quot;date-parts&quot;:[[2025]]},&quot;abstract&quot;:&quot;This paper fills an important gap in the volatility forecasting literature by comparing a broad suite of machine learning (ML) methods with both linear and nonlinear econo-metric models using high-frequency realized volatility (RV) data for the S&amp;P 500. We evaluate ARFIMA, HAR, regime-switching HAR models (THAR, STHAR, MSHAR), and ML methods including Extreme Gradient Boosting, deep feed-forward neural networks, and recurrent networks (BRNN, LSTM, LSTM-A, GRU). Using rolling forecasts from 2006 onward , we find that regime-switching models-particularly THAR and STHAR-consistently outperform ML and linear models, especially when predictors are limited. These models also deliver more accurate risk forecasts and higher realized utility. While ML models capture some nonlinear patterns, they offer no consistent advantage over simpler, interpretable alternatives. Our findings highlight the importance of modeling regime changes through transparent econometric tools, especially in real-world applications where predictor availability is sparse and model interpretability is critical for risk management and portfolio allocation. JEL Classification: C10, C50, G11, G15.&quot;},&quot;isTemporary&quot;:false}]},{&quot;citationID&quot;:&quot;MENDELEY_CITATION_ea9f8a8f-fb80-4741-b592-b7ea38361fcb&quot;,&quot;properties&quot;:{&quot;noteIndex&quot;:0},&quot;isEdited&quot;:false,&quot;manualOverride&quot;:{&quot;isManuallyOverridden&quot;:false,&quot;citeprocText&quot;:&quot;(Leushuis &amp;#38; Petkov, 2026)&quot;,&quot;manualOverrideText&quot;:&quot;&quot;},&quot;citationTag&quot;:&quot;MENDELEY_CITATION_v3_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&quot;,&quot;citationItems&quot;:[{&quot;id&quot;:&quot;02d76dd6-27f2-376c-9de7-1e3428a31074&quot;,&quot;itemData&quot;:{&quot;type&quot;:&quot;article-journal&quot;,&quot;id&quot;:&quot;02d76dd6-27f2-376c-9de7-1e3428a31074&quot;,&quot;title&quot;:&quot;Advances in forecasting realized volatility: a review of methodologies&quot;,&quot;groupId&quot;:&quot;092e372d-c067-3fdb-b3f7-8bafafb41bf5&quot;,&quot;author&quot;:[{&quot;family&quot;:&quot;Leushuis&quot;,&quot;given&quot;:&quot;Radmir Mishelevich&quot;,&quot;parse-names&quot;:false,&quot;dropping-particle&quot;:&quot;&quot;,&quot;non-dropping-particle&quot;:&quot;&quot;},{&quot;family&quot;:&quot;Petkov&quot;,&quot;given&quot;:&quot;Nicolai&quot;,&quot;parse-names&quot;:false,&quot;dropping-particle&quot;:&quot;&quot;,&quot;non-dropping-particle&quot;:&quot;&quot;}],&quot;container-title&quot;:&quot;Financial Innovation 2026 12:1&quot;,&quot;accessed&quot;:{&quot;date-parts&quot;:[[2026,5,26]]},&quot;DOI&quot;:&quot;10.1186/S40854-025-00809-5&quot;,&quot;ISSN&quot;:&quot;2199-4730&quot;,&quot;URL&quot;:&quot;https://link.springer.com/article/10.1186/s40854-025-00809-5&quot;,&quot;issued&quot;:{&quot;date-parts&quot;:[[2026,1,6]]},&quot;page&quot;:&quot;14-&quot;,&quot;abstract&quot;:&quot;Over the past decade, volatility modeling has gained increasing importance in quantitative finance, significantly influencing risk management, investment strategies, and policymaking. Traditionally, academic research has emphasized linear models for forecasting realized volatility. However, advances in computational power have enabled the development of more sophisticated approaches, including machine and deep learning models. Despite these advancements, no comprehensive survey currently compares traditional linear methods with newer models in the context of realized volatility forecasting. This survey addresses that gap by analyzing all models used to forecast realized volatility in academic literature from 2000 to the first half of 2024. It highlights key academic contributions and examines the empirical characteristics of realized volatility. Our findings indicate that the top-performing hybrid convolutional neural network and long short-term memory model surpasses other models in forecasting accuracy. These results highlight the ability of such models to capture a broader range of factors driving realized volatility, affirming their valuable role in quantitative modeling.&quot;,&quot;publisher&quot;:&quot;SpringerOpen&quot;,&quot;issue&quot;:&quot;1&quot;,&quot;volume&quot;:&quot;12&quot;},&quot;isTemporary&quot;:false}]},{&quot;citationID&quot;:&quot;MENDELEY_CITATION_0f95b632-cf94-4bc1-b504-eb48f89c7649&quot;,&quot;properties&quot;:{&quot;noteIndex&quot;:0},&quot;isEdited&quot;:false,&quot;manualOverride&quot;:{&quot;isManuallyOverridden&quot;:false,&quot;citeprocText&quot;:&quot;(Peter et al., 2026)&quot;,&quot;manualOverrideText&quot;:&quot;&quot;},&quot;citationTag&quot;:&quot;MENDELEY_CITATION_v3_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&quot;,&quot;citationItems&quot;:[{&quot;id&quot;:&quot;99e7fb6e-624b-3146-ae51-dc6c98478710&quot;,&quot;itemData&quot;:{&quot;type&quot;:&quot;article-journal&quot;,&quot;id&quot;:&quot;99e7fb6e-624b-3146-ae51-dc6c98478710&quot;,&quot;title&quot;:&quot;A stacking model integrating GARCH and LSTM with feature interactions for time series volatility prediction&quot;,&quot;groupId&quot;:&quot;092e372d-c067-3fdb-b3f7-8bafafb41bf5&quot;,&quot;author&quot;:[{&quot;family&quot;:&quot;Peter&quot;,&quot;given&quot;:&quot;Michael&quot;,&quot;parse-names&quot;:false,&quot;dropping-particle&quot;:&quot;&quot;,&quot;non-dropping-particle&quot;:&quot;&quot;},{&quot;family&quot;:&quot;Mirau&quot;,&quot;given&quot;:&quot;Silas&quot;,&quot;parse-names&quot;:false,&quot;dropping-particle&quot;:&quot;&quot;,&quot;non-dropping-particle&quot;:&quot;&quot;},{&quot;family&quot;:&quot;Sinkwembe&quot;,&quot;given&quot;:&quot;Emmanuel&quot;,&quot;parse-names&quot;:false,&quot;dropping-particle&quot;:&quot;&quot;,&quot;non-dropping-particle&quot;:&quot;&quot;},{&quot;family&quot;:&quot;Kasumo&quot;,&quot;given&quot;:&quot;Christian&quot;,&quot;parse-names&quot;:false,&quot;dropping-particle&quot;:&quot;&quot;,&quot;non-dropping-particle&quot;:&quot;&quot;},{&quot;family&quot;:&quot;Guambe&quot;,&quot;given&quot;:&quot;Calisto&quot;,&quot;parse-names&quot;:false,&quot;dropping-particle&quot;:&quot;&quot;,&quot;non-dropping-particle&quot;:&quot;&quot;}],&quot;container-title&quot;:&quot;Array&quot;,&quot;accessed&quot;:{&quot;date-parts&quot;:[[2026,5,26]]},&quot;DOI&quot;:&quot;10.1016/J.ARRAY.2026.100700&quot;,&quot;ISSN&quot;:&quot;2590-0056&quot;,&quot;URL&quot;:&quot;https://www.sciencedirect.com/science/article/pii/S2590005626000238&quot;,&quot;issued&quot;:{&quot;date-parts&quot;:[[2026,3,1]]},&quot;page&quot;:&quot;100700&quot;,&quot;abstract&quot;:&quot;Volatility forecasting remains a cornerstone of quantitative finance, underpinning risk management, portfolio optimization, and regulatory oversight. This study introduces a novel stacking model that integrates the generalized autoregressive conditional heteroskedasticity (GARCH) framework with long short-term memory (LSTM) networks to capture both econometric structure and nonlinear temporal dependencies in financial time series. Unlike conventional hybrid approaches that sequentially cascade outputs, the proposed framework employs GARCH and LSTM as parallel base learners, with their predictions intelligently fused through a meta-learner that exploits feature interactions and cross-model synergies. The empirical evaluation benchmarks the stacking ensemble against state-of-the-art alternatives, including DLINEAR, CKAN, N-BEATS, and individual GARCH and LSTM specifications across multiple performance metrics. Results demonstrate consistent superiority across RMSE, MAE, accuracy, RAMP, geometric mean, Hausdorff distance, and AUC metrics, validating the synergistic benefits of integrating econometric and machine learning paradigms within a theoretically grounded architecture. The model's superior performance stems from leveraging GARCH's parametric efficiency in modeling volatility clustering while harnessing LSTM's capacity to capture complex nonlinear temporal patterns. Beyond methodological contributions, the framework offers practical value for enhancing systemic risk monitoring, improving stress testing frameworks, and optimizing investment strategies across diverse market conditions. The demonstrated robustness across different market regimes underscores its potential for adoption in both routine operations and crisis contexts. This research establishes stacking-based ensemble modeling as a powerful paradigm for advancing volatility prediction and provides a foundation for next-generation financial forecasting systems.&quot;,&quot;publisher&quot;:&quot;Elsevier&quot;,&quot;volume&quot;:&quot;29&quot;},&quot;isTemporary&quot;:false}]},{&quot;citationID&quot;:&quot;MENDELEY_CITATION_f970d8fa-1c6f-4763-a6bc-d806631e65d3&quot;,&quot;properties&quot;:{&quot;noteIndex&quot;:0},&quot;isEdited&quot;:false,&quot;manualOverride&quot;:{&quot;isManuallyOverridden&quot;:false,&quot;citeprocText&quot;:&quot;(Khan et al., 2024)&quot;,&quot;manualOverrideText&quot;:&quot;&quot;},&quot;citationTag&quot;:&quot;MENDELEY_CITATION_v3_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&quot;,&quot;citationItems&quot;:[{&quot;id&quot;:&quot;ee25369a-392d-3ddd-b970-56027ef8f602&quot;,&quot;itemData&quot;:{&quot;type&quot;:&quot;article-journal&quot;,&quot;id&quot;:&quot;ee25369a-392d-3ddd-b970-56027ef8f602&quot;,&quot;title&quot;:&quot;The impact of the COVID 19 pandemic on stock market volatility: evidence from a selection of developed and emerging stock markets&quot;,&quot;groupId&quot;:&quot;092e372d-c067-3fdb-b3f7-8bafafb41bf5&quot;,&quot;author&quot;:[{&quot;family&quot;:&quot;Khan&quot;,&quot;given&quot;:&quot;Muhammad Niaz&quot;,&quot;parse-names&quot;:false,&quot;dropping-particle&quot;:&quot;&quot;,&quot;non-dropping-particle&quot;:&quot;&quot;},{&quot;family&quot;:&quot;Fifield&quot;,&quot;given&quot;:&quot;Suzanne G.M.&quot;,&quot;parse-names&quot;:false,&quot;dropping-particle&quot;:&quot;&quot;,&quot;non-dropping-particle&quot;:&quot;&quot;},{&quot;family&quot;:&quot;Power&quot;,&quot;given&quot;:&quot;David M.&quot;,&quot;parse-names&quot;:false,&quot;dropping-particle&quot;:&quot;&quot;,&quot;non-dropping-particle&quot;:&quot;&quot;}],&quot;container-title&quot;:&quot;SN Business &amp; Economics 2024 4:6&quot;,&quot;accessed&quot;:{&quot;date-parts&quot;:[[2026,5,26]]},&quot;DOI&quot;:&quot;10.1007/S43546-024-00659-W&quot;,&quot;ISBN&quot;:&quot;0123456789&quot;,&quot;ISSN&quot;:&quot;2662-9399&quot;,&quot;URL&quot;:&quot;https://link.springer.com/article/10.1007/s43546-024-00659-w&quot;,&quot;issued&quot;:{&quot;date-parts&quot;:[[2024,5,15]]},&quot;page&quot;:&quot;63-&quot;,&quot;abstract&quot;:&quot;This study examines the impact of the COVID 19 pandemic on the stock markets of China, India, Pakistan, the UK and the US using Generalised Autoregressive Conditional Heteroscedasticity (GARCH) and Threshold GARCH models with COVID 19 as an exogenous dummy variable in the variance equation. The sample period of 2016–2021 is divided into two sub-periods: the pre-COVID 19 period and the COVID 19 period. The results of the study indicate that there was persistent volatility in these markets and that this volatility increased as a result of the pandemic. In addition, the Threshold GARCH results indicate that the asymmetric term was significant in all markets indicating that bad news, such as the pandemic, had a stronger impact on the conditional variance of the returns as compared to good news. In addition, the results further confirm that the US market had no significant impact on the volatility of the Chinese market during the pandemic. The results have important implications for (1) international investors regarding portfolio management and investment risk minimisation in situations like the COVID 19 pandemic; and (2) policy-makers in terms of how they respond to any future pandemic.&quot;,&quot;publisher&quot;:&quot;Springer&quot;,&quot;issue&quot;:&quot;6&quot;,&quot;volume&quot;:&quot;4&quot;},&quot;isTemporary&quot;:false}]},{&quot;citationID&quot;:&quot;MENDELEY_CITATION_93754582-a1be-42bd-b605-1107039d5487&quot;,&quot;properties&quot;:{&quot;noteIndex&quot;:0},&quot;isEdited&quot;:false,&quot;manualOverride&quot;:{&quot;isManuallyOverridden&quot;:false,&quot;citeprocText&quot;:&quot;(Vuong et al., 2022)&quot;,&quot;manualOverrideText&quot;:&quot;&quot;},&quot;citationTag&quot;:&quot;MENDELEY_CITATION_v3_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&quot;,&quot;citationItems&quot;:[{&quot;id&quot;:&quot;df765be2-c18e-3246-bc42-c0014b3b1f22&quot;,&quot;itemData&quot;:{&quot;type&quot;:&quot;article-journal&quot;,&quot;id&quot;:&quot;df765be2-c18e-3246-bc42-c0014b3b1f22&quot;,&quot;title&quot;:&quot;Volatility spillovers from the Chinese stock market to the U.S. stock market: The role of the COVID-19 pandemic&quot;,&quot;groupId&quot;:&quot;092e372d-c067-3fdb-b3f7-8bafafb41bf5&quot;,&quot;author&quot;:[{&quot;family&quot;:&quot;Vuong&quot;,&quot;given&quot;:&quot;Giang Thi Huong&quot;,&quot;parse-names&quot;:false,&quot;dropping-particle&quot;:&quot;&quot;,&quot;non-dropping-particle&quot;:&quot;&quot;},{&quot;family&quot;:&quot;Nguyen&quot;,&quot;given&quot;:&quot;Manh Huu&quot;,&quot;parse-names&quot;:false,&quot;dropping-particle&quot;:&quot;&quot;,&quot;non-dropping-particle&quot;:&quot;&quot;},{&quot;family&quot;:&quot;Huynh&quot;,&quot;given&quot;:&quot;Anh Ngoc Quang&quot;,&quot;parse-names&quot;:false,&quot;dropping-particle&quot;:&quot;&quot;,&quot;non-dropping-particle&quot;:&quot;&quot;}],&quot;container-title&quot;:&quot;The Journal of Economic Asymmetries&quot;,&quot;accessed&quot;:{&quot;date-parts&quot;:[[2026,5,26]]},&quot;DOI&quot;:&quot;10.1016/J.JECA.2022.E00276&quot;,&quot;ISSN&quot;:&quot;1703-4949&quot;,&quot;URL&quot;:&quot;https://www.sciencedirect.com/science/article/pii/S1703494922000366&quot;,&quot;issued&quot;:{&quot;date-parts&quot;:[[2022,11,1]]},&quot;page&quot;:&quot;e00276&quot;,&quot;abstract&quot;:&quot;The COVID-19 pandemic, which originated in Wuhan, China, precipitated the stock market crash of March 2020. According to published global data, the U.S. has been most affected by the tragedy throughout this outbreak. Understanding the degree of integration between the financial systems of the world's two largest economies, particularly during the COVID-19 pandemic, necessitates thorough research of the risk transmission from China's stock market to the U.S. stock market. This study examines the volatility transmission from the Chinese to the U.S. stock market from January 2001 to October 2020. We employ a variant form of the EGARCH (1,1) model with long-term control over the excessive volatility breakpoints identified by the ICSS algorithm. Since 2004, empirical evidence indicates that the volatility shocks of the Chinese stock market have frequently and negatively affected the volatility of the U.S. stock market. Most importantly, we explore that the COVID-19 pandemic vigorously and positively promoted the volatility infection from the Chinese equity market to the U.S. equity market in March 2020. This precious evidence endorses the asymmetric volatility transmission from the Chinese to the U.S. stock market when COVID-19 broke out. These experimental results provide profound insight into the risk contagion between the U.S. and China stock markets. They are also essential for securities investors to minimize portfolio risk. Furthermore, this paper suggests that globalization has carefully driven the integration of China's stock market with the international equity markets.&quot;,&quot;publisher&quot;:&quot;Elsevier&quot;,&quot;volume&quot;:&quot;26&quot;},&quot;isTemporary&quot;:false}]},{&quot;citationID&quot;:&quot;MENDELEY_CITATION_97ee10ab-13bb-40a0-b6c9-d341d2c446da&quot;,&quot;properties&quot;:{&quot;noteIndex&quot;:0},&quot;isEdited&quot;:false,&quot;manualOverride&quot;:{&quot;isManuallyOverridden&quot;:false,&quot;citeprocText&quot;:&quot;(Wang, 2024)&quot;,&quot;manualOverrideText&quot;:&quot;&quot;},&quot;citationTag&quot;:&quot;MENDELEY_CITATION_v3_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&quot;,&quot;citationItems&quot;:[{&quot;id&quot;:&quot;522db720-d412-31e1-a762-d59d545649ea&quot;,&quot;itemData&quot;:{&quot;type&quot;:&quot;article-journal&quot;,&quot;id&quot;:&quot;522db720-d412-31e1-a762-d59d545649ea&quot;,&quot;title&quot;:&quot;The Relationship Between Geopolitical Risks and Stock Market Volatility&quot;,&quot;groupId&quot;:&quot;092e372d-c067-3fdb-b3f7-8bafafb41bf5&quot;,&quot;author&quot;:[{&quot;family&quot;:&quot;Wang&quot;,&quot;given&quot;:&quot;Yuanxin&quot;,&quot;parse-names&quot;:false,&quot;dropping-particle&quot;:&quot;&quot;,&quot;non-dropping-particle&quot;:&quot;&quot;}],&quot;container-title&quot;:&quot;Frontiers in Business, Economics and Management&quot;,&quot;accessed&quot;:{&quot;date-parts&quot;:[[2026,5,26]]},&quot;DOI&quot;:&quot;10.54097/VTXP2W40&quot;,&quot;ISSN&quot;:&quot;2766-824X&quot;,&quot;issued&quot;:{&quot;date-parts&quot;:[[2024,12,24]]},&quot;page&quot;:&quot;379-385&quot;,&quot;abstract&quot;:&quot;In the globalized economic system, geopolitical conflicts are increasingly prominent as an important factor affecting stock market volatility. This essay delve into deeply explore the complex relationship between geopolitical risks and stock market volatility, and comprehensively analyze this area from a macro perspective through the combination of theory and empirical methods. First, this essay defines geopolitical risks systematically and explores various sources. Further, this essay analyzes the broad impact of geopolitical risks on the global economy and economic financial system. With regard to the stock market volatility, this essay introduces the measurement method of stock market volatility. In order to fully understand the impact of geopolitical risks on the stock market volatility, this essay conducts deep analysis from two dimensions of market sentiment and capital flows. In order to more specifically illustrate the impact of geopolitical risks on stock market volatility, this essay conducts an in-depth analysis using the Russian-Ukrainian war as a case study. This case not only shows the direct impact of geopolitical conflicts on stock market volatility, but also reveals the deep economic and financial logic behind it. The research in this paper not only helps to deeply understand the mechanism of the impact of geopolitical risk on stock market volatility, but also provides a useful reference for investors and policy makers. In the face of geopolitical risks, investors should pay more attention to relevant information in order to make more informed investment decisions. Policy makers should strengthen real-time monitoring of geopolitical risks and take corresponding risk prevention measures to maintain the stability of financial markets.&quot;,&quot;publisher&quot;:&quot;Darcy &amp; Roy Press Co. Ltd.&quot;,&quot;issue&quot;:&quot;3&quot;,&quot;volume&quot;:&quot;17&quot;},&quot;isTemporary&quot;:false}]}]"/>
+    <we:property name="MENDELEY_CITATIONS_STYLE" value="{&quot;id&quot;:&quot;https://www.zotero.org/styles/apa&quot;,&quot;title&quot;:&quot;APA Style 7th edition&quot;,&quot;format&quot;:&quot;author-date&quot;,&quot;defaultLocale&quot;:null,&quot;isLocaleCodeValid&quot;:true}"/>
+  </we:properties>
+  <we:bindings/>
+  <we:snapshot xmlns:r="http://schemas.openxmlformats.org/officeDocument/2006/relationships"/>
+</we:webextension>
+</file>
+
 <file path=customXml/item1.xml><?xml version="1.0" encoding="utf-8"?>
 <b:Sources xmlns:b="http://schemas.openxmlformats.org/officeDocument/2006/bibliography" xmlns="http://schemas.openxmlformats.org/officeDocument/2006/bibliography" SelectedStyle="\APASixthEditionOfficeOnline.xsl" StyleName="APA" Version="6"/>
 </file>

--- a/Koncept Dizertačnej Práce.docx
+++ b/Koncept Dizertačnej Práce.docx
@@ -547,7 +547,7 @@
           <w:sz w:val="24"/>
           <w:szCs w:val="24"/>
         </w:rPr>
-        <w:t xml:space="preserve"> volatilitu v globálnych trhoch, pričom trhy reagovali viac na negatívne správy ako na pozitívne, čo naznačuje  výraznú asymetriu počas tohto obdobia </w:t>
+        <w:t xml:space="preserve"> volatilitu v globálnych trhoch, pričom trhy reagovali viac na negatívne správy ako na pozitívne, čo naznačuje výraznú asymetriu počas tohto obdobia </w:t>
       </w:r>
       <w:sdt>
         <w:sdtPr>
@@ -725,7 +725,7 @@
           <w:sz w:val="24"/>
           <w:szCs w:val="24"/>
         </w:rPr>
-        <w:t xml:space="preserve"> analýzy vyplýva, že geopolitické šoky majú silný a okamžitý vplyv na volatilitu finančných trhov, pretože pôsobia cez sentiment, kapitálové toky a šoky likvidity. Ukážkovým príkladom </w:t>
+        <w:t xml:space="preserve"> analýzy vyplýva, že geopolitické šoky majú silný a okamžitý vplyv na volatilitu finančných trhov, pretože pôsobia cez kapitálové toky a šoky likvidity. Ukážkovým príkladom </w:t>
       </w:r>
       <w:r>
         <w:rPr>
@@ -975,7 +975,25 @@
           <w:sz w:val="24"/>
           <w:szCs w:val="24"/>
         </w:rPr>
-        <w:t>, stále chýba kvalitné porovnanie volatility USA, Číny a Európy s dôrazom na globálne trhy a vplyv geopolitických šokov s použitím robustných metód umelej inteligencie a strojového učenia. Presne t</w:t>
+        <w:t>, stále chýba kvalitné porovnanie volatility USA, Číny a Európy s</w:t>
+      </w:r>
+      <w:r>
+        <w:rPr>
+          <w:rFonts w:ascii="Calibri" w:hAnsi="Calibri" w:cs="Calibri"/>
+          <w:color w:val="000000"/>
+          <w:sz w:val="24"/>
+          <w:szCs w:val="24"/>
+        </w:rPr>
+        <w:t xml:space="preserve"> </w:t>
+      </w:r>
+      <w:r>
+        <w:rPr>
+          <w:rFonts w:ascii="Calibri" w:hAnsi="Calibri" w:cs="Calibri"/>
+          <w:color w:val="000000"/>
+          <w:sz w:val="24"/>
+          <w:szCs w:val="24"/>
+        </w:rPr>
+        <w:t>dôrazom na globálne trhy a vplyv geopolitických šokov s použitím robustných metód umelej inteligencie a strojového učenia. Presne t</w:t>
       </w:r>
       <w:r>
         <w:rPr>
@@ -1036,9 +1054,94 @@
           <w:szCs w:val="28"/>
         </w:rPr>
         <w:lastRenderedPageBreak/>
-        <w:t>Formulácia</w:t>
-      </w:r>
-      <w:r>
+        <w:t>Formulácia cieľu dizertačnej práce</w:t>
+      </w:r>
+    </w:p>
+    <w:p>
+      <w:pPr>
+        <w:jc w:val="both"/>
+        <w:rPr>
+          <w:rFonts w:ascii="Calibri" w:hAnsi="Calibri" w:cs="Calibri"/>
+          <w:color w:val="000000"/>
+          <w:sz w:val="24"/>
+          <w:szCs w:val="24"/>
+        </w:rPr>
+      </w:pPr>
+      <w:r>
+        <w:rPr>
+          <w:rFonts w:ascii="Calibri" w:hAnsi="Calibri" w:cs="Calibri"/>
+          <w:color w:val="000000"/>
+          <w:sz w:val="24"/>
+          <w:szCs w:val="24"/>
+        </w:rPr>
+        <w:tab/>
+        <w:t xml:space="preserve">Cieľom práce je analyzovať a porovnať volatilitu akciových trhov v USA, Číne a Európe v období pred pandémiou </w:t>
+      </w:r>
+      <w:r>
+        <w:rPr>
+          <w:rFonts w:ascii="Calibri" w:hAnsi="Calibri" w:cs="Calibri"/>
+          <w:i/>
+          <w:iCs/>
+          <w:color w:val="000000"/>
+          <w:sz w:val="24"/>
+          <w:szCs w:val="24"/>
+        </w:rPr>
+        <w:t>COVID-19</w:t>
+      </w:r>
+      <w:r>
+        <w:rPr>
+          <w:rFonts w:ascii="Calibri" w:hAnsi="Calibri" w:cs="Calibri"/>
+          <w:color w:val="000000"/>
+          <w:sz w:val="24"/>
+          <w:szCs w:val="24"/>
+        </w:rPr>
+        <w:t>, počas nej a v post-covidovom období s využitím metód umelej inteligencie na identifikáciu vzorov v časových radoch. Výskum sa zameria na skúmanie dynamiky volatility a identifikáciu rozdielov v reakciách jednotlivých trhov na externé ekonomické a geopolitické šoky.</w:t>
+      </w:r>
+    </w:p>
+    <w:p>
+      <w:pPr>
+        <w:ind w:firstLine="708"/>
+        <w:jc w:val="both"/>
+        <w:rPr>
+          <w:rFonts w:ascii="Calibri" w:hAnsi="Calibri" w:cs="Calibri"/>
+          <w:color w:val="000000"/>
+          <w:sz w:val="24"/>
+          <w:szCs w:val="24"/>
+        </w:rPr>
+      </w:pPr>
+      <w:r>
+        <w:rPr>
+          <w:rFonts w:ascii="Calibri" w:hAnsi="Calibri" w:cs="Calibri"/>
+          <w:color w:val="000000"/>
+          <w:sz w:val="24"/>
+          <w:szCs w:val="24"/>
+        </w:rPr>
+        <w:t xml:space="preserve">Analýza bude založená na časových radoch trhových cien akcií, ktoré budú predspracované pomocou metód čistenia dát, transformácie časových radov a odstránenia </w:t>
+      </w:r>
+      <w:proofErr w:type="spellStart"/>
+      <w:r>
+        <w:rPr>
+          <w:rFonts w:ascii="Calibri" w:hAnsi="Calibri" w:cs="Calibri"/>
+          <w:color w:val="000000"/>
+          <w:sz w:val="24"/>
+          <w:szCs w:val="24"/>
+        </w:rPr>
+        <w:t>autokorelácie</w:t>
+      </w:r>
+      <w:proofErr w:type="spellEnd"/>
+      <w:r>
+        <w:rPr>
+          <w:rFonts w:ascii="Calibri" w:hAnsi="Calibri" w:cs="Calibri"/>
+          <w:color w:val="000000"/>
+          <w:sz w:val="24"/>
+          <w:szCs w:val="24"/>
+        </w:rPr>
+        <w:t>. Na takto pripravené dáta budú aplikované metódy umelej inteligencie a strojového učenia zamerané na identifikáciu vzorov, klasifikáciu a predikciu volatility.</w:t>
+      </w:r>
+    </w:p>
+    <w:p>
+      <w:pPr>
+        <w:jc w:val="both"/>
         <w:rPr>
           <w:rFonts w:ascii="Calibri" w:hAnsi="Calibri" w:cs="Calibri"/>
           <w:b/>
@@ -1047,7 +1150,17 @@
           <w:sz w:val="28"/>
           <w:szCs w:val="28"/>
         </w:rPr>
-        <w:t xml:space="preserve"> cieľu dizertačnej práce</w:t>
+      </w:pPr>
+      <w:r>
+        <w:rPr>
+          <w:rFonts w:ascii="Calibri" w:hAnsi="Calibri" w:cs="Calibri"/>
+          <w:b/>
+          <w:bCs/>
+          <w:color w:val="000000"/>
+          <w:sz w:val="28"/>
+          <w:szCs w:val="28"/>
+        </w:rPr>
+        <w:t>Poznatky, ktoré rozšíri dizertačná práca</w:t>
       </w:r>
     </w:p>
     <w:p>
@@ -1062,8 +1175,6 @@
       </w:pPr>
       <w:r>
         <w:rPr>
-          <w:rFonts w:ascii="Calibri" w:hAnsi="Calibri" w:cs="Calibri"/>
-          <w:color w:val="000000"/>
           <w:sz w:val="24"/>
           <w:szCs w:val="24"/>
         </w:rPr>
@@ -1071,12 +1182,262 @@
       </w:r>
       <w:r>
         <w:rPr>
-          <w:rFonts w:ascii="Calibri" w:hAnsi="Calibri" w:cs="Calibri"/>
-          <w:color w:val="000000"/>
-          <w:sz w:val="24"/>
-          <w:szCs w:val="24"/>
-        </w:rPr>
-        <w:t xml:space="preserve">Cieľom práce je analyzovať a porovnať volatilitu akciových trhov v USA, Číne a Európe v období pred pandémiou </w:t>
+          <w:sz w:val="24"/>
+          <w:szCs w:val="24"/>
+        </w:rPr>
+        <w:t xml:space="preserve">Autori článku </w:t>
+      </w:r>
+      <w:sdt>
+        <w:sdtPr>
+          <w:rPr>
+            <w:rFonts w:ascii="Calibri" w:hAnsi="Calibri" w:cs="Calibri"/>
+            <w:color w:val="000000"/>
+            <w:sz w:val="24"/>
+            <w:szCs w:val="24"/>
+          </w:rPr>
+          <w:tag w:val="MENDELEY_CITATION_v3_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"/>
+          <w:id w:val="980045870"/>
+          <w:placeholder>
+            <w:docPart w:val="DefaultPlaceholder_-1854013440"/>
+          </w:placeholder>
+        </w:sdtPr>
+        <w:sdtContent>
+          <w:r>
+            <w:rPr>
+              <w:rFonts w:ascii="Calibri" w:hAnsi="Calibri" w:cs="Calibri"/>
+              <w:color w:val="000000"/>
+              <w:sz w:val="24"/>
+              <w:szCs w:val="24"/>
+            </w:rPr>
+            <w:t>(</w:t>
+          </w:r>
+          <w:proofErr w:type="spellStart"/>
+          <w:r>
+            <w:rPr>
+              <w:rFonts w:ascii="Calibri" w:hAnsi="Calibri" w:cs="Calibri"/>
+              <w:color w:val="000000"/>
+              <w:sz w:val="24"/>
+              <w:szCs w:val="24"/>
+            </w:rPr>
+            <w:t>Branco</w:t>
+          </w:r>
+          <w:proofErr w:type="spellEnd"/>
+          <w:r>
+            <w:rPr>
+              <w:rFonts w:ascii="Calibri" w:hAnsi="Calibri" w:cs="Calibri"/>
+              <w:color w:val="000000"/>
+              <w:sz w:val="24"/>
+              <w:szCs w:val="24"/>
+            </w:rPr>
+            <w:t xml:space="preserve"> et al., 2024)</w:t>
+          </w:r>
+        </w:sdtContent>
+      </w:sdt>
+      <w:r>
+        <w:rPr>
+          <w:rFonts w:ascii="Calibri" w:hAnsi="Calibri" w:cs="Calibri"/>
+          <w:color w:val="000000"/>
+          <w:sz w:val="24"/>
+          <w:szCs w:val="24"/>
+        </w:rPr>
+        <w:t xml:space="preserve"> analyzovali skutočnú volatilitu desiatich globálnych akciových indexov, pričom porovnávali lineárne a nelineárne modely strojového učenia</w:t>
+      </w:r>
+      <w:r>
+        <w:rPr>
+          <w:rFonts w:ascii="Calibri" w:hAnsi="Calibri" w:cs="Calibri"/>
+          <w:color w:val="000000"/>
+          <w:sz w:val="24"/>
+          <w:szCs w:val="24"/>
+        </w:rPr>
+        <w:t>. Podobne táto dizertačná práca nadviaže na výskum volatility globálnych akciových indexov USA, Európy a Číny, a</w:t>
+      </w:r>
+      <w:r>
+        <w:rPr>
+          <w:rFonts w:ascii="Calibri" w:hAnsi="Calibri" w:cs="Calibri"/>
+          <w:color w:val="000000"/>
+          <w:sz w:val="24"/>
+          <w:szCs w:val="24"/>
+        </w:rPr>
+        <w:t xml:space="preserve"> </w:t>
+      </w:r>
+      <w:r>
+        <w:rPr>
+          <w:rFonts w:ascii="Calibri" w:hAnsi="Calibri" w:cs="Calibri"/>
+          <w:color w:val="000000"/>
+          <w:sz w:val="24"/>
+          <w:szCs w:val="24"/>
+        </w:rPr>
+        <w:t>bude slúžiť ako jednotná metodológia pre ďalší výskum</w:t>
+      </w:r>
+      <w:r>
+        <w:rPr>
+          <w:rFonts w:ascii="Calibri" w:hAnsi="Calibri" w:cs="Calibri"/>
+          <w:color w:val="000000"/>
+          <w:sz w:val="24"/>
+          <w:szCs w:val="24"/>
+        </w:rPr>
+        <w:t xml:space="preserve">. </w:t>
+      </w:r>
+    </w:p>
+    <w:p>
+      <w:pPr>
+        <w:jc w:val="both"/>
+        <w:rPr>
+          <w:rFonts w:ascii="Calibri" w:hAnsi="Calibri" w:cs="Calibri"/>
+          <w:b/>
+          <w:bCs/>
+          <w:color w:val="000000"/>
+          <w:sz w:val="28"/>
+          <w:szCs w:val="28"/>
+        </w:rPr>
+      </w:pPr>
+      <w:r>
+        <w:rPr>
+          <w:rFonts w:ascii="Calibri" w:hAnsi="Calibri" w:cs="Calibri"/>
+          <w:b/>
+          <w:bCs/>
+          <w:color w:val="000000"/>
+          <w:sz w:val="28"/>
+          <w:szCs w:val="28"/>
+        </w:rPr>
+        <w:t>Poznatky, ktoré prinesie dizertačná práca</w:t>
+      </w:r>
+    </w:p>
+    <w:p>
+      <w:pPr>
+        <w:jc w:val="both"/>
+        <w:rPr>
+          <w:rFonts w:ascii="Calibri" w:hAnsi="Calibri" w:cs="Calibri"/>
+          <w:color w:val="000000"/>
+          <w:sz w:val="24"/>
+          <w:szCs w:val="24"/>
+        </w:rPr>
+      </w:pPr>
+      <w:r>
+        <w:rPr>
+          <w:rFonts w:ascii="Calibri" w:hAnsi="Calibri" w:cs="Calibri"/>
+          <w:color w:val="000000"/>
+          <w:sz w:val="24"/>
+          <w:szCs w:val="24"/>
+        </w:rPr>
+        <w:tab/>
+      </w:r>
+      <w:r>
+        <w:rPr>
+          <w:rFonts w:ascii="Calibri" w:hAnsi="Calibri" w:cs="Calibri"/>
+          <w:color w:val="000000"/>
+          <w:sz w:val="24"/>
+          <w:szCs w:val="24"/>
+        </w:rPr>
+        <w:t>Komparácia bude zahŕňať nielen volatilitu trhov, ale aj</w:t>
+      </w:r>
+      <w:r>
+        <w:rPr>
+          <w:rFonts w:ascii="Calibri" w:hAnsi="Calibri" w:cs="Calibri"/>
+          <w:color w:val="000000"/>
+          <w:sz w:val="24"/>
+          <w:szCs w:val="24"/>
+        </w:rPr>
+        <w:t xml:space="preserve"> porovnanie</w:t>
+      </w:r>
+      <w:r>
+        <w:rPr>
+          <w:rFonts w:ascii="Calibri" w:hAnsi="Calibri" w:cs="Calibri"/>
+          <w:color w:val="000000"/>
+          <w:sz w:val="24"/>
+          <w:szCs w:val="24"/>
+        </w:rPr>
+        <w:t xml:space="preserve"> výkon</w:t>
+      </w:r>
+      <w:r>
+        <w:rPr>
+          <w:rFonts w:ascii="Calibri" w:hAnsi="Calibri" w:cs="Calibri"/>
+          <w:color w:val="000000"/>
+          <w:sz w:val="24"/>
+          <w:szCs w:val="24"/>
+        </w:rPr>
+        <w:t>u</w:t>
+      </w:r>
+      <w:r>
+        <w:rPr>
+          <w:rFonts w:ascii="Calibri" w:hAnsi="Calibri" w:cs="Calibri"/>
+          <w:color w:val="000000"/>
+          <w:sz w:val="24"/>
+          <w:szCs w:val="24"/>
+        </w:rPr>
+        <w:t xml:space="preserve"> modelov strojového učenia s ekonometrickými metódami, pretože z </w:t>
+      </w:r>
+      <w:r>
+        <w:rPr>
+          <w:rFonts w:ascii="Calibri" w:hAnsi="Calibri" w:cs="Calibri"/>
+          <w:color w:val="000000"/>
+          <w:sz w:val="24"/>
+          <w:szCs w:val="24"/>
+        </w:rPr>
+        <w:t xml:space="preserve">analýzy súčasného stavu </w:t>
+      </w:r>
+      <w:r>
+        <w:rPr>
+          <w:rFonts w:ascii="Calibri" w:hAnsi="Calibri" w:cs="Calibri"/>
+          <w:color w:val="000000"/>
+          <w:sz w:val="24"/>
+          <w:szCs w:val="24"/>
+        </w:rPr>
+        <w:t xml:space="preserve">nie </w:t>
+      </w:r>
+      <w:r>
+        <w:rPr>
+          <w:rFonts w:ascii="Calibri" w:hAnsi="Calibri" w:cs="Calibri"/>
+          <w:color w:val="000000"/>
+          <w:sz w:val="24"/>
+          <w:szCs w:val="24"/>
+        </w:rPr>
+        <w:t xml:space="preserve">je zrejmé, </w:t>
+      </w:r>
+      <w:r>
+        <w:rPr>
+          <w:rFonts w:ascii="Calibri" w:hAnsi="Calibri" w:cs="Calibri"/>
+          <w:color w:val="000000"/>
+          <w:sz w:val="24"/>
+          <w:szCs w:val="24"/>
+        </w:rPr>
+        <w:t xml:space="preserve">ktorý prístup </w:t>
+      </w:r>
+      <w:r>
+        <w:rPr>
+          <w:rFonts w:ascii="Calibri" w:hAnsi="Calibri" w:cs="Calibri"/>
+          <w:color w:val="000000"/>
+          <w:sz w:val="24"/>
+          <w:szCs w:val="24"/>
+        </w:rPr>
+        <w:t>má lepšie výsledky</w:t>
+      </w:r>
+      <w:r>
+        <w:rPr>
+          <w:rFonts w:ascii="Calibri" w:hAnsi="Calibri" w:cs="Calibri"/>
+          <w:color w:val="000000"/>
+          <w:sz w:val="24"/>
+          <w:szCs w:val="24"/>
+        </w:rPr>
+        <w:t xml:space="preserve">. </w:t>
+      </w:r>
+      <w:r>
+        <w:rPr>
+          <w:rFonts w:ascii="Calibri" w:hAnsi="Calibri" w:cs="Calibri"/>
+          <w:color w:val="000000"/>
+          <w:sz w:val="24"/>
+          <w:szCs w:val="24"/>
+        </w:rPr>
+        <w:t>Okrem iného bude prínosom práce aj komparatívna analýza vzorov identifikovaných z časových radov, pričom bude sústredená na interpretáciu reakcií trhov na geopolitické šoky.</w:t>
+      </w:r>
+      <w:r>
+        <w:rPr>
+          <w:rFonts w:ascii="Calibri" w:hAnsi="Calibri" w:cs="Calibri"/>
+          <w:color w:val="000000"/>
+          <w:sz w:val="24"/>
+          <w:szCs w:val="24"/>
+        </w:rPr>
+        <w:t xml:space="preserve"> Výsledkom bude identifikácia vzorov volatility, ktoré dokážu určiť, ako akciové trhy reagovali na obdobie </w:t>
       </w:r>
       <w:r>
         <w:rPr>
@@ -1096,48 +1457,31 @@
           <w:sz w:val="24"/>
           <w:szCs w:val="24"/>
         </w:rPr>
-        <w:t>, počas nej a v post-covidovom období s využitím metód umelej inteligencie na identifikáciu vzorov v časových radoch. Výskum sa zameria na skúmanie dynamiky volatility a identifikáciu rozdielov v reakciách jednotlivých trhov na externé ekonomické a geopolitické šoky.</w:t>
+        <w:t>, a ktoré premenné majú významný vplyv na zmenu volatility trhov.</w:t>
       </w:r>
     </w:p>
     <w:p>
       <w:pPr>
-        <w:ind w:firstLine="708"/>
         <w:jc w:val="both"/>
         <w:rPr>
           <w:rFonts w:ascii="Calibri" w:hAnsi="Calibri" w:cs="Calibri"/>
-          <w:color w:val="000000"/>
-          <w:sz w:val="24"/>
-          <w:szCs w:val="24"/>
-        </w:rPr>
-      </w:pPr>
-      <w:r>
-        <w:rPr>
-          <w:rFonts w:ascii="Calibri" w:hAnsi="Calibri" w:cs="Calibri"/>
-          <w:color w:val="000000"/>
-          <w:sz w:val="24"/>
-          <w:szCs w:val="24"/>
-        </w:rPr>
-        <w:t xml:space="preserve">Analýza bude založená na časových radoch trhových cien akcií, ktoré budú predspracované pomocou metód čistenia dát, transformácie časových radov a odstránenia </w:t>
-      </w:r>
-      <w:proofErr w:type="spellStart"/>
-      <w:r>
-        <w:rPr>
-          <w:rFonts w:ascii="Calibri" w:hAnsi="Calibri" w:cs="Calibri"/>
-          <w:color w:val="000000"/>
-          <w:sz w:val="24"/>
-          <w:szCs w:val="24"/>
-        </w:rPr>
-        <w:t>autokorelácie</w:t>
-      </w:r>
-      <w:proofErr w:type="spellEnd"/>
-      <w:r>
-        <w:rPr>
-          <w:rFonts w:ascii="Calibri" w:hAnsi="Calibri" w:cs="Calibri"/>
-          <w:color w:val="000000"/>
-          <w:sz w:val="24"/>
-          <w:szCs w:val="24"/>
-        </w:rPr>
-        <w:t>. Na takto pripravené dáta budú aplikované metódy umelej inteligencie a strojového učenia zamerané na identifikáciu vzorov, klasifikáciu a predikciu volatility.</w:t>
+          <w:b/>
+          <w:bCs/>
+          <w:color w:val="000000"/>
+          <w:sz w:val="28"/>
+          <w:szCs w:val="28"/>
+        </w:rPr>
+      </w:pPr>
+      <w:r>
+        <w:rPr>
+          <w:rFonts w:ascii="Calibri" w:hAnsi="Calibri" w:cs="Calibri"/>
+          <w:b/>
+          <w:bCs/>
+          <w:color w:val="000000"/>
+          <w:sz w:val="28"/>
+          <w:szCs w:val="28"/>
+        </w:rPr>
+        <w:t>Predpokladané praktické výsledky</w:t>
       </w:r>
     </w:p>
     <w:p>
@@ -1148,13 +1492,53 @@
           <w:szCs w:val="24"/>
         </w:rPr>
       </w:pPr>
+      <w:r>
+        <w:rPr>
+          <w:rFonts w:ascii="Calibri" w:hAnsi="Calibri" w:cs="Calibri"/>
+          <w:color w:val="000000"/>
+          <w:sz w:val="24"/>
+          <w:szCs w:val="24"/>
+        </w:rPr>
+        <w:tab/>
+      </w:r>
+      <w:r>
+        <w:rPr>
+          <w:rFonts w:ascii="Calibri" w:hAnsi="Calibri" w:cs="Calibri"/>
+          <w:color w:val="000000"/>
+          <w:sz w:val="24"/>
+          <w:szCs w:val="24"/>
+        </w:rPr>
+        <w:t>Výsledkom výskumu dizertačnej práce bude samotný návrh metodológie, ako aj spracovanie časových radov, výpočet volatility, identifikáciu vzorov a porovnanie modelov volatility na akciových trhoch USA, Európy a Číny. Výstupom bude taktiež spomínané empirické porovnanie ekonometrických modelov, ako aj modelov strojového učenia. Práca taktiež poskytne praktické poznatky o obdobiach so zvýšeným rizikom (</w:t>
+      </w:r>
+      <w:r>
+        <w:rPr>
+          <w:rFonts w:ascii="Calibri" w:hAnsi="Calibri" w:cs="Calibri"/>
+          <w:i/>
+          <w:iCs/>
+          <w:color w:val="000000"/>
+          <w:sz w:val="24"/>
+          <w:szCs w:val="24"/>
+        </w:rPr>
+        <w:t>COVID-19</w:t>
+      </w:r>
+      <w:r>
+        <w:rPr>
+          <w:rFonts w:ascii="Calibri" w:hAnsi="Calibri" w:cs="Calibri"/>
+          <w:color w:val="000000"/>
+          <w:sz w:val="24"/>
+          <w:szCs w:val="24"/>
+        </w:rPr>
+        <w:t>) a o faktoroch, ktoré vplývajú na dynamiku volatility.</w:t>
+      </w:r>
     </w:p>
     <w:p>
       <w:pPr>
         <w:jc w:val="both"/>
         <w:rPr>
-          <w:sz w:val="24"/>
-          <w:szCs w:val="24"/>
+          <w:b/>
+          <w:bCs/>
+          <w:sz w:val="28"/>
+          <w:szCs w:val="28"/>
         </w:rPr>
       </w:pPr>
     </w:p>
@@ -1162,8 +1546,10 @@
       <w:pPr>
         <w:jc w:val="both"/>
         <w:rPr>
-          <w:sz w:val="24"/>
-          <w:szCs w:val="24"/>
+          <w:b/>
+          <w:bCs/>
+          <w:sz w:val="28"/>
+          <w:szCs w:val="28"/>
         </w:rPr>
       </w:pPr>
     </w:p>
@@ -1171,8 +1557,10 @@
       <w:pPr>
         <w:jc w:val="both"/>
         <w:rPr>
-          <w:sz w:val="24"/>
-          <w:szCs w:val="24"/>
+          <w:b/>
+          <w:bCs/>
+          <w:sz w:val="28"/>
+          <w:szCs w:val="28"/>
         </w:rPr>
       </w:pPr>
     </w:p>
@@ -1180,8 +1568,10 @@
       <w:pPr>
         <w:jc w:val="both"/>
         <w:rPr>
-          <w:sz w:val="24"/>
-          <w:szCs w:val="24"/>
+          <w:b/>
+          <w:bCs/>
+          <w:sz w:val="28"/>
+          <w:szCs w:val="28"/>
         </w:rPr>
       </w:pPr>
     </w:p>
@@ -1189,152 +1579,10 @@
       <w:pPr>
         <w:jc w:val="both"/>
         <w:rPr>
-          <w:sz w:val="24"/>
-          <w:szCs w:val="24"/>
-        </w:rPr>
-      </w:pPr>
-    </w:p>
-    <w:p>
-      <w:pPr>
-        <w:jc w:val="both"/>
-        <w:rPr>
-          <w:sz w:val="24"/>
-          <w:szCs w:val="24"/>
-        </w:rPr>
-      </w:pPr>
-    </w:p>
-    <w:p>
-      <w:pPr>
-        <w:jc w:val="both"/>
-        <w:rPr>
-          <w:sz w:val="24"/>
-          <w:szCs w:val="24"/>
-        </w:rPr>
-      </w:pPr>
-    </w:p>
-    <w:p>
-      <w:pPr>
-        <w:jc w:val="both"/>
-        <w:rPr>
-          <w:sz w:val="24"/>
-          <w:szCs w:val="24"/>
-        </w:rPr>
-      </w:pPr>
-    </w:p>
-    <w:p>
-      <w:pPr>
-        <w:jc w:val="both"/>
-        <w:rPr>
-          <w:sz w:val="24"/>
-          <w:szCs w:val="24"/>
-        </w:rPr>
-      </w:pPr>
-    </w:p>
-    <w:p>
-      <w:pPr>
-        <w:jc w:val="both"/>
-        <w:rPr>
-          <w:sz w:val="24"/>
-          <w:szCs w:val="24"/>
-        </w:rPr>
-      </w:pPr>
-    </w:p>
-    <w:p>
-      <w:pPr>
-        <w:jc w:val="both"/>
-        <w:rPr>
-          <w:sz w:val="24"/>
-          <w:szCs w:val="24"/>
-        </w:rPr>
-      </w:pPr>
-    </w:p>
-    <w:p>
-      <w:pPr>
-        <w:jc w:val="both"/>
-        <w:rPr>
-          <w:sz w:val="24"/>
-          <w:szCs w:val="24"/>
-        </w:rPr>
-      </w:pPr>
-    </w:p>
-    <w:p>
-      <w:pPr>
-        <w:jc w:val="both"/>
-        <w:rPr>
-          <w:sz w:val="24"/>
-          <w:szCs w:val="24"/>
-        </w:rPr>
-      </w:pPr>
-    </w:p>
-    <w:p>
-      <w:pPr>
-        <w:jc w:val="both"/>
-        <w:rPr>
-          <w:sz w:val="24"/>
-          <w:szCs w:val="24"/>
-        </w:rPr>
-      </w:pPr>
-    </w:p>
-    <w:p>
-      <w:pPr>
-        <w:jc w:val="both"/>
-        <w:rPr>
-          <w:sz w:val="24"/>
-          <w:szCs w:val="24"/>
-        </w:rPr>
-      </w:pPr>
-    </w:p>
-    <w:p>
-      <w:pPr>
-        <w:jc w:val="both"/>
-        <w:rPr>
-          <w:sz w:val="24"/>
-          <w:szCs w:val="24"/>
-        </w:rPr>
-      </w:pPr>
-    </w:p>
-    <w:p>
-      <w:pPr>
-        <w:jc w:val="both"/>
-        <w:rPr>
-          <w:sz w:val="24"/>
-          <w:szCs w:val="24"/>
-        </w:rPr>
-      </w:pPr>
-    </w:p>
-    <w:p>
-      <w:pPr>
-        <w:jc w:val="both"/>
-        <w:rPr>
-          <w:sz w:val="24"/>
-          <w:szCs w:val="24"/>
-        </w:rPr>
-      </w:pPr>
-    </w:p>
-    <w:p>
-      <w:pPr>
-        <w:jc w:val="both"/>
-        <w:rPr>
-          <w:sz w:val="24"/>
-          <w:szCs w:val="24"/>
-        </w:rPr>
-      </w:pPr>
-    </w:p>
-    <w:p>
-      <w:pPr>
-        <w:jc w:val="both"/>
-        <w:rPr>
-          <w:sz w:val="24"/>
-          <w:szCs w:val="24"/>
-        </w:rPr>
-      </w:pPr>
-    </w:p>
-    <w:p>
-      <w:pPr>
-        <w:jc w:val="both"/>
-        <w:rPr>
-          <w:sz w:val="24"/>
-          <w:szCs w:val="24"/>
+          <w:b/>
+          <w:bCs/>
+          <w:sz w:val="28"/>
+          <w:szCs w:val="28"/>
         </w:rPr>
       </w:pPr>
     </w:p>
@@ -1657,7 +1905,7 @@
             <w:autoSpaceDE w:val="0"/>
             <w:autoSpaceDN w:val="0"/>
             <w:ind w:hanging="480"/>
-            <w:divId w:val="1521701952"/>
+            <w:divId w:val="886336374"/>
             <w:rPr>
               <w:rFonts w:ascii="Calibri" w:eastAsia="Times New Roman" w:hAnsi="Calibri" w:cs="Calibri"/>
               <w:color w:val="000000"/>
@@ -1672,55 +1920,55 @@
               <w:rFonts w:ascii="Calibri" w:eastAsia="Times New Roman" w:hAnsi="Calibri" w:cs="Calibri"/>
               <w:color w:val="000000"/>
             </w:rPr>
-            <w:t>Khan</w:t>
-          </w:r>
-          <w:proofErr w:type="spellEnd"/>
-          <w:r>
-            <w:rPr>
-              <w:rFonts w:ascii="Calibri" w:eastAsia="Times New Roman" w:hAnsi="Calibri" w:cs="Calibri"/>
-              <w:color w:val="000000"/>
-            </w:rPr>
-            <w:t xml:space="preserve">, M. N., </w:t>
-          </w:r>
-          <w:proofErr w:type="spellStart"/>
-          <w:r>
-            <w:rPr>
-              <w:rFonts w:ascii="Calibri" w:eastAsia="Times New Roman" w:hAnsi="Calibri" w:cs="Calibri"/>
-              <w:color w:val="000000"/>
-            </w:rPr>
-            <w:t>Fifield</w:t>
-          </w:r>
-          <w:proofErr w:type="spellEnd"/>
-          <w:r>
-            <w:rPr>
-              <w:rFonts w:ascii="Calibri" w:eastAsia="Times New Roman" w:hAnsi="Calibri" w:cs="Calibri"/>
-              <w:color w:val="000000"/>
-            </w:rPr>
-            <w:t xml:space="preserve">, S. G. M., &amp; </w:t>
-          </w:r>
-          <w:proofErr w:type="spellStart"/>
-          <w:r>
-            <w:rPr>
-              <w:rFonts w:ascii="Calibri" w:eastAsia="Times New Roman" w:hAnsi="Calibri" w:cs="Calibri"/>
-              <w:color w:val="000000"/>
-            </w:rPr>
-            <w:t>Power</w:t>
-          </w:r>
-          <w:proofErr w:type="spellEnd"/>
-          <w:r>
-            <w:rPr>
-              <w:rFonts w:ascii="Calibri" w:eastAsia="Times New Roman" w:hAnsi="Calibri" w:cs="Calibri"/>
-              <w:color w:val="000000"/>
-            </w:rPr>
-            <w:t xml:space="preserve">, D. M. (2024). </w:t>
-          </w:r>
-          <w:proofErr w:type="spellStart"/>
-          <w:r>
-            <w:rPr>
-              <w:rFonts w:ascii="Calibri" w:eastAsia="Times New Roman" w:hAnsi="Calibri" w:cs="Calibri"/>
-              <w:color w:val="000000"/>
-            </w:rPr>
-            <w:t>The</w:t>
+            <w:t>Branco</w:t>
+          </w:r>
+          <w:proofErr w:type="spellEnd"/>
+          <w:r>
+            <w:rPr>
+              <w:rFonts w:ascii="Calibri" w:eastAsia="Times New Roman" w:hAnsi="Calibri" w:cs="Calibri"/>
+              <w:color w:val="000000"/>
+            </w:rPr>
+            <w:t xml:space="preserve">, R. R., </w:t>
+          </w:r>
+          <w:proofErr w:type="spellStart"/>
+          <w:r>
+            <w:rPr>
+              <w:rFonts w:ascii="Calibri" w:eastAsia="Times New Roman" w:hAnsi="Calibri" w:cs="Calibri"/>
+              <w:color w:val="000000"/>
+            </w:rPr>
+            <w:t>Rubesam</w:t>
+          </w:r>
+          <w:proofErr w:type="spellEnd"/>
+          <w:r>
+            <w:rPr>
+              <w:rFonts w:ascii="Calibri" w:eastAsia="Times New Roman" w:hAnsi="Calibri" w:cs="Calibri"/>
+              <w:color w:val="000000"/>
+            </w:rPr>
+            <w:t xml:space="preserve">, A., &amp; </w:t>
+          </w:r>
+          <w:proofErr w:type="spellStart"/>
+          <w:r>
+            <w:rPr>
+              <w:rFonts w:ascii="Calibri" w:eastAsia="Times New Roman" w:hAnsi="Calibri" w:cs="Calibri"/>
+              <w:color w:val="000000"/>
+            </w:rPr>
+            <w:t>Zevallos</w:t>
+          </w:r>
+          <w:proofErr w:type="spellEnd"/>
+          <w:r>
+            <w:rPr>
+              <w:rFonts w:ascii="Calibri" w:eastAsia="Times New Roman" w:hAnsi="Calibri" w:cs="Calibri"/>
+              <w:color w:val="000000"/>
+            </w:rPr>
+            <w:t xml:space="preserve">, M. (2024). </w:t>
+          </w:r>
+          <w:proofErr w:type="spellStart"/>
+          <w:r>
+            <w:rPr>
+              <w:rFonts w:ascii="Calibri" w:eastAsia="Times New Roman" w:hAnsi="Calibri" w:cs="Calibri"/>
+              <w:color w:val="000000"/>
+            </w:rPr>
+            <w:t>Forecasting</w:t>
           </w:r>
           <w:proofErr w:type="spellEnd"/>
           <w:r>
@@ -1736,55 +1984,23 @@
               <w:rFonts w:ascii="Calibri" w:eastAsia="Times New Roman" w:hAnsi="Calibri" w:cs="Calibri"/>
               <w:color w:val="000000"/>
             </w:rPr>
-            <w:t>impact</w:t>
-          </w:r>
-          <w:proofErr w:type="spellEnd"/>
-          <w:r>
-            <w:rPr>
-              <w:rFonts w:ascii="Calibri" w:eastAsia="Times New Roman" w:hAnsi="Calibri" w:cs="Calibri"/>
-              <w:color w:val="000000"/>
-            </w:rPr>
-            <w:t xml:space="preserve"> of </w:t>
-          </w:r>
-          <w:proofErr w:type="spellStart"/>
-          <w:r>
-            <w:rPr>
-              <w:rFonts w:ascii="Calibri" w:eastAsia="Times New Roman" w:hAnsi="Calibri" w:cs="Calibri"/>
-              <w:color w:val="000000"/>
-            </w:rPr>
-            <w:t>the</w:t>
-          </w:r>
-          <w:proofErr w:type="spellEnd"/>
-          <w:r>
-            <w:rPr>
-              <w:rFonts w:ascii="Calibri" w:eastAsia="Times New Roman" w:hAnsi="Calibri" w:cs="Calibri"/>
-              <w:color w:val="000000"/>
-            </w:rPr>
-            <w:t xml:space="preserve"> COVID 19 </w:t>
-          </w:r>
-          <w:proofErr w:type="spellStart"/>
-          <w:r>
-            <w:rPr>
-              <w:rFonts w:ascii="Calibri" w:eastAsia="Times New Roman" w:hAnsi="Calibri" w:cs="Calibri"/>
-              <w:color w:val="000000"/>
-            </w:rPr>
-            <w:t>pandemic</w:t>
-          </w:r>
-          <w:proofErr w:type="spellEnd"/>
-          <w:r>
-            <w:rPr>
-              <w:rFonts w:ascii="Calibri" w:eastAsia="Times New Roman" w:hAnsi="Calibri" w:cs="Calibri"/>
-              <w:color w:val="000000"/>
-            </w:rPr>
-            <w:t xml:space="preserve"> on </w:t>
-          </w:r>
-          <w:proofErr w:type="spellStart"/>
-          <w:r>
-            <w:rPr>
-              <w:rFonts w:ascii="Calibri" w:eastAsia="Times New Roman" w:hAnsi="Calibri" w:cs="Calibri"/>
-              <w:color w:val="000000"/>
-            </w:rPr>
-            <w:t>stock</w:t>
+            <w:t>realized</w:t>
+          </w:r>
+          <w:proofErr w:type="spellEnd"/>
+          <w:r>
+            <w:rPr>
+              <w:rFonts w:ascii="Calibri" w:eastAsia="Times New Roman" w:hAnsi="Calibri" w:cs="Calibri"/>
+              <w:color w:val="000000"/>
+            </w:rPr>
+            <w:t xml:space="preserve"> volatility: </w:t>
+          </w:r>
+          <w:proofErr w:type="spellStart"/>
+          <w:r>
+            <w:rPr>
+              <w:rFonts w:ascii="Calibri" w:eastAsia="Times New Roman" w:hAnsi="Calibri" w:cs="Calibri"/>
+              <w:color w:val="000000"/>
+            </w:rPr>
+            <w:t>Does</w:t>
           </w:r>
           <w:proofErr w:type="spellEnd"/>
           <w:r>
@@ -1800,23 +2016,23 @@
               <w:rFonts w:ascii="Calibri" w:eastAsia="Times New Roman" w:hAnsi="Calibri" w:cs="Calibri"/>
               <w:color w:val="000000"/>
             </w:rPr>
-            <w:t>market</w:t>
-          </w:r>
-          <w:proofErr w:type="spellEnd"/>
-          <w:r>
-            <w:rPr>
-              <w:rFonts w:ascii="Calibri" w:eastAsia="Times New Roman" w:hAnsi="Calibri" w:cs="Calibri"/>
-              <w:color w:val="000000"/>
-            </w:rPr>
-            <w:t xml:space="preserve"> volatility: </w:t>
-          </w:r>
-          <w:proofErr w:type="spellStart"/>
-          <w:r>
-            <w:rPr>
-              <w:rFonts w:ascii="Calibri" w:eastAsia="Times New Roman" w:hAnsi="Calibri" w:cs="Calibri"/>
-              <w:color w:val="000000"/>
-            </w:rPr>
-            <w:t>evidence</w:t>
+            <w:t>anything</w:t>
+          </w:r>
+          <w:proofErr w:type="spellEnd"/>
+          <w:r>
+            <w:rPr>
+              <w:rFonts w:ascii="Calibri" w:eastAsia="Times New Roman" w:hAnsi="Calibri" w:cs="Calibri"/>
+              <w:color w:val="000000"/>
+            </w:rPr>
+            <w:t xml:space="preserve"> beat </w:t>
+          </w:r>
+          <w:proofErr w:type="spellStart"/>
+          <w:r>
+            <w:rPr>
+              <w:rFonts w:ascii="Calibri" w:eastAsia="Times New Roman" w:hAnsi="Calibri" w:cs="Calibri"/>
+              <w:color w:val="000000"/>
+            </w:rPr>
+            <w:t>linear</w:t>
           </w:r>
           <w:proofErr w:type="spellEnd"/>
           <w:r>
@@ -1832,96 +2048,17 @@
               <w:rFonts w:ascii="Calibri" w:eastAsia="Times New Roman" w:hAnsi="Calibri" w:cs="Calibri"/>
               <w:color w:val="000000"/>
             </w:rPr>
-            <w:t>from</w:t>
-          </w:r>
-          <w:proofErr w:type="spellEnd"/>
-          <w:r>
-            <w:rPr>
-              <w:rFonts w:ascii="Calibri" w:eastAsia="Times New Roman" w:hAnsi="Calibri" w:cs="Calibri"/>
-              <w:color w:val="000000"/>
-            </w:rPr>
-            <w:t xml:space="preserve"> a </w:t>
-          </w:r>
-          <w:proofErr w:type="spellStart"/>
-          <w:r>
-            <w:rPr>
-              <w:rFonts w:ascii="Calibri" w:eastAsia="Times New Roman" w:hAnsi="Calibri" w:cs="Calibri"/>
-              <w:color w:val="000000"/>
-            </w:rPr>
-            <w:t>selection</w:t>
-          </w:r>
-          <w:proofErr w:type="spellEnd"/>
-          <w:r>
-            <w:rPr>
-              <w:rFonts w:ascii="Calibri" w:eastAsia="Times New Roman" w:hAnsi="Calibri" w:cs="Calibri"/>
-              <w:color w:val="000000"/>
-            </w:rPr>
-            <w:t xml:space="preserve"> of </w:t>
-          </w:r>
-          <w:proofErr w:type="spellStart"/>
-          <w:r>
-            <w:rPr>
-              <w:rFonts w:ascii="Calibri" w:eastAsia="Times New Roman" w:hAnsi="Calibri" w:cs="Calibri"/>
-              <w:color w:val="000000"/>
-            </w:rPr>
-            <w:t>developed</w:t>
-          </w:r>
-          <w:proofErr w:type="spellEnd"/>
-          <w:r>
-            <w:rPr>
-              <w:rFonts w:ascii="Calibri" w:eastAsia="Times New Roman" w:hAnsi="Calibri" w:cs="Calibri"/>
-              <w:color w:val="000000"/>
-            </w:rPr>
-            <w:t xml:space="preserve"> and </w:t>
-          </w:r>
-          <w:proofErr w:type="spellStart"/>
-          <w:r>
-            <w:rPr>
-              <w:rFonts w:ascii="Calibri" w:eastAsia="Times New Roman" w:hAnsi="Calibri" w:cs="Calibri"/>
-              <w:color w:val="000000"/>
-            </w:rPr>
-            <w:t>emerging</w:t>
-          </w:r>
-          <w:proofErr w:type="spellEnd"/>
-          <w:r>
-            <w:rPr>
-              <w:rFonts w:ascii="Calibri" w:eastAsia="Times New Roman" w:hAnsi="Calibri" w:cs="Calibri"/>
-              <w:color w:val="000000"/>
-            </w:rPr>
-            <w:t xml:space="preserve"> </w:t>
-          </w:r>
-          <w:proofErr w:type="spellStart"/>
-          <w:r>
-            <w:rPr>
-              <w:rFonts w:ascii="Calibri" w:eastAsia="Times New Roman" w:hAnsi="Calibri" w:cs="Calibri"/>
-              <w:color w:val="000000"/>
-            </w:rPr>
-            <w:t>stock</w:t>
-          </w:r>
-          <w:proofErr w:type="spellEnd"/>
-          <w:r>
-            <w:rPr>
-              <w:rFonts w:ascii="Calibri" w:eastAsia="Times New Roman" w:hAnsi="Calibri" w:cs="Calibri"/>
-              <w:color w:val="000000"/>
-            </w:rPr>
-            <w:t xml:space="preserve"> </w:t>
-          </w:r>
-          <w:proofErr w:type="spellStart"/>
-          <w:r>
-            <w:rPr>
-              <w:rFonts w:ascii="Calibri" w:eastAsia="Times New Roman" w:hAnsi="Calibri" w:cs="Calibri"/>
-              <w:color w:val="000000"/>
-            </w:rPr>
-            <w:t>markets</w:t>
-          </w:r>
-          <w:proofErr w:type="spellEnd"/>
-          <w:r>
-            <w:rPr>
-              <w:rFonts w:ascii="Calibri" w:eastAsia="Times New Roman" w:hAnsi="Calibri" w:cs="Calibri"/>
-              <w:color w:val="000000"/>
-            </w:rPr>
-            <w:t xml:space="preserve">. </w:t>
-          </w:r>
+            <w:t>models</w:t>
+          </w:r>
+          <w:proofErr w:type="spellEnd"/>
+          <w:r>
+            <w:rPr>
+              <w:rFonts w:ascii="Calibri" w:eastAsia="Times New Roman" w:hAnsi="Calibri" w:cs="Calibri"/>
+              <w:color w:val="000000"/>
+            </w:rPr>
+            <w:t xml:space="preserve">? </w:t>
+          </w:r>
+          <w:proofErr w:type="spellStart"/>
           <w:r>
             <w:rPr>
               <w:rFonts w:ascii="Calibri" w:eastAsia="Times New Roman" w:hAnsi="Calibri" w:cs="Calibri"/>
@@ -1929,9 +2066,9 @@
               <w:iCs/>
               <w:color w:val="000000"/>
             </w:rPr>
-            <w:t xml:space="preserve">SN Business &amp; </w:t>
-          </w:r>
-          <w:proofErr w:type="spellStart"/>
+            <w:t>Journal</w:t>
+          </w:r>
+          <w:proofErr w:type="spellEnd"/>
           <w:r>
             <w:rPr>
               <w:rFonts w:ascii="Calibri" w:eastAsia="Times New Roman" w:hAnsi="Calibri" w:cs="Calibri"/>
@@ -1939,9 +2076,9 @@
               <w:iCs/>
               <w:color w:val="000000"/>
             </w:rPr>
-            <w:t>Economics</w:t>
-          </w:r>
-          <w:proofErr w:type="spellEnd"/>
+            <w:t xml:space="preserve"> of </w:t>
+          </w:r>
+          <w:proofErr w:type="spellStart"/>
           <w:r>
             <w:rPr>
               <w:rFonts w:ascii="Calibri" w:eastAsia="Times New Roman" w:hAnsi="Calibri" w:cs="Calibri"/>
@@ -1949,15 +2086,9 @@
               <w:iCs/>
               <w:color w:val="000000"/>
             </w:rPr>
-            <w:t xml:space="preserve"> 2024 4:6</w:t>
-          </w:r>
-          <w:r>
-            <w:rPr>
-              <w:rFonts w:ascii="Calibri" w:eastAsia="Times New Roman" w:hAnsi="Calibri" w:cs="Calibri"/>
-              <w:color w:val="000000"/>
-            </w:rPr>
-            <w:t xml:space="preserve">, </w:t>
-          </w:r>
+            <w:t>Empirical</w:t>
+          </w:r>
+          <w:proofErr w:type="spellEnd"/>
           <w:r>
             <w:rPr>
               <w:rFonts w:ascii="Calibri" w:eastAsia="Times New Roman" w:hAnsi="Calibri" w:cs="Calibri"/>
@@ -1965,14 +2096,41 @@
               <w:iCs/>
               <w:color w:val="000000"/>
             </w:rPr>
-            <w:t>4</w:t>
-          </w:r>
-          <w:r>
-            <w:rPr>
-              <w:rFonts w:ascii="Calibri" w:eastAsia="Times New Roman" w:hAnsi="Calibri" w:cs="Calibri"/>
-              <w:color w:val="000000"/>
-            </w:rPr>
-            <w:t>(6), 63-. https://doi.org/10.1007/S43546-024-00659-W</w:t>
+            <w:t xml:space="preserve"> </w:t>
+          </w:r>
+          <w:proofErr w:type="spellStart"/>
+          <w:r>
+            <w:rPr>
+              <w:rFonts w:ascii="Calibri" w:eastAsia="Times New Roman" w:hAnsi="Calibri" w:cs="Calibri"/>
+              <w:i/>
+              <w:iCs/>
+              <w:color w:val="000000"/>
+            </w:rPr>
+            <w:t>Finance</w:t>
+          </w:r>
+          <w:proofErr w:type="spellEnd"/>
+          <w:r>
+            <w:rPr>
+              <w:rFonts w:ascii="Calibri" w:eastAsia="Times New Roman" w:hAnsi="Calibri" w:cs="Calibri"/>
+              <w:color w:val="000000"/>
+            </w:rPr>
+            <w:t xml:space="preserve">, </w:t>
+          </w:r>
+          <w:r>
+            <w:rPr>
+              <w:rFonts w:ascii="Calibri" w:eastAsia="Times New Roman" w:hAnsi="Calibri" w:cs="Calibri"/>
+              <w:i/>
+              <w:iCs/>
+              <w:color w:val="000000"/>
+            </w:rPr>
+            <w:t>78</w:t>
+          </w:r>
+          <w:r>
+            <w:rPr>
+              <w:rFonts w:ascii="Calibri" w:eastAsia="Times New Roman" w:hAnsi="Calibri" w:cs="Calibri"/>
+              <w:color w:val="000000"/>
+            </w:rPr>
+            <w:t>. https://doi.org/10.1016/j.jempfin.2024.101524</w:t>
           </w:r>
         </w:p>
         <w:p>
@@ -1980,7 +2138,7 @@
             <w:autoSpaceDE w:val="0"/>
             <w:autoSpaceDN w:val="0"/>
             <w:ind w:hanging="480"/>
-            <w:divId w:val="1815022811"/>
+            <w:divId w:val="426192237"/>
             <w:rPr>
               <w:rFonts w:ascii="Calibri" w:eastAsia="Times New Roman" w:hAnsi="Calibri" w:cs="Calibri"/>
               <w:color w:val="000000"/>
@@ -1992,17 +2150,256 @@
               <w:rFonts w:ascii="Calibri" w:eastAsia="Times New Roman" w:hAnsi="Calibri" w:cs="Calibri"/>
               <w:color w:val="000000"/>
             </w:rPr>
-            <w:t>Kılıç</w:t>
-          </w:r>
-          <w:proofErr w:type="spellEnd"/>
-          <w:r>
-            <w:rPr>
-              <w:rFonts w:ascii="Calibri" w:eastAsia="Times New Roman" w:hAnsi="Calibri" w:cs="Calibri"/>
-              <w:color w:val="000000"/>
-            </w:rPr>
-            <w:t xml:space="preserve">, R. (2025). </w:t>
-          </w:r>
-          <w:proofErr w:type="spellStart"/>
+            <w:t>Khan</w:t>
+          </w:r>
+          <w:proofErr w:type="spellEnd"/>
+          <w:r>
+            <w:rPr>
+              <w:rFonts w:ascii="Calibri" w:eastAsia="Times New Roman" w:hAnsi="Calibri" w:cs="Calibri"/>
+              <w:color w:val="000000"/>
+            </w:rPr>
+            <w:t xml:space="preserve">, M. N., </w:t>
+          </w:r>
+          <w:proofErr w:type="spellStart"/>
+          <w:r>
+            <w:rPr>
+              <w:rFonts w:ascii="Calibri" w:eastAsia="Times New Roman" w:hAnsi="Calibri" w:cs="Calibri"/>
+              <w:color w:val="000000"/>
+            </w:rPr>
+            <w:t>Fifield</w:t>
+          </w:r>
+          <w:proofErr w:type="spellEnd"/>
+          <w:r>
+            <w:rPr>
+              <w:rFonts w:ascii="Calibri" w:eastAsia="Times New Roman" w:hAnsi="Calibri" w:cs="Calibri"/>
+              <w:color w:val="000000"/>
+            </w:rPr>
+            <w:t xml:space="preserve">, S. G. M., &amp; </w:t>
+          </w:r>
+          <w:proofErr w:type="spellStart"/>
+          <w:r>
+            <w:rPr>
+              <w:rFonts w:ascii="Calibri" w:eastAsia="Times New Roman" w:hAnsi="Calibri" w:cs="Calibri"/>
+              <w:color w:val="000000"/>
+            </w:rPr>
+            <w:t>Power</w:t>
+          </w:r>
+          <w:proofErr w:type="spellEnd"/>
+          <w:r>
+            <w:rPr>
+              <w:rFonts w:ascii="Calibri" w:eastAsia="Times New Roman" w:hAnsi="Calibri" w:cs="Calibri"/>
+              <w:color w:val="000000"/>
+            </w:rPr>
+            <w:t xml:space="preserve">, D. M. (2024). </w:t>
+          </w:r>
+          <w:proofErr w:type="spellStart"/>
+          <w:r>
+            <w:rPr>
+              <w:rFonts w:ascii="Calibri" w:eastAsia="Times New Roman" w:hAnsi="Calibri" w:cs="Calibri"/>
+              <w:color w:val="000000"/>
+            </w:rPr>
+            <w:t>The</w:t>
+          </w:r>
+          <w:proofErr w:type="spellEnd"/>
+          <w:r>
+            <w:rPr>
+              <w:rFonts w:ascii="Calibri" w:eastAsia="Times New Roman" w:hAnsi="Calibri" w:cs="Calibri"/>
+              <w:color w:val="000000"/>
+            </w:rPr>
+            <w:t xml:space="preserve"> </w:t>
+          </w:r>
+          <w:proofErr w:type="spellStart"/>
+          <w:r>
+            <w:rPr>
+              <w:rFonts w:ascii="Calibri" w:eastAsia="Times New Roman" w:hAnsi="Calibri" w:cs="Calibri"/>
+              <w:color w:val="000000"/>
+            </w:rPr>
+            <w:t>impact</w:t>
+          </w:r>
+          <w:proofErr w:type="spellEnd"/>
+          <w:r>
+            <w:rPr>
+              <w:rFonts w:ascii="Calibri" w:eastAsia="Times New Roman" w:hAnsi="Calibri" w:cs="Calibri"/>
+              <w:color w:val="000000"/>
+            </w:rPr>
+            <w:t xml:space="preserve"> of </w:t>
+          </w:r>
+          <w:proofErr w:type="spellStart"/>
+          <w:r>
+            <w:rPr>
+              <w:rFonts w:ascii="Calibri" w:eastAsia="Times New Roman" w:hAnsi="Calibri" w:cs="Calibri"/>
+              <w:color w:val="000000"/>
+            </w:rPr>
+            <w:t>the</w:t>
+          </w:r>
+          <w:proofErr w:type="spellEnd"/>
+          <w:r>
+            <w:rPr>
+              <w:rFonts w:ascii="Calibri" w:eastAsia="Times New Roman" w:hAnsi="Calibri" w:cs="Calibri"/>
+              <w:color w:val="000000"/>
+            </w:rPr>
+            <w:t xml:space="preserve"> COVID 19 </w:t>
+          </w:r>
+          <w:proofErr w:type="spellStart"/>
+          <w:r>
+            <w:rPr>
+              <w:rFonts w:ascii="Calibri" w:eastAsia="Times New Roman" w:hAnsi="Calibri" w:cs="Calibri"/>
+              <w:color w:val="000000"/>
+            </w:rPr>
+            <w:t>pandemic</w:t>
+          </w:r>
+          <w:proofErr w:type="spellEnd"/>
+          <w:r>
+            <w:rPr>
+              <w:rFonts w:ascii="Calibri" w:eastAsia="Times New Roman" w:hAnsi="Calibri" w:cs="Calibri"/>
+              <w:color w:val="000000"/>
+            </w:rPr>
+            <w:t xml:space="preserve"> on </w:t>
+          </w:r>
+          <w:proofErr w:type="spellStart"/>
+          <w:r>
+            <w:rPr>
+              <w:rFonts w:ascii="Calibri" w:eastAsia="Times New Roman" w:hAnsi="Calibri" w:cs="Calibri"/>
+              <w:color w:val="000000"/>
+            </w:rPr>
+            <w:t>stock</w:t>
+          </w:r>
+          <w:proofErr w:type="spellEnd"/>
+          <w:r>
+            <w:rPr>
+              <w:rFonts w:ascii="Calibri" w:eastAsia="Times New Roman" w:hAnsi="Calibri" w:cs="Calibri"/>
+              <w:color w:val="000000"/>
+            </w:rPr>
+            <w:t xml:space="preserve"> </w:t>
+          </w:r>
+          <w:proofErr w:type="spellStart"/>
+          <w:r>
+            <w:rPr>
+              <w:rFonts w:ascii="Calibri" w:eastAsia="Times New Roman" w:hAnsi="Calibri" w:cs="Calibri"/>
+              <w:color w:val="000000"/>
+            </w:rPr>
+            <w:t>market</w:t>
+          </w:r>
+          <w:proofErr w:type="spellEnd"/>
+          <w:r>
+            <w:rPr>
+              <w:rFonts w:ascii="Calibri" w:eastAsia="Times New Roman" w:hAnsi="Calibri" w:cs="Calibri"/>
+              <w:color w:val="000000"/>
+            </w:rPr>
+            <w:t xml:space="preserve"> volatility: </w:t>
+          </w:r>
+          <w:proofErr w:type="spellStart"/>
+          <w:r>
+            <w:rPr>
+              <w:rFonts w:ascii="Calibri" w:eastAsia="Times New Roman" w:hAnsi="Calibri" w:cs="Calibri"/>
+              <w:color w:val="000000"/>
+            </w:rPr>
+            <w:t>evidence</w:t>
+          </w:r>
+          <w:proofErr w:type="spellEnd"/>
+          <w:r>
+            <w:rPr>
+              <w:rFonts w:ascii="Calibri" w:eastAsia="Times New Roman" w:hAnsi="Calibri" w:cs="Calibri"/>
+              <w:color w:val="000000"/>
+            </w:rPr>
+            <w:t xml:space="preserve"> </w:t>
+          </w:r>
+          <w:proofErr w:type="spellStart"/>
+          <w:r>
+            <w:rPr>
+              <w:rFonts w:ascii="Calibri" w:eastAsia="Times New Roman" w:hAnsi="Calibri" w:cs="Calibri"/>
+              <w:color w:val="000000"/>
+            </w:rPr>
+            <w:t>from</w:t>
+          </w:r>
+          <w:proofErr w:type="spellEnd"/>
+          <w:r>
+            <w:rPr>
+              <w:rFonts w:ascii="Calibri" w:eastAsia="Times New Roman" w:hAnsi="Calibri" w:cs="Calibri"/>
+              <w:color w:val="000000"/>
+            </w:rPr>
+            <w:t xml:space="preserve"> a </w:t>
+          </w:r>
+          <w:proofErr w:type="spellStart"/>
+          <w:r>
+            <w:rPr>
+              <w:rFonts w:ascii="Calibri" w:eastAsia="Times New Roman" w:hAnsi="Calibri" w:cs="Calibri"/>
+              <w:color w:val="000000"/>
+            </w:rPr>
+            <w:t>selection</w:t>
+          </w:r>
+          <w:proofErr w:type="spellEnd"/>
+          <w:r>
+            <w:rPr>
+              <w:rFonts w:ascii="Calibri" w:eastAsia="Times New Roman" w:hAnsi="Calibri" w:cs="Calibri"/>
+              <w:color w:val="000000"/>
+            </w:rPr>
+            <w:t xml:space="preserve"> of </w:t>
+          </w:r>
+          <w:proofErr w:type="spellStart"/>
+          <w:r>
+            <w:rPr>
+              <w:rFonts w:ascii="Calibri" w:eastAsia="Times New Roman" w:hAnsi="Calibri" w:cs="Calibri"/>
+              <w:color w:val="000000"/>
+            </w:rPr>
+            <w:t>developed</w:t>
+          </w:r>
+          <w:proofErr w:type="spellEnd"/>
+          <w:r>
+            <w:rPr>
+              <w:rFonts w:ascii="Calibri" w:eastAsia="Times New Roman" w:hAnsi="Calibri" w:cs="Calibri"/>
+              <w:color w:val="000000"/>
+            </w:rPr>
+            <w:t xml:space="preserve"> and </w:t>
+          </w:r>
+          <w:proofErr w:type="spellStart"/>
+          <w:r>
+            <w:rPr>
+              <w:rFonts w:ascii="Calibri" w:eastAsia="Times New Roman" w:hAnsi="Calibri" w:cs="Calibri"/>
+              <w:color w:val="000000"/>
+            </w:rPr>
+            <w:t>emerging</w:t>
+          </w:r>
+          <w:proofErr w:type="spellEnd"/>
+          <w:r>
+            <w:rPr>
+              <w:rFonts w:ascii="Calibri" w:eastAsia="Times New Roman" w:hAnsi="Calibri" w:cs="Calibri"/>
+              <w:color w:val="000000"/>
+            </w:rPr>
+            <w:t xml:space="preserve"> </w:t>
+          </w:r>
+          <w:proofErr w:type="spellStart"/>
+          <w:r>
+            <w:rPr>
+              <w:rFonts w:ascii="Calibri" w:eastAsia="Times New Roman" w:hAnsi="Calibri" w:cs="Calibri"/>
+              <w:color w:val="000000"/>
+            </w:rPr>
+            <w:t>stock</w:t>
+          </w:r>
+          <w:proofErr w:type="spellEnd"/>
+          <w:r>
+            <w:rPr>
+              <w:rFonts w:ascii="Calibri" w:eastAsia="Times New Roman" w:hAnsi="Calibri" w:cs="Calibri"/>
+              <w:color w:val="000000"/>
+            </w:rPr>
+            <w:t xml:space="preserve"> </w:t>
+          </w:r>
+          <w:proofErr w:type="spellStart"/>
+          <w:r>
+            <w:rPr>
+              <w:rFonts w:ascii="Calibri" w:eastAsia="Times New Roman" w:hAnsi="Calibri" w:cs="Calibri"/>
+              <w:color w:val="000000"/>
+            </w:rPr>
+            <w:t>markets</w:t>
+          </w:r>
+          <w:proofErr w:type="spellEnd"/>
+          <w:r>
+            <w:rPr>
+              <w:rFonts w:ascii="Calibri" w:eastAsia="Times New Roman" w:hAnsi="Calibri" w:cs="Calibri"/>
+              <w:color w:val="000000"/>
+            </w:rPr>
+            <w:t xml:space="preserve">. </w:t>
+          </w:r>
           <w:r>
             <w:rPr>
               <w:rFonts w:ascii="Calibri" w:eastAsia="Times New Roman" w:hAnsi="Calibri" w:cs="Calibri"/>
@@ -2010,9 +2407,9 @@
               <w:iCs/>
               <w:color w:val="000000"/>
             </w:rPr>
-            <w:t>Linear</w:t>
-          </w:r>
-          <w:proofErr w:type="spellEnd"/>
+            <w:t xml:space="preserve">SN Business &amp; </w:t>
+          </w:r>
+          <w:proofErr w:type="spellStart"/>
           <w:r>
             <w:rPr>
               <w:rFonts w:ascii="Calibri" w:eastAsia="Times New Roman" w:hAnsi="Calibri" w:cs="Calibri"/>
@@ -2020,9 +2417,9 @@
               <w:iCs/>
               <w:color w:val="000000"/>
             </w:rPr>
-            <w:t xml:space="preserve"> and </w:t>
-          </w:r>
-          <w:proofErr w:type="spellStart"/>
+            <w:t>Economics</w:t>
+          </w:r>
+          <w:proofErr w:type="spellEnd"/>
           <w:r>
             <w:rPr>
               <w:rFonts w:ascii="Calibri" w:eastAsia="Times New Roman" w:hAnsi="Calibri" w:cs="Calibri"/>
@@ -2030,9 +2427,15 @@
               <w:iCs/>
               <w:color w:val="000000"/>
             </w:rPr>
-            <w:t>nonlinear</w:t>
-          </w:r>
-          <w:proofErr w:type="spellEnd"/>
+            <w:t xml:space="preserve"> 2024 4:6</w:t>
+          </w:r>
+          <w:r>
+            <w:rPr>
+              <w:rFonts w:ascii="Calibri" w:eastAsia="Times New Roman" w:hAnsi="Calibri" w:cs="Calibri"/>
+              <w:color w:val="000000"/>
+            </w:rPr>
+            <w:t xml:space="preserve">, </w:t>
+          </w:r>
           <w:r>
             <w:rPr>
               <w:rFonts w:ascii="Calibri" w:eastAsia="Times New Roman" w:hAnsi="Calibri" w:cs="Calibri"/>
@@ -2040,165 +2443,14 @@
               <w:iCs/>
               <w:color w:val="000000"/>
             </w:rPr>
-            <w:t xml:space="preserve"> </w:t>
-          </w:r>
-          <w:proofErr w:type="spellStart"/>
-          <w:r>
-            <w:rPr>
-              <w:rFonts w:ascii="Calibri" w:eastAsia="Times New Roman" w:hAnsi="Calibri" w:cs="Calibri"/>
-              <w:i/>
-              <w:iCs/>
-              <w:color w:val="000000"/>
-            </w:rPr>
-            <w:t>econometric</w:t>
-          </w:r>
-          <w:proofErr w:type="spellEnd"/>
-          <w:r>
-            <w:rPr>
-              <w:rFonts w:ascii="Calibri" w:eastAsia="Times New Roman" w:hAnsi="Calibri" w:cs="Calibri"/>
-              <w:i/>
-              <w:iCs/>
-              <w:color w:val="000000"/>
-            </w:rPr>
-            <w:t xml:space="preserve"> </w:t>
-          </w:r>
-          <w:proofErr w:type="spellStart"/>
-          <w:r>
-            <w:rPr>
-              <w:rFonts w:ascii="Calibri" w:eastAsia="Times New Roman" w:hAnsi="Calibri" w:cs="Calibri"/>
-              <w:i/>
-              <w:iCs/>
-              <w:color w:val="000000"/>
-            </w:rPr>
-            <w:t>models</w:t>
-          </w:r>
-          <w:proofErr w:type="spellEnd"/>
-          <w:r>
-            <w:rPr>
-              <w:rFonts w:ascii="Calibri" w:eastAsia="Times New Roman" w:hAnsi="Calibri" w:cs="Calibri"/>
-              <w:i/>
-              <w:iCs/>
-              <w:color w:val="000000"/>
-            </w:rPr>
-            <w:t xml:space="preserve"> </w:t>
-          </w:r>
-          <w:proofErr w:type="spellStart"/>
-          <w:r>
-            <w:rPr>
-              <w:rFonts w:ascii="Calibri" w:eastAsia="Times New Roman" w:hAnsi="Calibri" w:cs="Calibri"/>
-              <w:i/>
-              <w:iCs/>
-              <w:color w:val="000000"/>
-            </w:rPr>
-            <w:t>against</w:t>
-          </w:r>
-          <w:proofErr w:type="spellEnd"/>
-          <w:r>
-            <w:rPr>
-              <w:rFonts w:ascii="Calibri" w:eastAsia="Times New Roman" w:hAnsi="Calibri" w:cs="Calibri"/>
-              <w:i/>
-              <w:iCs/>
-              <w:color w:val="000000"/>
-            </w:rPr>
-            <w:t xml:space="preserve"> </w:t>
-          </w:r>
-          <w:proofErr w:type="spellStart"/>
-          <w:r>
-            <w:rPr>
-              <w:rFonts w:ascii="Calibri" w:eastAsia="Times New Roman" w:hAnsi="Calibri" w:cs="Calibri"/>
-              <w:i/>
-              <w:iCs/>
-              <w:color w:val="000000"/>
-            </w:rPr>
-            <w:t>machine</w:t>
-          </w:r>
-          <w:proofErr w:type="spellEnd"/>
-          <w:r>
-            <w:rPr>
-              <w:rFonts w:ascii="Calibri" w:eastAsia="Times New Roman" w:hAnsi="Calibri" w:cs="Calibri"/>
-              <w:i/>
-              <w:iCs/>
-              <w:color w:val="000000"/>
-            </w:rPr>
-            <w:t xml:space="preserve"> </w:t>
-          </w:r>
-          <w:proofErr w:type="spellStart"/>
-          <w:r>
-            <w:rPr>
-              <w:rFonts w:ascii="Calibri" w:eastAsia="Times New Roman" w:hAnsi="Calibri" w:cs="Calibri"/>
-              <w:i/>
-              <w:iCs/>
-              <w:color w:val="000000"/>
-            </w:rPr>
-            <w:t>learning</w:t>
-          </w:r>
-          <w:proofErr w:type="spellEnd"/>
-          <w:r>
-            <w:rPr>
-              <w:rFonts w:ascii="Calibri" w:eastAsia="Times New Roman" w:hAnsi="Calibri" w:cs="Calibri"/>
-              <w:i/>
-              <w:iCs/>
-              <w:color w:val="000000"/>
-            </w:rPr>
-            <w:t xml:space="preserve"> </w:t>
-          </w:r>
-          <w:proofErr w:type="spellStart"/>
-          <w:r>
-            <w:rPr>
-              <w:rFonts w:ascii="Calibri" w:eastAsia="Times New Roman" w:hAnsi="Calibri" w:cs="Calibri"/>
-              <w:i/>
-              <w:iCs/>
-              <w:color w:val="000000"/>
-            </w:rPr>
-            <w:t>models</w:t>
-          </w:r>
-          <w:proofErr w:type="spellEnd"/>
-          <w:r>
-            <w:rPr>
-              <w:rFonts w:ascii="Calibri" w:eastAsia="Times New Roman" w:hAnsi="Calibri" w:cs="Calibri"/>
-              <w:i/>
-              <w:iCs/>
-              <w:color w:val="000000"/>
-            </w:rPr>
-            <w:t xml:space="preserve">: </w:t>
-          </w:r>
-          <w:proofErr w:type="spellStart"/>
-          <w:r>
-            <w:rPr>
-              <w:rFonts w:ascii="Calibri" w:eastAsia="Times New Roman" w:hAnsi="Calibri" w:cs="Calibri"/>
-              <w:i/>
-              <w:iCs/>
-              <w:color w:val="000000"/>
-            </w:rPr>
-            <w:t>realized</w:t>
-          </w:r>
-          <w:proofErr w:type="spellEnd"/>
-          <w:r>
-            <w:rPr>
-              <w:rFonts w:ascii="Calibri" w:eastAsia="Times New Roman" w:hAnsi="Calibri" w:cs="Calibri"/>
-              <w:i/>
-              <w:iCs/>
-              <w:color w:val="000000"/>
-            </w:rPr>
-            <w:t xml:space="preserve"> volatility </w:t>
-          </w:r>
-          <w:proofErr w:type="spellStart"/>
-          <w:r>
-            <w:rPr>
-              <w:rFonts w:ascii="Calibri" w:eastAsia="Times New Roman" w:hAnsi="Calibri" w:cs="Calibri"/>
-              <w:i/>
-              <w:iCs/>
-              <w:color w:val="000000"/>
-            </w:rPr>
-            <w:t>prediction</w:t>
-          </w:r>
-          <w:proofErr w:type="spellEnd"/>
-          <w:r>
-            <w:rPr>
-              <w:rFonts w:ascii="Calibri" w:eastAsia="Times New Roman" w:hAnsi="Calibri" w:cs="Calibri"/>
-              <w:color w:val="000000"/>
-            </w:rPr>
-            <w:t>. https://doi.org/10.17016/FEDS.2025.061</w:t>
+            <w:t>4</w:t>
+          </w:r>
+          <w:r>
+            <w:rPr>
+              <w:rFonts w:ascii="Calibri" w:eastAsia="Times New Roman" w:hAnsi="Calibri" w:cs="Calibri"/>
+              <w:color w:val="000000"/>
+            </w:rPr>
+            <w:t>(6), 63-. https://doi.org/10.1007/S43546-024-00659-W</w:t>
           </w:r>
         </w:p>
         <w:p>
@@ -2206,7 +2458,7 @@
             <w:autoSpaceDE w:val="0"/>
             <w:autoSpaceDN w:val="0"/>
             <w:ind w:hanging="480"/>
-            <w:divId w:val="413209517"/>
+            <w:divId w:val="825588739"/>
             <w:rPr>
               <w:rFonts w:ascii="Calibri" w:eastAsia="Times New Roman" w:hAnsi="Calibri" w:cs="Calibri"/>
               <w:color w:val="000000"/>
@@ -2218,111 +2470,15 @@
               <w:rFonts w:ascii="Calibri" w:eastAsia="Times New Roman" w:hAnsi="Calibri" w:cs="Calibri"/>
               <w:color w:val="000000"/>
             </w:rPr>
-            <w:t>Leushuis</w:t>
-          </w:r>
-          <w:proofErr w:type="spellEnd"/>
-          <w:r>
-            <w:rPr>
-              <w:rFonts w:ascii="Calibri" w:eastAsia="Times New Roman" w:hAnsi="Calibri" w:cs="Calibri"/>
-              <w:color w:val="000000"/>
-            </w:rPr>
-            <w:t xml:space="preserve">, R. M., &amp; </w:t>
-          </w:r>
-          <w:proofErr w:type="spellStart"/>
-          <w:r>
-            <w:rPr>
-              <w:rFonts w:ascii="Calibri" w:eastAsia="Times New Roman" w:hAnsi="Calibri" w:cs="Calibri"/>
-              <w:color w:val="000000"/>
-            </w:rPr>
-            <w:t>Petkov</w:t>
-          </w:r>
-          <w:proofErr w:type="spellEnd"/>
-          <w:r>
-            <w:rPr>
-              <w:rFonts w:ascii="Calibri" w:eastAsia="Times New Roman" w:hAnsi="Calibri" w:cs="Calibri"/>
-              <w:color w:val="000000"/>
-            </w:rPr>
-            <w:t xml:space="preserve">, N. (2026). </w:t>
-          </w:r>
-          <w:proofErr w:type="spellStart"/>
-          <w:r>
-            <w:rPr>
-              <w:rFonts w:ascii="Calibri" w:eastAsia="Times New Roman" w:hAnsi="Calibri" w:cs="Calibri"/>
-              <w:color w:val="000000"/>
-            </w:rPr>
-            <w:t>Advances</w:t>
-          </w:r>
-          <w:proofErr w:type="spellEnd"/>
-          <w:r>
-            <w:rPr>
-              <w:rFonts w:ascii="Calibri" w:eastAsia="Times New Roman" w:hAnsi="Calibri" w:cs="Calibri"/>
-              <w:color w:val="000000"/>
-            </w:rPr>
-            <w:t xml:space="preserve"> in </w:t>
-          </w:r>
-          <w:proofErr w:type="spellStart"/>
-          <w:r>
-            <w:rPr>
-              <w:rFonts w:ascii="Calibri" w:eastAsia="Times New Roman" w:hAnsi="Calibri" w:cs="Calibri"/>
-              <w:color w:val="000000"/>
-            </w:rPr>
-            <w:t>forecasting</w:t>
-          </w:r>
-          <w:proofErr w:type="spellEnd"/>
-          <w:r>
-            <w:rPr>
-              <w:rFonts w:ascii="Calibri" w:eastAsia="Times New Roman" w:hAnsi="Calibri" w:cs="Calibri"/>
-              <w:color w:val="000000"/>
-            </w:rPr>
-            <w:t xml:space="preserve"> </w:t>
-          </w:r>
-          <w:proofErr w:type="spellStart"/>
-          <w:r>
-            <w:rPr>
-              <w:rFonts w:ascii="Calibri" w:eastAsia="Times New Roman" w:hAnsi="Calibri" w:cs="Calibri"/>
-              <w:color w:val="000000"/>
-            </w:rPr>
-            <w:t>realized</w:t>
-          </w:r>
-          <w:proofErr w:type="spellEnd"/>
-          <w:r>
-            <w:rPr>
-              <w:rFonts w:ascii="Calibri" w:eastAsia="Times New Roman" w:hAnsi="Calibri" w:cs="Calibri"/>
-              <w:color w:val="000000"/>
-            </w:rPr>
-            <w:t xml:space="preserve"> volatility: a </w:t>
-          </w:r>
-          <w:proofErr w:type="spellStart"/>
-          <w:r>
-            <w:rPr>
-              <w:rFonts w:ascii="Calibri" w:eastAsia="Times New Roman" w:hAnsi="Calibri" w:cs="Calibri"/>
-              <w:color w:val="000000"/>
-            </w:rPr>
-            <w:t>review</w:t>
-          </w:r>
-          <w:proofErr w:type="spellEnd"/>
-          <w:r>
-            <w:rPr>
-              <w:rFonts w:ascii="Calibri" w:eastAsia="Times New Roman" w:hAnsi="Calibri" w:cs="Calibri"/>
-              <w:color w:val="000000"/>
-            </w:rPr>
-            <w:t xml:space="preserve"> of </w:t>
-          </w:r>
-          <w:proofErr w:type="spellStart"/>
-          <w:r>
-            <w:rPr>
-              <w:rFonts w:ascii="Calibri" w:eastAsia="Times New Roman" w:hAnsi="Calibri" w:cs="Calibri"/>
-              <w:color w:val="000000"/>
-            </w:rPr>
-            <w:t>methodologies</w:t>
-          </w:r>
-          <w:proofErr w:type="spellEnd"/>
-          <w:r>
-            <w:rPr>
-              <w:rFonts w:ascii="Calibri" w:eastAsia="Times New Roman" w:hAnsi="Calibri" w:cs="Calibri"/>
-              <w:color w:val="000000"/>
-            </w:rPr>
-            <w:t xml:space="preserve">. </w:t>
+            <w:t>Kılıç</w:t>
+          </w:r>
+          <w:proofErr w:type="spellEnd"/>
+          <w:r>
+            <w:rPr>
+              <w:rFonts w:ascii="Calibri" w:eastAsia="Times New Roman" w:hAnsi="Calibri" w:cs="Calibri"/>
+              <w:color w:val="000000"/>
+            </w:rPr>
+            <w:t xml:space="preserve">, R. (2025). </w:t>
           </w:r>
           <w:proofErr w:type="spellStart"/>
           <w:r>
@@ -2332,7 +2488,7 @@
               <w:iCs/>
               <w:color w:val="000000"/>
             </w:rPr>
-            <w:t>Financial</w:t>
+            <w:t>Linear</w:t>
           </w:r>
           <w:proofErr w:type="spellEnd"/>
           <w:r>
@@ -2342,7 +2498,7 @@
               <w:iCs/>
               <w:color w:val="000000"/>
             </w:rPr>
-            <w:t xml:space="preserve"> </w:t>
+            <w:t xml:space="preserve"> and </w:t>
           </w:r>
           <w:proofErr w:type="spellStart"/>
           <w:r>
@@ -2352,7 +2508,7 @@
               <w:iCs/>
               <w:color w:val="000000"/>
             </w:rPr>
-            <w:t>Innovation</w:t>
+            <w:t>nonlinear</w:t>
           </w:r>
           <w:proofErr w:type="spellEnd"/>
           <w:r>
@@ -2362,15 +2518,9 @@
               <w:iCs/>
               <w:color w:val="000000"/>
             </w:rPr>
-            <w:t xml:space="preserve"> 2026 12:1</w:t>
-          </w:r>
-          <w:r>
-            <w:rPr>
-              <w:rFonts w:ascii="Calibri" w:eastAsia="Times New Roman" w:hAnsi="Calibri" w:cs="Calibri"/>
-              <w:color w:val="000000"/>
-            </w:rPr>
-            <w:t xml:space="preserve">, </w:t>
-          </w:r>
+            <w:t xml:space="preserve"> </w:t>
+          </w:r>
+          <w:proofErr w:type="spellStart"/>
           <w:r>
             <w:rPr>
               <w:rFonts w:ascii="Calibri" w:eastAsia="Times New Roman" w:hAnsi="Calibri" w:cs="Calibri"/>
@@ -2378,14 +2528,155 @@
               <w:iCs/>
               <w:color w:val="000000"/>
             </w:rPr>
-            <w:t>12</w:t>
-          </w:r>
-          <w:r>
-            <w:rPr>
-              <w:rFonts w:ascii="Calibri" w:eastAsia="Times New Roman" w:hAnsi="Calibri" w:cs="Calibri"/>
-              <w:color w:val="000000"/>
-            </w:rPr>
-            <w:t>(1), 14-. https://doi.org/10.1186/S40854-025-00809-5</w:t>
+            <w:t>econometric</w:t>
+          </w:r>
+          <w:proofErr w:type="spellEnd"/>
+          <w:r>
+            <w:rPr>
+              <w:rFonts w:ascii="Calibri" w:eastAsia="Times New Roman" w:hAnsi="Calibri" w:cs="Calibri"/>
+              <w:i/>
+              <w:iCs/>
+              <w:color w:val="000000"/>
+            </w:rPr>
+            <w:t xml:space="preserve"> </w:t>
+          </w:r>
+          <w:proofErr w:type="spellStart"/>
+          <w:r>
+            <w:rPr>
+              <w:rFonts w:ascii="Calibri" w:eastAsia="Times New Roman" w:hAnsi="Calibri" w:cs="Calibri"/>
+              <w:i/>
+              <w:iCs/>
+              <w:color w:val="000000"/>
+            </w:rPr>
+            <w:t>models</w:t>
+          </w:r>
+          <w:proofErr w:type="spellEnd"/>
+          <w:r>
+            <w:rPr>
+              <w:rFonts w:ascii="Calibri" w:eastAsia="Times New Roman" w:hAnsi="Calibri" w:cs="Calibri"/>
+              <w:i/>
+              <w:iCs/>
+              <w:color w:val="000000"/>
+            </w:rPr>
+            <w:t xml:space="preserve"> </w:t>
+          </w:r>
+          <w:proofErr w:type="spellStart"/>
+          <w:r>
+            <w:rPr>
+              <w:rFonts w:ascii="Calibri" w:eastAsia="Times New Roman" w:hAnsi="Calibri" w:cs="Calibri"/>
+              <w:i/>
+              <w:iCs/>
+              <w:color w:val="000000"/>
+            </w:rPr>
+            <w:t>against</w:t>
+          </w:r>
+          <w:proofErr w:type="spellEnd"/>
+          <w:r>
+            <w:rPr>
+              <w:rFonts w:ascii="Calibri" w:eastAsia="Times New Roman" w:hAnsi="Calibri" w:cs="Calibri"/>
+              <w:i/>
+              <w:iCs/>
+              <w:color w:val="000000"/>
+            </w:rPr>
+            <w:t xml:space="preserve"> </w:t>
+          </w:r>
+          <w:proofErr w:type="spellStart"/>
+          <w:r>
+            <w:rPr>
+              <w:rFonts w:ascii="Calibri" w:eastAsia="Times New Roman" w:hAnsi="Calibri" w:cs="Calibri"/>
+              <w:i/>
+              <w:iCs/>
+              <w:color w:val="000000"/>
+            </w:rPr>
+            <w:t>machine</w:t>
+          </w:r>
+          <w:proofErr w:type="spellEnd"/>
+          <w:r>
+            <w:rPr>
+              <w:rFonts w:ascii="Calibri" w:eastAsia="Times New Roman" w:hAnsi="Calibri" w:cs="Calibri"/>
+              <w:i/>
+              <w:iCs/>
+              <w:color w:val="000000"/>
+            </w:rPr>
+            <w:t xml:space="preserve"> </w:t>
+          </w:r>
+          <w:proofErr w:type="spellStart"/>
+          <w:r>
+            <w:rPr>
+              <w:rFonts w:ascii="Calibri" w:eastAsia="Times New Roman" w:hAnsi="Calibri" w:cs="Calibri"/>
+              <w:i/>
+              <w:iCs/>
+              <w:color w:val="000000"/>
+            </w:rPr>
+            <w:t>learning</w:t>
+          </w:r>
+          <w:proofErr w:type="spellEnd"/>
+          <w:r>
+            <w:rPr>
+              <w:rFonts w:ascii="Calibri" w:eastAsia="Times New Roman" w:hAnsi="Calibri" w:cs="Calibri"/>
+              <w:i/>
+              <w:iCs/>
+              <w:color w:val="000000"/>
+            </w:rPr>
+            <w:t xml:space="preserve"> </w:t>
+          </w:r>
+          <w:proofErr w:type="spellStart"/>
+          <w:r>
+            <w:rPr>
+              <w:rFonts w:ascii="Calibri" w:eastAsia="Times New Roman" w:hAnsi="Calibri" w:cs="Calibri"/>
+              <w:i/>
+              <w:iCs/>
+              <w:color w:val="000000"/>
+            </w:rPr>
+            <w:t>models</w:t>
+          </w:r>
+          <w:proofErr w:type="spellEnd"/>
+          <w:r>
+            <w:rPr>
+              <w:rFonts w:ascii="Calibri" w:eastAsia="Times New Roman" w:hAnsi="Calibri" w:cs="Calibri"/>
+              <w:i/>
+              <w:iCs/>
+              <w:color w:val="000000"/>
+            </w:rPr>
+            <w:t xml:space="preserve">: </w:t>
+          </w:r>
+          <w:proofErr w:type="spellStart"/>
+          <w:r>
+            <w:rPr>
+              <w:rFonts w:ascii="Calibri" w:eastAsia="Times New Roman" w:hAnsi="Calibri" w:cs="Calibri"/>
+              <w:i/>
+              <w:iCs/>
+              <w:color w:val="000000"/>
+            </w:rPr>
+            <w:t>realized</w:t>
+          </w:r>
+          <w:proofErr w:type="spellEnd"/>
+          <w:r>
+            <w:rPr>
+              <w:rFonts w:ascii="Calibri" w:eastAsia="Times New Roman" w:hAnsi="Calibri" w:cs="Calibri"/>
+              <w:i/>
+              <w:iCs/>
+              <w:color w:val="000000"/>
+            </w:rPr>
+            <w:t xml:space="preserve"> volatility </w:t>
+          </w:r>
+          <w:proofErr w:type="spellStart"/>
+          <w:r>
+            <w:rPr>
+              <w:rFonts w:ascii="Calibri" w:eastAsia="Times New Roman" w:hAnsi="Calibri" w:cs="Calibri"/>
+              <w:i/>
+              <w:iCs/>
+              <w:color w:val="000000"/>
+            </w:rPr>
+            <w:t>prediction</w:t>
+          </w:r>
+          <w:proofErr w:type="spellEnd"/>
+          <w:r>
+            <w:rPr>
+              <w:rFonts w:ascii="Calibri" w:eastAsia="Times New Roman" w:hAnsi="Calibri" w:cs="Calibri"/>
+              <w:color w:val="000000"/>
+            </w:rPr>
+            <w:t>. https://doi.org/10.17016/FEDS.2025.061</w:t>
           </w:r>
         </w:p>
         <w:p>
@@ -2393,138 +2684,67 @@
             <w:autoSpaceDE w:val="0"/>
             <w:autoSpaceDN w:val="0"/>
             <w:ind w:hanging="480"/>
-            <w:divId w:val="481043443"/>
+            <w:divId w:val="2116556142"/>
             <w:rPr>
               <w:rFonts w:ascii="Calibri" w:eastAsia="Times New Roman" w:hAnsi="Calibri" w:cs="Calibri"/>
               <w:color w:val="000000"/>
             </w:rPr>
           </w:pPr>
-          <w:r>
-            <w:rPr>
-              <w:rFonts w:ascii="Calibri" w:eastAsia="Times New Roman" w:hAnsi="Calibri" w:cs="Calibri"/>
-              <w:color w:val="000000"/>
-            </w:rPr>
-            <w:t xml:space="preserve">Peter, M., </w:t>
-          </w:r>
-          <w:proofErr w:type="spellStart"/>
-          <w:r>
-            <w:rPr>
-              <w:rFonts w:ascii="Calibri" w:eastAsia="Times New Roman" w:hAnsi="Calibri" w:cs="Calibri"/>
-              <w:color w:val="000000"/>
-            </w:rPr>
-            <w:t>Mirau</w:t>
-          </w:r>
-          <w:proofErr w:type="spellEnd"/>
-          <w:r>
-            <w:rPr>
-              <w:rFonts w:ascii="Calibri" w:eastAsia="Times New Roman" w:hAnsi="Calibri" w:cs="Calibri"/>
-              <w:color w:val="000000"/>
-            </w:rPr>
-            <w:t xml:space="preserve">, S., </w:t>
-          </w:r>
-          <w:proofErr w:type="spellStart"/>
-          <w:r>
-            <w:rPr>
-              <w:rFonts w:ascii="Calibri" w:eastAsia="Times New Roman" w:hAnsi="Calibri" w:cs="Calibri"/>
-              <w:color w:val="000000"/>
-            </w:rPr>
-            <w:t>Sinkwembe</w:t>
-          </w:r>
-          <w:proofErr w:type="spellEnd"/>
-          <w:r>
-            <w:rPr>
-              <w:rFonts w:ascii="Calibri" w:eastAsia="Times New Roman" w:hAnsi="Calibri" w:cs="Calibri"/>
-              <w:color w:val="000000"/>
-            </w:rPr>
-            <w:t xml:space="preserve">, E., </w:t>
-          </w:r>
-          <w:proofErr w:type="spellStart"/>
-          <w:r>
-            <w:rPr>
-              <w:rFonts w:ascii="Calibri" w:eastAsia="Times New Roman" w:hAnsi="Calibri" w:cs="Calibri"/>
-              <w:color w:val="000000"/>
-            </w:rPr>
-            <w:t>Kasumo</w:t>
-          </w:r>
-          <w:proofErr w:type="spellEnd"/>
-          <w:r>
-            <w:rPr>
-              <w:rFonts w:ascii="Calibri" w:eastAsia="Times New Roman" w:hAnsi="Calibri" w:cs="Calibri"/>
-              <w:color w:val="000000"/>
-            </w:rPr>
-            <w:t xml:space="preserve">, C., &amp; </w:t>
-          </w:r>
-          <w:proofErr w:type="spellStart"/>
-          <w:r>
-            <w:rPr>
-              <w:rFonts w:ascii="Calibri" w:eastAsia="Times New Roman" w:hAnsi="Calibri" w:cs="Calibri"/>
-              <w:color w:val="000000"/>
-            </w:rPr>
-            <w:t>Guambe</w:t>
-          </w:r>
-          <w:proofErr w:type="spellEnd"/>
-          <w:r>
-            <w:rPr>
-              <w:rFonts w:ascii="Calibri" w:eastAsia="Times New Roman" w:hAnsi="Calibri" w:cs="Calibri"/>
-              <w:color w:val="000000"/>
-            </w:rPr>
-            <w:t xml:space="preserve">, C. (2026). A </w:t>
-          </w:r>
-          <w:proofErr w:type="spellStart"/>
-          <w:r>
-            <w:rPr>
-              <w:rFonts w:ascii="Calibri" w:eastAsia="Times New Roman" w:hAnsi="Calibri" w:cs="Calibri"/>
-              <w:color w:val="000000"/>
-            </w:rPr>
-            <w:t>stacking</w:t>
-          </w:r>
-          <w:proofErr w:type="spellEnd"/>
-          <w:r>
-            <w:rPr>
-              <w:rFonts w:ascii="Calibri" w:eastAsia="Times New Roman" w:hAnsi="Calibri" w:cs="Calibri"/>
-              <w:color w:val="000000"/>
-            </w:rPr>
-            <w:t xml:space="preserve"> model </w:t>
-          </w:r>
-          <w:proofErr w:type="spellStart"/>
-          <w:r>
-            <w:rPr>
-              <w:rFonts w:ascii="Calibri" w:eastAsia="Times New Roman" w:hAnsi="Calibri" w:cs="Calibri"/>
-              <w:color w:val="000000"/>
-            </w:rPr>
-            <w:t>integrating</w:t>
-          </w:r>
-          <w:proofErr w:type="spellEnd"/>
-          <w:r>
-            <w:rPr>
-              <w:rFonts w:ascii="Calibri" w:eastAsia="Times New Roman" w:hAnsi="Calibri" w:cs="Calibri"/>
-              <w:color w:val="000000"/>
-            </w:rPr>
-            <w:t xml:space="preserve"> GARCH and LSTM </w:t>
-          </w:r>
-          <w:proofErr w:type="spellStart"/>
-          <w:r>
-            <w:rPr>
-              <w:rFonts w:ascii="Calibri" w:eastAsia="Times New Roman" w:hAnsi="Calibri" w:cs="Calibri"/>
-              <w:color w:val="000000"/>
-            </w:rPr>
-            <w:t>with</w:t>
-          </w:r>
-          <w:proofErr w:type="spellEnd"/>
-          <w:r>
-            <w:rPr>
-              <w:rFonts w:ascii="Calibri" w:eastAsia="Times New Roman" w:hAnsi="Calibri" w:cs="Calibri"/>
-              <w:color w:val="000000"/>
-            </w:rPr>
-            <w:t xml:space="preserve"> feature </w:t>
-          </w:r>
-          <w:proofErr w:type="spellStart"/>
-          <w:r>
-            <w:rPr>
-              <w:rFonts w:ascii="Calibri" w:eastAsia="Times New Roman" w:hAnsi="Calibri" w:cs="Calibri"/>
-              <w:color w:val="000000"/>
-            </w:rPr>
-            <w:t>interactions</w:t>
+          <w:proofErr w:type="spellStart"/>
+          <w:r>
+            <w:rPr>
+              <w:rFonts w:ascii="Calibri" w:eastAsia="Times New Roman" w:hAnsi="Calibri" w:cs="Calibri"/>
+              <w:color w:val="000000"/>
+            </w:rPr>
+            <w:t>Leushuis</w:t>
+          </w:r>
+          <w:proofErr w:type="spellEnd"/>
+          <w:r>
+            <w:rPr>
+              <w:rFonts w:ascii="Calibri" w:eastAsia="Times New Roman" w:hAnsi="Calibri" w:cs="Calibri"/>
+              <w:color w:val="000000"/>
+            </w:rPr>
+            <w:t xml:space="preserve">, R. M., &amp; </w:t>
+          </w:r>
+          <w:proofErr w:type="spellStart"/>
+          <w:r>
+            <w:rPr>
+              <w:rFonts w:ascii="Calibri" w:eastAsia="Times New Roman" w:hAnsi="Calibri" w:cs="Calibri"/>
+              <w:color w:val="000000"/>
+            </w:rPr>
+            <w:t>Petkov</w:t>
+          </w:r>
+          <w:proofErr w:type="spellEnd"/>
+          <w:r>
+            <w:rPr>
+              <w:rFonts w:ascii="Calibri" w:eastAsia="Times New Roman" w:hAnsi="Calibri" w:cs="Calibri"/>
+              <w:color w:val="000000"/>
+            </w:rPr>
+            <w:t xml:space="preserve">, N. (2026). </w:t>
+          </w:r>
+          <w:proofErr w:type="spellStart"/>
+          <w:r>
+            <w:rPr>
+              <w:rFonts w:ascii="Calibri" w:eastAsia="Times New Roman" w:hAnsi="Calibri" w:cs="Calibri"/>
+              <w:color w:val="000000"/>
+            </w:rPr>
+            <w:t>Advances</w:t>
+          </w:r>
+          <w:proofErr w:type="spellEnd"/>
+          <w:r>
+            <w:rPr>
+              <w:rFonts w:ascii="Calibri" w:eastAsia="Times New Roman" w:hAnsi="Calibri" w:cs="Calibri"/>
+              <w:color w:val="000000"/>
+            </w:rPr>
+            <w:t xml:space="preserve"> in </w:t>
+          </w:r>
+          <w:proofErr w:type="spellStart"/>
+          <w:r>
+            <w:rPr>
+              <w:rFonts w:ascii="Calibri" w:eastAsia="Times New Roman" w:hAnsi="Calibri" w:cs="Calibri"/>
+              <w:color w:val="000000"/>
+            </w:rPr>
+            <w:t>forecasting</w:t>
           </w:r>
           <w:proofErr w:type="spellEnd"/>
           <w:r>
@@ -2540,55 +2760,39 @@
               <w:rFonts w:ascii="Calibri" w:eastAsia="Times New Roman" w:hAnsi="Calibri" w:cs="Calibri"/>
               <w:color w:val="000000"/>
             </w:rPr>
-            <w:t>for</w:t>
-          </w:r>
-          <w:proofErr w:type="spellEnd"/>
-          <w:r>
-            <w:rPr>
-              <w:rFonts w:ascii="Calibri" w:eastAsia="Times New Roman" w:hAnsi="Calibri" w:cs="Calibri"/>
-              <w:color w:val="000000"/>
-            </w:rPr>
-            <w:t xml:space="preserve"> </w:t>
-          </w:r>
-          <w:proofErr w:type="spellStart"/>
-          <w:r>
-            <w:rPr>
-              <w:rFonts w:ascii="Calibri" w:eastAsia="Times New Roman" w:hAnsi="Calibri" w:cs="Calibri"/>
-              <w:color w:val="000000"/>
-            </w:rPr>
-            <w:t>time</w:t>
-          </w:r>
-          <w:proofErr w:type="spellEnd"/>
-          <w:r>
-            <w:rPr>
-              <w:rFonts w:ascii="Calibri" w:eastAsia="Times New Roman" w:hAnsi="Calibri" w:cs="Calibri"/>
-              <w:color w:val="000000"/>
-            </w:rPr>
-            <w:t xml:space="preserve"> </w:t>
-          </w:r>
-          <w:proofErr w:type="spellStart"/>
-          <w:r>
-            <w:rPr>
-              <w:rFonts w:ascii="Calibri" w:eastAsia="Times New Roman" w:hAnsi="Calibri" w:cs="Calibri"/>
-              <w:color w:val="000000"/>
-            </w:rPr>
-            <w:t>series</w:t>
-          </w:r>
-          <w:proofErr w:type="spellEnd"/>
-          <w:r>
-            <w:rPr>
-              <w:rFonts w:ascii="Calibri" w:eastAsia="Times New Roman" w:hAnsi="Calibri" w:cs="Calibri"/>
-              <w:color w:val="000000"/>
-            </w:rPr>
-            <w:t xml:space="preserve"> volatility </w:t>
-          </w:r>
-          <w:proofErr w:type="spellStart"/>
-          <w:r>
-            <w:rPr>
-              <w:rFonts w:ascii="Calibri" w:eastAsia="Times New Roman" w:hAnsi="Calibri" w:cs="Calibri"/>
-              <w:color w:val="000000"/>
-            </w:rPr>
-            <w:t>prediction</w:t>
+            <w:t>realized</w:t>
+          </w:r>
+          <w:proofErr w:type="spellEnd"/>
+          <w:r>
+            <w:rPr>
+              <w:rFonts w:ascii="Calibri" w:eastAsia="Times New Roman" w:hAnsi="Calibri" w:cs="Calibri"/>
+              <w:color w:val="000000"/>
+            </w:rPr>
+            <w:t xml:space="preserve"> volatility: a </w:t>
+          </w:r>
+          <w:proofErr w:type="spellStart"/>
+          <w:r>
+            <w:rPr>
+              <w:rFonts w:ascii="Calibri" w:eastAsia="Times New Roman" w:hAnsi="Calibri" w:cs="Calibri"/>
+              <w:color w:val="000000"/>
+            </w:rPr>
+            <w:t>review</w:t>
+          </w:r>
+          <w:proofErr w:type="spellEnd"/>
+          <w:r>
+            <w:rPr>
+              <w:rFonts w:ascii="Calibri" w:eastAsia="Times New Roman" w:hAnsi="Calibri" w:cs="Calibri"/>
+              <w:color w:val="000000"/>
+            </w:rPr>
+            <w:t xml:space="preserve"> of </w:t>
+          </w:r>
+          <w:proofErr w:type="spellStart"/>
+          <w:r>
+            <w:rPr>
+              <w:rFonts w:ascii="Calibri" w:eastAsia="Times New Roman" w:hAnsi="Calibri" w:cs="Calibri"/>
+              <w:color w:val="000000"/>
+            </w:rPr>
+            <w:t>methodologies</w:t>
           </w:r>
           <w:proofErr w:type="spellEnd"/>
           <w:r>
@@ -2606,16 +2810,9 @@
               <w:iCs/>
               <w:color w:val="000000"/>
             </w:rPr>
-            <w:t>Array</w:t>
-          </w:r>
-          <w:proofErr w:type="spellEnd"/>
-          <w:r>
-            <w:rPr>
-              <w:rFonts w:ascii="Calibri" w:eastAsia="Times New Roman" w:hAnsi="Calibri" w:cs="Calibri"/>
-              <w:color w:val="000000"/>
-            </w:rPr>
-            <w:t xml:space="preserve">, </w:t>
-          </w:r>
+            <w:t>Financial</w:t>
+          </w:r>
+          <w:proofErr w:type="spellEnd"/>
           <w:r>
             <w:rPr>
               <w:rFonts w:ascii="Calibri" w:eastAsia="Times New Roman" w:hAnsi="Calibri" w:cs="Calibri"/>
@@ -2623,14 +2820,50 @@
               <w:iCs/>
               <w:color w:val="000000"/>
             </w:rPr>
-            <w:t>29</w:t>
-          </w:r>
-          <w:r>
-            <w:rPr>
-              <w:rFonts w:ascii="Calibri" w:eastAsia="Times New Roman" w:hAnsi="Calibri" w:cs="Calibri"/>
-              <w:color w:val="000000"/>
-            </w:rPr>
-            <w:t>, 100700. https://doi.org/10.1016/J.ARRAY.2026.100700</w:t>
+            <w:t xml:space="preserve"> </w:t>
+          </w:r>
+          <w:proofErr w:type="spellStart"/>
+          <w:r>
+            <w:rPr>
+              <w:rFonts w:ascii="Calibri" w:eastAsia="Times New Roman" w:hAnsi="Calibri" w:cs="Calibri"/>
+              <w:i/>
+              <w:iCs/>
+              <w:color w:val="000000"/>
+            </w:rPr>
+            <w:t>Innovation</w:t>
+          </w:r>
+          <w:proofErr w:type="spellEnd"/>
+          <w:r>
+            <w:rPr>
+              <w:rFonts w:ascii="Calibri" w:eastAsia="Times New Roman" w:hAnsi="Calibri" w:cs="Calibri"/>
+              <w:i/>
+              <w:iCs/>
+              <w:color w:val="000000"/>
+            </w:rPr>
+            <w:t xml:space="preserve"> 2026 12:1</w:t>
+          </w:r>
+          <w:r>
+            <w:rPr>
+              <w:rFonts w:ascii="Calibri" w:eastAsia="Times New Roman" w:hAnsi="Calibri" w:cs="Calibri"/>
+              <w:color w:val="000000"/>
+            </w:rPr>
+            <w:t xml:space="preserve">, </w:t>
+          </w:r>
+          <w:r>
+            <w:rPr>
+              <w:rFonts w:ascii="Calibri" w:eastAsia="Times New Roman" w:hAnsi="Calibri" w:cs="Calibri"/>
+              <w:i/>
+              <w:iCs/>
+              <w:color w:val="000000"/>
+            </w:rPr>
+            <w:t>12</w:t>
+          </w:r>
+          <w:r>
+            <w:rPr>
+              <w:rFonts w:ascii="Calibri" w:eastAsia="Times New Roman" w:hAnsi="Calibri" w:cs="Calibri"/>
+              <w:color w:val="000000"/>
+            </w:rPr>
+            <w:t>(1), 14-. https://doi.org/10.1186/S40854-025-00809-5</w:t>
           </w:r>
         </w:p>
         <w:p>
@@ -2638,67 +2871,138 @@
             <w:autoSpaceDE w:val="0"/>
             <w:autoSpaceDN w:val="0"/>
             <w:ind w:hanging="480"/>
-            <w:divId w:val="626131650"/>
+            <w:divId w:val="1043601543"/>
             <w:rPr>
               <w:rFonts w:ascii="Calibri" w:eastAsia="Times New Roman" w:hAnsi="Calibri" w:cs="Calibri"/>
               <w:color w:val="000000"/>
             </w:rPr>
           </w:pPr>
-          <w:proofErr w:type="spellStart"/>
-          <w:r>
-            <w:rPr>
-              <w:rFonts w:ascii="Calibri" w:eastAsia="Times New Roman" w:hAnsi="Calibri" w:cs="Calibri"/>
-              <w:color w:val="000000"/>
-            </w:rPr>
-            <w:t>Vuong</w:t>
-          </w:r>
-          <w:proofErr w:type="spellEnd"/>
-          <w:r>
-            <w:rPr>
-              <w:rFonts w:ascii="Calibri" w:eastAsia="Times New Roman" w:hAnsi="Calibri" w:cs="Calibri"/>
-              <w:color w:val="000000"/>
-            </w:rPr>
-            <w:t xml:space="preserve">, G. T. H., </w:t>
-          </w:r>
-          <w:proofErr w:type="spellStart"/>
-          <w:r>
-            <w:rPr>
-              <w:rFonts w:ascii="Calibri" w:eastAsia="Times New Roman" w:hAnsi="Calibri" w:cs="Calibri"/>
-              <w:color w:val="000000"/>
-            </w:rPr>
-            <w:t>Nguyen</w:t>
-          </w:r>
-          <w:proofErr w:type="spellEnd"/>
-          <w:r>
-            <w:rPr>
-              <w:rFonts w:ascii="Calibri" w:eastAsia="Times New Roman" w:hAnsi="Calibri" w:cs="Calibri"/>
-              <w:color w:val="000000"/>
-            </w:rPr>
-            <w:t xml:space="preserve">, M. H., &amp; </w:t>
-          </w:r>
-          <w:proofErr w:type="spellStart"/>
-          <w:r>
-            <w:rPr>
-              <w:rFonts w:ascii="Calibri" w:eastAsia="Times New Roman" w:hAnsi="Calibri" w:cs="Calibri"/>
-              <w:color w:val="000000"/>
-            </w:rPr>
-            <w:t>Huynh</w:t>
-          </w:r>
-          <w:proofErr w:type="spellEnd"/>
-          <w:r>
-            <w:rPr>
-              <w:rFonts w:ascii="Calibri" w:eastAsia="Times New Roman" w:hAnsi="Calibri" w:cs="Calibri"/>
-              <w:color w:val="000000"/>
-            </w:rPr>
-            <w:t xml:space="preserve">, A. N. Q. (2022). Volatility </w:t>
-          </w:r>
-          <w:proofErr w:type="spellStart"/>
-          <w:r>
-            <w:rPr>
-              <w:rFonts w:ascii="Calibri" w:eastAsia="Times New Roman" w:hAnsi="Calibri" w:cs="Calibri"/>
-              <w:color w:val="000000"/>
-            </w:rPr>
-            <w:t>spillovers</w:t>
+          <w:r>
+            <w:rPr>
+              <w:rFonts w:ascii="Calibri" w:eastAsia="Times New Roman" w:hAnsi="Calibri" w:cs="Calibri"/>
+              <w:color w:val="000000"/>
+            </w:rPr>
+            <w:t xml:space="preserve">Peter, M., </w:t>
+          </w:r>
+          <w:proofErr w:type="spellStart"/>
+          <w:r>
+            <w:rPr>
+              <w:rFonts w:ascii="Calibri" w:eastAsia="Times New Roman" w:hAnsi="Calibri" w:cs="Calibri"/>
+              <w:color w:val="000000"/>
+            </w:rPr>
+            <w:t>Mirau</w:t>
+          </w:r>
+          <w:proofErr w:type="spellEnd"/>
+          <w:r>
+            <w:rPr>
+              <w:rFonts w:ascii="Calibri" w:eastAsia="Times New Roman" w:hAnsi="Calibri" w:cs="Calibri"/>
+              <w:color w:val="000000"/>
+            </w:rPr>
+            <w:t xml:space="preserve">, S., </w:t>
+          </w:r>
+          <w:proofErr w:type="spellStart"/>
+          <w:r>
+            <w:rPr>
+              <w:rFonts w:ascii="Calibri" w:eastAsia="Times New Roman" w:hAnsi="Calibri" w:cs="Calibri"/>
+              <w:color w:val="000000"/>
+            </w:rPr>
+            <w:t>Sinkwembe</w:t>
+          </w:r>
+          <w:proofErr w:type="spellEnd"/>
+          <w:r>
+            <w:rPr>
+              <w:rFonts w:ascii="Calibri" w:eastAsia="Times New Roman" w:hAnsi="Calibri" w:cs="Calibri"/>
+              <w:color w:val="000000"/>
+            </w:rPr>
+            <w:t xml:space="preserve">, E., </w:t>
+          </w:r>
+          <w:proofErr w:type="spellStart"/>
+          <w:r>
+            <w:rPr>
+              <w:rFonts w:ascii="Calibri" w:eastAsia="Times New Roman" w:hAnsi="Calibri" w:cs="Calibri"/>
+              <w:color w:val="000000"/>
+            </w:rPr>
+            <w:t>Kasumo</w:t>
+          </w:r>
+          <w:proofErr w:type="spellEnd"/>
+          <w:r>
+            <w:rPr>
+              <w:rFonts w:ascii="Calibri" w:eastAsia="Times New Roman" w:hAnsi="Calibri" w:cs="Calibri"/>
+              <w:color w:val="000000"/>
+            </w:rPr>
+            <w:t xml:space="preserve">, C., &amp; </w:t>
+          </w:r>
+          <w:proofErr w:type="spellStart"/>
+          <w:r>
+            <w:rPr>
+              <w:rFonts w:ascii="Calibri" w:eastAsia="Times New Roman" w:hAnsi="Calibri" w:cs="Calibri"/>
+              <w:color w:val="000000"/>
+            </w:rPr>
+            <w:t>Guambe</w:t>
+          </w:r>
+          <w:proofErr w:type="spellEnd"/>
+          <w:r>
+            <w:rPr>
+              <w:rFonts w:ascii="Calibri" w:eastAsia="Times New Roman" w:hAnsi="Calibri" w:cs="Calibri"/>
+              <w:color w:val="000000"/>
+            </w:rPr>
+            <w:t xml:space="preserve">, C. (2026). A </w:t>
+          </w:r>
+          <w:proofErr w:type="spellStart"/>
+          <w:r>
+            <w:rPr>
+              <w:rFonts w:ascii="Calibri" w:eastAsia="Times New Roman" w:hAnsi="Calibri" w:cs="Calibri"/>
+              <w:color w:val="000000"/>
+            </w:rPr>
+            <w:t>stacking</w:t>
+          </w:r>
+          <w:proofErr w:type="spellEnd"/>
+          <w:r>
+            <w:rPr>
+              <w:rFonts w:ascii="Calibri" w:eastAsia="Times New Roman" w:hAnsi="Calibri" w:cs="Calibri"/>
+              <w:color w:val="000000"/>
+            </w:rPr>
+            <w:t xml:space="preserve"> model </w:t>
+          </w:r>
+          <w:proofErr w:type="spellStart"/>
+          <w:r>
+            <w:rPr>
+              <w:rFonts w:ascii="Calibri" w:eastAsia="Times New Roman" w:hAnsi="Calibri" w:cs="Calibri"/>
+              <w:color w:val="000000"/>
+            </w:rPr>
+            <w:t>integrating</w:t>
+          </w:r>
+          <w:proofErr w:type="spellEnd"/>
+          <w:r>
+            <w:rPr>
+              <w:rFonts w:ascii="Calibri" w:eastAsia="Times New Roman" w:hAnsi="Calibri" w:cs="Calibri"/>
+              <w:color w:val="000000"/>
+            </w:rPr>
+            <w:t xml:space="preserve"> GARCH and LSTM </w:t>
+          </w:r>
+          <w:proofErr w:type="spellStart"/>
+          <w:r>
+            <w:rPr>
+              <w:rFonts w:ascii="Calibri" w:eastAsia="Times New Roman" w:hAnsi="Calibri" w:cs="Calibri"/>
+              <w:color w:val="000000"/>
+            </w:rPr>
+            <w:t>with</w:t>
+          </w:r>
+          <w:proofErr w:type="spellEnd"/>
+          <w:r>
+            <w:rPr>
+              <w:rFonts w:ascii="Calibri" w:eastAsia="Times New Roman" w:hAnsi="Calibri" w:cs="Calibri"/>
+              <w:color w:val="000000"/>
+            </w:rPr>
+            <w:t xml:space="preserve"> feature </w:t>
+          </w:r>
+          <w:proofErr w:type="spellStart"/>
+          <w:r>
+            <w:rPr>
+              <w:rFonts w:ascii="Calibri" w:eastAsia="Times New Roman" w:hAnsi="Calibri" w:cs="Calibri"/>
+              <w:color w:val="000000"/>
+            </w:rPr>
+            <w:t>interactions</w:t>
           </w:r>
           <w:proofErr w:type="spellEnd"/>
           <w:r>
@@ -2714,7 +3018,7 @@
               <w:rFonts w:ascii="Calibri" w:eastAsia="Times New Roman" w:hAnsi="Calibri" w:cs="Calibri"/>
               <w:color w:val="000000"/>
             </w:rPr>
-            <w:t>from</w:t>
+            <w:t>for</w:t>
           </w:r>
           <w:proofErr w:type="spellEnd"/>
           <w:r>
@@ -2730,7 +3034,7 @@
               <w:rFonts w:ascii="Calibri" w:eastAsia="Times New Roman" w:hAnsi="Calibri" w:cs="Calibri"/>
               <w:color w:val="000000"/>
             </w:rPr>
-            <w:t>the</w:t>
+            <w:t>time</w:t>
           </w:r>
           <w:proofErr w:type="spellEnd"/>
           <w:r>
@@ -2746,135 +3050,23 @@
               <w:rFonts w:ascii="Calibri" w:eastAsia="Times New Roman" w:hAnsi="Calibri" w:cs="Calibri"/>
               <w:color w:val="000000"/>
             </w:rPr>
-            <w:t>Chinese</w:t>
-          </w:r>
-          <w:proofErr w:type="spellEnd"/>
-          <w:r>
-            <w:rPr>
-              <w:rFonts w:ascii="Calibri" w:eastAsia="Times New Roman" w:hAnsi="Calibri" w:cs="Calibri"/>
-              <w:color w:val="000000"/>
-            </w:rPr>
-            <w:t xml:space="preserve"> </w:t>
-          </w:r>
-          <w:proofErr w:type="spellStart"/>
-          <w:r>
-            <w:rPr>
-              <w:rFonts w:ascii="Calibri" w:eastAsia="Times New Roman" w:hAnsi="Calibri" w:cs="Calibri"/>
-              <w:color w:val="000000"/>
-            </w:rPr>
-            <w:t>stock</w:t>
-          </w:r>
-          <w:proofErr w:type="spellEnd"/>
-          <w:r>
-            <w:rPr>
-              <w:rFonts w:ascii="Calibri" w:eastAsia="Times New Roman" w:hAnsi="Calibri" w:cs="Calibri"/>
-              <w:color w:val="000000"/>
-            </w:rPr>
-            <w:t xml:space="preserve"> </w:t>
-          </w:r>
-          <w:proofErr w:type="spellStart"/>
-          <w:r>
-            <w:rPr>
-              <w:rFonts w:ascii="Calibri" w:eastAsia="Times New Roman" w:hAnsi="Calibri" w:cs="Calibri"/>
-              <w:color w:val="000000"/>
-            </w:rPr>
-            <w:t>market</w:t>
-          </w:r>
-          <w:proofErr w:type="spellEnd"/>
-          <w:r>
-            <w:rPr>
-              <w:rFonts w:ascii="Calibri" w:eastAsia="Times New Roman" w:hAnsi="Calibri" w:cs="Calibri"/>
-              <w:color w:val="000000"/>
-            </w:rPr>
-            <w:t xml:space="preserve"> to </w:t>
-          </w:r>
-          <w:proofErr w:type="spellStart"/>
-          <w:r>
-            <w:rPr>
-              <w:rFonts w:ascii="Calibri" w:eastAsia="Times New Roman" w:hAnsi="Calibri" w:cs="Calibri"/>
-              <w:color w:val="000000"/>
-            </w:rPr>
-            <w:t>the</w:t>
-          </w:r>
-          <w:proofErr w:type="spellEnd"/>
-          <w:r>
-            <w:rPr>
-              <w:rFonts w:ascii="Calibri" w:eastAsia="Times New Roman" w:hAnsi="Calibri" w:cs="Calibri"/>
-              <w:color w:val="000000"/>
-            </w:rPr>
-            <w:t xml:space="preserve"> U.S. </w:t>
-          </w:r>
-          <w:proofErr w:type="spellStart"/>
-          <w:r>
-            <w:rPr>
-              <w:rFonts w:ascii="Calibri" w:eastAsia="Times New Roman" w:hAnsi="Calibri" w:cs="Calibri"/>
-              <w:color w:val="000000"/>
-            </w:rPr>
-            <w:t>stock</w:t>
-          </w:r>
-          <w:proofErr w:type="spellEnd"/>
-          <w:r>
-            <w:rPr>
-              <w:rFonts w:ascii="Calibri" w:eastAsia="Times New Roman" w:hAnsi="Calibri" w:cs="Calibri"/>
-              <w:color w:val="000000"/>
-            </w:rPr>
-            <w:t xml:space="preserve"> </w:t>
-          </w:r>
-          <w:proofErr w:type="spellStart"/>
-          <w:r>
-            <w:rPr>
-              <w:rFonts w:ascii="Calibri" w:eastAsia="Times New Roman" w:hAnsi="Calibri" w:cs="Calibri"/>
-              <w:color w:val="000000"/>
-            </w:rPr>
-            <w:t>market</w:t>
-          </w:r>
-          <w:proofErr w:type="spellEnd"/>
-          <w:r>
-            <w:rPr>
-              <w:rFonts w:ascii="Calibri" w:eastAsia="Times New Roman" w:hAnsi="Calibri" w:cs="Calibri"/>
-              <w:color w:val="000000"/>
-            </w:rPr>
-            <w:t xml:space="preserve">: </w:t>
-          </w:r>
-          <w:proofErr w:type="spellStart"/>
-          <w:r>
-            <w:rPr>
-              <w:rFonts w:ascii="Calibri" w:eastAsia="Times New Roman" w:hAnsi="Calibri" w:cs="Calibri"/>
-              <w:color w:val="000000"/>
-            </w:rPr>
-            <w:t>The</w:t>
-          </w:r>
-          <w:proofErr w:type="spellEnd"/>
-          <w:r>
-            <w:rPr>
-              <w:rFonts w:ascii="Calibri" w:eastAsia="Times New Roman" w:hAnsi="Calibri" w:cs="Calibri"/>
-              <w:color w:val="000000"/>
-            </w:rPr>
-            <w:t xml:space="preserve"> role of </w:t>
-          </w:r>
-          <w:proofErr w:type="spellStart"/>
-          <w:r>
-            <w:rPr>
-              <w:rFonts w:ascii="Calibri" w:eastAsia="Times New Roman" w:hAnsi="Calibri" w:cs="Calibri"/>
-              <w:color w:val="000000"/>
-            </w:rPr>
-            <w:t>the</w:t>
-          </w:r>
-          <w:proofErr w:type="spellEnd"/>
-          <w:r>
-            <w:rPr>
-              <w:rFonts w:ascii="Calibri" w:eastAsia="Times New Roman" w:hAnsi="Calibri" w:cs="Calibri"/>
-              <w:color w:val="000000"/>
-            </w:rPr>
-            <w:t xml:space="preserve"> COVID-19 </w:t>
-          </w:r>
-          <w:proofErr w:type="spellStart"/>
-          <w:r>
-            <w:rPr>
-              <w:rFonts w:ascii="Calibri" w:eastAsia="Times New Roman" w:hAnsi="Calibri" w:cs="Calibri"/>
-              <w:color w:val="000000"/>
-            </w:rPr>
-            <w:t>pandemic</w:t>
+            <w:t>series</w:t>
+          </w:r>
+          <w:proofErr w:type="spellEnd"/>
+          <w:r>
+            <w:rPr>
+              <w:rFonts w:ascii="Calibri" w:eastAsia="Times New Roman" w:hAnsi="Calibri" w:cs="Calibri"/>
+              <w:color w:val="000000"/>
+            </w:rPr>
+            <w:t xml:space="preserve"> volatility </w:t>
+          </w:r>
+          <w:proofErr w:type="spellStart"/>
+          <w:r>
+            <w:rPr>
+              <w:rFonts w:ascii="Calibri" w:eastAsia="Times New Roman" w:hAnsi="Calibri" w:cs="Calibri"/>
+              <w:color w:val="000000"/>
+            </w:rPr>
+            <w:t>prediction</w:t>
           </w:r>
           <w:proofErr w:type="spellEnd"/>
           <w:r>
@@ -2892,9 +3084,16 @@
               <w:iCs/>
               <w:color w:val="000000"/>
             </w:rPr>
-            <w:t>The</w:t>
-          </w:r>
-          <w:proofErr w:type="spellEnd"/>
+            <w:t>Array</w:t>
+          </w:r>
+          <w:proofErr w:type="spellEnd"/>
+          <w:r>
+            <w:rPr>
+              <w:rFonts w:ascii="Calibri" w:eastAsia="Times New Roman" w:hAnsi="Calibri" w:cs="Calibri"/>
+              <w:color w:val="000000"/>
+            </w:rPr>
+            <w:t xml:space="preserve">, </w:t>
+          </w:r>
           <w:r>
             <w:rPr>
               <w:rFonts w:ascii="Calibri" w:eastAsia="Times New Roman" w:hAnsi="Calibri" w:cs="Calibri"/>
@@ -2902,81 +3101,14 @@
               <w:iCs/>
               <w:color w:val="000000"/>
             </w:rPr>
-            <w:t xml:space="preserve"> </w:t>
-          </w:r>
-          <w:proofErr w:type="spellStart"/>
-          <w:r>
-            <w:rPr>
-              <w:rFonts w:ascii="Calibri" w:eastAsia="Times New Roman" w:hAnsi="Calibri" w:cs="Calibri"/>
-              <w:i/>
-              <w:iCs/>
-              <w:color w:val="000000"/>
-            </w:rPr>
-            <w:t>Journal</w:t>
-          </w:r>
-          <w:proofErr w:type="spellEnd"/>
-          <w:r>
-            <w:rPr>
-              <w:rFonts w:ascii="Calibri" w:eastAsia="Times New Roman" w:hAnsi="Calibri" w:cs="Calibri"/>
-              <w:i/>
-              <w:iCs/>
-              <w:color w:val="000000"/>
-            </w:rPr>
-            <w:t xml:space="preserve"> of </w:t>
-          </w:r>
-          <w:proofErr w:type="spellStart"/>
-          <w:r>
-            <w:rPr>
-              <w:rFonts w:ascii="Calibri" w:eastAsia="Times New Roman" w:hAnsi="Calibri" w:cs="Calibri"/>
-              <w:i/>
-              <w:iCs/>
-              <w:color w:val="000000"/>
-            </w:rPr>
-            <w:t>Economic</w:t>
-          </w:r>
-          <w:proofErr w:type="spellEnd"/>
-          <w:r>
-            <w:rPr>
-              <w:rFonts w:ascii="Calibri" w:eastAsia="Times New Roman" w:hAnsi="Calibri" w:cs="Calibri"/>
-              <w:i/>
-              <w:iCs/>
-              <w:color w:val="000000"/>
-            </w:rPr>
-            <w:t xml:space="preserve"> </w:t>
-          </w:r>
-          <w:proofErr w:type="spellStart"/>
-          <w:r>
-            <w:rPr>
-              <w:rFonts w:ascii="Calibri" w:eastAsia="Times New Roman" w:hAnsi="Calibri" w:cs="Calibri"/>
-              <w:i/>
-              <w:iCs/>
-              <w:color w:val="000000"/>
-            </w:rPr>
-            <w:t>Asymmetries</w:t>
-          </w:r>
-          <w:proofErr w:type="spellEnd"/>
-          <w:r>
-            <w:rPr>
-              <w:rFonts w:ascii="Calibri" w:eastAsia="Times New Roman" w:hAnsi="Calibri" w:cs="Calibri"/>
-              <w:color w:val="000000"/>
-            </w:rPr>
-            <w:t xml:space="preserve">, </w:t>
-          </w:r>
-          <w:r>
-            <w:rPr>
-              <w:rFonts w:ascii="Calibri" w:eastAsia="Times New Roman" w:hAnsi="Calibri" w:cs="Calibri"/>
-              <w:i/>
-              <w:iCs/>
-              <w:color w:val="000000"/>
-            </w:rPr>
-            <w:t>26</w:t>
-          </w:r>
-          <w:r>
-            <w:rPr>
-              <w:rFonts w:ascii="Calibri" w:eastAsia="Times New Roman" w:hAnsi="Calibri" w:cs="Calibri"/>
-              <w:color w:val="000000"/>
-            </w:rPr>
-            <w:t>, e00276. https://doi.org/10.1016/J.JECA.2022.E00276</w:t>
+            <w:t>29</w:t>
+          </w:r>
+          <w:r>
+            <w:rPr>
+              <w:rFonts w:ascii="Calibri" w:eastAsia="Times New Roman" w:hAnsi="Calibri" w:cs="Calibri"/>
+              <w:color w:val="000000"/>
+            </w:rPr>
+            <w:t>, 100700. https://doi.org/10.1016/J.ARRAY.2026.100700</w:t>
           </w:r>
         </w:p>
         <w:p>
@@ -2984,7 +3116,353 @@
             <w:autoSpaceDE w:val="0"/>
             <w:autoSpaceDN w:val="0"/>
             <w:ind w:hanging="480"/>
-            <w:divId w:val="1539005969"/>
+            <w:divId w:val="1480264367"/>
+            <w:rPr>
+              <w:rFonts w:ascii="Calibri" w:eastAsia="Times New Roman" w:hAnsi="Calibri" w:cs="Calibri"/>
+              <w:color w:val="000000"/>
+            </w:rPr>
+          </w:pPr>
+          <w:proofErr w:type="spellStart"/>
+          <w:r>
+            <w:rPr>
+              <w:rFonts w:ascii="Calibri" w:eastAsia="Times New Roman" w:hAnsi="Calibri" w:cs="Calibri"/>
+              <w:color w:val="000000"/>
+            </w:rPr>
+            <w:t>Vuong</w:t>
+          </w:r>
+          <w:proofErr w:type="spellEnd"/>
+          <w:r>
+            <w:rPr>
+              <w:rFonts w:ascii="Calibri" w:eastAsia="Times New Roman" w:hAnsi="Calibri" w:cs="Calibri"/>
+              <w:color w:val="000000"/>
+            </w:rPr>
+            <w:t xml:space="preserve">, G. T. H., </w:t>
+          </w:r>
+          <w:proofErr w:type="spellStart"/>
+          <w:r>
+            <w:rPr>
+              <w:rFonts w:ascii="Calibri" w:eastAsia="Times New Roman" w:hAnsi="Calibri" w:cs="Calibri"/>
+              <w:color w:val="000000"/>
+            </w:rPr>
+            <w:t>Nguyen</w:t>
+          </w:r>
+          <w:proofErr w:type="spellEnd"/>
+          <w:r>
+            <w:rPr>
+              <w:rFonts w:ascii="Calibri" w:eastAsia="Times New Roman" w:hAnsi="Calibri" w:cs="Calibri"/>
+              <w:color w:val="000000"/>
+            </w:rPr>
+            <w:t xml:space="preserve">, M. H., &amp; </w:t>
+          </w:r>
+          <w:proofErr w:type="spellStart"/>
+          <w:r>
+            <w:rPr>
+              <w:rFonts w:ascii="Calibri" w:eastAsia="Times New Roman" w:hAnsi="Calibri" w:cs="Calibri"/>
+              <w:color w:val="000000"/>
+            </w:rPr>
+            <w:t>Huynh</w:t>
+          </w:r>
+          <w:proofErr w:type="spellEnd"/>
+          <w:r>
+            <w:rPr>
+              <w:rFonts w:ascii="Calibri" w:eastAsia="Times New Roman" w:hAnsi="Calibri" w:cs="Calibri"/>
+              <w:color w:val="000000"/>
+            </w:rPr>
+            <w:t xml:space="preserve">, A. N. Q. (2022). Volatility </w:t>
+          </w:r>
+          <w:proofErr w:type="spellStart"/>
+          <w:r>
+            <w:rPr>
+              <w:rFonts w:ascii="Calibri" w:eastAsia="Times New Roman" w:hAnsi="Calibri" w:cs="Calibri"/>
+              <w:color w:val="000000"/>
+            </w:rPr>
+            <w:t>spillovers</w:t>
+          </w:r>
+          <w:proofErr w:type="spellEnd"/>
+          <w:r>
+            <w:rPr>
+              <w:rFonts w:ascii="Calibri" w:eastAsia="Times New Roman" w:hAnsi="Calibri" w:cs="Calibri"/>
+              <w:color w:val="000000"/>
+            </w:rPr>
+            <w:t xml:space="preserve"> </w:t>
+          </w:r>
+          <w:proofErr w:type="spellStart"/>
+          <w:r>
+            <w:rPr>
+              <w:rFonts w:ascii="Calibri" w:eastAsia="Times New Roman" w:hAnsi="Calibri" w:cs="Calibri"/>
+              <w:color w:val="000000"/>
+            </w:rPr>
+            <w:t>from</w:t>
+          </w:r>
+          <w:proofErr w:type="spellEnd"/>
+          <w:r>
+            <w:rPr>
+              <w:rFonts w:ascii="Calibri" w:eastAsia="Times New Roman" w:hAnsi="Calibri" w:cs="Calibri"/>
+              <w:color w:val="000000"/>
+            </w:rPr>
+            <w:t xml:space="preserve"> </w:t>
+          </w:r>
+          <w:proofErr w:type="spellStart"/>
+          <w:r>
+            <w:rPr>
+              <w:rFonts w:ascii="Calibri" w:eastAsia="Times New Roman" w:hAnsi="Calibri" w:cs="Calibri"/>
+              <w:color w:val="000000"/>
+            </w:rPr>
+            <w:t>the</w:t>
+          </w:r>
+          <w:proofErr w:type="spellEnd"/>
+          <w:r>
+            <w:rPr>
+              <w:rFonts w:ascii="Calibri" w:eastAsia="Times New Roman" w:hAnsi="Calibri" w:cs="Calibri"/>
+              <w:color w:val="000000"/>
+            </w:rPr>
+            <w:t xml:space="preserve"> </w:t>
+          </w:r>
+          <w:proofErr w:type="spellStart"/>
+          <w:r>
+            <w:rPr>
+              <w:rFonts w:ascii="Calibri" w:eastAsia="Times New Roman" w:hAnsi="Calibri" w:cs="Calibri"/>
+              <w:color w:val="000000"/>
+            </w:rPr>
+            <w:t>Chinese</w:t>
+          </w:r>
+          <w:proofErr w:type="spellEnd"/>
+          <w:r>
+            <w:rPr>
+              <w:rFonts w:ascii="Calibri" w:eastAsia="Times New Roman" w:hAnsi="Calibri" w:cs="Calibri"/>
+              <w:color w:val="000000"/>
+            </w:rPr>
+            <w:t xml:space="preserve"> </w:t>
+          </w:r>
+          <w:proofErr w:type="spellStart"/>
+          <w:r>
+            <w:rPr>
+              <w:rFonts w:ascii="Calibri" w:eastAsia="Times New Roman" w:hAnsi="Calibri" w:cs="Calibri"/>
+              <w:color w:val="000000"/>
+            </w:rPr>
+            <w:t>stock</w:t>
+          </w:r>
+          <w:proofErr w:type="spellEnd"/>
+          <w:r>
+            <w:rPr>
+              <w:rFonts w:ascii="Calibri" w:eastAsia="Times New Roman" w:hAnsi="Calibri" w:cs="Calibri"/>
+              <w:color w:val="000000"/>
+            </w:rPr>
+            <w:t xml:space="preserve"> </w:t>
+          </w:r>
+          <w:proofErr w:type="spellStart"/>
+          <w:r>
+            <w:rPr>
+              <w:rFonts w:ascii="Calibri" w:eastAsia="Times New Roman" w:hAnsi="Calibri" w:cs="Calibri"/>
+              <w:color w:val="000000"/>
+            </w:rPr>
+            <w:t>market</w:t>
+          </w:r>
+          <w:proofErr w:type="spellEnd"/>
+          <w:r>
+            <w:rPr>
+              <w:rFonts w:ascii="Calibri" w:eastAsia="Times New Roman" w:hAnsi="Calibri" w:cs="Calibri"/>
+              <w:color w:val="000000"/>
+            </w:rPr>
+            <w:t xml:space="preserve"> to </w:t>
+          </w:r>
+          <w:proofErr w:type="spellStart"/>
+          <w:r>
+            <w:rPr>
+              <w:rFonts w:ascii="Calibri" w:eastAsia="Times New Roman" w:hAnsi="Calibri" w:cs="Calibri"/>
+              <w:color w:val="000000"/>
+            </w:rPr>
+            <w:t>the</w:t>
+          </w:r>
+          <w:proofErr w:type="spellEnd"/>
+          <w:r>
+            <w:rPr>
+              <w:rFonts w:ascii="Calibri" w:eastAsia="Times New Roman" w:hAnsi="Calibri" w:cs="Calibri"/>
+              <w:color w:val="000000"/>
+            </w:rPr>
+            <w:t xml:space="preserve"> U.S. </w:t>
+          </w:r>
+          <w:proofErr w:type="spellStart"/>
+          <w:r>
+            <w:rPr>
+              <w:rFonts w:ascii="Calibri" w:eastAsia="Times New Roman" w:hAnsi="Calibri" w:cs="Calibri"/>
+              <w:color w:val="000000"/>
+            </w:rPr>
+            <w:t>stock</w:t>
+          </w:r>
+          <w:proofErr w:type="spellEnd"/>
+          <w:r>
+            <w:rPr>
+              <w:rFonts w:ascii="Calibri" w:eastAsia="Times New Roman" w:hAnsi="Calibri" w:cs="Calibri"/>
+              <w:color w:val="000000"/>
+            </w:rPr>
+            <w:t xml:space="preserve"> </w:t>
+          </w:r>
+          <w:proofErr w:type="spellStart"/>
+          <w:r>
+            <w:rPr>
+              <w:rFonts w:ascii="Calibri" w:eastAsia="Times New Roman" w:hAnsi="Calibri" w:cs="Calibri"/>
+              <w:color w:val="000000"/>
+            </w:rPr>
+            <w:t>market</w:t>
+          </w:r>
+          <w:proofErr w:type="spellEnd"/>
+          <w:r>
+            <w:rPr>
+              <w:rFonts w:ascii="Calibri" w:eastAsia="Times New Roman" w:hAnsi="Calibri" w:cs="Calibri"/>
+              <w:color w:val="000000"/>
+            </w:rPr>
+            <w:t xml:space="preserve">: </w:t>
+          </w:r>
+          <w:proofErr w:type="spellStart"/>
+          <w:r>
+            <w:rPr>
+              <w:rFonts w:ascii="Calibri" w:eastAsia="Times New Roman" w:hAnsi="Calibri" w:cs="Calibri"/>
+              <w:color w:val="000000"/>
+            </w:rPr>
+            <w:t>The</w:t>
+          </w:r>
+          <w:proofErr w:type="spellEnd"/>
+          <w:r>
+            <w:rPr>
+              <w:rFonts w:ascii="Calibri" w:eastAsia="Times New Roman" w:hAnsi="Calibri" w:cs="Calibri"/>
+              <w:color w:val="000000"/>
+            </w:rPr>
+            <w:t xml:space="preserve"> role of </w:t>
+          </w:r>
+          <w:proofErr w:type="spellStart"/>
+          <w:r>
+            <w:rPr>
+              <w:rFonts w:ascii="Calibri" w:eastAsia="Times New Roman" w:hAnsi="Calibri" w:cs="Calibri"/>
+              <w:color w:val="000000"/>
+            </w:rPr>
+            <w:t>the</w:t>
+          </w:r>
+          <w:proofErr w:type="spellEnd"/>
+          <w:r>
+            <w:rPr>
+              <w:rFonts w:ascii="Calibri" w:eastAsia="Times New Roman" w:hAnsi="Calibri" w:cs="Calibri"/>
+              <w:color w:val="000000"/>
+            </w:rPr>
+            <w:t xml:space="preserve"> COVID-19 </w:t>
+          </w:r>
+          <w:proofErr w:type="spellStart"/>
+          <w:r>
+            <w:rPr>
+              <w:rFonts w:ascii="Calibri" w:eastAsia="Times New Roman" w:hAnsi="Calibri" w:cs="Calibri"/>
+              <w:color w:val="000000"/>
+            </w:rPr>
+            <w:t>pandemic</w:t>
+          </w:r>
+          <w:proofErr w:type="spellEnd"/>
+          <w:r>
+            <w:rPr>
+              <w:rFonts w:ascii="Calibri" w:eastAsia="Times New Roman" w:hAnsi="Calibri" w:cs="Calibri"/>
+              <w:color w:val="000000"/>
+            </w:rPr>
+            <w:t xml:space="preserve">. </w:t>
+          </w:r>
+          <w:proofErr w:type="spellStart"/>
+          <w:r>
+            <w:rPr>
+              <w:rFonts w:ascii="Calibri" w:eastAsia="Times New Roman" w:hAnsi="Calibri" w:cs="Calibri"/>
+              <w:i/>
+              <w:iCs/>
+              <w:color w:val="000000"/>
+            </w:rPr>
+            <w:t>The</w:t>
+          </w:r>
+          <w:proofErr w:type="spellEnd"/>
+          <w:r>
+            <w:rPr>
+              <w:rFonts w:ascii="Calibri" w:eastAsia="Times New Roman" w:hAnsi="Calibri" w:cs="Calibri"/>
+              <w:i/>
+              <w:iCs/>
+              <w:color w:val="000000"/>
+            </w:rPr>
+            <w:t xml:space="preserve"> </w:t>
+          </w:r>
+          <w:proofErr w:type="spellStart"/>
+          <w:r>
+            <w:rPr>
+              <w:rFonts w:ascii="Calibri" w:eastAsia="Times New Roman" w:hAnsi="Calibri" w:cs="Calibri"/>
+              <w:i/>
+              <w:iCs/>
+              <w:color w:val="000000"/>
+            </w:rPr>
+            <w:t>Journal</w:t>
+          </w:r>
+          <w:proofErr w:type="spellEnd"/>
+          <w:r>
+            <w:rPr>
+              <w:rFonts w:ascii="Calibri" w:eastAsia="Times New Roman" w:hAnsi="Calibri" w:cs="Calibri"/>
+              <w:i/>
+              <w:iCs/>
+              <w:color w:val="000000"/>
+            </w:rPr>
+            <w:t xml:space="preserve"> of </w:t>
+          </w:r>
+          <w:proofErr w:type="spellStart"/>
+          <w:r>
+            <w:rPr>
+              <w:rFonts w:ascii="Calibri" w:eastAsia="Times New Roman" w:hAnsi="Calibri" w:cs="Calibri"/>
+              <w:i/>
+              <w:iCs/>
+              <w:color w:val="000000"/>
+            </w:rPr>
+            <w:t>Economic</w:t>
+          </w:r>
+          <w:proofErr w:type="spellEnd"/>
+          <w:r>
+            <w:rPr>
+              <w:rFonts w:ascii="Calibri" w:eastAsia="Times New Roman" w:hAnsi="Calibri" w:cs="Calibri"/>
+              <w:i/>
+              <w:iCs/>
+              <w:color w:val="000000"/>
+            </w:rPr>
+            <w:t xml:space="preserve"> </w:t>
+          </w:r>
+          <w:proofErr w:type="spellStart"/>
+          <w:r>
+            <w:rPr>
+              <w:rFonts w:ascii="Calibri" w:eastAsia="Times New Roman" w:hAnsi="Calibri" w:cs="Calibri"/>
+              <w:i/>
+              <w:iCs/>
+              <w:color w:val="000000"/>
+            </w:rPr>
+            <w:t>Asymmetries</w:t>
+          </w:r>
+          <w:proofErr w:type="spellEnd"/>
+          <w:r>
+            <w:rPr>
+              <w:rFonts w:ascii="Calibri" w:eastAsia="Times New Roman" w:hAnsi="Calibri" w:cs="Calibri"/>
+              <w:color w:val="000000"/>
+            </w:rPr>
+            <w:t xml:space="preserve">, </w:t>
+          </w:r>
+          <w:r>
+            <w:rPr>
+              <w:rFonts w:ascii="Calibri" w:eastAsia="Times New Roman" w:hAnsi="Calibri" w:cs="Calibri"/>
+              <w:i/>
+              <w:iCs/>
+              <w:color w:val="000000"/>
+            </w:rPr>
+            <w:t>26</w:t>
+          </w:r>
+          <w:r>
+            <w:rPr>
+              <w:rFonts w:ascii="Calibri" w:eastAsia="Times New Roman" w:hAnsi="Calibri" w:cs="Calibri"/>
+              <w:color w:val="000000"/>
+            </w:rPr>
+            <w:t>, e00276. https://doi.org/10.1016/J.JECA.2022.E00276</w:t>
+          </w:r>
+        </w:p>
+        <w:p>
+          <w:pPr>
+            <w:autoSpaceDE w:val="0"/>
+            <w:autoSpaceDN w:val="0"/>
+            <w:ind w:hanging="480"/>
+            <w:divId w:val="1492066000"/>
             <w:rPr>
               <w:rFonts w:ascii="Calibri" w:eastAsia="Times New Roman" w:hAnsi="Calibri" w:cs="Calibri"/>
               <w:color w:val="000000"/>
@@ -4380,8 +4858,11 @@
   </w:compat>
   <w:rsids>
     <w:rsidRoot w:val="00EF1F3F"/>
+    <w:rsid w:val="005E5AC4"/>
     <w:rsid w:val="00723C5C"/>
+    <w:rsid w:val="00767F00"/>
     <w:rsid w:val="00C40CF8"/>
+    <w:rsid w:val="00E75429"/>
     <w:rsid w:val="00EF1F3F"/>
   </w:rsids>
   <m:mathPr>
@@ -5168,8 +5649,8 @@
   </we:alternateReferences>
   <we:properties>
     <we:property name="MENDELEY_BIBLIOGRAPHY_IS_DIRTY" value="false"/>
-    <we:property name="MENDELEY_BIBLIOGRAPHY_LAST_MODIFIED" value="1779808589592"/>
-    <we:property name="MENDELEY_CITATIONS" value="[{&quot;citationID&quot;:&quot;MENDELEY_CITATION_d6f0c2a8-d5ec-468c-a71e-e21c358f2787&quot;,&quot;properties&quot;:{&quot;noteIndex&quot;:0},&quot;isEdited&quot;:false,&quot;manualOverride&quot;:{&quot;isManuallyOverridden&quot;:false,&quot;citeprocText&quot;:&quot;(Kılıç, 2025)&quot;,&quot;manualOverrideText&quot;:&quot;&quot;},&quot;citationTag&quot;:&quot;MENDELEY_CITATION_v3_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&quot;,&quot;citationItems&quot;:[{&quot;id&quot;:&quot;90fb3a2a-8a8b-3dca-be16-1ec0c8795603&quot;,&quot;itemData&quot;:{&quot;type&quot;:&quot;article-journal&quot;,&quot;id&quot;:&quot;90fb3a2a-8a8b-3dca-be16-1ec0c8795603&quot;,&quot;title&quot;:&quot;Linear and nonlinear econometric models against machine learning models: realized volatility prediction&quot;,&quot;groupId&quot;:&quot;092e372d-c067-3fdb-b3f7-8bafafb41bf5&quot;,&quot;author&quot;:[{&quot;family&quot;:&quot;Kılıç&quot;,&quot;given&quot;:&quot;Rehim&quot;,&quot;parse-names&quot;:false,&quot;dropping-particle&quot;:&quot;&quot;,&quot;non-dropping-particle&quot;:&quot;&quot;}],&quot;accessed&quot;:{&quot;date-parts&quot;:[[2026,5,26]]},&quot;DOI&quot;:&quot;10.17016/FEDS.2025.061&quot;,&quot;ISSN&quot;:&quot;2767-3898&quot;,&quot;URL&quot;:&quot;https://doi.org/10.17016/FEDS.2025.061.&quot;,&quot;issued&quot;:{&quot;date-parts&quot;:[[2025]]},&quot;abstract&quot;:&quot;This paper fills an important gap in the volatility forecasting literature by comparing a broad suite of machine learning (ML) methods with both linear and nonlinear econo-metric models using high-frequency realized volatility (RV) data for the S&amp;P 500. We evaluate ARFIMA, HAR, regime-switching HAR models (THAR, STHAR, MSHAR), and ML methods including Extreme Gradient Boosting, deep feed-forward neural networks, and recurrent networks (BRNN, LSTM, LSTM-A, GRU). Using rolling forecasts from 2006 onward , we find that regime-switching models-particularly THAR and STHAR-consistently outperform ML and linear models, especially when predictors are limited. These models also deliver more accurate risk forecasts and higher realized utility. While ML models capture some nonlinear patterns, they offer no consistent advantage over simpler, interpretable alternatives. Our findings highlight the importance of modeling regime changes through transparent econometric tools, especially in real-world applications where predictor availability is sparse and model interpretability is critical for risk management and portfolio allocation. JEL Classification: C10, C50, G11, G15.&quot;},&quot;isTemporary&quot;:false}]},{&quot;citationID&quot;:&quot;MENDELEY_CITATION_ea9f8a8f-fb80-4741-b592-b7ea38361fcb&quot;,&quot;properties&quot;:{&quot;noteIndex&quot;:0},&quot;isEdited&quot;:false,&quot;manualOverride&quot;:{&quot;isManuallyOverridden&quot;:false,&quot;citeprocText&quot;:&quot;(Leushuis &amp;#38; Petkov, 2026)&quot;,&quot;manualOverrideText&quot;:&quot;&quot;},&quot;citationTag&quot;:&quot;MENDELEY_CITATION_v3_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&quot;,&quot;citationItems&quot;:[{&quot;id&quot;:&quot;02d76dd6-27f2-376c-9de7-1e3428a31074&quot;,&quot;itemData&quot;:{&quot;type&quot;:&quot;article-journal&quot;,&quot;id&quot;:&quot;02d76dd6-27f2-376c-9de7-1e3428a31074&quot;,&quot;title&quot;:&quot;Advances in forecasting realized volatility: a review of methodologies&quot;,&quot;groupId&quot;:&quot;092e372d-c067-3fdb-b3f7-8bafafb41bf5&quot;,&quot;author&quot;:[{&quot;family&quot;:&quot;Leushuis&quot;,&quot;given&quot;:&quot;Radmir Mishelevich&quot;,&quot;parse-names&quot;:false,&quot;dropping-particle&quot;:&quot;&quot;,&quot;non-dropping-particle&quot;:&quot;&quot;},{&quot;family&quot;:&quot;Petkov&quot;,&quot;given&quot;:&quot;Nicolai&quot;,&quot;parse-names&quot;:false,&quot;dropping-particle&quot;:&quot;&quot;,&quot;non-dropping-particle&quot;:&quot;&quot;}],&quot;container-title&quot;:&quot;Financial Innovation 2026 12:1&quot;,&quot;accessed&quot;:{&quot;date-parts&quot;:[[2026,5,26]]},&quot;DOI&quot;:&quot;10.1186/S40854-025-00809-5&quot;,&quot;ISSN&quot;:&quot;2199-4730&quot;,&quot;URL&quot;:&quot;https://link.springer.com/article/10.1186/s40854-025-00809-5&quot;,&quot;issued&quot;:{&quot;date-parts&quot;:[[2026,1,6]]},&quot;page&quot;:&quot;14-&quot;,&quot;abstract&quot;:&quot;Over the past decade, volatility modeling has gained increasing importance in quantitative finance, significantly influencing risk management, investment strategies, and policymaking. Traditionally, academic research has emphasized linear models for forecasting realized volatility. However, advances in computational power have enabled the development of more sophisticated approaches, including machine and deep learning models. Despite these advancements, no comprehensive survey currently compares traditional linear methods with newer models in the context of realized volatility forecasting. This survey addresses that gap by analyzing all models used to forecast realized volatility in academic literature from 2000 to the first half of 2024. It highlights key academic contributions and examines the empirical characteristics of realized volatility. Our findings indicate that the top-performing hybrid convolutional neural network and long short-term memory model surpasses other models in forecasting accuracy. These results highlight the ability of such models to capture a broader range of factors driving realized volatility, affirming their valuable role in quantitative modeling.&quot;,&quot;publisher&quot;:&quot;SpringerOpen&quot;,&quot;issue&quot;:&quot;1&quot;,&quot;volume&quot;:&quot;12&quot;},&quot;isTemporary&quot;:false}]},{&quot;citationID&quot;:&quot;MENDELEY_CITATION_0f95b632-cf94-4bc1-b504-eb48f89c7649&quot;,&quot;properties&quot;:{&quot;noteIndex&quot;:0},&quot;isEdited&quot;:false,&quot;manualOverride&quot;:{&quot;isManuallyOverridden&quot;:false,&quot;citeprocText&quot;:&quot;(Peter et al., 2026)&quot;,&quot;manualOverrideText&quot;:&quot;&quot;},&quot;citationTag&quot;:&quot;MENDELEY_CITATION_v3_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&quot;,&quot;citationItems&quot;:[{&quot;id&quot;:&quot;99e7fb6e-624b-3146-ae51-dc6c98478710&quot;,&quot;itemData&quot;:{&quot;type&quot;:&quot;article-journal&quot;,&quot;id&quot;:&quot;99e7fb6e-624b-3146-ae51-dc6c98478710&quot;,&quot;title&quot;:&quot;A stacking model integrating GARCH and LSTM with feature interactions for time series volatility prediction&quot;,&quot;groupId&quot;:&quot;092e372d-c067-3fdb-b3f7-8bafafb41bf5&quot;,&quot;author&quot;:[{&quot;family&quot;:&quot;Peter&quot;,&quot;given&quot;:&quot;Michael&quot;,&quot;parse-names&quot;:false,&quot;dropping-particle&quot;:&quot;&quot;,&quot;non-dropping-particle&quot;:&quot;&quot;},{&quot;family&quot;:&quot;Mirau&quot;,&quot;given&quot;:&quot;Silas&quot;,&quot;parse-names&quot;:false,&quot;dropping-particle&quot;:&quot;&quot;,&quot;non-dropping-particle&quot;:&quot;&quot;},{&quot;family&quot;:&quot;Sinkwembe&quot;,&quot;given&quot;:&quot;Emmanuel&quot;,&quot;parse-names&quot;:false,&quot;dropping-particle&quot;:&quot;&quot;,&quot;non-dropping-particle&quot;:&quot;&quot;},{&quot;family&quot;:&quot;Kasumo&quot;,&quot;given&quot;:&quot;Christian&quot;,&quot;parse-names&quot;:false,&quot;dropping-particle&quot;:&quot;&quot;,&quot;non-dropping-particle&quot;:&quot;&quot;},{&quot;family&quot;:&quot;Guambe&quot;,&quot;given&quot;:&quot;Calisto&quot;,&quot;parse-names&quot;:false,&quot;dropping-particle&quot;:&quot;&quot;,&quot;non-dropping-particle&quot;:&quot;&quot;}],&quot;container-title&quot;:&quot;Array&quot;,&quot;accessed&quot;:{&quot;date-parts&quot;:[[2026,5,26]]},&quot;DOI&quot;:&quot;10.1016/J.ARRAY.2026.100700&quot;,&quot;ISSN&quot;:&quot;2590-0056&quot;,&quot;URL&quot;:&quot;https://www.sciencedirect.com/science/article/pii/S2590005626000238&quot;,&quot;issued&quot;:{&quot;date-parts&quot;:[[2026,3,1]]},&quot;page&quot;:&quot;100700&quot;,&quot;abstract&quot;:&quot;Volatility forecasting remains a cornerstone of quantitative finance, underpinning risk management, portfolio optimization, and regulatory oversight. This study introduces a novel stacking model that integrates the generalized autoregressive conditional heteroskedasticity (GARCH) framework with long short-term memory (LSTM) networks to capture both econometric structure and nonlinear temporal dependencies in financial time series. Unlike conventional hybrid approaches that sequentially cascade outputs, the proposed framework employs GARCH and LSTM as parallel base learners, with their predictions intelligently fused through a meta-learner that exploits feature interactions and cross-model synergies. The empirical evaluation benchmarks the stacking ensemble against state-of-the-art alternatives, including DLINEAR, CKAN, N-BEATS, and individual GARCH and LSTM specifications across multiple performance metrics. Results demonstrate consistent superiority across RMSE, MAE, accuracy, RAMP, geometric mean, Hausdorff distance, and AUC metrics, validating the synergistic benefits of integrating econometric and machine learning paradigms within a theoretically grounded architecture. The model's superior performance stems from leveraging GARCH's parametric efficiency in modeling volatility clustering while harnessing LSTM's capacity to capture complex nonlinear temporal patterns. Beyond methodological contributions, the framework offers practical value for enhancing systemic risk monitoring, improving stress testing frameworks, and optimizing investment strategies across diverse market conditions. The demonstrated robustness across different market regimes underscores its potential for adoption in both routine operations and crisis contexts. This research establishes stacking-based ensemble modeling as a powerful paradigm for advancing volatility prediction and provides a foundation for next-generation financial forecasting systems.&quot;,&quot;publisher&quot;:&quot;Elsevier&quot;,&quot;volume&quot;:&quot;29&quot;},&quot;isTemporary&quot;:false}]},{&quot;citationID&quot;:&quot;MENDELEY_CITATION_f970d8fa-1c6f-4763-a6bc-d806631e65d3&quot;,&quot;properties&quot;:{&quot;noteIndex&quot;:0},&quot;isEdited&quot;:false,&quot;manualOverride&quot;:{&quot;isManuallyOverridden&quot;:false,&quot;citeprocText&quot;:&quot;(Khan et al., 2024)&quot;,&quot;manualOverrideText&quot;:&quot;&quot;},&quot;citationTag&quot;:&quot;MENDELEY_CITATION_v3_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&quot;,&quot;citationItems&quot;:[{&quot;id&quot;:&quot;ee25369a-392d-3ddd-b970-56027ef8f602&quot;,&quot;itemData&quot;:{&quot;type&quot;:&quot;article-journal&quot;,&quot;id&quot;:&quot;ee25369a-392d-3ddd-b970-56027ef8f602&quot;,&quot;title&quot;:&quot;The impact of the COVID 19 pandemic on stock market volatility: evidence from a selection of developed and emerging stock markets&quot;,&quot;groupId&quot;:&quot;092e372d-c067-3fdb-b3f7-8bafafb41bf5&quot;,&quot;author&quot;:[{&quot;family&quot;:&quot;Khan&quot;,&quot;given&quot;:&quot;Muhammad Niaz&quot;,&quot;parse-names&quot;:false,&quot;dropping-particle&quot;:&quot;&quot;,&quot;non-dropping-particle&quot;:&quot;&quot;},{&quot;family&quot;:&quot;Fifield&quot;,&quot;given&quot;:&quot;Suzanne G.M.&quot;,&quot;parse-names&quot;:false,&quot;dropping-particle&quot;:&quot;&quot;,&quot;non-dropping-particle&quot;:&quot;&quot;},{&quot;family&quot;:&quot;Power&quot;,&quot;given&quot;:&quot;David M.&quot;,&quot;parse-names&quot;:false,&quot;dropping-particle&quot;:&quot;&quot;,&quot;non-dropping-particle&quot;:&quot;&quot;}],&quot;container-title&quot;:&quot;SN Business &amp; Economics 2024 4:6&quot;,&quot;accessed&quot;:{&quot;date-parts&quot;:[[2026,5,26]]},&quot;DOI&quot;:&quot;10.1007/S43546-024-00659-W&quot;,&quot;ISBN&quot;:&quot;0123456789&quot;,&quot;ISSN&quot;:&quot;2662-9399&quot;,&quot;URL&quot;:&quot;https://link.springer.com/article/10.1007/s43546-024-00659-w&quot;,&quot;issued&quot;:{&quot;date-parts&quot;:[[2024,5,15]]},&quot;page&quot;:&quot;63-&quot;,&quot;abstract&quot;:&quot;This study examines the impact of the COVID 19 pandemic on the stock markets of China, India, Pakistan, the UK and the US using Generalised Autoregressive Conditional Heteroscedasticity (GARCH) and Threshold GARCH models with COVID 19 as an exogenous dummy variable in the variance equation. The sample period of 2016–2021 is divided into two sub-periods: the pre-COVID 19 period and the COVID 19 period. The results of the study indicate that there was persistent volatility in these markets and that this volatility increased as a result of the pandemic. In addition, the Threshold GARCH results indicate that the asymmetric term was significant in all markets indicating that bad news, such as the pandemic, had a stronger impact on the conditional variance of the returns as compared to good news. In addition, the results further confirm that the US market had no significant impact on the volatility of the Chinese market during the pandemic. The results have important implications for (1) international investors regarding portfolio management and investment risk minimisation in situations like the COVID 19 pandemic; and (2) policy-makers in terms of how they respond to any future pandemic.&quot;,&quot;publisher&quot;:&quot;Springer&quot;,&quot;issue&quot;:&quot;6&quot;,&quot;volume&quot;:&quot;4&quot;},&quot;isTemporary&quot;:false}]},{&quot;citationID&quot;:&quot;MENDELEY_CITATION_93754582-a1be-42bd-b605-1107039d5487&quot;,&quot;properties&quot;:{&quot;noteIndex&quot;:0},&quot;isEdited&quot;:false,&quot;manualOverride&quot;:{&quot;isManuallyOverridden&quot;:false,&quot;citeprocText&quot;:&quot;(Vuong et al., 2022)&quot;,&quot;manualOverrideText&quot;:&quot;&quot;},&quot;citationTag&quot;:&quot;MENDELEY_CITATION_v3_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&quot;,&quot;citationItems&quot;:[{&quot;id&quot;:&quot;df765be2-c18e-3246-bc42-c0014b3b1f22&quot;,&quot;itemData&quot;:{&quot;type&quot;:&quot;article-journal&quot;,&quot;id&quot;:&quot;df765be2-c18e-3246-bc42-c0014b3b1f22&quot;,&quot;title&quot;:&quot;Volatility spillovers from the Chinese stock market to the U.S. stock market: The role of the COVID-19 pandemic&quot;,&quot;groupId&quot;:&quot;092e372d-c067-3fdb-b3f7-8bafafb41bf5&quot;,&quot;author&quot;:[{&quot;family&quot;:&quot;Vuong&quot;,&quot;given&quot;:&quot;Giang Thi Huong&quot;,&quot;parse-names&quot;:false,&quot;dropping-particle&quot;:&quot;&quot;,&quot;non-dropping-particle&quot;:&quot;&quot;},{&quot;family&quot;:&quot;Nguyen&quot;,&quot;given&quot;:&quot;Manh Huu&quot;,&quot;parse-names&quot;:false,&quot;dropping-particle&quot;:&quot;&quot;,&quot;non-dropping-particle&quot;:&quot;&quot;},{&quot;family&quot;:&quot;Huynh&quot;,&quot;given&quot;:&quot;Anh Ngoc Quang&quot;,&quot;parse-names&quot;:false,&quot;dropping-particle&quot;:&quot;&quot;,&quot;non-dropping-particle&quot;:&quot;&quot;}],&quot;container-title&quot;:&quot;The Journal of Economic Asymmetries&quot;,&quot;accessed&quot;:{&quot;date-parts&quot;:[[2026,5,26]]},&quot;DOI&quot;:&quot;10.1016/J.JECA.2022.E00276&quot;,&quot;ISSN&quot;:&quot;1703-4949&quot;,&quot;URL&quot;:&quot;https://www.sciencedirect.com/science/article/pii/S1703494922000366&quot;,&quot;issued&quot;:{&quot;date-parts&quot;:[[2022,11,1]]},&quot;page&quot;:&quot;e00276&quot;,&quot;abstract&quot;:&quot;The COVID-19 pandemic, which originated in Wuhan, China, precipitated the stock market crash of March 2020. According to published global data, the U.S. has been most affected by the tragedy throughout this outbreak. Understanding the degree of integration between the financial systems of the world's two largest economies, particularly during the COVID-19 pandemic, necessitates thorough research of the risk transmission from China's stock market to the U.S. stock market. This study examines the volatility transmission from the Chinese to the U.S. stock market from January 2001 to October 2020. We employ a variant form of the EGARCH (1,1) model with long-term control over the excessive volatility breakpoints identified by the ICSS algorithm. Since 2004, empirical evidence indicates that the volatility shocks of the Chinese stock market have frequently and negatively affected the volatility of the U.S. stock market. Most importantly, we explore that the COVID-19 pandemic vigorously and positively promoted the volatility infection from the Chinese equity market to the U.S. equity market in March 2020. This precious evidence endorses the asymmetric volatility transmission from the Chinese to the U.S. stock market when COVID-19 broke out. These experimental results provide profound insight into the risk contagion between the U.S. and China stock markets. They are also essential for securities investors to minimize portfolio risk. Furthermore, this paper suggests that globalization has carefully driven the integration of China's stock market with the international equity markets.&quot;,&quot;publisher&quot;:&quot;Elsevier&quot;,&quot;volume&quot;:&quot;26&quot;},&quot;isTemporary&quot;:false}]},{&quot;citationID&quot;:&quot;MENDELEY_CITATION_97ee10ab-13bb-40a0-b6c9-d341d2c446da&quot;,&quot;properties&quot;:{&quot;noteIndex&quot;:0},&quot;isEdited&quot;:false,&quot;manualOverride&quot;:{&quot;isManuallyOverridden&quot;:false,&quot;citeprocText&quot;:&quot;(Wang, 2024)&quot;,&quot;manualOverrideText&quot;:&quot;&quot;},&quot;citationTag&quot;:&quot;MENDELEY_CITATION_v3_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&quot;,&quot;citationItems&quot;:[{&quot;id&quot;:&quot;522db720-d412-31e1-a762-d59d545649ea&quot;,&quot;itemData&quot;:{&quot;type&quot;:&quot;article-journal&quot;,&quot;id&quot;:&quot;522db720-d412-31e1-a762-d59d545649ea&quot;,&quot;title&quot;:&quot;The Relationship Between Geopolitical Risks and Stock Market Volatility&quot;,&quot;groupId&quot;:&quot;092e372d-c067-3fdb-b3f7-8bafafb41bf5&quot;,&quot;author&quot;:[{&quot;family&quot;:&quot;Wang&quot;,&quot;given&quot;:&quot;Yuanxin&quot;,&quot;parse-names&quot;:false,&quot;dropping-particle&quot;:&quot;&quot;,&quot;non-dropping-particle&quot;:&quot;&quot;}],&quot;container-title&quot;:&quot;Frontiers in Business, Economics and Management&quot;,&quot;accessed&quot;:{&quot;date-parts&quot;:[[2026,5,26]]},&quot;DOI&quot;:&quot;10.54097/VTXP2W40&quot;,&quot;ISSN&quot;:&quot;2766-824X&quot;,&quot;issued&quot;:{&quot;date-parts&quot;:[[2024,12,24]]},&quot;page&quot;:&quot;379-385&quot;,&quot;abstract&quot;:&quot;In the globalized economic system, geopolitical conflicts are increasingly prominent as an important factor affecting stock market volatility. This essay delve into deeply explore the complex relationship between geopolitical risks and stock market volatility, and comprehensively analyze this area from a macro perspective through the combination of theory and empirical methods. First, this essay defines geopolitical risks systematically and explores various sources. Further, this essay analyzes the broad impact of geopolitical risks on the global economy and economic financial system. With regard to the stock market volatility, this essay introduces the measurement method of stock market volatility. In order to fully understand the impact of geopolitical risks on the stock market volatility, this essay conducts deep analysis from two dimensions of market sentiment and capital flows. In order to more specifically illustrate the impact of geopolitical risks on stock market volatility, this essay conducts an in-depth analysis using the Russian-Ukrainian war as a case study. This case not only shows the direct impact of geopolitical conflicts on stock market volatility, but also reveals the deep economic and financial logic behind it. The research in this paper not only helps to deeply understand the mechanism of the impact of geopolitical risk on stock market volatility, but also provides a useful reference for investors and policy makers. In the face of geopolitical risks, investors should pay more attention to relevant information in order to make more informed investment decisions. Policy makers should strengthen real-time monitoring of geopolitical risks and take corresponding risk prevention measures to maintain the stability of financial markets.&quot;,&quot;publisher&quot;:&quot;Darcy &amp; Roy Press Co. Ltd.&quot;,&quot;issue&quot;:&quot;3&quot;,&quot;volume&quot;:&quot;17&quot;},&quot;isTemporary&quot;:false}]}]"/>
+    <we:property name="MENDELEY_BIBLIOGRAPHY_LAST_MODIFIED" value="1779895292830"/>
+    <we:property name="MENDELEY_CITATIONS" value="[{&quot;citationID&quot;:&quot;MENDELEY_CITATION_d6f0c2a8-d5ec-468c-a71e-e21c358f2787&quot;,&quot;properties&quot;:{&quot;noteIndex&quot;:0},&quot;isEdited&quot;:false,&quot;manualOverride&quot;:{&quot;isManuallyOverridden&quot;:false,&quot;citeprocText&quot;:&quot;(Kılıç, 2025)&quot;,&quot;manualOverrideText&quot;:&quot;&quot;},&quot;citationTag&quot;:&quot;MENDELEY_CITATION_v3_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&quot;,&quot;citationItems&quot;:[{&quot;id&quot;:&quot;90fb3a2a-8a8b-3dca-be16-1ec0c8795603&quot;,&quot;itemData&quot;:{&quot;type&quot;:&quot;article-journal&quot;,&quot;id&quot;:&quot;90fb3a2a-8a8b-3dca-be16-1ec0c8795603&quot;,&quot;title&quot;:&quot;Linear and nonlinear econometric models against machine learning models: realized volatility prediction&quot;,&quot;groupId&quot;:&quot;092e372d-c067-3fdb-b3f7-8bafafb41bf5&quot;,&quot;author&quot;:[{&quot;family&quot;:&quot;Kılıç&quot;,&quot;given&quot;:&quot;Rehim&quot;,&quot;parse-names&quot;:false,&quot;dropping-particle&quot;:&quot;&quot;,&quot;non-dropping-particle&quot;:&quot;&quot;}],&quot;accessed&quot;:{&quot;date-parts&quot;:[[2026,5,26]]},&quot;DOI&quot;:&quot;10.17016/FEDS.2025.061&quot;,&quot;ISSN&quot;:&quot;2767-3898&quot;,&quot;URL&quot;:&quot;https://doi.org/10.17016/FEDS.2025.061.&quot;,&quot;issued&quot;:{&quot;date-parts&quot;:[[2025]]},&quot;abstract&quot;:&quot;This paper fills an important gap in the volatility forecasting literature by comparing a broad suite of machine learning (ML) methods with both linear and nonlinear econo-metric models using high-frequency realized volatility (RV) data for the S&amp;P 500. We evaluate ARFIMA, HAR, regime-switching HAR models (THAR, STHAR, MSHAR), and ML methods including Extreme Gradient Boosting, deep feed-forward neural networks, and recurrent networks (BRNN, LSTM, LSTM-A, GRU). Using rolling forecasts from 2006 onward , we find that regime-switching models-particularly THAR and STHAR-consistently outperform ML and linear models, especially when predictors are limited. These models also deliver more accurate risk forecasts and higher realized utility. While ML models capture some nonlinear patterns, they offer no consistent advantage over simpler, interpretable alternatives. Our findings highlight the importance of modeling regime changes through transparent econometric tools, especially in real-world applications where predictor availability is sparse and model interpretability is critical for risk management and portfolio allocation. JEL Classification: C10, C50, G11, G15.&quot;},&quot;isTemporary&quot;:false}]},{&quot;citationID&quot;:&quot;MENDELEY_CITATION_ea9f8a8f-fb80-4741-b592-b7ea38361fcb&quot;,&quot;properties&quot;:{&quot;noteIndex&quot;:0},&quot;isEdited&quot;:false,&quot;manualOverride&quot;:{&quot;isManuallyOverridden&quot;:false,&quot;citeprocText&quot;:&quot;(Leushuis &amp;#38; Petkov, 2026)&quot;,&quot;manualOverrideText&quot;:&quot;&quot;},&quot;citationTag&quot;:&quot;MENDELEY_CITATION_v3_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&quot;,&quot;citationItems&quot;:[{&quot;id&quot;:&quot;02d76dd6-27f2-376c-9de7-1e3428a31074&quot;,&quot;itemData&quot;:{&quot;type&quot;:&quot;article-journal&quot;,&quot;id&quot;:&quot;02d76dd6-27f2-376c-9de7-1e3428a31074&quot;,&quot;title&quot;:&quot;Advances in forecasting realized volatility: a review of methodologies&quot;,&quot;groupId&quot;:&quot;092e372d-c067-3fdb-b3f7-8bafafb41bf5&quot;,&quot;author&quot;:[{&quot;family&quot;:&quot;Leushuis&quot;,&quot;given&quot;:&quot;Radmir Mishelevich&quot;,&quot;parse-names&quot;:false,&quot;dropping-particle&quot;:&quot;&quot;,&quot;non-dropping-particle&quot;:&quot;&quot;},{&quot;family&quot;:&quot;Petkov&quot;,&quot;given&quot;:&quot;Nicolai&quot;,&quot;parse-names&quot;:false,&quot;dropping-particle&quot;:&quot;&quot;,&quot;non-dropping-particle&quot;:&quot;&quot;}],&quot;container-title&quot;:&quot;Financial Innovation 2026 12:1&quot;,&quot;accessed&quot;:{&quot;date-parts&quot;:[[2026,5,26]]},&quot;DOI&quot;:&quot;10.1186/S40854-025-00809-5&quot;,&quot;ISSN&quot;:&quot;2199-4730&quot;,&quot;URL&quot;:&quot;https://link.springer.com/article/10.1186/s40854-025-00809-5&quot;,&quot;issued&quot;:{&quot;date-parts&quot;:[[2026,1,6]]},&quot;page&quot;:&quot;14-&quot;,&quot;abstract&quot;:&quot;Over the past decade, volatility modeling has gained increasing importance in quantitative finance, significantly influencing risk management, investment strategies, and policymaking. Traditionally, academic research has emphasized linear models for forecasting realized volatility. However, advances in computational power have enabled the development of more sophisticated approaches, including machine and deep learning models. Despite these advancements, no comprehensive survey currently compares traditional linear methods with newer models in the context of realized volatility forecasting. This survey addresses that gap by analyzing all models used to forecast realized volatility in academic literature from 2000 to the first half of 2024. It highlights key academic contributions and examines the empirical characteristics of realized volatility. Our findings indicate that the top-performing hybrid convolutional neural network and long short-term memory model surpasses other models in forecasting accuracy. These results highlight the ability of such models to capture a broader range of factors driving realized volatility, affirming their valuable role in quantitative modeling.&quot;,&quot;publisher&quot;:&quot;SpringerOpen&quot;,&quot;issue&quot;:&quot;1&quot;,&quot;volume&quot;:&quot;12&quot;},&quot;isTemporary&quot;:false}]},{&quot;citationID&quot;:&quot;MENDELEY_CITATION_0f95b632-cf94-4bc1-b504-eb48f89c7649&quot;,&quot;properties&quot;:{&quot;noteIndex&quot;:0},&quot;isEdited&quot;:false,&quot;manualOverride&quot;:{&quot;isManuallyOverridden&quot;:false,&quot;citeprocText&quot;:&quot;(Peter et al., 2026)&quot;,&quot;manualOverrideText&quot;:&quot;&quot;},&quot;citationTag&quot;:&quot;MENDELEY_CITATION_v3_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&quot;,&quot;citationItems&quot;:[{&quot;id&quot;:&quot;99e7fb6e-624b-3146-ae51-dc6c98478710&quot;,&quot;itemData&quot;:{&quot;type&quot;:&quot;article-journal&quot;,&quot;id&quot;:&quot;99e7fb6e-624b-3146-ae51-dc6c98478710&quot;,&quot;title&quot;:&quot;A stacking model integrating GARCH and LSTM with feature interactions for time series volatility prediction&quot;,&quot;groupId&quot;:&quot;092e372d-c067-3fdb-b3f7-8bafafb41bf5&quot;,&quot;author&quot;:[{&quot;family&quot;:&quot;Peter&quot;,&quot;given&quot;:&quot;Michael&quot;,&quot;parse-names&quot;:false,&quot;dropping-particle&quot;:&quot;&quot;,&quot;non-dropping-particle&quot;:&quot;&quot;},{&quot;family&quot;:&quot;Mirau&quot;,&quot;given&quot;:&quot;Silas&quot;,&quot;parse-names&quot;:false,&quot;dropping-particle&quot;:&quot;&quot;,&quot;non-dropping-particle&quot;:&quot;&quot;},{&quot;family&quot;:&quot;Sinkwembe&quot;,&quot;given&quot;:&quot;Emmanuel&quot;,&quot;parse-names&quot;:false,&quot;dropping-particle&quot;:&quot;&quot;,&quot;non-dropping-particle&quot;:&quot;&quot;},{&quot;family&quot;:&quot;Kasumo&quot;,&quot;given&quot;:&quot;Christian&quot;,&quot;parse-names&quot;:false,&quot;dropping-particle&quot;:&quot;&quot;,&quot;non-dropping-particle&quot;:&quot;&quot;},{&quot;family&quot;:&quot;Guambe&quot;,&quot;given&quot;:&quot;Calisto&quot;,&quot;parse-names&quot;:false,&quot;dropping-particle&quot;:&quot;&quot;,&quot;non-dropping-particle&quot;:&quot;&quot;}],&quot;container-title&quot;:&quot;Array&quot;,&quot;accessed&quot;:{&quot;date-parts&quot;:[[2026,5,26]]},&quot;DOI&quot;:&quot;10.1016/J.ARRAY.2026.100700&quot;,&quot;ISSN&quot;:&quot;2590-0056&quot;,&quot;URL&quot;:&quot;https://www.sciencedirect.com/science/article/pii/S2590005626000238&quot;,&quot;issued&quot;:{&quot;date-parts&quot;:[[2026,3,1]]},&quot;page&quot;:&quot;100700&quot;,&quot;abstract&quot;:&quot;Volatility forecasting remains a cornerstone of quantitative finance, underpinning risk management, portfolio optimization, and regulatory oversight. This study introduces a novel stacking model that integrates the generalized autoregressive conditional heteroskedasticity (GARCH) framework with long short-term memory (LSTM) networks to capture both econometric structure and nonlinear temporal dependencies in financial time series. Unlike conventional hybrid approaches that sequentially cascade outputs, the proposed framework employs GARCH and LSTM as parallel base learners, with their predictions intelligently fused through a meta-learner that exploits feature interactions and cross-model synergies. The empirical evaluation benchmarks the stacking ensemble against state-of-the-art alternatives, including DLINEAR, CKAN, N-BEATS, and individual GARCH and LSTM specifications across multiple performance metrics. Results demonstrate consistent superiority across RMSE, MAE, accuracy, RAMP, geometric mean, Hausdorff distance, and AUC metrics, validating the synergistic benefits of integrating econometric and machine learning paradigms within a theoretically grounded architecture. The model's superior performance stems from leveraging GARCH's parametric efficiency in modeling volatility clustering while harnessing LSTM's capacity to capture complex nonlinear temporal patterns. Beyond methodological contributions, the framework offers practical value for enhancing systemic risk monitoring, improving stress testing frameworks, and optimizing investment strategies across diverse market conditions. The demonstrated robustness across different market regimes underscores its potential for adoption in both routine operations and crisis contexts. This research establishes stacking-based ensemble modeling as a powerful paradigm for advancing volatility prediction and provides a foundation for next-generation financial forecasting systems.&quot;,&quot;publisher&quot;:&quot;Elsevier&quot;,&quot;volume&quot;:&quot;29&quot;},&quot;isTemporary&quot;:false}]},{&quot;citationID&quot;:&quot;MENDELEY_CITATION_f970d8fa-1c6f-4763-a6bc-d806631e65d3&quot;,&quot;properties&quot;:{&quot;noteIndex&quot;:0},&quot;isEdited&quot;:false,&quot;manualOverride&quot;:{&quot;isManuallyOverridden&quot;:false,&quot;citeprocText&quot;:&quot;(Khan et al., 2024)&quot;,&quot;manualOverrideText&quot;:&quot;&quot;},&quot;citationTag&quot;:&quot;MENDELEY_CITATION_v3_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&quot;,&quot;citationItems&quot;:[{&quot;id&quot;:&quot;ee25369a-392d-3ddd-b970-56027ef8f602&quot;,&quot;itemData&quot;:{&quot;type&quot;:&quot;article-journal&quot;,&quot;id&quot;:&quot;ee25369a-392d-3ddd-b970-56027ef8f602&quot;,&quot;title&quot;:&quot;The impact of the COVID 19 pandemic on stock market volatility: evidence from a selection of developed and emerging stock markets&quot;,&quot;groupId&quot;:&quot;092e372d-c067-3fdb-b3f7-8bafafb41bf5&quot;,&quot;author&quot;:[{&quot;family&quot;:&quot;Khan&quot;,&quot;given&quot;:&quot;Muhammad Niaz&quot;,&quot;parse-names&quot;:false,&quot;dropping-particle&quot;:&quot;&quot;,&quot;non-dropping-particle&quot;:&quot;&quot;},{&quot;family&quot;:&quot;Fifield&quot;,&quot;given&quot;:&quot;Suzanne G.M.&quot;,&quot;parse-names&quot;:false,&quot;dropping-particle&quot;:&quot;&quot;,&quot;non-dropping-particle&quot;:&quot;&quot;},{&quot;family&quot;:&quot;Power&quot;,&quot;given&quot;:&quot;David M.&quot;,&quot;parse-names&quot;:false,&quot;dropping-particle&quot;:&quot;&quot;,&quot;non-dropping-particle&quot;:&quot;&quot;}],&quot;container-title&quot;:&quot;SN Business &amp; Economics 2024 4:6&quot;,&quot;accessed&quot;:{&quot;date-parts&quot;:[[2026,5,26]]},&quot;DOI&quot;:&quot;10.1007/S43546-024-00659-W&quot;,&quot;ISBN&quot;:&quot;0123456789&quot;,&quot;ISSN&quot;:&quot;2662-9399&quot;,&quot;URL&quot;:&quot;https://link.springer.com/article/10.1007/s43546-024-00659-w&quot;,&quot;issued&quot;:{&quot;date-parts&quot;:[[2024,5,15]]},&quot;page&quot;:&quot;63-&quot;,&quot;abstract&quot;:&quot;This study examines the impact of the COVID 19 pandemic on the stock markets of China, India, Pakistan, the UK and the US using Generalised Autoregressive Conditional Heteroscedasticity (GARCH) and Threshold GARCH models with COVID 19 as an exogenous dummy variable in the variance equation. The sample period of 2016–2021 is divided into two sub-periods: the pre-COVID 19 period and the COVID 19 period. The results of the study indicate that there was persistent volatility in these markets and that this volatility increased as a result of the pandemic. In addition, the Threshold GARCH results indicate that the asymmetric term was significant in all markets indicating that bad news, such as the pandemic, had a stronger impact on the conditional variance of the returns as compared to good news. In addition, the results further confirm that the US market had no significant impact on the volatility of the Chinese market during the pandemic. The results have important implications for (1) international investors regarding portfolio management and investment risk minimisation in situations like the COVID 19 pandemic; and (2) policy-makers in terms of how they respond to any future pandemic.&quot;,&quot;publisher&quot;:&quot;Springer&quot;,&quot;issue&quot;:&quot;6&quot;,&quot;volume&quot;:&quot;4&quot;},&quot;isTemporary&quot;:false}]},{&quot;citationID&quot;:&quot;MENDELEY_CITATION_93754582-a1be-42bd-b605-1107039d5487&quot;,&quot;properties&quot;:{&quot;noteIndex&quot;:0},&quot;isEdited&quot;:false,&quot;manualOverride&quot;:{&quot;isManuallyOverridden&quot;:false,&quot;citeprocText&quot;:&quot;(Vuong et al., 2022)&quot;,&quot;manualOverrideText&quot;:&quot;&quot;},&quot;citationTag&quot;:&quot;MENDELEY_CITATION_v3_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&quot;,&quot;citationItems&quot;:[{&quot;id&quot;:&quot;df765be2-c18e-3246-bc42-c0014b3b1f22&quot;,&quot;itemData&quot;:{&quot;type&quot;:&quot;article-journal&quot;,&quot;id&quot;:&quot;df765be2-c18e-3246-bc42-c0014b3b1f22&quot;,&quot;title&quot;:&quot;Volatility spillovers from the Chinese stock market to the U.S. stock market: The role of the COVID-19 pandemic&quot;,&quot;groupId&quot;:&quot;092e372d-c067-3fdb-b3f7-8bafafb41bf5&quot;,&quot;author&quot;:[{&quot;family&quot;:&quot;Vuong&quot;,&quot;given&quot;:&quot;Giang Thi Huong&quot;,&quot;parse-names&quot;:false,&quot;dropping-particle&quot;:&quot;&quot;,&quot;non-dropping-particle&quot;:&quot;&quot;},{&quot;family&quot;:&quot;Nguyen&quot;,&quot;given&quot;:&quot;Manh Huu&quot;,&quot;parse-names&quot;:false,&quot;dropping-particle&quot;:&quot;&quot;,&quot;non-dropping-particle&quot;:&quot;&quot;},{&quot;family&quot;:&quot;Huynh&quot;,&quot;given&quot;:&quot;Anh Ngoc Quang&quot;,&quot;parse-names&quot;:false,&quot;dropping-particle&quot;:&quot;&quot;,&quot;non-dropping-particle&quot;:&quot;&quot;}],&quot;container-title&quot;:&quot;The Journal of Economic Asymmetries&quot;,&quot;accessed&quot;:{&quot;date-parts&quot;:[[2026,5,26]]},&quot;DOI&quot;:&quot;10.1016/J.JECA.2022.E00276&quot;,&quot;ISSN&quot;:&quot;1703-4949&quot;,&quot;URL&quot;:&quot;https://www.sciencedirect.com/science/article/pii/S1703494922000366&quot;,&quot;issued&quot;:{&quot;date-parts&quot;:[[2022,11,1]]},&quot;page&quot;:&quot;e00276&quot;,&quot;abstract&quot;:&quot;The COVID-19 pandemic, which originated in Wuhan, China, precipitated the stock market crash of March 2020. According to published global data, the U.S. has been most affected by the tragedy throughout this outbreak. Understanding the degree of integration between the financial systems of the world's two largest economies, particularly during the COVID-19 pandemic, necessitates thorough research of the risk transmission from China's stock market to the U.S. stock market. This study examines the volatility transmission from the Chinese to the U.S. stock market from January 2001 to October 2020. We employ a variant form of the EGARCH (1,1) model with long-term control over the excessive volatility breakpoints identified by the ICSS algorithm. Since 2004, empirical evidence indicates that the volatility shocks of the Chinese stock market have frequently and negatively affected the volatility of the U.S. stock market. Most importantly, we explore that the COVID-19 pandemic vigorously and positively promoted the volatility infection from the Chinese equity market to the U.S. equity market in March 2020. This precious evidence endorses the asymmetric volatility transmission from the Chinese to the U.S. stock market when COVID-19 broke out. These experimental results provide profound insight into the risk contagion between the U.S. and China stock markets. They are also essential for securities investors to minimize portfolio risk. Furthermore, this paper suggests that globalization has carefully driven the integration of China's stock market with the international equity markets.&quot;,&quot;publisher&quot;:&quot;Elsevier&quot;,&quot;volume&quot;:&quot;26&quot;},&quot;isTemporary&quot;:false}]},{&quot;citationID&quot;:&quot;MENDELEY_CITATION_97ee10ab-13bb-40a0-b6c9-d341d2c446da&quot;,&quot;properties&quot;:{&quot;noteIndex&quot;:0},&quot;isEdited&quot;:false,&quot;manualOverride&quot;:{&quot;isManuallyOverridden&quot;:false,&quot;citeprocText&quot;:&quot;(Wang, 2024)&quot;,&quot;manualOverrideText&quot;:&quot;&quot;},&quot;citationTag&quot;:&quot;MENDELEY_CITATION_v3_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&quot;,&quot;citationItems&quot;:[{&quot;id&quot;:&quot;522db720-d412-31e1-a762-d59d545649ea&quot;,&quot;itemData&quot;:{&quot;type&quot;:&quot;article-journal&quot;,&quot;id&quot;:&quot;522db720-d412-31e1-a762-d59d545649ea&quot;,&quot;title&quot;:&quot;The Relationship Between Geopolitical Risks and Stock Market Volatility&quot;,&quot;groupId&quot;:&quot;092e372d-c067-3fdb-b3f7-8bafafb41bf5&quot;,&quot;author&quot;:[{&quot;family&quot;:&quot;Wang&quot;,&quot;given&quot;:&quot;Yuanxin&quot;,&quot;parse-names&quot;:false,&quot;dropping-particle&quot;:&quot;&quot;,&quot;non-dropping-particle&quot;:&quot;&quot;}],&quot;container-title&quot;:&quot;Frontiers in Business, Economics and Management&quot;,&quot;accessed&quot;:{&quot;date-parts&quot;:[[2026,5,26]]},&quot;DOI&quot;:&quot;10.54097/VTXP2W40&quot;,&quot;ISSN&quot;:&quot;2766-824X&quot;,&quot;issued&quot;:{&quot;date-parts&quot;:[[2024,12,24]]},&quot;page&quot;:&quot;379-385&quot;,&quot;abstract&quot;:&quot;In the globalized economic system, geopolitical conflicts are increasingly prominent as an important factor affecting stock market volatility. This essay delve into deeply explore the complex relationship between geopolitical risks and stock market volatility, and comprehensively analyze this area from a macro perspective through the combination of theory and empirical methods. First, this essay defines geopolitical risks systematically and explores various sources. Further, this essay analyzes the broad impact of geopolitical risks on the global economy and economic financial system. With regard to the stock market volatility, this essay introduces the measurement method of stock market volatility. In order to fully understand the impact of geopolitical risks on the stock market volatility, this essay conducts deep analysis from two dimensions of market sentiment and capital flows. In order to more specifically illustrate the impact of geopolitical risks on stock market volatility, this essay conducts an in-depth analysis using the Russian-Ukrainian war as a case study. This case not only shows the direct impact of geopolitical conflicts on stock market volatility, but also reveals the deep economic and financial logic behind it. The research in this paper not only helps to deeply understand the mechanism of the impact of geopolitical risk on stock market volatility, but also provides a useful reference for investors and policy makers. In the face of geopolitical risks, investors should pay more attention to relevant information in order to make more informed investment decisions. Policy makers should strengthen real-time monitoring of geopolitical risks and take corresponding risk prevention measures to maintain the stability of financial markets.&quot;,&quot;publisher&quot;:&quot;Darcy &amp; Roy Press Co. Ltd.&quot;,&quot;issue&quot;:&quot;3&quot;,&quot;volume&quot;:&quot;17&quot;},&quot;isTemporary&quot;:false}]},{&quot;citationID&quot;:&quot;MENDELEY_CITATION_6c6787bf-a8ae-4dd9-bbc6-2bbaa5422402&quot;,&quot;properties&quot;:{&quot;noteIndex&quot;:0},&quot;isEdited&quot;:false,&quot;manualOverride&quot;:{&quot;isManuallyOverridden&quot;:false,&quot;citeprocText&quot;:&quot;(Branco et al., 2024)&quot;,&quot;manualOverrideText&quot;:&quot;&quot;},&quot;citationTag&quot;:&quot;MENDELEY_CITATION_v3_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&quot;,&quot;citationItems&quot;:[{&quot;id&quot;:&quot;5feadc75-f7f1-3040-a41a-a354532e5302&quot;,&quot;itemData&quot;:{&quot;type&quot;:&quot;article-journal&quot;,&quot;id&quot;:&quot;5feadc75-f7f1-3040-a41a-a354532e5302&quot;,&quot;title&quot;:&quot;Forecasting realized volatility: Does anything beat linear models?&quot;,&quot;groupId&quot;:&quot;092e372d-c067-3fdb-b3f7-8bafafb41bf5&quot;,&quot;author&quot;:[{&quot;family&quot;:&quot;Branco&quot;,&quot;given&quot;:&quot;Rafael R.&quot;,&quot;parse-names&quot;:false,&quot;dropping-particle&quot;:&quot;&quot;,&quot;non-dropping-particle&quot;:&quot;&quot;},{&quot;family&quot;:&quot;Rubesam&quot;,&quot;given&quot;:&quot;Alexandre&quot;,&quot;parse-names&quot;:false,&quot;dropping-particle&quot;:&quot;&quot;,&quot;non-dropping-particle&quot;:&quot;&quot;},{&quot;family&quot;:&quot;Zevallos&quot;,&quot;given&quot;:&quot;Mauricio&quot;,&quot;parse-names&quot;:false,&quot;dropping-particle&quot;:&quot;&quot;,&quot;non-dropping-particle&quot;:&quot;&quot;}],&quot;container-title&quot;:&quot;Journal of Empirical Finance&quot;,&quot;container-title-short&quot;:&quot;J. Empir. Finance&quot;,&quot;accessed&quot;:{&quot;date-parts&quot;:[[2026,5,27]]},&quot;DOI&quot;:&quot;10.1016/j.jempfin.2024.101524&quot;,&quot;ISSN&quot;:&quot;09275398&quot;,&quot;issued&quot;:{&quot;date-parts&quot;:[[2024,9,1]]},&quot;abstract&quot;:&quot;We evaluate the performance of several linear and nonlinear machine learning (ML) models in forecasting the realized volatility (RV) of ten global stock market indices in the period from January 2000 to December 2021. We train models using a dataset that includes past values of the RV and additional predictors, including lagged returns, implied volatility, macroeconomic and sentiment variables. We compare these models to widely used heterogeneous autoregressive (HAR) models. Our main conclusions are that (i) the additional predictors improve the out-of-sample forecasts at the daily and weekly forecast horizons; (ii) we find no evidence that nonlinear ML models can statistically outperform linear models in general; and (iii) in terms of the economic value that an investor would derive from monthly RV forecasts to build volatility-timing portfolios, simpler models without additional predictors work better.&quot;,&quot;publisher&quot;:&quot;Elsevier B.V.&quot;,&quot;volume&quot;:&quot;78&quot;},&quot;isTemporary&quot;:false}]}]"/>
     <we:property name="MENDELEY_CITATIONS_STYLE" value="{&quot;id&quot;:&quot;https://www.zotero.org/styles/apa&quot;,&quot;title&quot;:&quot;APA Style 7th edition&quot;,&quot;format&quot;:&quot;author-date&quot;,&quot;defaultLocale&quot;:null,&quot;isLocaleCodeValid&quot;:true}"/>
   </we:properties>
   <we:bindings/>

--- a/Koncept Dizertačnej Práce.docx
+++ b/Koncept Dizertačnej Práce.docx
@@ -533,7 +533,7 @@
           <w:sz w:val="24"/>
           <w:szCs w:val="24"/>
         </w:rPr>
-        <w:t xml:space="preserve"> (2016-2021) výrazne zvýšil</w:t>
+        <w:t xml:space="preserve"> výrazne zvýšil</w:t>
       </w:r>
       <w:r>
         <w:rPr>
@@ -993,16 +993,16 @@
           <w:sz w:val="24"/>
           <w:szCs w:val="24"/>
         </w:rPr>
-        <w:t>dôrazom na globálne trhy a vplyv geopolitických šokov s použitím robustných metód umelej inteligencie a strojového učenia. Presne t</w:t>
-      </w:r>
-      <w:r>
-        <w:rPr>
-          <w:rFonts w:ascii="Calibri" w:hAnsi="Calibri" w:cs="Calibri"/>
-          <w:color w:val="000000"/>
-          <w:sz w:val="24"/>
-          <w:szCs w:val="24"/>
-        </w:rPr>
-        <w:t>ieto</w:t>
+        <w:t xml:space="preserve">dôrazom na globálne trhy a vplyv geopolitických šokov s použitím robustných metód umelej inteligencie a strojového učenia. </w:t>
+      </w:r>
+      <w:r>
+        <w:rPr>
+          <w:rFonts w:ascii="Calibri" w:hAnsi="Calibri" w:cs="Calibri"/>
+          <w:color w:val="000000"/>
+          <w:sz w:val="24"/>
+          <w:szCs w:val="24"/>
+        </w:rPr>
+        <w:t>Na spomínané</w:t>
       </w:r>
       <w:r>
         <w:rPr>
@@ -1029,7 +1029,16 @@
           <w:sz w:val="24"/>
           <w:szCs w:val="24"/>
         </w:rPr>
-        <w:t xml:space="preserve"> má za cieľ vyriešiť táto dizertačná práca.</w:t>
+        <w:t xml:space="preserve"> sa zameriava</w:t>
+      </w:r>
+      <w:r>
+        <w:rPr>
+          <w:rFonts w:ascii="Calibri" w:hAnsi="Calibri" w:cs="Calibri"/>
+          <w:color w:val="000000"/>
+          <w:sz w:val="24"/>
+          <w:szCs w:val="24"/>
+        </w:rPr>
+        <w:t xml:space="preserve"> táto dizertačná práca.</w:t>
       </w:r>
     </w:p>
     <w:p>
@@ -1100,47 +1109,6 @@
     </w:p>
     <w:p>
       <w:pPr>
-        <w:ind w:firstLine="708"/>
-        <w:jc w:val="both"/>
-        <w:rPr>
-          <w:rFonts w:ascii="Calibri" w:hAnsi="Calibri" w:cs="Calibri"/>
-          <w:color w:val="000000"/>
-          <w:sz w:val="24"/>
-          <w:szCs w:val="24"/>
-        </w:rPr>
-      </w:pPr>
-      <w:r>
-        <w:rPr>
-          <w:rFonts w:ascii="Calibri" w:hAnsi="Calibri" w:cs="Calibri"/>
-          <w:color w:val="000000"/>
-          <w:sz w:val="24"/>
-          <w:szCs w:val="24"/>
-        </w:rPr>
-        <w:t xml:space="preserve">Analýza bude založená na časových radoch trhových cien akcií, ktoré budú predspracované pomocou metód čistenia dát, transformácie časových radov a odstránenia </w:t>
-      </w:r>
-      <w:proofErr w:type="spellStart"/>
-      <w:r>
-        <w:rPr>
-          <w:rFonts w:ascii="Calibri" w:hAnsi="Calibri" w:cs="Calibri"/>
-          <w:color w:val="000000"/>
-          <w:sz w:val="24"/>
-          <w:szCs w:val="24"/>
-        </w:rPr>
-        <w:t>autokorelácie</w:t>
-      </w:r>
-      <w:proofErr w:type="spellEnd"/>
-      <w:r>
-        <w:rPr>
-          <w:rFonts w:ascii="Calibri" w:hAnsi="Calibri" w:cs="Calibri"/>
-          <w:color w:val="000000"/>
-          <w:sz w:val="24"/>
-          <w:szCs w:val="24"/>
-        </w:rPr>
-        <w:t>. Na takto pripravené dáta budú aplikované metódy umelej inteligencie a strojového učenia zamerané na identifikáciu vzorov, klasifikáciu a predikciu volatility.</w:t>
-      </w:r>
-    </w:p>
-    <w:p>
-      <w:pPr>
         <w:jc w:val="both"/>
         <w:rPr>
           <w:rFonts w:ascii="Calibri" w:hAnsi="Calibri" w:cs="Calibri"/>
@@ -1149,6 +1117,7 @@
           <w:color w:val="000000"/>
           <w:sz w:val="28"/>
           <w:szCs w:val="28"/>
+          <w:u w:val="thick"/>
         </w:rPr>
       </w:pPr>
       <w:r>
@@ -1157,8 +1126,9 @@
           <w:b/>
           <w:bCs/>
           <w:color w:val="000000"/>
-          <w:sz w:val="28"/>
-          <w:szCs w:val="28"/>
+          <w:sz w:val="24"/>
+          <w:szCs w:val="24"/>
+          <w:u w:val="thick"/>
         </w:rPr>
         <w:t>Poznatky, ktoré rozšíri dizertačná práca</w:t>
       </w:r>
@@ -1240,7 +1210,58 @@
           <w:sz w:val="24"/>
           <w:szCs w:val="24"/>
         </w:rPr>
-        <w:t xml:space="preserve"> analyzovali skutočnú volatilitu desiatich globálnych akciových indexov, pričom porovnávali lineárne a nelineárne modely strojového učenia</w:t>
+        <w:t xml:space="preserve"> analyzovali skutočnú volatilitu</w:t>
+      </w:r>
+      <w:r>
+        <w:rPr>
+          <w:rFonts w:ascii="Calibri" w:hAnsi="Calibri" w:cs="Calibri"/>
+          <w:color w:val="000000"/>
+          <w:sz w:val="24"/>
+          <w:szCs w:val="24"/>
+        </w:rPr>
+        <w:t xml:space="preserve"> (</w:t>
+      </w:r>
+      <w:proofErr w:type="spellStart"/>
+      <w:r>
+        <w:rPr>
+          <w:rFonts w:ascii="Calibri" w:hAnsi="Calibri" w:cs="Calibri"/>
+          <w:i/>
+          <w:iCs/>
+          <w:color w:val="000000"/>
+          <w:sz w:val="24"/>
+          <w:szCs w:val="24"/>
+        </w:rPr>
+        <w:t>Realized</w:t>
+      </w:r>
+      <w:proofErr w:type="spellEnd"/>
+      <w:r>
+        <w:rPr>
+          <w:rFonts w:ascii="Calibri" w:hAnsi="Calibri" w:cs="Calibri"/>
+          <w:i/>
+          <w:iCs/>
+          <w:color w:val="000000"/>
+          <w:sz w:val="24"/>
+          <w:szCs w:val="24"/>
+        </w:rPr>
+        <w:t xml:space="preserve"> Volatility</w:t>
+      </w:r>
+      <w:r>
+        <w:rPr>
+          <w:rFonts w:ascii="Calibri" w:hAnsi="Calibri" w:cs="Calibri"/>
+          <w:color w:val="000000"/>
+          <w:sz w:val="24"/>
+          <w:szCs w:val="24"/>
+        </w:rPr>
+        <w:t>)</w:t>
+      </w:r>
+      <w:r>
+        <w:rPr>
+          <w:rFonts w:ascii="Calibri" w:hAnsi="Calibri" w:cs="Calibri"/>
+          <w:color w:val="000000"/>
+          <w:sz w:val="24"/>
+          <w:szCs w:val="24"/>
+        </w:rPr>
+        <w:t xml:space="preserve"> desiatich globálnych akciových indexov, pričom porovnávali lineárne a nelineárne modely strojového učenia</w:t>
       </w:r>
       <w:r>
         <w:rPr>
@@ -1277,6 +1298,15 @@
           <w:szCs w:val="24"/>
         </w:rPr>
         <w:t xml:space="preserve">. </w:t>
+      </w:r>
+      <w:r>
+        <w:rPr>
+          <w:rFonts w:ascii="Calibri" w:hAnsi="Calibri" w:cs="Calibri"/>
+          <w:color w:val="000000"/>
+          <w:sz w:val="24"/>
+          <w:szCs w:val="24"/>
+        </w:rPr>
+        <w:t>Zároveň práca rozšíri poznatky o výkonnosti metód umelej inteligencie v porovnaní s ekonometrickými modelmi.</w:t>
       </w:r>
     </w:p>
     <w:p>
@@ -1287,8 +1317,9 @@
           <w:b/>
           <w:bCs/>
           <w:color w:val="000000"/>
-          <w:sz w:val="28"/>
-          <w:szCs w:val="28"/>
+          <w:sz w:val="24"/>
+          <w:szCs w:val="24"/>
+          <w:u w:val="thick"/>
         </w:rPr>
       </w:pPr>
       <w:r>
@@ -1297,8 +1328,9 @@
           <w:b/>
           <w:bCs/>
           <w:color w:val="000000"/>
-          <w:sz w:val="28"/>
-          <w:szCs w:val="28"/>
+          <w:sz w:val="24"/>
+          <w:szCs w:val="24"/>
+          <w:u w:val="thick"/>
         </w:rPr>
         <w:t>Poznatky, ktoré prinesie dizertačná práca</w:t>
       </w:r>
@@ -1329,43 +1361,34 @@
           <w:sz w:val="24"/>
           <w:szCs w:val="24"/>
         </w:rPr>
-        <w:t>Komparácia bude zahŕňať nielen volatilitu trhov, ale aj</w:t>
-      </w:r>
-      <w:r>
-        <w:rPr>
-          <w:rFonts w:ascii="Calibri" w:hAnsi="Calibri" w:cs="Calibri"/>
-          <w:color w:val="000000"/>
-          <w:sz w:val="24"/>
-          <w:szCs w:val="24"/>
-        </w:rPr>
-        <w:t xml:space="preserve"> porovnanie</w:t>
-      </w:r>
-      <w:r>
-        <w:rPr>
-          <w:rFonts w:ascii="Calibri" w:hAnsi="Calibri" w:cs="Calibri"/>
-          <w:color w:val="000000"/>
-          <w:sz w:val="24"/>
-          <w:szCs w:val="24"/>
-        </w:rPr>
-        <w:t xml:space="preserve"> výkon</w:t>
-      </w:r>
-      <w:r>
-        <w:rPr>
-          <w:rFonts w:ascii="Calibri" w:hAnsi="Calibri" w:cs="Calibri"/>
-          <w:color w:val="000000"/>
-          <w:sz w:val="24"/>
-          <w:szCs w:val="24"/>
-        </w:rPr>
-        <w:t>u</w:t>
-      </w:r>
-      <w:r>
-        <w:rPr>
-          <w:rFonts w:ascii="Calibri" w:hAnsi="Calibri" w:cs="Calibri"/>
-          <w:color w:val="000000"/>
-          <w:sz w:val="24"/>
-          <w:szCs w:val="24"/>
-        </w:rPr>
-        <w:t xml:space="preserve"> modelov strojového učenia s ekonometrickými metódami, pretože z </w:t>
+        <w:t>Výskum práce prinesie poznatky ohľadom výkonnosti metód umelej inteligencie aplikované na komparáciu volatility trhov USA, Európy a Číny</w:t>
+      </w:r>
+      <w:r>
+        <w:rPr>
+          <w:rFonts w:ascii="Calibri" w:hAnsi="Calibri" w:cs="Calibri"/>
+          <w:color w:val="000000"/>
+          <w:sz w:val="24"/>
+          <w:szCs w:val="24"/>
+        </w:rPr>
+        <w:t xml:space="preserve">, </w:t>
+      </w:r>
+      <w:r>
+        <w:rPr>
+          <w:rFonts w:ascii="Calibri" w:hAnsi="Calibri" w:cs="Calibri"/>
+          <w:color w:val="000000"/>
+          <w:sz w:val="24"/>
+          <w:szCs w:val="24"/>
+        </w:rPr>
+        <w:t>keďže</w:t>
+      </w:r>
+      <w:r>
+        <w:rPr>
+          <w:rFonts w:ascii="Calibri" w:hAnsi="Calibri" w:cs="Calibri"/>
+          <w:color w:val="000000"/>
+          <w:sz w:val="24"/>
+          <w:szCs w:val="24"/>
+        </w:rPr>
+        <w:t xml:space="preserve"> z </w:t>
       </w:r>
       <w:r>
         <w:rPr>
@@ -1401,16 +1424,7 @@
           <w:sz w:val="24"/>
           <w:szCs w:val="24"/>
         </w:rPr>
-        <w:t xml:space="preserve">ktorý prístup </w:t>
-      </w:r>
-      <w:r>
-        <w:rPr>
-          <w:rFonts w:ascii="Calibri" w:hAnsi="Calibri" w:cs="Calibri"/>
-          <w:color w:val="000000"/>
-          <w:sz w:val="24"/>
-          <w:szCs w:val="24"/>
-        </w:rPr>
-        <w:t>má lepšie výsledky</w:t>
+        <w:t>či majú tieto metódy jednoznačne lepšie výsledky ako ekonometrické modely</w:t>
       </w:r>
       <w:r>
         <w:rPr>
@@ -1428,16 +1442,7 @@
           <w:sz w:val="24"/>
           <w:szCs w:val="24"/>
         </w:rPr>
-        <w:t>Okrem iného bude prínosom práce aj komparatívna analýza vzorov identifikovaných z časových radov, pričom bude sústredená na interpretáciu reakcií trhov na geopolitické šoky.</w:t>
-      </w:r>
-      <w:r>
-        <w:rPr>
-          <w:rFonts w:ascii="Calibri" w:hAnsi="Calibri" w:cs="Calibri"/>
-          <w:color w:val="000000"/>
-          <w:sz w:val="24"/>
-          <w:szCs w:val="24"/>
-        </w:rPr>
-        <w:t xml:space="preserve"> Výsledkom bude identifikácia vzorov volatility, ktoré dokážu určiť, ako akciové trhy reagovali na obdobie </w:t>
+        <w:t xml:space="preserve">Okrem iného bude prínosom práce aj komparatívna analýza vzorov identifikovaných z časových radov, pričom bude sústredená na interpretáciu reakcií trhov na geopolitické šoky. Výsledkom bude identifikácia vzorov volatility, ktoré dokážu určiť, ako akciové trhy reagovali na obdobie </w:t>
       </w:r>
       <w:r>
         <w:rPr>
@@ -1468,8 +1473,9 @@
           <w:b/>
           <w:bCs/>
           <w:color w:val="000000"/>
-          <w:sz w:val="28"/>
-          <w:szCs w:val="28"/>
+          <w:sz w:val="24"/>
+          <w:szCs w:val="24"/>
+          <w:u w:val="thick"/>
         </w:rPr>
       </w:pPr>
       <w:r>
@@ -1478,8 +1484,9 @@
           <w:b/>
           <w:bCs/>
           <w:color w:val="000000"/>
-          <w:sz w:val="28"/>
-          <w:szCs w:val="28"/>
+          <w:sz w:val="24"/>
+          <w:szCs w:val="24"/>
+          <w:u w:val="thick"/>
         </w:rPr>
         <w:t>Predpokladané praktické výsledky</w:t>
       </w:r>
@@ -1508,7 +1515,61 @@
           <w:sz w:val="24"/>
           <w:szCs w:val="24"/>
         </w:rPr>
-        <w:t>Výsledkom výskumu dizertačnej práce bude samotný návrh metodológie, ako aj spracovanie časových radov, výpočet volatility, identifikáciu vzorov a porovnanie modelov volatility na akciových trhoch USA, Európy a Číny. Výstupom bude taktiež spomínané empirické porovnanie ekonometrických modelov, ako aj modelov strojového učenia. Práca taktiež poskytne praktické poznatky o obdobiach so zvýšeným rizikom (</w:t>
+        <w:t>Výsledkom výskumu dizertačnej práce bude samotný návrh metodológie, ako aj spracovanie časových radov, výpočet volatility, identifikáci</w:t>
+      </w:r>
+      <w:r>
+        <w:rPr>
+          <w:rFonts w:ascii="Calibri" w:hAnsi="Calibri" w:cs="Calibri"/>
+          <w:color w:val="000000"/>
+          <w:sz w:val="24"/>
+          <w:szCs w:val="24"/>
+        </w:rPr>
+        <w:t>a</w:t>
+      </w:r>
+      <w:r>
+        <w:rPr>
+          <w:rFonts w:ascii="Calibri" w:hAnsi="Calibri" w:cs="Calibri"/>
+          <w:color w:val="000000"/>
+          <w:sz w:val="24"/>
+          <w:szCs w:val="24"/>
+        </w:rPr>
+        <w:t xml:space="preserve"> vzorov a porovnanie modelov volatility na akciových trhoch USA, Európy a Číny. Výstupom bude taktiež spomínané empirické porovnanie ekonometrických modelov, ako aj modelov strojového učenia. Práca taktiež poskytne praktické poznatky o</w:t>
+      </w:r>
+      <w:r>
+        <w:rPr>
+          <w:rFonts w:ascii="Calibri" w:hAnsi="Calibri" w:cs="Calibri"/>
+          <w:color w:val="000000"/>
+          <w:sz w:val="24"/>
+          <w:szCs w:val="24"/>
+        </w:rPr>
+        <w:t xml:space="preserve"> rizikových </w:t>
+      </w:r>
+      <w:r>
+        <w:rPr>
+          <w:rFonts w:ascii="Calibri" w:hAnsi="Calibri" w:cs="Calibri"/>
+          <w:color w:val="000000"/>
+          <w:sz w:val="24"/>
+          <w:szCs w:val="24"/>
+        </w:rPr>
+        <w:t>obdobiach</w:t>
+      </w:r>
+      <w:r>
+        <w:rPr>
+          <w:rFonts w:ascii="Calibri" w:hAnsi="Calibri" w:cs="Calibri"/>
+          <w:color w:val="000000"/>
+          <w:sz w:val="24"/>
+          <w:szCs w:val="24"/>
+        </w:rPr>
+        <w:t xml:space="preserve"> </w:t>
+      </w:r>
+      <w:r>
+        <w:rPr>
+          <w:rFonts w:ascii="Calibri" w:hAnsi="Calibri" w:cs="Calibri"/>
+          <w:color w:val="000000"/>
+          <w:sz w:val="24"/>
+          <w:szCs w:val="24"/>
+        </w:rPr>
+        <w:t>(</w:t>
       </w:r>
       <w:r>
         <w:rPr>
@@ -1529,6 +1590,15 @@
           <w:szCs w:val="24"/>
         </w:rPr>
         <w:t>) a o faktoroch, ktoré vplývajú na dynamiku volatility.</w:t>
+      </w:r>
+      <w:r>
+        <w:rPr>
+          <w:rFonts w:ascii="Calibri" w:hAnsi="Calibri" w:cs="Calibri"/>
+          <w:color w:val="000000"/>
+          <w:sz w:val="24"/>
+          <w:szCs w:val="24"/>
+        </w:rPr>
+        <w:t xml:space="preserve"> Výsledky taktiež poukážu na robustnosť navrhovanej metodiky cez porovnanie rozdielnych zdrojov dát časových radov.</w:t>
       </w:r>
     </w:p>
     <w:p>
@@ -1537,10 +1607,21 @@
         <w:rPr>
           <w:b/>
           <w:bCs/>
-          <w:sz w:val="28"/>
-          <w:szCs w:val="28"/>
+          <w:sz w:val="24"/>
+          <w:szCs w:val="24"/>
+          <w:u w:val="thick"/>
         </w:rPr>
       </w:pPr>
+      <w:r>
+        <w:rPr>
+          <w:b/>
+          <w:bCs/>
+          <w:sz w:val="24"/>
+          <w:szCs w:val="24"/>
+          <w:u w:val="thick"/>
+        </w:rPr>
+        <w:t>Vyplývajúce Hypotézy</w:t>
+      </w:r>
     </w:p>
     <w:p>
       <w:pPr>
@@ -1548,10 +1629,136 @@
         <w:rPr>
           <w:b/>
           <w:bCs/>
-          <w:sz w:val="28"/>
-          <w:szCs w:val="28"/>
+          <w:sz w:val="24"/>
+          <w:szCs w:val="24"/>
         </w:rPr>
       </w:pPr>
+      <w:r>
+        <w:rPr>
+          <w:b/>
+          <w:bCs/>
+          <w:sz w:val="24"/>
+          <w:szCs w:val="24"/>
+        </w:rPr>
+        <w:t>H1: Obdobie pandémie COVID-19</w:t>
+      </w:r>
+      <w:r>
+        <w:rPr>
+          <w:b/>
+          <w:bCs/>
+          <w:sz w:val="24"/>
+          <w:szCs w:val="24"/>
+        </w:rPr>
+        <w:t xml:space="preserve"> viedlo k</w:t>
+      </w:r>
+      <w:r>
+        <w:rPr>
+          <w:b/>
+          <w:bCs/>
+          <w:sz w:val="24"/>
+          <w:szCs w:val="24"/>
+        </w:rPr>
+        <w:t xml:space="preserve"> štatisticky význam</w:t>
+      </w:r>
+      <w:r>
+        <w:rPr>
+          <w:b/>
+          <w:bCs/>
+          <w:sz w:val="24"/>
+          <w:szCs w:val="24"/>
+        </w:rPr>
+        <w:t>nému</w:t>
+      </w:r>
+      <w:r>
+        <w:rPr>
+          <w:b/>
+          <w:bCs/>
+          <w:sz w:val="24"/>
+          <w:szCs w:val="24"/>
+        </w:rPr>
+        <w:t xml:space="preserve"> zvýš</w:t>
+      </w:r>
+      <w:r>
+        <w:rPr>
+          <w:b/>
+          <w:bCs/>
+          <w:sz w:val="24"/>
+          <w:szCs w:val="24"/>
+        </w:rPr>
+        <w:t>eniu</w:t>
+      </w:r>
+      <w:r>
+        <w:rPr>
+          <w:b/>
+          <w:bCs/>
+          <w:sz w:val="24"/>
+          <w:szCs w:val="24"/>
+        </w:rPr>
+        <w:t xml:space="preserve"> volatilit</w:t>
+      </w:r>
+      <w:r>
+        <w:rPr>
+          <w:b/>
+          <w:bCs/>
+          <w:sz w:val="24"/>
+          <w:szCs w:val="24"/>
+        </w:rPr>
+        <w:t>y</w:t>
+      </w:r>
+      <w:r>
+        <w:rPr>
+          <w:b/>
+          <w:bCs/>
+          <w:sz w:val="24"/>
+          <w:szCs w:val="24"/>
+        </w:rPr>
+        <w:t xml:space="preserve"> </w:t>
+      </w:r>
+      <w:r>
+        <w:rPr>
+          <w:b/>
+          <w:bCs/>
+          <w:sz w:val="24"/>
+          <w:szCs w:val="24"/>
+        </w:rPr>
+        <w:t xml:space="preserve">vybraných </w:t>
+      </w:r>
+      <w:r>
+        <w:rPr>
+          <w:b/>
+          <w:bCs/>
+          <w:sz w:val="24"/>
+          <w:szCs w:val="24"/>
+        </w:rPr>
+        <w:t xml:space="preserve">akciových </w:t>
+      </w:r>
+      <w:r>
+        <w:rPr>
+          <w:b/>
+          <w:bCs/>
+          <w:sz w:val="24"/>
+          <w:szCs w:val="24"/>
+        </w:rPr>
+        <w:t>indexov</w:t>
+      </w:r>
+      <w:r>
+        <w:rPr>
+          <w:b/>
+          <w:bCs/>
+          <w:sz w:val="24"/>
+          <w:szCs w:val="24"/>
+        </w:rPr>
+        <w:t xml:space="preserve"> USA, Európy a Číny</w:t>
+      </w:r>
+      <w:r>
+        <w:rPr>
+          <w:b/>
+          <w:bCs/>
+          <w:sz w:val="24"/>
+          <w:szCs w:val="24"/>
+        </w:rPr>
+        <w:t>.</w:t>
+      </w:r>
     </w:p>
     <w:p>
       <w:pPr>
@@ -1559,10 +1766,64 @@
         <w:rPr>
           <w:b/>
           <w:bCs/>
-          <w:sz w:val="28"/>
-          <w:szCs w:val="28"/>
+          <w:sz w:val="24"/>
+          <w:szCs w:val="24"/>
         </w:rPr>
       </w:pPr>
+      <w:r>
+        <w:rPr>
+          <w:b/>
+          <w:bCs/>
+          <w:sz w:val="24"/>
+          <w:szCs w:val="24"/>
+        </w:rPr>
+        <w:t xml:space="preserve">H2: </w:t>
+      </w:r>
+      <w:r>
+        <w:rPr>
+          <w:b/>
+          <w:bCs/>
+          <w:sz w:val="24"/>
+          <w:szCs w:val="24"/>
+        </w:rPr>
+        <w:t>Dynamika</w:t>
+      </w:r>
+      <w:r>
+        <w:rPr>
+          <w:b/>
+          <w:bCs/>
+          <w:sz w:val="24"/>
+          <w:szCs w:val="24"/>
+        </w:rPr>
+        <w:t xml:space="preserve"> volatility sa medzi </w:t>
+      </w:r>
+      <w:r>
+        <w:rPr>
+          <w:b/>
+          <w:bCs/>
+          <w:sz w:val="24"/>
+          <w:szCs w:val="24"/>
+        </w:rPr>
+        <w:t xml:space="preserve">vybranými trhmi </w:t>
+      </w:r>
+      <w:r>
+        <w:rPr>
+          <w:b/>
+          <w:bCs/>
+          <w:sz w:val="24"/>
+          <w:szCs w:val="24"/>
+        </w:rPr>
+        <w:t>USA, Európy a Číny štatisticky významne líši</w:t>
+      </w:r>
+      <w:r>
+        <w:rPr>
+          <w:b/>
+          <w:bCs/>
+          <w:sz w:val="24"/>
+          <w:szCs w:val="24"/>
+        </w:rPr>
+        <w:t>.</w:t>
+      </w:r>
     </w:p>
     <w:p>
       <w:pPr>
@@ -1570,10 +1831,37 @@
         <w:rPr>
           <w:b/>
           <w:bCs/>
-          <w:sz w:val="28"/>
-          <w:szCs w:val="28"/>
+          <w:sz w:val="24"/>
+          <w:szCs w:val="24"/>
         </w:rPr>
       </w:pPr>
+      <w:r>
+        <w:rPr>
+          <w:b/>
+          <w:bCs/>
+          <w:sz w:val="24"/>
+          <w:szCs w:val="24"/>
+        </w:rPr>
+        <w:t>H</w:t>
+      </w:r>
+      <w:r>
+        <w:rPr>
+          <w:b/>
+          <w:bCs/>
+          <w:sz w:val="24"/>
+          <w:szCs w:val="24"/>
+        </w:rPr>
+        <w:t>3</w:t>
+      </w:r>
+      <w:r>
+        <w:rPr>
+          <w:b/>
+          <w:bCs/>
+          <w:sz w:val="24"/>
+          <w:szCs w:val="24"/>
+        </w:rPr>
+        <w:t>: Asymetrické modely volatility dosahujú lepšiu výkonnosť počas krízových období ako symetrické modely volatility.</w:t>
+      </w:r>
     </w:p>
     <w:p>
       <w:pPr>
@@ -1581,10 +1869,100 @@
         <w:rPr>
           <w:b/>
           <w:bCs/>
-          <w:sz w:val="28"/>
-          <w:szCs w:val="28"/>
+          <w:sz w:val="24"/>
+          <w:szCs w:val="24"/>
         </w:rPr>
       </w:pPr>
+      <w:r>
+        <w:rPr>
+          <w:b/>
+          <w:bCs/>
+          <w:sz w:val="24"/>
+          <w:szCs w:val="24"/>
+        </w:rPr>
+        <w:t>H</w:t>
+      </w:r>
+      <w:r>
+        <w:rPr>
+          <w:b/>
+          <w:bCs/>
+          <w:sz w:val="24"/>
+          <w:szCs w:val="24"/>
+        </w:rPr>
+        <w:t>4</w:t>
+      </w:r>
+      <w:r>
+        <w:rPr>
+          <w:b/>
+          <w:bCs/>
+          <w:sz w:val="24"/>
+          <w:szCs w:val="24"/>
+        </w:rPr>
+        <w:t xml:space="preserve">: Metódy </w:t>
+      </w:r>
+      <w:r>
+        <w:rPr>
+          <w:b/>
+          <w:bCs/>
+          <w:sz w:val="24"/>
+          <w:szCs w:val="24"/>
+        </w:rPr>
+        <w:t>strojového a hlbokého učenia</w:t>
+      </w:r>
+      <w:r>
+        <w:rPr>
+          <w:b/>
+          <w:bCs/>
+          <w:sz w:val="24"/>
+          <w:szCs w:val="24"/>
+        </w:rPr>
+        <w:t xml:space="preserve"> nemajú štatisticky významne vyššiu predikčnú výkonnosť</w:t>
+      </w:r>
+      <w:r>
+        <w:rPr>
+          <w:b/>
+          <w:bCs/>
+          <w:sz w:val="24"/>
+          <w:szCs w:val="24"/>
+        </w:rPr>
+        <w:t xml:space="preserve"> ako </w:t>
+      </w:r>
+      <w:r>
+        <w:rPr>
+          <w:b/>
+          <w:bCs/>
+          <w:sz w:val="24"/>
+          <w:szCs w:val="24"/>
+        </w:rPr>
+        <w:t xml:space="preserve">vybrané </w:t>
+      </w:r>
+      <w:r>
+        <w:rPr>
+          <w:b/>
+          <w:bCs/>
+          <w:sz w:val="24"/>
+          <w:szCs w:val="24"/>
+        </w:rPr>
+        <w:t>ekonometrické modely</w:t>
+      </w:r>
+      <w:r>
+        <w:rPr>
+          <w:b/>
+          <w:bCs/>
+          <w:sz w:val="24"/>
+          <w:szCs w:val="24"/>
+        </w:rPr>
+        <w:t xml:space="preserve"> volatility</w:t>
+      </w:r>
+      <w:r>
+        <w:rPr>
+          <w:b/>
+          <w:bCs/>
+          <w:sz w:val="24"/>
+          <w:szCs w:val="24"/>
+        </w:rPr>
+        <w:t>.</w:t>
+      </w:r>
     </w:p>
     <w:p>
       <w:pPr>
@@ -1592,18 +1970,65 @@
         <w:rPr>
           <w:b/>
           <w:bCs/>
-          <w:sz w:val="28"/>
-          <w:szCs w:val="28"/>
+          <w:sz w:val="24"/>
+          <w:szCs w:val="24"/>
         </w:rPr>
       </w:pPr>
       <w:r>
+        <w:rPr>
+          <w:b/>
+          <w:bCs/>
+          <w:sz w:val="24"/>
+          <w:szCs w:val="24"/>
+        </w:rPr>
+        <w:lastRenderedPageBreak/>
+        <w:t>H</w:t>
+      </w:r>
+      <w:r>
+        <w:rPr>
+          <w:b/>
+          <w:bCs/>
+          <w:sz w:val="24"/>
+          <w:szCs w:val="24"/>
+        </w:rPr>
+        <w:t>5</w:t>
+      </w:r>
+      <w:r>
+        <w:rPr>
+          <w:b/>
+          <w:bCs/>
+          <w:sz w:val="24"/>
+          <w:szCs w:val="24"/>
+        </w:rPr>
+        <w:t xml:space="preserve">: </w:t>
+      </w:r>
+      <w:r>
+        <w:rPr>
+          <w:b/>
+          <w:bCs/>
+          <w:sz w:val="24"/>
+          <w:szCs w:val="24"/>
+        </w:rPr>
+        <w:t>Identifikované vzory volatility akciových trhov sa pri použití porovnateľných zdrojov dát štatisticky významne nemenia.</w:t>
+      </w:r>
+    </w:p>
+    <w:p>
+      <w:pPr>
+        <w:jc w:val="both"/>
         <w:rPr>
           <w:b/>
           <w:bCs/>
           <w:sz w:val="28"/>
           <w:szCs w:val="28"/>
         </w:rPr>
-        <w:lastRenderedPageBreak/>
+      </w:pPr>
+      <w:r>
+        <w:rPr>
+          <w:b/>
+          <w:bCs/>
+          <w:sz w:val="28"/>
+          <w:szCs w:val="28"/>
+        </w:rPr>
         <w:t>Návrh metodológie výskumu</w:t>
       </w:r>
     </w:p>
@@ -1615,15 +2040,79 @@
           <w:szCs w:val="24"/>
         </w:rPr>
       </w:pPr>
+      <w:r>
+        <w:rPr>
+          <w:b/>
+          <w:bCs/>
+          <w:sz w:val="28"/>
+          <w:szCs w:val="28"/>
+        </w:rPr>
+        <w:tab/>
+      </w:r>
+      <w:r>
+        <w:rPr>
+          <w:sz w:val="24"/>
+          <w:szCs w:val="24"/>
+        </w:rPr>
+        <w:t xml:space="preserve">Metodika výskumu dizertačnej práce bude vychádzať z kombinácie štandardných ekonometrických </w:t>
+      </w:r>
+      <w:r>
+        <w:rPr>
+          <w:sz w:val="24"/>
+          <w:szCs w:val="24"/>
+        </w:rPr>
+        <w:t>prístupov a metód umelej inteligencie. Výskum bude založený na časových radoch</w:t>
+      </w:r>
+      <w:r>
+        <w:rPr>
+          <w:sz w:val="24"/>
+          <w:szCs w:val="24"/>
+        </w:rPr>
+        <w:t xml:space="preserve"> vybraných</w:t>
+      </w:r>
+      <w:r>
+        <w:rPr>
+          <w:sz w:val="24"/>
+          <w:szCs w:val="24"/>
+        </w:rPr>
+        <w:t xml:space="preserve"> indexov akcií USA, Európy a Číny. Cieľom je zachytiť</w:t>
+      </w:r>
+      <w:r>
+        <w:rPr>
+          <w:sz w:val="24"/>
+          <w:szCs w:val="24"/>
+        </w:rPr>
+        <w:t xml:space="preserve"> </w:t>
+      </w:r>
+      <w:r>
+        <w:rPr>
+          <w:sz w:val="24"/>
+          <w:szCs w:val="24"/>
+        </w:rPr>
+        <w:t>volatilitu akciových trhov a identifikovať správanie trhov počas krízových geopolitických šokov.</w:t>
+      </w:r>
     </w:p>
     <w:p>
       <w:pPr>
         <w:jc w:val="both"/>
         <w:rPr>
-          <w:sz w:val="24"/>
-          <w:szCs w:val="24"/>
+          <w:b/>
+          <w:bCs/>
+          <w:sz w:val="24"/>
+          <w:szCs w:val="24"/>
+          <w:u w:val="thick"/>
         </w:rPr>
       </w:pPr>
+      <w:r>
+        <w:rPr>
+          <w:b/>
+          <w:bCs/>
+          <w:sz w:val="24"/>
+          <w:szCs w:val="24"/>
+          <w:u w:val="thick"/>
+        </w:rPr>
+        <w:t>Získanie dát pre výskum</w:t>
+      </w:r>
     </w:p>
     <w:p>
       <w:pPr>
@@ -1633,15 +2122,341 @@
           <w:szCs w:val="24"/>
         </w:rPr>
       </w:pPr>
+      <w:r>
+        <w:rPr>
+          <w:sz w:val="24"/>
+          <w:szCs w:val="24"/>
+        </w:rPr>
+        <w:tab/>
+        <w:t xml:space="preserve">Dáta pre výskumnú časť dizertačnej práce budú získané vo forme časových radov </w:t>
+      </w:r>
+      <w:r>
+        <w:rPr>
+          <w:sz w:val="24"/>
+          <w:szCs w:val="24"/>
+        </w:rPr>
+        <w:t xml:space="preserve">vybraných </w:t>
+      </w:r>
+      <w:r>
+        <w:rPr>
+          <w:sz w:val="24"/>
+          <w:szCs w:val="24"/>
+        </w:rPr>
+        <w:t>indexov</w:t>
+      </w:r>
+      <w:r>
+        <w:rPr>
+          <w:sz w:val="24"/>
+          <w:szCs w:val="24"/>
+        </w:rPr>
+        <w:t xml:space="preserve"> USA, Európy a Číny, pričom budú rozdelené na 3 časti:</w:t>
+      </w:r>
+    </w:p>
+    <w:p>
+      <w:pPr>
+        <w:pStyle w:val="Odsekzoznamu"/>
+        <w:numPr>
+          <w:ilvl w:val="0"/>
+          <w:numId w:val="1"/>
+        </w:numPr>
+        <w:jc w:val="both"/>
+        <w:rPr>
+          <w:sz w:val="24"/>
+          <w:szCs w:val="24"/>
+        </w:rPr>
+      </w:pPr>
+      <w:r>
+        <w:rPr>
+          <w:sz w:val="24"/>
+          <w:szCs w:val="24"/>
+        </w:rPr>
+        <w:t>Obdobie pred pandémiou (2016-2019),</w:t>
+      </w:r>
+    </w:p>
+    <w:p>
+      <w:pPr>
+        <w:pStyle w:val="Odsekzoznamu"/>
+        <w:numPr>
+          <w:ilvl w:val="0"/>
+          <w:numId w:val="1"/>
+        </w:numPr>
+        <w:jc w:val="both"/>
+        <w:rPr>
+          <w:sz w:val="24"/>
+          <w:szCs w:val="24"/>
+        </w:rPr>
+      </w:pPr>
+      <w:r>
+        <w:rPr>
+          <w:sz w:val="24"/>
+          <w:szCs w:val="24"/>
+        </w:rPr>
+        <w:t>Obdobie COVID-19 (2020-202</w:t>
+      </w:r>
+      <w:r>
+        <w:rPr>
+          <w:sz w:val="24"/>
+          <w:szCs w:val="24"/>
+        </w:rPr>
+        <w:t>2</w:t>
+      </w:r>
+      <w:r>
+        <w:rPr>
+          <w:sz w:val="24"/>
+          <w:szCs w:val="24"/>
+        </w:rPr>
+        <w:t>),</w:t>
+      </w:r>
+    </w:p>
+    <w:p>
+      <w:pPr>
+        <w:pStyle w:val="Odsekzoznamu"/>
+        <w:numPr>
+          <w:ilvl w:val="0"/>
+          <w:numId w:val="1"/>
+        </w:numPr>
+        <w:jc w:val="both"/>
+        <w:rPr>
+          <w:sz w:val="24"/>
+          <w:szCs w:val="24"/>
+        </w:rPr>
+      </w:pPr>
+      <w:proofErr w:type="spellStart"/>
+      <w:r>
+        <w:rPr>
+          <w:sz w:val="24"/>
+          <w:szCs w:val="24"/>
+        </w:rPr>
+        <w:t>postpandemické</w:t>
+      </w:r>
+      <w:proofErr w:type="spellEnd"/>
+      <w:r>
+        <w:rPr>
+          <w:sz w:val="24"/>
+          <w:szCs w:val="24"/>
+        </w:rPr>
+        <w:t xml:space="preserve"> obdobie (202</w:t>
+      </w:r>
+      <w:r>
+        <w:rPr>
+          <w:sz w:val="24"/>
+          <w:szCs w:val="24"/>
+        </w:rPr>
+        <w:t>3</w:t>
+      </w:r>
+      <w:r>
+        <w:rPr>
+          <w:sz w:val="24"/>
+          <w:szCs w:val="24"/>
+        </w:rPr>
+        <w:t>-2026).</w:t>
+      </w:r>
+    </w:p>
+    <w:p>
+      <w:pPr>
+        <w:ind w:firstLine="708"/>
+        <w:jc w:val="both"/>
+        <w:rPr>
+          <w:sz w:val="24"/>
+          <w:szCs w:val="24"/>
+        </w:rPr>
+      </w:pPr>
+      <w:r>
+        <w:rPr>
+          <w:sz w:val="24"/>
+          <w:szCs w:val="24"/>
+        </w:rPr>
+        <w:t xml:space="preserve">Spomínané dáta budú získané z portálov </w:t>
+      </w:r>
+      <w:r>
+        <w:rPr>
+          <w:i/>
+          <w:iCs/>
+          <w:sz w:val="24"/>
+          <w:szCs w:val="24"/>
+        </w:rPr>
+        <w:t>Stooq.pl</w:t>
+      </w:r>
+      <w:r>
+        <w:rPr>
+          <w:sz w:val="24"/>
+          <w:szCs w:val="24"/>
+        </w:rPr>
+        <w:t xml:space="preserve"> a </w:t>
+      </w:r>
+      <w:r>
+        <w:rPr>
+          <w:i/>
+          <w:iCs/>
+          <w:sz w:val="24"/>
+          <w:szCs w:val="24"/>
+        </w:rPr>
+        <w:t xml:space="preserve">Yahoo </w:t>
+      </w:r>
+      <w:proofErr w:type="spellStart"/>
+      <w:r>
+        <w:rPr>
+          <w:i/>
+          <w:iCs/>
+          <w:sz w:val="24"/>
+          <w:szCs w:val="24"/>
+        </w:rPr>
+        <w:t>Finance</w:t>
+      </w:r>
+      <w:proofErr w:type="spellEnd"/>
+      <w:r>
+        <w:rPr>
+          <w:sz w:val="24"/>
+          <w:szCs w:val="24"/>
+        </w:rPr>
+        <w:t xml:space="preserve">, pričom budú použité dáta indexov </w:t>
+      </w:r>
+      <w:r>
+        <w:rPr>
+          <w:i/>
+          <w:iCs/>
+          <w:sz w:val="24"/>
+          <w:szCs w:val="24"/>
+        </w:rPr>
+        <w:t>S&amp;P 500</w:t>
+      </w:r>
+      <w:r>
+        <w:rPr>
+          <w:sz w:val="24"/>
+          <w:szCs w:val="24"/>
+        </w:rPr>
+        <w:t xml:space="preserve"> pre USA,</w:t>
+      </w:r>
+      <w:r>
+        <w:rPr>
+          <w:sz w:val="24"/>
+          <w:szCs w:val="24"/>
+        </w:rPr>
+        <w:t xml:space="preserve"> </w:t>
+      </w:r>
+      <w:r>
+        <w:rPr>
+          <w:sz w:val="24"/>
+          <w:szCs w:val="24"/>
+        </w:rPr>
+        <w:t>n</w:t>
+      </w:r>
+      <w:r>
+        <w:rPr>
+          <w:sz w:val="24"/>
+          <w:szCs w:val="24"/>
+        </w:rPr>
+        <w:t>emecký</w:t>
+      </w:r>
+      <w:r>
+        <w:rPr>
+          <w:sz w:val="24"/>
+          <w:szCs w:val="24"/>
+        </w:rPr>
+        <w:t xml:space="preserve"> </w:t>
+      </w:r>
+      <w:r>
+        <w:rPr>
+          <w:i/>
+          <w:iCs/>
+          <w:sz w:val="24"/>
+          <w:szCs w:val="24"/>
+        </w:rPr>
+        <w:t>DAX</w:t>
+      </w:r>
+      <w:r>
+        <w:rPr>
+          <w:sz w:val="24"/>
+          <w:szCs w:val="24"/>
+        </w:rPr>
+        <w:t xml:space="preserve"> </w:t>
+      </w:r>
+      <w:r>
+        <w:rPr>
+          <w:sz w:val="24"/>
+          <w:szCs w:val="24"/>
+        </w:rPr>
+        <w:t>ako vybraný európsky trh</w:t>
+      </w:r>
+      <w:r>
+        <w:rPr>
+          <w:sz w:val="24"/>
+          <w:szCs w:val="24"/>
+        </w:rPr>
+        <w:t xml:space="preserve"> a</w:t>
+      </w:r>
+      <w:r>
+        <w:rPr>
+          <w:sz w:val="24"/>
+          <w:szCs w:val="24"/>
+        </w:rPr>
+        <w:t> </w:t>
+      </w:r>
+      <w:r>
+        <w:rPr>
+          <w:i/>
+          <w:iCs/>
+          <w:sz w:val="24"/>
+          <w:szCs w:val="24"/>
+        </w:rPr>
+        <w:t>SSE</w:t>
+      </w:r>
+      <w:r>
+        <w:rPr>
+          <w:i/>
+          <w:iCs/>
+          <w:sz w:val="24"/>
+          <w:szCs w:val="24"/>
+        </w:rPr>
+        <w:t xml:space="preserve"> </w:t>
+      </w:r>
+      <w:proofErr w:type="spellStart"/>
+      <w:r>
+        <w:rPr>
+          <w:i/>
+          <w:iCs/>
+          <w:sz w:val="24"/>
+          <w:szCs w:val="24"/>
+        </w:rPr>
+        <w:t>Composite</w:t>
+      </w:r>
+      <w:proofErr w:type="spellEnd"/>
+      <w:r>
+        <w:rPr>
+          <w:sz w:val="24"/>
+          <w:szCs w:val="24"/>
+        </w:rPr>
+        <w:t xml:space="preserve"> pre Čínu.</w:t>
+      </w:r>
+      <w:r>
+        <w:rPr>
+          <w:sz w:val="24"/>
+          <w:szCs w:val="24"/>
+        </w:rPr>
+        <w:t xml:space="preserve"> Výsledky z oboch spomínaných zdrojov budú porovnané s cieľom zistiť, či sa výstup zmení pri odlišnom zdroji dát.</w:t>
+      </w:r>
     </w:p>
     <w:p>
       <w:pPr>
         <w:jc w:val="both"/>
         <w:rPr>
-          <w:sz w:val="24"/>
-          <w:szCs w:val="24"/>
+          <w:b/>
+          <w:bCs/>
+          <w:sz w:val="24"/>
+          <w:szCs w:val="24"/>
+          <w:u w:val="thick"/>
         </w:rPr>
       </w:pPr>
+      <w:r>
+        <w:rPr>
+          <w:b/>
+          <w:bCs/>
+          <w:sz w:val="24"/>
+          <w:szCs w:val="24"/>
+          <w:u w:val="thick"/>
+        </w:rPr>
+        <w:t>Spracovanie dát</w:t>
+      </w:r>
     </w:p>
     <w:p>
       <w:pPr>
@@ -1651,15 +2466,146 @@
           <w:szCs w:val="24"/>
         </w:rPr>
       </w:pPr>
+      <w:r>
+        <w:rPr>
+          <w:sz w:val="24"/>
+          <w:szCs w:val="24"/>
+        </w:rPr>
+        <w:tab/>
+      </w:r>
+      <w:r>
+        <w:rPr>
+          <w:sz w:val="24"/>
+          <w:szCs w:val="24"/>
+        </w:rPr>
+        <w:t xml:space="preserve">Spracovanie dát zahŕňa </w:t>
+      </w:r>
+      <w:r>
+        <w:rPr>
+          <w:sz w:val="24"/>
+          <w:szCs w:val="24"/>
+        </w:rPr>
+        <w:t>získanie historických denných cien spomínaných indexov, ktoré budú následne kontrolované z hľadiska úplnosti a konzistencie. To znamená zjednotenie časového obdobia, odstránenie chýbajúcich hodnôt</w:t>
+      </w:r>
+      <w:r>
+        <w:rPr>
+          <w:sz w:val="24"/>
+          <w:szCs w:val="24"/>
+        </w:rPr>
+        <w:t xml:space="preserve">. Dáta budú </w:t>
+      </w:r>
+      <w:r>
+        <w:rPr>
+          <w:sz w:val="24"/>
+          <w:szCs w:val="24"/>
+        </w:rPr>
+        <w:t>transform</w:t>
+      </w:r>
+      <w:r>
+        <w:rPr>
+          <w:sz w:val="24"/>
+          <w:szCs w:val="24"/>
+        </w:rPr>
+        <w:t>ované</w:t>
+      </w:r>
+      <w:r>
+        <w:rPr>
+          <w:sz w:val="24"/>
+          <w:szCs w:val="24"/>
+        </w:rPr>
+        <w:t xml:space="preserve"> </w:t>
+      </w:r>
+      <w:r>
+        <w:rPr>
+          <w:sz w:val="24"/>
+          <w:szCs w:val="24"/>
+        </w:rPr>
+        <w:t>na logaritmické výnosy</w:t>
+      </w:r>
+      <w:r>
+        <w:rPr>
+          <w:sz w:val="24"/>
+          <w:szCs w:val="24"/>
+        </w:rPr>
+        <w:t xml:space="preserve"> a následne budú analyzované ich vlastnosti ako </w:t>
+      </w:r>
+      <w:proofErr w:type="spellStart"/>
+      <w:r>
+        <w:rPr>
+          <w:sz w:val="24"/>
+          <w:szCs w:val="24"/>
+        </w:rPr>
+        <w:t>stacionarita</w:t>
+      </w:r>
+      <w:proofErr w:type="spellEnd"/>
+      <w:r>
+        <w:rPr>
+          <w:sz w:val="24"/>
+          <w:szCs w:val="24"/>
+        </w:rPr>
+        <w:t xml:space="preserve">, </w:t>
+      </w:r>
+      <w:proofErr w:type="spellStart"/>
+      <w:r>
+        <w:rPr>
+          <w:sz w:val="24"/>
+          <w:szCs w:val="24"/>
+        </w:rPr>
+        <w:t>autokorelácia</w:t>
+      </w:r>
+      <w:proofErr w:type="spellEnd"/>
+      <w:r>
+        <w:rPr>
+          <w:sz w:val="24"/>
+          <w:szCs w:val="24"/>
+        </w:rPr>
+        <w:t xml:space="preserve"> a </w:t>
+      </w:r>
+      <w:proofErr w:type="spellStart"/>
+      <w:r>
+        <w:rPr>
+          <w:sz w:val="24"/>
+          <w:szCs w:val="24"/>
+        </w:rPr>
+        <w:t>heteroskedasticita</w:t>
+      </w:r>
+      <w:proofErr w:type="spellEnd"/>
+      <w:r>
+        <w:rPr>
+          <w:sz w:val="24"/>
+          <w:szCs w:val="24"/>
+        </w:rPr>
+        <w:t xml:space="preserve">. </w:t>
+      </w:r>
+      <w:r>
+        <w:rPr>
+          <w:sz w:val="24"/>
+          <w:szCs w:val="24"/>
+        </w:rPr>
+        <w:t xml:space="preserve">Takto predspracované dáta budú ďalej vhodné ako vstup pre ekonometrické modely a metódy umelej inteligencie. </w:t>
+      </w:r>
     </w:p>
     <w:p>
       <w:pPr>
         <w:jc w:val="both"/>
         <w:rPr>
-          <w:sz w:val="24"/>
-          <w:szCs w:val="24"/>
+          <w:b/>
+          <w:bCs/>
+          <w:sz w:val="24"/>
+          <w:szCs w:val="24"/>
+          <w:u w:val="thick"/>
         </w:rPr>
       </w:pPr>
+      <w:r>
+        <w:rPr>
+          <w:b/>
+          <w:bCs/>
+          <w:sz w:val="24"/>
+          <w:szCs w:val="24"/>
+          <w:u w:val="thick"/>
+        </w:rPr>
+        <w:t>Modelovanie</w:t>
+      </w:r>
     </w:p>
     <w:p>
       <w:pPr>
@@ -1669,15 +2615,271 @@
           <w:szCs w:val="24"/>
         </w:rPr>
       </w:pPr>
+      <w:r>
+        <w:rPr>
+          <w:sz w:val="24"/>
+          <w:szCs w:val="24"/>
+        </w:rPr>
+        <w:tab/>
+        <w:t xml:space="preserve">Za účelom modelovania </w:t>
+      </w:r>
+      <w:r>
+        <w:rPr>
+          <w:sz w:val="24"/>
+          <w:szCs w:val="24"/>
+        </w:rPr>
+        <w:t>budú</w:t>
+      </w:r>
+      <w:r>
+        <w:rPr>
+          <w:sz w:val="24"/>
+          <w:szCs w:val="24"/>
+        </w:rPr>
+        <w:t xml:space="preserve"> zvol</w:t>
+      </w:r>
+      <w:r>
+        <w:rPr>
+          <w:sz w:val="24"/>
+          <w:szCs w:val="24"/>
+        </w:rPr>
+        <w:t>ené</w:t>
+      </w:r>
+      <w:r>
+        <w:rPr>
+          <w:sz w:val="24"/>
+          <w:szCs w:val="24"/>
+        </w:rPr>
+        <w:t xml:space="preserve"> vhodné ekonometrické</w:t>
+      </w:r>
+      <w:r>
+        <w:rPr>
+          <w:sz w:val="24"/>
+          <w:szCs w:val="24"/>
+        </w:rPr>
+        <w:t xml:space="preserve"> modely</w:t>
+      </w:r>
+      <w:r>
+        <w:rPr>
+          <w:sz w:val="24"/>
+          <w:szCs w:val="24"/>
+        </w:rPr>
+        <w:t xml:space="preserve"> aj modely strojového učenia s cieľom porovnať ich výkonnosť </w:t>
+      </w:r>
+      <w:r>
+        <w:rPr>
+          <w:sz w:val="24"/>
+          <w:szCs w:val="24"/>
+        </w:rPr>
+        <w:t>pri</w:t>
+      </w:r>
+      <w:r>
+        <w:rPr>
+          <w:sz w:val="24"/>
+          <w:szCs w:val="24"/>
+        </w:rPr>
+        <w:t xml:space="preserve"> predikcii </w:t>
+      </w:r>
+      <w:r>
+        <w:rPr>
+          <w:sz w:val="24"/>
+          <w:szCs w:val="24"/>
+        </w:rPr>
+        <w:t>volatility</w:t>
+      </w:r>
+      <w:r>
+        <w:rPr>
+          <w:sz w:val="24"/>
+          <w:szCs w:val="24"/>
+        </w:rPr>
+        <w:t xml:space="preserve">. Ako ekonometrický benchmark bude použitý model </w:t>
+      </w:r>
+      <w:r>
+        <w:rPr>
+          <w:i/>
+          <w:iCs/>
+          <w:sz w:val="24"/>
+          <w:szCs w:val="24"/>
+        </w:rPr>
+        <w:t>GARCH</w:t>
+      </w:r>
+      <w:r>
+        <w:rPr>
+          <w:i/>
+          <w:iCs/>
+          <w:sz w:val="24"/>
+          <w:szCs w:val="24"/>
+          <w:lang w:val="en-US"/>
+        </w:rPr>
+        <w:t>(1,1)</w:t>
+      </w:r>
+      <w:r>
+        <w:rPr>
+          <w:sz w:val="24"/>
+          <w:szCs w:val="24"/>
+          <w:lang w:val="en-US"/>
+        </w:rPr>
+        <w:t xml:space="preserve">, </w:t>
+      </w:r>
+      <w:r>
+        <w:rPr>
+          <w:sz w:val="24"/>
+          <w:szCs w:val="24"/>
+        </w:rPr>
+        <w:t xml:space="preserve">asymetrický </w:t>
+      </w:r>
+      <w:r>
+        <w:rPr>
+          <w:i/>
+          <w:iCs/>
+          <w:sz w:val="24"/>
+          <w:szCs w:val="24"/>
+        </w:rPr>
+        <w:t>GJR-GARCH</w:t>
+      </w:r>
+      <w:r>
+        <w:rPr>
+          <w:sz w:val="24"/>
+          <w:szCs w:val="24"/>
+        </w:rPr>
+        <w:t xml:space="preserve"> model</w:t>
+      </w:r>
+      <w:r>
+        <w:rPr>
+          <w:sz w:val="24"/>
+          <w:szCs w:val="24"/>
+        </w:rPr>
+        <w:t xml:space="preserve">, ako aj model z rodiny </w:t>
+      </w:r>
+      <w:r>
+        <w:rPr>
+          <w:i/>
+          <w:iCs/>
+          <w:sz w:val="24"/>
+          <w:szCs w:val="24"/>
+        </w:rPr>
+        <w:t>HAR</w:t>
+      </w:r>
+      <w:r>
+        <w:rPr>
+          <w:sz w:val="24"/>
+          <w:szCs w:val="24"/>
+        </w:rPr>
+        <w:t xml:space="preserve">. Z metód umelej inteligencie budú použité modely </w:t>
+      </w:r>
+      <w:proofErr w:type="spellStart"/>
+      <w:r>
+        <w:rPr>
+          <w:i/>
+          <w:iCs/>
+          <w:sz w:val="24"/>
+          <w:szCs w:val="24"/>
+        </w:rPr>
+        <w:t>XGBoost</w:t>
+      </w:r>
+      <w:proofErr w:type="spellEnd"/>
+      <w:r>
+        <w:rPr>
+          <w:sz w:val="24"/>
+          <w:szCs w:val="24"/>
+        </w:rPr>
+        <w:t xml:space="preserve"> a </w:t>
+      </w:r>
+      <w:r>
+        <w:rPr>
+          <w:i/>
+          <w:iCs/>
+          <w:sz w:val="24"/>
+          <w:szCs w:val="24"/>
+        </w:rPr>
+        <w:t>LSTM</w:t>
+      </w:r>
+      <w:r>
+        <w:rPr>
+          <w:sz w:val="24"/>
+          <w:szCs w:val="24"/>
+        </w:rPr>
+        <w:t>, ktoré umožnia zachytiť nelineárne vzťahy časových radov.</w:t>
+      </w:r>
+      <w:r>
+        <w:rPr>
+          <w:sz w:val="24"/>
+          <w:szCs w:val="24"/>
+        </w:rPr>
+        <w:t xml:space="preserve"> Volatilita bude vyjadrená štvorcami logaritmických výnosov, pričom</w:t>
+      </w:r>
+      <w:r>
+        <w:rPr>
+          <w:sz w:val="24"/>
+          <w:szCs w:val="24"/>
+        </w:rPr>
+        <w:t xml:space="preserve"> </w:t>
+      </w:r>
+      <w:r>
+        <w:rPr>
+          <w:sz w:val="24"/>
+          <w:szCs w:val="24"/>
+        </w:rPr>
+        <w:t>samotné m</w:t>
+      </w:r>
+      <w:r>
+        <w:rPr>
+          <w:sz w:val="24"/>
+          <w:szCs w:val="24"/>
+        </w:rPr>
+        <w:t>odelovanie bude prebiehať na dátach Stooq.pl</w:t>
+      </w:r>
+      <w:r>
+        <w:rPr>
+          <w:sz w:val="24"/>
+          <w:szCs w:val="24"/>
+        </w:rPr>
+        <w:t xml:space="preserve"> </w:t>
+      </w:r>
+      <w:r>
+        <w:rPr>
+          <w:sz w:val="24"/>
+          <w:szCs w:val="24"/>
+        </w:rPr>
+        <w:t xml:space="preserve">a Yahoo </w:t>
+      </w:r>
+      <w:proofErr w:type="spellStart"/>
+      <w:r>
+        <w:rPr>
+          <w:sz w:val="24"/>
+          <w:szCs w:val="24"/>
+        </w:rPr>
+        <w:t>Finance</w:t>
+      </w:r>
+      <w:proofErr w:type="spellEnd"/>
+      <w:r>
+        <w:rPr>
+          <w:sz w:val="24"/>
+          <w:szCs w:val="24"/>
+        </w:rPr>
+        <w:t>, s cieľom otestovať robustnosť výsledkov.</w:t>
+      </w:r>
     </w:p>
     <w:p>
       <w:pPr>
         <w:jc w:val="both"/>
         <w:rPr>
-          <w:sz w:val="24"/>
-          <w:szCs w:val="24"/>
+          <w:b/>
+          <w:bCs/>
+          <w:sz w:val="24"/>
+          <w:szCs w:val="24"/>
+          <w:u w:val="thick"/>
         </w:rPr>
       </w:pPr>
+      <w:r>
+        <w:rPr>
+          <w:b/>
+          <w:bCs/>
+          <w:sz w:val="24"/>
+          <w:szCs w:val="24"/>
+          <w:u w:val="thick"/>
+        </w:rPr>
+        <w:t>Vyhodnotenie výsledkov</w:t>
+      </w:r>
     </w:p>
     <w:p>
       <w:pPr>
@@ -1687,177 +2889,132 @@
           <w:szCs w:val="24"/>
         </w:rPr>
       </w:pPr>
-    </w:p>
-    <w:p>
-      <w:pPr>
-        <w:jc w:val="both"/>
-        <w:rPr>
-          <w:sz w:val="24"/>
-          <w:szCs w:val="24"/>
-        </w:rPr>
-      </w:pPr>
-    </w:p>
-    <w:p>
-      <w:pPr>
-        <w:jc w:val="both"/>
-        <w:rPr>
-          <w:sz w:val="24"/>
-          <w:szCs w:val="24"/>
-        </w:rPr>
-      </w:pPr>
-    </w:p>
-    <w:p>
-      <w:pPr>
-        <w:jc w:val="both"/>
-        <w:rPr>
-          <w:sz w:val="24"/>
-          <w:szCs w:val="24"/>
-        </w:rPr>
-      </w:pPr>
-    </w:p>
-    <w:p>
-      <w:pPr>
-        <w:jc w:val="both"/>
-        <w:rPr>
-          <w:sz w:val="24"/>
-          <w:szCs w:val="24"/>
-        </w:rPr>
-      </w:pPr>
-    </w:p>
-    <w:p>
-      <w:pPr>
-        <w:jc w:val="both"/>
-        <w:rPr>
-          <w:sz w:val="24"/>
-          <w:szCs w:val="24"/>
-        </w:rPr>
-      </w:pPr>
-    </w:p>
-    <w:p>
-      <w:pPr>
-        <w:jc w:val="both"/>
-        <w:rPr>
-          <w:sz w:val="24"/>
-          <w:szCs w:val="24"/>
-        </w:rPr>
-      </w:pPr>
-    </w:p>
-    <w:p>
-      <w:pPr>
-        <w:jc w:val="both"/>
-        <w:rPr>
-          <w:sz w:val="24"/>
-          <w:szCs w:val="24"/>
-        </w:rPr>
-      </w:pPr>
-    </w:p>
-    <w:p>
-      <w:pPr>
-        <w:jc w:val="both"/>
-        <w:rPr>
-          <w:sz w:val="24"/>
-          <w:szCs w:val="24"/>
-        </w:rPr>
-      </w:pPr>
-    </w:p>
-    <w:p>
-      <w:pPr>
-        <w:jc w:val="both"/>
-        <w:rPr>
-          <w:sz w:val="24"/>
-          <w:szCs w:val="24"/>
-        </w:rPr>
-      </w:pPr>
-    </w:p>
-    <w:p>
-      <w:pPr>
-        <w:jc w:val="both"/>
-        <w:rPr>
-          <w:sz w:val="24"/>
-          <w:szCs w:val="24"/>
-        </w:rPr>
-      </w:pPr>
-    </w:p>
-    <w:p>
-      <w:pPr>
-        <w:jc w:val="both"/>
-        <w:rPr>
-          <w:sz w:val="24"/>
-          <w:szCs w:val="24"/>
-        </w:rPr>
-      </w:pPr>
-    </w:p>
-    <w:p>
-      <w:pPr>
-        <w:jc w:val="both"/>
-        <w:rPr>
-          <w:sz w:val="24"/>
-          <w:szCs w:val="24"/>
-        </w:rPr>
-      </w:pPr>
-    </w:p>
-    <w:p>
-      <w:pPr>
-        <w:jc w:val="both"/>
-        <w:rPr>
-          <w:sz w:val="24"/>
-          <w:szCs w:val="24"/>
-        </w:rPr>
-      </w:pPr>
-    </w:p>
-    <w:p>
-      <w:pPr>
-        <w:jc w:val="both"/>
-        <w:rPr>
-          <w:sz w:val="24"/>
-          <w:szCs w:val="24"/>
-        </w:rPr>
-      </w:pPr>
-    </w:p>
-    <w:p>
-      <w:pPr>
-        <w:jc w:val="both"/>
-        <w:rPr>
-          <w:sz w:val="24"/>
-          <w:szCs w:val="24"/>
-        </w:rPr>
-      </w:pPr>
-    </w:p>
-    <w:p>
-      <w:pPr>
-        <w:jc w:val="both"/>
-        <w:rPr>
-          <w:sz w:val="24"/>
-          <w:szCs w:val="24"/>
-        </w:rPr>
-      </w:pPr>
-    </w:p>
-    <w:p>
-      <w:pPr>
-        <w:jc w:val="both"/>
-        <w:rPr>
-          <w:sz w:val="24"/>
-          <w:szCs w:val="24"/>
-        </w:rPr>
-      </w:pPr>
-    </w:p>
-    <w:p>
-      <w:pPr>
-        <w:jc w:val="both"/>
-        <w:rPr>
-          <w:sz w:val="24"/>
-          <w:szCs w:val="24"/>
-        </w:rPr>
-      </w:pPr>
-    </w:p>
-    <w:p>
-      <w:pPr>
-        <w:jc w:val="both"/>
-        <w:rPr>
-          <w:sz w:val="24"/>
-          <w:szCs w:val="24"/>
-        </w:rPr>
-      </w:pPr>
+      <w:r>
+        <w:rPr>
+          <w:sz w:val="24"/>
+          <w:szCs w:val="24"/>
+        </w:rPr>
+        <w:tab/>
+      </w:r>
+      <w:r>
+        <w:rPr>
+          <w:sz w:val="24"/>
+          <w:szCs w:val="24"/>
+        </w:rPr>
+        <w:t xml:space="preserve">Vyhodnotenie modelov bude realizované pomocou </w:t>
+      </w:r>
+      <w:proofErr w:type="spellStart"/>
+      <w:r>
+        <w:rPr>
+          <w:i/>
+          <w:iCs/>
+          <w:sz w:val="24"/>
+          <w:szCs w:val="24"/>
+        </w:rPr>
+        <w:t>rolling-window</w:t>
+      </w:r>
+      <w:proofErr w:type="spellEnd"/>
+      <w:r>
+        <w:rPr>
+          <w:sz w:val="24"/>
+          <w:szCs w:val="24"/>
+        </w:rPr>
+        <w:t xml:space="preserve"> prístupu, s cieľom zachovať časovú následnosť informácií. </w:t>
+      </w:r>
+      <w:r>
+        <w:rPr>
+          <w:sz w:val="24"/>
+          <w:szCs w:val="24"/>
+        </w:rPr>
+        <w:t xml:space="preserve">Za účelom porovnania a vyhodnotenia presnosti predikcie volatility bude použitá odmocnina z priemernej štvorcovej chyby </w:t>
+      </w:r>
+      <w:r>
+        <w:rPr>
+          <w:sz w:val="24"/>
+          <w:szCs w:val="24"/>
+          <w:lang w:val="en-US"/>
+        </w:rPr>
+        <w:t>(</w:t>
+      </w:r>
+      <w:r>
+        <w:rPr>
+          <w:i/>
+          <w:iCs/>
+          <w:sz w:val="24"/>
+          <w:szCs w:val="24"/>
+          <w:lang w:val="en-US"/>
+        </w:rPr>
+        <w:t>RMSE</w:t>
+      </w:r>
+      <w:r>
+        <w:rPr>
+          <w:sz w:val="24"/>
+          <w:szCs w:val="24"/>
+          <w:lang w:val="en-US"/>
+        </w:rPr>
+        <w:t xml:space="preserve">) </w:t>
+      </w:r>
+      <w:r>
+        <w:rPr>
+          <w:sz w:val="24"/>
+          <w:szCs w:val="24"/>
+        </w:rPr>
+        <w:t>ako všeobecná metrika predikčnej chyby, ktorá výrazne penalizuje odchýlky. Na hodnotenie modelov volatility</w:t>
+      </w:r>
+      <w:r>
+        <w:rPr>
+          <w:sz w:val="24"/>
+          <w:szCs w:val="24"/>
+        </w:rPr>
+        <w:t xml:space="preserve"> bude taktiež použitá </w:t>
+      </w:r>
+      <w:r>
+        <w:rPr>
+          <w:i/>
+          <w:iCs/>
+          <w:sz w:val="24"/>
+          <w:szCs w:val="24"/>
+        </w:rPr>
+        <w:t>QLIKE</w:t>
+      </w:r>
+      <w:r>
+        <w:rPr>
+          <w:sz w:val="24"/>
+          <w:szCs w:val="24"/>
+        </w:rPr>
+        <w:t>, ako metrika pre hodnotenie predikcie volatility</w:t>
+      </w:r>
+      <w:r>
+        <w:rPr>
+          <w:sz w:val="24"/>
+          <w:szCs w:val="24"/>
+        </w:rPr>
+        <w:t xml:space="preserve">. </w:t>
+      </w:r>
+      <w:r>
+        <w:rPr>
+          <w:sz w:val="24"/>
+          <w:szCs w:val="24"/>
+        </w:rPr>
+        <w:lastRenderedPageBreak/>
+        <w:t>Keďže metrika QLIKE vyžaduje výhradne kladné hodnoty volatility, pri modeloch LSTM a </w:t>
+      </w:r>
+      <w:proofErr w:type="spellStart"/>
+      <w:r>
+        <w:rPr>
+          <w:sz w:val="24"/>
+          <w:szCs w:val="24"/>
+        </w:rPr>
+        <w:t>XGBoost</w:t>
+      </w:r>
+      <w:proofErr w:type="spellEnd"/>
+      <w:r>
+        <w:rPr>
+          <w:sz w:val="24"/>
+          <w:szCs w:val="24"/>
+        </w:rPr>
+        <w:t xml:space="preserve"> bude použitá transformácia cieľovej premennej.</w:t>
+      </w:r>
     </w:p>
     <w:p>
       <w:pPr>
@@ -1883,7 +3040,6 @@
           <w:sz w:val="32"/>
           <w:szCs w:val="32"/>
         </w:rPr>
-        <w:lastRenderedPageBreak/>
         <w:t>Zoznam literatúry</w:t>
       </w:r>
     </w:p>
@@ -1905,7 +3061,7 @@
             <w:autoSpaceDE w:val="0"/>
             <w:autoSpaceDN w:val="0"/>
             <w:ind w:hanging="480"/>
-            <w:divId w:val="886336374"/>
+            <w:divId w:val="2021346103"/>
             <w:rPr>
               <w:rFonts w:ascii="Calibri" w:eastAsia="Times New Roman" w:hAnsi="Calibri" w:cs="Calibri"/>
               <w:color w:val="000000"/>
@@ -2138,7 +3294,7 @@
             <w:autoSpaceDE w:val="0"/>
             <w:autoSpaceDN w:val="0"/>
             <w:ind w:hanging="480"/>
-            <w:divId w:val="426192237"/>
+            <w:divId w:val="1488209006"/>
             <w:rPr>
               <w:rFonts w:ascii="Calibri" w:eastAsia="Times New Roman" w:hAnsi="Calibri" w:cs="Calibri"/>
               <w:color w:val="000000"/>
@@ -2458,7 +3614,7 @@
             <w:autoSpaceDE w:val="0"/>
             <w:autoSpaceDN w:val="0"/>
             <w:ind w:hanging="480"/>
-            <w:divId w:val="825588739"/>
+            <w:divId w:val="1220633594"/>
             <w:rPr>
               <w:rFonts w:ascii="Calibri" w:eastAsia="Times New Roman" w:hAnsi="Calibri" w:cs="Calibri"/>
               <w:color w:val="000000"/>
@@ -2684,7 +3840,7 @@
             <w:autoSpaceDE w:val="0"/>
             <w:autoSpaceDN w:val="0"/>
             <w:ind w:hanging="480"/>
-            <w:divId w:val="2116556142"/>
+            <w:divId w:val="1223835747"/>
             <w:rPr>
               <w:rFonts w:ascii="Calibri" w:eastAsia="Times New Roman" w:hAnsi="Calibri" w:cs="Calibri"/>
               <w:color w:val="000000"/>
@@ -2871,7 +4027,7 @@
             <w:autoSpaceDE w:val="0"/>
             <w:autoSpaceDN w:val="0"/>
             <w:ind w:hanging="480"/>
-            <w:divId w:val="1043601543"/>
+            <w:divId w:val="751656243"/>
             <w:rPr>
               <w:rFonts w:ascii="Calibri" w:eastAsia="Times New Roman" w:hAnsi="Calibri" w:cs="Calibri"/>
               <w:color w:val="000000"/>
@@ -3116,7 +4272,7 @@
             <w:autoSpaceDE w:val="0"/>
             <w:autoSpaceDN w:val="0"/>
             <w:ind w:hanging="480"/>
-            <w:divId w:val="1480264367"/>
+            <w:divId w:val="1485705397"/>
             <w:rPr>
               <w:rFonts w:ascii="Calibri" w:eastAsia="Times New Roman" w:hAnsi="Calibri" w:cs="Calibri"/>
               <w:color w:val="000000"/>
@@ -3462,7 +4618,7 @@
             <w:autoSpaceDE w:val="0"/>
             <w:autoSpaceDN w:val="0"/>
             <w:ind w:hanging="480"/>
-            <w:divId w:val="1492066000"/>
+            <w:divId w:val="1700663970"/>
             <w:rPr>
               <w:rFonts w:ascii="Calibri" w:eastAsia="Times New Roman" w:hAnsi="Calibri" w:cs="Calibri"/>
               <w:color w:val="000000"/>
@@ -3661,7 +4817,7 @@
       </w:sdtContent>
     </w:sdt>
     <w:sectPr>
-      <w:footerReference w:type="default" r:id="rId7"/>
+      <w:footerReference w:type="default" r:id="rId8"/>
       <w:pgSz w:w="11906" w:h="16838"/>
       <w:pgMar w:top="1417" w:right="1417" w:bottom="1417" w:left="1417" w:header="708" w:footer="708" w:gutter="0"/>
       <w:cols w:space="708"/>
@@ -3765,6 +4921,127 @@
     </w:p>
   </w:footnote>
 </w:footnotes>
+</file>
+
+<file path=word/numbering.xml><?xml version="1.0" encoding="utf-8"?>
+<w:numbering xmlns:wpc="http://schemas.microsoft.com/office/word/2010/wordprocessingCanvas" xmlns:cx="http://schemas.microsoft.com/office/drawing/2014/chartex" xmlns:cx1="http://schemas.microsoft.com/office/drawing/2015/9/8/chartex" xmlns:cx2="http://schemas.microsoft.com/office/drawing/2015/10/21/chartex" xmlns:cx3="http://schemas.microsoft.com/office/drawing/2016/5/9/chartex" xmlns:cx4="http://schemas.microsoft.com/office/drawing/2016/5/10/chartex" xmlns:cx5="http://schemas.microsoft.com/office/drawing/2016/5/11/chartex" xmlns:cx6="http://schemas.microsoft.com/office/drawing/2016/5/12/chartex" xmlns:cx7="http://schemas.microsoft.com/office/drawing/2016/5/13/chartex" xmlns:cx8="http://schemas.microsoft.com/office/drawing/2016/5/14/chartex" xmlns:mc="http://schemas.openxmlformats.org/markup-compatibility/2006" xmlns:aink="http://schemas.microsoft.com/office/drawing/2016/ink" xmlns:am3d="http://schemas.microsoft.com/office/drawing/2017/model3d" xmlns:o="urn:schemas-microsoft-com:office:office" xmlns:oel="http://schemas.microsoft.com/office/2019/extlst" xmlns:r="http://schemas.openxmlformats.org/officeDocument/2006/relationships" xmlns:m="http://schemas.openxmlformats.org/officeDocument/2006/math" xmlns:v="urn:schemas-microsoft-com:vml" xmlns:wp14="http://schemas.microsoft.com/office/word/2010/wordprocessingDrawing" xmlns:wp="http://schemas.openxmlformats.org/drawingml/2006/wordprocessingDrawing" xmlns:w10="urn:schemas-microsoft-com:office:word" xmlns:w="http://schemas.openxmlformats.org/wordprocessingml/2006/main" xmlns:w14="http://schemas.microsoft.com/office/word/2010/wordml" xmlns:w15="http://schemas.microsoft.com/office/word/2012/wordml" xmlns:w16cex="http://schemas.microsoft.com/office/word/2018/wordml/cex" xmlns:w16cid="http://schemas.microsoft.com/office/word/2016/wordml/cid" xmlns:w16="http://schemas.microsoft.com/office/word/2018/wordml" xmlns:w16du="http://schemas.microsoft.com/office/word/2023/wordml/word16du" xmlns:w16sdtdh="http://schemas.microsoft.com/office/word/2020/wordml/sdtdatahash" xmlns:w16sdtfl="http://schemas.microsoft.com/office/word/2024/wordml/sdtformatlock" xmlns:w16se="http://schemas.microsoft.com/office/word/2015/wordml/symex" xmlns:wpg="http://schemas.microsoft.com/office/word/2010/wordprocessingGroup" xmlns:wpi="http://schemas.microsoft.com/office/word/2010/wordprocessingInk" xmlns:wne="http://schemas.microsoft.com/office/word/2006/wordml" xmlns:wps="http://schemas.microsoft.com/office/word/2010/wordprocessingShape" mc:Ignorable="w14 w15 w16se w16cid w16 w16cex w16sdtdh w16sdtfl w16du wp14">
+  <w:abstractNum w:abstractNumId="0" w15:restartNumberingAfterBreak="0">
+    <w:nsid w:val="73C818C3"/>
+    <w:multiLevelType w:val="hybridMultilevel"/>
+    <w:tmpl w:val="2BF4A8AA"/>
+    <w:lvl w:ilvl="0" w:tplc="041B0005">
+      <w:start w:val="1"/>
+      <w:numFmt w:val="bullet"/>
+      <w:lvlText w:val=""/>
+      <w:lvlJc w:val="left"/>
+      <w:pPr>
+        <w:ind w:left="720" w:hanging="360"/>
+      </w:pPr>
+      <w:rPr>
+        <w:rFonts w:ascii="Wingdings" w:hAnsi="Wingdings" w:hint="default"/>
+      </w:rPr>
+    </w:lvl>
+    <w:lvl w:ilvl="1" w:tplc="041B0003" w:tentative="1">
+      <w:start w:val="1"/>
+      <w:numFmt w:val="bullet"/>
+      <w:lvlText w:val="o"/>
+      <w:lvlJc w:val="left"/>
+      <w:pPr>
+        <w:ind w:left="1440" w:hanging="360"/>
+      </w:pPr>
+      <w:rPr>
+        <w:rFonts w:ascii="Courier New" w:hAnsi="Courier New" w:cs="Courier New" w:hint="default"/>
+      </w:rPr>
+    </w:lvl>
+    <w:lvl w:ilvl="2" w:tplc="041B0005" w:tentative="1">
+      <w:start w:val="1"/>
+      <w:numFmt w:val="bullet"/>
+      <w:lvlText w:val=""/>
+      <w:lvlJc w:val="left"/>
+      <w:pPr>
+        <w:ind w:left="2160" w:hanging="360"/>
+      </w:pPr>
+      <w:rPr>
+        <w:rFonts w:ascii="Wingdings" w:hAnsi="Wingdings" w:hint="default"/>
+      </w:rPr>
+    </w:lvl>
+    <w:lvl w:ilvl="3" w:tplc="041B0001" w:tentative="1">
+      <w:start w:val="1"/>
+      <w:numFmt w:val="bullet"/>
+      <w:lvlText w:val=""/>
+      <w:lvlJc w:val="left"/>
+      <w:pPr>
+        <w:ind w:left="2880" w:hanging="360"/>
+      </w:pPr>
+      <w:rPr>
+        <w:rFonts w:ascii="Symbol" w:hAnsi="Symbol" w:hint="default"/>
+      </w:rPr>
+    </w:lvl>
+    <w:lvl w:ilvl="4" w:tplc="041B0003" w:tentative="1">
+      <w:start w:val="1"/>
+      <w:numFmt w:val="bullet"/>
+      <w:lvlText w:val="o"/>
+      <w:lvlJc w:val="left"/>
+      <w:pPr>
+        <w:ind w:left="3600" w:hanging="360"/>
+      </w:pPr>
+      <w:rPr>
+        <w:rFonts w:ascii="Courier New" w:hAnsi="Courier New" w:cs="Courier New" w:hint="default"/>
+      </w:rPr>
+    </w:lvl>
+    <w:lvl w:ilvl="5" w:tplc="041B0005" w:tentative="1">
+      <w:start w:val="1"/>
+      <w:numFmt w:val="bullet"/>
+      <w:lvlText w:val=""/>
+      <w:lvlJc w:val="left"/>
+      <w:pPr>
+        <w:ind w:left="4320" w:hanging="360"/>
+      </w:pPr>
+      <w:rPr>
+        <w:rFonts w:ascii="Wingdings" w:hAnsi="Wingdings" w:hint="default"/>
+      </w:rPr>
+    </w:lvl>
+    <w:lvl w:ilvl="6" w:tplc="041B0001" w:tentative="1">
+      <w:start w:val="1"/>
+      <w:numFmt w:val="bullet"/>
+      <w:lvlText w:val=""/>
+      <w:lvlJc w:val="left"/>
+      <w:pPr>
+        <w:ind w:left="5040" w:hanging="360"/>
+      </w:pPr>
+      <w:rPr>
+        <w:rFonts w:ascii="Symbol" w:hAnsi="Symbol" w:hint="default"/>
+      </w:rPr>
+    </w:lvl>
+    <w:lvl w:ilvl="7" w:tplc="041B0003" w:tentative="1">
+      <w:start w:val="1"/>
+      <w:numFmt w:val="bullet"/>
+      <w:lvlText w:val="o"/>
+      <w:lvlJc w:val="left"/>
+      <w:pPr>
+        <w:ind w:left="5760" w:hanging="360"/>
+      </w:pPr>
+      <w:rPr>
+        <w:rFonts w:ascii="Courier New" w:hAnsi="Courier New" w:cs="Courier New" w:hint="default"/>
+      </w:rPr>
+    </w:lvl>
+    <w:lvl w:ilvl="8" w:tplc="041B0005" w:tentative="1">
+      <w:start w:val="1"/>
+      <w:numFmt w:val="bullet"/>
+      <w:lvlText w:val=""/>
+      <w:lvlJc w:val="left"/>
+      <w:pPr>
+        <w:ind w:left="6480" w:hanging="360"/>
+      </w:pPr>
+      <w:rPr>
+        <w:rFonts w:ascii="Wingdings" w:hAnsi="Wingdings" w:hint="default"/>
+      </w:rPr>
+    </w:lvl>
+  </w:abstractNum>
+  <w:num w:numId="1" w16cid:durableId="1657874310">
+    <w:abstractNumId w:val="0"/>
+  </w:num>
+</w:numbering>
 </file>
 
 <file path=word/styles.xml><?xml version="1.0" encoding="utf-8"?>
@@ -4805,12 +6082,12 @@
 
 <file path=word/glossary/fontTable.xml><?xml version="1.0" encoding="utf-8"?>
 <w:fonts xmlns:mc="http://schemas.openxmlformats.org/markup-compatibility/2006" xmlns:r="http://schemas.openxmlformats.org/officeDocument/2006/relationships" xmlns:w="http://schemas.openxmlformats.org/wordprocessingml/2006/main" xmlns:w14="http://schemas.microsoft.com/office/word/2010/wordml" xmlns:w15="http://schemas.microsoft.com/office/word/2012/wordml" xmlns:w16cex="http://schemas.microsoft.com/office/word/2018/wordml/cex" xmlns:w16cid="http://schemas.microsoft.com/office/word/2016/wordml/cid" xmlns:w16="http://schemas.microsoft.com/office/word/2018/wordml" xmlns:w16du="http://schemas.microsoft.com/office/word/2023/wordml/word16du" xmlns:w16sdtdh="http://schemas.microsoft.com/office/word/2020/wordml/sdtdatahash" xmlns:w16sdtfl="http://schemas.microsoft.com/office/word/2024/wordml/sdtformatlock" xmlns:w16se="http://schemas.microsoft.com/office/word/2015/wordml/symex" mc:Ignorable="w14 w15 w16se w16cid w16 w16cex w16sdtdh w16sdtfl w16du">
-  <w:font w:name="Calibri">
-    <w:panose1 w:val="020F0502020204030204"/>
-    <w:charset w:val="EE"/>
-    <w:family w:val="swiss"/>
+  <w:font w:name="Wingdings">
+    <w:panose1 w:val="05000000000000000000"/>
+    <w:charset w:val="02"/>
+    <w:family w:val="auto"/>
     <w:pitch w:val="variable"/>
-    <w:sig w:usb0="E4002EFF" w:usb1="C200247B" w:usb2="00000009" w:usb3="00000000" w:csb0="000001FF" w:csb1="00000000"/>
+    <w:sig w:usb0="00000000" w:usb1="10000000" w:usb2="00000000" w:usb3="00000000" w:csb0="80000000" w:csb1="00000000"/>
   </w:font>
   <w:font w:name="Times New Roman">
     <w:panose1 w:val="02020603050405020304"/>
@@ -4818,6 +6095,27 @@
     <w:family w:val="roman"/>
     <w:pitch w:val="variable"/>
     <w:sig w:usb0="E0002EFF" w:usb1="C000785B" w:usb2="00000009" w:usb3="00000000" w:csb0="000001FF" w:csb1="00000000"/>
+  </w:font>
+  <w:font w:name="Courier New">
+    <w:panose1 w:val="02070309020205020404"/>
+    <w:charset w:val="00"/>
+    <w:family w:val="modern"/>
+    <w:pitch w:val="fixed"/>
+    <w:sig w:usb0="E0002EFF" w:usb1="C0007843" w:usb2="00000009" w:usb3="00000000" w:csb0="000001FF" w:csb1="00000000"/>
+  </w:font>
+  <w:font w:name="Symbol">
+    <w:panose1 w:val="05050102010706020507"/>
+    <w:charset w:val="02"/>
+    <w:family w:val="roman"/>
+    <w:pitch w:val="variable"/>
+    <w:sig w:usb0="00000000" w:usb1="10000000" w:usb2="00000000" w:usb3="00000000" w:csb0="80000000" w:csb1="00000000"/>
+  </w:font>
+  <w:font w:name="Calibri">
+    <w:panose1 w:val="020F0502020204030204"/>
+    <w:charset w:val="EE"/>
+    <w:family w:val="swiss"/>
+    <w:pitch w:val="variable"/>
+    <w:sig w:usb0="E4002EFF" w:usb1="C200247B" w:usb2="00000009" w:usb3="00000000" w:csb0="000001FF" w:csb1="00000000"/>
   </w:font>
   <w:font w:name="Calibri Light">
     <w:panose1 w:val="020F0302020204030204"/>
@@ -4858,12 +6156,20 @@
   </w:compat>
   <w:rsids>
     <w:rsidRoot w:val="00EF1F3F"/>
+    <w:rsid w:val="00046425"/>
+    <w:rsid w:val="004C6F8F"/>
     <w:rsid w:val="005E5AC4"/>
     <w:rsid w:val="00723C5C"/>
+    <w:rsid w:val="00756B9A"/>
     <w:rsid w:val="00767F00"/>
+    <w:rsid w:val="007A39C4"/>
+    <w:rsid w:val="00962B2B"/>
     <w:rsid w:val="00C40CF8"/>
+    <w:rsid w:val="00C70E60"/>
+    <w:rsid w:val="00D47CFF"/>
     <w:rsid w:val="00E75429"/>
     <w:rsid w:val="00EF1F3F"/>
+    <w:rsid w:val="00F77B79"/>
   </w:rsids>
   <m:mathPr>
     <m:mathFont m:val="Cambria Math"/>
@@ -5649,7 +6955,7 @@
   </we:alternateReferences>
   <we:properties>
     <we:property name="MENDELEY_BIBLIOGRAPHY_IS_DIRTY" value="false"/>
-    <we:property name="MENDELEY_BIBLIOGRAPHY_LAST_MODIFIED" value="1779895292830"/>
+    <we:property name="MENDELEY_BIBLIOGRAPHY_LAST_MODIFIED" value="1779974744604"/>
     <we:property name="MENDELEY_CITATIONS" value="[{&quot;citationID&quot;:&quot;MENDELEY_CITATION_d6f0c2a8-d5ec-468c-a71e-e21c358f2787&quot;,&quot;properties&quot;:{&quot;noteIndex&quot;:0},&quot;isEdited&quot;:false,&quot;manualOverride&quot;:{&quot;isManuallyOverridden&quot;:false,&quot;citeprocText&quot;:&quot;(Kılıç, 2025)&quot;,&quot;manualOverrideText&quot;:&quot;&quot;},&quot;citationTag&quot;:&quot;MENDELEY_CITATION_v3_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&quot;,&quot;citationItems&quot;:[{&quot;id&quot;:&quot;90fb3a2a-8a8b-3dca-be16-1ec0c8795603&quot;,&quot;itemData&quot;:{&quot;type&quot;:&quot;article-journal&quot;,&quot;id&quot;:&quot;90fb3a2a-8a8b-3dca-be16-1ec0c8795603&quot;,&quot;title&quot;:&quot;Linear and nonlinear econometric models against machine learning models: realized volatility prediction&quot;,&quot;groupId&quot;:&quot;092e372d-c067-3fdb-b3f7-8bafafb41bf5&quot;,&quot;author&quot;:[{&quot;family&quot;:&quot;Kılıç&quot;,&quot;given&quot;:&quot;Rehim&quot;,&quot;parse-names&quot;:false,&quot;dropping-particle&quot;:&quot;&quot;,&quot;non-dropping-particle&quot;:&quot;&quot;}],&quot;accessed&quot;:{&quot;date-parts&quot;:[[2026,5,26]]},&quot;DOI&quot;:&quot;10.17016/FEDS.2025.061&quot;,&quot;ISSN&quot;:&quot;2767-3898&quot;,&quot;URL&quot;:&quot;https://doi.org/10.17016/FEDS.2025.061.&quot;,&quot;issued&quot;:{&quot;date-parts&quot;:[[2025]]},&quot;abstract&quot;:&quot;This paper fills an important gap in the volatility forecasting literature by comparing a broad suite of machine learning (ML) methods with both linear and nonlinear econo-metric models using high-frequency realized volatility (RV) data for the S&amp;P 500. We evaluate ARFIMA, HAR, regime-switching HAR models (THAR, STHAR, MSHAR), and ML methods including Extreme Gradient Boosting, deep feed-forward neural networks, and recurrent networks (BRNN, LSTM, LSTM-A, GRU). Using rolling forecasts from 2006 onward , we find that regime-switching models-particularly THAR and STHAR-consistently outperform ML and linear models, especially when predictors are limited. These models also deliver more accurate risk forecasts and higher realized utility. While ML models capture some nonlinear patterns, they offer no consistent advantage over simpler, interpretable alternatives. Our findings highlight the importance of modeling regime changes through transparent econometric tools, especially in real-world applications where predictor availability is sparse and model interpretability is critical for risk management and portfolio allocation. JEL Classification: C10, C50, G11, G15.&quot;},&quot;isTemporary&quot;:false}]},{&quot;citationID&quot;:&quot;MENDELEY_CITATION_ea9f8a8f-fb80-4741-b592-b7ea38361fcb&quot;,&quot;properties&quot;:{&quot;noteIndex&quot;:0},&quot;isEdited&quot;:false,&quot;manualOverride&quot;:{&quot;isManuallyOverridden&quot;:false,&quot;citeprocText&quot;:&quot;(Leushuis &amp;#38; Petkov, 2026)&quot;,&quot;manualOverrideText&quot;:&quot;&quot;},&quot;citationTag&quot;:&quot;MENDELEY_CITATION_v3_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&quot;,&quot;citationItems&quot;:[{&quot;id&quot;:&quot;02d76dd6-27f2-376c-9de7-1e3428a31074&quot;,&quot;itemData&quot;:{&quot;type&quot;:&quot;article-journal&quot;,&quot;id&quot;:&quot;02d76dd6-27f2-376c-9de7-1e3428a31074&quot;,&quot;title&quot;:&quot;Advances in forecasting realized volatility: a review of methodologies&quot;,&quot;groupId&quot;:&quot;092e372d-c067-3fdb-b3f7-8bafafb41bf5&quot;,&quot;author&quot;:[{&quot;family&quot;:&quot;Leushuis&quot;,&quot;given&quot;:&quot;Radmir Mishelevich&quot;,&quot;parse-names&quot;:false,&quot;dropping-particle&quot;:&quot;&quot;,&quot;non-dropping-particle&quot;:&quot;&quot;},{&quot;family&quot;:&quot;Petkov&quot;,&quot;given&quot;:&quot;Nicolai&quot;,&quot;parse-names&quot;:false,&quot;dropping-particle&quot;:&quot;&quot;,&quot;non-dropping-particle&quot;:&quot;&quot;}],&quot;container-title&quot;:&quot;Financial Innovation 2026 12:1&quot;,&quot;accessed&quot;:{&quot;date-parts&quot;:[[2026,5,26]]},&quot;DOI&quot;:&quot;10.1186/S40854-025-00809-5&quot;,&quot;ISSN&quot;:&quot;2199-4730&quot;,&quot;URL&quot;:&quot;https://link.springer.com/article/10.1186/s40854-025-00809-5&quot;,&quot;issued&quot;:{&quot;date-parts&quot;:[[2026,1,6]]},&quot;page&quot;:&quot;14-&quot;,&quot;abstract&quot;:&quot;Over the past decade, volatility modeling has gained increasing importance in quantitative finance, significantly influencing risk management, investment strategies, and policymaking. Traditionally, academic research has emphasized linear models for forecasting realized volatility. However, advances in computational power have enabled the development of more sophisticated approaches, including machine and deep learning models. Despite these advancements, no comprehensive survey currently compares traditional linear methods with newer models in the context of realized volatility forecasting. This survey addresses that gap by analyzing all models used to forecast realized volatility in academic literature from 2000 to the first half of 2024. It highlights key academic contributions and examines the empirical characteristics of realized volatility. Our findings indicate that the top-performing hybrid convolutional neural network and long short-term memory model surpasses other models in forecasting accuracy. These results highlight the ability of such models to capture a broader range of factors driving realized volatility, affirming their valuable role in quantitative modeling.&quot;,&quot;publisher&quot;:&quot;SpringerOpen&quot;,&quot;issue&quot;:&quot;1&quot;,&quot;volume&quot;:&quot;12&quot;},&quot;isTemporary&quot;:false}]},{&quot;citationID&quot;:&quot;MENDELEY_CITATION_0f95b632-cf94-4bc1-b504-eb48f89c7649&quot;,&quot;properties&quot;:{&quot;noteIndex&quot;:0},&quot;isEdited&quot;:false,&quot;manualOverride&quot;:{&quot;isManuallyOverridden&quot;:false,&quot;citeprocText&quot;:&quot;(Peter et al., 2026)&quot;,&quot;manualOverrideText&quot;:&quot;&quot;},&quot;citationTag&quot;:&quot;MENDELEY_CITATION_v3_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&quot;,&quot;citationItems&quot;:[{&quot;id&quot;:&quot;99e7fb6e-624b-3146-ae51-dc6c98478710&quot;,&quot;itemData&quot;:{&quot;type&quot;:&quot;article-journal&quot;,&quot;id&quot;:&quot;99e7fb6e-624b-3146-ae51-dc6c98478710&quot;,&quot;title&quot;:&quot;A stacking model integrating GARCH and LSTM with feature interactions for time series volatility prediction&quot;,&quot;groupId&quot;:&quot;092e372d-c067-3fdb-b3f7-8bafafb41bf5&quot;,&quot;author&quot;:[{&quot;family&quot;:&quot;Peter&quot;,&quot;given&quot;:&quot;Michael&quot;,&quot;parse-names&quot;:false,&quot;dropping-particle&quot;:&quot;&quot;,&quot;non-dropping-particle&quot;:&quot;&quot;},{&quot;family&quot;:&quot;Mirau&quot;,&quot;given&quot;:&quot;Silas&quot;,&quot;parse-names&quot;:false,&quot;dropping-particle&quot;:&quot;&quot;,&quot;non-dropping-particle&quot;:&quot;&quot;},{&quot;family&quot;:&quot;Sinkwembe&quot;,&quot;given&quot;:&quot;Emmanuel&quot;,&quot;parse-names&quot;:false,&quot;dropping-particle&quot;:&quot;&quot;,&quot;non-dropping-particle&quot;:&quot;&quot;},{&quot;family&quot;:&quot;Kasumo&quot;,&quot;given&quot;:&quot;Christian&quot;,&quot;parse-names&quot;:false,&quot;dropping-particle&quot;:&quot;&quot;,&quot;non-dropping-particle&quot;:&quot;&quot;},{&quot;family&quot;:&quot;Guambe&quot;,&quot;given&quot;:&quot;Calisto&quot;,&quot;parse-names&quot;:false,&quot;dropping-particle&quot;:&quot;&quot;,&quot;non-dropping-particle&quot;:&quot;&quot;}],&quot;container-title&quot;:&quot;Array&quot;,&quot;accessed&quot;:{&quot;date-parts&quot;:[[2026,5,26]]},&quot;DOI&quot;:&quot;10.1016/J.ARRAY.2026.100700&quot;,&quot;ISSN&quot;:&quot;2590-0056&quot;,&quot;URL&quot;:&quot;https://www.sciencedirect.com/science/article/pii/S2590005626000238&quot;,&quot;issued&quot;:{&quot;date-parts&quot;:[[2026,3,1]]},&quot;page&quot;:&quot;100700&quot;,&quot;abstract&quot;:&quot;Volatility forecasting remains a cornerstone of quantitative finance, underpinning risk management, portfolio optimization, and regulatory oversight. This study introduces a novel stacking model that integrates the generalized autoregressive conditional heteroskedasticity (GARCH) framework with long short-term memory (LSTM) networks to capture both econometric structure and nonlinear temporal dependencies in financial time series. Unlike conventional hybrid approaches that sequentially cascade outputs, the proposed framework employs GARCH and LSTM as parallel base learners, with their predictions intelligently fused through a meta-learner that exploits feature interactions and cross-model synergies. The empirical evaluation benchmarks the stacking ensemble against state-of-the-art alternatives, including DLINEAR, CKAN, N-BEATS, and individual GARCH and LSTM specifications across multiple performance metrics. Results demonstrate consistent superiority across RMSE, MAE, accuracy, RAMP, geometric mean, Hausdorff distance, and AUC metrics, validating the synergistic benefits of integrating econometric and machine learning paradigms within a theoretically grounded architecture. The model's superior performance stems from leveraging GARCH's parametric efficiency in modeling volatility clustering while harnessing LSTM's capacity to capture complex nonlinear temporal patterns. Beyond methodological contributions, the framework offers practical value for enhancing systemic risk monitoring, improving stress testing frameworks, and optimizing investment strategies across diverse market conditions. The demonstrated robustness across different market regimes underscores its potential for adoption in both routine operations and crisis contexts. This research establishes stacking-based ensemble modeling as a powerful paradigm for advancing volatility prediction and provides a foundation for next-generation financial forecasting systems.&quot;,&quot;publisher&quot;:&quot;Elsevier&quot;,&quot;volume&quot;:&quot;29&quot;},&quot;isTemporary&quot;:false}]},{&quot;citationID&quot;:&quot;MENDELEY_CITATION_f970d8fa-1c6f-4763-a6bc-d806631e65d3&quot;,&quot;properties&quot;:{&quot;noteIndex&quot;:0},&quot;isEdited&quot;:false,&quot;manualOverride&quot;:{&quot;isManuallyOverridden&quot;:false,&quot;citeprocText&quot;:&quot;(Khan et al., 2024)&quot;,&quot;manualOverrideText&quot;:&quot;&quot;},&quot;citationTag&quot;:&quot;MENDELEY_CITATION_v3_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&quot;,&quot;citationItems&quot;:[{&quot;id&quot;:&quot;ee25369a-392d-3ddd-b970-56027ef8f602&quot;,&quot;itemData&quot;:{&quot;type&quot;:&quot;article-journal&quot;,&quot;id&quot;:&quot;ee25369a-392d-3ddd-b970-56027ef8f602&quot;,&quot;title&quot;:&quot;The impact of the COVID 19 pandemic on stock market volatility: evidence from a selection of developed and emerging stock markets&quot;,&quot;groupId&quot;:&quot;092e372d-c067-3fdb-b3f7-8bafafb41bf5&quot;,&quot;author&quot;:[{&quot;family&quot;:&quot;Khan&quot;,&quot;given&quot;:&quot;Muhammad Niaz&quot;,&quot;parse-names&quot;:false,&quot;dropping-particle&quot;:&quot;&quot;,&quot;non-dropping-particle&quot;:&quot;&quot;},{&quot;family&quot;:&quot;Fifield&quot;,&quot;given&quot;:&quot;Suzanne G.M.&quot;,&quot;parse-names&quot;:false,&quot;dropping-particle&quot;:&quot;&quot;,&quot;non-dropping-particle&quot;:&quot;&quot;},{&quot;family&quot;:&quot;Power&quot;,&quot;given&quot;:&quot;David M.&quot;,&quot;parse-names&quot;:false,&quot;dropping-particle&quot;:&quot;&quot;,&quot;non-dropping-particle&quot;:&quot;&quot;}],&quot;container-title&quot;:&quot;SN Business &amp; Economics 2024 4:6&quot;,&quot;accessed&quot;:{&quot;date-parts&quot;:[[2026,5,26]]},&quot;DOI&quot;:&quot;10.1007/S43546-024-00659-W&quot;,&quot;ISBN&quot;:&quot;0123456789&quot;,&quot;ISSN&quot;:&quot;2662-9399&quot;,&quot;URL&quot;:&quot;https://link.springer.com/article/10.1007/s43546-024-00659-w&quot;,&quot;issued&quot;:{&quot;date-parts&quot;:[[2024,5,15]]},&quot;page&quot;:&quot;63-&quot;,&quot;abstract&quot;:&quot;This study examines the impact of the COVID 19 pandemic on the stock markets of China, India, Pakistan, the UK and the US using Generalised Autoregressive Conditional Heteroscedasticity (GARCH) and Threshold GARCH models with COVID 19 as an exogenous dummy variable in the variance equation. The sample period of 2016–2021 is divided into two sub-periods: the pre-COVID 19 period and the COVID 19 period. The results of the study indicate that there was persistent volatility in these markets and that this volatility increased as a result of the pandemic. In addition, the Threshold GARCH results indicate that the asymmetric term was significant in all markets indicating that bad news, such as the pandemic, had a stronger impact on the conditional variance of the returns as compared to good news. In addition, the results further confirm that the US market had no significant impact on the volatility of the Chinese market during the pandemic. The results have important implications for (1) international investors regarding portfolio management and investment risk minimisation in situations like the COVID 19 pandemic; and (2) policy-makers in terms of how they respond to any future pandemic.&quot;,&quot;publisher&quot;:&quot;Springer&quot;,&quot;issue&quot;:&quot;6&quot;,&quot;volume&quot;:&quot;4&quot;},&quot;isTemporary&quot;:false}]},{&quot;citationID&quot;:&quot;MENDELEY_CITATION_93754582-a1be-42bd-b605-1107039d5487&quot;,&quot;properties&quot;:{&quot;noteIndex&quot;:0},&quot;isEdited&quot;:false,&quot;manualOverride&quot;:{&quot;isManuallyOverridden&quot;:false,&quot;citeprocText&quot;:&quot;(Vuong et al., 2022)&quot;,&quot;manualOverrideText&quot;:&quot;&quot;},&quot;citationTag&quot;:&quot;MENDELEY_CITATION_v3_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&quot;,&quot;citationItems&quot;:[{&quot;id&quot;:&quot;df765be2-c18e-3246-bc42-c0014b3b1f22&quot;,&quot;itemData&quot;:{&quot;type&quot;:&quot;article-journal&quot;,&quot;id&quot;:&quot;df765be2-c18e-3246-bc42-c0014b3b1f22&quot;,&quot;title&quot;:&quot;Volatility spillovers from the Chinese stock market to the U.S. stock market: The role of the COVID-19 pandemic&quot;,&quot;groupId&quot;:&quot;092e372d-c067-3fdb-b3f7-8bafafb41bf5&quot;,&quot;author&quot;:[{&quot;family&quot;:&quot;Vuong&quot;,&quot;given&quot;:&quot;Giang Thi Huong&quot;,&quot;parse-names&quot;:false,&quot;dropping-particle&quot;:&quot;&quot;,&quot;non-dropping-particle&quot;:&quot;&quot;},{&quot;family&quot;:&quot;Nguyen&quot;,&quot;given&quot;:&quot;Manh Huu&quot;,&quot;parse-names&quot;:false,&quot;dropping-particle&quot;:&quot;&quot;,&quot;non-dropping-particle&quot;:&quot;&quot;},{&quot;family&quot;:&quot;Huynh&quot;,&quot;given&quot;:&quot;Anh Ngoc Quang&quot;,&quot;parse-names&quot;:false,&quot;dropping-particle&quot;:&quot;&quot;,&quot;non-dropping-particle&quot;:&quot;&quot;}],&quot;container-title&quot;:&quot;The Journal of Economic Asymmetries&quot;,&quot;accessed&quot;:{&quot;date-parts&quot;:[[2026,5,26]]},&quot;DOI&quot;:&quot;10.1016/J.JECA.2022.E00276&quot;,&quot;ISSN&quot;:&quot;1703-4949&quot;,&quot;URL&quot;:&quot;https://www.sciencedirect.com/science/article/pii/S1703494922000366&quot;,&quot;issued&quot;:{&quot;date-parts&quot;:[[2022,11,1]]},&quot;page&quot;:&quot;e00276&quot;,&quot;abstract&quot;:&quot;The COVID-19 pandemic, which originated in Wuhan, China, precipitated the stock market crash of March 2020. According to published global data, the U.S. has been most affected by the tragedy throughout this outbreak. Understanding the degree of integration between the financial systems of the world's two largest economies, particularly during the COVID-19 pandemic, necessitates thorough research of the risk transmission from China's stock market to the U.S. stock market. This study examines the volatility transmission from the Chinese to the U.S. stock market from January 2001 to October 2020. We employ a variant form of the EGARCH (1,1) model with long-term control over the excessive volatility breakpoints identified by the ICSS algorithm. Since 2004, empirical evidence indicates that the volatility shocks of the Chinese stock market have frequently and negatively affected the volatility of the U.S. stock market. Most importantly, we explore that the COVID-19 pandemic vigorously and positively promoted the volatility infection from the Chinese equity market to the U.S. equity market in March 2020. This precious evidence endorses the asymmetric volatility transmission from the Chinese to the U.S. stock market when COVID-19 broke out. These experimental results provide profound insight into the risk contagion between the U.S. and China stock markets. They are also essential for securities investors to minimize portfolio risk. Furthermore, this paper suggests that globalization has carefully driven the integration of China's stock market with the international equity markets.&quot;,&quot;publisher&quot;:&quot;Elsevier&quot;,&quot;volume&quot;:&quot;26&quot;},&quot;isTemporary&quot;:false}]},{&quot;citationID&quot;:&quot;MENDELEY_CITATION_97ee10ab-13bb-40a0-b6c9-d341d2c446da&quot;,&quot;properties&quot;:{&quot;noteIndex&quot;:0},&quot;isEdited&quot;:false,&quot;manualOverride&quot;:{&quot;isManuallyOverridden&quot;:false,&quot;citeprocText&quot;:&quot;(Wang, 2024)&quot;,&quot;manualOverrideText&quot;:&quot;&quot;},&quot;citationTag&quot;:&quot;MENDELEY_CITATION_v3_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&quot;,&quot;citationItems&quot;:[{&quot;id&quot;:&quot;522db720-d412-31e1-a762-d59d545649ea&quot;,&quot;itemData&quot;:{&quot;type&quot;:&quot;article-journal&quot;,&quot;id&quot;:&quot;522db720-d412-31e1-a762-d59d545649ea&quot;,&quot;title&quot;:&quot;The Relationship Between Geopolitical Risks and Stock Market Volatility&quot;,&quot;groupId&quot;:&quot;092e372d-c067-3fdb-b3f7-8bafafb41bf5&quot;,&quot;author&quot;:[{&quot;family&quot;:&quot;Wang&quot;,&quot;given&quot;:&quot;Yuanxin&quot;,&quot;parse-names&quot;:false,&quot;dropping-particle&quot;:&quot;&quot;,&quot;non-dropping-particle&quot;:&quot;&quot;}],&quot;container-title&quot;:&quot;Frontiers in Business, Economics and Management&quot;,&quot;accessed&quot;:{&quot;date-parts&quot;:[[2026,5,26]]},&quot;DOI&quot;:&quot;10.54097/VTXP2W40&quot;,&quot;ISSN&quot;:&quot;2766-824X&quot;,&quot;issued&quot;:{&quot;date-parts&quot;:[[2024,12,24]]},&quot;page&quot;:&quot;379-385&quot;,&quot;abstract&quot;:&quot;In the globalized economic system, geopolitical conflicts are increasingly prominent as an important factor affecting stock market volatility. This essay delve into deeply explore the complex relationship between geopolitical risks and stock market volatility, and comprehensively analyze this area from a macro perspective through the combination of theory and empirical methods. First, this essay defines geopolitical risks systematically and explores various sources. Further, this essay analyzes the broad impact of geopolitical risks on the global economy and economic financial system. With regard to the stock market volatility, this essay introduces the measurement method of stock market volatility. In order to fully understand the impact of geopolitical risks on the stock market volatility, this essay conducts deep analysis from two dimensions of market sentiment and capital flows. In order to more specifically illustrate the impact of geopolitical risks on stock market volatility, this essay conducts an in-depth analysis using the Russian-Ukrainian war as a case study. This case not only shows the direct impact of geopolitical conflicts on stock market volatility, but also reveals the deep economic and financial logic behind it. The research in this paper not only helps to deeply understand the mechanism of the impact of geopolitical risk on stock market volatility, but also provides a useful reference for investors and policy makers. In the face of geopolitical risks, investors should pay more attention to relevant information in order to make more informed investment decisions. Policy makers should strengthen real-time monitoring of geopolitical risks and take corresponding risk prevention measures to maintain the stability of financial markets.&quot;,&quot;publisher&quot;:&quot;Darcy &amp; Roy Press Co. Ltd.&quot;,&quot;issue&quot;:&quot;3&quot;,&quot;volume&quot;:&quot;17&quot;},&quot;isTemporary&quot;:false}]},{&quot;citationID&quot;:&quot;MENDELEY_CITATION_6c6787bf-a8ae-4dd9-bbc6-2bbaa5422402&quot;,&quot;properties&quot;:{&quot;noteIndex&quot;:0},&quot;isEdited&quot;:false,&quot;manualOverride&quot;:{&quot;isManuallyOverridden&quot;:false,&quot;citeprocText&quot;:&quot;(Branco et al., 2024)&quot;,&quot;manualOverrideText&quot;:&quot;&quot;},&quot;citationTag&quot;:&quot;MENDELEY_CITATION_v3_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&quot;,&quot;citationItems&quot;:[{&quot;id&quot;:&quot;5feadc75-f7f1-3040-a41a-a354532e5302&quot;,&quot;itemData&quot;:{&quot;type&quot;:&quot;article-journal&quot;,&quot;id&quot;:&quot;5feadc75-f7f1-3040-a41a-a354532e5302&quot;,&quot;title&quot;:&quot;Forecasting realized volatility: Does anything beat linear models?&quot;,&quot;groupId&quot;:&quot;092e372d-c067-3fdb-b3f7-8bafafb41bf5&quot;,&quot;author&quot;:[{&quot;family&quot;:&quot;Branco&quot;,&quot;given&quot;:&quot;Rafael R.&quot;,&quot;parse-names&quot;:false,&quot;dropping-particle&quot;:&quot;&quot;,&quot;non-dropping-particle&quot;:&quot;&quot;},{&quot;family&quot;:&quot;Rubesam&quot;,&quot;given&quot;:&quot;Alexandre&quot;,&quot;parse-names&quot;:false,&quot;dropping-particle&quot;:&quot;&quot;,&quot;non-dropping-particle&quot;:&quot;&quot;},{&quot;family&quot;:&quot;Zevallos&quot;,&quot;given&quot;:&quot;Mauricio&quot;,&quot;parse-names&quot;:false,&quot;dropping-particle&quot;:&quot;&quot;,&quot;non-dropping-particle&quot;:&quot;&quot;}],&quot;container-title&quot;:&quot;Journal of Empirical Finance&quot;,&quot;container-title-short&quot;:&quot;J. Empir. Finance&quot;,&quot;accessed&quot;:{&quot;date-parts&quot;:[[2026,5,27]]},&quot;DOI&quot;:&quot;10.1016/j.jempfin.2024.101524&quot;,&quot;ISSN&quot;:&quot;09275398&quot;,&quot;issued&quot;:{&quot;date-parts&quot;:[[2024,9,1]]},&quot;abstract&quot;:&quot;We evaluate the performance of several linear and nonlinear machine learning (ML) models in forecasting the realized volatility (RV) of ten global stock market indices in the period from January 2000 to December 2021. We train models using a dataset that includes past values of the RV and additional predictors, including lagged returns, implied volatility, macroeconomic and sentiment variables. We compare these models to widely used heterogeneous autoregressive (HAR) models. Our main conclusions are that (i) the additional predictors improve the out-of-sample forecasts at the daily and weekly forecast horizons; (ii) we find no evidence that nonlinear ML models can statistically outperform linear models in general; and (iii) in terms of the economic value that an investor would derive from monthly RV forecasts to build volatility-timing portfolios, simpler models without additional predictors work better.&quot;,&quot;publisher&quot;:&quot;Elsevier B.V.&quot;,&quot;volume&quot;:&quot;78&quot;},&quot;isTemporary&quot;:false}]}]"/>
     <we:property name="MENDELEY_CITATIONS_STYLE" value="{&quot;id&quot;:&quot;https://www.zotero.org/styles/apa&quot;,&quot;title&quot;:&quot;APA Style 7th edition&quot;,&quot;format&quot;:&quot;author-date&quot;,&quot;defaultLocale&quot;:null,&quot;isLocaleCodeValid&quot;:true}"/>
   </we:properties>

--- a/Koncept Dizertačnej Práce.docx
+++ b/Koncept Dizertačnej Práce.docx
@@ -1270,7 +1270,25 @@
           <w:sz w:val="24"/>
           <w:szCs w:val="24"/>
         </w:rPr>
-        <w:t>. Podobne táto dizertačná práca nadviaže na výskum volatility globálnych akciových indexov USA, Európy a Číny, a</w:t>
+        <w:t xml:space="preserve">. Podobne táto dizertačná práca nadviaže na výskum volatility </w:t>
+      </w:r>
+      <w:r>
+        <w:rPr>
+          <w:rFonts w:ascii="Calibri" w:hAnsi="Calibri" w:cs="Calibri"/>
+          <w:color w:val="000000"/>
+          <w:sz w:val="24"/>
+          <w:szCs w:val="24"/>
+        </w:rPr>
+        <w:t>vybraných</w:t>
+      </w:r>
+      <w:r>
+        <w:rPr>
+          <w:rFonts w:ascii="Calibri" w:hAnsi="Calibri" w:cs="Calibri"/>
+          <w:color w:val="000000"/>
+          <w:sz w:val="24"/>
+          <w:szCs w:val="24"/>
+        </w:rPr>
+        <w:t xml:space="preserve"> akciových indexov USA, Európy a Číny, a</w:t>
       </w:r>
       <w:r>
         <w:rPr>
@@ -2075,7 +2093,21 @@
           <w:sz w:val="24"/>
           <w:szCs w:val="24"/>
         </w:rPr>
-        <w:t xml:space="preserve"> indexov akcií USA, Európy a Číny. Cieľom je zachytiť</w:t>
+        <w:t xml:space="preserve"> indexov akcií USA, Európy a Číny. Cieľom </w:t>
+      </w:r>
+      <w:r>
+        <w:rPr>
+          <w:sz w:val="24"/>
+          <w:szCs w:val="24"/>
+        </w:rPr>
+        <w:t>bude</w:t>
+      </w:r>
+      <w:r>
+        <w:rPr>
+          <w:sz w:val="24"/>
+          <w:szCs w:val="24"/>
+        </w:rPr>
+        <w:t xml:space="preserve"> zachytiť</w:t>
       </w:r>
       <w:r>
         <w:rPr>
@@ -2191,7 +2223,30 @@
           <w:sz w:val="24"/>
           <w:szCs w:val="24"/>
         </w:rPr>
-        <w:t>Obdobie COVID-19 (2020-202</w:t>
+        <w:t>o</w:t>
+      </w:r>
+      <w:r>
+        <w:rPr>
+          <w:sz w:val="24"/>
+          <w:szCs w:val="24"/>
+        </w:rPr>
+        <w:t xml:space="preserve">bdobie </w:t>
+      </w:r>
+      <w:r>
+        <w:rPr>
+          <w:i/>
+          <w:iCs/>
+          <w:sz w:val="24"/>
+          <w:szCs w:val="24"/>
+        </w:rPr>
+        <w:t>COVID-19</w:t>
+      </w:r>
+      <w:r>
+        <w:rPr>
+          <w:sz w:val="24"/>
+          <w:szCs w:val="24"/>
+        </w:rPr>
+        <w:t xml:space="preserve"> (2020-202</w:t>
       </w:r>
       <w:r>
         <w:rPr>
@@ -2485,7 +2540,21 @@
           <w:sz w:val="24"/>
           <w:szCs w:val="24"/>
         </w:rPr>
-        <w:t>získanie historických denných cien spomínaných indexov, ktoré budú následne kontrolované z hľadiska úplnosti a konzistencie. To znamená zjednotenie časového obdobia, odstránenie chýbajúcich hodnôt</w:t>
+        <w:t>získanie historických denných cien spomínaných indexov, ktoré budú následne kontrolované z hľadiska úplnosti a konzistencie. To znamená zjednotenie časového obdobia</w:t>
+      </w:r>
+      <w:r>
+        <w:rPr>
+          <w:sz w:val="24"/>
+          <w:szCs w:val="24"/>
+        </w:rPr>
+        <w:t xml:space="preserve"> a</w:t>
+      </w:r>
+      <w:r>
+        <w:rPr>
+          <w:sz w:val="24"/>
+          <w:szCs w:val="24"/>
+        </w:rPr>
+        <w:t xml:space="preserve"> odstránenie chýbajúcich hodnôt</w:t>
       </w:r>
       <w:r>
         <w:rPr>
@@ -2663,6 +2732,13 @@
           <w:sz w:val="24"/>
           <w:szCs w:val="24"/>
         </w:rPr>
+        <w:t>, ako</w:t>
+      </w:r>
+      <w:r>
+        <w:rPr>
+          <w:sz w:val="24"/>
+          <w:szCs w:val="24"/>
+        </w:rPr>
         <w:t xml:space="preserve"> aj modely strojového učenia s cieľom porovnať ich výkonnosť </w:t>
       </w:r>
       <w:r>
@@ -2826,7 +2902,16 @@
           <w:sz w:val="24"/>
           <w:szCs w:val="24"/>
         </w:rPr>
-        <w:t>odelovanie bude prebiehať na dátach Stooq.pl</w:t>
+        <w:t xml:space="preserve">odelovanie bude prebiehať na dátach </w:t>
+      </w:r>
+      <w:r>
+        <w:rPr>
+          <w:i/>
+          <w:iCs/>
+          <w:sz w:val="24"/>
+          <w:szCs w:val="24"/>
+        </w:rPr>
+        <w:t>Stooq.pl</w:t>
       </w:r>
       <w:r>
         <w:rPr>
@@ -2840,11 +2925,22 @@
           <w:sz w:val="24"/>
           <w:szCs w:val="24"/>
         </w:rPr>
-        <w:t xml:space="preserve">a Yahoo </w:t>
+        <w:t xml:space="preserve">a </w:t>
+      </w:r>
+      <w:r>
+        <w:rPr>
+          <w:i/>
+          <w:iCs/>
+          <w:sz w:val="24"/>
+          <w:szCs w:val="24"/>
+        </w:rPr>
+        <w:t xml:space="preserve">Yahoo </w:t>
       </w:r>
       <w:proofErr w:type="spellStart"/>
       <w:r>
         <w:rPr>
+          <w:i/>
+          <w:iCs/>
           <w:sz w:val="24"/>
           <w:szCs w:val="24"/>
         </w:rPr>
@@ -2919,7 +3015,28 @@
           <w:sz w:val="24"/>
           <w:szCs w:val="24"/>
         </w:rPr>
-        <w:t xml:space="preserve"> prístupu, s cieľom zachovať časovú následnosť informácií. </w:t>
+        <w:t xml:space="preserve"> prístupu, s cieľom zachovať časov</w:t>
+      </w:r>
+      <w:r>
+        <w:rPr>
+          <w:sz w:val="24"/>
+          <w:szCs w:val="24"/>
+        </w:rPr>
+        <w:t xml:space="preserve">ý sled </w:t>
+      </w:r>
+      <w:r>
+        <w:rPr>
+          <w:sz w:val="24"/>
+          <w:szCs w:val="24"/>
+        </w:rPr>
+        <w:t>dát</w:t>
+      </w:r>
+      <w:r>
+        <w:rPr>
+          <w:sz w:val="24"/>
+          <w:szCs w:val="24"/>
+        </w:rPr>
+        <w:t xml:space="preserve">. </w:t>
       </w:r>
       <w:r>
         <w:rPr>
@@ -2959,7 +3076,21 @@
           <w:sz w:val="24"/>
           <w:szCs w:val="24"/>
         </w:rPr>
-        <w:t>ako všeobecná metrika predikčnej chyby, ktorá výrazne penalizuje odchýlky. Na hodnotenie modelov volatility</w:t>
+        <w:t>ako všeobecná metrika predikčnej chyby, ktorá výrazne penalizuje odchýlky</w:t>
+      </w:r>
+      <w:r>
+        <w:rPr>
+          <w:sz w:val="24"/>
+          <w:szCs w:val="24"/>
+        </w:rPr>
+        <w:t xml:space="preserve"> volatility</w:t>
+      </w:r>
+      <w:r>
+        <w:rPr>
+          <w:sz w:val="24"/>
+          <w:szCs w:val="24"/>
+        </w:rPr>
+        <w:t>. Na hodnotenie modelov volatility</w:t>
       </w:r>
       <w:r>
         <w:rPr>
@@ -2989,7 +3120,7 @@
           <w:sz w:val="24"/>
           <w:szCs w:val="24"/>
         </w:rPr>
-        <w:t xml:space="preserve">. </w:t>
+        <w:t xml:space="preserve">. Keďže </w:t>
       </w:r>
       <w:r>
         <w:rPr>
@@ -2997,11 +3128,45 @@
           <w:szCs w:val="24"/>
         </w:rPr>
         <w:lastRenderedPageBreak/>
-        <w:t>Keďže metrika QLIKE vyžaduje výhradne kladné hodnoty volatility, pri modeloch LSTM a </w:t>
+        <w:t xml:space="preserve">metrika </w:t>
+      </w:r>
+      <w:r>
+        <w:rPr>
+          <w:i/>
+          <w:iCs/>
+          <w:sz w:val="24"/>
+          <w:szCs w:val="24"/>
+        </w:rPr>
+        <w:t>QLIKE</w:t>
+      </w:r>
+      <w:r>
+        <w:rPr>
+          <w:sz w:val="24"/>
+          <w:szCs w:val="24"/>
+        </w:rPr>
+        <w:t xml:space="preserve"> vyžaduje výhradne kladné hodnoty volatility, pri modeloch </w:t>
+      </w:r>
+      <w:r>
+        <w:rPr>
+          <w:i/>
+          <w:iCs/>
+          <w:sz w:val="24"/>
+          <w:szCs w:val="24"/>
+        </w:rPr>
+        <w:t>LSTM</w:t>
+      </w:r>
+      <w:r>
+        <w:rPr>
+          <w:sz w:val="24"/>
+          <w:szCs w:val="24"/>
+        </w:rPr>
+        <w:t xml:space="preserve"> a </w:t>
       </w:r>
       <w:proofErr w:type="spellStart"/>
       <w:r>
         <w:rPr>
+          <w:i/>
+          <w:iCs/>
           <w:sz w:val="24"/>
           <w:szCs w:val="24"/>
         </w:rPr>
@@ -6158,7 +6323,9 @@
     <w:rsidRoot w:val="00EF1F3F"/>
     <w:rsid w:val="00046425"/>
     <w:rsid w:val="004C6F8F"/>
+    <w:rsid w:val="005425B6"/>
     <w:rsid w:val="005E5AC4"/>
+    <w:rsid w:val="006F40EE"/>
     <w:rsid w:val="00723C5C"/>
     <w:rsid w:val="00756B9A"/>
     <w:rsid w:val="00767F00"/>

--- a/Koncept Dizertačnej Práce.docx
+++ b/Koncept Dizertačnej Práce.docx
@@ -228,23 +228,7 @@
           <w:sz w:val="24"/>
           <w:szCs w:val="24"/>
         </w:rPr>
-        <w:t xml:space="preserve"> pri obmedzenom počte </w:t>
-      </w:r>
-      <w:proofErr w:type="spellStart"/>
-      <w:r>
-        <w:rPr>
-          <w:sz w:val="24"/>
-          <w:szCs w:val="24"/>
-        </w:rPr>
-        <w:t>prediktorov</w:t>
-      </w:r>
-      <w:proofErr w:type="spellEnd"/>
-      <w:r>
-        <w:rPr>
-          <w:sz w:val="24"/>
-          <w:szCs w:val="24"/>
-        </w:rPr>
-        <w:t xml:space="preserve"> </w:t>
+        <w:t xml:space="preserve"> pri obmedzenom počte prediktorov </w:t>
       </w:r>
       <w:sdt>
         <w:sdtPr>
@@ -268,27 +252,7 @@
               <w:sz w:val="24"/>
               <w:szCs w:val="24"/>
             </w:rPr>
-            <w:t>(</w:t>
-          </w:r>
-          <w:proofErr w:type="spellStart"/>
-          <w:r>
-            <w:rPr>
-              <w:rFonts w:ascii="Calibri" w:hAnsi="Calibri" w:cs="Calibri"/>
-              <w:color w:val="000000"/>
-              <w:sz w:val="24"/>
-              <w:szCs w:val="24"/>
-            </w:rPr>
-            <w:t>Kılıç</w:t>
-          </w:r>
-          <w:proofErr w:type="spellEnd"/>
-          <w:r>
-            <w:rPr>
-              <w:rFonts w:ascii="Calibri" w:hAnsi="Calibri" w:cs="Calibri"/>
-              <w:color w:val="000000"/>
-              <w:sz w:val="24"/>
-              <w:szCs w:val="24"/>
-            </w:rPr>
-            <w:t>, 2025)</w:t>
+            <w:t>(Kılıç, 2025)</w:t>
           </w:r>
         </w:sdtContent>
       </w:sdt>
@@ -320,23 +284,7 @@
           <w:sz w:val="24"/>
           <w:szCs w:val="24"/>
         </w:rPr>
-        <w:t xml:space="preserve">môžu slúžiť ako zlepšenie, ale tento prístup je vysoko závislý od kvality </w:t>
-      </w:r>
-      <w:proofErr w:type="spellStart"/>
-      <w:r>
-        <w:rPr>
-          <w:sz w:val="24"/>
-          <w:szCs w:val="24"/>
-        </w:rPr>
-        <w:t>prediktorov</w:t>
-      </w:r>
-      <w:proofErr w:type="spellEnd"/>
-      <w:r>
-        <w:rPr>
-          <w:sz w:val="24"/>
-          <w:szCs w:val="24"/>
-        </w:rPr>
-        <w:t xml:space="preserve">. Pri modeloch strojového a hlbokého učenia zostáva limitujúcim faktorom hlavne interpretácia </w:t>
+        <w:t xml:space="preserve">môžu slúžiť ako zlepšenie, ale tento prístup je vysoko závislý od kvality prediktorov. Pri modeloch strojového a hlbokého učenia zostáva limitujúcim faktorom hlavne interpretácia </w:t>
       </w:r>
       <w:sdt>
         <w:sdtPr>
@@ -359,43 +307,7 @@
               <w:color w:val="000000"/>
               <w:sz w:val="24"/>
             </w:rPr>
-            <w:t>(</w:t>
-          </w:r>
-          <w:proofErr w:type="spellStart"/>
-          <w:r>
-            <w:rPr>
-              <w:rFonts w:ascii="Calibri" w:eastAsia="Times New Roman" w:hAnsi="Calibri" w:cs="Calibri"/>
-              <w:color w:val="000000"/>
-              <w:sz w:val="24"/>
-            </w:rPr>
-            <w:t>Leushuis</w:t>
-          </w:r>
-          <w:proofErr w:type="spellEnd"/>
-          <w:r>
-            <w:rPr>
-              <w:rFonts w:ascii="Calibri" w:eastAsia="Times New Roman" w:hAnsi="Calibri" w:cs="Calibri"/>
-              <w:color w:val="000000"/>
-              <w:sz w:val="24"/>
-            </w:rPr>
-            <w:t xml:space="preserve"> &amp; </w:t>
-          </w:r>
-          <w:proofErr w:type="spellStart"/>
-          <w:r>
-            <w:rPr>
-              <w:rFonts w:ascii="Calibri" w:eastAsia="Times New Roman" w:hAnsi="Calibri" w:cs="Calibri"/>
-              <w:color w:val="000000"/>
-              <w:sz w:val="24"/>
-            </w:rPr>
-            <w:t>Petkov</w:t>
-          </w:r>
-          <w:proofErr w:type="spellEnd"/>
-          <w:r>
-            <w:rPr>
-              <w:rFonts w:ascii="Calibri" w:eastAsia="Times New Roman" w:hAnsi="Calibri" w:cs="Calibri"/>
-              <w:color w:val="000000"/>
-              <w:sz w:val="24"/>
-            </w:rPr>
-            <w:t>, 2026)</w:t>
+            <w:t>(Leushuis &amp; Petkov, 2026)</w:t>
           </w:r>
         </w:sdtContent>
       </w:sdt>
@@ -571,27 +483,7 @@
               <w:sz w:val="24"/>
               <w:szCs w:val="24"/>
             </w:rPr>
-            <w:t>(</w:t>
-          </w:r>
-          <w:proofErr w:type="spellStart"/>
-          <w:r>
-            <w:rPr>
-              <w:rFonts w:ascii="Calibri" w:hAnsi="Calibri" w:cs="Calibri"/>
-              <w:color w:val="000000"/>
-              <w:sz w:val="24"/>
-              <w:szCs w:val="24"/>
-            </w:rPr>
-            <w:t>Khan</w:t>
-          </w:r>
-          <w:proofErr w:type="spellEnd"/>
-          <w:r>
-            <w:rPr>
-              <w:rFonts w:ascii="Calibri" w:hAnsi="Calibri" w:cs="Calibri"/>
-              <w:color w:val="000000"/>
-              <w:sz w:val="24"/>
-              <w:szCs w:val="24"/>
-            </w:rPr>
-            <w:t xml:space="preserve"> et al., 2024)</w:t>
+            <w:t>(Khan et al., 2024)</w:t>
           </w:r>
         </w:sdtContent>
       </w:sdt>
@@ -655,27 +547,7 @@
               <w:sz w:val="24"/>
               <w:szCs w:val="24"/>
             </w:rPr>
-            <w:t>(</w:t>
-          </w:r>
-          <w:proofErr w:type="spellStart"/>
-          <w:r>
-            <w:rPr>
-              <w:rFonts w:ascii="Calibri" w:hAnsi="Calibri" w:cs="Calibri"/>
-              <w:color w:val="000000"/>
-              <w:sz w:val="24"/>
-              <w:szCs w:val="24"/>
-            </w:rPr>
-            <w:t>Vuong</w:t>
-          </w:r>
-          <w:proofErr w:type="spellEnd"/>
-          <w:r>
-            <w:rPr>
-              <w:rFonts w:ascii="Calibri" w:hAnsi="Calibri" w:cs="Calibri"/>
-              <w:color w:val="000000"/>
-              <w:sz w:val="24"/>
-              <w:szCs w:val="24"/>
-            </w:rPr>
-            <w:t xml:space="preserve"> et al., 2022)</w:t>
+            <w:t>(Vuong et al., 2022)</w:t>
           </w:r>
         </w:sdtContent>
       </w:sdt>
@@ -758,27 +630,7 @@
               <w:sz w:val="24"/>
               <w:szCs w:val="24"/>
             </w:rPr>
-            <w:t>(</w:t>
-          </w:r>
-          <w:proofErr w:type="spellStart"/>
-          <w:r>
-            <w:rPr>
-              <w:rFonts w:ascii="Calibri" w:hAnsi="Calibri" w:cs="Calibri"/>
-              <w:color w:val="000000"/>
-              <w:sz w:val="24"/>
-              <w:szCs w:val="24"/>
-            </w:rPr>
-            <w:t>Wang</w:t>
-          </w:r>
-          <w:proofErr w:type="spellEnd"/>
-          <w:r>
-            <w:rPr>
-              <w:rFonts w:ascii="Calibri" w:hAnsi="Calibri" w:cs="Calibri"/>
-              <w:color w:val="000000"/>
-              <w:sz w:val="24"/>
-              <w:szCs w:val="24"/>
-            </w:rPr>
-            <w:t>, 2024)</w:t>
+            <w:t>(Wang, 2024)</w:t>
           </w:r>
         </w:sdtContent>
       </w:sdt>
@@ -1179,27 +1031,7 @@
               <w:sz w:val="24"/>
               <w:szCs w:val="24"/>
             </w:rPr>
-            <w:t>(</w:t>
-          </w:r>
-          <w:proofErr w:type="spellStart"/>
-          <w:r>
-            <w:rPr>
-              <w:rFonts w:ascii="Calibri" w:hAnsi="Calibri" w:cs="Calibri"/>
-              <w:color w:val="000000"/>
-              <w:sz w:val="24"/>
-              <w:szCs w:val="24"/>
-            </w:rPr>
-            <w:t>Branco</w:t>
-          </w:r>
-          <w:proofErr w:type="spellEnd"/>
-          <w:r>
-            <w:rPr>
-              <w:rFonts w:ascii="Calibri" w:hAnsi="Calibri" w:cs="Calibri"/>
-              <w:color w:val="000000"/>
-              <w:sz w:val="24"/>
-              <w:szCs w:val="24"/>
-            </w:rPr>
-            <w:t xml:space="preserve"> et al., 2024)</w:t>
+            <w:t>(Branco et al., 2024)</w:t>
           </w:r>
         </w:sdtContent>
       </w:sdt>
@@ -1221,7 +1053,6 @@
         </w:rPr>
         <w:t xml:space="preserve"> (</w:t>
       </w:r>
-      <w:proofErr w:type="spellStart"/>
       <w:r>
         <w:rPr>
           <w:rFonts w:ascii="Calibri" w:hAnsi="Calibri" w:cs="Calibri"/>
@@ -1231,19 +1062,7 @@
           <w:sz w:val="24"/>
           <w:szCs w:val="24"/>
         </w:rPr>
-        <w:t>Realized</w:t>
-      </w:r>
-      <w:proofErr w:type="spellEnd"/>
-      <w:r>
-        <w:rPr>
-          <w:rFonts w:ascii="Calibri" w:hAnsi="Calibri" w:cs="Calibri"/>
-          <w:i/>
-          <w:iCs/>
-          <w:color w:val="000000"/>
-          <w:sz w:val="24"/>
-          <w:szCs w:val="24"/>
-        </w:rPr>
-        <w:t xml:space="preserve"> Volatility</w:t>
+        <w:t>Realized Volatility</w:t>
       </w:r>
       <w:r>
         <w:rPr>
@@ -2276,21 +2095,12 @@
           <w:szCs w:val="24"/>
         </w:rPr>
       </w:pPr>
-      <w:proofErr w:type="spellStart"/>
-      <w:r>
-        <w:rPr>
-          <w:sz w:val="24"/>
-          <w:szCs w:val="24"/>
-        </w:rPr>
-        <w:t>postpandemické</w:t>
-      </w:r>
-      <w:proofErr w:type="spellEnd"/>
-      <w:r>
-        <w:rPr>
-          <w:sz w:val="24"/>
-          <w:szCs w:val="24"/>
-        </w:rPr>
-        <w:t xml:space="preserve"> obdobie (202</w:t>
+      <w:r>
+        <w:rPr>
+          <w:sz w:val="24"/>
+          <w:szCs w:val="24"/>
+        </w:rPr>
+        <w:t>postpandemické obdobie (202</w:t>
       </w:r>
       <w:r>
         <w:rPr>
@@ -2346,9 +2156,15 @@
           <w:sz w:val="24"/>
           <w:szCs w:val="24"/>
         </w:rPr>
-        <w:t xml:space="preserve">Yahoo </w:t>
-      </w:r>
-      <w:proofErr w:type="spellStart"/>
+        <w:t>Yahoo Finance</w:t>
+      </w:r>
+      <w:r>
+        <w:rPr>
+          <w:sz w:val="24"/>
+          <w:szCs w:val="24"/>
+        </w:rPr>
+        <w:t xml:space="preserve">, pričom budú použité dáta indexov </w:t>
+      </w:r>
       <w:r>
         <w:rPr>
           <w:i/>
@@ -2356,15 +2172,42 @@
           <w:sz w:val="24"/>
           <w:szCs w:val="24"/>
         </w:rPr>
-        <w:t>Finance</w:t>
-      </w:r>
-      <w:proofErr w:type="spellEnd"/>
-      <w:r>
-        <w:rPr>
-          <w:sz w:val="24"/>
-          <w:szCs w:val="24"/>
-        </w:rPr>
-        <w:t xml:space="preserve">, pričom budú použité dáta indexov </w:t>
+        <w:t>S&amp;P 500</w:t>
+      </w:r>
+      <w:r>
+        <w:rPr>
+          <w:sz w:val="24"/>
+          <w:szCs w:val="24"/>
+        </w:rPr>
+        <w:t xml:space="preserve"> pre USA,</w:t>
+      </w:r>
+      <w:r>
+        <w:rPr>
+          <w:sz w:val="24"/>
+          <w:szCs w:val="24"/>
+        </w:rPr>
+        <w:t xml:space="preserve"> </w:t>
+      </w:r>
+      <w:r>
+        <w:rPr>
+          <w:sz w:val="24"/>
+          <w:szCs w:val="24"/>
+        </w:rPr>
+        <w:t>n</w:t>
+      </w:r>
+      <w:r>
+        <w:rPr>
+          <w:sz w:val="24"/>
+          <w:szCs w:val="24"/>
+        </w:rPr>
+        <w:t>emecký</w:t>
+      </w:r>
+      <w:r>
+        <w:rPr>
+          <w:sz w:val="24"/>
+          <w:szCs w:val="24"/>
+        </w:rPr>
+        <w:t xml:space="preserve"> </w:t>
       </w:r>
       <w:r>
         <w:rPr>
@@ -2373,14 +2216,7 @@
           <w:sz w:val="24"/>
           <w:szCs w:val="24"/>
         </w:rPr>
-        <w:t>S&amp;P 500</w:t>
-      </w:r>
-      <w:r>
-        <w:rPr>
-          <w:sz w:val="24"/>
-          <w:szCs w:val="24"/>
-        </w:rPr>
-        <w:t xml:space="preserve"> pre USA,</w:t>
+        <w:t>DAX</w:t>
       </w:r>
       <w:r>
         <w:rPr>
@@ -2394,21 +2230,21 @@
           <w:sz w:val="24"/>
           <w:szCs w:val="24"/>
         </w:rPr>
-        <w:t>n</w:t>
-      </w:r>
-      <w:r>
-        <w:rPr>
-          <w:sz w:val="24"/>
-          <w:szCs w:val="24"/>
-        </w:rPr>
-        <w:t>emecký</w:t>
-      </w:r>
-      <w:r>
-        <w:rPr>
-          <w:sz w:val="24"/>
-          <w:szCs w:val="24"/>
-        </w:rPr>
-        <w:t xml:space="preserve"> </w:t>
+        <w:t>ako vybraný európsky trh</w:t>
+      </w:r>
+      <w:r>
+        <w:rPr>
+          <w:sz w:val="24"/>
+          <w:szCs w:val="24"/>
+        </w:rPr>
+        <w:t xml:space="preserve"> a</w:t>
+      </w:r>
+      <w:r>
+        <w:rPr>
+          <w:sz w:val="24"/>
+          <w:szCs w:val="24"/>
+        </w:rPr>
+        <w:t> </w:t>
       </w:r>
       <w:r>
         <w:rPr>
@@ -2417,35 +2253,7 @@
           <w:sz w:val="24"/>
           <w:szCs w:val="24"/>
         </w:rPr>
-        <w:t>DAX</w:t>
-      </w:r>
-      <w:r>
-        <w:rPr>
-          <w:sz w:val="24"/>
-          <w:szCs w:val="24"/>
-        </w:rPr>
-        <w:t xml:space="preserve"> </w:t>
-      </w:r>
-      <w:r>
-        <w:rPr>
-          <w:sz w:val="24"/>
-          <w:szCs w:val="24"/>
-        </w:rPr>
-        <w:t>ako vybraný európsky trh</w:t>
-      </w:r>
-      <w:r>
-        <w:rPr>
-          <w:sz w:val="24"/>
-          <w:szCs w:val="24"/>
-        </w:rPr>
-        <w:t xml:space="preserve"> a</w:t>
-      </w:r>
-      <w:r>
-        <w:rPr>
-          <w:sz w:val="24"/>
-          <w:szCs w:val="24"/>
-        </w:rPr>
-        <w:t> </w:t>
+        <w:t>SSE</w:t>
       </w:r>
       <w:r>
         <w:rPr>
@@ -2454,7 +2262,7 @@
           <w:sz w:val="24"/>
           <w:szCs w:val="24"/>
         </w:rPr>
-        <w:t>SSE</w:t>
+        <w:t xml:space="preserve"> </w:t>
       </w:r>
       <w:r>
         <w:rPr>
@@ -2463,19 +2271,8 @@
           <w:sz w:val="24"/>
           <w:szCs w:val="24"/>
         </w:rPr>
-        <w:t xml:space="preserve"> </w:t>
-      </w:r>
-      <w:proofErr w:type="spellStart"/>
-      <w:r>
-        <w:rPr>
-          <w:i/>
-          <w:iCs/>
-          <w:sz w:val="24"/>
-          <w:szCs w:val="24"/>
-        </w:rPr>
         <w:t>Composite</w:t>
       </w:r>
-      <w:proofErr w:type="spellEnd"/>
       <w:r>
         <w:rPr>
           <w:sz w:val="24"/>
@@ -2596,55 +2393,7 @@
           <w:sz w:val="24"/>
           <w:szCs w:val="24"/>
         </w:rPr>
-        <w:t xml:space="preserve"> a následne budú analyzované ich vlastnosti ako </w:t>
-      </w:r>
-      <w:proofErr w:type="spellStart"/>
-      <w:r>
-        <w:rPr>
-          <w:sz w:val="24"/>
-          <w:szCs w:val="24"/>
-        </w:rPr>
-        <w:t>stacionarita</w:t>
-      </w:r>
-      <w:proofErr w:type="spellEnd"/>
-      <w:r>
-        <w:rPr>
-          <w:sz w:val="24"/>
-          <w:szCs w:val="24"/>
-        </w:rPr>
-        <w:t xml:space="preserve">, </w:t>
-      </w:r>
-      <w:proofErr w:type="spellStart"/>
-      <w:r>
-        <w:rPr>
-          <w:sz w:val="24"/>
-          <w:szCs w:val="24"/>
-        </w:rPr>
-        <w:t>autokorelácia</w:t>
-      </w:r>
-      <w:proofErr w:type="spellEnd"/>
-      <w:r>
-        <w:rPr>
-          <w:sz w:val="24"/>
-          <w:szCs w:val="24"/>
-        </w:rPr>
-        <w:t xml:space="preserve"> a </w:t>
-      </w:r>
-      <w:proofErr w:type="spellStart"/>
-      <w:r>
-        <w:rPr>
-          <w:sz w:val="24"/>
-          <w:szCs w:val="24"/>
-        </w:rPr>
-        <w:t>heteroskedasticita</w:t>
-      </w:r>
-      <w:proofErr w:type="spellEnd"/>
-      <w:r>
-        <w:rPr>
-          <w:sz w:val="24"/>
-          <w:szCs w:val="24"/>
-        </w:rPr>
-        <w:t xml:space="preserve">. </w:t>
+        <w:t xml:space="preserve"> a následne budú analyzované ich vlastnosti ako stacionarita, autokorelácia a heteroskedasticita. </w:t>
       </w:r>
       <w:r>
         <w:rPr>
@@ -2842,7 +2591,6 @@
         </w:rPr>
         <w:t xml:space="preserve">. Z metód umelej inteligencie budú použité modely </w:t>
       </w:r>
-      <w:proofErr w:type="spellStart"/>
       <w:r>
         <w:rPr>
           <w:i/>
@@ -2852,7 +2600,6 @@
         </w:rPr>
         <w:t>XGBoost</w:t>
       </w:r>
-      <w:proofErr w:type="spellEnd"/>
       <w:r>
         <w:rPr>
           <w:sz w:val="24"/>
@@ -2934,19 +2681,8 @@
           <w:sz w:val="24"/>
           <w:szCs w:val="24"/>
         </w:rPr>
-        <w:t xml:space="preserve">Yahoo </w:t>
-      </w:r>
-      <w:proofErr w:type="spellStart"/>
-      <w:r>
-        <w:rPr>
-          <w:i/>
-          <w:iCs/>
-          <w:sz w:val="24"/>
-          <w:szCs w:val="24"/>
-        </w:rPr>
-        <w:t>Finance</w:t>
-      </w:r>
-      <w:proofErr w:type="spellEnd"/>
+        <w:t>Yahoo Finance</w:t>
+      </w:r>
       <w:r>
         <w:rPr>
           <w:sz w:val="24"/>
@@ -2999,7 +2735,6 @@
         </w:rPr>
         <w:t xml:space="preserve">Vyhodnotenie modelov bude realizované pomocou </w:t>
       </w:r>
-      <w:proofErr w:type="spellStart"/>
       <w:r>
         <w:rPr>
           <w:i/>
@@ -3009,7 +2744,6 @@
         </w:rPr>
         <w:t>rolling-window</w:t>
       </w:r>
-      <w:proofErr w:type="spellEnd"/>
       <w:r>
         <w:rPr>
           <w:sz w:val="24"/>
@@ -3120,65 +2854,7 @@
           <w:sz w:val="24"/>
           <w:szCs w:val="24"/>
         </w:rPr>
-        <w:t xml:space="preserve">. Keďže </w:t>
-      </w:r>
-      <w:r>
-        <w:rPr>
-          <w:sz w:val="24"/>
-          <w:szCs w:val="24"/>
-        </w:rPr>
-        <w:lastRenderedPageBreak/>
-        <w:t xml:space="preserve">metrika </w:t>
-      </w:r>
-      <w:r>
-        <w:rPr>
-          <w:i/>
-          <w:iCs/>
-          <w:sz w:val="24"/>
-          <w:szCs w:val="24"/>
-        </w:rPr>
-        <w:t>QLIKE</w:t>
-      </w:r>
-      <w:r>
-        <w:rPr>
-          <w:sz w:val="24"/>
-          <w:szCs w:val="24"/>
-        </w:rPr>
-        <w:t xml:space="preserve"> vyžaduje výhradne kladné hodnoty volatility, pri modeloch </w:t>
-      </w:r>
-      <w:r>
-        <w:rPr>
-          <w:i/>
-          <w:iCs/>
-          <w:sz w:val="24"/>
-          <w:szCs w:val="24"/>
-        </w:rPr>
-        <w:t>LSTM</w:t>
-      </w:r>
-      <w:r>
-        <w:rPr>
-          <w:sz w:val="24"/>
-          <w:szCs w:val="24"/>
-        </w:rPr>
-        <w:t xml:space="preserve"> a </w:t>
-      </w:r>
-      <w:proofErr w:type="spellStart"/>
-      <w:r>
-        <w:rPr>
-          <w:i/>
-          <w:iCs/>
-          <w:sz w:val="24"/>
-          <w:szCs w:val="24"/>
-        </w:rPr>
-        <w:t>XGBoost</w:t>
-      </w:r>
-      <w:proofErr w:type="spellEnd"/>
-      <w:r>
-        <w:rPr>
-          <w:sz w:val="24"/>
-          <w:szCs w:val="24"/>
-        </w:rPr>
-        <w:t xml:space="preserve"> bude použitá transformácia cieľovej premennej.</w:t>
+        <w:t>.</w:t>
       </w:r>
     </w:p>
     <w:p>
@@ -3205,6 +2881,7 @@
           <w:sz w:val="32"/>
           <w:szCs w:val="32"/>
         </w:rPr>
+        <w:lastRenderedPageBreak/>
         <w:t>Zoznam literatúry</w:t>
       </w:r>
     </w:p>
@@ -3235,151 +2912,13 @@
               <w14:ligatures w14:val="none"/>
             </w:rPr>
           </w:pPr>
-          <w:proofErr w:type="spellStart"/>
           <w:r>
             <w:rPr>
               <w:rFonts w:ascii="Calibri" w:eastAsia="Times New Roman" w:hAnsi="Calibri" w:cs="Calibri"/>
               <w:color w:val="000000"/>
             </w:rPr>
-            <w:t>Branco</w:t>
+            <w:t xml:space="preserve">Branco, R. R., Rubesam, A., &amp; Zevallos, M. (2024). Forecasting realized volatility: Does anything beat linear models? </w:t>
           </w:r>
-          <w:proofErr w:type="spellEnd"/>
-          <w:r>
-            <w:rPr>
-              <w:rFonts w:ascii="Calibri" w:eastAsia="Times New Roman" w:hAnsi="Calibri" w:cs="Calibri"/>
-              <w:color w:val="000000"/>
-            </w:rPr>
-            <w:t xml:space="preserve">, R. R., </w:t>
-          </w:r>
-          <w:proofErr w:type="spellStart"/>
-          <w:r>
-            <w:rPr>
-              <w:rFonts w:ascii="Calibri" w:eastAsia="Times New Roman" w:hAnsi="Calibri" w:cs="Calibri"/>
-              <w:color w:val="000000"/>
-            </w:rPr>
-            <w:t>Rubesam</w:t>
-          </w:r>
-          <w:proofErr w:type="spellEnd"/>
-          <w:r>
-            <w:rPr>
-              <w:rFonts w:ascii="Calibri" w:eastAsia="Times New Roman" w:hAnsi="Calibri" w:cs="Calibri"/>
-              <w:color w:val="000000"/>
-            </w:rPr>
-            <w:t xml:space="preserve">, A., &amp; </w:t>
-          </w:r>
-          <w:proofErr w:type="spellStart"/>
-          <w:r>
-            <w:rPr>
-              <w:rFonts w:ascii="Calibri" w:eastAsia="Times New Roman" w:hAnsi="Calibri" w:cs="Calibri"/>
-              <w:color w:val="000000"/>
-            </w:rPr>
-            <w:t>Zevallos</w:t>
-          </w:r>
-          <w:proofErr w:type="spellEnd"/>
-          <w:r>
-            <w:rPr>
-              <w:rFonts w:ascii="Calibri" w:eastAsia="Times New Roman" w:hAnsi="Calibri" w:cs="Calibri"/>
-              <w:color w:val="000000"/>
-            </w:rPr>
-            <w:t xml:space="preserve">, M. (2024). </w:t>
-          </w:r>
-          <w:proofErr w:type="spellStart"/>
-          <w:r>
-            <w:rPr>
-              <w:rFonts w:ascii="Calibri" w:eastAsia="Times New Roman" w:hAnsi="Calibri" w:cs="Calibri"/>
-              <w:color w:val="000000"/>
-            </w:rPr>
-            <w:t>Forecasting</w:t>
-          </w:r>
-          <w:proofErr w:type="spellEnd"/>
-          <w:r>
-            <w:rPr>
-              <w:rFonts w:ascii="Calibri" w:eastAsia="Times New Roman" w:hAnsi="Calibri" w:cs="Calibri"/>
-              <w:color w:val="000000"/>
-            </w:rPr>
-            <w:t xml:space="preserve"> </w:t>
-          </w:r>
-          <w:proofErr w:type="spellStart"/>
-          <w:r>
-            <w:rPr>
-              <w:rFonts w:ascii="Calibri" w:eastAsia="Times New Roman" w:hAnsi="Calibri" w:cs="Calibri"/>
-              <w:color w:val="000000"/>
-            </w:rPr>
-            <w:t>realized</w:t>
-          </w:r>
-          <w:proofErr w:type="spellEnd"/>
-          <w:r>
-            <w:rPr>
-              <w:rFonts w:ascii="Calibri" w:eastAsia="Times New Roman" w:hAnsi="Calibri" w:cs="Calibri"/>
-              <w:color w:val="000000"/>
-            </w:rPr>
-            <w:t xml:space="preserve"> volatility: </w:t>
-          </w:r>
-          <w:proofErr w:type="spellStart"/>
-          <w:r>
-            <w:rPr>
-              <w:rFonts w:ascii="Calibri" w:eastAsia="Times New Roman" w:hAnsi="Calibri" w:cs="Calibri"/>
-              <w:color w:val="000000"/>
-            </w:rPr>
-            <w:t>Does</w:t>
-          </w:r>
-          <w:proofErr w:type="spellEnd"/>
-          <w:r>
-            <w:rPr>
-              <w:rFonts w:ascii="Calibri" w:eastAsia="Times New Roman" w:hAnsi="Calibri" w:cs="Calibri"/>
-              <w:color w:val="000000"/>
-            </w:rPr>
-            <w:t xml:space="preserve"> </w:t>
-          </w:r>
-          <w:proofErr w:type="spellStart"/>
-          <w:r>
-            <w:rPr>
-              <w:rFonts w:ascii="Calibri" w:eastAsia="Times New Roman" w:hAnsi="Calibri" w:cs="Calibri"/>
-              <w:color w:val="000000"/>
-            </w:rPr>
-            <w:t>anything</w:t>
-          </w:r>
-          <w:proofErr w:type="spellEnd"/>
-          <w:r>
-            <w:rPr>
-              <w:rFonts w:ascii="Calibri" w:eastAsia="Times New Roman" w:hAnsi="Calibri" w:cs="Calibri"/>
-              <w:color w:val="000000"/>
-            </w:rPr>
-            <w:t xml:space="preserve"> beat </w:t>
-          </w:r>
-          <w:proofErr w:type="spellStart"/>
-          <w:r>
-            <w:rPr>
-              <w:rFonts w:ascii="Calibri" w:eastAsia="Times New Roman" w:hAnsi="Calibri" w:cs="Calibri"/>
-              <w:color w:val="000000"/>
-            </w:rPr>
-            <w:t>linear</w:t>
-          </w:r>
-          <w:proofErr w:type="spellEnd"/>
-          <w:r>
-            <w:rPr>
-              <w:rFonts w:ascii="Calibri" w:eastAsia="Times New Roman" w:hAnsi="Calibri" w:cs="Calibri"/>
-              <w:color w:val="000000"/>
-            </w:rPr>
-            <w:t xml:space="preserve"> </w:t>
-          </w:r>
-          <w:proofErr w:type="spellStart"/>
-          <w:r>
-            <w:rPr>
-              <w:rFonts w:ascii="Calibri" w:eastAsia="Times New Roman" w:hAnsi="Calibri" w:cs="Calibri"/>
-              <w:color w:val="000000"/>
-            </w:rPr>
-            <w:t>models</w:t>
-          </w:r>
-          <w:proofErr w:type="spellEnd"/>
-          <w:r>
-            <w:rPr>
-              <w:rFonts w:ascii="Calibri" w:eastAsia="Times New Roman" w:hAnsi="Calibri" w:cs="Calibri"/>
-              <w:color w:val="000000"/>
-            </w:rPr>
-            <w:t xml:space="preserve">? </w:t>
-          </w:r>
-          <w:proofErr w:type="spellStart"/>
           <w:r>
             <w:rPr>
               <w:rFonts w:ascii="Calibri" w:eastAsia="Times New Roman" w:hAnsi="Calibri" w:cs="Calibri"/>
@@ -3387,49 +2926,8 @@
               <w:iCs/>
               <w:color w:val="000000"/>
             </w:rPr>
-            <w:t>Journal</w:t>
+            <w:t>Journal of Empirical Finance</w:t>
           </w:r>
-          <w:proofErr w:type="spellEnd"/>
-          <w:r>
-            <w:rPr>
-              <w:rFonts w:ascii="Calibri" w:eastAsia="Times New Roman" w:hAnsi="Calibri" w:cs="Calibri"/>
-              <w:i/>
-              <w:iCs/>
-              <w:color w:val="000000"/>
-            </w:rPr>
-            <w:t xml:space="preserve"> of </w:t>
-          </w:r>
-          <w:proofErr w:type="spellStart"/>
-          <w:r>
-            <w:rPr>
-              <w:rFonts w:ascii="Calibri" w:eastAsia="Times New Roman" w:hAnsi="Calibri" w:cs="Calibri"/>
-              <w:i/>
-              <w:iCs/>
-              <w:color w:val="000000"/>
-            </w:rPr>
-            <w:t>Empirical</w:t>
-          </w:r>
-          <w:proofErr w:type="spellEnd"/>
-          <w:r>
-            <w:rPr>
-              <w:rFonts w:ascii="Calibri" w:eastAsia="Times New Roman" w:hAnsi="Calibri" w:cs="Calibri"/>
-              <w:i/>
-              <w:iCs/>
-              <w:color w:val="000000"/>
-            </w:rPr>
-            <w:t xml:space="preserve"> </w:t>
-          </w:r>
-          <w:proofErr w:type="spellStart"/>
-          <w:r>
-            <w:rPr>
-              <w:rFonts w:ascii="Calibri" w:eastAsia="Times New Roman" w:hAnsi="Calibri" w:cs="Calibri"/>
-              <w:i/>
-              <w:iCs/>
-              <w:color w:val="000000"/>
-            </w:rPr>
-            <w:t>Finance</w:t>
-          </w:r>
-          <w:proofErr w:type="spellEnd"/>
           <w:r>
             <w:rPr>
               <w:rFonts w:ascii="Calibri" w:eastAsia="Times New Roman" w:hAnsi="Calibri" w:cs="Calibri"/>
@@ -3465,261 +2963,12 @@
               <w:color w:val="000000"/>
             </w:rPr>
           </w:pPr>
-          <w:proofErr w:type="spellStart"/>
           <w:r>
             <w:rPr>
               <w:rFonts w:ascii="Calibri" w:eastAsia="Times New Roman" w:hAnsi="Calibri" w:cs="Calibri"/>
               <w:color w:val="000000"/>
             </w:rPr>
-            <w:t>Khan</w:t>
-          </w:r>
-          <w:proofErr w:type="spellEnd"/>
-          <w:r>
-            <w:rPr>
-              <w:rFonts w:ascii="Calibri" w:eastAsia="Times New Roman" w:hAnsi="Calibri" w:cs="Calibri"/>
-              <w:color w:val="000000"/>
-            </w:rPr>
-            <w:t xml:space="preserve">, M. N., </w:t>
-          </w:r>
-          <w:proofErr w:type="spellStart"/>
-          <w:r>
-            <w:rPr>
-              <w:rFonts w:ascii="Calibri" w:eastAsia="Times New Roman" w:hAnsi="Calibri" w:cs="Calibri"/>
-              <w:color w:val="000000"/>
-            </w:rPr>
-            <w:t>Fifield</w:t>
-          </w:r>
-          <w:proofErr w:type="spellEnd"/>
-          <w:r>
-            <w:rPr>
-              <w:rFonts w:ascii="Calibri" w:eastAsia="Times New Roman" w:hAnsi="Calibri" w:cs="Calibri"/>
-              <w:color w:val="000000"/>
-            </w:rPr>
-            <w:t xml:space="preserve">, S. G. M., &amp; </w:t>
-          </w:r>
-          <w:proofErr w:type="spellStart"/>
-          <w:r>
-            <w:rPr>
-              <w:rFonts w:ascii="Calibri" w:eastAsia="Times New Roman" w:hAnsi="Calibri" w:cs="Calibri"/>
-              <w:color w:val="000000"/>
-            </w:rPr>
-            <w:t>Power</w:t>
-          </w:r>
-          <w:proofErr w:type="spellEnd"/>
-          <w:r>
-            <w:rPr>
-              <w:rFonts w:ascii="Calibri" w:eastAsia="Times New Roman" w:hAnsi="Calibri" w:cs="Calibri"/>
-              <w:color w:val="000000"/>
-            </w:rPr>
-            <w:t xml:space="preserve">, D. M. (2024). </w:t>
-          </w:r>
-          <w:proofErr w:type="spellStart"/>
-          <w:r>
-            <w:rPr>
-              <w:rFonts w:ascii="Calibri" w:eastAsia="Times New Roman" w:hAnsi="Calibri" w:cs="Calibri"/>
-              <w:color w:val="000000"/>
-            </w:rPr>
-            <w:t>The</w:t>
-          </w:r>
-          <w:proofErr w:type="spellEnd"/>
-          <w:r>
-            <w:rPr>
-              <w:rFonts w:ascii="Calibri" w:eastAsia="Times New Roman" w:hAnsi="Calibri" w:cs="Calibri"/>
-              <w:color w:val="000000"/>
-            </w:rPr>
-            <w:t xml:space="preserve"> </w:t>
-          </w:r>
-          <w:proofErr w:type="spellStart"/>
-          <w:r>
-            <w:rPr>
-              <w:rFonts w:ascii="Calibri" w:eastAsia="Times New Roman" w:hAnsi="Calibri" w:cs="Calibri"/>
-              <w:color w:val="000000"/>
-            </w:rPr>
-            <w:t>impact</w:t>
-          </w:r>
-          <w:proofErr w:type="spellEnd"/>
-          <w:r>
-            <w:rPr>
-              <w:rFonts w:ascii="Calibri" w:eastAsia="Times New Roman" w:hAnsi="Calibri" w:cs="Calibri"/>
-              <w:color w:val="000000"/>
-            </w:rPr>
-            <w:t xml:space="preserve"> of </w:t>
-          </w:r>
-          <w:proofErr w:type="spellStart"/>
-          <w:r>
-            <w:rPr>
-              <w:rFonts w:ascii="Calibri" w:eastAsia="Times New Roman" w:hAnsi="Calibri" w:cs="Calibri"/>
-              <w:color w:val="000000"/>
-            </w:rPr>
-            <w:t>the</w:t>
-          </w:r>
-          <w:proofErr w:type="spellEnd"/>
-          <w:r>
-            <w:rPr>
-              <w:rFonts w:ascii="Calibri" w:eastAsia="Times New Roman" w:hAnsi="Calibri" w:cs="Calibri"/>
-              <w:color w:val="000000"/>
-            </w:rPr>
-            <w:t xml:space="preserve"> COVID 19 </w:t>
-          </w:r>
-          <w:proofErr w:type="spellStart"/>
-          <w:r>
-            <w:rPr>
-              <w:rFonts w:ascii="Calibri" w:eastAsia="Times New Roman" w:hAnsi="Calibri" w:cs="Calibri"/>
-              <w:color w:val="000000"/>
-            </w:rPr>
-            <w:t>pandemic</w:t>
-          </w:r>
-          <w:proofErr w:type="spellEnd"/>
-          <w:r>
-            <w:rPr>
-              <w:rFonts w:ascii="Calibri" w:eastAsia="Times New Roman" w:hAnsi="Calibri" w:cs="Calibri"/>
-              <w:color w:val="000000"/>
-            </w:rPr>
-            <w:t xml:space="preserve"> on </w:t>
-          </w:r>
-          <w:proofErr w:type="spellStart"/>
-          <w:r>
-            <w:rPr>
-              <w:rFonts w:ascii="Calibri" w:eastAsia="Times New Roman" w:hAnsi="Calibri" w:cs="Calibri"/>
-              <w:color w:val="000000"/>
-            </w:rPr>
-            <w:t>stock</w:t>
-          </w:r>
-          <w:proofErr w:type="spellEnd"/>
-          <w:r>
-            <w:rPr>
-              <w:rFonts w:ascii="Calibri" w:eastAsia="Times New Roman" w:hAnsi="Calibri" w:cs="Calibri"/>
-              <w:color w:val="000000"/>
-            </w:rPr>
-            <w:t xml:space="preserve"> </w:t>
-          </w:r>
-          <w:proofErr w:type="spellStart"/>
-          <w:r>
-            <w:rPr>
-              <w:rFonts w:ascii="Calibri" w:eastAsia="Times New Roman" w:hAnsi="Calibri" w:cs="Calibri"/>
-              <w:color w:val="000000"/>
-            </w:rPr>
-            <w:t>market</w:t>
-          </w:r>
-          <w:proofErr w:type="spellEnd"/>
-          <w:r>
-            <w:rPr>
-              <w:rFonts w:ascii="Calibri" w:eastAsia="Times New Roman" w:hAnsi="Calibri" w:cs="Calibri"/>
-              <w:color w:val="000000"/>
-            </w:rPr>
-            <w:t xml:space="preserve"> volatility: </w:t>
-          </w:r>
-          <w:proofErr w:type="spellStart"/>
-          <w:r>
-            <w:rPr>
-              <w:rFonts w:ascii="Calibri" w:eastAsia="Times New Roman" w:hAnsi="Calibri" w:cs="Calibri"/>
-              <w:color w:val="000000"/>
-            </w:rPr>
-            <w:t>evidence</w:t>
-          </w:r>
-          <w:proofErr w:type="spellEnd"/>
-          <w:r>
-            <w:rPr>
-              <w:rFonts w:ascii="Calibri" w:eastAsia="Times New Roman" w:hAnsi="Calibri" w:cs="Calibri"/>
-              <w:color w:val="000000"/>
-            </w:rPr>
-            <w:t xml:space="preserve"> </w:t>
-          </w:r>
-          <w:proofErr w:type="spellStart"/>
-          <w:r>
-            <w:rPr>
-              <w:rFonts w:ascii="Calibri" w:eastAsia="Times New Roman" w:hAnsi="Calibri" w:cs="Calibri"/>
-              <w:color w:val="000000"/>
-            </w:rPr>
-            <w:t>from</w:t>
-          </w:r>
-          <w:proofErr w:type="spellEnd"/>
-          <w:r>
-            <w:rPr>
-              <w:rFonts w:ascii="Calibri" w:eastAsia="Times New Roman" w:hAnsi="Calibri" w:cs="Calibri"/>
-              <w:color w:val="000000"/>
-            </w:rPr>
-            <w:t xml:space="preserve"> a </w:t>
-          </w:r>
-          <w:proofErr w:type="spellStart"/>
-          <w:r>
-            <w:rPr>
-              <w:rFonts w:ascii="Calibri" w:eastAsia="Times New Roman" w:hAnsi="Calibri" w:cs="Calibri"/>
-              <w:color w:val="000000"/>
-            </w:rPr>
-            <w:t>selection</w:t>
-          </w:r>
-          <w:proofErr w:type="spellEnd"/>
-          <w:r>
-            <w:rPr>
-              <w:rFonts w:ascii="Calibri" w:eastAsia="Times New Roman" w:hAnsi="Calibri" w:cs="Calibri"/>
-              <w:color w:val="000000"/>
-            </w:rPr>
-            <w:t xml:space="preserve"> of </w:t>
-          </w:r>
-          <w:proofErr w:type="spellStart"/>
-          <w:r>
-            <w:rPr>
-              <w:rFonts w:ascii="Calibri" w:eastAsia="Times New Roman" w:hAnsi="Calibri" w:cs="Calibri"/>
-              <w:color w:val="000000"/>
-            </w:rPr>
-            <w:t>developed</w:t>
-          </w:r>
-          <w:proofErr w:type="spellEnd"/>
-          <w:r>
-            <w:rPr>
-              <w:rFonts w:ascii="Calibri" w:eastAsia="Times New Roman" w:hAnsi="Calibri" w:cs="Calibri"/>
-              <w:color w:val="000000"/>
-            </w:rPr>
-            <w:t xml:space="preserve"> and </w:t>
-          </w:r>
-          <w:proofErr w:type="spellStart"/>
-          <w:r>
-            <w:rPr>
-              <w:rFonts w:ascii="Calibri" w:eastAsia="Times New Roman" w:hAnsi="Calibri" w:cs="Calibri"/>
-              <w:color w:val="000000"/>
-            </w:rPr>
-            <w:t>emerging</w:t>
-          </w:r>
-          <w:proofErr w:type="spellEnd"/>
-          <w:r>
-            <w:rPr>
-              <w:rFonts w:ascii="Calibri" w:eastAsia="Times New Roman" w:hAnsi="Calibri" w:cs="Calibri"/>
-              <w:color w:val="000000"/>
-            </w:rPr>
-            <w:t xml:space="preserve"> </w:t>
-          </w:r>
-          <w:proofErr w:type="spellStart"/>
-          <w:r>
-            <w:rPr>
-              <w:rFonts w:ascii="Calibri" w:eastAsia="Times New Roman" w:hAnsi="Calibri" w:cs="Calibri"/>
-              <w:color w:val="000000"/>
-            </w:rPr>
-            <w:t>stock</w:t>
-          </w:r>
-          <w:proofErr w:type="spellEnd"/>
-          <w:r>
-            <w:rPr>
-              <w:rFonts w:ascii="Calibri" w:eastAsia="Times New Roman" w:hAnsi="Calibri" w:cs="Calibri"/>
-              <w:color w:val="000000"/>
-            </w:rPr>
-            <w:t xml:space="preserve"> </w:t>
-          </w:r>
-          <w:proofErr w:type="spellStart"/>
-          <w:r>
-            <w:rPr>
-              <w:rFonts w:ascii="Calibri" w:eastAsia="Times New Roman" w:hAnsi="Calibri" w:cs="Calibri"/>
-              <w:color w:val="000000"/>
-            </w:rPr>
-            <w:t>markets</w:t>
-          </w:r>
-          <w:proofErr w:type="spellEnd"/>
-          <w:r>
-            <w:rPr>
-              <w:rFonts w:ascii="Calibri" w:eastAsia="Times New Roman" w:hAnsi="Calibri" w:cs="Calibri"/>
-              <w:color w:val="000000"/>
-            </w:rPr>
-            <w:t xml:space="preserve">. </w:t>
+            <w:t xml:space="preserve">Khan, M. N., Fifield, S. G. M., &amp; Power, D. M. (2024). The impact of the COVID 19 pandemic on stock market volatility: evidence from a selection of developed and emerging stock markets. </w:t>
           </w:r>
           <w:r>
             <w:rPr>
@@ -3728,27 +2977,7 @@
               <w:iCs/>
               <w:color w:val="000000"/>
             </w:rPr>
-            <w:t xml:space="preserve">SN Business &amp; </w:t>
-          </w:r>
-          <w:proofErr w:type="spellStart"/>
-          <w:r>
-            <w:rPr>
-              <w:rFonts w:ascii="Calibri" w:eastAsia="Times New Roman" w:hAnsi="Calibri" w:cs="Calibri"/>
-              <w:i/>
-              <w:iCs/>
-              <w:color w:val="000000"/>
-            </w:rPr>
-            <w:t>Economics</w:t>
-          </w:r>
-          <w:proofErr w:type="spellEnd"/>
-          <w:r>
-            <w:rPr>
-              <w:rFonts w:ascii="Calibri" w:eastAsia="Times New Roman" w:hAnsi="Calibri" w:cs="Calibri"/>
-              <w:i/>
-              <w:iCs/>
-              <w:color w:val="000000"/>
-            </w:rPr>
-            <w:t xml:space="preserve"> 2024 4:6</w:t>
+            <w:t>SN Business &amp; Economics 2024 4:6</w:t>
           </w:r>
           <w:r>
             <w:rPr>
@@ -3785,23 +3014,13 @@
               <w:color w:val="000000"/>
             </w:rPr>
           </w:pPr>
-          <w:proofErr w:type="spellStart"/>
           <w:r>
             <w:rPr>
               <w:rFonts w:ascii="Calibri" w:eastAsia="Times New Roman" w:hAnsi="Calibri" w:cs="Calibri"/>
               <w:color w:val="000000"/>
             </w:rPr>
-            <w:t>Kılıç</w:t>
+            <w:t xml:space="preserve">Kılıç, R. (2025). </w:t>
           </w:r>
-          <w:proofErr w:type="spellEnd"/>
-          <w:r>
-            <w:rPr>
-              <w:rFonts w:ascii="Calibri" w:eastAsia="Times New Roman" w:hAnsi="Calibri" w:cs="Calibri"/>
-              <w:color w:val="000000"/>
-            </w:rPr>
-            <w:t xml:space="preserve">, R. (2025). </w:t>
-          </w:r>
-          <w:proofErr w:type="spellStart"/>
           <w:r>
             <w:rPr>
               <w:rFonts w:ascii="Calibri" w:eastAsia="Times New Roman" w:hAnsi="Calibri" w:cs="Calibri"/>
@@ -3809,189 +3028,8 @@
               <w:iCs/>
               <w:color w:val="000000"/>
             </w:rPr>
-            <w:t>Linear</w:t>
+            <w:t>Linear and nonlinear econometric models against machine learning models: realized volatility prediction</w:t>
           </w:r>
-          <w:proofErr w:type="spellEnd"/>
-          <w:r>
-            <w:rPr>
-              <w:rFonts w:ascii="Calibri" w:eastAsia="Times New Roman" w:hAnsi="Calibri" w:cs="Calibri"/>
-              <w:i/>
-              <w:iCs/>
-              <w:color w:val="000000"/>
-            </w:rPr>
-            <w:t xml:space="preserve"> and </w:t>
-          </w:r>
-          <w:proofErr w:type="spellStart"/>
-          <w:r>
-            <w:rPr>
-              <w:rFonts w:ascii="Calibri" w:eastAsia="Times New Roman" w:hAnsi="Calibri" w:cs="Calibri"/>
-              <w:i/>
-              <w:iCs/>
-              <w:color w:val="000000"/>
-            </w:rPr>
-            <w:t>nonlinear</w:t>
-          </w:r>
-          <w:proofErr w:type="spellEnd"/>
-          <w:r>
-            <w:rPr>
-              <w:rFonts w:ascii="Calibri" w:eastAsia="Times New Roman" w:hAnsi="Calibri" w:cs="Calibri"/>
-              <w:i/>
-              <w:iCs/>
-              <w:color w:val="000000"/>
-            </w:rPr>
-            <w:t xml:space="preserve"> </w:t>
-          </w:r>
-          <w:proofErr w:type="spellStart"/>
-          <w:r>
-            <w:rPr>
-              <w:rFonts w:ascii="Calibri" w:eastAsia="Times New Roman" w:hAnsi="Calibri" w:cs="Calibri"/>
-              <w:i/>
-              <w:iCs/>
-              <w:color w:val="000000"/>
-            </w:rPr>
-            <w:t>econometric</w:t>
-          </w:r>
-          <w:proofErr w:type="spellEnd"/>
-          <w:r>
-            <w:rPr>
-              <w:rFonts w:ascii="Calibri" w:eastAsia="Times New Roman" w:hAnsi="Calibri" w:cs="Calibri"/>
-              <w:i/>
-              <w:iCs/>
-              <w:color w:val="000000"/>
-            </w:rPr>
-            <w:t xml:space="preserve"> </w:t>
-          </w:r>
-          <w:proofErr w:type="spellStart"/>
-          <w:r>
-            <w:rPr>
-              <w:rFonts w:ascii="Calibri" w:eastAsia="Times New Roman" w:hAnsi="Calibri" w:cs="Calibri"/>
-              <w:i/>
-              <w:iCs/>
-              <w:color w:val="000000"/>
-            </w:rPr>
-            <w:t>models</w:t>
-          </w:r>
-          <w:proofErr w:type="spellEnd"/>
-          <w:r>
-            <w:rPr>
-              <w:rFonts w:ascii="Calibri" w:eastAsia="Times New Roman" w:hAnsi="Calibri" w:cs="Calibri"/>
-              <w:i/>
-              <w:iCs/>
-              <w:color w:val="000000"/>
-            </w:rPr>
-            <w:t xml:space="preserve"> </w:t>
-          </w:r>
-          <w:proofErr w:type="spellStart"/>
-          <w:r>
-            <w:rPr>
-              <w:rFonts w:ascii="Calibri" w:eastAsia="Times New Roman" w:hAnsi="Calibri" w:cs="Calibri"/>
-              <w:i/>
-              <w:iCs/>
-              <w:color w:val="000000"/>
-            </w:rPr>
-            <w:t>against</w:t>
-          </w:r>
-          <w:proofErr w:type="spellEnd"/>
-          <w:r>
-            <w:rPr>
-              <w:rFonts w:ascii="Calibri" w:eastAsia="Times New Roman" w:hAnsi="Calibri" w:cs="Calibri"/>
-              <w:i/>
-              <w:iCs/>
-              <w:color w:val="000000"/>
-            </w:rPr>
-            <w:t xml:space="preserve"> </w:t>
-          </w:r>
-          <w:proofErr w:type="spellStart"/>
-          <w:r>
-            <w:rPr>
-              <w:rFonts w:ascii="Calibri" w:eastAsia="Times New Roman" w:hAnsi="Calibri" w:cs="Calibri"/>
-              <w:i/>
-              <w:iCs/>
-              <w:color w:val="000000"/>
-            </w:rPr>
-            <w:t>machine</w:t>
-          </w:r>
-          <w:proofErr w:type="spellEnd"/>
-          <w:r>
-            <w:rPr>
-              <w:rFonts w:ascii="Calibri" w:eastAsia="Times New Roman" w:hAnsi="Calibri" w:cs="Calibri"/>
-              <w:i/>
-              <w:iCs/>
-              <w:color w:val="000000"/>
-            </w:rPr>
-            <w:t xml:space="preserve"> </w:t>
-          </w:r>
-          <w:proofErr w:type="spellStart"/>
-          <w:r>
-            <w:rPr>
-              <w:rFonts w:ascii="Calibri" w:eastAsia="Times New Roman" w:hAnsi="Calibri" w:cs="Calibri"/>
-              <w:i/>
-              <w:iCs/>
-              <w:color w:val="000000"/>
-            </w:rPr>
-            <w:t>learning</w:t>
-          </w:r>
-          <w:proofErr w:type="spellEnd"/>
-          <w:r>
-            <w:rPr>
-              <w:rFonts w:ascii="Calibri" w:eastAsia="Times New Roman" w:hAnsi="Calibri" w:cs="Calibri"/>
-              <w:i/>
-              <w:iCs/>
-              <w:color w:val="000000"/>
-            </w:rPr>
-            <w:t xml:space="preserve"> </w:t>
-          </w:r>
-          <w:proofErr w:type="spellStart"/>
-          <w:r>
-            <w:rPr>
-              <w:rFonts w:ascii="Calibri" w:eastAsia="Times New Roman" w:hAnsi="Calibri" w:cs="Calibri"/>
-              <w:i/>
-              <w:iCs/>
-              <w:color w:val="000000"/>
-            </w:rPr>
-            <w:t>models</w:t>
-          </w:r>
-          <w:proofErr w:type="spellEnd"/>
-          <w:r>
-            <w:rPr>
-              <w:rFonts w:ascii="Calibri" w:eastAsia="Times New Roman" w:hAnsi="Calibri" w:cs="Calibri"/>
-              <w:i/>
-              <w:iCs/>
-              <w:color w:val="000000"/>
-            </w:rPr>
-            <w:t xml:space="preserve">: </w:t>
-          </w:r>
-          <w:proofErr w:type="spellStart"/>
-          <w:r>
-            <w:rPr>
-              <w:rFonts w:ascii="Calibri" w:eastAsia="Times New Roman" w:hAnsi="Calibri" w:cs="Calibri"/>
-              <w:i/>
-              <w:iCs/>
-              <w:color w:val="000000"/>
-            </w:rPr>
-            <w:t>realized</w:t>
-          </w:r>
-          <w:proofErr w:type="spellEnd"/>
-          <w:r>
-            <w:rPr>
-              <w:rFonts w:ascii="Calibri" w:eastAsia="Times New Roman" w:hAnsi="Calibri" w:cs="Calibri"/>
-              <w:i/>
-              <w:iCs/>
-              <w:color w:val="000000"/>
-            </w:rPr>
-            <w:t xml:space="preserve"> volatility </w:t>
-          </w:r>
-          <w:proofErr w:type="spellStart"/>
-          <w:r>
-            <w:rPr>
-              <w:rFonts w:ascii="Calibri" w:eastAsia="Times New Roman" w:hAnsi="Calibri" w:cs="Calibri"/>
-              <w:i/>
-              <w:iCs/>
-              <w:color w:val="000000"/>
-            </w:rPr>
-            <w:t>prediction</w:t>
-          </w:r>
-          <w:proofErr w:type="spellEnd"/>
           <w:r>
             <w:rPr>
               <w:rFonts w:ascii="Calibri" w:eastAsia="Times New Roman" w:hAnsi="Calibri" w:cs="Calibri"/>
@@ -4011,119 +3049,13 @@
               <w:color w:val="000000"/>
             </w:rPr>
           </w:pPr>
-          <w:proofErr w:type="spellStart"/>
           <w:r>
             <w:rPr>
               <w:rFonts w:ascii="Calibri" w:eastAsia="Times New Roman" w:hAnsi="Calibri" w:cs="Calibri"/>
               <w:color w:val="000000"/>
             </w:rPr>
-            <w:t>Leushuis</w:t>
+            <w:t xml:space="preserve">Leushuis, R. M., &amp; Petkov, N. (2026). Advances in forecasting realized volatility: a review of methodologies. </w:t>
           </w:r>
-          <w:proofErr w:type="spellEnd"/>
-          <w:r>
-            <w:rPr>
-              <w:rFonts w:ascii="Calibri" w:eastAsia="Times New Roman" w:hAnsi="Calibri" w:cs="Calibri"/>
-              <w:color w:val="000000"/>
-            </w:rPr>
-            <w:t xml:space="preserve">, R. M., &amp; </w:t>
-          </w:r>
-          <w:proofErr w:type="spellStart"/>
-          <w:r>
-            <w:rPr>
-              <w:rFonts w:ascii="Calibri" w:eastAsia="Times New Roman" w:hAnsi="Calibri" w:cs="Calibri"/>
-              <w:color w:val="000000"/>
-            </w:rPr>
-            <w:t>Petkov</w:t>
-          </w:r>
-          <w:proofErr w:type="spellEnd"/>
-          <w:r>
-            <w:rPr>
-              <w:rFonts w:ascii="Calibri" w:eastAsia="Times New Roman" w:hAnsi="Calibri" w:cs="Calibri"/>
-              <w:color w:val="000000"/>
-            </w:rPr>
-            <w:t xml:space="preserve">, N. (2026). </w:t>
-          </w:r>
-          <w:proofErr w:type="spellStart"/>
-          <w:r>
-            <w:rPr>
-              <w:rFonts w:ascii="Calibri" w:eastAsia="Times New Roman" w:hAnsi="Calibri" w:cs="Calibri"/>
-              <w:color w:val="000000"/>
-            </w:rPr>
-            <w:t>Advances</w:t>
-          </w:r>
-          <w:proofErr w:type="spellEnd"/>
-          <w:r>
-            <w:rPr>
-              <w:rFonts w:ascii="Calibri" w:eastAsia="Times New Roman" w:hAnsi="Calibri" w:cs="Calibri"/>
-              <w:color w:val="000000"/>
-            </w:rPr>
-            <w:t xml:space="preserve"> in </w:t>
-          </w:r>
-          <w:proofErr w:type="spellStart"/>
-          <w:r>
-            <w:rPr>
-              <w:rFonts w:ascii="Calibri" w:eastAsia="Times New Roman" w:hAnsi="Calibri" w:cs="Calibri"/>
-              <w:color w:val="000000"/>
-            </w:rPr>
-            <w:t>forecasting</w:t>
-          </w:r>
-          <w:proofErr w:type="spellEnd"/>
-          <w:r>
-            <w:rPr>
-              <w:rFonts w:ascii="Calibri" w:eastAsia="Times New Roman" w:hAnsi="Calibri" w:cs="Calibri"/>
-              <w:color w:val="000000"/>
-            </w:rPr>
-            <w:t xml:space="preserve"> </w:t>
-          </w:r>
-          <w:proofErr w:type="spellStart"/>
-          <w:r>
-            <w:rPr>
-              <w:rFonts w:ascii="Calibri" w:eastAsia="Times New Roman" w:hAnsi="Calibri" w:cs="Calibri"/>
-              <w:color w:val="000000"/>
-            </w:rPr>
-            <w:t>realized</w:t>
-          </w:r>
-          <w:proofErr w:type="spellEnd"/>
-          <w:r>
-            <w:rPr>
-              <w:rFonts w:ascii="Calibri" w:eastAsia="Times New Roman" w:hAnsi="Calibri" w:cs="Calibri"/>
-              <w:color w:val="000000"/>
-            </w:rPr>
-            <w:t xml:space="preserve"> volatility: a </w:t>
-          </w:r>
-          <w:proofErr w:type="spellStart"/>
-          <w:r>
-            <w:rPr>
-              <w:rFonts w:ascii="Calibri" w:eastAsia="Times New Roman" w:hAnsi="Calibri" w:cs="Calibri"/>
-              <w:color w:val="000000"/>
-            </w:rPr>
-            <w:t>review</w:t>
-          </w:r>
-          <w:proofErr w:type="spellEnd"/>
-          <w:r>
-            <w:rPr>
-              <w:rFonts w:ascii="Calibri" w:eastAsia="Times New Roman" w:hAnsi="Calibri" w:cs="Calibri"/>
-              <w:color w:val="000000"/>
-            </w:rPr>
-            <w:t xml:space="preserve"> of </w:t>
-          </w:r>
-          <w:proofErr w:type="spellStart"/>
-          <w:r>
-            <w:rPr>
-              <w:rFonts w:ascii="Calibri" w:eastAsia="Times New Roman" w:hAnsi="Calibri" w:cs="Calibri"/>
-              <w:color w:val="000000"/>
-            </w:rPr>
-            <w:t>methodologies</w:t>
-          </w:r>
-          <w:proofErr w:type="spellEnd"/>
-          <w:r>
-            <w:rPr>
-              <w:rFonts w:ascii="Calibri" w:eastAsia="Times New Roman" w:hAnsi="Calibri" w:cs="Calibri"/>
-              <w:color w:val="000000"/>
-            </w:rPr>
-            <w:t xml:space="preserve">. </w:t>
-          </w:r>
-          <w:proofErr w:type="spellStart"/>
           <w:r>
             <w:rPr>
               <w:rFonts w:ascii="Calibri" w:eastAsia="Times New Roman" w:hAnsi="Calibri" w:cs="Calibri"/>
@@ -4131,37 +3063,7 @@
               <w:iCs/>
               <w:color w:val="000000"/>
             </w:rPr>
-            <w:t>Financial</w:t>
-          </w:r>
-          <w:proofErr w:type="spellEnd"/>
-          <w:r>
-            <w:rPr>
-              <w:rFonts w:ascii="Calibri" w:eastAsia="Times New Roman" w:hAnsi="Calibri" w:cs="Calibri"/>
-              <w:i/>
-              <w:iCs/>
-              <w:color w:val="000000"/>
-            </w:rPr>
-            <w:t xml:space="preserve"> </w:t>
-          </w:r>
-          <w:proofErr w:type="spellStart"/>
-          <w:r>
-            <w:rPr>
-              <w:rFonts w:ascii="Calibri" w:eastAsia="Times New Roman" w:hAnsi="Calibri" w:cs="Calibri"/>
-              <w:i/>
-              <w:iCs/>
-              <w:color w:val="000000"/>
-            </w:rPr>
-            <w:t>Innovation</w:t>
-          </w:r>
-          <w:proofErr w:type="spellEnd"/>
-          <w:r>
-            <w:rPr>
-              <w:rFonts w:ascii="Calibri" w:eastAsia="Times New Roman" w:hAnsi="Calibri" w:cs="Calibri"/>
-              <w:i/>
-              <w:iCs/>
-              <w:color w:val="000000"/>
-            </w:rPr>
-            <w:t xml:space="preserve"> 2026 12:1</w:t>
+            <w:t>Financial Innovation 2026 12:1</w:t>
           </w:r>
           <w:r>
             <w:rPr>
@@ -4203,201 +3105,8 @@
               <w:rFonts w:ascii="Calibri" w:eastAsia="Times New Roman" w:hAnsi="Calibri" w:cs="Calibri"/>
               <w:color w:val="000000"/>
             </w:rPr>
-            <w:t xml:space="preserve">Peter, M., </w:t>
+            <w:t xml:space="preserve">Peter, M., Mirau, S., Sinkwembe, E., Kasumo, C., &amp; Guambe, C. (2026). A stacking model integrating GARCH and LSTM with feature interactions for time series volatility prediction. </w:t>
           </w:r>
-          <w:proofErr w:type="spellStart"/>
-          <w:r>
-            <w:rPr>
-              <w:rFonts w:ascii="Calibri" w:eastAsia="Times New Roman" w:hAnsi="Calibri" w:cs="Calibri"/>
-              <w:color w:val="000000"/>
-            </w:rPr>
-            <w:t>Mirau</w:t>
-          </w:r>
-          <w:proofErr w:type="spellEnd"/>
-          <w:r>
-            <w:rPr>
-              <w:rFonts w:ascii="Calibri" w:eastAsia="Times New Roman" w:hAnsi="Calibri" w:cs="Calibri"/>
-              <w:color w:val="000000"/>
-            </w:rPr>
-            <w:t xml:space="preserve">, S., </w:t>
-          </w:r>
-          <w:proofErr w:type="spellStart"/>
-          <w:r>
-            <w:rPr>
-              <w:rFonts w:ascii="Calibri" w:eastAsia="Times New Roman" w:hAnsi="Calibri" w:cs="Calibri"/>
-              <w:color w:val="000000"/>
-            </w:rPr>
-            <w:t>Sinkwembe</w:t>
-          </w:r>
-          <w:proofErr w:type="spellEnd"/>
-          <w:r>
-            <w:rPr>
-              <w:rFonts w:ascii="Calibri" w:eastAsia="Times New Roman" w:hAnsi="Calibri" w:cs="Calibri"/>
-              <w:color w:val="000000"/>
-            </w:rPr>
-            <w:t xml:space="preserve">, E., </w:t>
-          </w:r>
-          <w:proofErr w:type="spellStart"/>
-          <w:r>
-            <w:rPr>
-              <w:rFonts w:ascii="Calibri" w:eastAsia="Times New Roman" w:hAnsi="Calibri" w:cs="Calibri"/>
-              <w:color w:val="000000"/>
-            </w:rPr>
-            <w:t>Kasumo</w:t>
-          </w:r>
-          <w:proofErr w:type="spellEnd"/>
-          <w:r>
-            <w:rPr>
-              <w:rFonts w:ascii="Calibri" w:eastAsia="Times New Roman" w:hAnsi="Calibri" w:cs="Calibri"/>
-              <w:color w:val="000000"/>
-            </w:rPr>
-            <w:t xml:space="preserve">, C., &amp; </w:t>
-          </w:r>
-          <w:proofErr w:type="spellStart"/>
-          <w:r>
-            <w:rPr>
-              <w:rFonts w:ascii="Calibri" w:eastAsia="Times New Roman" w:hAnsi="Calibri" w:cs="Calibri"/>
-              <w:color w:val="000000"/>
-            </w:rPr>
-            <w:t>Guambe</w:t>
-          </w:r>
-          <w:proofErr w:type="spellEnd"/>
-          <w:r>
-            <w:rPr>
-              <w:rFonts w:ascii="Calibri" w:eastAsia="Times New Roman" w:hAnsi="Calibri" w:cs="Calibri"/>
-              <w:color w:val="000000"/>
-            </w:rPr>
-            <w:t xml:space="preserve">, C. (2026). A </w:t>
-          </w:r>
-          <w:proofErr w:type="spellStart"/>
-          <w:r>
-            <w:rPr>
-              <w:rFonts w:ascii="Calibri" w:eastAsia="Times New Roman" w:hAnsi="Calibri" w:cs="Calibri"/>
-              <w:color w:val="000000"/>
-            </w:rPr>
-            <w:t>stacking</w:t>
-          </w:r>
-          <w:proofErr w:type="spellEnd"/>
-          <w:r>
-            <w:rPr>
-              <w:rFonts w:ascii="Calibri" w:eastAsia="Times New Roman" w:hAnsi="Calibri" w:cs="Calibri"/>
-              <w:color w:val="000000"/>
-            </w:rPr>
-            <w:t xml:space="preserve"> model </w:t>
-          </w:r>
-          <w:proofErr w:type="spellStart"/>
-          <w:r>
-            <w:rPr>
-              <w:rFonts w:ascii="Calibri" w:eastAsia="Times New Roman" w:hAnsi="Calibri" w:cs="Calibri"/>
-              <w:color w:val="000000"/>
-            </w:rPr>
-            <w:t>integrating</w:t>
-          </w:r>
-          <w:proofErr w:type="spellEnd"/>
-          <w:r>
-            <w:rPr>
-              <w:rFonts w:ascii="Calibri" w:eastAsia="Times New Roman" w:hAnsi="Calibri" w:cs="Calibri"/>
-              <w:color w:val="000000"/>
-            </w:rPr>
-            <w:t xml:space="preserve"> GARCH and LSTM </w:t>
-          </w:r>
-          <w:proofErr w:type="spellStart"/>
-          <w:r>
-            <w:rPr>
-              <w:rFonts w:ascii="Calibri" w:eastAsia="Times New Roman" w:hAnsi="Calibri" w:cs="Calibri"/>
-              <w:color w:val="000000"/>
-            </w:rPr>
-            <w:t>with</w:t>
-          </w:r>
-          <w:proofErr w:type="spellEnd"/>
-          <w:r>
-            <w:rPr>
-              <w:rFonts w:ascii="Calibri" w:eastAsia="Times New Roman" w:hAnsi="Calibri" w:cs="Calibri"/>
-              <w:color w:val="000000"/>
-            </w:rPr>
-            <w:t xml:space="preserve"> feature </w:t>
-          </w:r>
-          <w:proofErr w:type="spellStart"/>
-          <w:r>
-            <w:rPr>
-              <w:rFonts w:ascii="Calibri" w:eastAsia="Times New Roman" w:hAnsi="Calibri" w:cs="Calibri"/>
-              <w:color w:val="000000"/>
-            </w:rPr>
-            <w:t>interactions</w:t>
-          </w:r>
-          <w:proofErr w:type="spellEnd"/>
-          <w:r>
-            <w:rPr>
-              <w:rFonts w:ascii="Calibri" w:eastAsia="Times New Roman" w:hAnsi="Calibri" w:cs="Calibri"/>
-              <w:color w:val="000000"/>
-            </w:rPr>
-            <w:t xml:space="preserve"> </w:t>
-          </w:r>
-          <w:proofErr w:type="spellStart"/>
-          <w:r>
-            <w:rPr>
-              <w:rFonts w:ascii="Calibri" w:eastAsia="Times New Roman" w:hAnsi="Calibri" w:cs="Calibri"/>
-              <w:color w:val="000000"/>
-            </w:rPr>
-            <w:t>for</w:t>
-          </w:r>
-          <w:proofErr w:type="spellEnd"/>
-          <w:r>
-            <w:rPr>
-              <w:rFonts w:ascii="Calibri" w:eastAsia="Times New Roman" w:hAnsi="Calibri" w:cs="Calibri"/>
-              <w:color w:val="000000"/>
-            </w:rPr>
-            <w:t xml:space="preserve"> </w:t>
-          </w:r>
-          <w:proofErr w:type="spellStart"/>
-          <w:r>
-            <w:rPr>
-              <w:rFonts w:ascii="Calibri" w:eastAsia="Times New Roman" w:hAnsi="Calibri" w:cs="Calibri"/>
-              <w:color w:val="000000"/>
-            </w:rPr>
-            <w:t>time</w:t>
-          </w:r>
-          <w:proofErr w:type="spellEnd"/>
-          <w:r>
-            <w:rPr>
-              <w:rFonts w:ascii="Calibri" w:eastAsia="Times New Roman" w:hAnsi="Calibri" w:cs="Calibri"/>
-              <w:color w:val="000000"/>
-            </w:rPr>
-            <w:t xml:space="preserve"> </w:t>
-          </w:r>
-          <w:proofErr w:type="spellStart"/>
-          <w:r>
-            <w:rPr>
-              <w:rFonts w:ascii="Calibri" w:eastAsia="Times New Roman" w:hAnsi="Calibri" w:cs="Calibri"/>
-              <w:color w:val="000000"/>
-            </w:rPr>
-            <w:t>series</w:t>
-          </w:r>
-          <w:proofErr w:type="spellEnd"/>
-          <w:r>
-            <w:rPr>
-              <w:rFonts w:ascii="Calibri" w:eastAsia="Times New Roman" w:hAnsi="Calibri" w:cs="Calibri"/>
-              <w:color w:val="000000"/>
-            </w:rPr>
-            <w:t xml:space="preserve"> volatility </w:t>
-          </w:r>
-          <w:proofErr w:type="spellStart"/>
-          <w:r>
-            <w:rPr>
-              <w:rFonts w:ascii="Calibri" w:eastAsia="Times New Roman" w:hAnsi="Calibri" w:cs="Calibri"/>
-              <w:color w:val="000000"/>
-            </w:rPr>
-            <w:t>prediction</w:t>
-          </w:r>
-          <w:proofErr w:type="spellEnd"/>
-          <w:r>
-            <w:rPr>
-              <w:rFonts w:ascii="Calibri" w:eastAsia="Times New Roman" w:hAnsi="Calibri" w:cs="Calibri"/>
-              <w:color w:val="000000"/>
-            </w:rPr>
-            <w:t xml:space="preserve">. </w:t>
-          </w:r>
-          <w:proofErr w:type="spellStart"/>
           <w:r>
             <w:rPr>
               <w:rFonts w:ascii="Calibri" w:eastAsia="Times New Roman" w:hAnsi="Calibri" w:cs="Calibri"/>
@@ -4407,7 +3116,6 @@
             </w:rPr>
             <w:t>Array</w:t>
           </w:r>
-          <w:proofErr w:type="spellEnd"/>
           <w:r>
             <w:rPr>
               <w:rFonts w:ascii="Calibri" w:eastAsia="Times New Roman" w:hAnsi="Calibri" w:cs="Calibri"/>
@@ -4443,247 +3151,13 @@
               <w:color w:val="000000"/>
             </w:rPr>
           </w:pPr>
-          <w:proofErr w:type="spellStart"/>
           <w:r>
             <w:rPr>
               <w:rFonts w:ascii="Calibri" w:eastAsia="Times New Roman" w:hAnsi="Calibri" w:cs="Calibri"/>
               <w:color w:val="000000"/>
             </w:rPr>
-            <w:t>Vuong</w:t>
+            <w:t xml:space="preserve">Vuong, G. T. H., Nguyen, M. H., &amp; Huynh, A. N. Q. (2022). Volatility spillovers from the Chinese stock market to the U.S. stock market: The role of the COVID-19 pandemic. </w:t>
           </w:r>
-          <w:proofErr w:type="spellEnd"/>
-          <w:r>
-            <w:rPr>
-              <w:rFonts w:ascii="Calibri" w:eastAsia="Times New Roman" w:hAnsi="Calibri" w:cs="Calibri"/>
-              <w:color w:val="000000"/>
-            </w:rPr>
-            <w:t xml:space="preserve">, G. T. H., </w:t>
-          </w:r>
-          <w:proofErr w:type="spellStart"/>
-          <w:r>
-            <w:rPr>
-              <w:rFonts w:ascii="Calibri" w:eastAsia="Times New Roman" w:hAnsi="Calibri" w:cs="Calibri"/>
-              <w:color w:val="000000"/>
-            </w:rPr>
-            <w:t>Nguyen</w:t>
-          </w:r>
-          <w:proofErr w:type="spellEnd"/>
-          <w:r>
-            <w:rPr>
-              <w:rFonts w:ascii="Calibri" w:eastAsia="Times New Roman" w:hAnsi="Calibri" w:cs="Calibri"/>
-              <w:color w:val="000000"/>
-            </w:rPr>
-            <w:t xml:space="preserve">, M. H., &amp; </w:t>
-          </w:r>
-          <w:proofErr w:type="spellStart"/>
-          <w:r>
-            <w:rPr>
-              <w:rFonts w:ascii="Calibri" w:eastAsia="Times New Roman" w:hAnsi="Calibri" w:cs="Calibri"/>
-              <w:color w:val="000000"/>
-            </w:rPr>
-            <w:t>Huynh</w:t>
-          </w:r>
-          <w:proofErr w:type="spellEnd"/>
-          <w:r>
-            <w:rPr>
-              <w:rFonts w:ascii="Calibri" w:eastAsia="Times New Roman" w:hAnsi="Calibri" w:cs="Calibri"/>
-              <w:color w:val="000000"/>
-            </w:rPr>
-            <w:t xml:space="preserve">, A. N. Q. (2022). Volatility </w:t>
-          </w:r>
-          <w:proofErr w:type="spellStart"/>
-          <w:r>
-            <w:rPr>
-              <w:rFonts w:ascii="Calibri" w:eastAsia="Times New Roman" w:hAnsi="Calibri" w:cs="Calibri"/>
-              <w:color w:val="000000"/>
-            </w:rPr>
-            <w:t>spillovers</w:t>
-          </w:r>
-          <w:proofErr w:type="spellEnd"/>
-          <w:r>
-            <w:rPr>
-              <w:rFonts w:ascii="Calibri" w:eastAsia="Times New Roman" w:hAnsi="Calibri" w:cs="Calibri"/>
-              <w:color w:val="000000"/>
-            </w:rPr>
-            <w:t xml:space="preserve"> </w:t>
-          </w:r>
-          <w:proofErr w:type="spellStart"/>
-          <w:r>
-            <w:rPr>
-              <w:rFonts w:ascii="Calibri" w:eastAsia="Times New Roman" w:hAnsi="Calibri" w:cs="Calibri"/>
-              <w:color w:val="000000"/>
-            </w:rPr>
-            <w:t>from</w:t>
-          </w:r>
-          <w:proofErr w:type="spellEnd"/>
-          <w:r>
-            <w:rPr>
-              <w:rFonts w:ascii="Calibri" w:eastAsia="Times New Roman" w:hAnsi="Calibri" w:cs="Calibri"/>
-              <w:color w:val="000000"/>
-            </w:rPr>
-            <w:t xml:space="preserve"> </w:t>
-          </w:r>
-          <w:proofErr w:type="spellStart"/>
-          <w:r>
-            <w:rPr>
-              <w:rFonts w:ascii="Calibri" w:eastAsia="Times New Roman" w:hAnsi="Calibri" w:cs="Calibri"/>
-              <w:color w:val="000000"/>
-            </w:rPr>
-            <w:t>the</w:t>
-          </w:r>
-          <w:proofErr w:type="spellEnd"/>
-          <w:r>
-            <w:rPr>
-              <w:rFonts w:ascii="Calibri" w:eastAsia="Times New Roman" w:hAnsi="Calibri" w:cs="Calibri"/>
-              <w:color w:val="000000"/>
-            </w:rPr>
-            <w:t xml:space="preserve"> </w:t>
-          </w:r>
-          <w:proofErr w:type="spellStart"/>
-          <w:r>
-            <w:rPr>
-              <w:rFonts w:ascii="Calibri" w:eastAsia="Times New Roman" w:hAnsi="Calibri" w:cs="Calibri"/>
-              <w:color w:val="000000"/>
-            </w:rPr>
-            <w:t>Chinese</w:t>
-          </w:r>
-          <w:proofErr w:type="spellEnd"/>
-          <w:r>
-            <w:rPr>
-              <w:rFonts w:ascii="Calibri" w:eastAsia="Times New Roman" w:hAnsi="Calibri" w:cs="Calibri"/>
-              <w:color w:val="000000"/>
-            </w:rPr>
-            <w:t xml:space="preserve"> </w:t>
-          </w:r>
-          <w:proofErr w:type="spellStart"/>
-          <w:r>
-            <w:rPr>
-              <w:rFonts w:ascii="Calibri" w:eastAsia="Times New Roman" w:hAnsi="Calibri" w:cs="Calibri"/>
-              <w:color w:val="000000"/>
-            </w:rPr>
-            <w:t>stock</w:t>
-          </w:r>
-          <w:proofErr w:type="spellEnd"/>
-          <w:r>
-            <w:rPr>
-              <w:rFonts w:ascii="Calibri" w:eastAsia="Times New Roman" w:hAnsi="Calibri" w:cs="Calibri"/>
-              <w:color w:val="000000"/>
-            </w:rPr>
-            <w:t xml:space="preserve"> </w:t>
-          </w:r>
-          <w:proofErr w:type="spellStart"/>
-          <w:r>
-            <w:rPr>
-              <w:rFonts w:ascii="Calibri" w:eastAsia="Times New Roman" w:hAnsi="Calibri" w:cs="Calibri"/>
-              <w:color w:val="000000"/>
-            </w:rPr>
-            <w:t>market</w:t>
-          </w:r>
-          <w:proofErr w:type="spellEnd"/>
-          <w:r>
-            <w:rPr>
-              <w:rFonts w:ascii="Calibri" w:eastAsia="Times New Roman" w:hAnsi="Calibri" w:cs="Calibri"/>
-              <w:color w:val="000000"/>
-            </w:rPr>
-            <w:t xml:space="preserve"> to </w:t>
-          </w:r>
-          <w:proofErr w:type="spellStart"/>
-          <w:r>
-            <w:rPr>
-              <w:rFonts w:ascii="Calibri" w:eastAsia="Times New Roman" w:hAnsi="Calibri" w:cs="Calibri"/>
-              <w:color w:val="000000"/>
-            </w:rPr>
-            <w:t>the</w:t>
-          </w:r>
-          <w:proofErr w:type="spellEnd"/>
-          <w:r>
-            <w:rPr>
-              <w:rFonts w:ascii="Calibri" w:eastAsia="Times New Roman" w:hAnsi="Calibri" w:cs="Calibri"/>
-              <w:color w:val="000000"/>
-            </w:rPr>
-            <w:t xml:space="preserve"> U.S. </w:t>
-          </w:r>
-          <w:proofErr w:type="spellStart"/>
-          <w:r>
-            <w:rPr>
-              <w:rFonts w:ascii="Calibri" w:eastAsia="Times New Roman" w:hAnsi="Calibri" w:cs="Calibri"/>
-              <w:color w:val="000000"/>
-            </w:rPr>
-            <w:t>stock</w:t>
-          </w:r>
-          <w:proofErr w:type="spellEnd"/>
-          <w:r>
-            <w:rPr>
-              <w:rFonts w:ascii="Calibri" w:eastAsia="Times New Roman" w:hAnsi="Calibri" w:cs="Calibri"/>
-              <w:color w:val="000000"/>
-            </w:rPr>
-            <w:t xml:space="preserve"> </w:t>
-          </w:r>
-          <w:proofErr w:type="spellStart"/>
-          <w:r>
-            <w:rPr>
-              <w:rFonts w:ascii="Calibri" w:eastAsia="Times New Roman" w:hAnsi="Calibri" w:cs="Calibri"/>
-              <w:color w:val="000000"/>
-            </w:rPr>
-            <w:t>market</w:t>
-          </w:r>
-          <w:proofErr w:type="spellEnd"/>
-          <w:r>
-            <w:rPr>
-              <w:rFonts w:ascii="Calibri" w:eastAsia="Times New Roman" w:hAnsi="Calibri" w:cs="Calibri"/>
-              <w:color w:val="000000"/>
-            </w:rPr>
-            <w:t xml:space="preserve">: </w:t>
-          </w:r>
-          <w:proofErr w:type="spellStart"/>
-          <w:r>
-            <w:rPr>
-              <w:rFonts w:ascii="Calibri" w:eastAsia="Times New Roman" w:hAnsi="Calibri" w:cs="Calibri"/>
-              <w:color w:val="000000"/>
-            </w:rPr>
-            <w:t>The</w:t>
-          </w:r>
-          <w:proofErr w:type="spellEnd"/>
-          <w:r>
-            <w:rPr>
-              <w:rFonts w:ascii="Calibri" w:eastAsia="Times New Roman" w:hAnsi="Calibri" w:cs="Calibri"/>
-              <w:color w:val="000000"/>
-            </w:rPr>
-            <w:t xml:space="preserve"> role of </w:t>
-          </w:r>
-          <w:proofErr w:type="spellStart"/>
-          <w:r>
-            <w:rPr>
-              <w:rFonts w:ascii="Calibri" w:eastAsia="Times New Roman" w:hAnsi="Calibri" w:cs="Calibri"/>
-              <w:color w:val="000000"/>
-            </w:rPr>
-            <w:t>the</w:t>
-          </w:r>
-          <w:proofErr w:type="spellEnd"/>
-          <w:r>
-            <w:rPr>
-              <w:rFonts w:ascii="Calibri" w:eastAsia="Times New Roman" w:hAnsi="Calibri" w:cs="Calibri"/>
-              <w:color w:val="000000"/>
-            </w:rPr>
-            <w:t xml:space="preserve"> COVID-19 </w:t>
-          </w:r>
-          <w:proofErr w:type="spellStart"/>
-          <w:r>
-            <w:rPr>
-              <w:rFonts w:ascii="Calibri" w:eastAsia="Times New Roman" w:hAnsi="Calibri" w:cs="Calibri"/>
-              <w:color w:val="000000"/>
-            </w:rPr>
-            <w:t>pandemic</w:t>
-          </w:r>
-          <w:proofErr w:type="spellEnd"/>
-          <w:r>
-            <w:rPr>
-              <w:rFonts w:ascii="Calibri" w:eastAsia="Times New Roman" w:hAnsi="Calibri" w:cs="Calibri"/>
-              <w:color w:val="000000"/>
-            </w:rPr>
-            <w:t xml:space="preserve">. </w:t>
-          </w:r>
-          <w:proofErr w:type="spellStart"/>
           <w:r>
             <w:rPr>
               <w:rFonts w:ascii="Calibri" w:eastAsia="Times New Roman" w:hAnsi="Calibri" w:cs="Calibri"/>
@@ -4691,69 +3165,8 @@
               <w:iCs/>
               <w:color w:val="000000"/>
             </w:rPr>
-            <w:t>The</w:t>
+            <w:t>The Journal of Economic Asymmetries</w:t>
           </w:r>
-          <w:proofErr w:type="spellEnd"/>
-          <w:r>
-            <w:rPr>
-              <w:rFonts w:ascii="Calibri" w:eastAsia="Times New Roman" w:hAnsi="Calibri" w:cs="Calibri"/>
-              <w:i/>
-              <w:iCs/>
-              <w:color w:val="000000"/>
-            </w:rPr>
-            <w:t xml:space="preserve"> </w:t>
-          </w:r>
-          <w:proofErr w:type="spellStart"/>
-          <w:r>
-            <w:rPr>
-              <w:rFonts w:ascii="Calibri" w:eastAsia="Times New Roman" w:hAnsi="Calibri" w:cs="Calibri"/>
-              <w:i/>
-              <w:iCs/>
-              <w:color w:val="000000"/>
-            </w:rPr>
-            <w:t>Journal</w:t>
-          </w:r>
-          <w:proofErr w:type="spellEnd"/>
-          <w:r>
-            <w:rPr>
-              <w:rFonts w:ascii="Calibri" w:eastAsia="Times New Roman" w:hAnsi="Calibri" w:cs="Calibri"/>
-              <w:i/>
-              <w:iCs/>
-              <w:color w:val="000000"/>
-            </w:rPr>
-            <w:t xml:space="preserve"> of </w:t>
-          </w:r>
-          <w:proofErr w:type="spellStart"/>
-          <w:r>
-            <w:rPr>
-              <w:rFonts w:ascii="Calibri" w:eastAsia="Times New Roman" w:hAnsi="Calibri" w:cs="Calibri"/>
-              <w:i/>
-              <w:iCs/>
-              <w:color w:val="000000"/>
-            </w:rPr>
-            <w:t>Economic</w:t>
-          </w:r>
-          <w:proofErr w:type="spellEnd"/>
-          <w:r>
-            <w:rPr>
-              <w:rFonts w:ascii="Calibri" w:eastAsia="Times New Roman" w:hAnsi="Calibri" w:cs="Calibri"/>
-              <w:i/>
-              <w:iCs/>
-              <w:color w:val="000000"/>
-            </w:rPr>
-            <w:t xml:space="preserve"> </w:t>
-          </w:r>
-          <w:proofErr w:type="spellStart"/>
-          <w:r>
-            <w:rPr>
-              <w:rFonts w:ascii="Calibri" w:eastAsia="Times New Roman" w:hAnsi="Calibri" w:cs="Calibri"/>
-              <w:i/>
-              <w:iCs/>
-              <w:color w:val="000000"/>
-            </w:rPr>
-            <w:t>Asymmetries</w:t>
-          </w:r>
-          <w:proofErr w:type="spellEnd"/>
           <w:r>
             <w:rPr>
               <w:rFonts w:ascii="Calibri" w:eastAsia="Times New Roman" w:hAnsi="Calibri" w:cs="Calibri"/>
@@ -4789,119 +3202,13 @@
               <w:color w:val="000000"/>
             </w:rPr>
           </w:pPr>
-          <w:proofErr w:type="spellStart"/>
           <w:r>
             <w:rPr>
               <w:rFonts w:ascii="Calibri" w:eastAsia="Times New Roman" w:hAnsi="Calibri" w:cs="Calibri"/>
               <w:color w:val="000000"/>
             </w:rPr>
-            <w:t>Wang</w:t>
+            <w:t xml:space="preserve">Wang, Y. (2024). The Relationship Between Geopolitical Risks and Stock Market Volatility. </w:t>
           </w:r>
-          <w:proofErr w:type="spellEnd"/>
-          <w:r>
-            <w:rPr>
-              <w:rFonts w:ascii="Calibri" w:eastAsia="Times New Roman" w:hAnsi="Calibri" w:cs="Calibri"/>
-              <w:color w:val="000000"/>
-            </w:rPr>
-            <w:t xml:space="preserve">, Y. (2024). </w:t>
-          </w:r>
-          <w:proofErr w:type="spellStart"/>
-          <w:r>
-            <w:rPr>
-              <w:rFonts w:ascii="Calibri" w:eastAsia="Times New Roman" w:hAnsi="Calibri" w:cs="Calibri"/>
-              <w:color w:val="000000"/>
-            </w:rPr>
-            <w:t>The</w:t>
-          </w:r>
-          <w:proofErr w:type="spellEnd"/>
-          <w:r>
-            <w:rPr>
-              <w:rFonts w:ascii="Calibri" w:eastAsia="Times New Roman" w:hAnsi="Calibri" w:cs="Calibri"/>
-              <w:color w:val="000000"/>
-            </w:rPr>
-            <w:t xml:space="preserve"> </w:t>
-          </w:r>
-          <w:proofErr w:type="spellStart"/>
-          <w:r>
-            <w:rPr>
-              <w:rFonts w:ascii="Calibri" w:eastAsia="Times New Roman" w:hAnsi="Calibri" w:cs="Calibri"/>
-              <w:color w:val="000000"/>
-            </w:rPr>
-            <w:t>Relationship</w:t>
-          </w:r>
-          <w:proofErr w:type="spellEnd"/>
-          <w:r>
-            <w:rPr>
-              <w:rFonts w:ascii="Calibri" w:eastAsia="Times New Roman" w:hAnsi="Calibri" w:cs="Calibri"/>
-              <w:color w:val="000000"/>
-            </w:rPr>
-            <w:t xml:space="preserve"> </w:t>
-          </w:r>
-          <w:proofErr w:type="spellStart"/>
-          <w:r>
-            <w:rPr>
-              <w:rFonts w:ascii="Calibri" w:eastAsia="Times New Roman" w:hAnsi="Calibri" w:cs="Calibri"/>
-              <w:color w:val="000000"/>
-            </w:rPr>
-            <w:t>Between</w:t>
-          </w:r>
-          <w:proofErr w:type="spellEnd"/>
-          <w:r>
-            <w:rPr>
-              <w:rFonts w:ascii="Calibri" w:eastAsia="Times New Roman" w:hAnsi="Calibri" w:cs="Calibri"/>
-              <w:color w:val="000000"/>
-            </w:rPr>
-            <w:t xml:space="preserve"> </w:t>
-          </w:r>
-          <w:proofErr w:type="spellStart"/>
-          <w:r>
-            <w:rPr>
-              <w:rFonts w:ascii="Calibri" w:eastAsia="Times New Roman" w:hAnsi="Calibri" w:cs="Calibri"/>
-              <w:color w:val="000000"/>
-            </w:rPr>
-            <w:t>Geopolitical</w:t>
-          </w:r>
-          <w:proofErr w:type="spellEnd"/>
-          <w:r>
-            <w:rPr>
-              <w:rFonts w:ascii="Calibri" w:eastAsia="Times New Roman" w:hAnsi="Calibri" w:cs="Calibri"/>
-              <w:color w:val="000000"/>
-            </w:rPr>
-            <w:t xml:space="preserve"> </w:t>
-          </w:r>
-          <w:proofErr w:type="spellStart"/>
-          <w:r>
-            <w:rPr>
-              <w:rFonts w:ascii="Calibri" w:eastAsia="Times New Roman" w:hAnsi="Calibri" w:cs="Calibri"/>
-              <w:color w:val="000000"/>
-            </w:rPr>
-            <w:t>Risks</w:t>
-          </w:r>
-          <w:proofErr w:type="spellEnd"/>
-          <w:r>
-            <w:rPr>
-              <w:rFonts w:ascii="Calibri" w:eastAsia="Times New Roman" w:hAnsi="Calibri" w:cs="Calibri"/>
-              <w:color w:val="000000"/>
-            </w:rPr>
-            <w:t xml:space="preserve"> and Stock </w:t>
-          </w:r>
-          <w:proofErr w:type="spellStart"/>
-          <w:r>
-            <w:rPr>
-              <w:rFonts w:ascii="Calibri" w:eastAsia="Times New Roman" w:hAnsi="Calibri" w:cs="Calibri"/>
-              <w:color w:val="000000"/>
-            </w:rPr>
-            <w:t>Market</w:t>
-          </w:r>
-          <w:proofErr w:type="spellEnd"/>
-          <w:r>
-            <w:rPr>
-              <w:rFonts w:ascii="Calibri" w:eastAsia="Times New Roman" w:hAnsi="Calibri" w:cs="Calibri"/>
-              <w:color w:val="000000"/>
-            </w:rPr>
-            <w:t xml:space="preserve"> Volatility. </w:t>
-          </w:r>
-          <w:proofErr w:type="spellStart"/>
           <w:r>
             <w:rPr>
               <w:rFonts w:ascii="Calibri" w:eastAsia="Times New Roman" w:hAnsi="Calibri" w:cs="Calibri"/>
@@ -4909,37 +3216,7 @@
               <w:iCs/>
               <w:color w:val="000000"/>
             </w:rPr>
-            <w:t>Frontiers</w:t>
-          </w:r>
-          <w:proofErr w:type="spellEnd"/>
-          <w:r>
-            <w:rPr>
-              <w:rFonts w:ascii="Calibri" w:eastAsia="Times New Roman" w:hAnsi="Calibri" w:cs="Calibri"/>
-              <w:i/>
-              <w:iCs/>
-              <w:color w:val="000000"/>
-            </w:rPr>
-            <w:t xml:space="preserve"> in Business, </w:t>
-          </w:r>
-          <w:proofErr w:type="spellStart"/>
-          <w:r>
-            <w:rPr>
-              <w:rFonts w:ascii="Calibri" w:eastAsia="Times New Roman" w:hAnsi="Calibri" w:cs="Calibri"/>
-              <w:i/>
-              <w:iCs/>
-              <w:color w:val="000000"/>
-            </w:rPr>
-            <w:t>Economics</w:t>
-          </w:r>
-          <w:proofErr w:type="spellEnd"/>
-          <w:r>
-            <w:rPr>
-              <w:rFonts w:ascii="Calibri" w:eastAsia="Times New Roman" w:hAnsi="Calibri" w:cs="Calibri"/>
-              <w:i/>
-              <w:iCs/>
-              <w:color w:val="000000"/>
-            </w:rPr>
-            <w:t xml:space="preserve"> and Management</w:t>
+            <w:t>Frontiers in Business, Economics and Management</w:t>
           </w:r>
           <w:r>
             <w:rPr>
@@ -6322,6 +4599,7 @@
   <w:rsids>
     <w:rsidRoot w:val="00EF1F3F"/>
     <w:rsid w:val="00046425"/>
+    <w:rsid w:val="001A57E4"/>
     <w:rsid w:val="004C6F8F"/>
     <w:rsid w:val="005425B6"/>
     <w:rsid w:val="005E5AC4"/>
@@ -6333,6 +4611,7 @@
     <w:rsid w:val="00962B2B"/>
     <w:rsid w:val="00C40CF8"/>
     <w:rsid w:val="00C70E60"/>
+    <w:rsid w:val="00CC6FC7"/>
     <w:rsid w:val="00D47CFF"/>
     <w:rsid w:val="00E75429"/>
     <w:rsid w:val="00EF1F3F"/>

--- a/Koncept Dizertačnej Práce.docx
+++ b/Koncept Dizertačnej Práce.docx
@@ -2733,7 +2733,14 @@
           <w:sz w:val="24"/>
           <w:szCs w:val="24"/>
         </w:rPr>
-        <w:t xml:space="preserve">Vyhodnotenie modelov bude realizované pomocou </w:t>
+        <w:t>Trénovanie</w:t>
+      </w:r>
+      <w:r>
+        <w:rPr>
+          <w:sz w:val="24"/>
+          <w:szCs w:val="24"/>
+        </w:rPr>
+        <w:t xml:space="preserve"> modelov bude realizované pomocou </w:t>
       </w:r>
       <w:r>
         <w:rPr>
@@ -4605,6 +4612,7 @@
     <w:rsid w:val="005E5AC4"/>
     <w:rsid w:val="006F40EE"/>
     <w:rsid w:val="00723C5C"/>
+    <w:rsid w:val="00740DFC"/>
     <w:rsid w:val="00756B9A"/>
     <w:rsid w:val="00767F00"/>
     <w:rsid w:val="007A39C4"/>
@@ -4613,6 +4621,7 @@
     <w:rsid w:val="00C70E60"/>
     <w:rsid w:val="00CC6FC7"/>
     <w:rsid w:val="00D47CFF"/>
+    <w:rsid w:val="00E20D28"/>
     <w:rsid w:val="00E75429"/>
     <w:rsid w:val="00EF1F3F"/>
     <w:rsid w:val="00F77B79"/>

--- a/Koncept Dizertačnej Práce.docx
+++ b/Koncept Dizertačnej Práce.docx
@@ -228,7 +228,23 @@
           <w:sz w:val="24"/>
           <w:szCs w:val="24"/>
         </w:rPr>
-        <w:t xml:space="preserve"> pri obmedzenom počte prediktorov </w:t>
+        <w:t xml:space="preserve"> pri obmedzenom počte </w:t>
+      </w:r>
+      <w:proofErr w:type="spellStart"/>
+      <w:r>
+        <w:rPr>
+          <w:sz w:val="24"/>
+          <w:szCs w:val="24"/>
+        </w:rPr>
+        <w:t>prediktorov</w:t>
+      </w:r>
+      <w:proofErr w:type="spellEnd"/>
+      <w:r>
+        <w:rPr>
+          <w:sz w:val="24"/>
+          <w:szCs w:val="24"/>
+        </w:rPr>
+        <w:t xml:space="preserve"> </w:t>
       </w:r>
       <w:sdt>
         <w:sdtPr>
@@ -252,7 +268,27 @@
               <w:sz w:val="24"/>
               <w:szCs w:val="24"/>
             </w:rPr>
-            <w:t>(Kılıç, 2025)</w:t>
+            <w:t>(</w:t>
+          </w:r>
+          <w:proofErr w:type="spellStart"/>
+          <w:r>
+            <w:rPr>
+              <w:rFonts w:ascii="Calibri" w:hAnsi="Calibri" w:cs="Calibri"/>
+              <w:color w:val="000000"/>
+              <w:sz w:val="24"/>
+              <w:szCs w:val="24"/>
+            </w:rPr>
+            <w:t>Kılıç</w:t>
+          </w:r>
+          <w:proofErr w:type="spellEnd"/>
+          <w:r>
+            <w:rPr>
+              <w:rFonts w:ascii="Calibri" w:hAnsi="Calibri" w:cs="Calibri"/>
+              <w:color w:val="000000"/>
+              <w:sz w:val="24"/>
+              <w:szCs w:val="24"/>
+            </w:rPr>
+            <w:t>, 2025)</w:t>
           </w:r>
         </w:sdtContent>
       </w:sdt>
@@ -284,7 +320,23 @@
           <w:sz w:val="24"/>
           <w:szCs w:val="24"/>
         </w:rPr>
-        <w:t xml:space="preserve">môžu slúžiť ako zlepšenie, ale tento prístup je vysoko závislý od kvality prediktorov. Pri modeloch strojového a hlbokého učenia zostáva limitujúcim faktorom hlavne interpretácia </w:t>
+        <w:t xml:space="preserve">môžu slúžiť ako zlepšenie, ale tento prístup je vysoko závislý od kvality </w:t>
+      </w:r>
+      <w:proofErr w:type="spellStart"/>
+      <w:r>
+        <w:rPr>
+          <w:sz w:val="24"/>
+          <w:szCs w:val="24"/>
+        </w:rPr>
+        <w:t>prediktorov</w:t>
+      </w:r>
+      <w:proofErr w:type="spellEnd"/>
+      <w:r>
+        <w:rPr>
+          <w:sz w:val="24"/>
+          <w:szCs w:val="24"/>
+        </w:rPr>
+        <w:t xml:space="preserve">. Pri modeloch strojového a hlbokého učenia zostáva limitujúcim faktorom hlavne interpretácia </w:t>
       </w:r>
       <w:sdt>
         <w:sdtPr>
@@ -307,7 +359,43 @@
               <w:color w:val="000000"/>
               <w:sz w:val="24"/>
             </w:rPr>
-            <w:t>(Leushuis &amp; Petkov, 2026)</w:t>
+            <w:t>(</w:t>
+          </w:r>
+          <w:proofErr w:type="spellStart"/>
+          <w:r>
+            <w:rPr>
+              <w:rFonts w:ascii="Calibri" w:eastAsia="Times New Roman" w:hAnsi="Calibri" w:cs="Calibri"/>
+              <w:color w:val="000000"/>
+              <w:sz w:val="24"/>
+            </w:rPr>
+            <w:t>Leushuis</w:t>
+          </w:r>
+          <w:proofErr w:type="spellEnd"/>
+          <w:r>
+            <w:rPr>
+              <w:rFonts w:ascii="Calibri" w:eastAsia="Times New Roman" w:hAnsi="Calibri" w:cs="Calibri"/>
+              <w:color w:val="000000"/>
+              <w:sz w:val="24"/>
+            </w:rPr>
+            <w:t xml:space="preserve"> &amp; </w:t>
+          </w:r>
+          <w:proofErr w:type="spellStart"/>
+          <w:r>
+            <w:rPr>
+              <w:rFonts w:ascii="Calibri" w:eastAsia="Times New Roman" w:hAnsi="Calibri" w:cs="Calibri"/>
+              <w:color w:val="000000"/>
+              <w:sz w:val="24"/>
+            </w:rPr>
+            <w:t>Petkov</w:t>
+          </w:r>
+          <w:proofErr w:type="spellEnd"/>
+          <w:r>
+            <w:rPr>
+              <w:rFonts w:ascii="Calibri" w:eastAsia="Times New Roman" w:hAnsi="Calibri" w:cs="Calibri"/>
+              <w:color w:val="000000"/>
+              <w:sz w:val="24"/>
+            </w:rPr>
+            <w:t>, 2026)</w:t>
           </w:r>
         </w:sdtContent>
       </w:sdt>
@@ -483,7 +571,27 @@
               <w:sz w:val="24"/>
               <w:szCs w:val="24"/>
             </w:rPr>
-            <w:t>(Khan et al., 2024)</w:t>
+            <w:t>(</w:t>
+          </w:r>
+          <w:proofErr w:type="spellStart"/>
+          <w:r>
+            <w:rPr>
+              <w:rFonts w:ascii="Calibri" w:hAnsi="Calibri" w:cs="Calibri"/>
+              <w:color w:val="000000"/>
+              <w:sz w:val="24"/>
+              <w:szCs w:val="24"/>
+            </w:rPr>
+            <w:t>Khan</w:t>
+          </w:r>
+          <w:proofErr w:type="spellEnd"/>
+          <w:r>
+            <w:rPr>
+              <w:rFonts w:ascii="Calibri" w:hAnsi="Calibri" w:cs="Calibri"/>
+              <w:color w:val="000000"/>
+              <w:sz w:val="24"/>
+              <w:szCs w:val="24"/>
+            </w:rPr>
+            <w:t xml:space="preserve"> et al., 2024)</w:t>
           </w:r>
         </w:sdtContent>
       </w:sdt>
@@ -547,7 +655,27 @@
               <w:sz w:val="24"/>
               <w:szCs w:val="24"/>
             </w:rPr>
-            <w:t>(Vuong et al., 2022)</w:t>
+            <w:t>(</w:t>
+          </w:r>
+          <w:proofErr w:type="spellStart"/>
+          <w:r>
+            <w:rPr>
+              <w:rFonts w:ascii="Calibri" w:hAnsi="Calibri" w:cs="Calibri"/>
+              <w:color w:val="000000"/>
+              <w:sz w:val="24"/>
+              <w:szCs w:val="24"/>
+            </w:rPr>
+            <w:t>Vuong</w:t>
+          </w:r>
+          <w:proofErr w:type="spellEnd"/>
+          <w:r>
+            <w:rPr>
+              <w:rFonts w:ascii="Calibri" w:hAnsi="Calibri" w:cs="Calibri"/>
+              <w:color w:val="000000"/>
+              <w:sz w:val="24"/>
+              <w:szCs w:val="24"/>
+            </w:rPr>
+            <w:t xml:space="preserve"> et al., 2022)</w:t>
           </w:r>
         </w:sdtContent>
       </w:sdt>
@@ -630,7 +758,27 @@
               <w:sz w:val="24"/>
               <w:szCs w:val="24"/>
             </w:rPr>
-            <w:t>(Wang, 2024)</w:t>
+            <w:t>(</w:t>
+          </w:r>
+          <w:proofErr w:type="spellStart"/>
+          <w:r>
+            <w:rPr>
+              <w:rFonts w:ascii="Calibri" w:hAnsi="Calibri" w:cs="Calibri"/>
+              <w:color w:val="000000"/>
+              <w:sz w:val="24"/>
+              <w:szCs w:val="24"/>
+            </w:rPr>
+            <w:t>Wang</w:t>
+          </w:r>
+          <w:proofErr w:type="spellEnd"/>
+          <w:r>
+            <w:rPr>
+              <w:rFonts w:ascii="Calibri" w:hAnsi="Calibri" w:cs="Calibri"/>
+              <w:color w:val="000000"/>
+              <w:sz w:val="24"/>
+              <w:szCs w:val="24"/>
+            </w:rPr>
+            <w:t>, 2024)</w:t>
           </w:r>
         </w:sdtContent>
       </w:sdt>
@@ -1031,7 +1179,27 @@
               <w:sz w:val="24"/>
               <w:szCs w:val="24"/>
             </w:rPr>
-            <w:t>(Branco et al., 2024)</w:t>
+            <w:t>(</w:t>
+          </w:r>
+          <w:proofErr w:type="spellStart"/>
+          <w:r>
+            <w:rPr>
+              <w:rFonts w:ascii="Calibri" w:hAnsi="Calibri" w:cs="Calibri"/>
+              <w:color w:val="000000"/>
+              <w:sz w:val="24"/>
+              <w:szCs w:val="24"/>
+            </w:rPr>
+            <w:t>Branco</w:t>
+          </w:r>
+          <w:proofErr w:type="spellEnd"/>
+          <w:r>
+            <w:rPr>
+              <w:rFonts w:ascii="Calibri" w:hAnsi="Calibri" w:cs="Calibri"/>
+              <w:color w:val="000000"/>
+              <w:sz w:val="24"/>
+              <w:szCs w:val="24"/>
+            </w:rPr>
+            <w:t xml:space="preserve"> et al., 2024)</w:t>
           </w:r>
         </w:sdtContent>
       </w:sdt>
@@ -1053,6 +1221,7 @@
         </w:rPr>
         <w:t xml:space="preserve"> (</w:t>
       </w:r>
+      <w:proofErr w:type="spellStart"/>
       <w:r>
         <w:rPr>
           <w:rFonts w:ascii="Calibri" w:hAnsi="Calibri" w:cs="Calibri"/>
@@ -1062,7 +1231,19 @@
           <w:sz w:val="24"/>
           <w:szCs w:val="24"/>
         </w:rPr>
-        <w:t>Realized Volatility</w:t>
+        <w:t>Realized</w:t>
+      </w:r>
+      <w:proofErr w:type="spellEnd"/>
+      <w:r>
+        <w:rPr>
+          <w:rFonts w:ascii="Calibri" w:hAnsi="Calibri" w:cs="Calibri"/>
+          <w:i/>
+          <w:iCs/>
+          <w:color w:val="000000"/>
+          <w:sz w:val="24"/>
+          <w:szCs w:val="24"/>
+        </w:rPr>
+        <w:t xml:space="preserve"> Volatility</w:t>
       </w:r>
       <w:r>
         <w:rPr>
@@ -1679,25 +1860,7 @@
           <w:sz w:val="24"/>
           <w:szCs w:val="24"/>
         </w:rPr>
-        <w:t>H</w:t>
-      </w:r>
-      <w:r>
-        <w:rPr>
-          <w:b/>
-          <w:bCs/>
-          <w:sz w:val="24"/>
-          <w:szCs w:val="24"/>
-        </w:rPr>
-        <w:t>3</w:t>
-      </w:r>
-      <w:r>
-        <w:rPr>
-          <w:b/>
-          <w:bCs/>
-          <w:sz w:val="24"/>
-          <w:szCs w:val="24"/>
-        </w:rPr>
-        <w:t>: Asymetrické modely volatility dosahujú lepšiu výkonnosť počas krízových období ako symetrické modely volatility.</w:t>
+        <w:t>H3: Asymetrické modely volatility dosahujú lepšiu výkonnosť počas krízových období ako symetrické modely volatility.</w:t>
       </w:r>
     </w:p>
     <w:p>
@@ -2095,12 +2258,21 @@
           <w:szCs w:val="24"/>
         </w:rPr>
       </w:pPr>
-      <w:r>
-        <w:rPr>
-          <w:sz w:val="24"/>
-          <w:szCs w:val="24"/>
-        </w:rPr>
-        <w:t>postpandemické obdobie (202</w:t>
+      <w:proofErr w:type="spellStart"/>
+      <w:r>
+        <w:rPr>
+          <w:sz w:val="24"/>
+          <w:szCs w:val="24"/>
+        </w:rPr>
+        <w:t>postpandemické</w:t>
+      </w:r>
+      <w:proofErr w:type="spellEnd"/>
+      <w:r>
+        <w:rPr>
+          <w:sz w:val="24"/>
+          <w:szCs w:val="24"/>
+        </w:rPr>
+        <w:t xml:space="preserve"> obdobie (202</w:t>
       </w:r>
       <w:r>
         <w:rPr>
@@ -2131,7 +2303,21 @@
           <w:sz w:val="24"/>
           <w:szCs w:val="24"/>
         </w:rPr>
-        <w:t xml:space="preserve">Spomínané dáta budú získané z portálov </w:t>
+        <w:t>Spomínané dáta budú získané z</w:t>
+      </w:r>
+      <w:r>
+        <w:rPr>
+          <w:sz w:val="24"/>
+          <w:szCs w:val="24"/>
+        </w:rPr>
+        <w:t xml:space="preserve"> </w:t>
+      </w:r>
+      <w:r>
+        <w:rPr>
+          <w:sz w:val="24"/>
+          <w:szCs w:val="24"/>
+        </w:rPr>
+        <w:t xml:space="preserve">portálov </w:t>
       </w:r>
       <w:r>
         <w:rPr>
@@ -2156,15 +2342,9 @@
           <w:sz w:val="24"/>
           <w:szCs w:val="24"/>
         </w:rPr>
-        <w:t>Yahoo Finance</w:t>
-      </w:r>
-      <w:r>
-        <w:rPr>
-          <w:sz w:val="24"/>
-          <w:szCs w:val="24"/>
-        </w:rPr>
-        <w:t xml:space="preserve">, pričom budú použité dáta indexov </w:t>
-      </w:r>
+        <w:t xml:space="preserve">Yahoo </w:t>
+      </w:r>
+      <w:proofErr w:type="spellStart"/>
       <w:r>
         <w:rPr>
           <w:i/>
@@ -2172,113 +2352,71 @@
           <w:sz w:val="24"/>
           <w:szCs w:val="24"/>
         </w:rPr>
-        <w:t>S&amp;P 500</w:t>
-      </w:r>
-      <w:r>
-        <w:rPr>
-          <w:sz w:val="24"/>
-          <w:szCs w:val="24"/>
-        </w:rPr>
-        <w:t xml:space="preserve"> pre USA,</w:t>
-      </w:r>
-      <w:r>
-        <w:rPr>
-          <w:sz w:val="24"/>
-          <w:szCs w:val="24"/>
-        </w:rPr>
-        <w:t xml:space="preserve"> </w:t>
-      </w:r>
-      <w:r>
-        <w:rPr>
-          <w:sz w:val="24"/>
-          <w:szCs w:val="24"/>
-        </w:rPr>
-        <w:t>n</w:t>
-      </w:r>
-      <w:r>
-        <w:rPr>
-          <w:sz w:val="24"/>
-          <w:szCs w:val="24"/>
-        </w:rPr>
-        <w:t>emecký</w:t>
-      </w:r>
-      <w:r>
-        <w:rPr>
-          <w:sz w:val="24"/>
-          <w:szCs w:val="24"/>
-        </w:rPr>
-        <w:t xml:space="preserve"> </w:t>
-      </w:r>
-      <w:r>
-        <w:rPr>
-          <w:i/>
-          <w:iCs/>
-          <w:sz w:val="24"/>
-          <w:szCs w:val="24"/>
-        </w:rPr>
-        <w:t>DAX</w:t>
-      </w:r>
-      <w:r>
-        <w:rPr>
-          <w:sz w:val="24"/>
-          <w:szCs w:val="24"/>
-        </w:rPr>
-        <w:t xml:space="preserve"> </w:t>
-      </w:r>
-      <w:r>
-        <w:rPr>
-          <w:sz w:val="24"/>
-          <w:szCs w:val="24"/>
-        </w:rPr>
-        <w:t>ako vybraný európsky trh</w:t>
-      </w:r>
-      <w:r>
-        <w:rPr>
-          <w:sz w:val="24"/>
-          <w:szCs w:val="24"/>
-        </w:rPr>
-        <w:t xml:space="preserve"> a</w:t>
-      </w:r>
-      <w:r>
-        <w:rPr>
-          <w:sz w:val="24"/>
-          <w:szCs w:val="24"/>
-        </w:rPr>
-        <w:t> </w:t>
-      </w:r>
-      <w:r>
-        <w:rPr>
-          <w:i/>
-          <w:iCs/>
-          <w:sz w:val="24"/>
-          <w:szCs w:val="24"/>
-        </w:rPr>
-        <w:t>SSE</w:t>
-      </w:r>
-      <w:r>
-        <w:rPr>
-          <w:i/>
-          <w:iCs/>
-          <w:sz w:val="24"/>
-          <w:szCs w:val="24"/>
-        </w:rPr>
-        <w:t xml:space="preserve"> </w:t>
-      </w:r>
-      <w:r>
-        <w:rPr>
-          <w:i/>
-          <w:iCs/>
-          <w:sz w:val="24"/>
-          <w:szCs w:val="24"/>
-        </w:rPr>
-        <w:t>Composite</w:t>
-      </w:r>
-      <w:r>
-        <w:rPr>
-          <w:sz w:val="24"/>
-          <w:szCs w:val="24"/>
-        </w:rPr>
-        <w:t xml:space="preserve"> pre Čínu.</w:t>
+        <w:t>Finance</w:t>
+      </w:r>
+      <w:proofErr w:type="spellEnd"/>
+      <w:r>
+        <w:rPr>
+          <w:sz w:val="24"/>
+          <w:szCs w:val="24"/>
+        </w:rPr>
+        <w:t>, pričom budú</w:t>
+      </w:r>
+      <w:r>
+        <w:rPr>
+          <w:sz w:val="24"/>
+          <w:szCs w:val="24"/>
+        </w:rPr>
+        <w:t xml:space="preserve"> vybrané</w:t>
+      </w:r>
+      <w:r>
+        <w:rPr>
+          <w:sz w:val="24"/>
+          <w:szCs w:val="24"/>
+        </w:rPr>
+        <w:t xml:space="preserve"> index</w:t>
+      </w:r>
+      <w:r>
+        <w:rPr>
+          <w:sz w:val="24"/>
+          <w:szCs w:val="24"/>
+        </w:rPr>
+        <w:t>y</w:t>
+      </w:r>
+      <w:r>
+        <w:rPr>
+          <w:sz w:val="24"/>
+          <w:szCs w:val="24"/>
+        </w:rPr>
+        <w:t xml:space="preserve"> konkrétnych firiem daných </w:t>
+      </w:r>
+      <w:r>
+        <w:rPr>
+          <w:sz w:val="24"/>
+          <w:szCs w:val="24"/>
+        </w:rPr>
+        <w:t xml:space="preserve">akciových </w:t>
+      </w:r>
+      <w:r>
+        <w:rPr>
+          <w:sz w:val="24"/>
+          <w:szCs w:val="24"/>
+        </w:rPr>
+        <w:t>trhov</w:t>
+      </w:r>
+      <w:r>
+        <w:rPr>
+          <w:sz w:val="24"/>
+          <w:szCs w:val="24"/>
+        </w:rPr>
+        <w:t>, s dôrazom na rôznorodosť sektorov</w:t>
+      </w:r>
+      <w:r>
+        <w:rPr>
+          <w:sz w:val="24"/>
+          <w:szCs w:val="24"/>
+        </w:rPr>
+        <w:t xml:space="preserve">. </w:t>
       </w:r>
       <w:r>
         <w:rPr>
@@ -2337,7 +2475,21 @@
           <w:sz w:val="24"/>
           <w:szCs w:val="24"/>
         </w:rPr>
-        <w:t>získanie historických denných cien spomínaných indexov, ktoré budú následne kontrolované z hľadiska úplnosti a konzistencie. To znamená zjednotenie časového obdobia</w:t>
+        <w:t>získanie historických denných cien spomínaných indexov, ktoré budú následne kontrolované z hľadiska úplnosti a</w:t>
+      </w:r>
+      <w:r>
+        <w:rPr>
+          <w:sz w:val="24"/>
+          <w:szCs w:val="24"/>
+        </w:rPr>
+        <w:t xml:space="preserve"> </w:t>
+      </w:r>
+      <w:r>
+        <w:rPr>
+          <w:sz w:val="24"/>
+          <w:szCs w:val="24"/>
+        </w:rPr>
+        <w:t>konzistencie. To znamená zjednotenie časového obdobia</w:t>
       </w:r>
       <w:r>
         <w:rPr>
@@ -2393,7 +2545,55 @@
           <w:sz w:val="24"/>
           <w:szCs w:val="24"/>
         </w:rPr>
-        <w:t xml:space="preserve"> a následne budú analyzované ich vlastnosti ako stacionarita, autokorelácia a heteroskedasticita. </w:t>
+        <w:t xml:space="preserve"> a následne budú analyzované ich vlastnosti ako </w:t>
+      </w:r>
+      <w:proofErr w:type="spellStart"/>
+      <w:r>
+        <w:rPr>
+          <w:sz w:val="24"/>
+          <w:szCs w:val="24"/>
+        </w:rPr>
+        <w:t>stacionarita</w:t>
+      </w:r>
+      <w:proofErr w:type="spellEnd"/>
+      <w:r>
+        <w:rPr>
+          <w:sz w:val="24"/>
+          <w:szCs w:val="24"/>
+        </w:rPr>
+        <w:t xml:space="preserve">, </w:t>
+      </w:r>
+      <w:proofErr w:type="spellStart"/>
+      <w:r>
+        <w:rPr>
+          <w:sz w:val="24"/>
+          <w:szCs w:val="24"/>
+        </w:rPr>
+        <w:t>autokorelácia</w:t>
+      </w:r>
+      <w:proofErr w:type="spellEnd"/>
+      <w:r>
+        <w:rPr>
+          <w:sz w:val="24"/>
+          <w:szCs w:val="24"/>
+        </w:rPr>
+        <w:t xml:space="preserve"> a </w:t>
+      </w:r>
+      <w:proofErr w:type="spellStart"/>
+      <w:r>
+        <w:rPr>
+          <w:sz w:val="24"/>
+          <w:szCs w:val="24"/>
+        </w:rPr>
+        <w:t>heteroskedasticita</w:t>
+      </w:r>
+      <w:proofErr w:type="spellEnd"/>
+      <w:r>
+        <w:rPr>
+          <w:sz w:val="24"/>
+          <w:szCs w:val="24"/>
+        </w:rPr>
+        <w:t xml:space="preserve">. </w:t>
       </w:r>
       <w:r>
         <w:rPr>
@@ -2525,7 +2725,14 @@
           <w:sz w:val="24"/>
           <w:szCs w:val="24"/>
         </w:rPr>
-        <w:t>GARCH</w:t>
+        <w:t>GARCH(1,1)</w:t>
+      </w:r>
+      <w:r>
+        <w:rPr>
+          <w:sz w:val="24"/>
+          <w:szCs w:val="24"/>
+        </w:rPr>
+        <w:t xml:space="preserve">, asymetrický </w:t>
       </w:r>
       <w:r>
         <w:rPr>
@@ -2533,24 +2740,22 @@
           <w:iCs/>
           <w:sz w:val="24"/>
           <w:szCs w:val="24"/>
-          <w:lang w:val="en-US"/>
-        </w:rPr>
-        <w:t>(1,1)</w:t>
-      </w:r>
-      <w:r>
-        <w:rPr>
-          <w:sz w:val="24"/>
-          <w:szCs w:val="24"/>
-          <w:lang w:val="en-US"/>
-        </w:rPr>
-        <w:t xml:space="preserve">, </w:t>
-      </w:r>
-      <w:r>
-        <w:rPr>
-          <w:sz w:val="24"/>
-          <w:szCs w:val="24"/>
-        </w:rPr>
-        <w:t xml:space="preserve">asymetrický </w:t>
+        </w:rPr>
+        <w:t>GJR-GARCH</w:t>
+      </w:r>
+      <w:r>
+        <w:rPr>
+          <w:sz w:val="24"/>
+          <w:szCs w:val="24"/>
+        </w:rPr>
+        <w:t xml:space="preserve"> model</w:t>
+      </w:r>
+      <w:r>
+        <w:rPr>
+          <w:sz w:val="24"/>
+          <w:szCs w:val="24"/>
+        </w:rPr>
+        <w:t xml:space="preserve">, ako aj model z rodiny </w:t>
       </w:r>
       <w:r>
         <w:rPr>
@@ -2559,22 +2764,16 @@
           <w:sz w:val="24"/>
           <w:szCs w:val="24"/>
         </w:rPr>
-        <w:t>GJR-GARCH</w:t>
-      </w:r>
-      <w:r>
-        <w:rPr>
-          <w:sz w:val="24"/>
-          <w:szCs w:val="24"/>
-        </w:rPr>
-        <w:t xml:space="preserve"> model</w:t>
-      </w:r>
-      <w:r>
-        <w:rPr>
-          <w:sz w:val="24"/>
-          <w:szCs w:val="24"/>
-        </w:rPr>
-        <w:t xml:space="preserve">, ako aj model z rodiny </w:t>
-      </w:r>
+        <w:t>HAR</w:t>
+      </w:r>
+      <w:r>
+        <w:rPr>
+          <w:sz w:val="24"/>
+          <w:szCs w:val="24"/>
+        </w:rPr>
+        <w:t xml:space="preserve">. Z metód umelej inteligencie budú použité modely </w:t>
+      </w:r>
+      <w:proofErr w:type="spellStart"/>
       <w:r>
         <w:rPr>
           <w:i/>
@@ -2582,14 +2781,15 @@
           <w:sz w:val="24"/>
           <w:szCs w:val="24"/>
         </w:rPr>
-        <w:t>HAR</w:t>
-      </w:r>
-      <w:r>
-        <w:rPr>
-          <w:sz w:val="24"/>
-          <w:szCs w:val="24"/>
-        </w:rPr>
-        <w:t xml:space="preserve">. Z metód umelej inteligencie budú použité modely </w:t>
+        <w:t>XGBoost</w:t>
+      </w:r>
+      <w:proofErr w:type="spellEnd"/>
+      <w:r>
+        <w:rPr>
+          <w:sz w:val="24"/>
+          <w:szCs w:val="24"/>
+        </w:rPr>
+        <w:t xml:space="preserve"> a </w:t>
       </w:r>
       <w:r>
         <w:rPr>
@@ -2598,22 +2798,6 @@
           <w:sz w:val="24"/>
           <w:szCs w:val="24"/>
         </w:rPr>
-        <w:t>XGBoost</w:t>
-      </w:r>
-      <w:r>
-        <w:rPr>
-          <w:sz w:val="24"/>
-          <w:szCs w:val="24"/>
-        </w:rPr>
-        <w:t xml:space="preserve"> a </w:t>
-      </w:r>
-      <w:r>
-        <w:rPr>
-          <w:i/>
-          <w:iCs/>
-          <w:sz w:val="24"/>
-          <w:szCs w:val="24"/>
-        </w:rPr>
         <w:t>LSTM</w:t>
       </w:r>
       <w:r>
@@ -2628,67 +2812,14 @@
           <w:sz w:val="24"/>
           <w:szCs w:val="24"/>
         </w:rPr>
-        <w:t xml:space="preserve"> Volatilita bude vyjadrená štvorcami logaritmických výnosov, pričom</w:t>
-      </w:r>
-      <w:r>
-        <w:rPr>
-          <w:sz w:val="24"/>
-          <w:szCs w:val="24"/>
-        </w:rPr>
-        <w:t xml:space="preserve"> </w:t>
-      </w:r>
-      <w:r>
-        <w:rPr>
-          <w:sz w:val="24"/>
-          <w:szCs w:val="24"/>
-        </w:rPr>
-        <w:t>samotné m</w:t>
-      </w:r>
-      <w:r>
-        <w:rPr>
-          <w:sz w:val="24"/>
-          <w:szCs w:val="24"/>
-        </w:rPr>
-        <w:t xml:space="preserve">odelovanie bude prebiehať na dátach </w:t>
-      </w:r>
-      <w:r>
-        <w:rPr>
-          <w:i/>
-          <w:iCs/>
-          <w:sz w:val="24"/>
-          <w:szCs w:val="24"/>
-        </w:rPr>
-        <w:t>Stooq.pl</w:t>
-      </w:r>
-      <w:r>
-        <w:rPr>
-          <w:sz w:val="24"/>
-          <w:szCs w:val="24"/>
-        </w:rPr>
-        <w:t xml:space="preserve"> </w:t>
-      </w:r>
-      <w:r>
-        <w:rPr>
-          <w:sz w:val="24"/>
-          <w:szCs w:val="24"/>
-        </w:rPr>
-        <w:t xml:space="preserve">a </w:t>
-      </w:r>
-      <w:r>
-        <w:rPr>
-          <w:i/>
-          <w:iCs/>
-          <w:sz w:val="24"/>
-          <w:szCs w:val="24"/>
-        </w:rPr>
-        <w:t>Yahoo Finance</w:t>
-      </w:r>
-      <w:r>
-        <w:rPr>
-          <w:sz w:val="24"/>
-          <w:szCs w:val="24"/>
-        </w:rPr>
-        <w:t>, s cieľom otestovať robustnosť výsledkov.</w:t>
+        <w:t xml:space="preserve"> Volatilita bude vyjadrená štvorcami logaritmických výnosov</w:t>
+      </w:r>
+      <w:r>
+        <w:rPr>
+          <w:sz w:val="24"/>
+          <w:szCs w:val="24"/>
+        </w:rPr>
+        <w:t>.</w:t>
       </w:r>
     </w:p>
     <w:p>
@@ -2742,6 +2873,7 @@
         </w:rPr>
         <w:t xml:space="preserve"> modelov bude realizované pomocou </w:t>
       </w:r>
+      <w:proofErr w:type="spellStart"/>
       <w:r>
         <w:rPr>
           <w:i/>
@@ -2751,6 +2883,7 @@
         </w:rPr>
         <w:t>rolling-window</w:t>
       </w:r>
+      <w:proofErr w:type="spellEnd"/>
       <w:r>
         <w:rPr>
           <w:sz w:val="24"/>
@@ -2784,15 +2917,7 @@
           <w:sz w:val="24"/>
           <w:szCs w:val="24"/>
         </w:rPr>
-        <w:t xml:space="preserve">Za účelom porovnania a vyhodnotenia presnosti predikcie volatility bude použitá odmocnina z priemernej štvorcovej chyby </w:t>
-      </w:r>
-      <w:r>
-        <w:rPr>
-          <w:sz w:val="24"/>
-          <w:szCs w:val="24"/>
-          <w:lang w:val="en-US"/>
-        </w:rPr>
-        <w:t>(</w:t>
+        <w:t>Za účelom porovnania a vyhodnotenia presnosti predikcie volatility bude použitá odmocnina z priemernej štvorcovej chyby (</w:t>
       </w:r>
       <w:r>
         <w:rPr>
@@ -2800,7 +2925,6 @@
           <w:iCs/>
           <w:sz w:val="24"/>
           <w:szCs w:val="24"/>
-          <w:lang w:val="en-US"/>
         </w:rPr>
         <w:t>RMSE</w:t>
       </w:r>
@@ -2808,16 +2932,8 @@
         <w:rPr>
           <w:sz w:val="24"/>
           <w:szCs w:val="24"/>
-          <w:lang w:val="en-US"/>
-        </w:rPr>
-        <w:t xml:space="preserve">) </w:t>
-      </w:r>
-      <w:r>
-        <w:rPr>
-          <w:sz w:val="24"/>
-          <w:szCs w:val="24"/>
-        </w:rPr>
-        <w:t>ako všeobecná metrika predikčnej chyby, ktorá výrazne penalizuje odchýlky</w:t>
+        </w:rPr>
+        <w:t>) ako všeobecná metrika predikčnej chyby, ktorá výrazne penalizuje odchýlky</w:t>
       </w:r>
       <w:r>
         <w:rPr>
@@ -2919,13 +3035,151 @@
               <w14:ligatures w14:val="none"/>
             </w:rPr>
           </w:pPr>
-          <w:r>
-            <w:rPr>
-              <w:rFonts w:ascii="Calibri" w:eastAsia="Times New Roman" w:hAnsi="Calibri" w:cs="Calibri"/>
-              <w:color w:val="000000"/>
-            </w:rPr>
-            <w:t xml:space="preserve">Branco, R. R., Rubesam, A., &amp; Zevallos, M. (2024). Forecasting realized volatility: Does anything beat linear models? </w:t>
-          </w:r>
+          <w:proofErr w:type="spellStart"/>
+          <w:r>
+            <w:rPr>
+              <w:rFonts w:ascii="Calibri" w:eastAsia="Times New Roman" w:hAnsi="Calibri" w:cs="Calibri"/>
+              <w:color w:val="000000"/>
+            </w:rPr>
+            <w:t>Branco</w:t>
+          </w:r>
+          <w:proofErr w:type="spellEnd"/>
+          <w:r>
+            <w:rPr>
+              <w:rFonts w:ascii="Calibri" w:eastAsia="Times New Roman" w:hAnsi="Calibri" w:cs="Calibri"/>
+              <w:color w:val="000000"/>
+            </w:rPr>
+            <w:t xml:space="preserve">, R. R., </w:t>
+          </w:r>
+          <w:proofErr w:type="spellStart"/>
+          <w:r>
+            <w:rPr>
+              <w:rFonts w:ascii="Calibri" w:eastAsia="Times New Roman" w:hAnsi="Calibri" w:cs="Calibri"/>
+              <w:color w:val="000000"/>
+            </w:rPr>
+            <w:t>Rubesam</w:t>
+          </w:r>
+          <w:proofErr w:type="spellEnd"/>
+          <w:r>
+            <w:rPr>
+              <w:rFonts w:ascii="Calibri" w:eastAsia="Times New Roman" w:hAnsi="Calibri" w:cs="Calibri"/>
+              <w:color w:val="000000"/>
+            </w:rPr>
+            <w:t xml:space="preserve">, A., &amp; </w:t>
+          </w:r>
+          <w:proofErr w:type="spellStart"/>
+          <w:r>
+            <w:rPr>
+              <w:rFonts w:ascii="Calibri" w:eastAsia="Times New Roman" w:hAnsi="Calibri" w:cs="Calibri"/>
+              <w:color w:val="000000"/>
+            </w:rPr>
+            <w:t>Zevallos</w:t>
+          </w:r>
+          <w:proofErr w:type="spellEnd"/>
+          <w:r>
+            <w:rPr>
+              <w:rFonts w:ascii="Calibri" w:eastAsia="Times New Roman" w:hAnsi="Calibri" w:cs="Calibri"/>
+              <w:color w:val="000000"/>
+            </w:rPr>
+            <w:t xml:space="preserve">, M. (2024). </w:t>
+          </w:r>
+          <w:proofErr w:type="spellStart"/>
+          <w:r>
+            <w:rPr>
+              <w:rFonts w:ascii="Calibri" w:eastAsia="Times New Roman" w:hAnsi="Calibri" w:cs="Calibri"/>
+              <w:color w:val="000000"/>
+            </w:rPr>
+            <w:t>Forecasting</w:t>
+          </w:r>
+          <w:proofErr w:type="spellEnd"/>
+          <w:r>
+            <w:rPr>
+              <w:rFonts w:ascii="Calibri" w:eastAsia="Times New Roman" w:hAnsi="Calibri" w:cs="Calibri"/>
+              <w:color w:val="000000"/>
+            </w:rPr>
+            <w:t xml:space="preserve"> </w:t>
+          </w:r>
+          <w:proofErr w:type="spellStart"/>
+          <w:r>
+            <w:rPr>
+              <w:rFonts w:ascii="Calibri" w:eastAsia="Times New Roman" w:hAnsi="Calibri" w:cs="Calibri"/>
+              <w:color w:val="000000"/>
+            </w:rPr>
+            <w:t>realized</w:t>
+          </w:r>
+          <w:proofErr w:type="spellEnd"/>
+          <w:r>
+            <w:rPr>
+              <w:rFonts w:ascii="Calibri" w:eastAsia="Times New Roman" w:hAnsi="Calibri" w:cs="Calibri"/>
+              <w:color w:val="000000"/>
+            </w:rPr>
+            <w:t xml:space="preserve"> volatility: </w:t>
+          </w:r>
+          <w:proofErr w:type="spellStart"/>
+          <w:r>
+            <w:rPr>
+              <w:rFonts w:ascii="Calibri" w:eastAsia="Times New Roman" w:hAnsi="Calibri" w:cs="Calibri"/>
+              <w:color w:val="000000"/>
+            </w:rPr>
+            <w:t>Does</w:t>
+          </w:r>
+          <w:proofErr w:type="spellEnd"/>
+          <w:r>
+            <w:rPr>
+              <w:rFonts w:ascii="Calibri" w:eastAsia="Times New Roman" w:hAnsi="Calibri" w:cs="Calibri"/>
+              <w:color w:val="000000"/>
+            </w:rPr>
+            <w:t xml:space="preserve"> </w:t>
+          </w:r>
+          <w:proofErr w:type="spellStart"/>
+          <w:r>
+            <w:rPr>
+              <w:rFonts w:ascii="Calibri" w:eastAsia="Times New Roman" w:hAnsi="Calibri" w:cs="Calibri"/>
+              <w:color w:val="000000"/>
+            </w:rPr>
+            <w:t>anything</w:t>
+          </w:r>
+          <w:proofErr w:type="spellEnd"/>
+          <w:r>
+            <w:rPr>
+              <w:rFonts w:ascii="Calibri" w:eastAsia="Times New Roman" w:hAnsi="Calibri" w:cs="Calibri"/>
+              <w:color w:val="000000"/>
+            </w:rPr>
+            <w:t xml:space="preserve"> beat </w:t>
+          </w:r>
+          <w:proofErr w:type="spellStart"/>
+          <w:r>
+            <w:rPr>
+              <w:rFonts w:ascii="Calibri" w:eastAsia="Times New Roman" w:hAnsi="Calibri" w:cs="Calibri"/>
+              <w:color w:val="000000"/>
+            </w:rPr>
+            <w:t>linear</w:t>
+          </w:r>
+          <w:proofErr w:type="spellEnd"/>
+          <w:r>
+            <w:rPr>
+              <w:rFonts w:ascii="Calibri" w:eastAsia="Times New Roman" w:hAnsi="Calibri" w:cs="Calibri"/>
+              <w:color w:val="000000"/>
+            </w:rPr>
+            <w:t xml:space="preserve"> </w:t>
+          </w:r>
+          <w:proofErr w:type="spellStart"/>
+          <w:r>
+            <w:rPr>
+              <w:rFonts w:ascii="Calibri" w:eastAsia="Times New Roman" w:hAnsi="Calibri" w:cs="Calibri"/>
+              <w:color w:val="000000"/>
+            </w:rPr>
+            <w:t>models</w:t>
+          </w:r>
+          <w:proofErr w:type="spellEnd"/>
+          <w:r>
+            <w:rPr>
+              <w:rFonts w:ascii="Calibri" w:eastAsia="Times New Roman" w:hAnsi="Calibri" w:cs="Calibri"/>
+              <w:color w:val="000000"/>
+            </w:rPr>
+            <w:t xml:space="preserve">? </w:t>
+          </w:r>
+          <w:proofErr w:type="spellStart"/>
           <w:r>
             <w:rPr>
               <w:rFonts w:ascii="Calibri" w:eastAsia="Times New Roman" w:hAnsi="Calibri" w:cs="Calibri"/>
@@ -2933,8 +3187,49 @@
               <w:iCs/>
               <w:color w:val="000000"/>
             </w:rPr>
-            <w:t>Journal of Empirical Finance</w:t>
-          </w:r>
+            <w:t>Journal</w:t>
+          </w:r>
+          <w:proofErr w:type="spellEnd"/>
+          <w:r>
+            <w:rPr>
+              <w:rFonts w:ascii="Calibri" w:eastAsia="Times New Roman" w:hAnsi="Calibri" w:cs="Calibri"/>
+              <w:i/>
+              <w:iCs/>
+              <w:color w:val="000000"/>
+            </w:rPr>
+            <w:t xml:space="preserve"> of </w:t>
+          </w:r>
+          <w:proofErr w:type="spellStart"/>
+          <w:r>
+            <w:rPr>
+              <w:rFonts w:ascii="Calibri" w:eastAsia="Times New Roman" w:hAnsi="Calibri" w:cs="Calibri"/>
+              <w:i/>
+              <w:iCs/>
+              <w:color w:val="000000"/>
+            </w:rPr>
+            <w:t>Empirical</w:t>
+          </w:r>
+          <w:proofErr w:type="spellEnd"/>
+          <w:r>
+            <w:rPr>
+              <w:rFonts w:ascii="Calibri" w:eastAsia="Times New Roman" w:hAnsi="Calibri" w:cs="Calibri"/>
+              <w:i/>
+              <w:iCs/>
+              <w:color w:val="000000"/>
+            </w:rPr>
+            <w:t xml:space="preserve"> </w:t>
+          </w:r>
+          <w:proofErr w:type="spellStart"/>
+          <w:r>
+            <w:rPr>
+              <w:rFonts w:ascii="Calibri" w:eastAsia="Times New Roman" w:hAnsi="Calibri" w:cs="Calibri"/>
+              <w:i/>
+              <w:iCs/>
+              <w:color w:val="000000"/>
+            </w:rPr>
+            <w:t>Finance</w:t>
+          </w:r>
+          <w:proofErr w:type="spellEnd"/>
           <w:r>
             <w:rPr>
               <w:rFonts w:ascii="Calibri" w:eastAsia="Times New Roman" w:hAnsi="Calibri" w:cs="Calibri"/>
@@ -2970,12 +3265,261 @@
               <w:color w:val="000000"/>
             </w:rPr>
           </w:pPr>
-          <w:r>
-            <w:rPr>
-              <w:rFonts w:ascii="Calibri" w:eastAsia="Times New Roman" w:hAnsi="Calibri" w:cs="Calibri"/>
-              <w:color w:val="000000"/>
-            </w:rPr>
-            <w:t xml:space="preserve">Khan, M. N., Fifield, S. G. M., &amp; Power, D. M. (2024). The impact of the COVID 19 pandemic on stock market volatility: evidence from a selection of developed and emerging stock markets. </w:t>
+          <w:proofErr w:type="spellStart"/>
+          <w:r>
+            <w:rPr>
+              <w:rFonts w:ascii="Calibri" w:eastAsia="Times New Roman" w:hAnsi="Calibri" w:cs="Calibri"/>
+              <w:color w:val="000000"/>
+            </w:rPr>
+            <w:t>Khan</w:t>
+          </w:r>
+          <w:proofErr w:type="spellEnd"/>
+          <w:r>
+            <w:rPr>
+              <w:rFonts w:ascii="Calibri" w:eastAsia="Times New Roman" w:hAnsi="Calibri" w:cs="Calibri"/>
+              <w:color w:val="000000"/>
+            </w:rPr>
+            <w:t xml:space="preserve">, M. N., </w:t>
+          </w:r>
+          <w:proofErr w:type="spellStart"/>
+          <w:r>
+            <w:rPr>
+              <w:rFonts w:ascii="Calibri" w:eastAsia="Times New Roman" w:hAnsi="Calibri" w:cs="Calibri"/>
+              <w:color w:val="000000"/>
+            </w:rPr>
+            <w:t>Fifield</w:t>
+          </w:r>
+          <w:proofErr w:type="spellEnd"/>
+          <w:r>
+            <w:rPr>
+              <w:rFonts w:ascii="Calibri" w:eastAsia="Times New Roman" w:hAnsi="Calibri" w:cs="Calibri"/>
+              <w:color w:val="000000"/>
+            </w:rPr>
+            <w:t xml:space="preserve">, S. G. M., &amp; </w:t>
+          </w:r>
+          <w:proofErr w:type="spellStart"/>
+          <w:r>
+            <w:rPr>
+              <w:rFonts w:ascii="Calibri" w:eastAsia="Times New Roman" w:hAnsi="Calibri" w:cs="Calibri"/>
+              <w:color w:val="000000"/>
+            </w:rPr>
+            <w:t>Power</w:t>
+          </w:r>
+          <w:proofErr w:type="spellEnd"/>
+          <w:r>
+            <w:rPr>
+              <w:rFonts w:ascii="Calibri" w:eastAsia="Times New Roman" w:hAnsi="Calibri" w:cs="Calibri"/>
+              <w:color w:val="000000"/>
+            </w:rPr>
+            <w:t xml:space="preserve">, D. M. (2024). </w:t>
+          </w:r>
+          <w:proofErr w:type="spellStart"/>
+          <w:r>
+            <w:rPr>
+              <w:rFonts w:ascii="Calibri" w:eastAsia="Times New Roman" w:hAnsi="Calibri" w:cs="Calibri"/>
+              <w:color w:val="000000"/>
+            </w:rPr>
+            <w:t>The</w:t>
+          </w:r>
+          <w:proofErr w:type="spellEnd"/>
+          <w:r>
+            <w:rPr>
+              <w:rFonts w:ascii="Calibri" w:eastAsia="Times New Roman" w:hAnsi="Calibri" w:cs="Calibri"/>
+              <w:color w:val="000000"/>
+            </w:rPr>
+            <w:t xml:space="preserve"> </w:t>
+          </w:r>
+          <w:proofErr w:type="spellStart"/>
+          <w:r>
+            <w:rPr>
+              <w:rFonts w:ascii="Calibri" w:eastAsia="Times New Roman" w:hAnsi="Calibri" w:cs="Calibri"/>
+              <w:color w:val="000000"/>
+            </w:rPr>
+            <w:t>impact</w:t>
+          </w:r>
+          <w:proofErr w:type="spellEnd"/>
+          <w:r>
+            <w:rPr>
+              <w:rFonts w:ascii="Calibri" w:eastAsia="Times New Roman" w:hAnsi="Calibri" w:cs="Calibri"/>
+              <w:color w:val="000000"/>
+            </w:rPr>
+            <w:t xml:space="preserve"> of </w:t>
+          </w:r>
+          <w:proofErr w:type="spellStart"/>
+          <w:r>
+            <w:rPr>
+              <w:rFonts w:ascii="Calibri" w:eastAsia="Times New Roman" w:hAnsi="Calibri" w:cs="Calibri"/>
+              <w:color w:val="000000"/>
+            </w:rPr>
+            <w:t>the</w:t>
+          </w:r>
+          <w:proofErr w:type="spellEnd"/>
+          <w:r>
+            <w:rPr>
+              <w:rFonts w:ascii="Calibri" w:eastAsia="Times New Roman" w:hAnsi="Calibri" w:cs="Calibri"/>
+              <w:color w:val="000000"/>
+            </w:rPr>
+            <w:t xml:space="preserve"> COVID 19 </w:t>
+          </w:r>
+          <w:proofErr w:type="spellStart"/>
+          <w:r>
+            <w:rPr>
+              <w:rFonts w:ascii="Calibri" w:eastAsia="Times New Roman" w:hAnsi="Calibri" w:cs="Calibri"/>
+              <w:color w:val="000000"/>
+            </w:rPr>
+            <w:t>pandemic</w:t>
+          </w:r>
+          <w:proofErr w:type="spellEnd"/>
+          <w:r>
+            <w:rPr>
+              <w:rFonts w:ascii="Calibri" w:eastAsia="Times New Roman" w:hAnsi="Calibri" w:cs="Calibri"/>
+              <w:color w:val="000000"/>
+            </w:rPr>
+            <w:t xml:space="preserve"> on </w:t>
+          </w:r>
+          <w:proofErr w:type="spellStart"/>
+          <w:r>
+            <w:rPr>
+              <w:rFonts w:ascii="Calibri" w:eastAsia="Times New Roman" w:hAnsi="Calibri" w:cs="Calibri"/>
+              <w:color w:val="000000"/>
+            </w:rPr>
+            <w:t>stock</w:t>
+          </w:r>
+          <w:proofErr w:type="spellEnd"/>
+          <w:r>
+            <w:rPr>
+              <w:rFonts w:ascii="Calibri" w:eastAsia="Times New Roman" w:hAnsi="Calibri" w:cs="Calibri"/>
+              <w:color w:val="000000"/>
+            </w:rPr>
+            <w:t xml:space="preserve"> </w:t>
+          </w:r>
+          <w:proofErr w:type="spellStart"/>
+          <w:r>
+            <w:rPr>
+              <w:rFonts w:ascii="Calibri" w:eastAsia="Times New Roman" w:hAnsi="Calibri" w:cs="Calibri"/>
+              <w:color w:val="000000"/>
+            </w:rPr>
+            <w:t>market</w:t>
+          </w:r>
+          <w:proofErr w:type="spellEnd"/>
+          <w:r>
+            <w:rPr>
+              <w:rFonts w:ascii="Calibri" w:eastAsia="Times New Roman" w:hAnsi="Calibri" w:cs="Calibri"/>
+              <w:color w:val="000000"/>
+            </w:rPr>
+            <w:t xml:space="preserve"> volatility: </w:t>
+          </w:r>
+          <w:proofErr w:type="spellStart"/>
+          <w:r>
+            <w:rPr>
+              <w:rFonts w:ascii="Calibri" w:eastAsia="Times New Roman" w:hAnsi="Calibri" w:cs="Calibri"/>
+              <w:color w:val="000000"/>
+            </w:rPr>
+            <w:t>evidence</w:t>
+          </w:r>
+          <w:proofErr w:type="spellEnd"/>
+          <w:r>
+            <w:rPr>
+              <w:rFonts w:ascii="Calibri" w:eastAsia="Times New Roman" w:hAnsi="Calibri" w:cs="Calibri"/>
+              <w:color w:val="000000"/>
+            </w:rPr>
+            <w:t xml:space="preserve"> </w:t>
+          </w:r>
+          <w:proofErr w:type="spellStart"/>
+          <w:r>
+            <w:rPr>
+              <w:rFonts w:ascii="Calibri" w:eastAsia="Times New Roman" w:hAnsi="Calibri" w:cs="Calibri"/>
+              <w:color w:val="000000"/>
+            </w:rPr>
+            <w:t>from</w:t>
+          </w:r>
+          <w:proofErr w:type="spellEnd"/>
+          <w:r>
+            <w:rPr>
+              <w:rFonts w:ascii="Calibri" w:eastAsia="Times New Roman" w:hAnsi="Calibri" w:cs="Calibri"/>
+              <w:color w:val="000000"/>
+            </w:rPr>
+            <w:t xml:space="preserve"> a </w:t>
+          </w:r>
+          <w:proofErr w:type="spellStart"/>
+          <w:r>
+            <w:rPr>
+              <w:rFonts w:ascii="Calibri" w:eastAsia="Times New Roman" w:hAnsi="Calibri" w:cs="Calibri"/>
+              <w:color w:val="000000"/>
+            </w:rPr>
+            <w:t>selection</w:t>
+          </w:r>
+          <w:proofErr w:type="spellEnd"/>
+          <w:r>
+            <w:rPr>
+              <w:rFonts w:ascii="Calibri" w:eastAsia="Times New Roman" w:hAnsi="Calibri" w:cs="Calibri"/>
+              <w:color w:val="000000"/>
+            </w:rPr>
+            <w:t xml:space="preserve"> of </w:t>
+          </w:r>
+          <w:proofErr w:type="spellStart"/>
+          <w:r>
+            <w:rPr>
+              <w:rFonts w:ascii="Calibri" w:eastAsia="Times New Roman" w:hAnsi="Calibri" w:cs="Calibri"/>
+              <w:color w:val="000000"/>
+            </w:rPr>
+            <w:t>developed</w:t>
+          </w:r>
+          <w:proofErr w:type="spellEnd"/>
+          <w:r>
+            <w:rPr>
+              <w:rFonts w:ascii="Calibri" w:eastAsia="Times New Roman" w:hAnsi="Calibri" w:cs="Calibri"/>
+              <w:color w:val="000000"/>
+            </w:rPr>
+            <w:t xml:space="preserve"> and </w:t>
+          </w:r>
+          <w:proofErr w:type="spellStart"/>
+          <w:r>
+            <w:rPr>
+              <w:rFonts w:ascii="Calibri" w:eastAsia="Times New Roman" w:hAnsi="Calibri" w:cs="Calibri"/>
+              <w:color w:val="000000"/>
+            </w:rPr>
+            <w:t>emerging</w:t>
+          </w:r>
+          <w:proofErr w:type="spellEnd"/>
+          <w:r>
+            <w:rPr>
+              <w:rFonts w:ascii="Calibri" w:eastAsia="Times New Roman" w:hAnsi="Calibri" w:cs="Calibri"/>
+              <w:color w:val="000000"/>
+            </w:rPr>
+            <w:t xml:space="preserve"> </w:t>
+          </w:r>
+          <w:proofErr w:type="spellStart"/>
+          <w:r>
+            <w:rPr>
+              <w:rFonts w:ascii="Calibri" w:eastAsia="Times New Roman" w:hAnsi="Calibri" w:cs="Calibri"/>
+              <w:color w:val="000000"/>
+            </w:rPr>
+            <w:t>stock</w:t>
+          </w:r>
+          <w:proofErr w:type="spellEnd"/>
+          <w:r>
+            <w:rPr>
+              <w:rFonts w:ascii="Calibri" w:eastAsia="Times New Roman" w:hAnsi="Calibri" w:cs="Calibri"/>
+              <w:color w:val="000000"/>
+            </w:rPr>
+            <w:t xml:space="preserve"> </w:t>
+          </w:r>
+          <w:proofErr w:type="spellStart"/>
+          <w:r>
+            <w:rPr>
+              <w:rFonts w:ascii="Calibri" w:eastAsia="Times New Roman" w:hAnsi="Calibri" w:cs="Calibri"/>
+              <w:color w:val="000000"/>
+            </w:rPr>
+            <w:t>markets</w:t>
+          </w:r>
+          <w:proofErr w:type="spellEnd"/>
+          <w:r>
+            <w:rPr>
+              <w:rFonts w:ascii="Calibri" w:eastAsia="Times New Roman" w:hAnsi="Calibri" w:cs="Calibri"/>
+              <w:color w:val="000000"/>
+            </w:rPr>
+            <w:t xml:space="preserve">. </w:t>
           </w:r>
           <w:r>
             <w:rPr>
@@ -2984,7 +3528,27 @@
               <w:iCs/>
               <w:color w:val="000000"/>
             </w:rPr>
-            <w:t>SN Business &amp; Economics 2024 4:6</w:t>
+            <w:t xml:space="preserve">SN Business &amp; </w:t>
+          </w:r>
+          <w:proofErr w:type="spellStart"/>
+          <w:r>
+            <w:rPr>
+              <w:rFonts w:ascii="Calibri" w:eastAsia="Times New Roman" w:hAnsi="Calibri" w:cs="Calibri"/>
+              <w:i/>
+              <w:iCs/>
+              <w:color w:val="000000"/>
+            </w:rPr>
+            <w:t>Economics</w:t>
+          </w:r>
+          <w:proofErr w:type="spellEnd"/>
+          <w:r>
+            <w:rPr>
+              <w:rFonts w:ascii="Calibri" w:eastAsia="Times New Roman" w:hAnsi="Calibri" w:cs="Calibri"/>
+              <w:i/>
+              <w:iCs/>
+              <w:color w:val="000000"/>
+            </w:rPr>
+            <w:t xml:space="preserve"> 2024 4:6</w:t>
           </w:r>
           <w:r>
             <w:rPr>
@@ -3021,13 +3585,23 @@
               <w:color w:val="000000"/>
             </w:rPr>
           </w:pPr>
-          <w:r>
-            <w:rPr>
-              <w:rFonts w:ascii="Calibri" w:eastAsia="Times New Roman" w:hAnsi="Calibri" w:cs="Calibri"/>
-              <w:color w:val="000000"/>
-            </w:rPr>
-            <w:t xml:space="preserve">Kılıç, R. (2025). </w:t>
-          </w:r>
+          <w:proofErr w:type="spellStart"/>
+          <w:r>
+            <w:rPr>
+              <w:rFonts w:ascii="Calibri" w:eastAsia="Times New Roman" w:hAnsi="Calibri" w:cs="Calibri"/>
+              <w:color w:val="000000"/>
+            </w:rPr>
+            <w:t>Kılıç</w:t>
+          </w:r>
+          <w:proofErr w:type="spellEnd"/>
+          <w:r>
+            <w:rPr>
+              <w:rFonts w:ascii="Calibri" w:eastAsia="Times New Roman" w:hAnsi="Calibri" w:cs="Calibri"/>
+              <w:color w:val="000000"/>
+            </w:rPr>
+            <w:t xml:space="preserve">, R. (2025). </w:t>
+          </w:r>
+          <w:proofErr w:type="spellStart"/>
           <w:r>
             <w:rPr>
               <w:rFonts w:ascii="Calibri" w:eastAsia="Times New Roman" w:hAnsi="Calibri" w:cs="Calibri"/>
@@ -3035,8 +3609,189 @@
               <w:iCs/>
               <w:color w:val="000000"/>
             </w:rPr>
-            <w:t>Linear and nonlinear econometric models against machine learning models: realized volatility prediction</w:t>
-          </w:r>
+            <w:t>Linear</w:t>
+          </w:r>
+          <w:proofErr w:type="spellEnd"/>
+          <w:r>
+            <w:rPr>
+              <w:rFonts w:ascii="Calibri" w:eastAsia="Times New Roman" w:hAnsi="Calibri" w:cs="Calibri"/>
+              <w:i/>
+              <w:iCs/>
+              <w:color w:val="000000"/>
+            </w:rPr>
+            <w:t xml:space="preserve"> and </w:t>
+          </w:r>
+          <w:proofErr w:type="spellStart"/>
+          <w:r>
+            <w:rPr>
+              <w:rFonts w:ascii="Calibri" w:eastAsia="Times New Roman" w:hAnsi="Calibri" w:cs="Calibri"/>
+              <w:i/>
+              <w:iCs/>
+              <w:color w:val="000000"/>
+            </w:rPr>
+            <w:t>nonlinear</w:t>
+          </w:r>
+          <w:proofErr w:type="spellEnd"/>
+          <w:r>
+            <w:rPr>
+              <w:rFonts w:ascii="Calibri" w:eastAsia="Times New Roman" w:hAnsi="Calibri" w:cs="Calibri"/>
+              <w:i/>
+              <w:iCs/>
+              <w:color w:val="000000"/>
+            </w:rPr>
+            <w:t xml:space="preserve"> </w:t>
+          </w:r>
+          <w:proofErr w:type="spellStart"/>
+          <w:r>
+            <w:rPr>
+              <w:rFonts w:ascii="Calibri" w:eastAsia="Times New Roman" w:hAnsi="Calibri" w:cs="Calibri"/>
+              <w:i/>
+              <w:iCs/>
+              <w:color w:val="000000"/>
+            </w:rPr>
+            <w:t>econometric</w:t>
+          </w:r>
+          <w:proofErr w:type="spellEnd"/>
+          <w:r>
+            <w:rPr>
+              <w:rFonts w:ascii="Calibri" w:eastAsia="Times New Roman" w:hAnsi="Calibri" w:cs="Calibri"/>
+              <w:i/>
+              <w:iCs/>
+              <w:color w:val="000000"/>
+            </w:rPr>
+            <w:t xml:space="preserve"> </w:t>
+          </w:r>
+          <w:proofErr w:type="spellStart"/>
+          <w:r>
+            <w:rPr>
+              <w:rFonts w:ascii="Calibri" w:eastAsia="Times New Roman" w:hAnsi="Calibri" w:cs="Calibri"/>
+              <w:i/>
+              <w:iCs/>
+              <w:color w:val="000000"/>
+            </w:rPr>
+            <w:t>models</w:t>
+          </w:r>
+          <w:proofErr w:type="spellEnd"/>
+          <w:r>
+            <w:rPr>
+              <w:rFonts w:ascii="Calibri" w:eastAsia="Times New Roman" w:hAnsi="Calibri" w:cs="Calibri"/>
+              <w:i/>
+              <w:iCs/>
+              <w:color w:val="000000"/>
+            </w:rPr>
+            <w:t xml:space="preserve"> </w:t>
+          </w:r>
+          <w:proofErr w:type="spellStart"/>
+          <w:r>
+            <w:rPr>
+              <w:rFonts w:ascii="Calibri" w:eastAsia="Times New Roman" w:hAnsi="Calibri" w:cs="Calibri"/>
+              <w:i/>
+              <w:iCs/>
+              <w:color w:val="000000"/>
+            </w:rPr>
+            <w:t>against</w:t>
+          </w:r>
+          <w:proofErr w:type="spellEnd"/>
+          <w:r>
+            <w:rPr>
+              <w:rFonts w:ascii="Calibri" w:eastAsia="Times New Roman" w:hAnsi="Calibri" w:cs="Calibri"/>
+              <w:i/>
+              <w:iCs/>
+              <w:color w:val="000000"/>
+            </w:rPr>
+            <w:t xml:space="preserve"> </w:t>
+          </w:r>
+          <w:proofErr w:type="spellStart"/>
+          <w:r>
+            <w:rPr>
+              <w:rFonts w:ascii="Calibri" w:eastAsia="Times New Roman" w:hAnsi="Calibri" w:cs="Calibri"/>
+              <w:i/>
+              <w:iCs/>
+              <w:color w:val="000000"/>
+            </w:rPr>
+            <w:t>machine</w:t>
+          </w:r>
+          <w:proofErr w:type="spellEnd"/>
+          <w:r>
+            <w:rPr>
+              <w:rFonts w:ascii="Calibri" w:eastAsia="Times New Roman" w:hAnsi="Calibri" w:cs="Calibri"/>
+              <w:i/>
+              <w:iCs/>
+              <w:color w:val="000000"/>
+            </w:rPr>
+            <w:t xml:space="preserve"> </w:t>
+          </w:r>
+          <w:proofErr w:type="spellStart"/>
+          <w:r>
+            <w:rPr>
+              <w:rFonts w:ascii="Calibri" w:eastAsia="Times New Roman" w:hAnsi="Calibri" w:cs="Calibri"/>
+              <w:i/>
+              <w:iCs/>
+              <w:color w:val="000000"/>
+            </w:rPr>
+            <w:t>learning</w:t>
+          </w:r>
+          <w:proofErr w:type="spellEnd"/>
+          <w:r>
+            <w:rPr>
+              <w:rFonts w:ascii="Calibri" w:eastAsia="Times New Roman" w:hAnsi="Calibri" w:cs="Calibri"/>
+              <w:i/>
+              <w:iCs/>
+              <w:color w:val="000000"/>
+            </w:rPr>
+            <w:t xml:space="preserve"> </w:t>
+          </w:r>
+          <w:proofErr w:type="spellStart"/>
+          <w:r>
+            <w:rPr>
+              <w:rFonts w:ascii="Calibri" w:eastAsia="Times New Roman" w:hAnsi="Calibri" w:cs="Calibri"/>
+              <w:i/>
+              <w:iCs/>
+              <w:color w:val="000000"/>
+            </w:rPr>
+            <w:t>models</w:t>
+          </w:r>
+          <w:proofErr w:type="spellEnd"/>
+          <w:r>
+            <w:rPr>
+              <w:rFonts w:ascii="Calibri" w:eastAsia="Times New Roman" w:hAnsi="Calibri" w:cs="Calibri"/>
+              <w:i/>
+              <w:iCs/>
+              <w:color w:val="000000"/>
+            </w:rPr>
+            <w:t xml:space="preserve">: </w:t>
+          </w:r>
+          <w:proofErr w:type="spellStart"/>
+          <w:r>
+            <w:rPr>
+              <w:rFonts w:ascii="Calibri" w:eastAsia="Times New Roman" w:hAnsi="Calibri" w:cs="Calibri"/>
+              <w:i/>
+              <w:iCs/>
+              <w:color w:val="000000"/>
+            </w:rPr>
+            <w:t>realized</w:t>
+          </w:r>
+          <w:proofErr w:type="spellEnd"/>
+          <w:r>
+            <w:rPr>
+              <w:rFonts w:ascii="Calibri" w:eastAsia="Times New Roman" w:hAnsi="Calibri" w:cs="Calibri"/>
+              <w:i/>
+              <w:iCs/>
+              <w:color w:val="000000"/>
+            </w:rPr>
+            <w:t xml:space="preserve"> volatility </w:t>
+          </w:r>
+          <w:proofErr w:type="spellStart"/>
+          <w:r>
+            <w:rPr>
+              <w:rFonts w:ascii="Calibri" w:eastAsia="Times New Roman" w:hAnsi="Calibri" w:cs="Calibri"/>
+              <w:i/>
+              <w:iCs/>
+              <w:color w:val="000000"/>
+            </w:rPr>
+            <w:t>prediction</w:t>
+          </w:r>
+          <w:proofErr w:type="spellEnd"/>
           <w:r>
             <w:rPr>
               <w:rFonts w:ascii="Calibri" w:eastAsia="Times New Roman" w:hAnsi="Calibri" w:cs="Calibri"/>
@@ -3056,13 +3811,119 @@
               <w:color w:val="000000"/>
             </w:rPr>
           </w:pPr>
-          <w:r>
-            <w:rPr>
-              <w:rFonts w:ascii="Calibri" w:eastAsia="Times New Roman" w:hAnsi="Calibri" w:cs="Calibri"/>
-              <w:color w:val="000000"/>
-            </w:rPr>
-            <w:t xml:space="preserve">Leushuis, R. M., &amp; Petkov, N. (2026). Advances in forecasting realized volatility: a review of methodologies. </w:t>
-          </w:r>
+          <w:proofErr w:type="spellStart"/>
+          <w:r>
+            <w:rPr>
+              <w:rFonts w:ascii="Calibri" w:eastAsia="Times New Roman" w:hAnsi="Calibri" w:cs="Calibri"/>
+              <w:color w:val="000000"/>
+            </w:rPr>
+            <w:t>Leushuis</w:t>
+          </w:r>
+          <w:proofErr w:type="spellEnd"/>
+          <w:r>
+            <w:rPr>
+              <w:rFonts w:ascii="Calibri" w:eastAsia="Times New Roman" w:hAnsi="Calibri" w:cs="Calibri"/>
+              <w:color w:val="000000"/>
+            </w:rPr>
+            <w:t xml:space="preserve">, R. M., &amp; </w:t>
+          </w:r>
+          <w:proofErr w:type="spellStart"/>
+          <w:r>
+            <w:rPr>
+              <w:rFonts w:ascii="Calibri" w:eastAsia="Times New Roman" w:hAnsi="Calibri" w:cs="Calibri"/>
+              <w:color w:val="000000"/>
+            </w:rPr>
+            <w:t>Petkov</w:t>
+          </w:r>
+          <w:proofErr w:type="spellEnd"/>
+          <w:r>
+            <w:rPr>
+              <w:rFonts w:ascii="Calibri" w:eastAsia="Times New Roman" w:hAnsi="Calibri" w:cs="Calibri"/>
+              <w:color w:val="000000"/>
+            </w:rPr>
+            <w:t xml:space="preserve">, N. (2026). </w:t>
+          </w:r>
+          <w:proofErr w:type="spellStart"/>
+          <w:r>
+            <w:rPr>
+              <w:rFonts w:ascii="Calibri" w:eastAsia="Times New Roman" w:hAnsi="Calibri" w:cs="Calibri"/>
+              <w:color w:val="000000"/>
+            </w:rPr>
+            <w:t>Advances</w:t>
+          </w:r>
+          <w:proofErr w:type="spellEnd"/>
+          <w:r>
+            <w:rPr>
+              <w:rFonts w:ascii="Calibri" w:eastAsia="Times New Roman" w:hAnsi="Calibri" w:cs="Calibri"/>
+              <w:color w:val="000000"/>
+            </w:rPr>
+            <w:t xml:space="preserve"> in </w:t>
+          </w:r>
+          <w:proofErr w:type="spellStart"/>
+          <w:r>
+            <w:rPr>
+              <w:rFonts w:ascii="Calibri" w:eastAsia="Times New Roman" w:hAnsi="Calibri" w:cs="Calibri"/>
+              <w:color w:val="000000"/>
+            </w:rPr>
+            <w:t>forecasting</w:t>
+          </w:r>
+          <w:proofErr w:type="spellEnd"/>
+          <w:r>
+            <w:rPr>
+              <w:rFonts w:ascii="Calibri" w:eastAsia="Times New Roman" w:hAnsi="Calibri" w:cs="Calibri"/>
+              <w:color w:val="000000"/>
+            </w:rPr>
+            <w:t xml:space="preserve"> </w:t>
+          </w:r>
+          <w:proofErr w:type="spellStart"/>
+          <w:r>
+            <w:rPr>
+              <w:rFonts w:ascii="Calibri" w:eastAsia="Times New Roman" w:hAnsi="Calibri" w:cs="Calibri"/>
+              <w:color w:val="000000"/>
+            </w:rPr>
+            <w:t>realized</w:t>
+          </w:r>
+          <w:proofErr w:type="spellEnd"/>
+          <w:r>
+            <w:rPr>
+              <w:rFonts w:ascii="Calibri" w:eastAsia="Times New Roman" w:hAnsi="Calibri" w:cs="Calibri"/>
+              <w:color w:val="000000"/>
+            </w:rPr>
+            <w:t xml:space="preserve"> volatility: a </w:t>
+          </w:r>
+          <w:proofErr w:type="spellStart"/>
+          <w:r>
+            <w:rPr>
+              <w:rFonts w:ascii="Calibri" w:eastAsia="Times New Roman" w:hAnsi="Calibri" w:cs="Calibri"/>
+              <w:color w:val="000000"/>
+            </w:rPr>
+            <w:t>review</w:t>
+          </w:r>
+          <w:proofErr w:type="spellEnd"/>
+          <w:r>
+            <w:rPr>
+              <w:rFonts w:ascii="Calibri" w:eastAsia="Times New Roman" w:hAnsi="Calibri" w:cs="Calibri"/>
+              <w:color w:val="000000"/>
+            </w:rPr>
+            <w:t xml:space="preserve"> of </w:t>
+          </w:r>
+          <w:proofErr w:type="spellStart"/>
+          <w:r>
+            <w:rPr>
+              <w:rFonts w:ascii="Calibri" w:eastAsia="Times New Roman" w:hAnsi="Calibri" w:cs="Calibri"/>
+              <w:color w:val="000000"/>
+            </w:rPr>
+            <w:t>methodologies</w:t>
+          </w:r>
+          <w:proofErr w:type="spellEnd"/>
+          <w:r>
+            <w:rPr>
+              <w:rFonts w:ascii="Calibri" w:eastAsia="Times New Roman" w:hAnsi="Calibri" w:cs="Calibri"/>
+              <w:color w:val="000000"/>
+            </w:rPr>
+            <w:t xml:space="preserve">. </w:t>
+          </w:r>
+          <w:proofErr w:type="spellStart"/>
           <w:r>
             <w:rPr>
               <w:rFonts w:ascii="Calibri" w:eastAsia="Times New Roman" w:hAnsi="Calibri" w:cs="Calibri"/>
@@ -3070,7 +3931,37 @@
               <w:iCs/>
               <w:color w:val="000000"/>
             </w:rPr>
-            <w:t>Financial Innovation 2026 12:1</w:t>
+            <w:t>Financial</w:t>
+          </w:r>
+          <w:proofErr w:type="spellEnd"/>
+          <w:r>
+            <w:rPr>
+              <w:rFonts w:ascii="Calibri" w:eastAsia="Times New Roman" w:hAnsi="Calibri" w:cs="Calibri"/>
+              <w:i/>
+              <w:iCs/>
+              <w:color w:val="000000"/>
+            </w:rPr>
+            <w:t xml:space="preserve"> </w:t>
+          </w:r>
+          <w:proofErr w:type="spellStart"/>
+          <w:r>
+            <w:rPr>
+              <w:rFonts w:ascii="Calibri" w:eastAsia="Times New Roman" w:hAnsi="Calibri" w:cs="Calibri"/>
+              <w:i/>
+              <w:iCs/>
+              <w:color w:val="000000"/>
+            </w:rPr>
+            <w:t>Innovation</w:t>
+          </w:r>
+          <w:proofErr w:type="spellEnd"/>
+          <w:r>
+            <w:rPr>
+              <w:rFonts w:ascii="Calibri" w:eastAsia="Times New Roman" w:hAnsi="Calibri" w:cs="Calibri"/>
+              <w:i/>
+              <w:iCs/>
+              <w:color w:val="000000"/>
+            </w:rPr>
+            <w:t xml:space="preserve"> 2026 12:1</w:t>
           </w:r>
           <w:r>
             <w:rPr>
@@ -3112,8 +4003,201 @@
               <w:rFonts w:ascii="Calibri" w:eastAsia="Times New Roman" w:hAnsi="Calibri" w:cs="Calibri"/>
               <w:color w:val="000000"/>
             </w:rPr>
-            <w:t xml:space="preserve">Peter, M., Mirau, S., Sinkwembe, E., Kasumo, C., &amp; Guambe, C. (2026). A stacking model integrating GARCH and LSTM with feature interactions for time series volatility prediction. </w:t>
-          </w:r>
+            <w:t xml:space="preserve">Peter, M., </w:t>
+          </w:r>
+          <w:proofErr w:type="spellStart"/>
+          <w:r>
+            <w:rPr>
+              <w:rFonts w:ascii="Calibri" w:eastAsia="Times New Roman" w:hAnsi="Calibri" w:cs="Calibri"/>
+              <w:color w:val="000000"/>
+            </w:rPr>
+            <w:t>Mirau</w:t>
+          </w:r>
+          <w:proofErr w:type="spellEnd"/>
+          <w:r>
+            <w:rPr>
+              <w:rFonts w:ascii="Calibri" w:eastAsia="Times New Roman" w:hAnsi="Calibri" w:cs="Calibri"/>
+              <w:color w:val="000000"/>
+            </w:rPr>
+            <w:t xml:space="preserve">, S., </w:t>
+          </w:r>
+          <w:proofErr w:type="spellStart"/>
+          <w:r>
+            <w:rPr>
+              <w:rFonts w:ascii="Calibri" w:eastAsia="Times New Roman" w:hAnsi="Calibri" w:cs="Calibri"/>
+              <w:color w:val="000000"/>
+            </w:rPr>
+            <w:t>Sinkwembe</w:t>
+          </w:r>
+          <w:proofErr w:type="spellEnd"/>
+          <w:r>
+            <w:rPr>
+              <w:rFonts w:ascii="Calibri" w:eastAsia="Times New Roman" w:hAnsi="Calibri" w:cs="Calibri"/>
+              <w:color w:val="000000"/>
+            </w:rPr>
+            <w:t xml:space="preserve">, E., </w:t>
+          </w:r>
+          <w:proofErr w:type="spellStart"/>
+          <w:r>
+            <w:rPr>
+              <w:rFonts w:ascii="Calibri" w:eastAsia="Times New Roman" w:hAnsi="Calibri" w:cs="Calibri"/>
+              <w:color w:val="000000"/>
+            </w:rPr>
+            <w:t>Kasumo</w:t>
+          </w:r>
+          <w:proofErr w:type="spellEnd"/>
+          <w:r>
+            <w:rPr>
+              <w:rFonts w:ascii="Calibri" w:eastAsia="Times New Roman" w:hAnsi="Calibri" w:cs="Calibri"/>
+              <w:color w:val="000000"/>
+            </w:rPr>
+            <w:t xml:space="preserve">, C., &amp; </w:t>
+          </w:r>
+          <w:proofErr w:type="spellStart"/>
+          <w:r>
+            <w:rPr>
+              <w:rFonts w:ascii="Calibri" w:eastAsia="Times New Roman" w:hAnsi="Calibri" w:cs="Calibri"/>
+              <w:color w:val="000000"/>
+            </w:rPr>
+            <w:t>Guambe</w:t>
+          </w:r>
+          <w:proofErr w:type="spellEnd"/>
+          <w:r>
+            <w:rPr>
+              <w:rFonts w:ascii="Calibri" w:eastAsia="Times New Roman" w:hAnsi="Calibri" w:cs="Calibri"/>
+              <w:color w:val="000000"/>
+            </w:rPr>
+            <w:t xml:space="preserve">, C. (2026). A </w:t>
+          </w:r>
+          <w:proofErr w:type="spellStart"/>
+          <w:r>
+            <w:rPr>
+              <w:rFonts w:ascii="Calibri" w:eastAsia="Times New Roman" w:hAnsi="Calibri" w:cs="Calibri"/>
+              <w:color w:val="000000"/>
+            </w:rPr>
+            <w:t>stacking</w:t>
+          </w:r>
+          <w:proofErr w:type="spellEnd"/>
+          <w:r>
+            <w:rPr>
+              <w:rFonts w:ascii="Calibri" w:eastAsia="Times New Roman" w:hAnsi="Calibri" w:cs="Calibri"/>
+              <w:color w:val="000000"/>
+            </w:rPr>
+            <w:t xml:space="preserve"> model </w:t>
+          </w:r>
+          <w:proofErr w:type="spellStart"/>
+          <w:r>
+            <w:rPr>
+              <w:rFonts w:ascii="Calibri" w:eastAsia="Times New Roman" w:hAnsi="Calibri" w:cs="Calibri"/>
+              <w:color w:val="000000"/>
+            </w:rPr>
+            <w:t>integrating</w:t>
+          </w:r>
+          <w:proofErr w:type="spellEnd"/>
+          <w:r>
+            <w:rPr>
+              <w:rFonts w:ascii="Calibri" w:eastAsia="Times New Roman" w:hAnsi="Calibri" w:cs="Calibri"/>
+              <w:color w:val="000000"/>
+            </w:rPr>
+            <w:t xml:space="preserve"> GARCH and LSTM </w:t>
+          </w:r>
+          <w:proofErr w:type="spellStart"/>
+          <w:r>
+            <w:rPr>
+              <w:rFonts w:ascii="Calibri" w:eastAsia="Times New Roman" w:hAnsi="Calibri" w:cs="Calibri"/>
+              <w:color w:val="000000"/>
+            </w:rPr>
+            <w:t>with</w:t>
+          </w:r>
+          <w:proofErr w:type="spellEnd"/>
+          <w:r>
+            <w:rPr>
+              <w:rFonts w:ascii="Calibri" w:eastAsia="Times New Roman" w:hAnsi="Calibri" w:cs="Calibri"/>
+              <w:color w:val="000000"/>
+            </w:rPr>
+            <w:t xml:space="preserve"> feature </w:t>
+          </w:r>
+          <w:proofErr w:type="spellStart"/>
+          <w:r>
+            <w:rPr>
+              <w:rFonts w:ascii="Calibri" w:eastAsia="Times New Roman" w:hAnsi="Calibri" w:cs="Calibri"/>
+              <w:color w:val="000000"/>
+            </w:rPr>
+            <w:t>interactions</w:t>
+          </w:r>
+          <w:proofErr w:type="spellEnd"/>
+          <w:r>
+            <w:rPr>
+              <w:rFonts w:ascii="Calibri" w:eastAsia="Times New Roman" w:hAnsi="Calibri" w:cs="Calibri"/>
+              <w:color w:val="000000"/>
+            </w:rPr>
+            <w:t xml:space="preserve"> </w:t>
+          </w:r>
+          <w:proofErr w:type="spellStart"/>
+          <w:r>
+            <w:rPr>
+              <w:rFonts w:ascii="Calibri" w:eastAsia="Times New Roman" w:hAnsi="Calibri" w:cs="Calibri"/>
+              <w:color w:val="000000"/>
+            </w:rPr>
+            <w:t>for</w:t>
+          </w:r>
+          <w:proofErr w:type="spellEnd"/>
+          <w:r>
+            <w:rPr>
+              <w:rFonts w:ascii="Calibri" w:eastAsia="Times New Roman" w:hAnsi="Calibri" w:cs="Calibri"/>
+              <w:color w:val="000000"/>
+            </w:rPr>
+            <w:t xml:space="preserve"> </w:t>
+          </w:r>
+          <w:proofErr w:type="spellStart"/>
+          <w:r>
+            <w:rPr>
+              <w:rFonts w:ascii="Calibri" w:eastAsia="Times New Roman" w:hAnsi="Calibri" w:cs="Calibri"/>
+              <w:color w:val="000000"/>
+            </w:rPr>
+            <w:t>time</w:t>
+          </w:r>
+          <w:proofErr w:type="spellEnd"/>
+          <w:r>
+            <w:rPr>
+              <w:rFonts w:ascii="Calibri" w:eastAsia="Times New Roman" w:hAnsi="Calibri" w:cs="Calibri"/>
+              <w:color w:val="000000"/>
+            </w:rPr>
+            <w:t xml:space="preserve"> </w:t>
+          </w:r>
+          <w:proofErr w:type="spellStart"/>
+          <w:r>
+            <w:rPr>
+              <w:rFonts w:ascii="Calibri" w:eastAsia="Times New Roman" w:hAnsi="Calibri" w:cs="Calibri"/>
+              <w:color w:val="000000"/>
+            </w:rPr>
+            <w:t>series</w:t>
+          </w:r>
+          <w:proofErr w:type="spellEnd"/>
+          <w:r>
+            <w:rPr>
+              <w:rFonts w:ascii="Calibri" w:eastAsia="Times New Roman" w:hAnsi="Calibri" w:cs="Calibri"/>
+              <w:color w:val="000000"/>
+            </w:rPr>
+            <w:t xml:space="preserve"> volatility </w:t>
+          </w:r>
+          <w:proofErr w:type="spellStart"/>
+          <w:r>
+            <w:rPr>
+              <w:rFonts w:ascii="Calibri" w:eastAsia="Times New Roman" w:hAnsi="Calibri" w:cs="Calibri"/>
+              <w:color w:val="000000"/>
+            </w:rPr>
+            <w:t>prediction</w:t>
+          </w:r>
+          <w:proofErr w:type="spellEnd"/>
+          <w:r>
+            <w:rPr>
+              <w:rFonts w:ascii="Calibri" w:eastAsia="Times New Roman" w:hAnsi="Calibri" w:cs="Calibri"/>
+              <w:color w:val="000000"/>
+            </w:rPr>
+            <w:t xml:space="preserve">. </w:t>
+          </w:r>
+          <w:proofErr w:type="spellStart"/>
           <w:r>
             <w:rPr>
               <w:rFonts w:ascii="Calibri" w:eastAsia="Times New Roman" w:hAnsi="Calibri" w:cs="Calibri"/>
@@ -3123,6 +4207,7 @@
             </w:rPr>
             <w:t>Array</w:t>
           </w:r>
+          <w:proofErr w:type="spellEnd"/>
           <w:r>
             <w:rPr>
               <w:rFonts w:ascii="Calibri" w:eastAsia="Times New Roman" w:hAnsi="Calibri" w:cs="Calibri"/>
@@ -3158,13 +4243,247 @@
               <w:color w:val="000000"/>
             </w:rPr>
           </w:pPr>
-          <w:r>
-            <w:rPr>
-              <w:rFonts w:ascii="Calibri" w:eastAsia="Times New Roman" w:hAnsi="Calibri" w:cs="Calibri"/>
-              <w:color w:val="000000"/>
-            </w:rPr>
-            <w:t xml:space="preserve">Vuong, G. T. H., Nguyen, M. H., &amp; Huynh, A. N. Q. (2022). Volatility spillovers from the Chinese stock market to the U.S. stock market: The role of the COVID-19 pandemic. </w:t>
-          </w:r>
+          <w:proofErr w:type="spellStart"/>
+          <w:r>
+            <w:rPr>
+              <w:rFonts w:ascii="Calibri" w:eastAsia="Times New Roman" w:hAnsi="Calibri" w:cs="Calibri"/>
+              <w:color w:val="000000"/>
+            </w:rPr>
+            <w:t>Vuong</w:t>
+          </w:r>
+          <w:proofErr w:type="spellEnd"/>
+          <w:r>
+            <w:rPr>
+              <w:rFonts w:ascii="Calibri" w:eastAsia="Times New Roman" w:hAnsi="Calibri" w:cs="Calibri"/>
+              <w:color w:val="000000"/>
+            </w:rPr>
+            <w:t xml:space="preserve">, G. T. H., </w:t>
+          </w:r>
+          <w:proofErr w:type="spellStart"/>
+          <w:r>
+            <w:rPr>
+              <w:rFonts w:ascii="Calibri" w:eastAsia="Times New Roman" w:hAnsi="Calibri" w:cs="Calibri"/>
+              <w:color w:val="000000"/>
+            </w:rPr>
+            <w:t>Nguyen</w:t>
+          </w:r>
+          <w:proofErr w:type="spellEnd"/>
+          <w:r>
+            <w:rPr>
+              <w:rFonts w:ascii="Calibri" w:eastAsia="Times New Roman" w:hAnsi="Calibri" w:cs="Calibri"/>
+              <w:color w:val="000000"/>
+            </w:rPr>
+            <w:t xml:space="preserve">, M. H., &amp; </w:t>
+          </w:r>
+          <w:proofErr w:type="spellStart"/>
+          <w:r>
+            <w:rPr>
+              <w:rFonts w:ascii="Calibri" w:eastAsia="Times New Roman" w:hAnsi="Calibri" w:cs="Calibri"/>
+              <w:color w:val="000000"/>
+            </w:rPr>
+            <w:t>Huynh</w:t>
+          </w:r>
+          <w:proofErr w:type="spellEnd"/>
+          <w:r>
+            <w:rPr>
+              <w:rFonts w:ascii="Calibri" w:eastAsia="Times New Roman" w:hAnsi="Calibri" w:cs="Calibri"/>
+              <w:color w:val="000000"/>
+            </w:rPr>
+            <w:t xml:space="preserve">, A. N. Q. (2022). Volatility </w:t>
+          </w:r>
+          <w:proofErr w:type="spellStart"/>
+          <w:r>
+            <w:rPr>
+              <w:rFonts w:ascii="Calibri" w:eastAsia="Times New Roman" w:hAnsi="Calibri" w:cs="Calibri"/>
+              <w:color w:val="000000"/>
+            </w:rPr>
+            <w:t>spillovers</w:t>
+          </w:r>
+          <w:proofErr w:type="spellEnd"/>
+          <w:r>
+            <w:rPr>
+              <w:rFonts w:ascii="Calibri" w:eastAsia="Times New Roman" w:hAnsi="Calibri" w:cs="Calibri"/>
+              <w:color w:val="000000"/>
+            </w:rPr>
+            <w:t xml:space="preserve"> </w:t>
+          </w:r>
+          <w:proofErr w:type="spellStart"/>
+          <w:r>
+            <w:rPr>
+              <w:rFonts w:ascii="Calibri" w:eastAsia="Times New Roman" w:hAnsi="Calibri" w:cs="Calibri"/>
+              <w:color w:val="000000"/>
+            </w:rPr>
+            <w:t>from</w:t>
+          </w:r>
+          <w:proofErr w:type="spellEnd"/>
+          <w:r>
+            <w:rPr>
+              <w:rFonts w:ascii="Calibri" w:eastAsia="Times New Roman" w:hAnsi="Calibri" w:cs="Calibri"/>
+              <w:color w:val="000000"/>
+            </w:rPr>
+            <w:t xml:space="preserve"> </w:t>
+          </w:r>
+          <w:proofErr w:type="spellStart"/>
+          <w:r>
+            <w:rPr>
+              <w:rFonts w:ascii="Calibri" w:eastAsia="Times New Roman" w:hAnsi="Calibri" w:cs="Calibri"/>
+              <w:color w:val="000000"/>
+            </w:rPr>
+            <w:t>the</w:t>
+          </w:r>
+          <w:proofErr w:type="spellEnd"/>
+          <w:r>
+            <w:rPr>
+              <w:rFonts w:ascii="Calibri" w:eastAsia="Times New Roman" w:hAnsi="Calibri" w:cs="Calibri"/>
+              <w:color w:val="000000"/>
+            </w:rPr>
+            <w:t xml:space="preserve"> </w:t>
+          </w:r>
+          <w:proofErr w:type="spellStart"/>
+          <w:r>
+            <w:rPr>
+              <w:rFonts w:ascii="Calibri" w:eastAsia="Times New Roman" w:hAnsi="Calibri" w:cs="Calibri"/>
+              <w:color w:val="000000"/>
+            </w:rPr>
+            <w:t>Chinese</w:t>
+          </w:r>
+          <w:proofErr w:type="spellEnd"/>
+          <w:r>
+            <w:rPr>
+              <w:rFonts w:ascii="Calibri" w:eastAsia="Times New Roman" w:hAnsi="Calibri" w:cs="Calibri"/>
+              <w:color w:val="000000"/>
+            </w:rPr>
+            <w:t xml:space="preserve"> </w:t>
+          </w:r>
+          <w:proofErr w:type="spellStart"/>
+          <w:r>
+            <w:rPr>
+              <w:rFonts w:ascii="Calibri" w:eastAsia="Times New Roman" w:hAnsi="Calibri" w:cs="Calibri"/>
+              <w:color w:val="000000"/>
+            </w:rPr>
+            <w:t>stock</w:t>
+          </w:r>
+          <w:proofErr w:type="spellEnd"/>
+          <w:r>
+            <w:rPr>
+              <w:rFonts w:ascii="Calibri" w:eastAsia="Times New Roman" w:hAnsi="Calibri" w:cs="Calibri"/>
+              <w:color w:val="000000"/>
+            </w:rPr>
+            <w:t xml:space="preserve"> </w:t>
+          </w:r>
+          <w:proofErr w:type="spellStart"/>
+          <w:r>
+            <w:rPr>
+              <w:rFonts w:ascii="Calibri" w:eastAsia="Times New Roman" w:hAnsi="Calibri" w:cs="Calibri"/>
+              <w:color w:val="000000"/>
+            </w:rPr>
+            <w:t>market</w:t>
+          </w:r>
+          <w:proofErr w:type="spellEnd"/>
+          <w:r>
+            <w:rPr>
+              <w:rFonts w:ascii="Calibri" w:eastAsia="Times New Roman" w:hAnsi="Calibri" w:cs="Calibri"/>
+              <w:color w:val="000000"/>
+            </w:rPr>
+            <w:t xml:space="preserve"> to </w:t>
+          </w:r>
+          <w:proofErr w:type="spellStart"/>
+          <w:r>
+            <w:rPr>
+              <w:rFonts w:ascii="Calibri" w:eastAsia="Times New Roman" w:hAnsi="Calibri" w:cs="Calibri"/>
+              <w:color w:val="000000"/>
+            </w:rPr>
+            <w:t>the</w:t>
+          </w:r>
+          <w:proofErr w:type="spellEnd"/>
+          <w:r>
+            <w:rPr>
+              <w:rFonts w:ascii="Calibri" w:eastAsia="Times New Roman" w:hAnsi="Calibri" w:cs="Calibri"/>
+              <w:color w:val="000000"/>
+            </w:rPr>
+            <w:t xml:space="preserve"> U.S. </w:t>
+          </w:r>
+          <w:proofErr w:type="spellStart"/>
+          <w:r>
+            <w:rPr>
+              <w:rFonts w:ascii="Calibri" w:eastAsia="Times New Roman" w:hAnsi="Calibri" w:cs="Calibri"/>
+              <w:color w:val="000000"/>
+            </w:rPr>
+            <w:t>stock</w:t>
+          </w:r>
+          <w:proofErr w:type="spellEnd"/>
+          <w:r>
+            <w:rPr>
+              <w:rFonts w:ascii="Calibri" w:eastAsia="Times New Roman" w:hAnsi="Calibri" w:cs="Calibri"/>
+              <w:color w:val="000000"/>
+            </w:rPr>
+            <w:t xml:space="preserve"> </w:t>
+          </w:r>
+          <w:proofErr w:type="spellStart"/>
+          <w:r>
+            <w:rPr>
+              <w:rFonts w:ascii="Calibri" w:eastAsia="Times New Roman" w:hAnsi="Calibri" w:cs="Calibri"/>
+              <w:color w:val="000000"/>
+            </w:rPr>
+            <w:t>market</w:t>
+          </w:r>
+          <w:proofErr w:type="spellEnd"/>
+          <w:r>
+            <w:rPr>
+              <w:rFonts w:ascii="Calibri" w:eastAsia="Times New Roman" w:hAnsi="Calibri" w:cs="Calibri"/>
+              <w:color w:val="000000"/>
+            </w:rPr>
+            <w:t xml:space="preserve">: </w:t>
+          </w:r>
+          <w:proofErr w:type="spellStart"/>
+          <w:r>
+            <w:rPr>
+              <w:rFonts w:ascii="Calibri" w:eastAsia="Times New Roman" w:hAnsi="Calibri" w:cs="Calibri"/>
+              <w:color w:val="000000"/>
+            </w:rPr>
+            <w:t>The</w:t>
+          </w:r>
+          <w:proofErr w:type="spellEnd"/>
+          <w:r>
+            <w:rPr>
+              <w:rFonts w:ascii="Calibri" w:eastAsia="Times New Roman" w:hAnsi="Calibri" w:cs="Calibri"/>
+              <w:color w:val="000000"/>
+            </w:rPr>
+            <w:t xml:space="preserve"> role of </w:t>
+          </w:r>
+          <w:proofErr w:type="spellStart"/>
+          <w:r>
+            <w:rPr>
+              <w:rFonts w:ascii="Calibri" w:eastAsia="Times New Roman" w:hAnsi="Calibri" w:cs="Calibri"/>
+              <w:color w:val="000000"/>
+            </w:rPr>
+            <w:t>the</w:t>
+          </w:r>
+          <w:proofErr w:type="spellEnd"/>
+          <w:r>
+            <w:rPr>
+              <w:rFonts w:ascii="Calibri" w:eastAsia="Times New Roman" w:hAnsi="Calibri" w:cs="Calibri"/>
+              <w:color w:val="000000"/>
+            </w:rPr>
+            <w:t xml:space="preserve"> COVID-19 </w:t>
+          </w:r>
+          <w:proofErr w:type="spellStart"/>
+          <w:r>
+            <w:rPr>
+              <w:rFonts w:ascii="Calibri" w:eastAsia="Times New Roman" w:hAnsi="Calibri" w:cs="Calibri"/>
+              <w:color w:val="000000"/>
+            </w:rPr>
+            <w:t>pandemic</w:t>
+          </w:r>
+          <w:proofErr w:type="spellEnd"/>
+          <w:r>
+            <w:rPr>
+              <w:rFonts w:ascii="Calibri" w:eastAsia="Times New Roman" w:hAnsi="Calibri" w:cs="Calibri"/>
+              <w:color w:val="000000"/>
+            </w:rPr>
+            <w:t xml:space="preserve">. </w:t>
+          </w:r>
+          <w:proofErr w:type="spellStart"/>
           <w:r>
             <w:rPr>
               <w:rFonts w:ascii="Calibri" w:eastAsia="Times New Roman" w:hAnsi="Calibri" w:cs="Calibri"/>
@@ -3172,8 +4491,69 @@
               <w:iCs/>
               <w:color w:val="000000"/>
             </w:rPr>
-            <w:t>The Journal of Economic Asymmetries</w:t>
-          </w:r>
+            <w:t>The</w:t>
+          </w:r>
+          <w:proofErr w:type="spellEnd"/>
+          <w:r>
+            <w:rPr>
+              <w:rFonts w:ascii="Calibri" w:eastAsia="Times New Roman" w:hAnsi="Calibri" w:cs="Calibri"/>
+              <w:i/>
+              <w:iCs/>
+              <w:color w:val="000000"/>
+            </w:rPr>
+            <w:t xml:space="preserve"> </w:t>
+          </w:r>
+          <w:proofErr w:type="spellStart"/>
+          <w:r>
+            <w:rPr>
+              <w:rFonts w:ascii="Calibri" w:eastAsia="Times New Roman" w:hAnsi="Calibri" w:cs="Calibri"/>
+              <w:i/>
+              <w:iCs/>
+              <w:color w:val="000000"/>
+            </w:rPr>
+            <w:t>Journal</w:t>
+          </w:r>
+          <w:proofErr w:type="spellEnd"/>
+          <w:r>
+            <w:rPr>
+              <w:rFonts w:ascii="Calibri" w:eastAsia="Times New Roman" w:hAnsi="Calibri" w:cs="Calibri"/>
+              <w:i/>
+              <w:iCs/>
+              <w:color w:val="000000"/>
+            </w:rPr>
+            <w:t xml:space="preserve"> of </w:t>
+          </w:r>
+          <w:proofErr w:type="spellStart"/>
+          <w:r>
+            <w:rPr>
+              <w:rFonts w:ascii="Calibri" w:eastAsia="Times New Roman" w:hAnsi="Calibri" w:cs="Calibri"/>
+              <w:i/>
+              <w:iCs/>
+              <w:color w:val="000000"/>
+            </w:rPr>
+            <w:t>Economic</w:t>
+          </w:r>
+          <w:proofErr w:type="spellEnd"/>
+          <w:r>
+            <w:rPr>
+              <w:rFonts w:ascii="Calibri" w:eastAsia="Times New Roman" w:hAnsi="Calibri" w:cs="Calibri"/>
+              <w:i/>
+              <w:iCs/>
+              <w:color w:val="000000"/>
+            </w:rPr>
+            <w:t xml:space="preserve"> </w:t>
+          </w:r>
+          <w:proofErr w:type="spellStart"/>
+          <w:r>
+            <w:rPr>
+              <w:rFonts w:ascii="Calibri" w:eastAsia="Times New Roman" w:hAnsi="Calibri" w:cs="Calibri"/>
+              <w:i/>
+              <w:iCs/>
+              <w:color w:val="000000"/>
+            </w:rPr>
+            <w:t>Asymmetries</w:t>
+          </w:r>
+          <w:proofErr w:type="spellEnd"/>
           <w:r>
             <w:rPr>
               <w:rFonts w:ascii="Calibri" w:eastAsia="Times New Roman" w:hAnsi="Calibri" w:cs="Calibri"/>
@@ -3209,13 +4589,119 @@
               <w:color w:val="000000"/>
             </w:rPr>
           </w:pPr>
-          <w:r>
-            <w:rPr>
-              <w:rFonts w:ascii="Calibri" w:eastAsia="Times New Roman" w:hAnsi="Calibri" w:cs="Calibri"/>
-              <w:color w:val="000000"/>
-            </w:rPr>
-            <w:t xml:space="preserve">Wang, Y. (2024). The Relationship Between Geopolitical Risks and Stock Market Volatility. </w:t>
-          </w:r>
+          <w:proofErr w:type="spellStart"/>
+          <w:r>
+            <w:rPr>
+              <w:rFonts w:ascii="Calibri" w:eastAsia="Times New Roman" w:hAnsi="Calibri" w:cs="Calibri"/>
+              <w:color w:val="000000"/>
+            </w:rPr>
+            <w:t>Wang</w:t>
+          </w:r>
+          <w:proofErr w:type="spellEnd"/>
+          <w:r>
+            <w:rPr>
+              <w:rFonts w:ascii="Calibri" w:eastAsia="Times New Roman" w:hAnsi="Calibri" w:cs="Calibri"/>
+              <w:color w:val="000000"/>
+            </w:rPr>
+            <w:t xml:space="preserve">, Y. (2024). </w:t>
+          </w:r>
+          <w:proofErr w:type="spellStart"/>
+          <w:r>
+            <w:rPr>
+              <w:rFonts w:ascii="Calibri" w:eastAsia="Times New Roman" w:hAnsi="Calibri" w:cs="Calibri"/>
+              <w:color w:val="000000"/>
+            </w:rPr>
+            <w:t>The</w:t>
+          </w:r>
+          <w:proofErr w:type="spellEnd"/>
+          <w:r>
+            <w:rPr>
+              <w:rFonts w:ascii="Calibri" w:eastAsia="Times New Roman" w:hAnsi="Calibri" w:cs="Calibri"/>
+              <w:color w:val="000000"/>
+            </w:rPr>
+            <w:t xml:space="preserve"> </w:t>
+          </w:r>
+          <w:proofErr w:type="spellStart"/>
+          <w:r>
+            <w:rPr>
+              <w:rFonts w:ascii="Calibri" w:eastAsia="Times New Roman" w:hAnsi="Calibri" w:cs="Calibri"/>
+              <w:color w:val="000000"/>
+            </w:rPr>
+            <w:t>Relationship</w:t>
+          </w:r>
+          <w:proofErr w:type="spellEnd"/>
+          <w:r>
+            <w:rPr>
+              <w:rFonts w:ascii="Calibri" w:eastAsia="Times New Roman" w:hAnsi="Calibri" w:cs="Calibri"/>
+              <w:color w:val="000000"/>
+            </w:rPr>
+            <w:t xml:space="preserve"> </w:t>
+          </w:r>
+          <w:proofErr w:type="spellStart"/>
+          <w:r>
+            <w:rPr>
+              <w:rFonts w:ascii="Calibri" w:eastAsia="Times New Roman" w:hAnsi="Calibri" w:cs="Calibri"/>
+              <w:color w:val="000000"/>
+            </w:rPr>
+            <w:t>Between</w:t>
+          </w:r>
+          <w:proofErr w:type="spellEnd"/>
+          <w:r>
+            <w:rPr>
+              <w:rFonts w:ascii="Calibri" w:eastAsia="Times New Roman" w:hAnsi="Calibri" w:cs="Calibri"/>
+              <w:color w:val="000000"/>
+            </w:rPr>
+            <w:t xml:space="preserve"> </w:t>
+          </w:r>
+          <w:proofErr w:type="spellStart"/>
+          <w:r>
+            <w:rPr>
+              <w:rFonts w:ascii="Calibri" w:eastAsia="Times New Roman" w:hAnsi="Calibri" w:cs="Calibri"/>
+              <w:color w:val="000000"/>
+            </w:rPr>
+            <w:t>Geopolitical</w:t>
+          </w:r>
+          <w:proofErr w:type="spellEnd"/>
+          <w:r>
+            <w:rPr>
+              <w:rFonts w:ascii="Calibri" w:eastAsia="Times New Roman" w:hAnsi="Calibri" w:cs="Calibri"/>
+              <w:color w:val="000000"/>
+            </w:rPr>
+            <w:t xml:space="preserve"> </w:t>
+          </w:r>
+          <w:proofErr w:type="spellStart"/>
+          <w:r>
+            <w:rPr>
+              <w:rFonts w:ascii="Calibri" w:eastAsia="Times New Roman" w:hAnsi="Calibri" w:cs="Calibri"/>
+              <w:color w:val="000000"/>
+            </w:rPr>
+            <w:t>Risks</w:t>
+          </w:r>
+          <w:proofErr w:type="spellEnd"/>
+          <w:r>
+            <w:rPr>
+              <w:rFonts w:ascii="Calibri" w:eastAsia="Times New Roman" w:hAnsi="Calibri" w:cs="Calibri"/>
+              <w:color w:val="000000"/>
+            </w:rPr>
+            <w:t xml:space="preserve"> and Stock </w:t>
+          </w:r>
+          <w:proofErr w:type="spellStart"/>
+          <w:r>
+            <w:rPr>
+              <w:rFonts w:ascii="Calibri" w:eastAsia="Times New Roman" w:hAnsi="Calibri" w:cs="Calibri"/>
+              <w:color w:val="000000"/>
+            </w:rPr>
+            <w:t>Market</w:t>
+          </w:r>
+          <w:proofErr w:type="spellEnd"/>
+          <w:r>
+            <w:rPr>
+              <w:rFonts w:ascii="Calibri" w:eastAsia="Times New Roman" w:hAnsi="Calibri" w:cs="Calibri"/>
+              <w:color w:val="000000"/>
+            </w:rPr>
+            <w:t xml:space="preserve"> Volatility. </w:t>
+          </w:r>
+          <w:proofErr w:type="spellStart"/>
           <w:r>
             <w:rPr>
               <w:rFonts w:ascii="Calibri" w:eastAsia="Times New Roman" w:hAnsi="Calibri" w:cs="Calibri"/>
@@ -3223,7 +4709,37 @@
               <w:iCs/>
               <w:color w:val="000000"/>
             </w:rPr>
-            <w:t>Frontiers in Business, Economics and Management</w:t>
+            <w:t>Frontiers</w:t>
+          </w:r>
+          <w:proofErr w:type="spellEnd"/>
+          <w:r>
+            <w:rPr>
+              <w:rFonts w:ascii="Calibri" w:eastAsia="Times New Roman" w:hAnsi="Calibri" w:cs="Calibri"/>
+              <w:i/>
+              <w:iCs/>
+              <w:color w:val="000000"/>
+            </w:rPr>
+            <w:t xml:space="preserve"> in Business, </w:t>
+          </w:r>
+          <w:proofErr w:type="spellStart"/>
+          <w:r>
+            <w:rPr>
+              <w:rFonts w:ascii="Calibri" w:eastAsia="Times New Roman" w:hAnsi="Calibri" w:cs="Calibri"/>
+              <w:i/>
+              <w:iCs/>
+              <w:color w:val="000000"/>
+            </w:rPr>
+            <w:t>Economics</w:t>
+          </w:r>
+          <w:proofErr w:type="spellEnd"/>
+          <w:r>
+            <w:rPr>
+              <w:rFonts w:ascii="Calibri" w:eastAsia="Times New Roman" w:hAnsi="Calibri" w:cs="Calibri"/>
+              <w:i/>
+              <w:iCs/>
+              <w:color w:val="000000"/>
+            </w:rPr>
+            <w:t xml:space="preserve"> and Management</w:t>
           </w:r>
           <w:r>
             <w:rPr>
@@ -4606,6 +6122,7 @@
   <w:rsids>
     <w:rsidRoot w:val="00EF1F3F"/>
     <w:rsid w:val="00046425"/>
+    <w:rsid w:val="00150A58"/>
     <w:rsid w:val="001A57E4"/>
     <w:rsid w:val="004C6F8F"/>
     <w:rsid w:val="005425B6"/>
@@ -4616,6 +6133,7 @@
     <w:rsid w:val="00756B9A"/>
     <w:rsid w:val="00767F00"/>
     <w:rsid w:val="007A39C4"/>
+    <w:rsid w:val="008B7976"/>
     <w:rsid w:val="00962B2B"/>
     <w:rsid w:val="00C40CF8"/>
     <w:rsid w:val="00C70E60"/>

--- a/Koncept Dizertačnej Práce.docx
+++ b/Koncept Dizertačnej Práce.docx
@@ -228,23 +228,7 @@
           <w:sz w:val="24"/>
           <w:szCs w:val="24"/>
         </w:rPr>
-        <w:t xml:space="preserve"> pri obmedzenom počte </w:t>
-      </w:r>
-      <w:proofErr w:type="spellStart"/>
-      <w:r>
-        <w:rPr>
-          <w:sz w:val="24"/>
-          <w:szCs w:val="24"/>
-        </w:rPr>
-        <w:t>prediktorov</w:t>
-      </w:r>
-      <w:proofErr w:type="spellEnd"/>
-      <w:r>
-        <w:rPr>
-          <w:sz w:val="24"/>
-          <w:szCs w:val="24"/>
-        </w:rPr>
-        <w:t xml:space="preserve"> </w:t>
+        <w:t xml:space="preserve"> pri obmedzenom počte prediktorov </w:t>
       </w:r>
       <w:sdt>
         <w:sdtPr>
@@ -268,27 +252,7 @@
               <w:sz w:val="24"/>
               <w:szCs w:val="24"/>
             </w:rPr>
-            <w:t>(</w:t>
-          </w:r>
-          <w:proofErr w:type="spellStart"/>
-          <w:r>
-            <w:rPr>
-              <w:rFonts w:ascii="Calibri" w:hAnsi="Calibri" w:cs="Calibri"/>
-              <w:color w:val="000000"/>
-              <w:sz w:val="24"/>
-              <w:szCs w:val="24"/>
-            </w:rPr>
-            <w:t>Kılıç</w:t>
-          </w:r>
-          <w:proofErr w:type="spellEnd"/>
-          <w:r>
-            <w:rPr>
-              <w:rFonts w:ascii="Calibri" w:hAnsi="Calibri" w:cs="Calibri"/>
-              <w:color w:val="000000"/>
-              <w:sz w:val="24"/>
-              <w:szCs w:val="24"/>
-            </w:rPr>
-            <w:t>, 2025)</w:t>
+            <w:t>(Kılıç, 2025)</w:t>
           </w:r>
         </w:sdtContent>
       </w:sdt>
@@ -320,23 +284,7 @@
           <w:sz w:val="24"/>
           <w:szCs w:val="24"/>
         </w:rPr>
-        <w:t xml:space="preserve">môžu slúžiť ako zlepšenie, ale tento prístup je vysoko závislý od kvality </w:t>
-      </w:r>
-      <w:proofErr w:type="spellStart"/>
-      <w:r>
-        <w:rPr>
-          <w:sz w:val="24"/>
-          <w:szCs w:val="24"/>
-        </w:rPr>
-        <w:t>prediktorov</w:t>
-      </w:r>
-      <w:proofErr w:type="spellEnd"/>
-      <w:r>
-        <w:rPr>
-          <w:sz w:val="24"/>
-          <w:szCs w:val="24"/>
-        </w:rPr>
-        <w:t xml:space="preserve">. Pri modeloch strojového a hlbokého učenia zostáva limitujúcim faktorom hlavne interpretácia </w:t>
+        <w:t xml:space="preserve">môžu slúžiť ako zlepšenie, ale tento prístup je vysoko závislý od kvality prediktorov. Pri modeloch strojového a hlbokého učenia zostáva limitujúcim faktorom hlavne interpretácia </w:t>
       </w:r>
       <w:sdt>
         <w:sdtPr>
@@ -359,43 +307,7 @@
               <w:color w:val="000000"/>
               <w:sz w:val="24"/>
             </w:rPr>
-            <w:t>(</w:t>
-          </w:r>
-          <w:proofErr w:type="spellStart"/>
-          <w:r>
-            <w:rPr>
-              <w:rFonts w:ascii="Calibri" w:eastAsia="Times New Roman" w:hAnsi="Calibri" w:cs="Calibri"/>
-              <w:color w:val="000000"/>
-              <w:sz w:val="24"/>
-            </w:rPr>
-            <w:t>Leushuis</w:t>
-          </w:r>
-          <w:proofErr w:type="spellEnd"/>
-          <w:r>
-            <w:rPr>
-              <w:rFonts w:ascii="Calibri" w:eastAsia="Times New Roman" w:hAnsi="Calibri" w:cs="Calibri"/>
-              <w:color w:val="000000"/>
-              <w:sz w:val="24"/>
-            </w:rPr>
-            <w:t xml:space="preserve"> &amp; </w:t>
-          </w:r>
-          <w:proofErr w:type="spellStart"/>
-          <w:r>
-            <w:rPr>
-              <w:rFonts w:ascii="Calibri" w:eastAsia="Times New Roman" w:hAnsi="Calibri" w:cs="Calibri"/>
-              <w:color w:val="000000"/>
-              <w:sz w:val="24"/>
-            </w:rPr>
-            <w:t>Petkov</w:t>
-          </w:r>
-          <w:proofErr w:type="spellEnd"/>
-          <w:r>
-            <w:rPr>
-              <w:rFonts w:ascii="Calibri" w:eastAsia="Times New Roman" w:hAnsi="Calibri" w:cs="Calibri"/>
-              <w:color w:val="000000"/>
-              <w:sz w:val="24"/>
-            </w:rPr>
-            <w:t>, 2026)</w:t>
+            <w:t>(Leushuis &amp; Petkov, 2026)</w:t>
           </w:r>
         </w:sdtContent>
       </w:sdt>
@@ -571,27 +483,7 @@
               <w:sz w:val="24"/>
               <w:szCs w:val="24"/>
             </w:rPr>
-            <w:t>(</w:t>
-          </w:r>
-          <w:proofErr w:type="spellStart"/>
-          <w:r>
-            <w:rPr>
-              <w:rFonts w:ascii="Calibri" w:hAnsi="Calibri" w:cs="Calibri"/>
-              <w:color w:val="000000"/>
-              <w:sz w:val="24"/>
-              <w:szCs w:val="24"/>
-            </w:rPr>
-            <w:t>Khan</w:t>
-          </w:r>
-          <w:proofErr w:type="spellEnd"/>
-          <w:r>
-            <w:rPr>
-              <w:rFonts w:ascii="Calibri" w:hAnsi="Calibri" w:cs="Calibri"/>
-              <w:color w:val="000000"/>
-              <w:sz w:val="24"/>
-              <w:szCs w:val="24"/>
-            </w:rPr>
-            <w:t xml:space="preserve"> et al., 2024)</w:t>
+            <w:t>(Khan et al., 2024)</w:t>
           </w:r>
         </w:sdtContent>
       </w:sdt>
@@ -655,27 +547,7 @@
               <w:sz w:val="24"/>
               <w:szCs w:val="24"/>
             </w:rPr>
-            <w:t>(</w:t>
-          </w:r>
-          <w:proofErr w:type="spellStart"/>
-          <w:r>
-            <w:rPr>
-              <w:rFonts w:ascii="Calibri" w:hAnsi="Calibri" w:cs="Calibri"/>
-              <w:color w:val="000000"/>
-              <w:sz w:val="24"/>
-              <w:szCs w:val="24"/>
-            </w:rPr>
-            <w:t>Vuong</w:t>
-          </w:r>
-          <w:proofErr w:type="spellEnd"/>
-          <w:r>
-            <w:rPr>
-              <w:rFonts w:ascii="Calibri" w:hAnsi="Calibri" w:cs="Calibri"/>
-              <w:color w:val="000000"/>
-              <w:sz w:val="24"/>
-              <w:szCs w:val="24"/>
-            </w:rPr>
-            <w:t xml:space="preserve"> et al., 2022)</w:t>
+            <w:t>(Vuong et al., 2022)</w:t>
           </w:r>
         </w:sdtContent>
       </w:sdt>
@@ -758,27 +630,7 @@
               <w:sz w:val="24"/>
               <w:szCs w:val="24"/>
             </w:rPr>
-            <w:t>(</w:t>
-          </w:r>
-          <w:proofErr w:type="spellStart"/>
-          <w:r>
-            <w:rPr>
-              <w:rFonts w:ascii="Calibri" w:hAnsi="Calibri" w:cs="Calibri"/>
-              <w:color w:val="000000"/>
-              <w:sz w:val="24"/>
-              <w:szCs w:val="24"/>
-            </w:rPr>
-            <w:t>Wang</w:t>
-          </w:r>
-          <w:proofErr w:type="spellEnd"/>
-          <w:r>
-            <w:rPr>
-              <w:rFonts w:ascii="Calibri" w:hAnsi="Calibri" w:cs="Calibri"/>
-              <w:color w:val="000000"/>
-              <w:sz w:val="24"/>
-              <w:szCs w:val="24"/>
-            </w:rPr>
-            <w:t>, 2024)</w:t>
+            <w:t>(Wang, 2024)</w:t>
           </w:r>
         </w:sdtContent>
       </w:sdt>
@@ -1179,27 +1031,7 @@
               <w:sz w:val="24"/>
               <w:szCs w:val="24"/>
             </w:rPr>
-            <w:t>(</w:t>
-          </w:r>
-          <w:proofErr w:type="spellStart"/>
-          <w:r>
-            <w:rPr>
-              <w:rFonts w:ascii="Calibri" w:hAnsi="Calibri" w:cs="Calibri"/>
-              <w:color w:val="000000"/>
-              <w:sz w:val="24"/>
-              <w:szCs w:val="24"/>
-            </w:rPr>
-            <w:t>Branco</w:t>
-          </w:r>
-          <w:proofErr w:type="spellEnd"/>
-          <w:r>
-            <w:rPr>
-              <w:rFonts w:ascii="Calibri" w:hAnsi="Calibri" w:cs="Calibri"/>
-              <w:color w:val="000000"/>
-              <w:sz w:val="24"/>
-              <w:szCs w:val="24"/>
-            </w:rPr>
-            <w:t xml:space="preserve"> et al., 2024)</w:t>
+            <w:t>(Branco et al., 2024)</w:t>
           </w:r>
         </w:sdtContent>
       </w:sdt>
@@ -1221,7 +1053,6 @@
         </w:rPr>
         <w:t xml:space="preserve"> (</w:t>
       </w:r>
-      <w:proofErr w:type="spellStart"/>
       <w:r>
         <w:rPr>
           <w:rFonts w:ascii="Calibri" w:hAnsi="Calibri" w:cs="Calibri"/>
@@ -1231,19 +1062,7 @@
           <w:sz w:val="24"/>
           <w:szCs w:val="24"/>
         </w:rPr>
-        <w:t>Realized</w:t>
-      </w:r>
-      <w:proofErr w:type="spellEnd"/>
-      <w:r>
-        <w:rPr>
-          <w:rFonts w:ascii="Calibri" w:hAnsi="Calibri" w:cs="Calibri"/>
-          <w:i/>
-          <w:iCs/>
-          <w:color w:val="000000"/>
-          <w:sz w:val="24"/>
-          <w:szCs w:val="24"/>
-        </w:rPr>
-        <w:t xml:space="preserve"> Volatility</w:t>
+        <w:t>Realized Volatility</w:t>
       </w:r>
       <w:r>
         <w:rPr>
@@ -2258,21 +2077,12 @@
           <w:szCs w:val="24"/>
         </w:rPr>
       </w:pPr>
-      <w:proofErr w:type="spellStart"/>
-      <w:r>
-        <w:rPr>
-          <w:sz w:val="24"/>
-          <w:szCs w:val="24"/>
-        </w:rPr>
-        <w:t>postpandemické</w:t>
-      </w:r>
-      <w:proofErr w:type="spellEnd"/>
-      <w:r>
-        <w:rPr>
-          <w:sz w:val="24"/>
-          <w:szCs w:val="24"/>
-        </w:rPr>
-        <w:t xml:space="preserve"> obdobie (202</w:t>
+      <w:r>
+        <w:rPr>
+          <w:sz w:val="24"/>
+          <w:szCs w:val="24"/>
+        </w:rPr>
+        <w:t>postpandemické obdobie (202</w:t>
       </w:r>
       <w:r>
         <w:rPr>
@@ -2342,19 +2152,8 @@
           <w:sz w:val="24"/>
           <w:szCs w:val="24"/>
         </w:rPr>
-        <w:t xml:space="preserve">Yahoo </w:t>
-      </w:r>
-      <w:proofErr w:type="spellStart"/>
-      <w:r>
-        <w:rPr>
-          <w:i/>
-          <w:iCs/>
-          <w:sz w:val="24"/>
-          <w:szCs w:val="24"/>
-        </w:rPr>
-        <w:t>Finance</w:t>
-      </w:r>
-      <w:proofErr w:type="spellEnd"/>
+        <w:t>Yahoo Finance</w:t>
+      </w:r>
       <w:r>
         <w:rPr>
           <w:sz w:val="24"/>
@@ -2545,55 +2344,7 @@
           <w:sz w:val="24"/>
           <w:szCs w:val="24"/>
         </w:rPr>
-        <w:t xml:space="preserve"> a následne budú analyzované ich vlastnosti ako </w:t>
-      </w:r>
-      <w:proofErr w:type="spellStart"/>
-      <w:r>
-        <w:rPr>
-          <w:sz w:val="24"/>
-          <w:szCs w:val="24"/>
-        </w:rPr>
-        <w:t>stacionarita</w:t>
-      </w:r>
-      <w:proofErr w:type="spellEnd"/>
-      <w:r>
-        <w:rPr>
-          <w:sz w:val="24"/>
-          <w:szCs w:val="24"/>
-        </w:rPr>
-        <w:t xml:space="preserve">, </w:t>
-      </w:r>
-      <w:proofErr w:type="spellStart"/>
-      <w:r>
-        <w:rPr>
-          <w:sz w:val="24"/>
-          <w:szCs w:val="24"/>
-        </w:rPr>
-        <w:t>autokorelácia</w:t>
-      </w:r>
-      <w:proofErr w:type="spellEnd"/>
-      <w:r>
-        <w:rPr>
-          <w:sz w:val="24"/>
-          <w:szCs w:val="24"/>
-        </w:rPr>
-        <w:t xml:space="preserve"> a </w:t>
-      </w:r>
-      <w:proofErr w:type="spellStart"/>
-      <w:r>
-        <w:rPr>
-          <w:sz w:val="24"/>
-          <w:szCs w:val="24"/>
-        </w:rPr>
-        <w:t>heteroskedasticita</w:t>
-      </w:r>
-      <w:proofErr w:type="spellEnd"/>
-      <w:r>
-        <w:rPr>
-          <w:sz w:val="24"/>
-          <w:szCs w:val="24"/>
-        </w:rPr>
-        <w:t xml:space="preserve">. </w:t>
+        <w:t xml:space="preserve"> a následne budú analyzované ich vlastnosti ako stacionarita, autokorelácia a heteroskedasticita. </w:t>
       </w:r>
       <w:r>
         <w:rPr>
@@ -2755,7 +2506,21 @@
           <w:sz w:val="24"/>
           <w:szCs w:val="24"/>
         </w:rPr>
-        <w:t xml:space="preserve">, ako aj model z rodiny </w:t>
+        <w:t>, ako aj</w:t>
+      </w:r>
+      <w:r>
+        <w:rPr>
+          <w:sz w:val="24"/>
+          <w:szCs w:val="24"/>
+        </w:rPr>
+        <w:t xml:space="preserve"> asymetrický</w:t>
+      </w:r>
+      <w:r>
+        <w:rPr>
+          <w:sz w:val="24"/>
+          <w:szCs w:val="24"/>
+        </w:rPr>
+        <w:t xml:space="preserve"> model z rodiny </w:t>
       </w:r>
       <w:r>
         <w:rPr>
@@ -2773,7 +2538,6 @@
         </w:rPr>
         <w:t xml:space="preserve">. Z metód umelej inteligencie budú použité modely </w:t>
       </w:r>
-      <w:proofErr w:type="spellStart"/>
       <w:r>
         <w:rPr>
           <w:i/>
@@ -2783,7 +2547,6 @@
         </w:rPr>
         <w:t>XGBoost</w:t>
       </w:r>
-      <w:proofErr w:type="spellEnd"/>
       <w:r>
         <w:rPr>
           <w:sz w:val="24"/>
@@ -2873,7 +2636,6 @@
         </w:rPr>
         <w:t xml:space="preserve"> modelov bude realizované pomocou </w:t>
       </w:r>
-      <w:proofErr w:type="spellStart"/>
       <w:r>
         <w:rPr>
           <w:i/>
@@ -2883,7 +2645,6 @@
         </w:rPr>
         <w:t>rolling-window</w:t>
       </w:r>
-      <w:proofErr w:type="spellEnd"/>
       <w:r>
         <w:rPr>
           <w:sz w:val="24"/>
@@ -3035,151 +2796,13 @@
               <w14:ligatures w14:val="none"/>
             </w:rPr>
           </w:pPr>
-          <w:proofErr w:type="spellStart"/>
           <w:r>
             <w:rPr>
               <w:rFonts w:ascii="Calibri" w:eastAsia="Times New Roman" w:hAnsi="Calibri" w:cs="Calibri"/>
               <w:color w:val="000000"/>
             </w:rPr>
-            <w:t>Branco</w:t>
+            <w:t xml:space="preserve">Branco, R. R., Rubesam, A., &amp; Zevallos, M. (2024). Forecasting realized volatility: Does anything beat linear models? </w:t>
           </w:r>
-          <w:proofErr w:type="spellEnd"/>
-          <w:r>
-            <w:rPr>
-              <w:rFonts w:ascii="Calibri" w:eastAsia="Times New Roman" w:hAnsi="Calibri" w:cs="Calibri"/>
-              <w:color w:val="000000"/>
-            </w:rPr>
-            <w:t xml:space="preserve">, R. R., </w:t>
-          </w:r>
-          <w:proofErr w:type="spellStart"/>
-          <w:r>
-            <w:rPr>
-              <w:rFonts w:ascii="Calibri" w:eastAsia="Times New Roman" w:hAnsi="Calibri" w:cs="Calibri"/>
-              <w:color w:val="000000"/>
-            </w:rPr>
-            <w:t>Rubesam</w:t>
-          </w:r>
-          <w:proofErr w:type="spellEnd"/>
-          <w:r>
-            <w:rPr>
-              <w:rFonts w:ascii="Calibri" w:eastAsia="Times New Roman" w:hAnsi="Calibri" w:cs="Calibri"/>
-              <w:color w:val="000000"/>
-            </w:rPr>
-            <w:t xml:space="preserve">, A., &amp; </w:t>
-          </w:r>
-          <w:proofErr w:type="spellStart"/>
-          <w:r>
-            <w:rPr>
-              <w:rFonts w:ascii="Calibri" w:eastAsia="Times New Roman" w:hAnsi="Calibri" w:cs="Calibri"/>
-              <w:color w:val="000000"/>
-            </w:rPr>
-            <w:t>Zevallos</w:t>
-          </w:r>
-          <w:proofErr w:type="spellEnd"/>
-          <w:r>
-            <w:rPr>
-              <w:rFonts w:ascii="Calibri" w:eastAsia="Times New Roman" w:hAnsi="Calibri" w:cs="Calibri"/>
-              <w:color w:val="000000"/>
-            </w:rPr>
-            <w:t xml:space="preserve">, M. (2024). </w:t>
-          </w:r>
-          <w:proofErr w:type="spellStart"/>
-          <w:r>
-            <w:rPr>
-              <w:rFonts w:ascii="Calibri" w:eastAsia="Times New Roman" w:hAnsi="Calibri" w:cs="Calibri"/>
-              <w:color w:val="000000"/>
-            </w:rPr>
-            <w:t>Forecasting</w:t>
-          </w:r>
-          <w:proofErr w:type="spellEnd"/>
-          <w:r>
-            <w:rPr>
-              <w:rFonts w:ascii="Calibri" w:eastAsia="Times New Roman" w:hAnsi="Calibri" w:cs="Calibri"/>
-              <w:color w:val="000000"/>
-            </w:rPr>
-            <w:t xml:space="preserve"> </w:t>
-          </w:r>
-          <w:proofErr w:type="spellStart"/>
-          <w:r>
-            <w:rPr>
-              <w:rFonts w:ascii="Calibri" w:eastAsia="Times New Roman" w:hAnsi="Calibri" w:cs="Calibri"/>
-              <w:color w:val="000000"/>
-            </w:rPr>
-            <w:t>realized</w:t>
-          </w:r>
-          <w:proofErr w:type="spellEnd"/>
-          <w:r>
-            <w:rPr>
-              <w:rFonts w:ascii="Calibri" w:eastAsia="Times New Roman" w:hAnsi="Calibri" w:cs="Calibri"/>
-              <w:color w:val="000000"/>
-            </w:rPr>
-            <w:t xml:space="preserve"> volatility: </w:t>
-          </w:r>
-          <w:proofErr w:type="spellStart"/>
-          <w:r>
-            <w:rPr>
-              <w:rFonts w:ascii="Calibri" w:eastAsia="Times New Roman" w:hAnsi="Calibri" w:cs="Calibri"/>
-              <w:color w:val="000000"/>
-            </w:rPr>
-            <w:t>Does</w:t>
-          </w:r>
-          <w:proofErr w:type="spellEnd"/>
-          <w:r>
-            <w:rPr>
-              <w:rFonts w:ascii="Calibri" w:eastAsia="Times New Roman" w:hAnsi="Calibri" w:cs="Calibri"/>
-              <w:color w:val="000000"/>
-            </w:rPr>
-            <w:t xml:space="preserve"> </w:t>
-          </w:r>
-          <w:proofErr w:type="spellStart"/>
-          <w:r>
-            <w:rPr>
-              <w:rFonts w:ascii="Calibri" w:eastAsia="Times New Roman" w:hAnsi="Calibri" w:cs="Calibri"/>
-              <w:color w:val="000000"/>
-            </w:rPr>
-            <w:t>anything</w:t>
-          </w:r>
-          <w:proofErr w:type="spellEnd"/>
-          <w:r>
-            <w:rPr>
-              <w:rFonts w:ascii="Calibri" w:eastAsia="Times New Roman" w:hAnsi="Calibri" w:cs="Calibri"/>
-              <w:color w:val="000000"/>
-            </w:rPr>
-            <w:t xml:space="preserve"> beat </w:t>
-          </w:r>
-          <w:proofErr w:type="spellStart"/>
-          <w:r>
-            <w:rPr>
-              <w:rFonts w:ascii="Calibri" w:eastAsia="Times New Roman" w:hAnsi="Calibri" w:cs="Calibri"/>
-              <w:color w:val="000000"/>
-            </w:rPr>
-            <w:t>linear</w:t>
-          </w:r>
-          <w:proofErr w:type="spellEnd"/>
-          <w:r>
-            <w:rPr>
-              <w:rFonts w:ascii="Calibri" w:eastAsia="Times New Roman" w:hAnsi="Calibri" w:cs="Calibri"/>
-              <w:color w:val="000000"/>
-            </w:rPr>
-            <w:t xml:space="preserve"> </w:t>
-          </w:r>
-          <w:proofErr w:type="spellStart"/>
-          <w:r>
-            <w:rPr>
-              <w:rFonts w:ascii="Calibri" w:eastAsia="Times New Roman" w:hAnsi="Calibri" w:cs="Calibri"/>
-              <w:color w:val="000000"/>
-            </w:rPr>
-            <w:t>models</w:t>
-          </w:r>
-          <w:proofErr w:type="spellEnd"/>
-          <w:r>
-            <w:rPr>
-              <w:rFonts w:ascii="Calibri" w:eastAsia="Times New Roman" w:hAnsi="Calibri" w:cs="Calibri"/>
-              <w:color w:val="000000"/>
-            </w:rPr>
-            <w:t xml:space="preserve">? </w:t>
-          </w:r>
-          <w:proofErr w:type="spellStart"/>
           <w:r>
             <w:rPr>
               <w:rFonts w:ascii="Calibri" w:eastAsia="Times New Roman" w:hAnsi="Calibri" w:cs="Calibri"/>
@@ -3187,49 +2810,8 @@
               <w:iCs/>
               <w:color w:val="000000"/>
             </w:rPr>
-            <w:t>Journal</w:t>
+            <w:t>Journal of Empirical Finance</w:t>
           </w:r>
-          <w:proofErr w:type="spellEnd"/>
-          <w:r>
-            <w:rPr>
-              <w:rFonts w:ascii="Calibri" w:eastAsia="Times New Roman" w:hAnsi="Calibri" w:cs="Calibri"/>
-              <w:i/>
-              <w:iCs/>
-              <w:color w:val="000000"/>
-            </w:rPr>
-            <w:t xml:space="preserve"> of </w:t>
-          </w:r>
-          <w:proofErr w:type="spellStart"/>
-          <w:r>
-            <w:rPr>
-              <w:rFonts w:ascii="Calibri" w:eastAsia="Times New Roman" w:hAnsi="Calibri" w:cs="Calibri"/>
-              <w:i/>
-              <w:iCs/>
-              <w:color w:val="000000"/>
-            </w:rPr>
-            <w:t>Empirical</w:t>
-          </w:r>
-          <w:proofErr w:type="spellEnd"/>
-          <w:r>
-            <w:rPr>
-              <w:rFonts w:ascii="Calibri" w:eastAsia="Times New Roman" w:hAnsi="Calibri" w:cs="Calibri"/>
-              <w:i/>
-              <w:iCs/>
-              <w:color w:val="000000"/>
-            </w:rPr>
-            <w:t xml:space="preserve"> </w:t>
-          </w:r>
-          <w:proofErr w:type="spellStart"/>
-          <w:r>
-            <w:rPr>
-              <w:rFonts w:ascii="Calibri" w:eastAsia="Times New Roman" w:hAnsi="Calibri" w:cs="Calibri"/>
-              <w:i/>
-              <w:iCs/>
-              <w:color w:val="000000"/>
-            </w:rPr>
-            <w:t>Finance</w:t>
-          </w:r>
-          <w:proofErr w:type="spellEnd"/>
           <w:r>
             <w:rPr>
               <w:rFonts w:ascii="Calibri" w:eastAsia="Times New Roman" w:hAnsi="Calibri" w:cs="Calibri"/>
@@ -3265,261 +2847,12 @@
               <w:color w:val="000000"/>
             </w:rPr>
           </w:pPr>
-          <w:proofErr w:type="spellStart"/>
           <w:r>
             <w:rPr>
               <w:rFonts w:ascii="Calibri" w:eastAsia="Times New Roman" w:hAnsi="Calibri" w:cs="Calibri"/>
               <w:color w:val="000000"/>
             </w:rPr>
-            <w:t>Khan</w:t>
-          </w:r>
-          <w:proofErr w:type="spellEnd"/>
-          <w:r>
-            <w:rPr>
-              <w:rFonts w:ascii="Calibri" w:eastAsia="Times New Roman" w:hAnsi="Calibri" w:cs="Calibri"/>
-              <w:color w:val="000000"/>
-            </w:rPr>
-            <w:t xml:space="preserve">, M. N., </w:t>
-          </w:r>
-          <w:proofErr w:type="spellStart"/>
-          <w:r>
-            <w:rPr>
-              <w:rFonts w:ascii="Calibri" w:eastAsia="Times New Roman" w:hAnsi="Calibri" w:cs="Calibri"/>
-              <w:color w:val="000000"/>
-            </w:rPr>
-            <w:t>Fifield</w:t>
-          </w:r>
-          <w:proofErr w:type="spellEnd"/>
-          <w:r>
-            <w:rPr>
-              <w:rFonts w:ascii="Calibri" w:eastAsia="Times New Roman" w:hAnsi="Calibri" w:cs="Calibri"/>
-              <w:color w:val="000000"/>
-            </w:rPr>
-            <w:t xml:space="preserve">, S. G. M., &amp; </w:t>
-          </w:r>
-          <w:proofErr w:type="spellStart"/>
-          <w:r>
-            <w:rPr>
-              <w:rFonts w:ascii="Calibri" w:eastAsia="Times New Roman" w:hAnsi="Calibri" w:cs="Calibri"/>
-              <w:color w:val="000000"/>
-            </w:rPr>
-            <w:t>Power</w:t>
-          </w:r>
-          <w:proofErr w:type="spellEnd"/>
-          <w:r>
-            <w:rPr>
-              <w:rFonts w:ascii="Calibri" w:eastAsia="Times New Roman" w:hAnsi="Calibri" w:cs="Calibri"/>
-              <w:color w:val="000000"/>
-            </w:rPr>
-            <w:t xml:space="preserve">, D. M. (2024). </w:t>
-          </w:r>
-          <w:proofErr w:type="spellStart"/>
-          <w:r>
-            <w:rPr>
-              <w:rFonts w:ascii="Calibri" w:eastAsia="Times New Roman" w:hAnsi="Calibri" w:cs="Calibri"/>
-              <w:color w:val="000000"/>
-            </w:rPr>
-            <w:t>The</w:t>
-          </w:r>
-          <w:proofErr w:type="spellEnd"/>
-          <w:r>
-            <w:rPr>
-              <w:rFonts w:ascii="Calibri" w:eastAsia="Times New Roman" w:hAnsi="Calibri" w:cs="Calibri"/>
-              <w:color w:val="000000"/>
-            </w:rPr>
-            <w:t xml:space="preserve"> </w:t>
-          </w:r>
-          <w:proofErr w:type="spellStart"/>
-          <w:r>
-            <w:rPr>
-              <w:rFonts w:ascii="Calibri" w:eastAsia="Times New Roman" w:hAnsi="Calibri" w:cs="Calibri"/>
-              <w:color w:val="000000"/>
-            </w:rPr>
-            <w:t>impact</w:t>
-          </w:r>
-          <w:proofErr w:type="spellEnd"/>
-          <w:r>
-            <w:rPr>
-              <w:rFonts w:ascii="Calibri" w:eastAsia="Times New Roman" w:hAnsi="Calibri" w:cs="Calibri"/>
-              <w:color w:val="000000"/>
-            </w:rPr>
-            <w:t xml:space="preserve"> of </w:t>
-          </w:r>
-          <w:proofErr w:type="spellStart"/>
-          <w:r>
-            <w:rPr>
-              <w:rFonts w:ascii="Calibri" w:eastAsia="Times New Roman" w:hAnsi="Calibri" w:cs="Calibri"/>
-              <w:color w:val="000000"/>
-            </w:rPr>
-            <w:t>the</w:t>
-          </w:r>
-          <w:proofErr w:type="spellEnd"/>
-          <w:r>
-            <w:rPr>
-              <w:rFonts w:ascii="Calibri" w:eastAsia="Times New Roman" w:hAnsi="Calibri" w:cs="Calibri"/>
-              <w:color w:val="000000"/>
-            </w:rPr>
-            <w:t xml:space="preserve"> COVID 19 </w:t>
-          </w:r>
-          <w:proofErr w:type="spellStart"/>
-          <w:r>
-            <w:rPr>
-              <w:rFonts w:ascii="Calibri" w:eastAsia="Times New Roman" w:hAnsi="Calibri" w:cs="Calibri"/>
-              <w:color w:val="000000"/>
-            </w:rPr>
-            <w:t>pandemic</w:t>
-          </w:r>
-          <w:proofErr w:type="spellEnd"/>
-          <w:r>
-            <w:rPr>
-              <w:rFonts w:ascii="Calibri" w:eastAsia="Times New Roman" w:hAnsi="Calibri" w:cs="Calibri"/>
-              <w:color w:val="000000"/>
-            </w:rPr>
-            <w:t xml:space="preserve"> on </w:t>
-          </w:r>
-          <w:proofErr w:type="spellStart"/>
-          <w:r>
-            <w:rPr>
-              <w:rFonts w:ascii="Calibri" w:eastAsia="Times New Roman" w:hAnsi="Calibri" w:cs="Calibri"/>
-              <w:color w:val="000000"/>
-            </w:rPr>
-            <w:t>stock</w:t>
-          </w:r>
-          <w:proofErr w:type="spellEnd"/>
-          <w:r>
-            <w:rPr>
-              <w:rFonts w:ascii="Calibri" w:eastAsia="Times New Roman" w:hAnsi="Calibri" w:cs="Calibri"/>
-              <w:color w:val="000000"/>
-            </w:rPr>
-            <w:t xml:space="preserve"> </w:t>
-          </w:r>
-          <w:proofErr w:type="spellStart"/>
-          <w:r>
-            <w:rPr>
-              <w:rFonts w:ascii="Calibri" w:eastAsia="Times New Roman" w:hAnsi="Calibri" w:cs="Calibri"/>
-              <w:color w:val="000000"/>
-            </w:rPr>
-            <w:t>market</w:t>
-          </w:r>
-          <w:proofErr w:type="spellEnd"/>
-          <w:r>
-            <w:rPr>
-              <w:rFonts w:ascii="Calibri" w:eastAsia="Times New Roman" w:hAnsi="Calibri" w:cs="Calibri"/>
-              <w:color w:val="000000"/>
-            </w:rPr>
-            <w:t xml:space="preserve"> volatility: </w:t>
-          </w:r>
-          <w:proofErr w:type="spellStart"/>
-          <w:r>
-            <w:rPr>
-              <w:rFonts w:ascii="Calibri" w:eastAsia="Times New Roman" w:hAnsi="Calibri" w:cs="Calibri"/>
-              <w:color w:val="000000"/>
-            </w:rPr>
-            <w:t>evidence</w:t>
-          </w:r>
-          <w:proofErr w:type="spellEnd"/>
-          <w:r>
-            <w:rPr>
-              <w:rFonts w:ascii="Calibri" w:eastAsia="Times New Roman" w:hAnsi="Calibri" w:cs="Calibri"/>
-              <w:color w:val="000000"/>
-            </w:rPr>
-            <w:t xml:space="preserve"> </w:t>
-          </w:r>
-          <w:proofErr w:type="spellStart"/>
-          <w:r>
-            <w:rPr>
-              <w:rFonts w:ascii="Calibri" w:eastAsia="Times New Roman" w:hAnsi="Calibri" w:cs="Calibri"/>
-              <w:color w:val="000000"/>
-            </w:rPr>
-            <w:t>from</w:t>
-          </w:r>
-          <w:proofErr w:type="spellEnd"/>
-          <w:r>
-            <w:rPr>
-              <w:rFonts w:ascii="Calibri" w:eastAsia="Times New Roman" w:hAnsi="Calibri" w:cs="Calibri"/>
-              <w:color w:val="000000"/>
-            </w:rPr>
-            <w:t xml:space="preserve"> a </w:t>
-          </w:r>
-          <w:proofErr w:type="spellStart"/>
-          <w:r>
-            <w:rPr>
-              <w:rFonts w:ascii="Calibri" w:eastAsia="Times New Roman" w:hAnsi="Calibri" w:cs="Calibri"/>
-              <w:color w:val="000000"/>
-            </w:rPr>
-            <w:t>selection</w:t>
-          </w:r>
-          <w:proofErr w:type="spellEnd"/>
-          <w:r>
-            <w:rPr>
-              <w:rFonts w:ascii="Calibri" w:eastAsia="Times New Roman" w:hAnsi="Calibri" w:cs="Calibri"/>
-              <w:color w:val="000000"/>
-            </w:rPr>
-            <w:t xml:space="preserve"> of </w:t>
-          </w:r>
-          <w:proofErr w:type="spellStart"/>
-          <w:r>
-            <w:rPr>
-              <w:rFonts w:ascii="Calibri" w:eastAsia="Times New Roman" w:hAnsi="Calibri" w:cs="Calibri"/>
-              <w:color w:val="000000"/>
-            </w:rPr>
-            <w:t>developed</w:t>
-          </w:r>
-          <w:proofErr w:type="spellEnd"/>
-          <w:r>
-            <w:rPr>
-              <w:rFonts w:ascii="Calibri" w:eastAsia="Times New Roman" w:hAnsi="Calibri" w:cs="Calibri"/>
-              <w:color w:val="000000"/>
-            </w:rPr>
-            <w:t xml:space="preserve"> and </w:t>
-          </w:r>
-          <w:proofErr w:type="spellStart"/>
-          <w:r>
-            <w:rPr>
-              <w:rFonts w:ascii="Calibri" w:eastAsia="Times New Roman" w:hAnsi="Calibri" w:cs="Calibri"/>
-              <w:color w:val="000000"/>
-            </w:rPr>
-            <w:t>emerging</w:t>
-          </w:r>
-          <w:proofErr w:type="spellEnd"/>
-          <w:r>
-            <w:rPr>
-              <w:rFonts w:ascii="Calibri" w:eastAsia="Times New Roman" w:hAnsi="Calibri" w:cs="Calibri"/>
-              <w:color w:val="000000"/>
-            </w:rPr>
-            <w:t xml:space="preserve"> </w:t>
-          </w:r>
-          <w:proofErr w:type="spellStart"/>
-          <w:r>
-            <w:rPr>
-              <w:rFonts w:ascii="Calibri" w:eastAsia="Times New Roman" w:hAnsi="Calibri" w:cs="Calibri"/>
-              <w:color w:val="000000"/>
-            </w:rPr>
-            <w:t>stock</w:t>
-          </w:r>
-          <w:proofErr w:type="spellEnd"/>
-          <w:r>
-            <w:rPr>
-              <w:rFonts w:ascii="Calibri" w:eastAsia="Times New Roman" w:hAnsi="Calibri" w:cs="Calibri"/>
-              <w:color w:val="000000"/>
-            </w:rPr>
-            <w:t xml:space="preserve"> </w:t>
-          </w:r>
-          <w:proofErr w:type="spellStart"/>
-          <w:r>
-            <w:rPr>
-              <w:rFonts w:ascii="Calibri" w:eastAsia="Times New Roman" w:hAnsi="Calibri" w:cs="Calibri"/>
-              <w:color w:val="000000"/>
-            </w:rPr>
-            <w:t>markets</w:t>
-          </w:r>
-          <w:proofErr w:type="spellEnd"/>
-          <w:r>
-            <w:rPr>
-              <w:rFonts w:ascii="Calibri" w:eastAsia="Times New Roman" w:hAnsi="Calibri" w:cs="Calibri"/>
-              <w:color w:val="000000"/>
-            </w:rPr>
-            <w:t xml:space="preserve">. </w:t>
+            <w:t xml:space="preserve">Khan, M. N., Fifield, S. G. M., &amp; Power, D. M. (2024). The impact of the COVID 19 pandemic on stock market volatility: evidence from a selection of developed and emerging stock markets. </w:t>
           </w:r>
           <w:r>
             <w:rPr>
@@ -3528,27 +2861,7 @@
               <w:iCs/>
               <w:color w:val="000000"/>
             </w:rPr>
-            <w:t xml:space="preserve">SN Business &amp; </w:t>
-          </w:r>
-          <w:proofErr w:type="spellStart"/>
-          <w:r>
-            <w:rPr>
-              <w:rFonts w:ascii="Calibri" w:eastAsia="Times New Roman" w:hAnsi="Calibri" w:cs="Calibri"/>
-              <w:i/>
-              <w:iCs/>
-              <w:color w:val="000000"/>
-            </w:rPr>
-            <w:t>Economics</w:t>
-          </w:r>
-          <w:proofErr w:type="spellEnd"/>
-          <w:r>
-            <w:rPr>
-              <w:rFonts w:ascii="Calibri" w:eastAsia="Times New Roman" w:hAnsi="Calibri" w:cs="Calibri"/>
-              <w:i/>
-              <w:iCs/>
-              <w:color w:val="000000"/>
-            </w:rPr>
-            <w:t xml:space="preserve"> 2024 4:6</w:t>
+            <w:t>SN Business &amp; Economics 2024 4:6</w:t>
           </w:r>
           <w:r>
             <w:rPr>
@@ -3585,23 +2898,13 @@
               <w:color w:val="000000"/>
             </w:rPr>
           </w:pPr>
-          <w:proofErr w:type="spellStart"/>
           <w:r>
             <w:rPr>
               <w:rFonts w:ascii="Calibri" w:eastAsia="Times New Roman" w:hAnsi="Calibri" w:cs="Calibri"/>
               <w:color w:val="000000"/>
             </w:rPr>
-            <w:t>Kılıç</w:t>
+            <w:t xml:space="preserve">Kılıç, R. (2025). </w:t>
           </w:r>
-          <w:proofErr w:type="spellEnd"/>
-          <w:r>
-            <w:rPr>
-              <w:rFonts w:ascii="Calibri" w:eastAsia="Times New Roman" w:hAnsi="Calibri" w:cs="Calibri"/>
-              <w:color w:val="000000"/>
-            </w:rPr>
-            <w:t xml:space="preserve">, R. (2025). </w:t>
-          </w:r>
-          <w:proofErr w:type="spellStart"/>
           <w:r>
             <w:rPr>
               <w:rFonts w:ascii="Calibri" w:eastAsia="Times New Roman" w:hAnsi="Calibri" w:cs="Calibri"/>
@@ -3609,189 +2912,8 @@
               <w:iCs/>
               <w:color w:val="000000"/>
             </w:rPr>
-            <w:t>Linear</w:t>
+            <w:t>Linear and nonlinear econometric models against machine learning models: realized volatility prediction</w:t>
           </w:r>
-          <w:proofErr w:type="spellEnd"/>
-          <w:r>
-            <w:rPr>
-              <w:rFonts w:ascii="Calibri" w:eastAsia="Times New Roman" w:hAnsi="Calibri" w:cs="Calibri"/>
-              <w:i/>
-              <w:iCs/>
-              <w:color w:val="000000"/>
-            </w:rPr>
-            <w:t xml:space="preserve"> and </w:t>
-          </w:r>
-          <w:proofErr w:type="spellStart"/>
-          <w:r>
-            <w:rPr>
-              <w:rFonts w:ascii="Calibri" w:eastAsia="Times New Roman" w:hAnsi="Calibri" w:cs="Calibri"/>
-              <w:i/>
-              <w:iCs/>
-              <w:color w:val="000000"/>
-            </w:rPr>
-            <w:t>nonlinear</w:t>
-          </w:r>
-          <w:proofErr w:type="spellEnd"/>
-          <w:r>
-            <w:rPr>
-              <w:rFonts w:ascii="Calibri" w:eastAsia="Times New Roman" w:hAnsi="Calibri" w:cs="Calibri"/>
-              <w:i/>
-              <w:iCs/>
-              <w:color w:val="000000"/>
-            </w:rPr>
-            <w:t xml:space="preserve"> </w:t>
-          </w:r>
-          <w:proofErr w:type="spellStart"/>
-          <w:r>
-            <w:rPr>
-              <w:rFonts w:ascii="Calibri" w:eastAsia="Times New Roman" w:hAnsi="Calibri" w:cs="Calibri"/>
-              <w:i/>
-              <w:iCs/>
-              <w:color w:val="000000"/>
-            </w:rPr>
-            <w:t>econometric</w:t>
-          </w:r>
-          <w:proofErr w:type="spellEnd"/>
-          <w:r>
-            <w:rPr>
-              <w:rFonts w:ascii="Calibri" w:eastAsia="Times New Roman" w:hAnsi="Calibri" w:cs="Calibri"/>
-              <w:i/>
-              <w:iCs/>
-              <w:color w:val="000000"/>
-            </w:rPr>
-            <w:t xml:space="preserve"> </w:t>
-          </w:r>
-          <w:proofErr w:type="spellStart"/>
-          <w:r>
-            <w:rPr>
-              <w:rFonts w:ascii="Calibri" w:eastAsia="Times New Roman" w:hAnsi="Calibri" w:cs="Calibri"/>
-              <w:i/>
-              <w:iCs/>
-              <w:color w:val="000000"/>
-            </w:rPr>
-            <w:t>models</w:t>
-          </w:r>
-          <w:proofErr w:type="spellEnd"/>
-          <w:r>
-            <w:rPr>
-              <w:rFonts w:ascii="Calibri" w:eastAsia="Times New Roman" w:hAnsi="Calibri" w:cs="Calibri"/>
-              <w:i/>
-              <w:iCs/>
-              <w:color w:val="000000"/>
-            </w:rPr>
-            <w:t xml:space="preserve"> </w:t>
-          </w:r>
-          <w:proofErr w:type="spellStart"/>
-          <w:r>
-            <w:rPr>
-              <w:rFonts w:ascii="Calibri" w:eastAsia="Times New Roman" w:hAnsi="Calibri" w:cs="Calibri"/>
-              <w:i/>
-              <w:iCs/>
-              <w:color w:val="000000"/>
-            </w:rPr>
-            <w:t>against</w:t>
-          </w:r>
-          <w:proofErr w:type="spellEnd"/>
-          <w:r>
-            <w:rPr>
-              <w:rFonts w:ascii="Calibri" w:eastAsia="Times New Roman" w:hAnsi="Calibri" w:cs="Calibri"/>
-              <w:i/>
-              <w:iCs/>
-              <w:color w:val="000000"/>
-            </w:rPr>
-            <w:t xml:space="preserve"> </w:t>
-          </w:r>
-          <w:proofErr w:type="spellStart"/>
-          <w:r>
-            <w:rPr>
-              <w:rFonts w:ascii="Calibri" w:eastAsia="Times New Roman" w:hAnsi="Calibri" w:cs="Calibri"/>
-              <w:i/>
-              <w:iCs/>
-              <w:color w:val="000000"/>
-            </w:rPr>
-            <w:t>machine</w:t>
-          </w:r>
-          <w:proofErr w:type="spellEnd"/>
-          <w:r>
-            <w:rPr>
-              <w:rFonts w:ascii="Calibri" w:eastAsia="Times New Roman" w:hAnsi="Calibri" w:cs="Calibri"/>
-              <w:i/>
-              <w:iCs/>
-              <w:color w:val="000000"/>
-            </w:rPr>
-            <w:t xml:space="preserve"> </w:t>
-          </w:r>
-          <w:proofErr w:type="spellStart"/>
-          <w:r>
-            <w:rPr>
-              <w:rFonts w:ascii="Calibri" w:eastAsia="Times New Roman" w:hAnsi="Calibri" w:cs="Calibri"/>
-              <w:i/>
-              <w:iCs/>
-              <w:color w:val="000000"/>
-            </w:rPr>
-            <w:t>learning</w:t>
-          </w:r>
-          <w:proofErr w:type="spellEnd"/>
-          <w:r>
-            <w:rPr>
-              <w:rFonts w:ascii="Calibri" w:eastAsia="Times New Roman" w:hAnsi="Calibri" w:cs="Calibri"/>
-              <w:i/>
-              <w:iCs/>
-              <w:color w:val="000000"/>
-            </w:rPr>
-            <w:t xml:space="preserve"> </w:t>
-          </w:r>
-          <w:proofErr w:type="spellStart"/>
-          <w:r>
-            <w:rPr>
-              <w:rFonts w:ascii="Calibri" w:eastAsia="Times New Roman" w:hAnsi="Calibri" w:cs="Calibri"/>
-              <w:i/>
-              <w:iCs/>
-              <w:color w:val="000000"/>
-            </w:rPr>
-            <w:t>models</w:t>
-          </w:r>
-          <w:proofErr w:type="spellEnd"/>
-          <w:r>
-            <w:rPr>
-              <w:rFonts w:ascii="Calibri" w:eastAsia="Times New Roman" w:hAnsi="Calibri" w:cs="Calibri"/>
-              <w:i/>
-              <w:iCs/>
-              <w:color w:val="000000"/>
-            </w:rPr>
-            <w:t xml:space="preserve">: </w:t>
-          </w:r>
-          <w:proofErr w:type="spellStart"/>
-          <w:r>
-            <w:rPr>
-              <w:rFonts w:ascii="Calibri" w:eastAsia="Times New Roman" w:hAnsi="Calibri" w:cs="Calibri"/>
-              <w:i/>
-              <w:iCs/>
-              <w:color w:val="000000"/>
-            </w:rPr>
-            <w:t>realized</w:t>
-          </w:r>
-          <w:proofErr w:type="spellEnd"/>
-          <w:r>
-            <w:rPr>
-              <w:rFonts w:ascii="Calibri" w:eastAsia="Times New Roman" w:hAnsi="Calibri" w:cs="Calibri"/>
-              <w:i/>
-              <w:iCs/>
-              <w:color w:val="000000"/>
-            </w:rPr>
-            <w:t xml:space="preserve"> volatility </w:t>
-          </w:r>
-          <w:proofErr w:type="spellStart"/>
-          <w:r>
-            <w:rPr>
-              <w:rFonts w:ascii="Calibri" w:eastAsia="Times New Roman" w:hAnsi="Calibri" w:cs="Calibri"/>
-              <w:i/>
-              <w:iCs/>
-              <w:color w:val="000000"/>
-            </w:rPr>
-            <w:t>prediction</w:t>
-          </w:r>
-          <w:proofErr w:type="spellEnd"/>
           <w:r>
             <w:rPr>
               <w:rFonts w:ascii="Calibri" w:eastAsia="Times New Roman" w:hAnsi="Calibri" w:cs="Calibri"/>
@@ -3811,119 +2933,13 @@
               <w:color w:val="000000"/>
             </w:rPr>
           </w:pPr>
-          <w:proofErr w:type="spellStart"/>
           <w:r>
             <w:rPr>
               <w:rFonts w:ascii="Calibri" w:eastAsia="Times New Roman" w:hAnsi="Calibri" w:cs="Calibri"/>
               <w:color w:val="000000"/>
             </w:rPr>
-            <w:t>Leushuis</w:t>
+            <w:t xml:space="preserve">Leushuis, R. M., &amp; Petkov, N. (2026). Advances in forecasting realized volatility: a review of methodologies. </w:t>
           </w:r>
-          <w:proofErr w:type="spellEnd"/>
-          <w:r>
-            <w:rPr>
-              <w:rFonts w:ascii="Calibri" w:eastAsia="Times New Roman" w:hAnsi="Calibri" w:cs="Calibri"/>
-              <w:color w:val="000000"/>
-            </w:rPr>
-            <w:t xml:space="preserve">, R. M., &amp; </w:t>
-          </w:r>
-          <w:proofErr w:type="spellStart"/>
-          <w:r>
-            <w:rPr>
-              <w:rFonts w:ascii="Calibri" w:eastAsia="Times New Roman" w:hAnsi="Calibri" w:cs="Calibri"/>
-              <w:color w:val="000000"/>
-            </w:rPr>
-            <w:t>Petkov</w:t>
-          </w:r>
-          <w:proofErr w:type="spellEnd"/>
-          <w:r>
-            <w:rPr>
-              <w:rFonts w:ascii="Calibri" w:eastAsia="Times New Roman" w:hAnsi="Calibri" w:cs="Calibri"/>
-              <w:color w:val="000000"/>
-            </w:rPr>
-            <w:t xml:space="preserve">, N. (2026). </w:t>
-          </w:r>
-          <w:proofErr w:type="spellStart"/>
-          <w:r>
-            <w:rPr>
-              <w:rFonts w:ascii="Calibri" w:eastAsia="Times New Roman" w:hAnsi="Calibri" w:cs="Calibri"/>
-              <w:color w:val="000000"/>
-            </w:rPr>
-            <w:t>Advances</w:t>
-          </w:r>
-          <w:proofErr w:type="spellEnd"/>
-          <w:r>
-            <w:rPr>
-              <w:rFonts w:ascii="Calibri" w:eastAsia="Times New Roman" w:hAnsi="Calibri" w:cs="Calibri"/>
-              <w:color w:val="000000"/>
-            </w:rPr>
-            <w:t xml:space="preserve"> in </w:t>
-          </w:r>
-          <w:proofErr w:type="spellStart"/>
-          <w:r>
-            <w:rPr>
-              <w:rFonts w:ascii="Calibri" w:eastAsia="Times New Roman" w:hAnsi="Calibri" w:cs="Calibri"/>
-              <w:color w:val="000000"/>
-            </w:rPr>
-            <w:t>forecasting</w:t>
-          </w:r>
-          <w:proofErr w:type="spellEnd"/>
-          <w:r>
-            <w:rPr>
-              <w:rFonts w:ascii="Calibri" w:eastAsia="Times New Roman" w:hAnsi="Calibri" w:cs="Calibri"/>
-              <w:color w:val="000000"/>
-            </w:rPr>
-            <w:t xml:space="preserve"> </w:t>
-          </w:r>
-          <w:proofErr w:type="spellStart"/>
-          <w:r>
-            <w:rPr>
-              <w:rFonts w:ascii="Calibri" w:eastAsia="Times New Roman" w:hAnsi="Calibri" w:cs="Calibri"/>
-              <w:color w:val="000000"/>
-            </w:rPr>
-            <w:t>realized</w:t>
-          </w:r>
-          <w:proofErr w:type="spellEnd"/>
-          <w:r>
-            <w:rPr>
-              <w:rFonts w:ascii="Calibri" w:eastAsia="Times New Roman" w:hAnsi="Calibri" w:cs="Calibri"/>
-              <w:color w:val="000000"/>
-            </w:rPr>
-            <w:t xml:space="preserve"> volatility: a </w:t>
-          </w:r>
-          <w:proofErr w:type="spellStart"/>
-          <w:r>
-            <w:rPr>
-              <w:rFonts w:ascii="Calibri" w:eastAsia="Times New Roman" w:hAnsi="Calibri" w:cs="Calibri"/>
-              <w:color w:val="000000"/>
-            </w:rPr>
-            <w:t>review</w:t>
-          </w:r>
-          <w:proofErr w:type="spellEnd"/>
-          <w:r>
-            <w:rPr>
-              <w:rFonts w:ascii="Calibri" w:eastAsia="Times New Roman" w:hAnsi="Calibri" w:cs="Calibri"/>
-              <w:color w:val="000000"/>
-            </w:rPr>
-            <w:t xml:space="preserve"> of </w:t>
-          </w:r>
-          <w:proofErr w:type="spellStart"/>
-          <w:r>
-            <w:rPr>
-              <w:rFonts w:ascii="Calibri" w:eastAsia="Times New Roman" w:hAnsi="Calibri" w:cs="Calibri"/>
-              <w:color w:val="000000"/>
-            </w:rPr>
-            <w:t>methodologies</w:t>
-          </w:r>
-          <w:proofErr w:type="spellEnd"/>
-          <w:r>
-            <w:rPr>
-              <w:rFonts w:ascii="Calibri" w:eastAsia="Times New Roman" w:hAnsi="Calibri" w:cs="Calibri"/>
-              <w:color w:val="000000"/>
-            </w:rPr>
-            <w:t xml:space="preserve">. </w:t>
-          </w:r>
-          <w:proofErr w:type="spellStart"/>
           <w:r>
             <w:rPr>
               <w:rFonts w:ascii="Calibri" w:eastAsia="Times New Roman" w:hAnsi="Calibri" w:cs="Calibri"/>
@@ -3931,37 +2947,7 @@
               <w:iCs/>
               <w:color w:val="000000"/>
             </w:rPr>
-            <w:t>Financial</w:t>
-          </w:r>
-          <w:proofErr w:type="spellEnd"/>
-          <w:r>
-            <w:rPr>
-              <w:rFonts w:ascii="Calibri" w:eastAsia="Times New Roman" w:hAnsi="Calibri" w:cs="Calibri"/>
-              <w:i/>
-              <w:iCs/>
-              <w:color w:val="000000"/>
-            </w:rPr>
-            <w:t xml:space="preserve"> </w:t>
-          </w:r>
-          <w:proofErr w:type="spellStart"/>
-          <w:r>
-            <w:rPr>
-              <w:rFonts w:ascii="Calibri" w:eastAsia="Times New Roman" w:hAnsi="Calibri" w:cs="Calibri"/>
-              <w:i/>
-              <w:iCs/>
-              <w:color w:val="000000"/>
-            </w:rPr>
-            <w:t>Innovation</w:t>
-          </w:r>
-          <w:proofErr w:type="spellEnd"/>
-          <w:r>
-            <w:rPr>
-              <w:rFonts w:ascii="Calibri" w:eastAsia="Times New Roman" w:hAnsi="Calibri" w:cs="Calibri"/>
-              <w:i/>
-              <w:iCs/>
-              <w:color w:val="000000"/>
-            </w:rPr>
-            <w:t xml:space="preserve"> 2026 12:1</w:t>
+            <w:t>Financial Innovation 2026 12:1</w:t>
           </w:r>
           <w:r>
             <w:rPr>
@@ -4003,201 +2989,8 @@
               <w:rFonts w:ascii="Calibri" w:eastAsia="Times New Roman" w:hAnsi="Calibri" w:cs="Calibri"/>
               <w:color w:val="000000"/>
             </w:rPr>
-            <w:t xml:space="preserve">Peter, M., </w:t>
+            <w:t xml:space="preserve">Peter, M., Mirau, S., Sinkwembe, E., Kasumo, C., &amp; Guambe, C. (2026). A stacking model integrating GARCH and LSTM with feature interactions for time series volatility prediction. </w:t>
           </w:r>
-          <w:proofErr w:type="spellStart"/>
-          <w:r>
-            <w:rPr>
-              <w:rFonts w:ascii="Calibri" w:eastAsia="Times New Roman" w:hAnsi="Calibri" w:cs="Calibri"/>
-              <w:color w:val="000000"/>
-            </w:rPr>
-            <w:t>Mirau</w:t>
-          </w:r>
-          <w:proofErr w:type="spellEnd"/>
-          <w:r>
-            <w:rPr>
-              <w:rFonts w:ascii="Calibri" w:eastAsia="Times New Roman" w:hAnsi="Calibri" w:cs="Calibri"/>
-              <w:color w:val="000000"/>
-            </w:rPr>
-            <w:t xml:space="preserve">, S., </w:t>
-          </w:r>
-          <w:proofErr w:type="spellStart"/>
-          <w:r>
-            <w:rPr>
-              <w:rFonts w:ascii="Calibri" w:eastAsia="Times New Roman" w:hAnsi="Calibri" w:cs="Calibri"/>
-              <w:color w:val="000000"/>
-            </w:rPr>
-            <w:t>Sinkwembe</w:t>
-          </w:r>
-          <w:proofErr w:type="spellEnd"/>
-          <w:r>
-            <w:rPr>
-              <w:rFonts w:ascii="Calibri" w:eastAsia="Times New Roman" w:hAnsi="Calibri" w:cs="Calibri"/>
-              <w:color w:val="000000"/>
-            </w:rPr>
-            <w:t xml:space="preserve">, E., </w:t>
-          </w:r>
-          <w:proofErr w:type="spellStart"/>
-          <w:r>
-            <w:rPr>
-              <w:rFonts w:ascii="Calibri" w:eastAsia="Times New Roman" w:hAnsi="Calibri" w:cs="Calibri"/>
-              <w:color w:val="000000"/>
-            </w:rPr>
-            <w:t>Kasumo</w:t>
-          </w:r>
-          <w:proofErr w:type="spellEnd"/>
-          <w:r>
-            <w:rPr>
-              <w:rFonts w:ascii="Calibri" w:eastAsia="Times New Roman" w:hAnsi="Calibri" w:cs="Calibri"/>
-              <w:color w:val="000000"/>
-            </w:rPr>
-            <w:t xml:space="preserve">, C., &amp; </w:t>
-          </w:r>
-          <w:proofErr w:type="spellStart"/>
-          <w:r>
-            <w:rPr>
-              <w:rFonts w:ascii="Calibri" w:eastAsia="Times New Roman" w:hAnsi="Calibri" w:cs="Calibri"/>
-              <w:color w:val="000000"/>
-            </w:rPr>
-            <w:t>Guambe</w:t>
-          </w:r>
-          <w:proofErr w:type="spellEnd"/>
-          <w:r>
-            <w:rPr>
-              <w:rFonts w:ascii="Calibri" w:eastAsia="Times New Roman" w:hAnsi="Calibri" w:cs="Calibri"/>
-              <w:color w:val="000000"/>
-            </w:rPr>
-            <w:t xml:space="preserve">, C. (2026). A </w:t>
-          </w:r>
-          <w:proofErr w:type="spellStart"/>
-          <w:r>
-            <w:rPr>
-              <w:rFonts w:ascii="Calibri" w:eastAsia="Times New Roman" w:hAnsi="Calibri" w:cs="Calibri"/>
-              <w:color w:val="000000"/>
-            </w:rPr>
-            <w:t>stacking</w:t>
-          </w:r>
-          <w:proofErr w:type="spellEnd"/>
-          <w:r>
-            <w:rPr>
-              <w:rFonts w:ascii="Calibri" w:eastAsia="Times New Roman" w:hAnsi="Calibri" w:cs="Calibri"/>
-              <w:color w:val="000000"/>
-            </w:rPr>
-            <w:t xml:space="preserve"> model </w:t>
-          </w:r>
-          <w:proofErr w:type="spellStart"/>
-          <w:r>
-            <w:rPr>
-              <w:rFonts w:ascii="Calibri" w:eastAsia="Times New Roman" w:hAnsi="Calibri" w:cs="Calibri"/>
-              <w:color w:val="000000"/>
-            </w:rPr>
-            <w:t>integrating</w:t>
-          </w:r>
-          <w:proofErr w:type="spellEnd"/>
-          <w:r>
-            <w:rPr>
-              <w:rFonts w:ascii="Calibri" w:eastAsia="Times New Roman" w:hAnsi="Calibri" w:cs="Calibri"/>
-              <w:color w:val="000000"/>
-            </w:rPr>
-            <w:t xml:space="preserve"> GARCH and LSTM </w:t>
-          </w:r>
-          <w:proofErr w:type="spellStart"/>
-          <w:r>
-            <w:rPr>
-              <w:rFonts w:ascii="Calibri" w:eastAsia="Times New Roman" w:hAnsi="Calibri" w:cs="Calibri"/>
-              <w:color w:val="000000"/>
-            </w:rPr>
-            <w:t>with</w:t>
-          </w:r>
-          <w:proofErr w:type="spellEnd"/>
-          <w:r>
-            <w:rPr>
-              <w:rFonts w:ascii="Calibri" w:eastAsia="Times New Roman" w:hAnsi="Calibri" w:cs="Calibri"/>
-              <w:color w:val="000000"/>
-            </w:rPr>
-            <w:t xml:space="preserve"> feature </w:t>
-          </w:r>
-          <w:proofErr w:type="spellStart"/>
-          <w:r>
-            <w:rPr>
-              <w:rFonts w:ascii="Calibri" w:eastAsia="Times New Roman" w:hAnsi="Calibri" w:cs="Calibri"/>
-              <w:color w:val="000000"/>
-            </w:rPr>
-            <w:t>interactions</w:t>
-          </w:r>
-          <w:proofErr w:type="spellEnd"/>
-          <w:r>
-            <w:rPr>
-              <w:rFonts w:ascii="Calibri" w:eastAsia="Times New Roman" w:hAnsi="Calibri" w:cs="Calibri"/>
-              <w:color w:val="000000"/>
-            </w:rPr>
-            <w:t xml:space="preserve"> </w:t>
-          </w:r>
-          <w:proofErr w:type="spellStart"/>
-          <w:r>
-            <w:rPr>
-              <w:rFonts w:ascii="Calibri" w:eastAsia="Times New Roman" w:hAnsi="Calibri" w:cs="Calibri"/>
-              <w:color w:val="000000"/>
-            </w:rPr>
-            <w:t>for</w:t>
-          </w:r>
-          <w:proofErr w:type="spellEnd"/>
-          <w:r>
-            <w:rPr>
-              <w:rFonts w:ascii="Calibri" w:eastAsia="Times New Roman" w:hAnsi="Calibri" w:cs="Calibri"/>
-              <w:color w:val="000000"/>
-            </w:rPr>
-            <w:t xml:space="preserve"> </w:t>
-          </w:r>
-          <w:proofErr w:type="spellStart"/>
-          <w:r>
-            <w:rPr>
-              <w:rFonts w:ascii="Calibri" w:eastAsia="Times New Roman" w:hAnsi="Calibri" w:cs="Calibri"/>
-              <w:color w:val="000000"/>
-            </w:rPr>
-            <w:t>time</w:t>
-          </w:r>
-          <w:proofErr w:type="spellEnd"/>
-          <w:r>
-            <w:rPr>
-              <w:rFonts w:ascii="Calibri" w:eastAsia="Times New Roman" w:hAnsi="Calibri" w:cs="Calibri"/>
-              <w:color w:val="000000"/>
-            </w:rPr>
-            <w:t xml:space="preserve"> </w:t>
-          </w:r>
-          <w:proofErr w:type="spellStart"/>
-          <w:r>
-            <w:rPr>
-              <w:rFonts w:ascii="Calibri" w:eastAsia="Times New Roman" w:hAnsi="Calibri" w:cs="Calibri"/>
-              <w:color w:val="000000"/>
-            </w:rPr>
-            <w:t>series</w:t>
-          </w:r>
-          <w:proofErr w:type="spellEnd"/>
-          <w:r>
-            <w:rPr>
-              <w:rFonts w:ascii="Calibri" w:eastAsia="Times New Roman" w:hAnsi="Calibri" w:cs="Calibri"/>
-              <w:color w:val="000000"/>
-            </w:rPr>
-            <w:t xml:space="preserve"> volatility </w:t>
-          </w:r>
-          <w:proofErr w:type="spellStart"/>
-          <w:r>
-            <w:rPr>
-              <w:rFonts w:ascii="Calibri" w:eastAsia="Times New Roman" w:hAnsi="Calibri" w:cs="Calibri"/>
-              <w:color w:val="000000"/>
-            </w:rPr>
-            <w:t>prediction</w:t>
-          </w:r>
-          <w:proofErr w:type="spellEnd"/>
-          <w:r>
-            <w:rPr>
-              <w:rFonts w:ascii="Calibri" w:eastAsia="Times New Roman" w:hAnsi="Calibri" w:cs="Calibri"/>
-              <w:color w:val="000000"/>
-            </w:rPr>
-            <w:t xml:space="preserve">. </w:t>
-          </w:r>
-          <w:proofErr w:type="spellStart"/>
           <w:r>
             <w:rPr>
               <w:rFonts w:ascii="Calibri" w:eastAsia="Times New Roman" w:hAnsi="Calibri" w:cs="Calibri"/>
@@ -4207,7 +3000,6 @@
             </w:rPr>
             <w:t>Array</w:t>
           </w:r>
-          <w:proofErr w:type="spellEnd"/>
           <w:r>
             <w:rPr>
               <w:rFonts w:ascii="Calibri" w:eastAsia="Times New Roman" w:hAnsi="Calibri" w:cs="Calibri"/>
@@ -4243,247 +3035,13 @@
               <w:color w:val="000000"/>
             </w:rPr>
           </w:pPr>
-          <w:proofErr w:type="spellStart"/>
           <w:r>
             <w:rPr>
               <w:rFonts w:ascii="Calibri" w:eastAsia="Times New Roman" w:hAnsi="Calibri" w:cs="Calibri"/>
               <w:color w:val="000000"/>
             </w:rPr>
-            <w:t>Vuong</w:t>
+            <w:t xml:space="preserve">Vuong, G. T. H., Nguyen, M. H., &amp; Huynh, A. N. Q. (2022). Volatility spillovers from the Chinese stock market to the U.S. stock market: The role of the COVID-19 pandemic. </w:t>
           </w:r>
-          <w:proofErr w:type="spellEnd"/>
-          <w:r>
-            <w:rPr>
-              <w:rFonts w:ascii="Calibri" w:eastAsia="Times New Roman" w:hAnsi="Calibri" w:cs="Calibri"/>
-              <w:color w:val="000000"/>
-            </w:rPr>
-            <w:t xml:space="preserve">, G. T. H., </w:t>
-          </w:r>
-          <w:proofErr w:type="spellStart"/>
-          <w:r>
-            <w:rPr>
-              <w:rFonts w:ascii="Calibri" w:eastAsia="Times New Roman" w:hAnsi="Calibri" w:cs="Calibri"/>
-              <w:color w:val="000000"/>
-            </w:rPr>
-            <w:t>Nguyen</w:t>
-          </w:r>
-          <w:proofErr w:type="spellEnd"/>
-          <w:r>
-            <w:rPr>
-              <w:rFonts w:ascii="Calibri" w:eastAsia="Times New Roman" w:hAnsi="Calibri" w:cs="Calibri"/>
-              <w:color w:val="000000"/>
-            </w:rPr>
-            <w:t xml:space="preserve">, M. H., &amp; </w:t>
-          </w:r>
-          <w:proofErr w:type="spellStart"/>
-          <w:r>
-            <w:rPr>
-              <w:rFonts w:ascii="Calibri" w:eastAsia="Times New Roman" w:hAnsi="Calibri" w:cs="Calibri"/>
-              <w:color w:val="000000"/>
-            </w:rPr>
-            <w:t>Huynh</w:t>
-          </w:r>
-          <w:proofErr w:type="spellEnd"/>
-          <w:r>
-            <w:rPr>
-              <w:rFonts w:ascii="Calibri" w:eastAsia="Times New Roman" w:hAnsi="Calibri" w:cs="Calibri"/>
-              <w:color w:val="000000"/>
-            </w:rPr>
-            <w:t xml:space="preserve">, A. N. Q. (2022). Volatility </w:t>
-          </w:r>
-          <w:proofErr w:type="spellStart"/>
-          <w:r>
-            <w:rPr>
-              <w:rFonts w:ascii="Calibri" w:eastAsia="Times New Roman" w:hAnsi="Calibri" w:cs="Calibri"/>
-              <w:color w:val="000000"/>
-            </w:rPr>
-            <w:t>spillovers</w:t>
-          </w:r>
-          <w:proofErr w:type="spellEnd"/>
-          <w:r>
-            <w:rPr>
-              <w:rFonts w:ascii="Calibri" w:eastAsia="Times New Roman" w:hAnsi="Calibri" w:cs="Calibri"/>
-              <w:color w:val="000000"/>
-            </w:rPr>
-            <w:t xml:space="preserve"> </w:t>
-          </w:r>
-          <w:proofErr w:type="spellStart"/>
-          <w:r>
-            <w:rPr>
-              <w:rFonts w:ascii="Calibri" w:eastAsia="Times New Roman" w:hAnsi="Calibri" w:cs="Calibri"/>
-              <w:color w:val="000000"/>
-            </w:rPr>
-            <w:t>from</w:t>
-          </w:r>
-          <w:proofErr w:type="spellEnd"/>
-          <w:r>
-            <w:rPr>
-              <w:rFonts w:ascii="Calibri" w:eastAsia="Times New Roman" w:hAnsi="Calibri" w:cs="Calibri"/>
-              <w:color w:val="000000"/>
-            </w:rPr>
-            <w:t xml:space="preserve"> </w:t>
-          </w:r>
-          <w:proofErr w:type="spellStart"/>
-          <w:r>
-            <w:rPr>
-              <w:rFonts w:ascii="Calibri" w:eastAsia="Times New Roman" w:hAnsi="Calibri" w:cs="Calibri"/>
-              <w:color w:val="000000"/>
-            </w:rPr>
-            <w:t>the</w:t>
-          </w:r>
-          <w:proofErr w:type="spellEnd"/>
-          <w:r>
-            <w:rPr>
-              <w:rFonts w:ascii="Calibri" w:eastAsia="Times New Roman" w:hAnsi="Calibri" w:cs="Calibri"/>
-              <w:color w:val="000000"/>
-            </w:rPr>
-            <w:t xml:space="preserve"> </w:t>
-          </w:r>
-          <w:proofErr w:type="spellStart"/>
-          <w:r>
-            <w:rPr>
-              <w:rFonts w:ascii="Calibri" w:eastAsia="Times New Roman" w:hAnsi="Calibri" w:cs="Calibri"/>
-              <w:color w:val="000000"/>
-            </w:rPr>
-            <w:t>Chinese</w:t>
-          </w:r>
-          <w:proofErr w:type="spellEnd"/>
-          <w:r>
-            <w:rPr>
-              <w:rFonts w:ascii="Calibri" w:eastAsia="Times New Roman" w:hAnsi="Calibri" w:cs="Calibri"/>
-              <w:color w:val="000000"/>
-            </w:rPr>
-            <w:t xml:space="preserve"> </w:t>
-          </w:r>
-          <w:proofErr w:type="spellStart"/>
-          <w:r>
-            <w:rPr>
-              <w:rFonts w:ascii="Calibri" w:eastAsia="Times New Roman" w:hAnsi="Calibri" w:cs="Calibri"/>
-              <w:color w:val="000000"/>
-            </w:rPr>
-            <w:t>stock</w:t>
-          </w:r>
-          <w:proofErr w:type="spellEnd"/>
-          <w:r>
-            <w:rPr>
-              <w:rFonts w:ascii="Calibri" w:eastAsia="Times New Roman" w:hAnsi="Calibri" w:cs="Calibri"/>
-              <w:color w:val="000000"/>
-            </w:rPr>
-            <w:t xml:space="preserve"> </w:t>
-          </w:r>
-          <w:proofErr w:type="spellStart"/>
-          <w:r>
-            <w:rPr>
-              <w:rFonts w:ascii="Calibri" w:eastAsia="Times New Roman" w:hAnsi="Calibri" w:cs="Calibri"/>
-              <w:color w:val="000000"/>
-            </w:rPr>
-            <w:t>market</w:t>
-          </w:r>
-          <w:proofErr w:type="spellEnd"/>
-          <w:r>
-            <w:rPr>
-              <w:rFonts w:ascii="Calibri" w:eastAsia="Times New Roman" w:hAnsi="Calibri" w:cs="Calibri"/>
-              <w:color w:val="000000"/>
-            </w:rPr>
-            <w:t xml:space="preserve"> to </w:t>
-          </w:r>
-          <w:proofErr w:type="spellStart"/>
-          <w:r>
-            <w:rPr>
-              <w:rFonts w:ascii="Calibri" w:eastAsia="Times New Roman" w:hAnsi="Calibri" w:cs="Calibri"/>
-              <w:color w:val="000000"/>
-            </w:rPr>
-            <w:t>the</w:t>
-          </w:r>
-          <w:proofErr w:type="spellEnd"/>
-          <w:r>
-            <w:rPr>
-              <w:rFonts w:ascii="Calibri" w:eastAsia="Times New Roman" w:hAnsi="Calibri" w:cs="Calibri"/>
-              <w:color w:val="000000"/>
-            </w:rPr>
-            <w:t xml:space="preserve"> U.S. </w:t>
-          </w:r>
-          <w:proofErr w:type="spellStart"/>
-          <w:r>
-            <w:rPr>
-              <w:rFonts w:ascii="Calibri" w:eastAsia="Times New Roman" w:hAnsi="Calibri" w:cs="Calibri"/>
-              <w:color w:val="000000"/>
-            </w:rPr>
-            <w:t>stock</w:t>
-          </w:r>
-          <w:proofErr w:type="spellEnd"/>
-          <w:r>
-            <w:rPr>
-              <w:rFonts w:ascii="Calibri" w:eastAsia="Times New Roman" w:hAnsi="Calibri" w:cs="Calibri"/>
-              <w:color w:val="000000"/>
-            </w:rPr>
-            <w:t xml:space="preserve"> </w:t>
-          </w:r>
-          <w:proofErr w:type="spellStart"/>
-          <w:r>
-            <w:rPr>
-              <w:rFonts w:ascii="Calibri" w:eastAsia="Times New Roman" w:hAnsi="Calibri" w:cs="Calibri"/>
-              <w:color w:val="000000"/>
-            </w:rPr>
-            <w:t>market</w:t>
-          </w:r>
-          <w:proofErr w:type="spellEnd"/>
-          <w:r>
-            <w:rPr>
-              <w:rFonts w:ascii="Calibri" w:eastAsia="Times New Roman" w:hAnsi="Calibri" w:cs="Calibri"/>
-              <w:color w:val="000000"/>
-            </w:rPr>
-            <w:t xml:space="preserve">: </w:t>
-          </w:r>
-          <w:proofErr w:type="spellStart"/>
-          <w:r>
-            <w:rPr>
-              <w:rFonts w:ascii="Calibri" w:eastAsia="Times New Roman" w:hAnsi="Calibri" w:cs="Calibri"/>
-              <w:color w:val="000000"/>
-            </w:rPr>
-            <w:t>The</w:t>
-          </w:r>
-          <w:proofErr w:type="spellEnd"/>
-          <w:r>
-            <w:rPr>
-              <w:rFonts w:ascii="Calibri" w:eastAsia="Times New Roman" w:hAnsi="Calibri" w:cs="Calibri"/>
-              <w:color w:val="000000"/>
-            </w:rPr>
-            <w:t xml:space="preserve"> role of </w:t>
-          </w:r>
-          <w:proofErr w:type="spellStart"/>
-          <w:r>
-            <w:rPr>
-              <w:rFonts w:ascii="Calibri" w:eastAsia="Times New Roman" w:hAnsi="Calibri" w:cs="Calibri"/>
-              <w:color w:val="000000"/>
-            </w:rPr>
-            <w:t>the</w:t>
-          </w:r>
-          <w:proofErr w:type="spellEnd"/>
-          <w:r>
-            <w:rPr>
-              <w:rFonts w:ascii="Calibri" w:eastAsia="Times New Roman" w:hAnsi="Calibri" w:cs="Calibri"/>
-              <w:color w:val="000000"/>
-            </w:rPr>
-            <w:t xml:space="preserve"> COVID-19 </w:t>
-          </w:r>
-          <w:proofErr w:type="spellStart"/>
-          <w:r>
-            <w:rPr>
-              <w:rFonts w:ascii="Calibri" w:eastAsia="Times New Roman" w:hAnsi="Calibri" w:cs="Calibri"/>
-              <w:color w:val="000000"/>
-            </w:rPr>
-            <w:t>pandemic</w:t>
-          </w:r>
-          <w:proofErr w:type="spellEnd"/>
-          <w:r>
-            <w:rPr>
-              <w:rFonts w:ascii="Calibri" w:eastAsia="Times New Roman" w:hAnsi="Calibri" w:cs="Calibri"/>
-              <w:color w:val="000000"/>
-            </w:rPr>
-            <w:t xml:space="preserve">. </w:t>
-          </w:r>
-          <w:proofErr w:type="spellStart"/>
           <w:r>
             <w:rPr>
               <w:rFonts w:ascii="Calibri" w:eastAsia="Times New Roman" w:hAnsi="Calibri" w:cs="Calibri"/>
@@ -4491,69 +3049,8 @@
               <w:iCs/>
               <w:color w:val="000000"/>
             </w:rPr>
-            <w:t>The</w:t>
+            <w:t>The Journal of Economic Asymmetries</w:t>
           </w:r>
-          <w:proofErr w:type="spellEnd"/>
-          <w:r>
-            <w:rPr>
-              <w:rFonts w:ascii="Calibri" w:eastAsia="Times New Roman" w:hAnsi="Calibri" w:cs="Calibri"/>
-              <w:i/>
-              <w:iCs/>
-              <w:color w:val="000000"/>
-            </w:rPr>
-            <w:t xml:space="preserve"> </w:t>
-          </w:r>
-          <w:proofErr w:type="spellStart"/>
-          <w:r>
-            <w:rPr>
-              <w:rFonts w:ascii="Calibri" w:eastAsia="Times New Roman" w:hAnsi="Calibri" w:cs="Calibri"/>
-              <w:i/>
-              <w:iCs/>
-              <w:color w:val="000000"/>
-            </w:rPr>
-            <w:t>Journal</w:t>
-          </w:r>
-          <w:proofErr w:type="spellEnd"/>
-          <w:r>
-            <w:rPr>
-              <w:rFonts w:ascii="Calibri" w:eastAsia="Times New Roman" w:hAnsi="Calibri" w:cs="Calibri"/>
-              <w:i/>
-              <w:iCs/>
-              <w:color w:val="000000"/>
-            </w:rPr>
-            <w:t xml:space="preserve"> of </w:t>
-          </w:r>
-          <w:proofErr w:type="spellStart"/>
-          <w:r>
-            <w:rPr>
-              <w:rFonts w:ascii="Calibri" w:eastAsia="Times New Roman" w:hAnsi="Calibri" w:cs="Calibri"/>
-              <w:i/>
-              <w:iCs/>
-              <w:color w:val="000000"/>
-            </w:rPr>
-            <w:t>Economic</w:t>
-          </w:r>
-          <w:proofErr w:type="spellEnd"/>
-          <w:r>
-            <w:rPr>
-              <w:rFonts w:ascii="Calibri" w:eastAsia="Times New Roman" w:hAnsi="Calibri" w:cs="Calibri"/>
-              <w:i/>
-              <w:iCs/>
-              <w:color w:val="000000"/>
-            </w:rPr>
-            <w:t xml:space="preserve"> </w:t>
-          </w:r>
-          <w:proofErr w:type="spellStart"/>
-          <w:r>
-            <w:rPr>
-              <w:rFonts w:ascii="Calibri" w:eastAsia="Times New Roman" w:hAnsi="Calibri" w:cs="Calibri"/>
-              <w:i/>
-              <w:iCs/>
-              <w:color w:val="000000"/>
-            </w:rPr>
-            <w:t>Asymmetries</w:t>
-          </w:r>
-          <w:proofErr w:type="spellEnd"/>
           <w:r>
             <w:rPr>
               <w:rFonts w:ascii="Calibri" w:eastAsia="Times New Roman" w:hAnsi="Calibri" w:cs="Calibri"/>
@@ -4589,119 +3086,13 @@
               <w:color w:val="000000"/>
             </w:rPr>
           </w:pPr>
-          <w:proofErr w:type="spellStart"/>
           <w:r>
             <w:rPr>
               <w:rFonts w:ascii="Calibri" w:eastAsia="Times New Roman" w:hAnsi="Calibri" w:cs="Calibri"/>
               <w:color w:val="000000"/>
             </w:rPr>
-            <w:t>Wang</w:t>
+            <w:t xml:space="preserve">Wang, Y. (2024). The Relationship Between Geopolitical Risks and Stock Market Volatility. </w:t>
           </w:r>
-          <w:proofErr w:type="spellEnd"/>
-          <w:r>
-            <w:rPr>
-              <w:rFonts w:ascii="Calibri" w:eastAsia="Times New Roman" w:hAnsi="Calibri" w:cs="Calibri"/>
-              <w:color w:val="000000"/>
-            </w:rPr>
-            <w:t xml:space="preserve">, Y. (2024). </w:t>
-          </w:r>
-          <w:proofErr w:type="spellStart"/>
-          <w:r>
-            <w:rPr>
-              <w:rFonts w:ascii="Calibri" w:eastAsia="Times New Roman" w:hAnsi="Calibri" w:cs="Calibri"/>
-              <w:color w:val="000000"/>
-            </w:rPr>
-            <w:t>The</w:t>
-          </w:r>
-          <w:proofErr w:type="spellEnd"/>
-          <w:r>
-            <w:rPr>
-              <w:rFonts w:ascii="Calibri" w:eastAsia="Times New Roman" w:hAnsi="Calibri" w:cs="Calibri"/>
-              <w:color w:val="000000"/>
-            </w:rPr>
-            <w:t xml:space="preserve"> </w:t>
-          </w:r>
-          <w:proofErr w:type="spellStart"/>
-          <w:r>
-            <w:rPr>
-              <w:rFonts w:ascii="Calibri" w:eastAsia="Times New Roman" w:hAnsi="Calibri" w:cs="Calibri"/>
-              <w:color w:val="000000"/>
-            </w:rPr>
-            <w:t>Relationship</w:t>
-          </w:r>
-          <w:proofErr w:type="spellEnd"/>
-          <w:r>
-            <w:rPr>
-              <w:rFonts w:ascii="Calibri" w:eastAsia="Times New Roman" w:hAnsi="Calibri" w:cs="Calibri"/>
-              <w:color w:val="000000"/>
-            </w:rPr>
-            <w:t xml:space="preserve"> </w:t>
-          </w:r>
-          <w:proofErr w:type="spellStart"/>
-          <w:r>
-            <w:rPr>
-              <w:rFonts w:ascii="Calibri" w:eastAsia="Times New Roman" w:hAnsi="Calibri" w:cs="Calibri"/>
-              <w:color w:val="000000"/>
-            </w:rPr>
-            <w:t>Between</w:t>
-          </w:r>
-          <w:proofErr w:type="spellEnd"/>
-          <w:r>
-            <w:rPr>
-              <w:rFonts w:ascii="Calibri" w:eastAsia="Times New Roman" w:hAnsi="Calibri" w:cs="Calibri"/>
-              <w:color w:val="000000"/>
-            </w:rPr>
-            <w:t xml:space="preserve"> </w:t>
-          </w:r>
-          <w:proofErr w:type="spellStart"/>
-          <w:r>
-            <w:rPr>
-              <w:rFonts w:ascii="Calibri" w:eastAsia="Times New Roman" w:hAnsi="Calibri" w:cs="Calibri"/>
-              <w:color w:val="000000"/>
-            </w:rPr>
-            <w:t>Geopolitical</w:t>
-          </w:r>
-          <w:proofErr w:type="spellEnd"/>
-          <w:r>
-            <w:rPr>
-              <w:rFonts w:ascii="Calibri" w:eastAsia="Times New Roman" w:hAnsi="Calibri" w:cs="Calibri"/>
-              <w:color w:val="000000"/>
-            </w:rPr>
-            <w:t xml:space="preserve"> </w:t>
-          </w:r>
-          <w:proofErr w:type="spellStart"/>
-          <w:r>
-            <w:rPr>
-              <w:rFonts w:ascii="Calibri" w:eastAsia="Times New Roman" w:hAnsi="Calibri" w:cs="Calibri"/>
-              <w:color w:val="000000"/>
-            </w:rPr>
-            <w:t>Risks</w:t>
-          </w:r>
-          <w:proofErr w:type="spellEnd"/>
-          <w:r>
-            <w:rPr>
-              <w:rFonts w:ascii="Calibri" w:eastAsia="Times New Roman" w:hAnsi="Calibri" w:cs="Calibri"/>
-              <w:color w:val="000000"/>
-            </w:rPr>
-            <w:t xml:space="preserve"> and Stock </w:t>
-          </w:r>
-          <w:proofErr w:type="spellStart"/>
-          <w:r>
-            <w:rPr>
-              <w:rFonts w:ascii="Calibri" w:eastAsia="Times New Roman" w:hAnsi="Calibri" w:cs="Calibri"/>
-              <w:color w:val="000000"/>
-            </w:rPr>
-            <w:t>Market</w:t>
-          </w:r>
-          <w:proofErr w:type="spellEnd"/>
-          <w:r>
-            <w:rPr>
-              <w:rFonts w:ascii="Calibri" w:eastAsia="Times New Roman" w:hAnsi="Calibri" w:cs="Calibri"/>
-              <w:color w:val="000000"/>
-            </w:rPr>
-            <w:t xml:space="preserve"> Volatility. </w:t>
-          </w:r>
-          <w:proofErr w:type="spellStart"/>
           <w:r>
             <w:rPr>
               <w:rFonts w:ascii="Calibri" w:eastAsia="Times New Roman" w:hAnsi="Calibri" w:cs="Calibri"/>
@@ -4709,37 +3100,7 @@
               <w:iCs/>
               <w:color w:val="000000"/>
             </w:rPr>
-            <w:t>Frontiers</w:t>
-          </w:r>
-          <w:proofErr w:type="spellEnd"/>
-          <w:r>
-            <w:rPr>
-              <w:rFonts w:ascii="Calibri" w:eastAsia="Times New Roman" w:hAnsi="Calibri" w:cs="Calibri"/>
-              <w:i/>
-              <w:iCs/>
-              <w:color w:val="000000"/>
-            </w:rPr>
-            <w:t xml:space="preserve"> in Business, </w:t>
-          </w:r>
-          <w:proofErr w:type="spellStart"/>
-          <w:r>
-            <w:rPr>
-              <w:rFonts w:ascii="Calibri" w:eastAsia="Times New Roman" w:hAnsi="Calibri" w:cs="Calibri"/>
-              <w:i/>
-              <w:iCs/>
-              <w:color w:val="000000"/>
-            </w:rPr>
-            <w:t>Economics</w:t>
-          </w:r>
-          <w:proofErr w:type="spellEnd"/>
-          <w:r>
-            <w:rPr>
-              <w:rFonts w:ascii="Calibri" w:eastAsia="Times New Roman" w:hAnsi="Calibri" w:cs="Calibri"/>
-              <w:i/>
-              <w:iCs/>
-              <w:color w:val="000000"/>
-            </w:rPr>
-            <w:t xml:space="preserve"> and Management</w:t>
+            <w:t>Frontiers in Business, Economics and Management</w:t>
           </w:r>
           <w:r>
             <w:rPr>
@@ -6122,10 +4483,12 @@
   <w:rsids>
     <w:rsidRoot w:val="00EF1F3F"/>
     <w:rsid w:val="00046425"/>
+    <w:rsid w:val="0005623E"/>
     <w:rsid w:val="00150A58"/>
     <w:rsid w:val="001A57E4"/>
     <w:rsid w:val="004C6F8F"/>
     <w:rsid w:val="005425B6"/>
+    <w:rsid w:val="00556436"/>
     <w:rsid w:val="005E5AC4"/>
     <w:rsid w:val="006F40EE"/>
     <w:rsid w:val="00723C5C"/>
